--- a/docs/knowledge/phase-0-backend-foundation.docx
+++ b/docs/knowledge/phase-0-backend-foundation.docx
@@ -6316,6 +6316,146 @@
       </w:r>
     </w:p>
     <w:p>
+      <w:r>
+        <w:t xml:space="preserve">Ba bài học có thật từ F03:</w:t>
+      </w:r>
+    </w:p>
+    <w:p>
+      <w:pPr>
+        <w:pStyle w:val="ListParagraph"/>
+        <w:numPr>
+          <w:ilvl w:val="0"/>
+          <w:numId w:val="1"/>
+        </w:numPr>
+      </w:pPr>
+      <w:r>
+        <w:rPr>
+          <w:rFonts w:ascii="Consolas" w:eastAsia="Consolas" w:hAnsi="Consolas" w:cs="Consolas"/>
+          <w:b/>
+          <w:bCs/>
+        </w:rPr>
+        <w:t xml:space="preserve">@WebMvcTest</w:t>
+      </w:r>
+      <w:r>
+        <w:rPr>
+          <w:b/>
+          <w:bCs/>
+        </w:rPr>
+        <w:t xml:space="preserve"> luôn ghi rõ controller</w:t>
+      </w:r>
+      <w:r>
+        <w:t xml:space="preserve">, ví dụ </w:t>
+      </w:r>
+      <w:r>
+        <w:rPr>
+          <w:rFonts w:ascii="Consolas" w:eastAsia="Consolas" w:hAnsi="Consolas" w:cs="Consolas"/>
+        </w:rPr>
+        <w:t xml:space="preserve">@WebMvcTest(ProvidersController.class)</w:t>
+      </w:r>
+      <w:r>
+        <w:t xml:space="preserve">. Viết trần </w:t>
+      </w:r>
+      <w:r>
+        <w:rPr>
+          <w:rFonts w:ascii="Consolas" w:eastAsia="Consolas" w:hAnsi="Consolas" w:cs="Consolas"/>
+        </w:rPr>
+        <w:t xml:space="preserve">@WebMvcTest</w:t>
+      </w:r>
+      <w:r>
+        <w:t xml:space="preserve"> thì Spring nạp </w:t>
+      </w:r>
+      <w:r>
+        <w:rPr>
+          <w:b/>
+          <w:bCs/>
+        </w:rPr>
+        <w:t xml:space="preserve">mọi</w:t>
+      </w:r>
+      <w:r>
+        <w:t xml:space="preserve"> controller. Ở BE-25, </w:t>
+      </w:r>
+      <w:r>
+        <w:rPr>
+          <w:rFonts w:ascii="Consolas" w:eastAsia="Consolas" w:hAnsi="Consolas" w:cs="Consolas"/>
+        </w:rPr>
+        <w:t xml:space="preserve">ProvidersController</w:t>
+      </w:r>
+      <w:r>
+        <w:t xml:space="preserve"> cần </w:t>
+      </w:r>
+      <w:r>
+        <w:rPr>
+          <w:rFonts w:ascii="Consolas" w:eastAsia="Consolas" w:hAnsi="Consolas" w:cs="Consolas"/>
+        </w:rPr>
+        <w:t xml:space="preserve">ProviderRegistry</w:t>
+      </w:r>
+      <w:r>
+        <w:t xml:space="preserve">, mà bean này không có trong web slice, nên 18 test cũ của F01 đỏ dù không ai đụng vào chúng.</w:t>
+      </w:r>
+    </w:p>
+    <w:p>
+      <w:pPr>
+        <w:pStyle w:val="ListParagraph"/>
+        <w:numPr>
+          <w:ilvl w:val="0"/>
+          <w:numId w:val="1"/>
+        </w:numPr>
+      </w:pPr>
+      <w:r>
+        <w:rPr>
+          <w:b/>
+          <w:bCs/>
+        </w:rPr>
+        <w:t xml:space="preserve">Chạy cả bộ test trước khi nói "xanh".</w:t>
+      </w:r>
+      <w:r>
+        <w:t xml:space="preserve"> Chạy một phần chỉ chứng minh phần đó. Lỗi ở trên nằm trong test cũ, nên lệnh chỉ chạy test mới không thấy được.</w:t>
+      </w:r>
+    </w:p>
+    <w:p>
+      <w:pPr>
+        <w:pStyle w:val="ListParagraph"/>
+        <w:numPr>
+          <w:ilvl w:val="0"/>
+          <w:numId w:val="1"/>
+        </w:numPr>
+      </w:pPr>
+      <w:r>
+        <w:rPr>
+          <w:b/>
+          <w:bCs/>
+        </w:rPr>
+        <w:t xml:space="preserve">Đếm test khi có </w:t>
+      </w:r>
+      <w:r>
+        <w:rPr>
+          <w:rFonts w:ascii="Consolas" w:eastAsia="Consolas" w:hAnsi="Consolas" w:cs="Consolas"/>
+          <w:b/>
+          <w:bCs/>
+        </w:rPr>
+        <w:t xml:space="preserve">@Nested</w:t>
+      </w:r>
+      <w:r>
+        <w:rPr>
+          <w:b/>
+          <w:bCs/>
+        </w:rPr>
+        <w:t xml:space="preserve">:</w:t>
+      </w:r>
+      <w:r>
+        <w:t xml:space="preserve"> dòng tổng của Surefire có thể đếm thiếu (F03: ghi 172, thực tế 174). Muốn con số chính xác thì cộng các dòng </w:t>
+      </w:r>
+      <w:r>
+        <w:rPr>
+          <w:rFonts w:ascii="Consolas" w:eastAsia="Consolas" w:hAnsi="Consolas" w:cs="Consolas"/>
+        </w:rPr>
+        <w:t xml:space="preserve">Tests run</w:t>
+      </w:r>
+      <w:r>
+        <w:t xml:space="preserve"> theo từng lớp.</w:t>
+      </w:r>
+    </w:p>
+    <w:p>
       <w:pPr>
         <w:pBdr>
           <w:bottom w:val="single" w:sz="4" w:space="0" w:color="auto"/>

--- a/docs/knowledge/phase-0-backend-foundation.docx
+++ b/docs/knowledge/phase-0-backend-foundation.docx
@@ -97,7 +97,7 @@
         <w:t xml:space="preserve">Phạm vi:</w:t>
       </w:r>
       <w:r>
-        <w:t xml:space="preserve"> F01 Project Foundation và F03 Provider Contract. F02 Connected Accounts sẽ được bổ sung vào file này khi làm.</w:t>
+        <w:t xml:space="preserve"> F01 Project Foundation và F03 Provider Contract (mục 0–12); F02 Connected Accounts (mục 13–19, đang làm: xong BE-09…BE-12).</w:t>
         <w:br/>
       </w:r>
       <w:r>
@@ -6872,7 +6872,3278 @@
         <w:pStyle w:val="Heading2"/>
       </w:pPr>
       <w:r>
-        <w:t xml:space="preserve">Bổ sung khi làm F02</w:t>
+        <w:t xml:space="preserve">13. F02 — Bức tranh: người dùng Sino và tài khoản provider</w:t>
+      </w:r>
+    </w:p>
+    <w:p>
+      <w:r>
+        <w:t xml:space="preserve">F02 lưu các tài khoản bạn kết nối vào Sino. Có hai khái niệm "tài khoản" khác nhau, nằm ở hai module khác nhau:</w:t>
+      </w:r>
+    </w:p>
+    <w:p>
+      <w:pPr>
+        <w:shd w:val="clear" w:color="auto" w:fill="F2F3F5"/>
+        <w:ind w:left="0"/>
+      </w:pPr>
+      <w:r>
+        <w:rPr>
+          <w:rFonts w:ascii="Consolas" w:eastAsia="Consolas" w:hAnsi="Consolas" w:cs="Consolas"/>
+          <w:sz w:val="19"/>
+          <w:szCs w:val="19"/>
+        </w:rPr>
+        <w:t xml:space="preserve">app_user  (module identity)</w:t>
+        <w:br/>
+        <w:t xml:space="preserve">  "bạn" - người dùng Sino: email, tên hiển thị</w:t>
+        <w:br/>
+        <w:t xml:space="preserve">     |</w:t>
+        <w:br/>
+        <w:t xml:space="preserve">     |  một user có nhiều account</w:t>
+        <w:br/>
+        <w:t xml:space="preserve">     v</w:t>
+        <w:br/>
+        <w:t xml:space="preserve">connected_account  (module account)</w:t>
+        <w:br/>
+        <w:t xml:space="preserve">  "Gmail cá nhân", "Gmail công việc"</w:t>
+        <w:br/>
+        <w:t xml:space="preserve">  provider, ID bên provider, trạng thái</w:t>
+        <w:br/>
+        <w:t xml:space="preserve">     |</w:t>
+        <w:br/>
+        <w:t xml:space="preserve">     |  mỗi account có một credential</w:t>
+        <w:br/>
+        <w:t xml:space="preserve">     v</w:t>
+        <w:br/>
+        <w:t xml:space="preserve">account_credential  (BE-13)</w:t>
+        <w:br/>
+        <w:t xml:space="preserve">  token đã mã hóa: access/refresh token, ID khóa</w:t>
+      </w:r>
+    </w:p>
+    <w:tbl>
+      <w:tblPr>
+        <w:tblW w:w="9360" w:type="dxa"/>
+        <w:tblBorders>
+          <w:top w:val="single" w:sz="4" w:space="0" w:color="auto"/>
+          <w:left w:val="single" w:sz="4" w:space="0" w:color="auto"/>
+          <w:bottom w:val="single" w:sz="4" w:space="0" w:color="auto"/>
+          <w:right w:val="single" w:sz="4" w:space="0" w:color="auto"/>
+          <w:insideH w:val="single" w:sz="4" w:space="0" w:color="auto"/>
+          <w:insideV w:val="single" w:sz="4" w:space="0" w:color="auto"/>
+        </w:tblBorders>
+        <w:tblLayout w:type="fixed"/>
+      </w:tblPr>
+      <w:tblGrid>
+        <w:gridCol w:w="3120"/>
+        <w:gridCol w:w="3120"/>
+        <w:gridCol w:w="3120"/>
+      </w:tblGrid>
+      <w:tr>
+        <w:tc>
+          <w:tcPr>
+            <w:tcW w:w="3120" w:type="dxa"/>
+            <w:shd w:val="clear" w:color="auto" w:fill="F2F2F2"/>
+          </w:tcPr>
+          <w:p>
+            <w:r>
+              <w:t xml:space="preserve">Task</w:t>
+            </w:r>
+          </w:p>
+        </w:tc>
+        <w:tc>
+          <w:tcPr>
+            <w:tcW w:w="3120" w:type="dxa"/>
+            <w:shd w:val="clear" w:color="auto" w:fill="F2F2F2"/>
+          </w:tcPr>
+          <w:p>
+            <w:r>
+              <w:t xml:space="preserve">Đã làm</w:t>
+            </w:r>
+          </w:p>
+        </w:tc>
+        <w:tc>
+          <w:tcPr>
+            <w:tcW w:w="3120" w:type="dxa"/>
+            <w:shd w:val="clear" w:color="auto" w:fill="F2F2F2"/>
+          </w:tcPr>
+          <w:p>
+            <w:r>
+              <w:t xml:space="preserve">Trạng thái</w:t>
+            </w:r>
+          </w:p>
+        </w:tc>
+      </w:tr>
+      <w:tr>
+        <w:tc>
+          <w:tcPr>
+            <w:tcW w:w="3120" w:type="dxa"/>
+          </w:tcPr>
+          <w:p>
+            <w:r>
+              <w:t xml:space="preserve">BE-09</w:t>
+            </w:r>
+          </w:p>
+        </w:tc>
+        <w:tc>
+          <w:tcPr>
+            <w:tcW w:w="3120" w:type="dxa"/>
+          </w:tcPr>
+          <w:p>
+            <w:r>
+              <w:t xml:space="preserve">Module </w:t>
+            </w:r>
+            <w:r>
+              <w:rPr>
+                <w:rFonts w:ascii="Consolas" w:eastAsia="Consolas" w:hAnsi="Consolas" w:cs="Consolas"/>
+              </w:rPr>
+              <w:t xml:space="preserve">identity</w:t>
+            </w:r>
+            <w:r>
+              <w:t xml:space="preserve">: bảng </w:t>
+            </w:r>
+            <w:r>
+              <w:rPr>
+                <w:rFonts w:ascii="Consolas" w:eastAsia="Consolas" w:hAnsi="Consolas" w:cs="Consolas"/>
+              </w:rPr>
+              <w:t xml:space="preserve">app_user</w:t>
+            </w:r>
+            <w:r>
+              <w:t xml:space="preserve">, tạo owner lúc khởi động, </w:t>
+            </w:r>
+            <w:r>
+              <w:rPr>
+                <w:rFonts w:ascii="Consolas" w:eastAsia="Consolas" w:hAnsi="Consolas" w:cs="Consolas"/>
+              </w:rPr>
+              <w:t xml:space="preserve">CurrentUser</w:t>
+            </w:r>
+          </w:p>
+        </w:tc>
+        <w:tc>
+          <w:tcPr>
+            <w:tcW w:w="3120" w:type="dxa"/>
+          </w:tcPr>
+          <w:p>
+            <w:r>
+              <w:t xml:space="preserve">xong</w:t>
+            </w:r>
+          </w:p>
+        </w:tc>
+      </w:tr>
+      <w:tr>
+        <w:tc>
+          <w:tcPr>
+            <w:tcW w:w="3120" w:type="dxa"/>
+          </w:tcPr>
+          <w:p>
+            <w:r>
+              <w:t xml:space="preserve">BE-10</w:t>
+            </w:r>
+          </w:p>
+        </w:tc>
+        <w:tc>
+          <w:tcPr>
+            <w:tcW w:w="3120" w:type="dxa"/>
+          </w:tcPr>
+          <w:p>
+            <w:r>
+              <w:t xml:space="preserve">Aggregate </w:t>
+            </w:r>
+            <w:r>
+              <w:rPr>
+                <w:rFonts w:ascii="Consolas" w:eastAsia="Consolas" w:hAnsi="Consolas" w:cs="Consolas"/>
+              </w:rPr>
+              <w:t xml:space="preserve">ConnectedAccount</w:t>
+            </w:r>
+            <w:r>
+              <w:t xml:space="preserve"> và máy trạng thái</w:t>
+            </w:r>
+          </w:p>
+        </w:tc>
+        <w:tc>
+          <w:tcPr>
+            <w:tcW w:w="3120" w:type="dxa"/>
+          </w:tcPr>
+          <w:p>
+            <w:r>
+              <w:t xml:space="preserve">xong</w:t>
+            </w:r>
+          </w:p>
+        </w:tc>
+      </w:tr>
+      <w:tr>
+        <w:tc>
+          <w:tcPr>
+            <w:tcW w:w="3120" w:type="dxa"/>
+          </w:tcPr>
+          <w:p>
+            <w:r>
+              <w:t xml:space="preserve">BE-11</w:t>
+            </w:r>
+          </w:p>
+        </w:tc>
+        <w:tc>
+          <w:tcPr>
+            <w:tcW w:w="3120" w:type="dxa"/>
+          </w:tcPr>
+          <w:p>
+            <w:r>
+              <w:t xml:space="preserve">Bảng </w:t>
+            </w:r>
+            <w:r>
+              <w:rPr>
+                <w:rFonts w:ascii="Consolas" w:eastAsia="Consolas" w:hAnsi="Consolas" w:cs="Consolas"/>
+              </w:rPr>
+              <w:t xml:space="preserve">connected_account</w:t>
+            </w:r>
+            <w:r>
+              <w:t xml:space="preserve">, ánh xạ JPA, repository</w:t>
+            </w:r>
+          </w:p>
+        </w:tc>
+        <w:tc>
+          <w:tcPr>
+            <w:tcW w:w="3120" w:type="dxa"/>
+          </w:tcPr>
+          <w:p>
+            <w:r>
+              <w:t xml:space="preserve">xong</w:t>
+            </w:r>
+          </w:p>
+        </w:tc>
+      </w:tr>
+      <w:tr>
+        <w:tc>
+          <w:tcPr>
+            <w:tcW w:w="3120" w:type="dxa"/>
+          </w:tcPr>
+          <w:p>
+            <w:r>
+              <w:t xml:space="preserve">BE-12</w:t>
+            </w:r>
+          </w:p>
+        </w:tc>
+        <w:tc>
+          <w:tcPr>
+            <w:tcW w:w="3120" w:type="dxa"/>
+          </w:tcPr>
+          <w:p>
+            <w:r>
+              <w:t xml:space="preserve">Mã hóa credential AES-256-GCM, kiểm tra khóa lúc khởi động, review bảo mật</w:t>
+            </w:r>
+          </w:p>
+        </w:tc>
+        <w:tc>
+          <w:tcPr>
+            <w:tcW w:w="3120" w:type="dxa"/>
+          </w:tcPr>
+          <w:p>
+            <w:r>
+              <w:t xml:space="preserve">xong</w:t>
+            </w:r>
+          </w:p>
+        </w:tc>
+      </w:tr>
+      <w:tr>
+        <w:tc>
+          <w:tcPr>
+            <w:tcW w:w="3120" w:type="dxa"/>
+          </w:tcPr>
+          <w:p>
+            <w:r>
+              <w:t xml:space="preserve">BE-13…BE-18</w:t>
+            </w:r>
+          </w:p>
+        </w:tc>
+        <w:tc>
+          <w:tcPr>
+            <w:tcW w:w="3120" w:type="dxa"/>
+          </w:tcPr>
+          <w:p>
+            <w:r>
+              <w:t xml:space="preserve">Lưu credential, use case đăng ký, REST API, xóa, nghiệm thu</w:t>
+            </w:r>
+          </w:p>
+        </w:tc>
+        <w:tc>
+          <w:tcPr>
+            <w:tcW w:w="3120" w:type="dxa"/>
+          </w:tcPr>
+          <w:p>
+            <w:r>
+              <w:t xml:space="preserve">chưa làm</w:t>
+            </w:r>
+          </w:p>
+        </w:tc>
+      </w:tr>
+    </w:tbl>
+    <w:p>
+      <w:r>
+        <w:t xml:space="preserve">Quyết định đã chốt: </w:t>
+      </w:r>
+      <w:r>
+        <w:rPr>
+          <w:b/>
+          <w:bCs/>
+        </w:rPr>
+        <w:t xml:space="preserve">D-10 = A</w:t>
+      </w:r>
+      <w:r>
+        <w:t xml:space="preserve"> (module </w:t>
+      </w:r>
+      <w:r>
+        <w:rPr>
+          <w:rFonts w:ascii="Consolas" w:eastAsia="Consolas" w:hAnsi="Consolas" w:cs="Consolas"/>
+        </w:rPr>
+        <w:t xml:space="preserve">identity</w:t>
+      </w:r>
+      <w:r>
+        <w:t xml:space="preserve"> riêng), </w:t>
+      </w:r>
+      <w:r>
+        <w:rPr>
+          <w:b/>
+          <w:bCs/>
+        </w:rPr>
+        <w:t xml:space="preserve">D-11 = A</w:t>
+      </w:r>
+      <w:r>
+        <w:t xml:space="preserve"> (AES-256-GCM bằng thư viện có sẵn của JDK, khóa có ID), </w:t>
+      </w:r>
+      <w:r>
+        <w:rPr>
+          <w:b/>
+          <w:bCs/>
+        </w:rPr>
+        <w:t xml:space="preserve">D-12 = A</w:t>
+      </w:r>
+      <w:r>
+        <w:t xml:space="preserve"> (5 trạng thái, không lưu </w:t>
+      </w:r>
+      <w:r>
+        <w:rPr>
+          <w:rFonts w:ascii="Consolas" w:eastAsia="Consolas" w:hAnsi="Consolas" w:cs="Consolas"/>
+        </w:rPr>
+        <w:t xml:space="preserve">SYNCING</w:t>
+      </w:r>
+      <w:r>
+        <w:t xml:space="preserve">). Lần đầu áp dụng D-08 (UUIDv7) và D-09 (enum lưu chữ + </w:t>
+      </w:r>
+      <w:r>
+        <w:rPr>
+          <w:rFonts w:ascii="Consolas" w:eastAsia="Consolas" w:hAnsi="Consolas" w:cs="Consolas"/>
+        </w:rPr>
+        <w:t xml:space="preserve">CHECK</w:t>
+      </w:r>
+      <w:r>
+        <w:t xml:space="preserve">).</w:t>
+      </w:r>
+    </w:p>
+    <w:p>
+      <w:pPr>
+        <w:pBdr>
+          <w:bottom w:val="single" w:sz="4" w:space="0" w:color="auto"/>
+        </w:pBdr>
+        <w:ind w:left="0"/>
+      </w:pPr>
+    </w:p>
+    <w:p>
+      <w:pPr>
+        <w:pStyle w:val="Heading2"/>
+      </w:pPr>
+      <w:r>
+        <w:t xml:space="preserve">14. Module </w:t>
+      </w:r>
+      <w:r>
+        <w:rPr>
+          <w:rFonts w:ascii="Consolas" w:eastAsia="Consolas" w:hAnsi="Consolas" w:cs="Consolas"/>
+        </w:rPr>
+        <w:t xml:space="preserve">identity</w:t>
+      </w:r>
+      <w:r>
+        <w:t xml:space="preserve">: owner và người dùng hiện tại (BE-09)</w:t>
+      </w:r>
+    </w:p>
+    <w:p>
+      <w:pPr>
+        <w:pStyle w:val="Heading3"/>
+      </w:pPr>
+      <w:r>
+        <w:t xml:space="preserve">14.1 Vì sao có module riêng (D-10)</w:t>
+      </w:r>
+    </w:p>
+    <w:p>
+      <w:pPr>
+        <w:pStyle w:val="ListParagraph"/>
+        <w:numPr>
+          <w:ilvl w:val="0"/>
+          <w:numId w:val="1"/>
+        </w:numPr>
+      </w:pPr>
+      <w:r>
+        <w:rPr>
+          <w:b/>
+          <w:bCs/>
+        </w:rPr>
+        <w:t xml:space="preserve">Ở đâu:</w:t>
+      </w:r>
+      <w:r>
+        <w:t xml:space="preserve"> </w:t>
+      </w:r>
+      <w:r>
+        <w:rPr>
+          <w:rFonts w:ascii="Consolas" w:eastAsia="Consolas" w:hAnsi="Consolas" w:cs="Consolas"/>
+        </w:rPr>
+        <w:t xml:space="preserve">src/main/java/dev/sino/identity/</w:t>
+      </w:r>
+      <w:r>
+        <w:t xml:space="preserve">.</w:t>
+      </w:r>
+    </w:p>
+    <w:p>
+      <w:pPr>
+        <w:pStyle w:val="ListParagraph"/>
+        <w:numPr>
+          <w:ilvl w:val="0"/>
+          <w:numId w:val="1"/>
+        </w:numPr>
+      </w:pPr>
+      <w:r>
+        <w:rPr>
+          <w:b/>
+          <w:bCs/>
+        </w:rPr>
+        <w:t xml:space="preserve">Vì sao:</w:t>
+      </w:r>
+      <w:r>
+        <w:t xml:space="preserve"> "người dùng Sino" khác "tài khoản Gmail". Khi có đăng nhập thật cho nhiều người (D-22), mọi thứ về đăng nhập vào </w:t>
+      </w:r>
+      <w:r>
+        <w:rPr>
+          <w:rFonts w:ascii="Consolas" w:eastAsia="Consolas" w:hAnsi="Consolas" w:cs="Consolas"/>
+        </w:rPr>
+        <w:t xml:space="preserve">identity</w:t>
+      </w:r>
+      <w:r>
+        <w:t xml:space="preserve">; module </w:t>
+      </w:r>
+      <w:r>
+        <w:rPr>
+          <w:rFonts w:ascii="Consolas" w:eastAsia="Consolas" w:hAnsi="Consolas" w:cs="Consolas"/>
+        </w:rPr>
+        <w:t xml:space="preserve">account</w:t>
+      </w:r>
+      <w:r>
+        <w:t xml:space="preserve"> chỉ biết </w:t>
+      </w:r>
+      <w:r>
+        <w:rPr>
+          <w:rFonts w:ascii="Consolas" w:eastAsia="Consolas" w:hAnsi="Consolas" w:cs="Consolas"/>
+        </w:rPr>
+        <w:t xml:space="preserve">ownerId</w:t>
+      </w:r>
+      <w:r>
+        <w:t xml:space="preserve"> (một UUID) nên không phải sửa.</w:t>
+      </w:r>
+    </w:p>
+    <w:p>
+      <w:pPr>
+        <w:pStyle w:val="Heading3"/>
+      </w:pPr>
+      <w:r>
+        <w:t xml:space="preserve">14.2 Tạo owner lúc khởi động: </w:t>
+      </w:r>
+      <w:r>
+        <w:rPr>
+          <w:rFonts w:ascii="Consolas" w:eastAsia="Consolas" w:hAnsi="Consolas" w:cs="Consolas"/>
+        </w:rPr>
+        <w:t xml:space="preserve">ApplicationRunner</w:t>
+      </w:r>
+    </w:p>
+    <w:p>
+      <w:pPr>
+        <w:pStyle w:val="ListParagraph"/>
+        <w:numPr>
+          <w:ilvl w:val="0"/>
+          <w:numId w:val="1"/>
+        </w:numPr>
+      </w:pPr>
+      <w:r>
+        <w:rPr>
+          <w:b/>
+          <w:bCs/>
+        </w:rPr>
+        <w:t xml:space="preserve">Ở đâu:</w:t>
+      </w:r>
+      <w:r>
+        <w:t xml:space="preserve"> </w:t>
+      </w:r>
+      <w:r>
+        <w:rPr>
+          <w:rFonts w:ascii="Consolas" w:eastAsia="Consolas" w:hAnsi="Consolas" w:cs="Consolas"/>
+        </w:rPr>
+        <w:t xml:space="preserve">identity/application/OwnerProvisioner.java</w:t>
+      </w:r>
+      <w:r>
+        <w:t xml:space="preserve">.</w:t>
+      </w:r>
+    </w:p>
+    <w:p>
+      <w:pPr>
+        <w:pStyle w:val="ListParagraph"/>
+        <w:numPr>
+          <w:ilvl w:val="0"/>
+          <w:numId w:val="1"/>
+        </w:numPr>
+      </w:pPr>
+      <w:r>
+        <w:rPr>
+          <w:b/>
+          <w:bCs/>
+        </w:rPr>
+        <w:t xml:space="preserve">Là gì:</w:t>
+      </w:r>
+      <w:r>
+        <w:t xml:space="preserve"> class </w:t>
+      </w:r>
+      <w:r>
+        <w:rPr>
+          <w:rFonts w:ascii="Consolas" w:eastAsia="Consolas" w:hAnsi="Consolas" w:cs="Consolas"/>
+        </w:rPr>
+        <w:t xml:space="preserve">implements ApplicationRunner</w:t>
+      </w:r>
+      <w:r>
+        <w:t xml:space="preserve">; Spring gọi method </w:t>
+      </w:r>
+      <w:r>
+        <w:rPr>
+          <w:rFonts w:ascii="Consolas" w:eastAsia="Consolas" w:hAnsi="Consolas" w:cs="Consolas"/>
+        </w:rPr>
+        <w:t xml:space="preserve">run(...)</w:t>
+      </w:r>
+      <w:r>
+        <w:t xml:space="preserve"> </w:t>
+      </w:r>
+      <w:r>
+        <w:rPr>
+          <w:b/>
+          <w:bCs/>
+        </w:rPr>
+        <w:t xml:space="preserve">một lần</w:t>
+      </w:r>
+      <w:r>
+        <w:t xml:space="preserve">, ngay sau khi khởi động xong.</w:t>
+      </w:r>
+    </w:p>
+    <w:p>
+      <w:pPr>
+        <w:pStyle w:val="ListParagraph"/>
+        <w:numPr>
+          <w:ilvl w:val="0"/>
+          <w:numId w:val="1"/>
+        </w:numPr>
+      </w:pPr>
+      <w:r>
+        <w:rPr>
+          <w:b/>
+          <w:bCs/>
+        </w:rPr>
+        <w:t xml:space="preserve">Vì sao dùng nó:</w:t>
+      </w:r>
+      <w:r>
+        <w:t xml:space="preserve"> lúc runner chạy, Flyway đã tạo xong bảng </w:t>
+      </w:r>
+      <w:r>
+        <w:rPr>
+          <w:rFonts w:ascii="Consolas" w:eastAsia="Consolas" w:hAnsi="Consolas" w:cs="Consolas"/>
+        </w:rPr>
+        <w:t xml:space="preserve">app_user</w:t>
+      </w:r>
+      <w:r>
+        <w:t xml:space="preserve">, nên ghi vào bảng là an toàn. Runner ném lỗi thì app dừng (fail-fast).</w:t>
+      </w:r>
+    </w:p>
+    <w:p>
+      <w:pPr>
+        <w:pStyle w:val="ListParagraph"/>
+        <w:numPr>
+          <w:ilvl w:val="0"/>
+          <w:numId w:val="1"/>
+        </w:numPr>
+      </w:pPr>
+      <w:r>
+        <w:rPr>
+          <w:b/>
+          <w:bCs/>
+        </w:rPr>
+        <w:t xml:space="preserve">Upsert theo email:</w:t>
+      </w:r>
+      <w:r>
+        <w:t xml:space="preserve"> tìm owner theo email; chưa có thì tạo, có rồi thì cập nhật tên. Chạy bao nhiêu lần cũng chỉ có một dòng (idempotent). Đổi </w:t>
+      </w:r>
+      <w:r>
+        <w:rPr>
+          <w:b/>
+          <w:bCs/>
+        </w:rPr>
+        <w:t xml:space="preserve">email</w:t>
+      </w:r>
+      <w:r>
+        <w:t xml:space="preserve"> thì thành owner mới.</w:t>
+      </w:r>
+    </w:p>
+    <w:p>
+      <w:pPr>
+        <w:pStyle w:val="ListParagraph"/>
+        <w:numPr>
+          <w:ilvl w:val="0"/>
+          <w:numId w:val="1"/>
+        </w:numPr>
+      </w:pPr>
+      <w:r>
+        <w:rPr>
+          <w:b/>
+          <w:bCs/>
+        </w:rPr>
+        <w:t xml:space="preserve">Bẫy </w:t>
+      </w:r>
+      <w:r>
+        <w:rPr>
+          <w:rFonts w:ascii="Consolas" w:eastAsia="Consolas" w:hAnsi="Consolas" w:cs="Consolas"/>
+          <w:b/>
+          <w:bCs/>
+        </w:rPr>
+        <w:t xml:space="preserve">@Transactional</w:t>
+      </w:r>
+      <w:r>
+        <w:rPr>
+          <w:b/>
+          <w:bCs/>
+        </w:rPr>
+        <w:t xml:space="preserve">:</w:t>
+      </w:r>
+      <w:r>
+        <w:t xml:space="preserve"> annotation chỉ có tác dụng khi method được gọi </w:t>
+      </w:r>
+      <w:r>
+        <w:rPr>
+          <w:b/>
+          <w:bCs/>
+        </w:rPr>
+        <w:t xml:space="preserve">qua bean Spring</w:t>
+      </w:r>
+      <w:r>
+        <w:t xml:space="preserve"> (Spring bọc bean trong một "proxy" mở và đóng transaction). Tự </w:t>
+      </w:r>
+      <w:r>
+        <w:rPr>
+          <w:rFonts w:ascii="Consolas" w:eastAsia="Consolas" w:hAnsi="Consolas" w:cs="Consolas"/>
+        </w:rPr>
+        <w:t xml:space="preserve">new OwnerProvisioner(...)</w:t>
+      </w:r>
+      <w:r>
+        <w:t xml:space="preserve"> rồi gọi thì không có transaction.</w:t>
+      </w:r>
+    </w:p>
+    <w:p>
+      <w:pPr>
+        <w:pStyle w:val="Heading3"/>
+      </w:pPr>
+      <w:r>
+        <w:t xml:space="preserve">14.3 </w:t>
+      </w:r>
+      <w:r>
+        <w:rPr>
+          <w:rFonts w:ascii="Consolas" w:eastAsia="Consolas" w:hAnsi="Consolas" w:cs="Consolas"/>
+        </w:rPr>
+        <w:t xml:space="preserve">CurrentUser</w:t>
+      </w:r>
+      <w:r>
+        <w:t xml:space="preserve">: "ai đang gọi API?"</w:t>
+      </w:r>
+    </w:p>
+    <w:p>
+      <w:pPr>
+        <w:pStyle w:val="ListParagraph"/>
+        <w:numPr>
+          <w:ilvl w:val="0"/>
+          <w:numId w:val="1"/>
+        </w:numPr>
+      </w:pPr>
+      <w:r>
+        <w:rPr>
+          <w:b/>
+          <w:bCs/>
+        </w:rPr>
+        <w:t xml:space="preserve">Ở đâu:</w:t>
+      </w:r>
+      <w:r>
+        <w:t xml:space="preserve"> </w:t>
+      </w:r>
+      <w:r>
+        <w:rPr>
+          <w:rFonts w:ascii="Consolas" w:eastAsia="Consolas" w:hAnsi="Consolas" w:cs="Consolas"/>
+        </w:rPr>
+        <w:t xml:space="preserve">identity/CurrentUser.java</w:t>
+      </w:r>
+      <w:r>
+        <w:t xml:space="preserve"> (public), </w:t>
+      </w:r>
+      <w:r>
+        <w:rPr>
+          <w:rFonts w:ascii="Consolas" w:eastAsia="Consolas" w:hAnsi="Consolas" w:cs="Consolas"/>
+        </w:rPr>
+        <w:t xml:space="preserve">identity/application/OwnerCurrentUser.java</w:t>
+      </w:r>
+      <w:r>
+        <w:t xml:space="preserve"> (cài đặt).</w:t>
+      </w:r>
+    </w:p>
+    <w:p>
+      <w:pPr>
+        <w:pStyle w:val="ListParagraph"/>
+        <w:numPr>
+          <w:ilvl w:val="0"/>
+          <w:numId w:val="1"/>
+        </w:numPr>
+      </w:pPr>
+      <w:r>
+        <w:rPr>
+          <w:b/>
+          <w:bCs/>
+        </w:rPr>
+        <w:t xml:space="preserve">Để làm gì:</w:t>
+      </w:r>
+      <w:r>
+        <w:t xml:space="preserve"> code nghiệp vụ hỏi </w:t>
+      </w:r>
+      <w:r>
+        <w:rPr>
+          <w:rFonts w:ascii="Consolas" w:eastAsia="Consolas" w:hAnsi="Consolas" w:cs="Consolas"/>
+        </w:rPr>
+        <w:t xml:space="preserve">currentUser.requireOwnerId()</w:t>
+      </w:r>
+      <w:r>
+        <w:t xml:space="preserve"> thay vì tự đọc Spring Security. Ở MVP, mọi người đã đăng nhập (HTTP Basic) đều là owner.</w:t>
+      </w:r>
+    </w:p>
+    <w:p>
+      <w:pPr>
+        <w:pStyle w:val="ListParagraph"/>
+        <w:numPr>
+          <w:ilvl w:val="0"/>
+          <w:numId w:val="1"/>
+        </w:numPr>
+      </w:pPr>
+      <w:r>
+        <w:rPr>
+          <w:b/>
+          <w:bCs/>
+        </w:rPr>
+        <w:t xml:space="preserve">Chi tiết:</w:t>
+      </w:r>
+      <w:r>
+        <w:t xml:space="preserve"> đọc </w:t>
+      </w:r>
+      <w:r>
+        <w:rPr>
+          <w:rFonts w:ascii="Consolas" w:eastAsia="Consolas" w:hAnsi="Consolas" w:cs="Consolas"/>
+        </w:rPr>
+        <w:t xml:space="preserve">SecurityContextHolder</w:t>
+      </w:r>
+      <w:r>
+        <w:t xml:space="preserve">, nơi Spring Security để thông tin người đang đăng nhập. Khách vô danh (</w:t>
+      </w:r>
+      <w:r>
+        <w:rPr>
+          <w:rFonts w:ascii="Consolas" w:eastAsia="Consolas" w:hAnsi="Consolas" w:cs="Consolas"/>
+        </w:rPr>
+        <w:t xml:space="preserve">AnonymousAuthenticationToken</w:t>
+      </w:r>
+      <w:r>
+        <w:t xml:space="preserve">) bị từ chối. ID owner tra DB </w:t>
+      </w:r>
+      <w:r>
+        <w:rPr>
+          <w:b/>
+          <w:bCs/>
+        </w:rPr>
+        <w:t xml:space="preserve">một lần</w:t>
+      </w:r>
+      <w:r>
+        <w:t xml:space="preserve"> rồi giữ trong field </w:t>
+      </w:r>
+      <w:r>
+        <w:rPr>
+          <w:rFonts w:ascii="Consolas" w:eastAsia="Consolas" w:hAnsi="Consolas" w:cs="Consolas"/>
+        </w:rPr>
+        <w:t xml:space="preserve">volatile</w:t>
+      </w:r>
+      <w:r>
+        <w:t xml:space="preserve"> (an toàn khi nhiều luồng cùng đọc).</w:t>
+      </w:r>
+    </w:p>
+    <w:p>
+      <w:pPr>
+        <w:pStyle w:val="Heading3"/>
+      </w:pPr>
+      <w:r>
+        <w:t xml:space="preserve">14.4 Cấu hình bắt buộc</w:t>
+      </w:r>
+    </w:p>
+    <w:p>
+      <w:pPr>
+        <w:pStyle w:val="ListParagraph"/>
+        <w:numPr>
+          <w:ilvl w:val="0"/>
+          <w:numId w:val="1"/>
+        </w:numPr>
+      </w:pPr>
+      <w:r>
+        <w:rPr>
+          <w:rFonts w:ascii="Consolas" w:eastAsia="Consolas" w:hAnsi="Consolas" w:cs="Consolas"/>
+        </w:rPr>
+        <w:t xml:space="preserve">SINO_OWNER_EMAIL</w:t>
+      </w:r>
+      <w:r>
+        <w:t xml:space="preserve">, </w:t>
+      </w:r>
+      <w:r>
+        <w:rPr>
+          <w:rFonts w:ascii="Consolas" w:eastAsia="Consolas" w:hAnsi="Consolas" w:cs="Consolas"/>
+        </w:rPr>
+        <w:t xml:space="preserve">SINO_OWNER_DISPLAY_NAME</w:t>
+      </w:r>
+      <w:r>
+        <w:t xml:space="preserve"> vào record </w:t>
+      </w:r>
+      <w:r>
+        <w:rPr>
+          <w:rFonts w:ascii="Consolas" w:eastAsia="Consolas" w:hAnsi="Consolas" w:cs="Consolas"/>
+        </w:rPr>
+        <w:t xml:space="preserve">OwnerProperties</w:t>
+      </w:r>
+      <w:r>
+        <w:t xml:space="preserve"> có </w:t>
+      </w:r>
+      <w:r>
+        <w:rPr>
+          <w:rFonts w:ascii="Consolas" w:eastAsia="Consolas" w:hAnsi="Consolas" w:cs="Consolas"/>
+        </w:rPr>
+        <w:t xml:space="preserve">@NotBlank</w:t>
+      </w:r>
+      <w:r>
+        <w:t xml:space="preserve">, </w:t>
+      </w:r>
+      <w:r>
+        <w:rPr>
+          <w:rFonts w:ascii="Consolas" w:eastAsia="Consolas" w:hAnsi="Consolas" w:cs="Consolas"/>
+        </w:rPr>
+        <w:t xml:space="preserve">@Email</w:t>
+      </w:r>
+      <w:r>
+        <w:t xml:space="preserve">. Thiếu thì app không start. Compact constructor của record trim và đổi email về chữ thường </w:t>
+      </w:r>
+      <w:r>
+        <w:rPr>
+          <w:b/>
+          <w:bCs/>
+        </w:rPr>
+        <w:t xml:space="preserve">trước</w:t>
+      </w:r>
+      <w:r>
+        <w:t xml:space="preserve"> khi kiểm tra.</w:t>
+      </w:r>
+    </w:p>
+    <w:p>
+      <w:pPr>
+        <w:pBdr>
+          <w:bottom w:val="single" w:sz="4" w:space="0" w:color="auto"/>
+        </w:pBdr>
+        <w:ind w:left="0"/>
+      </w:pPr>
+    </w:p>
+    <w:p>
+      <w:pPr>
+        <w:pStyle w:val="Heading2"/>
+      </w:pPr>
+      <w:r>
+        <w:t xml:space="preserve">15. JPA entity và repository (BE-09, BE-11)</w:t>
+      </w:r>
+    </w:p>
+    <w:p>
+      <w:pPr>
+        <w:pStyle w:val="Heading3"/>
+      </w:pPr>
+      <w:r>
+        <w:t xml:space="preserve">15.1 Entity</w:t>
+      </w:r>
+    </w:p>
+    <w:p>
+      <w:pPr>
+        <w:pStyle w:val="ListParagraph"/>
+        <w:numPr>
+          <w:ilvl w:val="0"/>
+          <w:numId w:val="1"/>
+        </w:numPr>
+      </w:pPr>
+      <w:r>
+        <w:rPr>
+          <w:b/>
+          <w:bCs/>
+        </w:rPr>
+        <w:t xml:space="preserve">Ở đâu:</w:t>
+      </w:r>
+      <w:r>
+        <w:t xml:space="preserve"> </w:t>
+      </w:r>
+      <w:r>
+        <w:rPr>
+          <w:rFonts w:ascii="Consolas" w:eastAsia="Consolas" w:hAnsi="Consolas" w:cs="Consolas"/>
+        </w:rPr>
+        <w:t xml:space="preserve">identity/infrastructure/AppUser.java</w:t>
+      </w:r>
+      <w:r>
+        <w:t xml:space="preserve">, </w:t>
+      </w:r>
+      <w:r>
+        <w:rPr>
+          <w:rFonts w:ascii="Consolas" w:eastAsia="Consolas" w:hAnsi="Consolas" w:cs="Consolas"/>
+        </w:rPr>
+        <w:t xml:space="preserve">account/domain/ConnectedAccount.java</w:t>
+      </w:r>
+      <w:r>
+        <w:t xml:space="preserve">.</w:t>
+      </w:r>
+    </w:p>
+    <w:p>
+      <w:pPr>
+        <w:pStyle w:val="ListParagraph"/>
+        <w:numPr>
+          <w:ilvl w:val="0"/>
+          <w:numId w:val="1"/>
+        </w:numPr>
+      </w:pPr>
+      <w:r>
+        <w:rPr>
+          <w:b/>
+          <w:bCs/>
+        </w:rPr>
+        <w:t xml:space="preserve">Các annotation:</w:t>
+      </w:r>
+    </w:p>
+    <w:p>
+      <w:pPr>
+        <w:pStyle w:val="ListParagraph"/>
+        <w:numPr>
+          <w:ilvl w:val="1"/>
+          <w:numId w:val="1"/>
+        </w:numPr>
+      </w:pPr>
+      <w:r>
+        <w:rPr>
+          <w:rFonts w:ascii="Consolas" w:eastAsia="Consolas" w:hAnsi="Consolas" w:cs="Consolas"/>
+        </w:rPr>
+        <w:t xml:space="preserve">@Entity</w:t>
+      </w:r>
+      <w:r>
+        <w:t xml:space="preserve"> + </w:t>
+      </w:r>
+      <w:r>
+        <w:rPr>
+          <w:rFonts w:ascii="Consolas" w:eastAsia="Consolas" w:hAnsi="Consolas" w:cs="Consolas"/>
+        </w:rPr>
+        <w:t xml:space="preserve">@Table(name = "...")</w:t>
+      </w:r>
+      <w:r>
+        <w:t xml:space="preserve">: class ứng với bảng nào.</w:t>
+      </w:r>
+    </w:p>
+    <w:p>
+      <w:pPr>
+        <w:pStyle w:val="ListParagraph"/>
+        <w:numPr>
+          <w:ilvl w:val="1"/>
+          <w:numId w:val="1"/>
+        </w:numPr>
+      </w:pPr>
+      <w:r>
+        <w:rPr>
+          <w:rFonts w:ascii="Consolas" w:eastAsia="Consolas" w:hAnsi="Consolas" w:cs="Consolas"/>
+        </w:rPr>
+        <w:t xml:space="preserve">@Id</w:t>
+      </w:r>
+      <w:r>
+        <w:t xml:space="preserve"> + </w:t>
+      </w:r>
+      <w:r>
+        <w:rPr>
+          <w:rFonts w:ascii="Consolas" w:eastAsia="Consolas" w:hAnsi="Consolas" w:cs="Consolas"/>
+        </w:rPr>
+        <w:t xml:space="preserve">@UuidGenerator(style = VERSION_7)</w:t>
+      </w:r>
+      <w:r>
+        <w:t xml:space="preserve">: Hibernate tự sinh UUIDv7 khi lưu lần đầu. UUIDv7 bắt đầu bằng thời gian nên tăng dần, index của PostgreSQL chèn vào cuối thay vì rải lung tung (D-08).</w:t>
+      </w:r>
+    </w:p>
+    <w:p>
+      <w:pPr>
+        <w:pStyle w:val="ListParagraph"/>
+        <w:numPr>
+          <w:ilvl w:val="1"/>
+          <w:numId w:val="1"/>
+        </w:numPr>
+      </w:pPr>
+      <w:r>
+        <w:rPr>
+          <w:rFonts w:ascii="Consolas" w:eastAsia="Consolas" w:hAnsi="Consolas" w:cs="Consolas"/>
+        </w:rPr>
+        <w:t xml:space="preserve">@Column(name = "user_id")</w:t>
+      </w:r>
+      <w:r>
+        <w:t xml:space="preserve">: tên field Java khác tên cột thì ghi rõ. </w:t>
+      </w:r>
+      <w:r>
+        <w:rPr>
+          <w:rFonts w:ascii="Consolas" w:eastAsia="Consolas" w:hAnsi="Consolas" w:cs="Consolas"/>
+        </w:rPr>
+        <w:t xml:space="preserve">updatable = false</w:t>
+      </w:r>
+      <w:r>
+        <w:t xml:space="preserve">: cột không bao giờ bị </w:t>
+      </w:r>
+      <w:r>
+        <w:rPr>
+          <w:rFonts w:ascii="Consolas" w:eastAsia="Consolas" w:hAnsi="Consolas" w:cs="Consolas"/>
+        </w:rPr>
+        <w:t xml:space="preserve">UPDATE</w:t>
+      </w:r>
+      <w:r>
+        <w:t xml:space="preserve">.</w:t>
+      </w:r>
+    </w:p>
+    <w:p>
+      <w:pPr>
+        <w:pStyle w:val="ListParagraph"/>
+        <w:numPr>
+          <w:ilvl w:val="1"/>
+          <w:numId w:val="1"/>
+        </w:numPr>
+      </w:pPr>
+      <w:r>
+        <w:rPr>
+          <w:rFonts w:ascii="Consolas" w:eastAsia="Consolas" w:hAnsi="Consolas" w:cs="Consolas"/>
+        </w:rPr>
+        <w:t xml:space="preserve">@Enumerated(EnumType.STRING)</w:t>
+      </w:r>
+      <w:r>
+        <w:t xml:space="preserve">: lưu </w:t>
+      </w:r>
+      <w:r>
+        <w:rPr>
+          <w:rFonts w:ascii="Consolas" w:eastAsia="Consolas" w:hAnsi="Consolas" w:cs="Consolas"/>
+        </w:rPr>
+        <w:t xml:space="preserve">"CONNECTED"</w:t>
+      </w:r>
+      <w:r>
+        <w:t xml:space="preserve">, không lưu số thứ tự. Lưu số thì chèn thêm giá trị vào giữa enum là dữ liệu cũ sai nghĩa. DB có thêm </w:t>
+      </w:r>
+      <w:r>
+        <w:rPr>
+          <w:rFonts w:ascii="Consolas" w:eastAsia="Consolas" w:hAnsi="Consolas" w:cs="Consolas"/>
+        </w:rPr>
+        <w:t xml:space="preserve">CHECK (status IN (...))</w:t>
+      </w:r>
+      <w:r>
+        <w:t xml:space="preserve"> (D-09).</w:t>
+      </w:r>
+    </w:p>
+    <w:p>
+      <w:pPr>
+        <w:pStyle w:val="ListParagraph"/>
+        <w:numPr>
+          <w:ilvl w:val="1"/>
+          <w:numId w:val="1"/>
+        </w:numPr>
+      </w:pPr>
+      <w:r>
+        <w:rPr>
+          <w:rFonts w:ascii="Consolas" w:eastAsia="Consolas" w:hAnsi="Consolas" w:cs="Consolas"/>
+        </w:rPr>
+        <w:t xml:space="preserve">@PrePersist</w:t>
+      </w:r>
+      <w:r>
+        <w:t xml:space="preserve"> / </w:t>
+      </w:r>
+      <w:r>
+        <w:rPr>
+          <w:rFonts w:ascii="Consolas" w:eastAsia="Consolas" w:hAnsi="Consolas" w:cs="Consolas"/>
+        </w:rPr>
+        <w:t xml:space="preserve">@PreUpdate</w:t>
+      </w:r>
+      <w:r>
+        <w:t xml:space="preserve">: Hibernate gọi ngay trước </w:t>
+      </w:r>
+      <w:r>
+        <w:rPr>
+          <w:rFonts w:ascii="Consolas" w:eastAsia="Consolas" w:hAnsi="Consolas" w:cs="Consolas"/>
+        </w:rPr>
+        <w:t xml:space="preserve">INSERT</w:t>
+      </w:r>
+      <w:r>
+        <w:t xml:space="preserve"> / </w:t>
+      </w:r>
+      <w:r>
+        <w:rPr>
+          <w:rFonts w:ascii="Consolas" w:eastAsia="Consolas" w:hAnsi="Consolas" w:cs="Consolas"/>
+        </w:rPr>
+        <w:t xml:space="preserve">UPDATE</w:t>
+      </w:r>
+      <w:r>
+        <w:t xml:space="preserve"> để điền </w:t>
+      </w:r>
+      <w:r>
+        <w:rPr>
+          <w:rFonts w:ascii="Consolas" w:eastAsia="Consolas" w:hAnsi="Consolas" w:cs="Consolas"/>
+        </w:rPr>
+        <w:t xml:space="preserve">created_at</w:t>
+      </w:r>
+      <w:r>
+        <w:t xml:space="preserve">, </w:t>
+      </w:r>
+      <w:r>
+        <w:rPr>
+          <w:rFonts w:ascii="Consolas" w:eastAsia="Consolas" w:hAnsi="Consolas" w:cs="Consolas"/>
+        </w:rPr>
+        <w:t xml:space="preserve">updated_at</w:t>
+      </w:r>
+      <w:r>
+        <w:t xml:space="preserve">.</w:t>
+      </w:r>
+    </w:p>
+    <w:p>
+      <w:pPr>
+        <w:pStyle w:val="ListParagraph"/>
+        <w:numPr>
+          <w:ilvl w:val="1"/>
+          <w:numId w:val="1"/>
+        </w:numPr>
+      </w:pPr>
+      <w:r>
+        <w:t xml:space="preserve">Constructor rỗng </w:t>
+      </w:r>
+      <w:r>
+        <w:rPr>
+          <w:rFonts w:ascii="Consolas" w:eastAsia="Consolas" w:hAnsi="Consolas" w:cs="Consolas"/>
+        </w:rPr>
+        <w:t xml:space="preserve">protected</w:t>
+      </w:r>
+      <w:r>
+        <w:t xml:space="preserve">: JPA cần nó để tạo object bằng reflection; </w:t>
+      </w:r>
+      <w:r>
+        <w:rPr>
+          <w:rFonts w:ascii="Consolas" w:eastAsia="Consolas" w:hAnsi="Consolas" w:cs="Consolas"/>
+        </w:rPr>
+        <w:t xml:space="preserve">protected</w:t>
+      </w:r>
+      <w:r>
+        <w:t xml:space="preserve"> để code của mình không dùng nhầm.</w:t>
+      </w:r>
+    </w:p>
+    <w:p>
+      <w:pPr>
+        <w:pStyle w:val="ListParagraph"/>
+        <w:numPr>
+          <w:ilvl w:val="0"/>
+          <w:numId w:val="1"/>
+        </w:numPr>
+      </w:pPr>
+      <w:r>
+        <w:rPr>
+          <w:b/>
+          <w:bCs/>
+        </w:rPr>
+        <w:t xml:space="preserve">Không có setter:</w:t>
+      </w:r>
+      <w:r>
+        <w:t xml:space="preserve"> muốn đổi dữ liệu phải gọi hành động có tên (</w:t>
+      </w:r>
+      <w:r>
+        <w:rPr>
+          <w:rFonts w:ascii="Consolas" w:eastAsia="Consolas" w:hAnsi="Consolas" w:cs="Consolas"/>
+        </w:rPr>
+        <w:t xml:space="preserve">rename</w:t>
+      </w:r>
+      <w:r>
+        <w:t xml:space="preserve">, </w:t>
+      </w:r>
+      <w:r>
+        <w:rPr>
+          <w:rFonts w:ascii="Consolas" w:eastAsia="Consolas" w:hAnsi="Consolas" w:cs="Consolas"/>
+        </w:rPr>
+        <w:t xml:space="preserve">disable</w:t>
+      </w:r>
+      <w:r>
+        <w:t xml:space="preserve">…).</w:t>
+      </w:r>
+    </w:p>
+    <w:p>
+      <w:pPr>
+        <w:pStyle w:val="Heading3"/>
+      </w:pPr>
+      <w:r>
+        <w:t xml:space="preserve">15.2 Map thẳng lên aggregate (lựa chọn của BE-11)</w:t>
+      </w:r>
+    </w:p>
+    <w:p>
+      <w:pPr>
+        <w:pStyle w:val="ListParagraph"/>
+        <w:numPr>
+          <w:ilvl w:val="0"/>
+          <w:numId w:val="1"/>
+        </w:numPr>
+      </w:pPr>
+      <w:r>
+        <w:rPr>
+          <w:rFonts w:ascii="Consolas" w:eastAsia="Consolas" w:hAnsi="Consolas" w:cs="Consolas"/>
+        </w:rPr>
+        <w:t xml:space="preserve">ConnectedAccount</w:t>
+      </w:r>
+      <w:r>
+        <w:t xml:space="preserve"> vừa là domain vừa là entity: một model, không cần class mapper. Cái giá là domain biết annotation JPA; ở quy mô này, đơn giản thắng.</w:t>
+      </w:r>
+    </w:p>
+    <w:p>
+      <w:pPr>
+        <w:pStyle w:val="Heading3"/>
+      </w:pPr>
+      <w:r>
+        <w:t xml:space="preserve">15.3 </w:t>
+      </w:r>
+      <w:r>
+        <w:rPr>
+          <w:rFonts w:ascii="Consolas" w:eastAsia="Consolas" w:hAnsi="Consolas" w:cs="Consolas"/>
+        </w:rPr>
+        <w:t xml:space="preserve">AttributeConverter</w:t>
+      </w:r>
+    </w:p>
+    <w:p>
+      <w:pPr>
+        <w:pStyle w:val="ListParagraph"/>
+        <w:numPr>
+          <w:ilvl w:val="0"/>
+          <w:numId w:val="1"/>
+        </w:numPr>
+      </w:pPr>
+      <w:r>
+        <w:rPr>
+          <w:b/>
+          <w:bCs/>
+        </w:rPr>
+        <w:t xml:space="preserve">Ở đâu:</w:t>
+      </w:r>
+      <w:r>
+        <w:t xml:space="preserve"> </w:t>
+      </w:r>
+      <w:r>
+        <w:rPr>
+          <w:rFonts w:ascii="Consolas" w:eastAsia="Consolas" w:hAnsi="Consolas" w:cs="Consolas"/>
+        </w:rPr>
+        <w:t xml:space="preserve">account/infrastructure/ProviderTypeConverter.java</w:t>
+      </w:r>
+      <w:r>
+        <w:t xml:space="preserve">.</w:t>
+      </w:r>
+    </w:p>
+    <w:p>
+      <w:pPr>
+        <w:pStyle w:val="ListParagraph"/>
+        <w:numPr>
+          <w:ilvl w:val="0"/>
+          <w:numId w:val="1"/>
+        </w:numPr>
+      </w:pPr>
+      <w:r>
+        <w:rPr>
+          <w:b/>
+          <w:bCs/>
+        </w:rPr>
+        <w:t xml:space="preserve">Là gì:</w:t>
+      </w:r>
+      <w:r>
+        <w:t xml:space="preserve"> dạy Hibernate cách lưu một kiểu nó không biết, ở đây </w:t>
+      </w:r>
+      <w:r>
+        <w:rPr>
+          <w:rFonts w:ascii="Consolas" w:eastAsia="Consolas" w:hAnsi="Consolas" w:cs="Consolas"/>
+        </w:rPr>
+        <w:t xml:space="preserve">ProviderType</w:t>
+      </w:r>
+      <w:r>
+        <w:t xml:space="preserve"> ↔ chuỗi </w:t>
+      </w:r>
+      <w:r>
+        <w:rPr>
+          <w:rFonts w:ascii="Consolas" w:eastAsia="Consolas" w:hAnsi="Consolas" w:cs="Consolas"/>
+        </w:rPr>
+        <w:t xml:space="preserve">"gmail"</w:t>
+      </w:r>
+      <w:r>
+        <w:t xml:space="preserve">.</w:t>
+      </w:r>
+    </w:p>
+    <w:p>
+      <w:pPr>
+        <w:pStyle w:val="ListParagraph"/>
+        <w:numPr>
+          <w:ilvl w:val="0"/>
+          <w:numId w:val="1"/>
+        </w:numPr>
+      </w:pPr>
+      <w:r>
+        <w:rPr>
+          <w:rFonts w:ascii="Consolas" w:eastAsia="Consolas" w:hAnsi="Consolas" w:cs="Consolas"/>
+          <w:b/>
+          <w:bCs/>
+        </w:rPr>
+        <w:t xml:space="preserve">autoApply = true</w:t>
+      </w:r>
+      <w:r>
+        <w:rPr>
+          <w:b/>
+          <w:bCs/>
+        </w:rPr>
+        <w:t xml:space="preserve">:</w:t>
+      </w:r>
+      <w:r>
+        <w:t xml:space="preserve"> tự áp cho mọi field kiểu </w:t>
+      </w:r>
+      <w:r>
+        <w:rPr>
+          <w:rFonts w:ascii="Consolas" w:eastAsia="Consolas" w:hAnsi="Consolas" w:cs="Consolas"/>
+        </w:rPr>
+        <w:t xml:space="preserve">ProviderType</w:t>
+      </w:r>
+      <w:r>
+        <w:t xml:space="preserve">, nên domain không phải nhắc tới class hạ tầng này.</w:t>
+      </w:r>
+    </w:p>
+    <w:p>
+      <w:pPr>
+        <w:pStyle w:val="Heading3"/>
+      </w:pPr>
+      <w:r>
+        <w:t xml:space="preserve">15.4 </w:t>
+      </w:r>
+      <w:r>
+        <w:rPr>
+          <w:rFonts w:ascii="Consolas" w:eastAsia="Consolas" w:hAnsi="Consolas" w:cs="Consolas"/>
+        </w:rPr>
+        <w:t xml:space="preserve">@Version</w:t>
+      </w:r>
+      <w:r>
+        <w:t xml:space="preserve"> — optimistic locking</w:t>
+      </w:r>
+    </w:p>
+    <w:p>
+      <w:pPr>
+        <w:pStyle w:val="ListParagraph"/>
+        <w:numPr>
+          <w:ilvl w:val="0"/>
+          <w:numId w:val="1"/>
+        </w:numPr>
+      </w:pPr>
+      <w:r>
+        <w:t xml:space="preserve">Mỗi lần </w:t>
+      </w:r>
+      <w:r>
+        <w:rPr>
+          <w:rFonts w:ascii="Consolas" w:eastAsia="Consolas" w:hAnsi="Consolas" w:cs="Consolas"/>
+        </w:rPr>
+        <w:t xml:space="preserve">UPDATE</w:t>
+      </w:r>
+      <w:r>
+        <w:t xml:space="preserve">, Hibernate tăng </w:t>
+      </w:r>
+      <w:r>
+        <w:rPr>
+          <w:rFonts w:ascii="Consolas" w:eastAsia="Consolas" w:hAnsi="Consolas" w:cs="Consolas"/>
+        </w:rPr>
+        <w:t xml:space="preserve">version</w:t>
+      </w:r>
+      <w:r>
+        <w:t xml:space="preserve"> và chỉ ghi khi DB vẫn đúng version nó đã đọc. Hai request cùng sửa một account: request chậm hơn bị từ chối, thay vì âm thầm ghi đè.</w:t>
+      </w:r>
+    </w:p>
+    <w:p>
+      <w:pPr>
+        <w:pStyle w:val="ListParagraph"/>
+        <w:numPr>
+          <w:ilvl w:val="0"/>
+          <w:numId w:val="1"/>
+        </w:numPr>
+      </w:pPr>
+      <w:r>
+        <w:rPr>
+          <w:b/>
+          <w:bCs/>
+        </w:rPr>
+        <w:t xml:space="preserve">Bẫy:</w:t>
+      </w:r>
+      <w:r>
+        <w:t xml:space="preserve"> import </w:t>
+      </w:r>
+      <w:r>
+        <w:rPr>
+          <w:rFonts w:ascii="Consolas" w:eastAsia="Consolas" w:hAnsi="Consolas" w:cs="Consolas"/>
+        </w:rPr>
+        <w:t xml:space="preserve">jakarta.persistence.Version</w:t>
+      </w:r>
+      <w:r>
+        <w:t xml:space="preserve">, </w:t>
+      </w:r>
+      <w:r>
+        <w:rPr>
+          <w:b/>
+          <w:bCs/>
+        </w:rPr>
+        <w:t xml:space="preserve">không phải</w:t>
+      </w:r>
+      <w:r>
+        <w:t xml:space="preserve"> </w:t>
+      </w:r>
+      <w:r>
+        <w:rPr>
+          <w:rFonts w:ascii="Consolas" w:eastAsia="Consolas" w:hAnsi="Consolas" w:cs="Consolas"/>
+        </w:rPr>
+        <w:t xml:space="preserve">org.springframework.data.annotation.Version</w:t>
+      </w:r>
+      <w:r>
+        <w:t xml:space="preserve">.</w:t>
+      </w:r>
+    </w:p>
+    <w:p>
+      <w:pPr>
+        <w:pStyle w:val="Heading3"/>
+      </w:pPr>
+      <w:r>
+        <w:t xml:space="preserve">15.5 Repository</w:t>
+      </w:r>
+    </w:p>
+    <w:p>
+      <w:pPr>
+        <w:pStyle w:val="ListParagraph"/>
+        <w:numPr>
+          <w:ilvl w:val="0"/>
+          <w:numId w:val="1"/>
+        </w:numPr>
+      </w:pPr>
+      <w:r>
+        <w:rPr>
+          <w:b/>
+          <w:bCs/>
+        </w:rPr>
+        <w:t xml:space="preserve">Ở đâu:</w:t>
+      </w:r>
+      <w:r>
+        <w:t xml:space="preserve"> </w:t>
+      </w:r>
+      <w:r>
+        <w:rPr>
+          <w:rFonts w:ascii="Consolas" w:eastAsia="Consolas" w:hAnsi="Consolas" w:cs="Consolas"/>
+        </w:rPr>
+        <w:t xml:space="preserve">AppUserRepository</w:t>
+      </w:r>
+      <w:r>
+        <w:t xml:space="preserve">, </w:t>
+      </w:r>
+      <w:r>
+        <w:rPr>
+          <w:rFonts w:ascii="Consolas" w:eastAsia="Consolas" w:hAnsi="Consolas" w:cs="Consolas"/>
+        </w:rPr>
+        <w:t xml:space="preserve">ConnectedAccountRepository</w:t>
+      </w:r>
+      <w:r>
+        <w:t xml:space="preserve">.</w:t>
+      </w:r>
+    </w:p>
+    <w:p>
+      <w:pPr>
+        <w:pStyle w:val="ListParagraph"/>
+        <w:numPr>
+          <w:ilvl w:val="0"/>
+          <w:numId w:val="1"/>
+        </w:numPr>
+      </w:pPr>
+      <w:r>
+        <w:t xml:space="preserve">Chỉ là interface </w:t>
+      </w:r>
+      <w:r>
+        <w:rPr>
+          <w:rFonts w:ascii="Consolas" w:eastAsia="Consolas" w:hAnsi="Consolas" w:cs="Consolas"/>
+        </w:rPr>
+        <w:t xml:space="preserve">extends JpaRepository&lt;Entity, KieuId&gt;</w:t>
+      </w:r>
+      <w:r>
+        <w:t xml:space="preserve">; Spring tự sinh phần cài đặt.</w:t>
+      </w:r>
+    </w:p>
+    <w:p>
+      <w:pPr>
+        <w:pStyle w:val="ListParagraph"/>
+        <w:numPr>
+          <w:ilvl w:val="0"/>
+          <w:numId w:val="1"/>
+        </w:numPr>
+      </w:pPr>
+      <w:r>
+        <w:rPr>
+          <w:b/>
+          <w:bCs/>
+        </w:rPr>
+        <w:t xml:space="preserve">Tên method là câu truy vấn:</w:t>
+      </w:r>
+      <w:r>
+        <w:t xml:space="preserve"> </w:t>
+      </w:r>
+      <w:r>
+        <w:rPr>
+          <w:rFonts w:ascii="Consolas" w:eastAsia="Consolas" w:hAnsi="Consolas" w:cs="Consolas"/>
+        </w:rPr>
+        <w:t xml:space="preserve">findByOwnerIdOrderByCreatedAtAscIdAsc</w:t>
+      </w:r>
+      <w:r>
+        <w:t xml:space="preserve"> = </w:t>
+      </w:r>
+      <w:r>
+        <w:rPr>
+          <w:rFonts w:ascii="Consolas" w:eastAsia="Consolas" w:hAnsi="Consolas" w:cs="Consolas"/>
+        </w:rPr>
+        <w:t xml:space="preserve">WHERE user_id = ? ORDER BY created_at, id</w:t>
+      </w:r>
+      <w:r>
+        <w:t xml:space="preserve">. Tên dùng </w:t>
+      </w:r>
+      <w:r>
+        <w:rPr>
+          <w:b/>
+          <w:bCs/>
+        </w:rPr>
+        <w:t xml:space="preserve">field Java</w:t>
+      </w:r>
+      <w:r>
+        <w:t xml:space="preserve">, không dùng tên cột.</w:t>
+      </w:r>
+    </w:p>
+    <w:p>
+      <w:pPr>
+        <w:pStyle w:val="ListParagraph"/>
+        <w:numPr>
+          <w:ilvl w:val="0"/>
+          <w:numId w:val="1"/>
+        </w:numPr>
+      </w:pPr>
+      <w:r>
+        <w:rPr>
+          <w:rFonts w:ascii="Consolas" w:eastAsia="Consolas" w:hAnsi="Consolas" w:cs="Consolas"/>
+        </w:rPr>
+        <w:t xml:space="preserve">@Query("select u.id from AppUser u where u.email = :email")</w:t>
+      </w:r>
+      <w:r>
+        <w:t xml:space="preserve">: viết JPQL (truy vấn theo entity) khi chỉ cần một cột.</w:t>
+      </w:r>
+    </w:p>
+    <w:p>
+      <w:pPr>
+        <w:pStyle w:val="Heading3"/>
+      </w:pPr>
+      <w:r>
+        <w:t xml:space="preserve">15.6 Ràng buộc ở database là lớp bảo vệ cuối</w:t>
+      </w:r>
+    </w:p>
+    <w:p>
+      <w:pPr>
+        <w:pStyle w:val="ListParagraph"/>
+        <w:numPr>
+          <w:ilvl w:val="0"/>
+          <w:numId w:val="1"/>
+        </w:numPr>
+      </w:pPr>
+      <w:r>
+        <w:rPr>
+          <w:rFonts w:ascii="Consolas" w:eastAsia="Consolas" w:hAnsi="Consolas" w:cs="Consolas"/>
+        </w:rPr>
+        <w:t xml:space="preserve">UNIQUE (user_id, provider, external_account_id)</w:t>
+      </w:r>
+      <w:r>
+        <w:t xml:space="preserve">: dù code tìm trước rồi mới tạo, hai request đến cùng lúc vẫn có thể cùng "không thấy" rồi cùng tạo. Chỉ DB chặn được chắc chắn.</w:t>
+      </w:r>
+    </w:p>
+    <w:p>
+      <w:pPr>
+        <w:pStyle w:val="ListParagraph"/>
+        <w:numPr>
+          <w:ilvl w:val="0"/>
+          <w:numId w:val="1"/>
+        </w:numPr>
+      </w:pPr>
+      <w:r>
+        <w:rPr>
+          <w:rFonts w:ascii="Consolas" w:eastAsia="Consolas" w:hAnsi="Consolas" w:cs="Consolas"/>
+        </w:rPr>
+        <w:t xml:space="preserve">FOREIGN KEY ... REFERENCES app_user</w:t>
+      </w:r>
+      <w:r>
+        <w:t xml:space="preserve">: account phải thuộc một user có thật.</w:t>
+      </w:r>
+    </w:p>
+    <w:p>
+      <w:pPr>
+        <w:pBdr>
+          <w:bottom w:val="single" w:sz="4" w:space="0" w:color="auto"/>
+        </w:pBdr>
+        <w:ind w:left="0"/>
+      </w:pPr>
+    </w:p>
+    <w:p>
+      <w:pPr>
+        <w:pStyle w:val="Heading2"/>
+      </w:pPr>
+      <w:r>
+        <w:t xml:space="preserve">16. Aggregate và máy trạng thái (BE-10)</w:t>
+      </w:r>
+    </w:p>
+    <w:p>
+      <w:pPr>
+        <w:pStyle w:val="Heading3"/>
+      </w:pPr>
+      <w:r>
+        <w:t xml:space="preserve">16.1 "Tell, don't ask"</w:t>
+      </w:r>
+    </w:p>
+    <w:p>
+      <w:pPr>
+        <w:pStyle w:val="ListParagraph"/>
+        <w:numPr>
+          <w:ilvl w:val="0"/>
+          <w:numId w:val="1"/>
+        </w:numPr>
+      </w:pPr>
+      <w:r>
+        <w:rPr>
+          <w:b/>
+          <w:bCs/>
+        </w:rPr>
+        <w:t xml:space="preserve">Ở đâu:</w:t>
+      </w:r>
+      <w:r>
+        <w:t xml:space="preserve"> </w:t>
+      </w:r>
+      <w:r>
+        <w:rPr>
+          <w:rFonts w:ascii="Consolas" w:eastAsia="Consolas" w:hAnsi="Consolas" w:cs="Consolas"/>
+        </w:rPr>
+        <w:t xml:space="preserve">account/domain/ConnectedAccount.java</w:t>
+      </w:r>
+      <w:r>
+        <w:t xml:space="preserve">.</w:t>
+      </w:r>
+    </w:p>
+    <w:p>
+      <w:pPr>
+        <w:pStyle w:val="ListParagraph"/>
+        <w:numPr>
+          <w:ilvl w:val="0"/>
+          <w:numId w:val="1"/>
+        </w:numPr>
+      </w:pPr>
+      <w:r>
+        <w:t xml:space="preserve">Không có </w:t>
+      </w:r>
+      <w:r>
+        <w:rPr>
+          <w:rFonts w:ascii="Consolas" w:eastAsia="Consolas" w:hAnsi="Consolas" w:cs="Consolas"/>
+        </w:rPr>
+        <w:t xml:space="preserve">setStatus</w:t>
+      </w:r>
+      <w:r>
+        <w:t xml:space="preserve">. Bên ngoài </w:t>
+      </w:r>
+      <w:r>
+        <w:rPr>
+          <w:b/>
+          <w:bCs/>
+        </w:rPr>
+        <w:t xml:space="preserve">ra lệnh</w:t>
+      </w:r>
+      <w:r>
+        <w:t xml:space="preserve"> (</w:t>
+      </w:r>
+      <w:r>
+        <w:rPr>
+          <w:rFonts w:ascii="Consolas" w:eastAsia="Consolas" w:hAnsi="Consolas" w:cs="Consolas"/>
+        </w:rPr>
+        <w:t xml:space="preserve">disable()</w:t>
+      </w:r>
+      <w:r>
+        <w:t xml:space="preserve">, </w:t>
+      </w:r>
+      <w:r>
+        <w:rPr>
+          <w:rFonts w:ascii="Consolas" w:eastAsia="Consolas" w:hAnsi="Consolas" w:cs="Consolas"/>
+        </w:rPr>
+        <w:t xml:space="preserve">markAuthExpired()</w:t>
+      </w:r>
+      <w:r>
+        <w:t xml:space="preserve">), aggregate tự quyết có đổi hay không. Luật nằm một chỗ; không service nào có thể quên luật.</w:t>
+      </w:r>
+    </w:p>
+    <w:p>
+      <w:pPr>
+        <w:pStyle w:val="Heading3"/>
+      </w:pPr>
+      <w:r>
+        <w:t xml:space="preserve">16.2 Máy trạng thái viết gọn</w:t>
+      </w:r>
+    </w:p>
+    <w:p>
+      <w:pPr>
+        <w:pStyle w:val="ListParagraph"/>
+        <w:numPr>
+          <w:ilvl w:val="0"/>
+          <w:numId w:val="1"/>
+        </w:numPr>
+      </w:pPr>
+      <w:r>
+        <w:t xml:space="preserve">Mỗi hành động khai báo "đích đến" và "được đi từ đâu":</w:t>
+      </w:r>
+    </w:p>
+    <w:p>
+      <w:pPr>
+        <w:shd w:val="clear" w:color="auto" w:fill="F2F3F5"/>
+        <w:ind w:left="360"/>
+      </w:pPr>
+      <w:r>
+        <w:rPr>
+          <w:rFonts w:ascii="Consolas" w:eastAsia="Consolas" w:hAnsi="Consolas" w:cs="Consolas"/>
+          <w:sz w:val="19"/>
+          <w:szCs w:val="19"/>
+        </w:rPr>
+        <w:t xml:space="preserve">public Optional&lt;StatusChange&gt; markAuthExpired() {</w:t>
+        <w:br/>
+        <w:t xml:space="preserve">    return moveTo(AUTH_EXPIRED, EnumSet.of(CONNECTED, DEGRADED, ERROR));</w:t>
+        <w:br/>
+        <w:t xml:space="preserve">}</w:t>
+      </w:r>
+    </w:p>
+    <w:p>
+      <w:pPr>
+        <w:pStyle w:val="ListParagraph"/>
+        <w:numPr>
+          <w:ilvl w:val="0"/>
+          <w:numId w:val="1"/>
+        </w:numPr>
+      </w:pPr>
+      <w:r>
+        <w:t xml:space="preserve">Trạng thái hiện tại không nằm trong tập cho phép thì không làm gì và trả </w:t>
+      </w:r>
+      <w:r>
+        <w:rPr>
+          <w:rFonts w:ascii="Consolas" w:eastAsia="Consolas" w:hAnsi="Consolas" w:cs="Consolas"/>
+        </w:rPr>
+        <w:t xml:space="preserve">Optional.empty()</w:t>
+      </w:r>
+      <w:r>
+        <w:t xml:space="preserve">. Vì vậy </w:t>
+      </w:r>
+      <w:r>
+        <w:rPr>
+          <w:rFonts w:ascii="Consolas" w:eastAsia="Consolas" w:hAnsi="Consolas" w:cs="Consolas"/>
+        </w:rPr>
+        <w:t xml:space="preserve">DISABLED</w:t>
+      </w:r>
+      <w:r>
+        <w:t xml:space="preserve"> (người dùng tắt) không bao giờ bị hệ thống tự đổi, và </w:t>
+      </w:r>
+      <w:r>
+        <w:rPr>
+          <w:rFonts w:ascii="Consolas" w:eastAsia="Consolas" w:hAnsi="Consolas" w:cs="Consolas"/>
+        </w:rPr>
+        <w:t xml:space="preserve">AUTH_EXPIRED</w:t>
+      </w:r>
+      <w:r>
+        <w:t xml:space="preserve"> chỉ reconnect mới gỡ.</w:t>
+      </w:r>
+    </w:p>
+    <w:p>
+      <w:pPr>
+        <w:pStyle w:val="ListParagraph"/>
+        <w:numPr>
+          <w:ilvl w:val="0"/>
+          <w:numId w:val="1"/>
+        </w:numPr>
+      </w:pPr>
+      <w:r>
+        <w:t xml:space="preserve">Trả </w:t>
+      </w:r>
+      <w:r>
+        <w:rPr>
+          <w:rFonts w:ascii="Consolas" w:eastAsia="Consolas" w:hAnsi="Consolas" w:cs="Consolas"/>
+        </w:rPr>
+        <w:t xml:space="preserve">Optional&lt;StatusChange&gt;</w:t>
+      </w:r>
+      <w:r>
+        <w:t xml:space="preserve"> thay vì tự tạo event: service có ID và đồng hồ nên service tạo event </w:t>
+      </w:r>
+      <w:r>
+        <w:rPr>
+          <w:rFonts w:ascii="Consolas" w:eastAsia="Consolas" w:hAnsi="Consolas" w:cs="Consolas"/>
+        </w:rPr>
+        <w:t xml:space="preserve">AccountStatusChanged</w:t>
+      </w:r>
+      <w:r>
+        <w:t xml:space="preserve">; domain giữ là Java thuần.</w:t>
+      </w:r>
+    </w:p>
+    <w:p>
+      <w:pPr>
+        <w:pStyle w:val="Heading3"/>
+      </w:pPr>
+      <w:r>
+        <w:t xml:space="preserve">16.3 Bảng trong tài liệu = bảng trong test</w:t>
+      </w:r>
+    </w:p>
+    <w:p>
+      <w:pPr>
+        <w:pStyle w:val="ListParagraph"/>
+        <w:numPr>
+          <w:ilvl w:val="0"/>
+          <w:numId w:val="1"/>
+        </w:numPr>
+      </w:pPr>
+      <w:r>
+        <w:t xml:space="preserve">35 ô của bảng chuyển trạng thái (design F02) được chép nguyên vào </w:t>
+      </w:r>
+      <w:r>
+        <w:rPr>
+          <w:rFonts w:ascii="Consolas" w:eastAsia="Consolas" w:hAnsi="Consolas" w:cs="Consolas"/>
+        </w:rPr>
+        <w:t xml:space="preserve">@CsvSource</w:t>
+      </w:r>
+      <w:r>
+        <w:t xml:space="preserve">; </w:t>
+      </w:r>
+      <w:r>
+        <w:rPr>
+          <w:rFonts w:ascii="Consolas" w:eastAsia="Consolas" w:hAnsi="Consolas" w:cs="Consolas"/>
+        </w:rPr>
+        <w:t xml:space="preserve">@ParameterizedTest</w:t>
+      </w:r>
+      <w:r>
+        <w:t xml:space="preserve"> chạy mỗi ô thành một test. Sửa luật mà quên sửa bảng thì test đỏ.</w:t>
+      </w:r>
+    </w:p>
+    <w:p>
+      <w:pPr>
+        <w:pStyle w:val="Heading3"/>
+      </w:pPr>
+      <w:r>
+        <w:t xml:space="preserve">16.4 Bẫy emoji: </w:t>
+      </w:r>
+      <w:r>
+        <w:rPr>
+          <w:rFonts w:ascii="Consolas" w:eastAsia="Consolas" w:hAnsi="Consolas" w:cs="Consolas"/>
+        </w:rPr>
+        <w:t xml:space="preserve">char</w:t>
+      </w:r>
+      <w:r>
+        <w:t xml:space="preserve"> khác "ký tự"</w:t>
+      </w:r>
+    </w:p>
+    <w:p>
+      <w:pPr>
+        <w:pStyle w:val="ListParagraph"/>
+        <w:numPr>
+          <w:ilvl w:val="0"/>
+          <w:numId w:val="1"/>
+        </w:numPr>
+      </w:pPr>
+      <w:r>
+        <w:t xml:space="preserve">Java lưu chuỗi theo UTF-16: một emoji (ví dụ hình mặt cười) chiếm </w:t>
+      </w:r>
+      <w:r>
+        <w:rPr>
+          <w:b/>
+          <w:bCs/>
+        </w:rPr>
+        <w:t xml:space="preserve">2</w:t>
+      </w:r>
+      <w:r>
+        <w:t xml:space="preserve"> </w:t>
+      </w:r>
+      <w:r>
+        <w:rPr>
+          <w:rFonts w:ascii="Consolas" w:eastAsia="Consolas" w:hAnsi="Consolas" w:cs="Consolas"/>
+        </w:rPr>
+        <w:t xml:space="preserve">char</w:t>
+      </w:r>
+      <w:r>
+        <w:t xml:space="preserve">. Hằng </w:t>
+      </w:r>
+      <w:r>
+        <w:rPr>
+          <w:rFonts w:ascii="Consolas" w:eastAsia="Consolas" w:hAnsi="Consolas" w:cs="Consolas"/>
+        </w:rPr>
+        <w:t xml:space="preserve">EMOJI</w:t>
+      </w:r>
+      <w:r>
+        <w:t xml:space="preserve"> trong </w:t>
+      </w:r>
+      <w:r>
+        <w:rPr>
+          <w:rFonts w:ascii="Consolas" w:eastAsia="Consolas" w:hAnsi="Consolas" w:cs="Consolas"/>
+        </w:rPr>
+        <w:t xml:space="preserve">ConnectedAccountTests</w:t>
+      </w:r>
+      <w:r>
+        <w:t xml:space="preserve"> chứa đúng một emoji, và </w:t>
+      </w:r>
+      <w:r>
+        <w:rPr>
+          <w:rFonts w:ascii="Consolas" w:eastAsia="Consolas" w:hAnsi="Consolas" w:cs="Consolas"/>
+        </w:rPr>
+        <w:t xml:space="preserve">EMOJI.length() == 2</w:t>
+      </w:r>
+      <w:r>
+        <w:t xml:space="preserve">. PostgreSQL thì đếm </w:t>
+      </w:r>
+      <w:r>
+        <w:rPr>
+          <w:rFonts w:ascii="Consolas" w:eastAsia="Consolas" w:hAnsi="Consolas" w:cs="Consolas"/>
+        </w:rPr>
+        <w:t xml:space="preserve">varchar(100)</w:t>
+      </w:r>
+      <w:r>
+        <w:t xml:space="preserve"> theo ký tự thật (code point), nên emoji đó chỉ là 1 ký tự.</w:t>
+      </w:r>
+    </w:p>
+    <w:p>
+      <w:pPr>
+        <w:pStyle w:val="ListParagraph"/>
+        <w:numPr>
+          <w:ilvl w:val="0"/>
+          <w:numId w:val="1"/>
+        </w:numPr>
+      </w:pPr>
+      <w:r>
+        <w:t xml:space="preserve">Vì vậy dùng </w:t>
+      </w:r>
+      <w:r>
+        <w:rPr>
+          <w:rFonts w:ascii="Consolas" w:eastAsia="Consolas" w:hAnsi="Consolas" w:cs="Consolas"/>
+        </w:rPr>
+        <w:t xml:space="preserve">codePointCount</w:t>
+      </w:r>
+      <w:r>
+        <w:t xml:space="preserve"> để đếm và </w:t>
+      </w:r>
+      <w:r>
+        <w:rPr>
+          <w:rFonts w:ascii="Consolas" w:eastAsia="Consolas" w:hAnsi="Consolas" w:cs="Consolas"/>
+        </w:rPr>
+        <w:t xml:space="preserve">offsetByCodePoints</w:t>
+      </w:r>
+      <w:r>
+        <w:t xml:space="preserve"> để cắt; </w:t>
+      </w:r>
+      <w:r>
+        <w:rPr>
+          <w:rFonts w:ascii="Consolas" w:eastAsia="Consolas" w:hAnsi="Consolas" w:cs="Consolas"/>
+        </w:rPr>
+        <w:t xml:space="preserve">substring</w:t>
+      </w:r>
+      <w:r>
+        <w:t xml:space="preserve"> thường có thể chặt đôi emoji thành ký tự hỏng.</w:t>
+      </w:r>
+    </w:p>
+    <w:p>
+      <w:pPr>
+        <w:pBdr>
+          <w:bottom w:val="single" w:sz="4" w:space="0" w:color="auto"/>
+        </w:pBdr>
+        <w:ind w:left="0"/>
+      </w:pPr>
+    </w:p>
+    <w:p>
+      <w:pPr>
+        <w:pStyle w:val="Heading2"/>
+      </w:pPr>
+      <w:r>
+        <w:t xml:space="preserve">17. Mã hóa credential (BE-12, D-11)</w:t>
+      </w:r>
+    </w:p>
+    <w:p>
+      <w:pPr>
+        <w:pStyle w:val="Heading3"/>
+      </w:pPr>
+      <w:r>
+        <w:t xml:space="preserve">17.1 Vì sao</w:t>
+      </w:r>
+    </w:p>
+    <w:p>
+      <w:pPr>
+        <w:pStyle w:val="ListParagraph"/>
+        <w:numPr>
+          <w:ilvl w:val="0"/>
+          <w:numId w:val="1"/>
+        </w:numPr>
+      </w:pPr>
+      <w:r>
+        <w:t xml:space="preserve">Token Gmail là chìa khóa vào hộp thư. Nếu lưu dạng chữ, một bản backup DB bị lộ là lộ mọi hộp thư. Vì vậy token được </w:t>
+      </w:r>
+      <w:r>
+        <w:rPr>
+          <w:b/>
+          <w:bCs/>
+        </w:rPr>
+        <w:t xml:space="preserve">mã hóa trong app trước khi ghi DB</w:t>
+      </w:r>
+      <w:r>
+        <w:t xml:space="preserve">, còn </w:t>
+      </w:r>
+      <w:r>
+        <w:rPr>
+          <w:b/>
+          <w:bCs/>
+        </w:rPr>
+        <w:t xml:space="preserve">khóa nằm ngoài DB</w:t>
+      </w:r>
+      <w:r>
+        <w:t xml:space="preserve"> (biến môi trường).</w:t>
+      </w:r>
+    </w:p>
+    <w:p>
+      <w:pPr>
+        <w:pStyle w:val="Heading3"/>
+      </w:pPr>
+      <w:r>
+        <w:t xml:space="preserve">17.2 AES-256-GCM, giải thích từng phần</w:t>
+      </w:r>
+    </w:p>
+    <w:p>
+      <w:pPr>
+        <w:pStyle w:val="ListParagraph"/>
+        <w:numPr>
+          <w:ilvl w:val="0"/>
+          <w:numId w:val="1"/>
+        </w:numPr>
+      </w:pPr>
+      <w:r>
+        <w:rPr>
+          <w:b/>
+          <w:bCs/>
+        </w:rPr>
+        <w:t xml:space="preserve">Ở đâu:</w:t>
+      </w:r>
+      <w:r>
+        <w:t xml:space="preserve"> </w:t>
+      </w:r>
+      <w:r>
+        <w:rPr>
+          <w:rFonts w:ascii="Consolas" w:eastAsia="Consolas" w:hAnsi="Consolas" w:cs="Consolas"/>
+        </w:rPr>
+        <w:t xml:space="preserve">account/infrastructure/crypto/CredentialCipher.java</w:t>
+      </w:r>
+      <w:r>
+        <w:t xml:space="preserve">.</w:t>
+      </w:r>
+    </w:p>
+    <w:p>
+      <w:pPr>
+        <w:pStyle w:val="ListParagraph"/>
+        <w:numPr>
+          <w:ilvl w:val="0"/>
+          <w:numId w:val="1"/>
+        </w:numPr>
+      </w:pPr>
+      <w:r>
+        <w:rPr>
+          <w:b/>
+          <w:bCs/>
+        </w:rPr>
+        <w:t xml:space="preserve">AES-256:</w:t>
+      </w:r>
+      <w:r>
+        <w:t xml:space="preserve"> mã hóa đối xứng: một khóa 32 byte (256 bit) dùng cho cả mã hóa và giải mã.</w:t>
+      </w:r>
+    </w:p>
+    <w:p>
+      <w:pPr>
+        <w:pStyle w:val="ListParagraph"/>
+        <w:numPr>
+          <w:ilvl w:val="0"/>
+          <w:numId w:val="1"/>
+        </w:numPr>
+      </w:pPr>
+      <w:r>
+        <w:rPr>
+          <w:b/>
+          <w:bCs/>
+        </w:rPr>
+        <w:t xml:space="preserve">GCM:</w:t>
+      </w:r>
+      <w:r>
+        <w:t xml:space="preserve"> chế độ "mã hóa có xác thực". Ngoài việc giấu nội dung, nó gắn thêm một </w:t>
+      </w:r>
+      <w:r>
+        <w:rPr>
+          <w:b/>
+          <w:bCs/>
+        </w:rPr>
+        <w:t xml:space="preserve">con dấu (tag 128 bit)</w:t>
+      </w:r>
+      <w:r>
+        <w:t xml:space="preserve">. Sửa dù một byte thì giải mã báo lỗi, không bao giờ trả dữ liệu sai.</w:t>
+      </w:r>
+    </w:p>
+    <w:p>
+      <w:pPr>
+        <w:pStyle w:val="ListParagraph"/>
+        <w:numPr>
+          <w:ilvl w:val="0"/>
+          <w:numId w:val="1"/>
+        </w:numPr>
+      </w:pPr>
+      <w:r>
+        <w:rPr>
+          <w:b/>
+          <w:bCs/>
+        </w:rPr>
+        <w:t xml:space="preserve">IV 12 byte, ngẫu nhiên, mới cho mỗi lần:</w:t>
+      </w:r>
+      <w:r>
+        <w:t xml:space="preserve"> cùng token mã hóa hai lần ra hai kết quả khác nhau. </w:t>
+      </w:r>
+      <w:r>
+        <w:rPr>
+          <w:b/>
+          <w:bCs/>
+        </w:rPr>
+        <w:t xml:space="preserve">Không bao giờ dùng lại IV với cùng khóa:</w:t>
+      </w:r>
+      <w:r>
+        <w:t xml:space="preserve"> với GCM, lặp IV làm lộ dữ liệu và cho phép giả mạo con dấu. Kiểm tra ngược đã chứng minh test bắt được lỗi này: cho IV cố định thì test "hai lần phải khác nhau" đỏ.</w:t>
+      </w:r>
+    </w:p>
+    <w:p>
+      <w:pPr>
+        <w:pStyle w:val="ListParagraph"/>
+        <w:numPr>
+          <w:ilvl w:val="0"/>
+          <w:numId w:val="1"/>
+        </w:numPr>
+      </w:pPr>
+      <w:r>
+        <w:rPr>
+          <w:b/>
+          <w:bCs/>
+        </w:rPr>
+        <w:t xml:space="preserve">AAD (associated data) = </w:t>
+      </w:r>
+      <w:r>
+        <w:rPr>
+          <w:rFonts w:ascii="Consolas" w:eastAsia="Consolas" w:hAnsi="Consolas" w:cs="Consolas"/>
+          <w:b/>
+          <w:bCs/>
+        </w:rPr>
+        <w:t xml:space="preserve">sino:account_credential:v1:&lt;accountId&gt;:&lt;tên cột&gt;</w:t>
+      </w:r>
+      <w:r>
+        <w:rPr>
+          <w:b/>
+          <w:bCs/>
+        </w:rPr>
+        <w:t xml:space="preserve">:</w:t>
+      </w:r>
+      <w:r>
+        <w:t xml:space="preserve"> phần này không được mã hóa nhưng được "đóng dấu" cùng. Chép giá trị mã hóa của account A sang account B, hay từ cột </w:t>
+      </w:r>
+      <w:r>
+        <w:rPr>
+          <w:rFonts w:ascii="Consolas" w:eastAsia="Consolas" w:hAnsi="Consolas" w:cs="Consolas"/>
+        </w:rPr>
+        <w:t xml:space="preserve">access_token</w:t>
+      </w:r>
+      <w:r>
+        <w:t xml:space="preserve"> sang </w:t>
+      </w:r>
+      <w:r>
+        <w:rPr>
+          <w:rFonts w:ascii="Consolas" w:eastAsia="Consolas" w:hAnsi="Consolas" w:cs="Consolas"/>
+        </w:rPr>
+        <w:t xml:space="preserve">refresh_token</w:t>
+      </w:r>
+      <w:r>
+        <w:t xml:space="preserve">, thì giải mã thất bại. Tiền tố </w:t>
+      </w:r>
+      <w:r>
+        <w:rPr>
+          <w:rFonts w:ascii="Consolas" w:eastAsia="Consolas" w:hAnsi="Consolas" w:cs="Consolas"/>
+        </w:rPr>
+        <w:t xml:space="preserve">account_credential:v1</w:t>
+      </w:r>
+      <w:r>
+        <w:t xml:space="preserve"> gắn giá trị với đúng bảng và phiên bản định dạng.</w:t>
+      </w:r>
+    </w:p>
+    <w:p>
+      <w:pPr>
+        <w:pStyle w:val="ListParagraph"/>
+        <w:numPr>
+          <w:ilvl w:val="0"/>
+          <w:numId w:val="1"/>
+        </w:numPr>
+      </w:pPr>
+      <w:r>
+        <w:rPr>
+          <w:b/>
+          <w:bCs/>
+        </w:rPr>
+        <w:t xml:space="preserve">Định dạng lưu:</w:t>
+      </w:r>
+      <w:r>
+        <w:t xml:space="preserve"> </w:t>
+      </w:r>
+      <w:r>
+        <w:rPr>
+          <w:rFonts w:ascii="Consolas" w:eastAsia="Consolas" w:hAnsi="Consolas" w:cs="Consolas"/>
+        </w:rPr>
+        <w:t xml:space="preserve">base64(IV ‖ ciphertext ‖ tag)</w:t>
+      </w:r>
+      <w:r>
+        <w:t xml:space="preserve"> trong cột </w:t>
+      </w:r>
+      <w:r>
+        <w:rPr>
+          <w:rFonts w:ascii="Consolas" w:eastAsia="Consolas" w:hAnsi="Consolas" w:cs="Consolas"/>
+        </w:rPr>
+        <w:t xml:space="preserve">*_enc</w:t>
+      </w:r>
+      <w:r>
+        <w:t xml:space="preserve">; </w:t>
+      </w:r>
+      <w:r>
+        <w:rPr>
+          <w:b/>
+          <w:bCs/>
+        </w:rPr>
+        <w:t xml:space="preserve">ID khóa</w:t>
+      </w:r>
+      <w:r>
+        <w:t xml:space="preserve"> (</w:t>
+      </w:r>
+      <w:r>
+        <w:rPr>
+          <w:rFonts w:ascii="Consolas" w:eastAsia="Consolas" w:hAnsi="Consolas" w:cs="Consolas"/>
+        </w:rPr>
+        <w:t xml:space="preserve">k1</w:t>
+      </w:r>
+      <w:r>
+        <w:t xml:space="preserve">) ở cột riêng.</w:t>
+      </w:r>
+    </w:p>
+    <w:p>
+      <w:pPr>
+        <w:pStyle w:val="ListParagraph"/>
+        <w:numPr>
+          <w:ilvl w:val="0"/>
+          <w:numId w:val="1"/>
+        </w:numPr>
+      </w:pPr>
+      <w:r>
+        <w:rPr>
+          <w:b/>
+          <w:bCs/>
+        </w:rPr>
+        <w:t xml:space="preserve">Các class của JDK:</w:t>
+      </w:r>
+      <w:r>
+        <w:t xml:space="preserve"> </w:t>
+      </w:r>
+      <w:r>
+        <w:rPr>
+          <w:rFonts w:ascii="Consolas" w:eastAsia="Consolas" w:hAnsi="Consolas" w:cs="Consolas"/>
+        </w:rPr>
+        <w:t xml:space="preserve">Cipher.getInstance("AES/GCM/NoPadding")</w:t>
+      </w:r>
+      <w:r>
+        <w:t xml:space="preserve">, </w:t>
+      </w:r>
+      <w:r>
+        <w:rPr>
+          <w:rFonts w:ascii="Consolas" w:eastAsia="Consolas" w:hAnsi="Consolas" w:cs="Consolas"/>
+        </w:rPr>
+        <w:t xml:space="preserve">GCMParameterSpec</w:t>
+      </w:r>
+      <w:r>
+        <w:t xml:space="preserve">, </w:t>
+      </w:r>
+      <w:r>
+        <w:rPr>
+          <w:rFonts w:ascii="Consolas" w:eastAsia="Consolas" w:hAnsi="Consolas" w:cs="Consolas"/>
+        </w:rPr>
+        <w:t xml:space="preserve">SecretKeySpec</w:t>
+      </w:r>
+      <w:r>
+        <w:t xml:space="preserve">, </w:t>
+      </w:r>
+      <w:r>
+        <w:rPr>
+          <w:rFonts w:ascii="Consolas" w:eastAsia="Consolas" w:hAnsi="Consolas" w:cs="Consolas"/>
+        </w:rPr>
+        <w:t xml:space="preserve">SecureRandom</w:t>
+      </w:r>
+      <w:r>
+        <w:t xml:space="preserve">. Không thêm thư viện ngoài.</w:t>
+      </w:r>
+    </w:p>
+    <w:p>
+      <w:pPr>
+        <w:pStyle w:val="ListParagraph"/>
+        <w:numPr>
+          <w:ilvl w:val="0"/>
+          <w:numId w:val="1"/>
+        </w:numPr>
+      </w:pPr>
+      <w:r>
+        <w:rPr>
+          <w:b/>
+          <w:bCs/>
+        </w:rPr>
+        <w:t xml:space="preserve">Thread-safety:</w:t>
+      </w:r>
+      <w:r>
+        <w:t xml:space="preserve"> </w:t>
+      </w:r>
+      <w:r>
+        <w:rPr>
+          <w:rFonts w:ascii="Consolas" w:eastAsia="Consolas" w:hAnsi="Consolas" w:cs="Consolas"/>
+        </w:rPr>
+        <w:t xml:space="preserve">Cipher</w:t>
+      </w:r>
+      <w:r>
+        <w:t xml:space="preserve"> không an toàn khi dùng chung giữa các luồng, nên mỗi lần mã hóa tạo </w:t>
+      </w:r>
+      <w:r>
+        <w:rPr>
+          <w:rFonts w:ascii="Consolas" w:eastAsia="Consolas" w:hAnsi="Consolas" w:cs="Consolas"/>
+        </w:rPr>
+        <w:t xml:space="preserve">Cipher</w:t>
+      </w:r>
+      <w:r>
+        <w:t xml:space="preserve"> mới; </w:t>
+      </w:r>
+      <w:r>
+        <w:rPr>
+          <w:rFonts w:ascii="Consolas" w:eastAsia="Consolas" w:hAnsi="Consolas" w:cs="Consolas"/>
+        </w:rPr>
+        <w:t xml:space="preserve">SecureRandom</w:t>
+      </w:r>
+      <w:r>
+        <w:t xml:space="preserve"> thì dùng chung được.</w:t>
+      </w:r>
+    </w:p>
+    <w:p>
+      <w:pPr>
+        <w:pStyle w:val="Heading3"/>
+      </w:pPr>
+      <w:r>
+        <w:t xml:space="preserve">17.3 Khóa và xoay khóa</w:t>
+      </w:r>
+    </w:p>
+    <w:p>
+      <w:pPr>
+        <w:pStyle w:val="ListParagraph"/>
+        <w:numPr>
+          <w:ilvl w:val="0"/>
+          <w:numId w:val="1"/>
+        </w:numPr>
+      </w:pPr>
+      <w:r>
+        <w:rPr>
+          <w:b/>
+          <w:bCs/>
+        </w:rPr>
+        <w:t xml:space="preserve">Cấu hình:</w:t>
+      </w:r>
+      <w:r>
+        <w:t xml:space="preserve"> </w:t>
+      </w:r>
+      <w:r>
+        <w:rPr>
+          <w:rFonts w:ascii="Consolas" w:eastAsia="Consolas" w:hAnsi="Consolas" w:cs="Consolas"/>
+        </w:rPr>
+        <w:t xml:space="preserve">SINO_CREDENTIAL_ACTIVE_KEY_ID=k1</w:t>
+      </w:r>
+      <w:r>
+        <w:t xml:space="preserve">, </w:t>
+      </w:r>
+      <w:r>
+        <w:rPr>
+          <w:rFonts w:ascii="Consolas" w:eastAsia="Consolas" w:hAnsi="Consolas" w:cs="Consolas"/>
+        </w:rPr>
+        <w:t xml:space="preserve">SINO_CREDENTIAL_KEY_K1=&lt;base64 của 32 byte&gt;</w:t>
+      </w:r>
+      <w:r>
+        <w:t xml:space="preserve">; tạo khóa bằng </w:t>
+      </w:r>
+      <w:r>
+        <w:rPr>
+          <w:rFonts w:ascii="Consolas" w:eastAsia="Consolas" w:hAnsi="Consolas" w:cs="Consolas"/>
+        </w:rPr>
+        <w:t xml:space="preserve">openssl rand -base64 32</w:t>
+      </w:r>
+      <w:r>
+        <w:t xml:space="preserve">.</w:t>
+      </w:r>
+    </w:p>
+    <w:p>
+      <w:pPr>
+        <w:pStyle w:val="ListParagraph"/>
+        <w:numPr>
+          <w:ilvl w:val="0"/>
+          <w:numId w:val="1"/>
+        </w:numPr>
+      </w:pPr>
+      <w:r>
+        <w:rPr>
+          <w:b/>
+          <w:bCs/>
+        </w:rPr>
+        <w:t xml:space="preserve">Kiểm tra lúc khởi động:</w:t>
+      </w:r>
+    </w:p>
+    <w:p>
+      <w:pPr>
+        <w:pStyle w:val="ListParagraph"/>
+        <w:numPr>
+          <w:ilvl w:val="1"/>
+          <w:numId w:val="1"/>
+        </w:numPr>
+      </w:pPr>
+      <w:r>
+        <w:t xml:space="preserve">ID khóa phải khớp </w:t>
+      </w:r>
+      <w:r>
+        <w:rPr>
+          <w:rFonts w:ascii="Consolas" w:eastAsia="Consolas" w:hAnsi="Consolas" w:cs="Consolas"/>
+        </w:rPr>
+        <w:t xml:space="preserve">[a-z0-9_-]{1,32}</w:t>
+      </w:r>
+      <w:r>
+        <w:t xml:space="preserve">, không tự cắt khoảng trắng: </w:t>
+      </w:r>
+      <w:r>
+        <w:rPr>
+          <w:rFonts w:ascii="Consolas" w:eastAsia="Consolas" w:hAnsi="Consolas" w:cs="Consolas"/>
+        </w:rPr>
+        <w:t xml:space="preserve">k1 </w:t>
+      </w:r>
+      <w:r>
+        <w:t xml:space="preserve"> lỡ có dấu cách trong </w:t>
+      </w:r>
+      <w:r>
+        <w:rPr>
+          <w:rFonts w:ascii="Consolas" w:eastAsia="Consolas" w:hAnsi="Consolas" w:cs="Consolas"/>
+        </w:rPr>
+        <w:t xml:space="preserve">.env</w:t>
+      </w:r>
+      <w:r>
+        <w:t xml:space="preserve"> sẽ báo lỗi thay vì âm thầm thành một ID khác.</w:t>
+      </w:r>
+    </w:p>
+    <w:p>
+      <w:pPr>
+        <w:pStyle w:val="ListParagraph"/>
+        <w:numPr>
+          <w:ilvl w:val="1"/>
+          <w:numId w:val="1"/>
+        </w:numPr>
+      </w:pPr>
+      <w:r>
+        <w:t xml:space="preserve">Khóa active phải có, và mọi khóa phải là base64 của đúng 32 byte; sai thì app không start.</w:t>
+      </w:r>
+    </w:p>
+    <w:p>
+      <w:pPr>
+        <w:pStyle w:val="ListParagraph"/>
+        <w:numPr>
+          <w:ilvl w:val="1"/>
+          <w:numId w:val="1"/>
+        </w:numPr>
+      </w:pPr>
+      <w:r>
+        <w:t xml:space="preserve">Thông báo lỗi chỉ nêu </w:t>
+      </w:r>
+      <w:r>
+        <w:rPr>
+          <w:b/>
+          <w:bCs/>
+        </w:rPr>
+        <w:t xml:space="preserve">tên</w:t>
+      </w:r>
+      <w:r>
+        <w:t xml:space="preserve"> cấu hình (</w:t>
+      </w:r>
+      <w:r>
+        <w:rPr>
+          <w:rFonts w:ascii="Consolas" w:eastAsia="Consolas" w:hAnsi="Consolas" w:cs="Consolas"/>
+        </w:rPr>
+        <w:t xml:space="preserve">sino.credentials.encryption.keys.k1</w:t>
+      </w:r>
+      <w:r>
+        <w:t xml:space="preserve">), không bao giờ in giá trị khóa.</w:t>
+      </w:r>
+    </w:p>
+    <w:p>
+      <w:pPr>
+        <w:pStyle w:val="ListParagraph"/>
+        <w:numPr>
+          <w:ilvl w:val="0"/>
+          <w:numId w:val="1"/>
+        </w:numPr>
+      </w:pPr>
+      <w:r>
+        <w:rPr>
+          <w:b/>
+          <w:bCs/>
+        </w:rPr>
+        <w:t xml:space="preserve">Vì sao không dùng </w:t>
+      </w:r>
+      <w:r>
+        <w:rPr>
+          <w:rFonts w:ascii="Consolas" w:eastAsia="Consolas" w:hAnsi="Consolas" w:cs="Consolas"/>
+          <w:b/>
+          <w:bCs/>
+        </w:rPr>
+        <w:t xml:space="preserve">@Size</w:t>
+      </w:r>
+      <w:r>
+        <w:rPr>
+          <w:b/>
+          <w:bCs/>
+        </w:rPr>
+        <w:t xml:space="preserve"> để kiểm khóa:</w:t>
+      </w:r>
+      <w:r>
+        <w:t xml:space="preserve"> thông báo lỗi của Spring Boot in kèm giá trị bị từ chối, tức là in luôn khóa. Vì vậy cipher tự kiểm và tự viết thông báo.</w:t>
+      </w:r>
+    </w:p>
+    <w:p>
+      <w:pPr>
+        <w:pStyle w:val="ListParagraph"/>
+        <w:numPr>
+          <w:ilvl w:val="0"/>
+          <w:numId w:val="1"/>
+        </w:numPr>
+      </w:pPr>
+      <w:r>
+        <w:rPr>
+          <w:b/>
+          <w:bCs/>
+        </w:rPr>
+        <w:t xml:space="preserve">Xoay khóa:</w:t>
+      </w:r>
+      <w:r>
+        <w:t xml:space="preserve"> thêm ô </w:t>
+      </w:r>
+      <w:r>
+        <w:rPr>
+          <w:rFonts w:ascii="Consolas" w:eastAsia="Consolas" w:hAnsi="Consolas" w:cs="Consolas"/>
+        </w:rPr>
+        <w:t xml:space="preserve">k2</w:t>
+      </w:r>
+      <w:r>
+        <w:t xml:space="preserve"> trong </w:t>
+      </w:r>
+      <w:r>
+        <w:rPr>
+          <w:rFonts w:ascii="Consolas" w:eastAsia="Consolas" w:hAnsi="Consolas" w:cs="Consolas"/>
+        </w:rPr>
+        <w:t xml:space="preserve">application.yaml</w:t>
+      </w:r>
+      <w:r>
+        <w:t xml:space="preserve"> và biến </w:t>
+      </w:r>
+      <w:r>
+        <w:rPr>
+          <w:rFonts w:ascii="Consolas" w:eastAsia="Consolas" w:hAnsi="Consolas" w:cs="Consolas"/>
+        </w:rPr>
+        <w:t xml:space="preserve">SINO_CREDENTIAL_KEY_K2</w:t>
+      </w:r>
+      <w:r>
+        <w:t xml:space="preserve">, rồi đặt active = </w:t>
+      </w:r>
+      <w:r>
+        <w:rPr>
+          <w:rFonts w:ascii="Consolas" w:eastAsia="Consolas" w:hAnsi="Consolas" w:cs="Consolas"/>
+        </w:rPr>
+        <w:t xml:space="preserve">k2</w:t>
+      </w:r>
+      <w:r>
+        <w:t xml:space="preserve">. Dữ liệu cũ vẫn đọc được bằng </w:t>
+      </w:r>
+      <w:r>
+        <w:rPr>
+          <w:rFonts w:ascii="Consolas" w:eastAsia="Consolas" w:hAnsi="Consolas" w:cs="Consolas"/>
+        </w:rPr>
+        <w:t xml:space="preserve">k1</w:t>
+      </w:r>
+      <w:r>
+        <w:t xml:space="preserve">, vì ID khóa được lưu cạnh dữ liệu; dữ liệu ghi mới dùng </w:t>
+      </w:r>
+      <w:r>
+        <w:rPr>
+          <w:rFonts w:ascii="Consolas" w:eastAsia="Consolas" w:hAnsi="Consolas" w:cs="Consolas"/>
+        </w:rPr>
+        <w:t xml:space="preserve">k2</w:t>
+      </w:r>
+      <w:r>
+        <w:t xml:space="preserve">. Khi không còn dòng nào dùng </w:t>
+      </w:r>
+      <w:r>
+        <w:rPr>
+          <w:rFonts w:ascii="Consolas" w:eastAsia="Consolas" w:hAnsi="Consolas" w:cs="Consolas"/>
+        </w:rPr>
+        <w:t xml:space="preserve">k1</w:t>
+      </w:r>
+      <w:r>
+        <w:t xml:space="preserve"> thì gỡ </w:t>
+      </w:r>
+      <w:r>
+        <w:rPr>
+          <w:rFonts w:ascii="Consolas" w:eastAsia="Consolas" w:hAnsi="Consolas" w:cs="Consolas"/>
+        </w:rPr>
+        <w:t xml:space="preserve">k1</w:t>
+      </w:r>
+      <w:r>
+        <w:t xml:space="preserve">.</w:t>
+      </w:r>
+    </w:p>
+    <w:p>
+      <w:pPr>
+        <w:pStyle w:val="ListParagraph"/>
+        <w:numPr>
+          <w:ilvl w:val="0"/>
+          <w:numId w:val="1"/>
+        </w:numPr>
+      </w:pPr>
+      <w:r>
+        <w:rPr>
+          <w:b/>
+          <w:bCs/>
+        </w:rPr>
+        <w:t xml:space="preserve">Bẫy:</w:t>
+      </w:r>
+      <w:r>
+        <w:t xml:space="preserve"> mất khóa là mất toàn bộ token (người dùng phải kết nối lại). Backup khóa ở ngoài repo; không bao giờ commit khóa thật.</w:t>
+      </w:r>
+    </w:p>
+    <w:p>
+      <w:pPr>
+        <w:pStyle w:val="Heading3"/>
+      </w:pPr>
+      <w:r>
+        <w:t xml:space="preserve">17.4 Lỗi giải mã</w:t>
+      </w:r>
+    </w:p>
+    <w:p>
+      <w:pPr>
+        <w:pStyle w:val="ListParagraph"/>
+        <w:numPr>
+          <w:ilvl w:val="0"/>
+          <w:numId w:val="1"/>
+        </w:numPr>
+      </w:pPr>
+      <w:r>
+        <w:rPr>
+          <w:rFonts w:ascii="Consolas" w:eastAsia="Consolas" w:hAnsi="Consolas" w:cs="Consolas"/>
+        </w:rPr>
+        <w:t xml:space="preserve">CredentialDecryptionException</w:t>
+      </w:r>
+      <w:r>
+        <w:t xml:space="preserve"> là lỗi phía server (500). Thông báo nêu account, cột và ID khóa để điều tra, </w:t>
+      </w:r>
+      <w:r>
+        <w:rPr>
+          <w:b/>
+          <w:bCs/>
+        </w:rPr>
+        <w:t xml:space="preserve">không bao giờ</w:t>
+      </w:r>
+      <w:r>
+        <w:t xml:space="preserve"> chứa token hay dữ liệu mã hóa.</w:t>
+      </w:r>
+    </w:p>
+    <w:p>
+      <w:pPr>
+        <w:pStyle w:val="Heading3"/>
+      </w:pPr>
+      <w:r>
+        <w:t xml:space="preserve">17.5 Review bảo mật riêng</w:t>
+      </w:r>
+    </w:p>
+    <w:p>
+      <w:pPr>
+        <w:pStyle w:val="ListParagraph"/>
+        <w:numPr>
+          <w:ilvl w:val="0"/>
+          <w:numId w:val="1"/>
+        </w:numPr>
+      </w:pPr>
+      <w:r>
+        <w:t xml:space="preserve">Code mã hóa tự viết nên được một agent reviewer độc lập đọc trước khi commit. Kết quả: không có lỗi nghiêm trọng (CRITICAL/HIGH).</w:t>
+      </w:r>
+    </w:p>
+    <w:p>
+      <w:pPr>
+        <w:pStyle w:val="ListParagraph"/>
+        <w:numPr>
+          <w:ilvl w:val="0"/>
+          <w:numId w:val="1"/>
+        </w:numPr>
+      </w:pPr>
+      <w:r>
+        <w:t xml:space="preserve">Đã sửa theo góp ý: AAD có tiền tố phạm vi và phiên bản; kiểm tra ID khóa; xóa mảng byte của khóa khỏi bộ nhớ sau khi dùng; thêm test ghim độ dài IV và tag, giá trị bị cắt cụt, giá trị bị gắn sai ID khóa.</w:t>
+      </w:r>
+    </w:p>
+    <w:p>
+      <w:pPr>
+        <w:pStyle w:val="ListParagraph"/>
+        <w:numPr>
+          <w:ilvl w:val="0"/>
+          <w:numId w:val="1"/>
+        </w:numPr>
+      </w:pPr>
+      <w:r>
+        <w:t xml:space="preserve">Một điểm chuyển sang BE-13: bảng chỉ có </w:t>
+      </w:r>
+      <w:r>
+        <w:rPr>
+          <w:b/>
+          <w:bCs/>
+        </w:rPr>
+        <w:t xml:space="preserve">một</w:t>
+      </w:r>
+      <w:r>
+        <w:t xml:space="preserve"> ID khóa cho cả dòng. Khi đã xoay khóa, ghi lại access token mà quên refresh token thì refresh token không đọc được nữa. BE-13 phải có quy tắc và test cho trường hợp này.</w:t>
+      </w:r>
+    </w:p>
+    <w:p>
+      <w:pPr>
+        <w:pBdr>
+          <w:bottom w:val="single" w:sz="4" w:space="0" w:color="auto"/>
+        </w:pBdr>
+        <w:ind w:left="0"/>
+      </w:pPr>
+    </w:p>
+    <w:p>
+      <w:pPr>
+        <w:pStyle w:val="Heading2"/>
+      </w:pPr>
+      <w:r>
+        <w:t xml:space="preserve">18. Kỹ thuật test mới trong F02</w:t>
+      </w:r>
+    </w:p>
+    <w:p>
+      <w:pPr>
+        <w:pStyle w:val="ListParagraph"/>
+        <w:numPr>
+          <w:ilvl w:val="0"/>
+          <w:numId w:val="1"/>
+        </w:numPr>
+      </w:pPr>
+      <w:r>
+        <w:rPr>
+          <w:rFonts w:ascii="Consolas" w:eastAsia="Consolas" w:hAnsi="Consolas" w:cs="Consolas"/>
+          <w:b/>
+          <w:bCs/>
+        </w:rPr>
+        <w:t xml:space="preserve">@DataJpaTest</w:t>
+      </w:r>
+      <w:r>
+        <w:rPr>
+          <w:b/>
+          <w:bCs/>
+        </w:rPr>
+        <w:t xml:space="preserve"> + </w:t>
+      </w:r>
+      <w:r>
+        <w:rPr>
+          <w:rFonts w:ascii="Consolas" w:eastAsia="Consolas" w:hAnsi="Consolas" w:cs="Consolas"/>
+          <w:b/>
+          <w:bCs/>
+        </w:rPr>
+        <w:t xml:space="preserve">@AutoConfigureTestDatabase(replace = NONE)</w:t>
+      </w:r>
+      <w:r>
+        <w:rPr>
+          <w:b/>
+          <w:bCs/>
+        </w:rPr>
+        <w:t xml:space="preserve">:</w:t>
+      </w:r>
+      <w:r>
+        <w:t xml:space="preserve"> slice chỉ nạp JPA và Flyway, chạy trên PostgreSQL thật (Testcontainers) để </w:t>
+      </w:r>
+      <w:r>
+        <w:rPr>
+          <w:rFonts w:ascii="Consolas" w:eastAsia="Consolas" w:hAnsi="Consolas" w:cs="Consolas"/>
+        </w:rPr>
+        <w:t xml:space="preserve">CHECK</w:t>
+      </w:r>
+      <w:r>
+        <w:t xml:space="preserve">, </w:t>
+      </w:r>
+      <w:r>
+        <w:rPr>
+          <w:rFonts w:ascii="Consolas" w:eastAsia="Consolas" w:hAnsi="Consolas" w:cs="Consolas"/>
+        </w:rPr>
+        <w:t xml:space="preserve">UNIQUE</w:t>
+      </w:r>
+      <w:r>
+        <w:t xml:space="preserve">, khóa ngoại hoạt động như production. Mỗi test tự rollback.</w:t>
+      </w:r>
+    </w:p>
+    <w:p>
+      <w:pPr>
+        <w:pStyle w:val="ListParagraph"/>
+        <w:numPr>
+          <w:ilvl w:val="0"/>
+          <w:numId w:val="1"/>
+        </w:numPr>
+      </w:pPr>
+      <w:r>
+        <w:rPr>
+          <w:rFonts w:ascii="Consolas" w:eastAsia="Consolas" w:hAnsi="Consolas" w:cs="Consolas"/>
+          <w:b/>
+          <w:bCs/>
+        </w:rPr>
+        <w:t xml:space="preserve">entityManager.clear()</w:t>
+      </w:r>
+      <w:r>
+        <w:rPr>
+          <w:b/>
+          <w:bCs/>
+        </w:rPr>
+        <w:t xml:space="preserve">:</w:t>
+      </w:r>
+      <w:r>
+        <w:t xml:space="preserve"> xóa bộ nhớ đệm của Hibernate để lần đọc sau thật sự đi xuống DB. Không có nó, test chỉ đọc lại object trong bộ nhớ.</w:t>
+      </w:r>
+    </w:p>
+    <w:p>
+      <w:pPr>
+        <w:pStyle w:val="ListParagraph"/>
+        <w:numPr>
+          <w:ilvl w:val="0"/>
+          <w:numId w:val="1"/>
+        </w:numPr>
+      </w:pPr>
+      <w:r>
+        <w:rPr>
+          <w:rFonts w:ascii="Consolas" w:eastAsia="Consolas" w:hAnsi="Consolas" w:cs="Consolas"/>
+          <w:b/>
+          <w:bCs/>
+        </w:rPr>
+        <w:t xml:space="preserve">JdbcTemplate</w:t>
+      </w:r>
+      <w:r>
+        <w:rPr>
+          <w:b/>
+          <w:bCs/>
+        </w:rPr>
+        <w:t xml:space="preserve">:</w:t>
+      </w:r>
+      <w:r>
+        <w:t xml:space="preserve"> chạy SQL thô để nhìn đúng cái nằm trong DB, hoặc để thử ràng buộc mà Java không tạo ra được (ví dụ ghi </w:t>
+      </w:r>
+      <w:r>
+        <w:rPr>
+          <w:rFonts w:ascii="Consolas" w:eastAsia="Consolas" w:hAnsi="Consolas" w:cs="Consolas"/>
+        </w:rPr>
+        <w:t xml:space="preserve">status = 'SYNCING'</w:t>
+      </w:r>
+      <w:r>
+        <w:t xml:space="preserve">).</w:t>
+      </w:r>
+    </w:p>
+    <w:p>
+      <w:pPr>
+        <w:pStyle w:val="ListParagraph"/>
+        <w:numPr>
+          <w:ilvl w:val="0"/>
+          <w:numId w:val="1"/>
+        </w:numPr>
+      </w:pPr>
+      <w:r>
+        <w:rPr>
+          <w:rFonts w:ascii="Consolas" w:eastAsia="Consolas" w:hAnsi="Consolas" w:cs="Consolas"/>
+          <w:b/>
+          <w:bCs/>
+        </w:rPr>
+        <w:t xml:space="preserve">ApplicationContextRunner</w:t>
+      </w:r>
+      <w:r>
+        <w:rPr>
+          <w:b/>
+          <w:bCs/>
+        </w:rPr>
+        <w:t xml:space="preserve"> cho kiểm tra khởi động:</w:t>
+      </w:r>
+      <w:r>
+        <w:t xml:space="preserve"> dựng một context nhỏ với cấu hình sai để chứng minh app </w:t>
+      </w:r>
+      <w:r>
+        <w:rPr>
+          <w:b/>
+          <w:bCs/>
+        </w:rPr>
+        <w:t xml:space="preserve">không</w:t>
+      </w:r>
+      <w:r>
+        <w:t xml:space="preserve"> start và thông báo không lộ secret.</w:t>
+      </w:r>
+    </w:p>
+    <w:p>
+      <w:pPr>
+        <w:pStyle w:val="ListParagraph"/>
+        <w:numPr>
+          <w:ilvl w:val="0"/>
+          <w:numId w:val="1"/>
+        </w:numPr>
+      </w:pPr>
+      <w:r>
+        <w:rPr>
+          <w:b/>
+          <w:bCs/>
+        </w:rPr>
+        <w:t xml:space="preserve">Mockito </w:t>
+      </w:r>
+      <w:r>
+        <w:rPr>
+          <w:rFonts w:ascii="Consolas" w:eastAsia="Consolas" w:hAnsi="Consolas" w:cs="Consolas"/>
+          <w:b/>
+          <w:bCs/>
+        </w:rPr>
+        <w:t xml:space="preserve">mock(...)</w:t>
+      </w:r>
+      <w:r>
+        <w:rPr>
+          <w:b/>
+          <w:bCs/>
+        </w:rPr>
+        <w:t xml:space="preserve"> trong unit test:</w:t>
+      </w:r>
+      <w:r>
+        <w:t xml:space="preserve"> </w:t>
+      </w:r>
+      <w:r>
+        <w:rPr>
+          <w:rFonts w:ascii="Consolas" w:eastAsia="Consolas" w:hAnsi="Consolas" w:cs="Consolas"/>
+        </w:rPr>
+        <w:t xml:space="preserve">OwnerCurrentUserTests</w:t>
+      </w:r>
+      <w:r>
+        <w:t xml:space="preserve"> giả repository để test </w:t>
+      </w:r>
+      <w:r>
+        <w:rPr>
+          <w:rFonts w:ascii="Consolas" w:eastAsia="Consolas" w:hAnsi="Consolas" w:cs="Consolas"/>
+        </w:rPr>
+        <w:t xml:space="preserve">CurrentUser</w:t>
+      </w:r>
+      <w:r>
+        <w:t xml:space="preserve"> mà không cần DB.</w:t>
+      </w:r>
+    </w:p>
+    <w:p>
+      <w:pPr>
+        <w:pStyle w:val="ListParagraph"/>
+        <w:numPr>
+          <w:ilvl w:val="0"/>
+          <w:numId w:val="1"/>
+        </w:numPr>
+      </w:pPr>
+      <w:r>
+        <w:rPr>
+          <w:b/>
+          <w:bCs/>
+        </w:rPr>
+        <w:t xml:space="preserve">Kiểm tra ngược ở mọi task:</w:t>
+      </w:r>
+    </w:p>
+    <w:p>
+      <w:pPr>
+        <w:pStyle w:val="ListParagraph"/>
+        <w:numPr>
+          <w:ilvl w:val="1"/>
+          <w:numId w:val="1"/>
+        </w:numPr>
+      </w:pPr>
+      <w:r>
+        <w:t xml:space="preserve">BE-09: bỏ bước tìm theo email → 2 test idempotent đỏ.</w:t>
+      </w:r>
+    </w:p>
+    <w:p>
+      <w:pPr>
+        <w:pStyle w:val="ListParagraph"/>
+        <w:numPr>
+          <w:ilvl w:val="1"/>
+          <w:numId w:val="1"/>
+        </w:numPr>
+      </w:pPr>
+      <w:r>
+        <w:t xml:space="preserve">BE-10: cho </w:t>
+      </w:r>
+      <w:r>
+        <w:rPr>
+          <w:rFonts w:ascii="Consolas" w:eastAsia="Consolas" w:hAnsi="Consolas" w:cs="Consolas"/>
+        </w:rPr>
+        <w:t xml:space="preserve">markHealthy</w:t>
+      </w:r>
+      <w:r>
+        <w:t xml:space="preserve"> gỡ </w:t>
+      </w:r>
+      <w:r>
+        <w:rPr>
+          <w:rFonts w:ascii="Consolas" w:eastAsia="Consolas" w:hAnsi="Consolas" w:cs="Consolas"/>
+        </w:rPr>
+        <w:t xml:space="preserve">AUTH_EXPIRED</w:t>
+      </w:r>
+      <w:r>
+        <w:t xml:space="preserve"> → đúng ô đó đỏ.</w:t>
+      </w:r>
+    </w:p>
+    <w:p>
+      <w:pPr>
+        <w:pStyle w:val="ListParagraph"/>
+        <w:numPr>
+          <w:ilvl w:val="1"/>
+          <w:numId w:val="1"/>
+        </w:numPr>
+      </w:pPr>
+      <w:r>
+        <w:t xml:space="preserve">BE-12: IV cố định → 1 test đỏ; bỏ AAD → 3 test đỏ; tag 96 bit → 2 test đỏ.</w:t>
+      </w:r>
+    </w:p>
+    <w:p>
+      <w:pPr>
+        <w:pBdr>
+          <w:bottom w:val="single" w:sz="4" w:space="0" w:color="auto"/>
+        </w:pBdr>
+        <w:ind w:left="0"/>
+      </w:pPr>
+    </w:p>
+    <w:p>
+      <w:pPr>
+        <w:pStyle w:val="Heading2"/>
+      </w:pPr>
+      <w:r>
+        <w:t xml:space="preserve">19. Tự kiểm tra F02 (phần đã làm)</w:t>
+      </w:r>
+    </w:p>
+    <w:p>
+      <w:pPr>
+        <w:pStyle w:val="ListParagraph"/>
+        <w:numPr>
+          <w:ilvl w:val="0"/>
+          <w:numId w:val="101"/>
+        </w:numPr>
+      </w:pPr>
+      <w:r>
+        <w:t xml:space="preserve">Vì sao người dùng Sino và tài khoản Gmail nằm ở hai module khác nhau?</w:t>
+      </w:r>
+    </w:p>
+    <w:p>
+      <w:pPr>
+        <w:pStyle w:val="ListParagraph"/>
+        <w:numPr>
+          <w:ilvl w:val="0"/>
+          <w:numId w:val="101"/>
+        </w:numPr>
+      </w:pPr>
+      <w:r>
+        <w:rPr>
+          <w:rFonts w:ascii="Consolas" w:eastAsia="Consolas" w:hAnsi="Consolas" w:cs="Consolas"/>
+        </w:rPr>
+        <w:t xml:space="preserve">ApplicationRunner</w:t>
+      </w:r>
+      <w:r>
+        <w:t xml:space="preserve"> chạy trước hay sau Flyway? Vì sao điều đó quan trọng với việc tạo owner?</w:t>
+      </w:r>
+    </w:p>
+    <w:p>
+      <w:pPr>
+        <w:pStyle w:val="ListParagraph"/>
+        <w:numPr>
+          <w:ilvl w:val="0"/>
+          <w:numId w:val="101"/>
+        </w:numPr>
+      </w:pPr>
+      <w:r>
+        <w:t xml:space="preserve">Đổi </w:t>
+      </w:r>
+      <w:r>
+        <w:rPr>
+          <w:rFonts w:ascii="Consolas" w:eastAsia="Consolas" w:hAnsi="Consolas" w:cs="Consolas"/>
+        </w:rPr>
+        <w:t xml:space="preserve">SINO_OWNER_EMAIL</w:t>
+      </w:r>
+      <w:r>
+        <w:t xml:space="preserve"> thì chuyện gì xảy ra với các account đã kết nối?</w:t>
+      </w:r>
+    </w:p>
+    <w:p>
+      <w:pPr>
+        <w:pStyle w:val="ListParagraph"/>
+        <w:numPr>
+          <w:ilvl w:val="0"/>
+          <w:numId w:val="101"/>
+        </w:numPr>
+      </w:pPr>
+      <w:r>
+        <w:t xml:space="preserve">Vì sao </w:t>
+      </w:r>
+      <w:r>
+        <w:rPr>
+          <w:rFonts w:ascii="Consolas" w:eastAsia="Consolas" w:hAnsi="Consolas" w:cs="Consolas"/>
+        </w:rPr>
+        <w:t xml:space="preserve">ConnectedAccount</w:t>
+      </w:r>
+      <w:r>
+        <w:t xml:space="preserve"> không có </w:t>
+      </w:r>
+      <w:r>
+        <w:rPr>
+          <w:rFonts w:ascii="Consolas" w:eastAsia="Consolas" w:hAnsi="Consolas" w:cs="Consolas"/>
+        </w:rPr>
+        <w:t xml:space="preserve">setStatus</w:t>
+      </w:r>
+      <w:r>
+        <w:t xml:space="preserve">?</w:t>
+      </w:r>
+    </w:p>
+    <w:p>
+      <w:pPr>
+        <w:pStyle w:val="ListParagraph"/>
+        <w:numPr>
+          <w:ilvl w:val="0"/>
+          <w:numId w:val="101"/>
+        </w:numPr>
+      </w:pPr>
+      <w:r>
+        <w:t xml:space="preserve">Vì sao </w:t>
+      </w:r>
+      <w:r>
+        <w:rPr>
+          <w:rFonts w:ascii="Consolas" w:eastAsia="Consolas" w:hAnsi="Consolas" w:cs="Consolas"/>
+        </w:rPr>
+        <w:t xml:space="preserve">AUTH_EXPIRED</w:t>
+      </w:r>
+      <w:r>
+        <w:t xml:space="preserve"> không tự về </w:t>
+      </w:r>
+      <w:r>
+        <w:rPr>
+          <w:rFonts w:ascii="Consolas" w:eastAsia="Consolas" w:hAnsi="Consolas" w:cs="Consolas"/>
+        </w:rPr>
+        <w:t xml:space="preserve">CONNECTED</w:t>
+      </w:r>
+      <w:r>
+        <w:t xml:space="preserve"> khi một lần sync thành công?</w:t>
+      </w:r>
+    </w:p>
+    <w:p>
+      <w:pPr>
+        <w:pStyle w:val="ListParagraph"/>
+        <w:numPr>
+          <w:ilvl w:val="0"/>
+          <w:numId w:val="101"/>
+        </w:numPr>
+      </w:pPr>
+      <w:r>
+        <w:rPr>
+          <w:rFonts w:ascii="Consolas" w:eastAsia="Consolas" w:hAnsi="Consolas" w:cs="Consolas"/>
+        </w:rPr>
+        <w:t xml:space="preserve">@Version</w:t>
+      </w:r>
+      <w:r>
+        <w:t xml:space="preserve"> chặn được tình huống gì?</w:t>
+      </w:r>
+    </w:p>
+    <w:p>
+      <w:pPr>
+        <w:pStyle w:val="ListParagraph"/>
+        <w:numPr>
+          <w:ilvl w:val="0"/>
+          <w:numId w:val="101"/>
+        </w:numPr>
+      </w:pPr>
+      <w:r>
+        <w:t xml:space="preserve">Vì sao vẫn cần </w:t>
+      </w:r>
+      <w:r>
+        <w:rPr>
+          <w:rFonts w:ascii="Consolas" w:eastAsia="Consolas" w:hAnsi="Consolas" w:cs="Consolas"/>
+        </w:rPr>
+        <w:t xml:space="preserve">UNIQUE</w:t>
+      </w:r>
+      <w:r>
+        <w:t xml:space="preserve"> ở DB dù code đã tìm trước rồi mới tạo?</w:t>
+      </w:r>
+    </w:p>
+    <w:p>
+      <w:pPr>
+        <w:pStyle w:val="ListParagraph"/>
+        <w:numPr>
+          <w:ilvl w:val="0"/>
+          <w:numId w:val="101"/>
+        </w:numPr>
+      </w:pPr>
+      <w:r>
+        <w:t xml:space="preserve">IV và AAD trong AES-GCM mỗi cái chống lại điều gì?</w:t>
+      </w:r>
+    </w:p>
+    <w:p>
+      <w:pPr>
+        <w:pStyle w:val="ListParagraph"/>
+        <w:numPr>
+          <w:ilvl w:val="0"/>
+          <w:numId w:val="101"/>
+        </w:numPr>
+      </w:pPr>
+      <w:r>
+        <w:t xml:space="preserve">Đổi khóa mã hóa khi đã có dữ liệu thì làm theo những bước nào?</w:t>
+      </w:r>
+    </w:p>
+    <w:p>
+      <w:pPr>
+        <w:pStyle w:val="ListParagraph"/>
+        <w:numPr>
+          <w:ilvl w:val="0"/>
+          <w:numId w:val="101"/>
+        </w:numPr>
+      </w:pPr>
+      <w:r>
+        <w:t xml:space="preserve">Vì sao không kiểm tra khóa bằng </w:t>
+      </w:r>
+      <w:r>
+        <w:rPr>
+          <w:rFonts w:ascii="Consolas" w:eastAsia="Consolas" w:hAnsi="Consolas" w:cs="Consolas"/>
+        </w:rPr>
+        <w:t xml:space="preserve">@Size</w:t>
+      </w:r>
+      <w:r>
+        <w:t xml:space="preserve"> của Bean Validation?</w:t>
       </w:r>
     </w:p>
     <w:p>
@@ -6881,37 +10152,7 @@
           <w:i/>
           <w:iCs/>
         </w:rPr>
-        <w:t xml:space="preserve">(Chưa làm. Theo design F02, dự kiến có: JPA entity và repository; mã hóa credential (design đề xuất AES-256-GCM, chưa chốt); optimistic locking bằng cột </w:t>
-      </w:r>
-      <w:r>
-        <w:rPr>
-          <w:rFonts w:ascii="Consolas" w:eastAsia="Consolas" w:hAnsi="Consolas" w:cs="Consolas"/>
-          <w:i/>
-          <w:iCs/>
-        </w:rPr>
-        <w:t xml:space="preserve">version</w:t>
-      </w:r>
-      <w:r>
-        <w:rPr>
-          <w:i/>
-          <w:iCs/>
-        </w:rPr>
-        <w:t xml:space="preserve">; event của module </w:t>
-      </w:r>
-      <w:r>
-        <w:rPr>
-          <w:rFonts w:ascii="Consolas" w:eastAsia="Consolas" w:hAnsi="Consolas" w:cs="Consolas"/>
-          <w:i/>
-          <w:iCs/>
-        </w:rPr>
-        <w:t xml:space="preserve">account</w:t>
-      </w:r>
-      <w:r>
-        <w:rPr>
-          <w:i/>
-          <w:iCs/>
-        </w:rPr>
-        <w:t xml:space="preserve"> qua Spring Modulith.)</w:t>
+        <w:t xml:space="preserve">(Phần BE-13…BE-18 — lưu credential, use case đăng ký, REST API, xóa account — sẽ được bổ sung khi làm.)</w:t>
       </w:r>
     </w:p>
     <w:sectPr>
@@ -7040,6 +10281,24 @@
     <w:abstractNumId w:val="1"/>
   </w:num>
   <w:num w:numId="100">
+    <w:abstractNumId w:val="1"/>
+    <w:lvlOverride w:ilvl="0">
+      <w:startOverride w:val="1"/>
+    </w:lvlOverride>
+    <w:lvlOverride w:ilvl="1">
+      <w:startOverride w:val="1"/>
+    </w:lvlOverride>
+    <w:lvlOverride w:ilvl="2">
+      <w:startOverride w:val="1"/>
+    </w:lvlOverride>
+    <w:lvlOverride w:ilvl="3">
+      <w:startOverride w:val="1"/>
+    </w:lvlOverride>
+    <w:lvlOverride w:ilvl="4">
+      <w:startOverride w:val="1"/>
+    </w:lvlOverride>
+  </w:num>
+  <w:num w:numId="101">
     <w:abstractNumId w:val="1"/>
     <w:lvlOverride w:ilvl="0">
       <w:startOverride w:val="1"/>

--- a/docs/knowledge/phase-0-backend-foundation.docx
+++ b/docs/knowledge/phase-0-backend-foundation.docx
@@ -97,7 +97,7 @@
         <w:t xml:space="preserve">Phạm vi:</w:t>
       </w:r>
       <w:r>
-        <w:t xml:space="preserve"> F01 Project Foundation và F03 Provider Contract (mục 0–12); F02 Connected Accounts (mục 13–19, đang làm: xong BE-09…BE-12).</w:t>
+        <w:t xml:space="preserve"> F01 Project Foundation và F03 Provider Contract (mục 0–12); F02 Connected Accounts (mục 13–19, đang làm: xong BE-09…BE-13).</w:t>
         <w:br/>
       </w:r>
       <w:r>
@@ -7148,7 +7148,7 @@
           </w:tcPr>
           <w:p>
             <w:r>
-              <w:t xml:space="preserve">BE-13…BE-18</w:t>
+              <w:t xml:space="preserve">BE-13</w:t>
             </w:r>
           </w:p>
         </w:tc>
@@ -7158,7 +7158,57 @@
           </w:tcPr>
           <w:p>
             <w:r>
-              <w:t xml:space="preserve">Lưu credential, use case đăng ký, REST API, xóa, nghiệm thu</w:t>
+              <w:t xml:space="preserve">Bảng </w:t>
+            </w:r>
+            <w:r>
+              <w:rPr>
+                <w:rFonts w:ascii="Consolas" w:eastAsia="Consolas" w:hAnsi="Consolas" w:cs="Consolas"/>
+              </w:rPr>
+              <w:t xml:space="preserve">account_credential</w:t>
+            </w:r>
+            <w:r>
+              <w:t xml:space="preserve">, </w:t>
+            </w:r>
+            <w:r>
+              <w:rPr>
+                <w:rFonts w:ascii="Consolas" w:eastAsia="Consolas" w:hAnsi="Consolas" w:cs="Consolas"/>
+              </w:rPr>
+              <w:t xml:space="preserve">CredentialStore</w:t>
+            </w:r>
+            <w:r>
+              <w:t xml:space="preserve"> (mã hóa khi ghi, giải mã khi đọc)</w:t>
+            </w:r>
+          </w:p>
+        </w:tc>
+        <w:tc>
+          <w:tcPr>
+            <w:tcW w:w="3120" w:type="dxa"/>
+          </w:tcPr>
+          <w:p>
+            <w:r>
+              <w:t xml:space="preserve">xong</w:t>
+            </w:r>
+          </w:p>
+        </w:tc>
+      </w:tr>
+      <w:tr>
+        <w:tc>
+          <w:tcPr>
+            <w:tcW w:w="3120" w:type="dxa"/>
+          </w:tcPr>
+          <w:p>
+            <w:r>
+              <w:t xml:space="preserve">BE-14…BE-18</w:t>
+            </w:r>
+          </w:p>
+        </w:tc>
+        <w:tc>
+          <w:tcPr>
+            <w:tcW w:w="3120" w:type="dxa"/>
+          </w:tcPr>
+          <w:p>
+            <w:r>
+              <w:t xml:space="preserve">Use case đăng ký, REST API, xóa, nghiệm thu</w:t>
             </w:r>
           </w:p>
         </w:tc>
@@ -7224,7 +7274,17 @@
         <w:t xml:space="preserve">SYNCING</w:t>
       </w:r>
       <w:r>
-        <w:t xml:space="preserve">). Lần đầu áp dụng D-08 (UUIDv7) và D-09 (enum lưu chữ + </w:t>
+        <w:t xml:space="preserve">), </w:t>
+      </w:r>
+      <w:r>
+        <w:rPr>
+          <w:b/>
+          <w:bCs/>
+        </w:rPr>
+        <w:t xml:space="preserve">D-14</w:t>
+      </w:r>
+      <w:r>
+        <w:t xml:space="preserve"> (thêm 4 cột cho bảng credential), quy tắc "luôn ghi cả credential". Lần đầu áp dụng D-08 (UUIDv7) và D-09 (enum lưu chữ + </w:t>
       </w:r>
       <w:r>
         <w:rPr>
@@ -9634,7 +9694,549 @@
         <w:t xml:space="preserve">một</w:t>
       </w:r>
       <w:r>
-        <w:t xml:space="preserve"> ID khóa cho cả dòng. Khi đã xoay khóa, ghi lại access token mà quên refresh token thì refresh token không đọc được nữa. BE-13 phải có quy tắc và test cho trường hợp này.</w:t>
+        <w:t xml:space="preserve"> ID khóa cho cả dòng. Khi đã xoay khóa, ghi lại access token mà quên refresh token thì refresh token không đọc được nữa. BE-13 giải quyết bằng quy tắc ở mục 17.6.</w:t>
+      </w:r>
+    </w:p>
+    <w:p>
+      <w:pPr>
+        <w:pStyle w:val="Heading3"/>
+      </w:pPr>
+      <w:r>
+        <w:t xml:space="preserve">17.6 Lưu credential: </w:t>
+      </w:r>
+      <w:r>
+        <w:rPr>
+          <w:rFonts w:ascii="Consolas" w:eastAsia="Consolas" w:hAnsi="Consolas" w:cs="Consolas"/>
+        </w:rPr>
+        <w:t xml:space="preserve">CredentialStore</w:t>
+      </w:r>
+      <w:r>
+        <w:t xml:space="preserve"> (BE-13, D-14)</w:t>
+      </w:r>
+    </w:p>
+    <w:p>
+      <w:pPr>
+        <w:pStyle w:val="ListParagraph"/>
+        <w:numPr>
+          <w:ilvl w:val="0"/>
+          <w:numId w:val="1"/>
+        </w:numPr>
+      </w:pPr>
+      <w:r>
+        <w:rPr>
+          <w:b/>
+          <w:bCs/>
+        </w:rPr>
+        <w:t xml:space="preserve">Ở đâu:</w:t>
+      </w:r>
+      <w:r>
+        <w:t xml:space="preserve"> </w:t>
+      </w:r>
+      <w:r>
+        <w:rPr>
+          <w:rFonts w:ascii="Consolas" w:eastAsia="Consolas" w:hAnsi="Consolas" w:cs="Consolas"/>
+        </w:rPr>
+        <w:t xml:space="preserve">account/infrastructure/CredentialStore.java</w:t>
+      </w:r>
+      <w:r>
+        <w:t xml:space="preserve">, entity </w:t>
+      </w:r>
+      <w:r>
+        <w:rPr>
+          <w:rFonts w:ascii="Consolas" w:eastAsia="Consolas" w:hAnsi="Consolas" w:cs="Consolas"/>
+        </w:rPr>
+        <w:t xml:space="preserve">AccountCredential</w:t>
+      </w:r>
+      <w:r>
+        <w:t xml:space="preserve">, migration </w:t>
+      </w:r>
+      <w:r>
+        <w:rPr>
+          <w:rFonts w:ascii="Consolas" w:eastAsia="Consolas" w:hAnsi="Consolas" w:cs="Consolas"/>
+        </w:rPr>
+        <w:t xml:space="preserve">V4__account_create_account_credential.sql</w:t>
+      </w:r>
+      <w:r>
+        <w:t xml:space="preserve">.</w:t>
+      </w:r>
+    </w:p>
+    <w:p>
+      <w:pPr>
+        <w:pStyle w:val="ListParagraph"/>
+        <w:numPr>
+          <w:ilvl w:val="0"/>
+          <w:numId w:val="1"/>
+        </w:numPr>
+      </w:pPr>
+      <w:r>
+        <w:rPr>
+          <w:b/>
+          <w:bCs/>
+        </w:rPr>
+        <w:t xml:space="preserve">Là gì:</w:t>
+      </w:r>
+      <w:r>
+        <w:t xml:space="preserve"> "cửa duy nhất" để ghi và đọc credential:</w:t>
+      </w:r>
+    </w:p>
+    <w:p>
+      <w:pPr>
+        <w:pStyle w:val="ListParagraph"/>
+        <w:numPr>
+          <w:ilvl w:val="1"/>
+          <w:numId w:val="1"/>
+        </w:numPr>
+      </w:pPr>
+      <w:r>
+        <w:rPr>
+          <w:rFonts w:ascii="Consolas" w:eastAsia="Consolas" w:hAnsi="Consolas" w:cs="Consolas"/>
+        </w:rPr>
+        <w:t xml:space="preserve">save(accountId, credential, refreshToken)</w:t>
+      </w:r>
+      <w:r>
+        <w:t xml:space="preserve">: mã hóa rồi ghi.</w:t>
+      </w:r>
+    </w:p>
+    <w:p>
+      <w:pPr>
+        <w:pStyle w:val="ListParagraph"/>
+        <w:numPr>
+          <w:ilvl w:val="1"/>
+          <w:numId w:val="1"/>
+        </w:numPr>
+      </w:pPr>
+      <w:r>
+        <w:rPr>
+          <w:rFonts w:ascii="Consolas" w:eastAsia="Consolas" w:hAnsi="Consolas" w:cs="Consolas"/>
+        </w:rPr>
+        <w:t xml:space="preserve">load(accountId)</w:t>
+      </w:r>
+      <w:r>
+        <w:t xml:space="preserve">: đọc rồi giải mã, trả </w:t>
+      </w:r>
+      <w:r>
+        <w:rPr>
+          <w:rFonts w:ascii="Consolas" w:eastAsia="Consolas" w:hAnsi="Consolas" w:cs="Consolas"/>
+        </w:rPr>
+        <w:t xml:space="preserve">ProviderCredentials</w:t>
+      </w:r>
+      <w:r>
+        <w:t xml:space="preserve"> của F03, chỉ nằm trong bộ nhớ.</w:t>
+      </w:r>
+    </w:p>
+    <w:p>
+      <w:pPr>
+        <w:pStyle w:val="ListParagraph"/>
+        <w:numPr>
+          <w:ilvl w:val="1"/>
+          <w:numId w:val="1"/>
+        </w:numPr>
+      </w:pPr>
+      <w:r>
+        <w:rPr>
+          <w:rFonts w:ascii="Consolas" w:eastAsia="Consolas" w:hAnsi="Consolas" w:cs="Consolas"/>
+        </w:rPr>
+        <w:t xml:space="preserve">delete(accountId)</w:t>
+      </w:r>
+      <w:r>
+        <w:t xml:space="preserve">: xóa.</w:t>
+      </w:r>
+    </w:p>
+    <w:p>
+      <w:pPr>
+        <w:pStyle w:val="ListParagraph"/>
+        <w:numPr>
+          <w:ilvl w:val="0"/>
+          <w:numId w:val="1"/>
+        </w:numPr>
+      </w:pPr>
+      <w:r>
+        <w:rPr>
+          <w:b/>
+          <w:bCs/>
+        </w:rPr>
+        <w:t xml:space="preserve">Bảng </w:t>
+      </w:r>
+      <w:r>
+        <w:rPr>
+          <w:rFonts w:ascii="Consolas" w:eastAsia="Consolas" w:hAnsi="Consolas" w:cs="Consolas"/>
+          <w:b/>
+          <w:bCs/>
+        </w:rPr>
+        <w:t xml:space="preserve">account_credential</w:t>
+      </w:r>
+      <w:r>
+        <w:rPr>
+          <w:b/>
+          <w:bCs/>
+        </w:rPr>
+        <w:t xml:space="preserve">:</w:t>
+      </w:r>
+      <w:r>
+        <w:t xml:space="preserve"> một dòng cho mỗi account (</w:t>
+      </w:r>
+      <w:r>
+        <w:rPr>
+          <w:rFonts w:ascii="Consolas" w:eastAsia="Consolas" w:hAnsi="Consolas" w:cs="Consolas"/>
+        </w:rPr>
+        <w:t xml:space="preserve">UNIQUE (account_id)</w:t>
+      </w:r>
+      <w:r>
+        <w:t xml:space="preserve">). Khóa ngoại tới </w:t>
+      </w:r>
+      <w:r>
+        <w:rPr>
+          <w:rFonts w:ascii="Consolas" w:eastAsia="Consolas" w:hAnsi="Consolas" w:cs="Consolas"/>
+        </w:rPr>
+        <w:t xml:space="preserve">connected_account</w:t>
+      </w:r>
+      <w:r>
+        <w:t xml:space="preserve"> có </w:t>
+      </w:r>
+      <w:r>
+        <w:rPr>
+          <w:rFonts w:ascii="Consolas" w:eastAsia="Consolas" w:hAnsi="Consolas" w:cs="Consolas"/>
+        </w:rPr>
+        <w:t xml:space="preserve">ON DELETE CASCADE</w:t>
+      </w:r>
+      <w:r>
+        <w:t xml:space="preserve">: xóa account thì credential tự biến mất trong cùng câu lệnh. Bốn cột thêm so với tài liệu 02B (D-14):</w:t>
+      </w:r>
+    </w:p>
+    <w:p>
+      <w:pPr>
+        <w:pStyle w:val="ListParagraph"/>
+        <w:numPr>
+          <w:ilvl w:val="1"/>
+          <w:numId w:val="1"/>
+        </w:numPr>
+      </w:pPr>
+      <w:r>
+        <w:rPr>
+          <w:rFonts w:ascii="Consolas" w:eastAsia="Consolas" w:hAnsi="Consolas" w:cs="Consolas"/>
+        </w:rPr>
+        <w:t xml:space="preserve">credential_type</w:t>
+      </w:r>
+      <w:r>
+        <w:t xml:space="preserve">: </w:t>
+      </w:r>
+      <w:r>
+        <w:rPr>
+          <w:rFonts w:ascii="Consolas" w:eastAsia="Consolas" w:hAnsi="Consolas" w:cs="Consolas"/>
+        </w:rPr>
+        <w:t xml:space="preserve">OAUTH2</w:t>
+      </w:r>
+      <w:r>
+        <w:t xml:space="preserve"> (Gmail) hoặc </w:t>
+      </w:r>
+      <w:r>
+        <w:rPr>
+          <w:rFonts w:ascii="Consolas" w:eastAsia="Consolas" w:hAnsi="Consolas" w:cs="Consolas"/>
+        </w:rPr>
+        <w:t xml:space="preserve">TOKEN</w:t>
+      </w:r>
+      <w:r>
+        <w:t xml:space="preserve"> (ví dụ bot Telegram).</w:t>
+      </w:r>
+    </w:p>
+    <w:p>
+      <w:pPr>
+        <w:pStyle w:val="ListParagraph"/>
+        <w:numPr>
+          <w:ilvl w:val="1"/>
+          <w:numId w:val="1"/>
+        </w:numPr>
+      </w:pPr>
+      <w:r>
+        <w:rPr>
+          <w:rFonts w:ascii="Consolas" w:eastAsia="Consolas" w:hAnsi="Consolas" w:cs="Consolas"/>
+        </w:rPr>
+        <w:t xml:space="preserve">encryption_key_id</w:t>
+      </w:r>
+      <w:r>
+        <w:t xml:space="preserve">: khóa đã mã hóa dòng này.</w:t>
+      </w:r>
+    </w:p>
+    <w:p>
+      <w:pPr>
+        <w:pStyle w:val="ListParagraph"/>
+        <w:numPr>
+          <w:ilvl w:val="1"/>
+          <w:numId w:val="1"/>
+        </w:numPr>
+      </w:pPr>
+      <w:r>
+        <w:rPr>
+          <w:rFonts w:ascii="Consolas" w:eastAsia="Consolas" w:hAnsi="Consolas" w:cs="Consolas"/>
+        </w:rPr>
+        <w:t xml:space="preserve">created_at</w:t>
+      </w:r>
+      <w:r>
+        <w:t xml:space="preserve">, </w:t>
+      </w:r>
+      <w:r>
+        <w:rPr>
+          <w:rFonts w:ascii="Consolas" w:eastAsia="Consolas" w:hAnsi="Consolas" w:cs="Consolas"/>
+        </w:rPr>
+        <w:t xml:space="preserve">version</w:t>
+      </w:r>
+      <w:r>
+        <w:t xml:space="preserve">: theo quy ước F01.</w:t>
+      </w:r>
+    </w:p>
+    <w:p>
+      <w:pPr>
+        <w:pStyle w:val="ListParagraph"/>
+        <w:numPr>
+          <w:ilvl w:val="0"/>
+          <w:numId w:val="1"/>
+        </w:numPr>
+      </w:pPr>
+      <w:r>
+        <w:rPr>
+          <w:b/>
+          <w:bCs/>
+        </w:rPr>
+        <w:t xml:space="preserve">Quy tắc "luôn ghi cả credential":</w:t>
+      </w:r>
+      <w:r>
+        <w:t xml:space="preserve"> store </w:t>
+      </w:r>
+      <w:r>
+        <w:rPr>
+          <w:b/>
+          <w:bCs/>
+        </w:rPr>
+        <w:t xml:space="preserve">không có</w:t>
+      </w:r>
+      <w:r>
+        <w:t xml:space="preserve"> hàm sửa riêng một token. Mỗi lần </w:t>
+      </w:r>
+      <w:r>
+        <w:rPr>
+          <w:rFonts w:ascii="Consolas" w:eastAsia="Consolas" w:hAnsi="Consolas" w:cs="Consolas"/>
+        </w:rPr>
+        <w:t xml:space="preserve">save</w:t>
+      </w:r>
+      <w:r>
+        <w:t xml:space="preserve">, mọi trường bí mật được mã hóa lại bằng khóa active, và </w:t>
+      </w:r>
+      <w:r>
+        <w:rPr>
+          <w:rFonts w:ascii="Consolas" w:eastAsia="Consolas" w:hAnsi="Consolas" w:cs="Consolas"/>
+        </w:rPr>
+        <w:t xml:space="preserve">encryption_key_id</w:t>
+      </w:r>
+      <w:r>
+        <w:t xml:space="preserve"> của dòng là khóa đó. Vì vậy sau khi xoay khóa, không thể có chuyện access token dùng </w:t>
+      </w:r>
+      <w:r>
+        <w:rPr>
+          <w:rFonts w:ascii="Consolas" w:eastAsia="Consolas" w:hAnsi="Consolas" w:cs="Consolas"/>
+        </w:rPr>
+        <w:t xml:space="preserve">k2</w:t>
+      </w:r>
+      <w:r>
+        <w:t xml:space="preserve"> mà refresh token còn </w:t>
+      </w:r>
+      <w:r>
+        <w:rPr>
+          <w:rFonts w:ascii="Consolas" w:eastAsia="Consolas" w:hAnsi="Consolas" w:cs="Consolas"/>
+        </w:rPr>
+        <w:t xml:space="preserve">k1</w:t>
+      </w:r>
+      <w:r>
+        <w:t xml:space="preserve">. Entity còn tự kiểm thêm: hai giá trị mã hóa khác khóa sẽ bị từ chối.</w:t>
+      </w:r>
+    </w:p>
+    <w:p>
+      <w:pPr>
+        <w:pStyle w:val="ListParagraph"/>
+        <w:numPr>
+          <w:ilvl w:val="0"/>
+          <w:numId w:val="1"/>
+        </w:numPr>
+      </w:pPr>
+      <w:r>
+        <w:rPr>
+          <w:b/>
+          <w:bCs/>
+        </w:rPr>
+        <w:t xml:space="preserve">Switch trên sealed interface:</w:t>
+      </w:r>
+      <w:r>
+        <w:t xml:space="preserve"> </w:t>
+      </w:r>
+      <w:r>
+        <w:rPr>
+          <w:rFonts w:ascii="Consolas" w:eastAsia="Consolas" w:hAnsi="Consolas" w:cs="Consolas"/>
+        </w:rPr>
+        <w:t xml:space="preserve">OAuth2Credentials</w:t>
+      </w:r>
+      <w:r>
+        <w:t xml:space="preserve"> ứng với </w:t>
+      </w:r>
+      <w:r>
+        <w:rPr>
+          <w:rFonts w:ascii="Consolas" w:eastAsia="Consolas" w:hAnsi="Consolas" w:cs="Consolas"/>
+        </w:rPr>
+        <w:t xml:space="preserve">OAUTH2</w:t>
+      </w:r>
+      <w:r>
+        <w:t xml:space="preserve">, </w:t>
+      </w:r>
+      <w:r>
+        <w:rPr>
+          <w:rFonts w:ascii="Consolas" w:eastAsia="Consolas" w:hAnsi="Consolas" w:cs="Consolas"/>
+        </w:rPr>
+        <w:t xml:space="preserve">TokenCredentials</w:t>
+      </w:r>
+      <w:r>
+        <w:t xml:space="preserve"> ứng với </w:t>
+      </w:r>
+      <w:r>
+        <w:rPr>
+          <w:rFonts w:ascii="Consolas" w:eastAsia="Consolas" w:hAnsi="Consolas" w:cs="Consolas"/>
+        </w:rPr>
+        <w:t xml:space="preserve">TOKEN</w:t>
+      </w:r>
+      <w:r>
+        <w:t xml:space="preserve">. Thêm một loại credential mới mà quên xử lý thì code không biên dịch được.</w:t>
+      </w:r>
+    </w:p>
+    <w:p>
+      <w:pPr>
+        <w:pStyle w:val="ListParagraph"/>
+        <w:numPr>
+          <w:ilvl w:val="0"/>
+          <w:numId w:val="1"/>
+        </w:numPr>
+      </w:pPr>
+      <w:r>
+        <w:rPr>
+          <w:b/>
+          <w:bCs/>
+        </w:rPr>
+        <w:t xml:space="preserve">Cột </w:t>
+      </w:r>
+      <w:r>
+        <w:rPr>
+          <w:rFonts w:ascii="Consolas" w:eastAsia="Consolas" w:hAnsi="Consolas" w:cs="Consolas"/>
+          <w:b/>
+          <w:bCs/>
+        </w:rPr>
+        <w:t xml:space="preserve">jsonb</w:t>
+      </w:r>
+      <w:r>
+        <w:rPr>
+          <w:b/>
+          <w:bCs/>
+        </w:rPr>
+        <w:t xml:space="preserve">:</w:t>
+      </w:r>
+      <w:r>
+        <w:t xml:space="preserve"> </w:t>
+      </w:r>
+      <w:r>
+        <w:rPr>
+          <w:rFonts w:ascii="Consolas" w:eastAsia="Consolas" w:hAnsi="Consolas" w:cs="Consolas"/>
+        </w:rPr>
+        <w:t xml:space="preserve">scopes</w:t>
+      </w:r>
+      <w:r>
+        <w:t xml:space="preserve"> (danh sách quyền Gmail đã cấp) lưu dạng mảng JSON nhờ </w:t>
+      </w:r>
+      <w:r>
+        <w:rPr>
+          <w:rFonts w:ascii="Consolas" w:eastAsia="Consolas" w:hAnsi="Consolas" w:cs="Consolas"/>
+        </w:rPr>
+        <w:t xml:space="preserve">@JdbcTypeCode(SqlTypes.JSON)</w:t>
+      </w:r>
+      <w:r>
+        <w:t xml:space="preserve">; Hibernate 7 tự dùng Jackson để chuyển </w:t>
+      </w:r>
+      <w:r>
+        <w:rPr>
+          <w:rFonts w:ascii="Consolas" w:eastAsia="Consolas" w:hAnsi="Consolas" w:cs="Consolas"/>
+        </w:rPr>
+        <w:t xml:space="preserve">List&lt;String&gt;</w:t>
+      </w:r>
+      <w:r>
+        <w:t xml:space="preserve"> sang JSON.</w:t>
+      </w:r>
+    </w:p>
+    <w:p>
+      <w:pPr>
+        <w:pStyle w:val="ListParagraph"/>
+        <w:numPr>
+          <w:ilvl w:val="0"/>
+          <w:numId w:val="1"/>
+        </w:numPr>
+      </w:pPr>
+      <w:r>
+        <w:rPr>
+          <w:b/>
+          <w:bCs/>
+        </w:rPr>
+        <w:t xml:space="preserve">Phạm vi truy cập:</w:t>
+      </w:r>
+      <w:r>
+        <w:t xml:space="preserve"> entity và repository là package-private; chỉ </w:t>
+      </w:r>
+      <w:r>
+        <w:rPr>
+          <w:rFonts w:ascii="Consolas" w:eastAsia="Consolas" w:hAnsi="Consolas" w:cs="Consolas"/>
+        </w:rPr>
+        <w:t xml:space="preserve">CredentialStore</w:t>
+      </w:r>
+      <w:r>
+        <w:t xml:space="preserve"> là public, và nằm trong package nội bộ </w:t>
+      </w:r>
+      <w:r>
+        <w:rPr>
+          <w:rFonts w:ascii="Consolas" w:eastAsia="Consolas" w:hAnsi="Consolas" w:cs="Consolas"/>
+        </w:rPr>
+        <w:t xml:space="preserve">infrastructure</w:t>
+      </w:r>
+      <w:r>
+        <w:t xml:space="preserve">, nên Spring Modulith chặn mọi module khác dùng nó.</w:t>
+      </w:r>
+    </w:p>
+    <w:p>
+      <w:pPr>
+        <w:pStyle w:val="ListParagraph"/>
+        <w:numPr>
+          <w:ilvl w:val="0"/>
+          <w:numId w:val="1"/>
+        </w:numPr>
+      </w:pPr>
+      <w:r>
+        <w:rPr>
+          <w:b/>
+          <w:bCs/>
+        </w:rPr>
+        <w:t xml:space="preserve">Refresh token:</w:t>
+      </w:r>
+      <w:r>
+        <w:t xml:space="preserve"> </w:t>
+      </w:r>
+      <w:r>
+        <w:rPr>
+          <w:rFonts w:ascii="Consolas" w:eastAsia="Consolas" w:hAnsi="Consolas" w:cs="Consolas"/>
+        </w:rPr>
+        <w:t xml:space="preserve">load</w:t>
+      </w:r>
+      <w:r>
+        <w:t xml:space="preserve"> chưa trả refresh token (F03 cố ý để </w:t>
+      </w:r>
+      <w:r>
+        <w:rPr>
+          <w:rFonts w:ascii="Consolas" w:eastAsia="Consolas" w:hAnsi="Consolas" w:cs="Consolas"/>
+        </w:rPr>
+        <w:t xml:space="preserve">OAuth2Credentials</w:t>
+      </w:r>
+      <w:r>
+        <w:t xml:space="preserve"> không có trường này). F04 sẽ thêm cách đọc nó khi làm luồng refresh, theo đúng quy tắc trên: đọc cả hai, rồi ghi lại cả hai.</w:t>
       </w:r>
     </w:p>
     <w:p>
@@ -9937,6 +10539,91 @@
     </w:p>
     <w:p>
       <w:pPr>
+        <w:pStyle w:val="ListParagraph"/>
+        <w:numPr>
+          <w:ilvl w:val="1"/>
+          <w:numId w:val="1"/>
+        </w:numPr>
+      </w:pPr>
+      <w:r>
+        <w:t xml:space="preserve">BE-13: store "quên" ghi refresh token → test xoay khóa đỏ.</w:t>
+      </w:r>
+    </w:p>
+    <w:p>
+      <w:pPr>
+        <w:pStyle w:val="ListParagraph"/>
+        <w:numPr>
+          <w:ilvl w:val="0"/>
+          <w:numId w:val="1"/>
+        </w:numPr>
+      </w:pPr>
+      <w:r>
+        <w:rPr>
+          <w:rFonts w:ascii="Consolas" w:eastAsia="Consolas" w:hAnsi="Consolas" w:cs="Consolas"/>
+          <w:b/>
+          <w:bCs/>
+        </w:rPr>
+        <w:t xml:space="preserve">row_to_json(c)::text</w:t>
+      </w:r>
+      <w:r>
+        <w:rPr>
+          <w:b/>
+          <w:bCs/>
+        </w:rPr>
+        <w:t xml:space="preserve"> của PostgreSQL:</w:t>
+      </w:r>
+      <w:r>
+        <w:t xml:space="preserve"> biến cả một dòng thành chuỗi JSON để kiểm tra bằng một lệnh rằng </w:t>
+      </w:r>
+      <w:r>
+        <w:rPr>
+          <w:b/>
+          <w:bCs/>
+        </w:rPr>
+        <w:t xml:space="preserve">không cột nào</w:t>
+      </w:r>
+      <w:r>
+        <w:t xml:space="preserve"> chứa token dạng chữ.</w:t>
+      </w:r>
+    </w:p>
+    <w:p>
+      <w:pPr>
+        <w:pStyle w:val="ListParagraph"/>
+        <w:numPr>
+          <w:ilvl w:val="0"/>
+          <w:numId w:val="1"/>
+        </w:numPr>
+      </w:pPr>
+      <w:r>
+        <w:rPr>
+          <w:rFonts w:ascii="Consolas" w:eastAsia="Consolas" w:hAnsi="Consolas" w:cs="Consolas"/>
+          <w:b/>
+          <w:bCs/>
+        </w:rPr>
+        <w:t xml:space="preserve">entityManager.flush()</w:t>
+      </w:r>
+      <w:r>
+        <w:rPr>
+          <w:b/>
+          <w:bCs/>
+        </w:rPr>
+        <w:t xml:space="preserve"> để lộ lỗi:</w:t>
+      </w:r>
+      <w:r>
+        <w:t xml:space="preserve"> trong </w:t>
+      </w:r>
+      <w:r>
+        <w:rPr>
+          <w:rFonts w:ascii="Consolas" w:eastAsia="Consolas" w:hAnsi="Consolas" w:cs="Consolas"/>
+        </w:rPr>
+        <w:t xml:space="preserve">@DataJpaTest</w:t>
+      </w:r>
+      <w:r>
+        <w:t xml:space="preserve">, lệnh ghi chỉ thật sự xuống DB khi flush. Muốn thấy lỗi khóa ngoại thì phải flush ngay trong đoạn code đang chờ lỗi; test còn kiểm tra cả stack trace của lỗi đó không chứa token.</w:t>
+      </w:r>
+    </w:p>
+    <w:p>
+      <w:pPr>
         <w:pBdr>
           <w:bottom w:val="single" w:sz="4" w:space="0" w:color="auto"/>
         </w:pBdr>
@@ -10147,12 +10834,63 @@
       </w:r>
     </w:p>
     <w:p>
+      <w:pPr>
+        <w:pStyle w:val="ListParagraph"/>
+        <w:numPr>
+          <w:ilvl w:val="0"/>
+          <w:numId w:val="101"/>
+        </w:numPr>
+      </w:pPr>
+      <w:r>
+        <w:t xml:space="preserve">Vì sao </w:t>
+      </w:r>
+      <w:r>
+        <w:rPr>
+          <w:rFonts w:ascii="Consolas" w:eastAsia="Consolas" w:hAnsi="Consolas" w:cs="Consolas"/>
+        </w:rPr>
+        <w:t xml:space="preserve">CredentialStore</w:t>
+      </w:r>
+      <w:r>
+        <w:t xml:space="preserve"> không có hàm </w:t>
+      </w:r>
+      <w:r>
+        <w:rPr>
+          <w:rFonts w:ascii="Consolas" w:eastAsia="Consolas" w:hAnsi="Consolas" w:cs="Consolas"/>
+        </w:rPr>
+        <w:t xml:space="preserve">updateAccessToken</w:t>
+      </w:r>
+      <w:r>
+        <w:t xml:space="preserve">?</w:t>
+      </w:r>
+    </w:p>
+    <w:p>
+      <w:pPr>
+        <w:pStyle w:val="ListParagraph"/>
+        <w:numPr>
+          <w:ilvl w:val="0"/>
+          <w:numId w:val="101"/>
+        </w:numPr>
+      </w:pPr>
+      <w:r>
+        <w:t xml:space="preserve">Xóa một </w:t>
+      </w:r>
+      <w:r>
+        <w:rPr>
+          <w:rFonts w:ascii="Consolas" w:eastAsia="Consolas" w:hAnsi="Consolas" w:cs="Consolas"/>
+        </w:rPr>
+        <w:t xml:space="preserve">connected_account</w:t>
+      </w:r>
+      <w:r>
+        <w:t xml:space="preserve"> thì credential của nó đi đâu, và nhờ đâu?</w:t>
+      </w:r>
+    </w:p>
+    <w:p>
       <w:r>
         <w:rPr>
           <w:i/>
           <w:iCs/>
         </w:rPr>
-        <w:t xml:space="preserve">(Phần BE-13…BE-18 — lưu credential, use case đăng ký, REST API, xóa account — sẽ được bổ sung khi làm.)</w:t>
+        <w:t xml:space="preserve">(Phần BE-14…BE-18 — use case đăng ký, REST API, xóa account, nghiệm thu — sẽ được bổ sung khi làm.)</w:t>
       </w:r>
     </w:p>
     <w:sectPr>

--- a/docs/knowledge/phase-0-backend-foundation.docx
+++ b/docs/knowledge/phase-0-backend-foundation.docx
@@ -97,7 +97,7 @@
         <w:t xml:space="preserve">Phạm vi:</w:t>
       </w:r>
       <w:r>
-        <w:t xml:space="preserve"> F01 Project Foundation và F03 Provider Contract (mục 0–12); F02 Connected Accounts (mục 13–19, đang làm: xong BE-09…BE-13).</w:t>
+        <w:t xml:space="preserve"> F01 Project Foundation và F03 Provider Contract (mục 0–12); F02 Connected Accounts (mục 13–20, đang làm: xong BE-09…BE-14).</w:t>
         <w:br/>
       </w:r>
       <w:r>
@@ -108,7 +108,7 @@
         <w:t xml:space="preserve">Cập nhật:</w:t>
       </w:r>
       <w:r>
-        <w:t xml:space="preserve"> 2026-10-03. Đường dẫn code tính từ </w:t>
+        <w:t xml:space="preserve"> 2026-10-07. Đường dẫn code tính từ </w:t>
       </w:r>
       <w:r>
         <w:rPr>
@@ -7198,7 +7198,7 @@
           </w:tcPr>
           <w:p>
             <w:r>
-              <w:t xml:space="preserve">BE-14…BE-18</w:t>
+              <w:t xml:space="preserve">BE-14</w:t>
             </w:r>
           </w:p>
         </w:tc>
@@ -7208,7 +7208,45 @@
           </w:tcPr>
           <w:p>
             <w:r>
-              <w:t xml:space="preserve">Use case đăng ký, REST API, xóa, nghiệm thu</w:t>
+              <w:t xml:space="preserve">Use case đăng ký kết nối (tạo mới / reconnect) và event </w:t>
+            </w:r>
+            <w:r>
+              <w:rPr>
+                <w:rFonts w:ascii="Consolas" w:eastAsia="Consolas" w:hAnsi="Consolas" w:cs="Consolas"/>
+              </w:rPr>
+              <w:t xml:space="preserve">AccountConnected</w:t>
+            </w:r>
+          </w:p>
+        </w:tc>
+        <w:tc>
+          <w:tcPr>
+            <w:tcW w:w="3120" w:type="dxa"/>
+          </w:tcPr>
+          <w:p>
+            <w:r>
+              <w:t xml:space="preserve">xong</w:t>
+            </w:r>
+          </w:p>
+        </w:tc>
+      </w:tr>
+      <w:tr>
+        <w:tc>
+          <w:tcPr>
+            <w:tcW w:w="3120" w:type="dxa"/>
+          </w:tcPr>
+          <w:p>
+            <w:r>
+              <w:t xml:space="preserve">BE-15…BE-18</w:t>
+            </w:r>
+          </w:p>
+        </w:tc>
+        <w:tc>
+          <w:tcPr>
+            <w:tcW w:w="3120" w:type="dxa"/>
+          </w:tcPr>
+          <w:p>
+            <w:r>
+              <w:t xml:space="preserve">REST API, xóa, nghiệm thu</w:t>
             </w:r>
           </w:p>
         </w:tc>
@@ -10252,55 +10290,40 @@
         <w:pStyle w:val="Heading2"/>
       </w:pPr>
       <w:r>
-        <w:t xml:space="preserve">18. Kỹ thuật test mới trong F02</w:t>
-      </w:r>
-    </w:p>
-    <w:p>
-      <w:pPr>
-        <w:pStyle w:val="ListParagraph"/>
-        <w:numPr>
-          <w:ilvl w:val="0"/>
-          <w:numId w:val="1"/>
-        </w:numPr>
-      </w:pPr>
-      <w:r>
-        <w:rPr>
-          <w:rFonts w:ascii="Consolas" w:eastAsia="Consolas" w:hAnsi="Consolas" w:cs="Consolas"/>
-          <w:b/>
-          <w:bCs/>
-        </w:rPr>
-        <w:t xml:space="preserve">@DataJpaTest</w:t>
-      </w:r>
-      <w:r>
-        <w:rPr>
-          <w:b/>
-          <w:bCs/>
-        </w:rPr>
-        <w:t xml:space="preserve"> + </w:t>
-      </w:r>
-      <w:r>
-        <w:rPr>
-          <w:rFonts w:ascii="Consolas" w:eastAsia="Consolas" w:hAnsi="Consolas" w:cs="Consolas"/>
-          <w:b/>
-          <w:bCs/>
-        </w:rPr>
-        <w:t xml:space="preserve">@AutoConfigureTestDatabase(replace = NONE)</w:t>
-      </w:r>
-      <w:r>
-        <w:rPr>
-          <w:b/>
-          <w:bCs/>
-        </w:rPr>
-        <w:t xml:space="preserve">:</w:t>
-      </w:r>
-      <w:r>
-        <w:t xml:space="preserve"> slice chỉ nạp JPA và Flyway, chạy trên PostgreSQL thật (Testcontainers) để </w:t>
-      </w:r>
-      <w:r>
-        <w:rPr>
-          <w:rFonts w:ascii="Consolas" w:eastAsia="Consolas" w:hAnsi="Consolas" w:cs="Consolas"/>
-        </w:rPr>
-        <w:t xml:space="preserve">CHECK</w:t>
+        <w:t xml:space="preserve">18. Use case đăng ký kết nối (BE-14)</w:t>
+      </w:r>
+    </w:p>
+    <w:p>
+      <w:pPr>
+        <w:pStyle w:val="Heading3"/>
+      </w:pPr>
+      <w:r>
+        <w:t xml:space="preserve">18.1 Nó nằm ở đâu trong luồng kết nối</w:t>
+      </w:r>
+    </w:p>
+    <w:p>
+      <w:pPr>
+        <w:pStyle w:val="ListParagraph"/>
+        <w:numPr>
+          <w:ilvl w:val="0"/>
+          <w:numId w:val="1"/>
+        </w:numPr>
+      </w:pPr>
+      <w:r>
+        <w:rPr>
+          <w:b/>
+          <w:bCs/>
+        </w:rPr>
+        <w:t xml:space="preserve">Ở đâu:</w:t>
+      </w:r>
+      <w:r>
+        <w:t xml:space="preserve"> </w:t>
+      </w:r>
+      <w:r>
+        <w:rPr>
+          <w:rFonts w:ascii="Consolas" w:eastAsia="Consolas" w:hAnsi="Consolas" w:cs="Consolas"/>
+        </w:rPr>
+        <w:t xml:space="preserve">account/application/AccountRegistrationService.java</w:t>
       </w:r>
       <w:r>
         <w:t xml:space="preserve">, </w:t>
@@ -10309,141 +10332,456 @@
         <w:rPr>
           <w:rFonts w:ascii="Consolas" w:eastAsia="Consolas" w:hAnsi="Consolas" w:cs="Consolas"/>
         </w:rPr>
+        <w:t xml:space="preserve">account/application/RegisterAccountCommand.java</w:t>
+      </w:r>
+      <w:r>
+        <w:t xml:space="preserve">, event </w:t>
+      </w:r>
+      <w:r>
+        <w:rPr>
+          <w:rFonts w:ascii="Consolas" w:eastAsia="Consolas" w:hAnsi="Consolas" w:cs="Consolas"/>
+        </w:rPr>
+        <w:t xml:space="preserve">account/AccountConnected.java</w:t>
+      </w:r>
+      <w:r>
+        <w:t xml:space="preserve">.</w:t>
+      </w:r>
+    </w:p>
+    <w:p>
+      <w:pPr>
+        <w:pStyle w:val="ListParagraph"/>
+        <w:numPr>
+          <w:ilvl w:val="0"/>
+          <w:numId w:val="1"/>
+        </w:numPr>
+      </w:pPr>
+      <w:r>
+        <w:rPr>
+          <w:b/>
+          <w:bCs/>
+        </w:rPr>
+        <w:t xml:space="preserve">Là gì:</w:t>
+      </w:r>
+      <w:r>
+        <w:t xml:space="preserve"> "điểm vào" duy nhất để đưa một tài khoản đã được provider xác nhận vào Sino. Luồng kết nối của F04 sẽ gọi nó:</w:t>
+      </w:r>
+    </w:p>
+    <w:p>
+      <w:pPr>
+        <w:shd w:val="clear" w:color="auto" w:fill="F2F3F5"/>
+        <w:ind w:left="0"/>
+      </w:pPr>
+      <w:r>
+        <w:rPr>
+          <w:rFonts w:ascii="Consolas" w:eastAsia="Consolas" w:hAnsi="Consolas" w:cs="Consolas"/>
+          <w:sz w:val="19"/>
+          <w:szCs w:val="19"/>
+        </w:rPr>
+        <w:t xml:space="preserve">F04 (làm sau)                           BE-14 (đã làm)</w:t>
+        <w:br/>
+        <w:t xml:space="preserve">-------------                           --------------</w:t>
+        <w:br/>
+        <w:t xml:space="preserve">người dùng bấm "Kết nối Gmail"</w:t>
+        <w:br/>
+        <w:t xml:space="preserve">  -&gt; Google cho đăng nhập, trả "code"</w:t>
+        <w:br/>
+        <w:t xml:space="preserve">  -&gt; đổi code lấy token     (gọi Google, NGOÀI transaction)</w:t>
+        <w:br/>
+        <w:t xml:space="preserve">  -&gt; lấy profile tài khoản  (gọi Google, NGOÀI transaction)</w:t>
+        <w:br/>
+        <w:t xml:space="preserve">  -&gt; register(command)  -------------&gt;  MỘT transaction:</w:t>
+        <w:br/>
+        <w:t xml:space="preserve">                                          1. kiểm tra provider (registry)</w:t>
+        <w:br/>
+        <w:t xml:space="preserve">                                          2. tìm account theo</w:t>
+        <w:br/>
+        <w:t xml:space="preserve">                                             (owner, provider, externalAccountId)</w:t>
+        <w:br/>
+        <w:t xml:space="preserve">                                          3. chưa có: tạo mới / có rồi: reconnect</w:t>
+        <w:br/>
+        <w:t xml:space="preserve">                                          4. lưu credential (mã hóa)</w:t>
+        <w:br/>
+        <w:t xml:space="preserve">                                          5. publish AccountConnected</w:t>
+        <w:br/>
+        <w:t xml:space="preserve">                                        commit: cả ba thứ cùng được lưu</w:t>
+        <w:br/>
+        <w:t xml:space="preserve">                                        rollback: không còn gì</w:t>
+      </w:r>
+    </w:p>
+    <w:p>
+      <w:pPr>
+        <w:pStyle w:val="ListParagraph"/>
+        <w:numPr>
+          <w:ilvl w:val="0"/>
+          <w:numId w:val="1"/>
+        </w:numPr>
+      </w:pPr>
+      <w:r>
+        <w:rPr>
+          <w:b/>
+          <w:bCs/>
+        </w:rPr>
+        <w:t xml:space="preserve">Vì sao service không gọi provider:</w:t>
+      </w:r>
+      <w:r>
+        <w:t xml:space="preserve"> gọi mạng có thể mất vài giây hoặc treo. Nếu gọi bên trong transaction thì suốt thời gian đó app giữ một kết nối DB và khóa các dòng đang ghi. Vì vậy gọi provider trước, xong mới mở một transaction ngắn chỉ để ghi.</w:t>
+      </w:r>
+    </w:p>
+    <w:p>
+      <w:pPr>
+        <w:pStyle w:val="Heading3"/>
+      </w:pPr>
+      <w:r>
+        <w:t xml:space="preserve">18.2 </w:t>
+      </w:r>
+      <w:r>
+        <w:rPr>
+          <w:rFonts w:ascii="Consolas" w:eastAsia="Consolas" w:hAnsi="Consolas" w:cs="Consolas"/>
+        </w:rPr>
+        <w:t xml:space="preserve">@Transactional</w:t>
+      </w:r>
+      <w:r>
+        <w:t xml:space="preserve">: tất cả hoặc không gì cả</w:t>
+      </w:r>
+    </w:p>
+    <w:p>
+      <w:pPr>
+        <w:pStyle w:val="ListParagraph"/>
+        <w:numPr>
+          <w:ilvl w:val="0"/>
+          <w:numId w:val="1"/>
+        </w:numPr>
+      </w:pPr>
+      <w:r>
+        <w:rPr>
+          <w:b/>
+          <w:bCs/>
+        </w:rPr>
+        <w:t xml:space="preserve">Là gì:</w:t>
+      </w:r>
+      <w:r>
+        <w:t xml:space="preserve"> Spring mở transaction khi vào method, commit khi method trả về bình thường, rollback khi method ném </w:t>
+      </w:r>
+      <w:r>
+        <w:rPr>
+          <w:rFonts w:ascii="Consolas" w:eastAsia="Consolas" w:hAnsi="Consolas" w:cs="Consolas"/>
+        </w:rPr>
+        <w:t xml:space="preserve">RuntimeException</w:t>
+      </w:r>
+      <w:r>
+        <w:t xml:space="preserve">.</w:t>
+      </w:r>
+    </w:p>
+    <w:p>
+      <w:pPr>
+        <w:pStyle w:val="ListParagraph"/>
+        <w:numPr>
+          <w:ilvl w:val="0"/>
+          <w:numId w:val="1"/>
+        </w:numPr>
+      </w:pPr>
+      <w:r>
+        <w:rPr>
+          <w:b/>
+          <w:bCs/>
+        </w:rPr>
+        <w:t xml:space="preserve">Không có nó thì sao:</w:t>
+      </w:r>
+      <w:r>
+        <w:t xml:space="preserve"> </w:t>
+      </w:r>
+      <w:r>
+        <w:rPr>
+          <w:rFonts w:ascii="Consolas" w:eastAsia="Consolas" w:hAnsi="Consolas" w:cs="Consolas"/>
+        </w:rPr>
+        <w:t xml:space="preserve">accounts.save(...)</w:t>
+      </w:r>
+      <w:r>
+        <w:t xml:space="preserve"> tự có transaction riêng nên account được commit ngay; nếu bước lưu credential lỗi thì còn lại một account không có credential. Kiểm tra ngược đã chứng minh: bỏ </w:t>
+      </w:r>
+      <w:r>
+        <w:rPr>
+          <w:rFonts w:ascii="Consolas" w:eastAsia="Consolas" w:hAnsi="Consolas" w:cs="Consolas"/>
+        </w:rPr>
+        <w:t xml:space="preserve">@Transactional</w:t>
+      </w:r>
+      <w:r>
+        <w:t xml:space="preserve"> thì test "lưu credential lỗi" đỏ.</w:t>
+      </w:r>
+    </w:p>
+    <w:p>
+      <w:pPr>
+        <w:pStyle w:val="ListParagraph"/>
+        <w:numPr>
+          <w:ilvl w:val="0"/>
+          <w:numId w:val="1"/>
+        </w:numPr>
+      </w:pPr>
+      <w:r>
+        <w:rPr>
+          <w:b/>
+          <w:bCs/>
+        </w:rPr>
+        <w:t xml:space="preserve">Bẫy thứ hai, cùng lần kiểm tra ngược đó:</w:t>
+      </w:r>
+      <w:r>
+        <w:t xml:space="preserve"> test reconnect cũng đỏ. Lý do: object đọc ra </w:t>
+      </w:r>
+      <w:r>
+        <w:rPr>
+          <w:b/>
+          <w:bCs/>
+        </w:rPr>
+        <w:t xml:space="preserve">trong</w:t>
+      </w:r>
+      <w:r>
+        <w:t xml:space="preserve"> transaction được Hibernate theo dõi ("managed"). Đổi field của nó thì Hibernate tự ghi xuống DB lúc commit ("dirty checking"), không cần gọi </w:t>
+      </w:r>
+      <w:r>
+        <w:rPr>
+          <w:rFonts w:ascii="Consolas" w:eastAsia="Consolas" w:hAnsi="Consolas" w:cs="Consolas"/>
+        </w:rPr>
+        <w:t xml:space="preserve">save</w:t>
+      </w:r>
+      <w:r>
+        <w:t xml:space="preserve">. Ra </w:t>
+      </w:r>
+      <w:r>
+        <w:rPr>
+          <w:b/>
+          <w:bCs/>
+        </w:rPr>
+        <w:t xml:space="preserve">ngoài</w:t>
+      </w:r>
+      <w:r>
+        <w:t xml:space="preserve"> transaction thì không ai theo dõi, nên </w:t>
+      </w:r>
+      <w:r>
+        <w:rPr>
+          <w:rFonts w:ascii="Consolas" w:eastAsia="Consolas" w:hAnsi="Consolas" w:cs="Consolas"/>
+        </w:rPr>
+        <w:t xml:space="preserve">reconnect()</w:t>
+      </w:r>
+      <w:r>
+        <w:t xml:space="preserve"> đổi tên và trạng thái trong bộ nhớ mà không được ghi.</w:t>
+      </w:r>
+    </w:p>
+    <w:p>
+      <w:pPr>
+        <w:pStyle w:val="Heading3"/>
+      </w:pPr>
+      <w:r>
+        <w:t xml:space="preserve">18.3 Idempotent: gọi lại không tạo bản sao</w:t>
+      </w:r>
+    </w:p>
+    <w:p>
+      <w:pPr>
+        <w:pStyle w:val="ListParagraph"/>
+        <w:numPr>
+          <w:ilvl w:val="0"/>
+          <w:numId w:val="1"/>
+        </w:numPr>
+      </w:pPr>
+      <w:r>
+        <w:t xml:space="preserve">Service tìm theo bộ khóa trước. Có rồi thì </w:t>
+      </w:r>
+      <w:r>
+        <w:rPr>
+          <w:rFonts w:ascii="Consolas" w:eastAsia="Consolas" w:hAnsi="Consolas" w:cs="Consolas"/>
+        </w:rPr>
+        <w:t xml:space="preserve">reconnect()</w:t>
+      </w:r>
+      <w:r>
+        <w:t xml:space="preserve">: cập nhật tên và ảnh từ provider, trạng thái về </w:t>
+      </w:r>
+      <w:r>
+        <w:rPr>
+          <w:rFonts w:ascii="Consolas" w:eastAsia="Consolas" w:hAnsi="Consolas" w:cs="Consolas"/>
+        </w:rPr>
+        <w:t xml:space="preserve">CONNECTED</w:t>
+      </w:r>
+      <w:r>
+        <w:t xml:space="preserve"> (kể cả từ </w:t>
+      </w:r>
+      <w:r>
+        <w:rPr>
+          <w:rFonts w:ascii="Consolas" w:eastAsia="Consolas" w:hAnsi="Consolas" w:cs="Consolas"/>
+        </w:rPr>
+        <w:t xml:space="preserve">AUTH_EXPIRED</w:t>
+      </w:r>
+      <w:r>
+        <w:t xml:space="preserve">), thay </w:t>
+      </w:r>
+      <w:r>
+        <w:rPr>
+          <w:b/>
+          <w:bCs/>
+        </w:rPr>
+        <w:t xml:space="preserve">toàn bộ</w:t>
+      </w:r>
+      <w:r>
+        <w:t xml:space="preserve"> credential (quy tắc ở mục 17.6), và event có </w:t>
+      </w:r>
+      <w:r>
+        <w:rPr>
+          <w:rFonts w:ascii="Consolas" w:eastAsia="Consolas" w:hAnsi="Consolas" w:cs="Consolas"/>
+        </w:rPr>
+        <w:t xml:space="preserve">reconnected = true</w:t>
+      </w:r>
+      <w:r>
+        <w:t xml:space="preserve">.</w:t>
+      </w:r>
+    </w:p>
+    <w:p>
+      <w:pPr>
+        <w:pStyle w:val="ListParagraph"/>
+        <w:numPr>
+          <w:ilvl w:val="0"/>
+          <w:numId w:val="1"/>
+        </w:numPr>
+      </w:pPr>
+      <w:r>
+        <w:t xml:space="preserve">Hai request đến cùng lúc vẫn có thể cùng "không thấy" rồi cùng tạo. Khi đó </w:t>
+      </w:r>
+      <w:r>
+        <w:rPr>
+          <w:rFonts w:ascii="Consolas" w:eastAsia="Consolas" w:hAnsi="Consolas" w:cs="Consolas"/>
+        </w:rPr>
         <w:t xml:space="preserve">UNIQUE</w:t>
       </w:r>
       <w:r>
-        <w:t xml:space="preserve">, khóa ngoại hoạt động như production. Mỗi test tự rollback.</w:t>
-      </w:r>
-    </w:p>
-    <w:p>
-      <w:pPr>
-        <w:pStyle w:val="ListParagraph"/>
-        <w:numPr>
-          <w:ilvl w:val="0"/>
-          <w:numId w:val="1"/>
-        </w:numPr>
-      </w:pPr>
-      <w:r>
-        <w:rPr>
-          <w:rFonts w:ascii="Consolas" w:eastAsia="Consolas" w:hAnsi="Consolas" w:cs="Consolas"/>
-          <w:b/>
-          <w:bCs/>
-        </w:rPr>
-        <w:t xml:space="preserve">entityManager.clear()</w:t>
-      </w:r>
-      <w:r>
-        <w:rPr>
-          <w:b/>
-          <w:bCs/>
-        </w:rPr>
-        <w:t xml:space="preserve">:</w:t>
-      </w:r>
-      <w:r>
-        <w:t xml:space="preserve"> xóa bộ nhớ đệm của Hibernate để lần đọc sau thật sự đi xuống DB. Không có nó, test chỉ đọc lại object trong bộ nhớ.</w:t>
-      </w:r>
-    </w:p>
-    <w:p>
-      <w:pPr>
-        <w:pStyle w:val="ListParagraph"/>
-        <w:numPr>
-          <w:ilvl w:val="0"/>
-          <w:numId w:val="1"/>
-        </w:numPr>
-      </w:pPr>
-      <w:r>
-        <w:rPr>
-          <w:rFonts w:ascii="Consolas" w:eastAsia="Consolas" w:hAnsi="Consolas" w:cs="Consolas"/>
-          <w:b/>
-          <w:bCs/>
-        </w:rPr>
-        <w:t xml:space="preserve">JdbcTemplate</w:t>
-      </w:r>
-      <w:r>
-        <w:rPr>
-          <w:b/>
-          <w:bCs/>
-        </w:rPr>
-        <w:t xml:space="preserve">:</w:t>
-      </w:r>
-      <w:r>
-        <w:t xml:space="preserve"> chạy SQL thô để nhìn đúng cái nằm trong DB, hoặc để thử ràng buộc mà Java không tạo ra được (ví dụ ghi </w:t>
-      </w:r>
-      <w:r>
-        <w:rPr>
-          <w:rFonts w:ascii="Consolas" w:eastAsia="Consolas" w:hAnsi="Consolas" w:cs="Consolas"/>
-        </w:rPr>
-        <w:t xml:space="preserve">status = 'SYNCING'</w:t>
-      </w:r>
-      <w:r>
-        <w:t xml:space="preserve">).</w:t>
-      </w:r>
-    </w:p>
-    <w:p>
-      <w:pPr>
-        <w:pStyle w:val="ListParagraph"/>
-        <w:numPr>
-          <w:ilvl w:val="0"/>
-          <w:numId w:val="1"/>
-        </w:numPr>
-      </w:pPr>
-      <w:r>
-        <w:rPr>
-          <w:rFonts w:ascii="Consolas" w:eastAsia="Consolas" w:hAnsi="Consolas" w:cs="Consolas"/>
-          <w:b/>
-          <w:bCs/>
-        </w:rPr>
-        <w:t xml:space="preserve">ApplicationContextRunner</w:t>
-      </w:r>
-      <w:r>
-        <w:rPr>
-          <w:b/>
-          <w:bCs/>
-        </w:rPr>
-        <w:t xml:space="preserve"> cho kiểm tra khởi động:</w:t>
-      </w:r>
-      <w:r>
-        <w:t xml:space="preserve"> dựng một context nhỏ với cấu hình sai để chứng minh app </w:t>
-      </w:r>
-      <w:r>
-        <w:rPr>
-          <w:b/>
-          <w:bCs/>
-        </w:rPr>
-        <w:t xml:space="preserve">không</w:t>
-      </w:r>
-      <w:r>
-        <w:t xml:space="preserve"> start và thông báo không lộ secret.</w:t>
-      </w:r>
-    </w:p>
-    <w:p>
-      <w:pPr>
-        <w:pStyle w:val="ListParagraph"/>
-        <w:numPr>
-          <w:ilvl w:val="0"/>
-          <w:numId w:val="1"/>
-        </w:numPr>
-      </w:pPr>
-      <w:r>
-        <w:rPr>
-          <w:b/>
-          <w:bCs/>
-        </w:rPr>
-        <w:t xml:space="preserve">Mockito </w:t>
-      </w:r>
-      <w:r>
-        <w:rPr>
-          <w:rFonts w:ascii="Consolas" w:eastAsia="Consolas" w:hAnsi="Consolas" w:cs="Consolas"/>
-          <w:b/>
-          <w:bCs/>
-        </w:rPr>
-        <w:t xml:space="preserve">mock(...)</w:t>
-      </w:r>
-      <w:r>
-        <w:rPr>
-          <w:b/>
-          <w:bCs/>
-        </w:rPr>
-        <w:t xml:space="preserve"> trong unit test:</w:t>
+        <w:t xml:space="preserve"> của DB chặn request thứ hai (mục 15.6); request đó báo lỗi, và lần thử lại sẽ thành reconnect.</w:t>
+      </w:r>
+    </w:p>
+    <w:p>
+      <w:pPr>
+        <w:pStyle w:val="Heading3"/>
+      </w:pPr>
+      <w:r>
+        <w:t xml:space="preserve">18.4 Kiểm tra provider trước khi ghi</w:t>
+      </w:r>
+    </w:p>
+    <w:p>
+      <w:pPr>
+        <w:pStyle w:val="ListParagraph"/>
+        <w:numPr>
+          <w:ilvl w:val="0"/>
+          <w:numId w:val="1"/>
+        </w:numPr>
+      </w:pPr>
+      <w:r>
+        <w:rPr>
+          <w:rFonts w:ascii="Consolas" w:eastAsia="Consolas" w:hAnsi="Consolas" w:cs="Consolas"/>
+        </w:rPr>
+        <w:t xml:space="preserve">providers.get(type)</w:t>
+      </w:r>
+      <w:r>
+        <w:t xml:space="preserve"> ném </w:t>
+      </w:r>
+      <w:r>
+        <w:rPr>
+          <w:rFonts w:ascii="Consolas" w:eastAsia="Consolas" w:hAnsi="Consolas" w:cs="Consolas"/>
+        </w:rPr>
+        <w:t xml:space="preserve">SinoException</w:t>
+      </w:r>
+      <w:r>
+        <w:t xml:space="preserve"> mã </w:t>
+      </w:r>
+      <w:r>
+        <w:rPr>
+          <w:rFonts w:ascii="Consolas" w:eastAsia="Consolas" w:hAnsi="Consolas" w:cs="Consolas"/>
+        </w:rPr>
+        <w:t xml:space="preserve">UNKNOWN_PROVIDER</w:t>
+      </w:r>
+      <w:r>
+        <w:t xml:space="preserve"> khi không có connector cho loại đó. Dòng này đứng đầu method để lỗi xảy ra </w:t>
+      </w:r>
+      <w:r>
+        <w:rPr>
+          <w:b/>
+          <w:bCs/>
+        </w:rPr>
+        <w:t xml:space="preserve">trước</w:t>
+      </w:r>
+      <w:r>
+        <w:t xml:space="preserve"> khi ghi bất cứ thứ gì. Giá trị trả về không dùng: ở đây chỉ cần biết provider có hay không.</w:t>
+      </w:r>
+    </w:p>
+    <w:p>
+      <w:pPr>
+        <w:pStyle w:val="Heading3"/>
+      </w:pPr>
+      <w:r>
+        <w:t xml:space="preserve">18.5 Domain event và </w:t>
+      </w:r>
+      <w:r>
+        <w:rPr>
+          <w:rFonts w:ascii="Consolas" w:eastAsia="Consolas" w:hAnsi="Consolas" w:cs="Consolas"/>
+        </w:rPr>
+        <w:t xml:space="preserve">ApplicationEventPublisher</w:t>
+      </w:r>
+    </w:p>
+    <w:p>
+      <w:pPr>
+        <w:pStyle w:val="ListParagraph"/>
+        <w:numPr>
+          <w:ilvl w:val="0"/>
+          <w:numId w:val="1"/>
+        </w:numPr>
+      </w:pPr>
+      <w:r>
+        <w:rPr>
+          <w:b/>
+          <w:bCs/>
+        </w:rPr>
+        <w:t xml:space="preserve">Là gì:</w:t>
+      </w:r>
+      <w:r>
+        <w:t xml:space="preserve"> một thông báo rằng một việc </w:t>
+      </w:r>
+      <w:r>
+        <w:rPr>
+          <w:b/>
+          <w:bCs/>
+        </w:rPr>
+        <w:t xml:space="preserve">đã xảy ra</w:t>
+      </w:r>
+      <w:r>
+        <w:t xml:space="preserve"> (tên ở thì quá khứ: </w:t>
+      </w:r>
+      <w:r>
+        <w:rPr>
+          <w:rFonts w:ascii="Consolas" w:eastAsia="Consolas" w:hAnsi="Consolas" w:cs="Consolas"/>
+        </w:rPr>
+        <w:t xml:space="preserve">AccountConnected</w:t>
+      </w:r>
+      <w:r>
+        <w:t xml:space="preserve">). Module khác nghe để làm việc của mình; ví dụ F07 sẽ bắt đầu đồng bộ lần đầu. Module </w:t>
+      </w:r>
+      <w:r>
+        <w:rPr>
+          <w:rFonts w:ascii="Consolas" w:eastAsia="Consolas" w:hAnsi="Consolas" w:cs="Consolas"/>
+        </w:rPr>
+        <w:t xml:space="preserve">account</w:t>
+      </w:r>
+      <w:r>
+        <w:t xml:space="preserve"> không cần biết ai nghe, nên các module ít phụ thuộc nhau.</w:t>
+      </w:r>
+    </w:p>
+    <w:p>
+      <w:pPr>
+        <w:pStyle w:val="ListParagraph"/>
+        <w:numPr>
+          <w:ilvl w:val="0"/>
+          <w:numId w:val="1"/>
+        </w:numPr>
+      </w:pPr>
+      <w:r>
+        <w:rPr>
+          <w:b/>
+          <w:bCs/>
+        </w:rPr>
+        <w:t xml:space="preserve">Cách gửi:</w:t>
       </w:r>
       <w:r>
         <w:t xml:space="preserve"> </w:t>
@@ -10452,68 +10790,122 @@
         <w:rPr>
           <w:rFonts w:ascii="Consolas" w:eastAsia="Consolas" w:hAnsi="Consolas" w:cs="Consolas"/>
         </w:rPr>
-        <w:t xml:space="preserve">OwnerCurrentUserTests</w:t>
-      </w:r>
-      <w:r>
-        <w:t xml:space="preserve"> giả repository để test </w:t>
-      </w:r>
-      <w:r>
-        <w:rPr>
-          <w:rFonts w:ascii="Consolas" w:eastAsia="Consolas" w:hAnsi="Consolas" w:cs="Consolas"/>
-        </w:rPr>
-        <w:t xml:space="preserve">CurrentUser</w:t>
-      </w:r>
-      <w:r>
-        <w:t xml:space="preserve"> mà không cần DB.</w:t>
-      </w:r>
-    </w:p>
-    <w:p>
-      <w:pPr>
-        <w:pStyle w:val="ListParagraph"/>
-        <w:numPr>
-          <w:ilvl w:val="0"/>
-          <w:numId w:val="1"/>
-        </w:numPr>
-      </w:pPr>
-      <w:r>
-        <w:rPr>
-          <w:b/>
-          <w:bCs/>
-        </w:rPr>
-        <w:t xml:space="preserve">Kiểm tra ngược ở mọi task:</w:t>
-      </w:r>
-    </w:p>
-    <w:p>
-      <w:pPr>
-        <w:pStyle w:val="ListParagraph"/>
-        <w:numPr>
-          <w:ilvl w:val="1"/>
-          <w:numId w:val="1"/>
-        </w:numPr>
-      </w:pPr>
-      <w:r>
-        <w:t xml:space="preserve">BE-09: bỏ bước tìm theo email → 2 test idempotent đỏ.</w:t>
-      </w:r>
-    </w:p>
-    <w:p>
-      <w:pPr>
-        <w:pStyle w:val="ListParagraph"/>
-        <w:numPr>
-          <w:ilvl w:val="1"/>
-          <w:numId w:val="1"/>
-        </w:numPr>
-      </w:pPr>
-      <w:r>
-        <w:t xml:space="preserve">BE-10: cho </w:t>
-      </w:r>
-      <w:r>
-        <w:rPr>
-          <w:rFonts w:ascii="Consolas" w:eastAsia="Consolas" w:hAnsi="Consolas" w:cs="Consolas"/>
-        </w:rPr>
-        <w:t xml:space="preserve">markHealthy</w:t>
-      </w:r>
-      <w:r>
-        <w:t xml:space="preserve"> gỡ </w:t>
+        <w:t xml:space="preserve">events.publishEvent(new AccountConnected(...))</w:t>
+      </w:r>
+      <w:r>
+        <w:t xml:space="preserve">; </w:t>
+      </w:r>
+      <w:r>
+        <w:rPr>
+          <w:rFonts w:ascii="Consolas" w:eastAsia="Consolas" w:hAnsi="Consolas" w:cs="Consolas"/>
+        </w:rPr>
+        <w:t xml:space="preserve">ApplicationEventPublisher</w:t>
+      </w:r>
+      <w:r>
+        <w:t xml:space="preserve"> là bean có sẵn của Spring.</w:t>
+      </w:r>
+    </w:p>
+    <w:p>
+      <w:pPr>
+        <w:pStyle w:val="ListParagraph"/>
+        <w:numPr>
+          <w:ilvl w:val="0"/>
+          <w:numId w:val="1"/>
+        </w:numPr>
+      </w:pPr>
+      <w:r>
+        <w:rPr>
+          <w:b/>
+          <w:bCs/>
+        </w:rPr>
+        <w:t xml:space="preserve">Ở đâu:</w:t>
+      </w:r>
+      <w:r>
+        <w:t xml:space="preserve"> record public ở package gốc </w:t>
+      </w:r>
+      <w:r>
+        <w:rPr>
+          <w:rFonts w:ascii="Consolas" w:eastAsia="Consolas" w:hAnsi="Consolas" w:cs="Consolas"/>
+        </w:rPr>
+        <w:t xml:space="preserve">dev.sino.account</w:t>
+      </w:r>
+      <w:r>
+        <w:t xml:space="preserve">, tức phần API của module, nên Spring Modulith cho module khác dùng.</w:t>
+      </w:r>
+    </w:p>
+    <w:p>
+      <w:pPr>
+        <w:pStyle w:val="ListParagraph"/>
+        <w:numPr>
+          <w:ilvl w:val="0"/>
+          <w:numId w:val="1"/>
+        </w:numPr>
+      </w:pPr>
+      <w:r>
+        <w:rPr>
+          <w:b/>
+          <w:bCs/>
+        </w:rPr>
+        <w:t xml:space="preserve">Payload chỉ có ID, provider, cờ reconnect và thời điểm.</w:t>
+      </w:r>
+      <w:r>
+        <w:t xml:space="preserve"> Không có token, email hay tên: Spring Modulith có thể lưu event vào bảng </w:t>
+      </w:r>
+      <w:r>
+        <w:rPr>
+          <w:rFonts w:ascii="Consolas" w:eastAsia="Consolas" w:hAnsi="Consolas" w:cs="Consolas"/>
+        </w:rPr>
+        <w:t xml:space="preserve">event_publication</w:t>
+      </w:r>
+      <w:r>
+        <w:t xml:space="preserve"> và log có thể in ra, nên mọi thứ trong event coi như có thể bị người khác đọc.</w:t>
+      </w:r>
+    </w:p>
+    <w:p>
+      <w:pPr>
+        <w:pStyle w:val="ListParagraph"/>
+        <w:numPr>
+          <w:ilvl w:val="0"/>
+          <w:numId w:val="1"/>
+        </w:numPr>
+      </w:pPr>
+      <w:r>
+        <w:rPr>
+          <w:b/>
+          <w:bCs/>
+        </w:rPr>
+        <w:t xml:space="preserve">Publish ở bước cuối, bên trong transaction:</w:t>
+      </w:r>
+      <w:r>
+        <w:t xml:space="preserve"> listener loại "chạy sau khi commit" (F07 sẽ dùng </w:t>
+      </w:r>
+      <w:r>
+        <w:rPr>
+          <w:rFonts w:ascii="Consolas" w:eastAsia="Consolas" w:hAnsi="Consolas" w:cs="Consolas"/>
+        </w:rPr>
+        <w:t xml:space="preserve">@ApplicationModuleListener</w:t>
+      </w:r>
+      <w:r>
+        <w:t xml:space="preserve">) chỉ nhận event khi mọi thứ đã được lưu thật. Transaction rollback thì event bị bỏ.</w:t>
+      </w:r>
+    </w:p>
+    <w:p>
+      <w:pPr>
+        <w:pStyle w:val="ListParagraph"/>
+        <w:numPr>
+          <w:ilvl w:val="0"/>
+          <w:numId w:val="1"/>
+        </w:numPr>
+      </w:pPr>
+      <w:r>
+        <w:rPr>
+          <w:b/>
+          <w:bCs/>
+        </w:rPr>
+        <w:t xml:space="preserve">Chưa làm:</w:t>
+      </w:r>
+      <w:r>
+        <w:t xml:space="preserve"> khi reconnect đổi trạng thái thật (ví dụ </w:t>
       </w:r>
       <w:r>
         <w:rPr>
@@ -10522,104 +10914,266 @@
         <w:t xml:space="preserve">AUTH_EXPIRED</w:t>
       </w:r>
       <w:r>
-        <w:t xml:space="preserve"> → đúng ô đó đỏ.</w:t>
-      </w:r>
-    </w:p>
-    <w:p>
-      <w:pPr>
-        <w:pStyle w:val="ListParagraph"/>
-        <w:numPr>
-          <w:ilvl w:val="1"/>
-          <w:numId w:val="1"/>
-        </w:numPr>
-      </w:pPr>
-      <w:r>
-        <w:t xml:space="preserve">BE-12: IV cố định → 1 test đỏ; bỏ AAD → 3 test đỏ; tag 96 bit → 2 test đỏ.</w:t>
-      </w:r>
-    </w:p>
-    <w:p>
-      <w:pPr>
-        <w:pStyle w:val="ListParagraph"/>
-        <w:numPr>
-          <w:ilvl w:val="1"/>
-          <w:numId w:val="1"/>
-        </w:numPr>
-      </w:pPr>
-      <w:r>
-        <w:t xml:space="preserve">BE-13: store "quên" ghi refresh token → test xoay khóa đỏ.</w:t>
-      </w:r>
-    </w:p>
-    <w:p>
-      <w:pPr>
-        <w:pStyle w:val="ListParagraph"/>
-        <w:numPr>
-          <w:ilvl w:val="0"/>
-          <w:numId w:val="1"/>
-        </w:numPr>
-      </w:pPr>
-      <w:r>
-        <w:rPr>
-          <w:rFonts w:ascii="Consolas" w:eastAsia="Consolas" w:hAnsi="Consolas" w:cs="Consolas"/>
-          <w:b/>
-          <w:bCs/>
-        </w:rPr>
-        <w:t xml:space="preserve">row_to_json(c)::text</w:t>
-      </w:r>
-      <w:r>
-        <w:rPr>
-          <w:b/>
-          <w:bCs/>
-        </w:rPr>
-        <w:t xml:space="preserve"> của PostgreSQL:</w:t>
-      </w:r>
-      <w:r>
-        <w:t xml:space="preserve"> biến cả một dòng thành chuỗi JSON để kiểm tra bằng một lệnh rằng </w:t>
-      </w:r>
-      <w:r>
-        <w:rPr>
-          <w:b/>
-          <w:bCs/>
-        </w:rPr>
-        <w:t xml:space="preserve">không cột nào</w:t>
-      </w:r>
-      <w:r>
-        <w:t xml:space="preserve"> chứa token dạng chữ.</w:t>
-      </w:r>
-    </w:p>
-    <w:p>
-      <w:pPr>
-        <w:pStyle w:val="ListParagraph"/>
-        <w:numPr>
-          <w:ilvl w:val="0"/>
-          <w:numId w:val="1"/>
-        </w:numPr>
-      </w:pPr>
-      <w:r>
-        <w:rPr>
-          <w:rFonts w:ascii="Consolas" w:eastAsia="Consolas" w:hAnsi="Consolas" w:cs="Consolas"/>
-          <w:b/>
-          <w:bCs/>
-        </w:rPr>
-        <w:t xml:space="preserve">entityManager.flush()</w:t>
-      </w:r>
-      <w:r>
-        <w:rPr>
-          <w:b/>
-          <w:bCs/>
-        </w:rPr>
-        <w:t xml:space="preserve"> để lộ lỗi:</w:t>
-      </w:r>
-      <w:r>
-        <w:t xml:space="preserve"> trong </w:t>
-      </w:r>
-      <w:r>
-        <w:rPr>
-          <w:rFonts w:ascii="Consolas" w:eastAsia="Consolas" w:hAnsi="Consolas" w:cs="Consolas"/>
-        </w:rPr>
-        <w:t xml:space="preserve">@DataJpaTest</w:t>
-      </w:r>
-      <w:r>
-        <w:t xml:space="preserve">, lệnh ghi chỉ thật sự xuống DB khi flush. Muốn thấy lỗi khóa ngoại thì phải flush ngay trong đoạn code đang chờ lỗi; test còn kiểm tra cả stack trace của lỗi đó không chứa token.</w:t>
+        <w:t xml:space="preserve"> sang </w:t>
+      </w:r>
+      <w:r>
+        <w:rPr>
+          <w:rFonts w:ascii="Consolas" w:eastAsia="Consolas" w:hAnsi="Consolas" w:cs="Consolas"/>
+        </w:rPr>
+        <w:t xml:space="preserve">CONNECTED</w:t>
+      </w:r>
+      <w:r>
+        <w:t xml:space="preserve">), design muốn có thêm event </w:t>
+      </w:r>
+      <w:r>
+        <w:rPr>
+          <w:rFonts w:ascii="Consolas" w:eastAsia="Consolas" w:hAnsi="Consolas" w:cs="Consolas"/>
+        </w:rPr>
+        <w:t xml:space="preserve">AccountStatusChanged</w:t>
+      </w:r>
+      <w:r>
+        <w:t xml:space="preserve">. Việc này dời sang BE-16, nơi event đó được tạo. Lý do: event mang </w:t>
+      </w:r>
+      <w:r>
+        <w:rPr>
+          <w:rFonts w:ascii="Consolas" w:eastAsia="Consolas" w:hAnsi="Consolas" w:cs="Consolas"/>
+        </w:rPr>
+        <w:t xml:space="preserve">from</w:t>
+      </w:r>
+      <w:r>
+        <w:t xml:space="preserve">/</w:t>
+      </w:r>
+      <w:r>
+        <w:rPr>
+          <w:rFonts w:ascii="Consolas" w:eastAsia="Consolas" w:hAnsi="Consolas" w:cs="Consolas"/>
+        </w:rPr>
+        <w:t xml:space="preserve">to</w:t>
+      </w:r>
+      <w:r>
+        <w:t xml:space="preserve"> kiểu </w:t>
+      </w:r>
+      <w:r>
+        <w:rPr>
+          <w:rFonts w:ascii="Consolas" w:eastAsia="Consolas" w:hAnsi="Consolas" w:cs="Consolas"/>
+        </w:rPr>
+        <w:t xml:space="preserve">AccountStatus</w:t>
+      </w:r>
+      <w:r>
+        <w:t xml:space="preserve">, mà </w:t>
+      </w:r>
+      <w:r>
+        <w:rPr>
+          <w:rFonts w:ascii="Consolas" w:eastAsia="Consolas" w:hAnsi="Consolas" w:cs="Consolas"/>
+        </w:rPr>
+        <w:t xml:space="preserve">AccountStatus</w:t>
+      </w:r>
+      <w:r>
+        <w:t xml:space="preserve"> đang nằm trong package nội bộ </w:t>
+      </w:r>
+      <w:r>
+        <w:rPr>
+          <w:rFonts w:ascii="Consolas" w:eastAsia="Consolas" w:hAnsi="Consolas" w:cs="Consolas"/>
+        </w:rPr>
+        <w:t xml:space="preserve">account.domain</w:t>
+      </w:r>
+      <w:r>
+        <w:t xml:space="preserve">; module khác đọc event sẽ vi phạm luật Modulith. Vì vậy chỗ đặt </w:t>
+      </w:r>
+      <w:r>
+        <w:rPr>
+          <w:rFonts w:ascii="Consolas" w:eastAsia="Consolas" w:hAnsi="Consolas" w:cs="Consolas"/>
+        </w:rPr>
+        <w:t xml:space="preserve">AccountStatus</w:t>
+      </w:r>
+      <w:r>
+        <w:t xml:space="preserve"> phải chốt cùng lúc tạo event.</w:t>
+      </w:r>
+    </w:p>
+    <w:p>
+      <w:pPr>
+        <w:pStyle w:val="Heading3"/>
+      </w:pPr>
+      <w:r>
+        <w:t xml:space="preserve">18.6 Command object và che secret trong </w:t>
+      </w:r>
+      <w:r>
+        <w:rPr>
+          <w:rFonts w:ascii="Consolas" w:eastAsia="Consolas" w:hAnsi="Consolas" w:cs="Consolas"/>
+        </w:rPr>
+        <w:t xml:space="preserve">toString()</w:t>
+      </w:r>
+    </w:p>
+    <w:p>
+      <w:pPr>
+        <w:pStyle w:val="ListParagraph"/>
+        <w:numPr>
+          <w:ilvl w:val="0"/>
+          <w:numId w:val="1"/>
+        </w:numPr>
+      </w:pPr>
+      <w:r>
+        <w:rPr>
+          <w:b/>
+          <w:bCs/>
+        </w:rPr>
+        <w:t xml:space="preserve">Là gì:</w:t>
+      </w:r>
+      <w:r>
+        <w:t xml:space="preserve"> </w:t>
+      </w:r>
+      <w:r>
+        <w:rPr>
+          <w:rFonts w:ascii="Consolas" w:eastAsia="Consolas" w:hAnsi="Consolas" w:cs="Consolas"/>
+        </w:rPr>
+        <w:t xml:space="preserve">RegisterAccountCommand</w:t>
+      </w:r>
+      <w:r>
+        <w:t xml:space="preserve"> là một record gom mọi dữ liệu đầu vào. Method nhận một tham số thay vì bảy; sau này thêm trường thì không phải sửa chữ ký của method.</w:t>
+      </w:r>
+    </w:p>
+    <w:p>
+      <w:pPr>
+        <w:pStyle w:val="ListParagraph"/>
+        <w:numPr>
+          <w:ilvl w:val="0"/>
+          <w:numId w:val="1"/>
+        </w:numPr>
+      </w:pPr>
+      <w:r>
+        <w:rPr>
+          <w:b/>
+          <w:bCs/>
+        </w:rPr>
+        <w:t xml:space="preserve">Dùng lại </w:t>
+      </w:r>
+      <w:r>
+        <w:rPr>
+          <w:rFonts w:ascii="Consolas" w:eastAsia="Consolas" w:hAnsi="Consolas" w:cs="Consolas"/>
+          <w:b/>
+          <w:bCs/>
+        </w:rPr>
+        <w:t xml:space="preserve">AccountProfile</w:t>
+      </w:r>
+      <w:r>
+        <w:rPr>
+          <w:b/>
+          <w:bCs/>
+        </w:rPr>
+        <w:t xml:space="preserve"> của F03:</w:t>
+      </w:r>
+      <w:r>
+        <w:t xml:space="preserve"> đây đúng là thứ </w:t>
+      </w:r>
+      <w:r>
+        <w:rPr>
+          <w:rFonts w:ascii="Consolas" w:eastAsia="Consolas" w:hAnsi="Consolas" w:cs="Consolas"/>
+        </w:rPr>
+        <w:t xml:space="preserve">getAccountProfile</w:t>
+      </w:r>
+      <w:r>
+        <w:t xml:space="preserve"> của connector trả về, nên F04 truyền thẳng vào.</w:t>
+      </w:r>
+    </w:p>
+    <w:p>
+      <w:pPr>
+        <w:pStyle w:val="ListParagraph"/>
+        <w:numPr>
+          <w:ilvl w:val="0"/>
+          <w:numId w:val="1"/>
+        </w:numPr>
+      </w:pPr>
+      <w:r>
+        <w:rPr>
+          <w:b/>
+          <w:bCs/>
+        </w:rPr>
+        <w:t xml:space="preserve">Bẫy:</w:t>
+      </w:r>
+      <w:r>
+        <w:t xml:space="preserve"> </w:t>
+      </w:r>
+      <w:r>
+        <w:rPr>
+          <w:rFonts w:ascii="Consolas" w:eastAsia="Consolas" w:hAnsi="Consolas" w:cs="Consolas"/>
+        </w:rPr>
+        <w:t xml:space="preserve">toString()</w:t>
+      </w:r>
+      <w:r>
+        <w:t xml:space="preserve"> tự sinh của record in </w:t>
+      </w:r>
+      <w:r>
+        <w:rPr>
+          <w:b/>
+          <w:bCs/>
+        </w:rPr>
+        <w:t xml:space="preserve">mọi</w:t>
+      </w:r>
+      <w:r>
+        <w:t xml:space="preserve"> field. Command có </w:t>
+      </w:r>
+      <w:r>
+        <w:rPr>
+          <w:rFonts w:ascii="Consolas" w:eastAsia="Consolas" w:hAnsi="Consolas" w:cs="Consolas"/>
+        </w:rPr>
+        <w:t xml:space="preserve">refreshToken</w:t>
+      </w:r>
+      <w:r>
+        <w:t xml:space="preserve">, nên chỉ cần một dòng log in command là token bị lộ. Lúc chạy test RED, kết quả có đúng chuỗi </w:t>
+      </w:r>
+      <w:r>
+        <w:rPr>
+          <w:rFonts w:ascii="Consolas" w:eastAsia="Consolas" w:hAnsi="Consolas" w:cs="Consolas"/>
+        </w:rPr>
+        <w:t xml:space="preserve">refreshToken=1//sample-refresh-token</w:t>
+      </w:r>
+      <w:r>
+        <w:t xml:space="preserve">; bây giờ chỗ đó in </w:t>
+      </w:r>
+      <w:r>
+        <w:rPr>
+          <w:rFonts w:ascii="Consolas" w:eastAsia="Consolas" w:hAnsi="Consolas" w:cs="Consolas"/>
+        </w:rPr>
+        <w:t xml:space="preserve">****</w:t>
+      </w:r>
+      <w:r>
+        <w:t xml:space="preserve">. Access token thì đã được </w:t>
+      </w:r>
+      <w:r>
+        <w:rPr>
+          <w:rFonts w:ascii="Consolas" w:eastAsia="Consolas" w:hAnsi="Consolas" w:cs="Consolas"/>
+        </w:rPr>
+        <w:t xml:space="preserve">OAuth2Credentials.toString()</w:t>
+      </w:r>
+      <w:r>
+        <w:t xml:space="preserve"> che sẵn.</w:t>
+      </w:r>
+    </w:p>
+    <w:p>
+      <w:pPr>
+        <w:pStyle w:val="ListParagraph"/>
+        <w:numPr>
+          <w:ilvl w:val="0"/>
+          <w:numId w:val="1"/>
+        </w:numPr>
+      </w:pPr>
+      <w:r>
+        <w:rPr>
+          <w:b/>
+          <w:bCs/>
+        </w:rPr>
+        <w:t xml:space="preserve">Một chỗ kiểm tra duy nhất:</w:t>
+      </w:r>
+      <w:r>
+        <w:t xml:space="preserve"> quy tắc "refresh token chỉ đi với OAuth2" để </w:t>
+      </w:r>
+      <w:r>
+        <w:rPr>
+          <w:rFonts w:ascii="Consolas" w:eastAsia="Consolas" w:hAnsi="Consolas" w:cs="Consolas"/>
+        </w:rPr>
+        <w:t xml:space="preserve">CredentialStore</w:t>
+      </w:r>
+      <w:r>
+        <w:t xml:space="preserve"> kiểm, không chép thêm vào command. Hai chỗ cùng kiểm một luật thì sớm muộn sẽ lệch nhau.</w:t>
       </w:r>
     </w:p>
     <w:p>
@@ -10635,7 +11189,689 @@
         <w:pStyle w:val="Heading2"/>
       </w:pPr>
       <w:r>
-        <w:t xml:space="preserve">19. Tự kiểm tra F02 (phần đã làm)</w:t>
+        <w:t xml:space="preserve">19. Kỹ thuật test mới trong F02</w:t>
+      </w:r>
+    </w:p>
+    <w:p>
+      <w:pPr>
+        <w:pStyle w:val="ListParagraph"/>
+        <w:numPr>
+          <w:ilvl w:val="0"/>
+          <w:numId w:val="1"/>
+        </w:numPr>
+      </w:pPr>
+      <w:r>
+        <w:rPr>
+          <w:rFonts w:ascii="Consolas" w:eastAsia="Consolas" w:hAnsi="Consolas" w:cs="Consolas"/>
+          <w:b/>
+          <w:bCs/>
+        </w:rPr>
+        <w:t xml:space="preserve">@DataJpaTest</w:t>
+      </w:r>
+      <w:r>
+        <w:rPr>
+          <w:b/>
+          <w:bCs/>
+        </w:rPr>
+        <w:t xml:space="preserve"> + </w:t>
+      </w:r>
+      <w:r>
+        <w:rPr>
+          <w:rFonts w:ascii="Consolas" w:eastAsia="Consolas" w:hAnsi="Consolas" w:cs="Consolas"/>
+          <w:b/>
+          <w:bCs/>
+        </w:rPr>
+        <w:t xml:space="preserve">@AutoConfigureTestDatabase(replace = NONE)</w:t>
+      </w:r>
+      <w:r>
+        <w:rPr>
+          <w:b/>
+          <w:bCs/>
+        </w:rPr>
+        <w:t xml:space="preserve">:</w:t>
+      </w:r>
+      <w:r>
+        <w:t xml:space="preserve"> slice chỉ nạp JPA và Flyway, chạy trên PostgreSQL thật (Testcontainers) để </w:t>
+      </w:r>
+      <w:r>
+        <w:rPr>
+          <w:rFonts w:ascii="Consolas" w:eastAsia="Consolas" w:hAnsi="Consolas" w:cs="Consolas"/>
+        </w:rPr>
+        <w:t xml:space="preserve">CHECK</w:t>
+      </w:r>
+      <w:r>
+        <w:t xml:space="preserve">, </w:t>
+      </w:r>
+      <w:r>
+        <w:rPr>
+          <w:rFonts w:ascii="Consolas" w:eastAsia="Consolas" w:hAnsi="Consolas" w:cs="Consolas"/>
+        </w:rPr>
+        <w:t xml:space="preserve">UNIQUE</w:t>
+      </w:r>
+      <w:r>
+        <w:t xml:space="preserve">, khóa ngoại hoạt động như production. Mỗi test tự rollback.</w:t>
+      </w:r>
+    </w:p>
+    <w:p>
+      <w:pPr>
+        <w:pStyle w:val="ListParagraph"/>
+        <w:numPr>
+          <w:ilvl w:val="0"/>
+          <w:numId w:val="1"/>
+        </w:numPr>
+      </w:pPr>
+      <w:r>
+        <w:rPr>
+          <w:rFonts w:ascii="Consolas" w:eastAsia="Consolas" w:hAnsi="Consolas" w:cs="Consolas"/>
+          <w:b/>
+          <w:bCs/>
+        </w:rPr>
+        <w:t xml:space="preserve">entityManager.clear()</w:t>
+      </w:r>
+      <w:r>
+        <w:rPr>
+          <w:b/>
+          <w:bCs/>
+        </w:rPr>
+        <w:t xml:space="preserve">:</w:t>
+      </w:r>
+      <w:r>
+        <w:t xml:space="preserve"> xóa bộ nhớ đệm của Hibernate để lần đọc sau thật sự đi xuống DB. Không có nó, test chỉ đọc lại object trong bộ nhớ.</w:t>
+      </w:r>
+    </w:p>
+    <w:p>
+      <w:pPr>
+        <w:pStyle w:val="ListParagraph"/>
+        <w:numPr>
+          <w:ilvl w:val="0"/>
+          <w:numId w:val="1"/>
+        </w:numPr>
+      </w:pPr>
+      <w:r>
+        <w:rPr>
+          <w:rFonts w:ascii="Consolas" w:eastAsia="Consolas" w:hAnsi="Consolas" w:cs="Consolas"/>
+          <w:b/>
+          <w:bCs/>
+        </w:rPr>
+        <w:t xml:space="preserve">JdbcTemplate</w:t>
+      </w:r>
+      <w:r>
+        <w:rPr>
+          <w:b/>
+          <w:bCs/>
+        </w:rPr>
+        <w:t xml:space="preserve">:</w:t>
+      </w:r>
+      <w:r>
+        <w:t xml:space="preserve"> chạy SQL thô để nhìn đúng cái nằm trong DB, hoặc để thử ràng buộc mà Java không tạo ra được (ví dụ ghi </w:t>
+      </w:r>
+      <w:r>
+        <w:rPr>
+          <w:rFonts w:ascii="Consolas" w:eastAsia="Consolas" w:hAnsi="Consolas" w:cs="Consolas"/>
+        </w:rPr>
+        <w:t xml:space="preserve">status = 'SYNCING'</w:t>
+      </w:r>
+      <w:r>
+        <w:t xml:space="preserve">).</w:t>
+      </w:r>
+    </w:p>
+    <w:p>
+      <w:pPr>
+        <w:pStyle w:val="ListParagraph"/>
+        <w:numPr>
+          <w:ilvl w:val="0"/>
+          <w:numId w:val="1"/>
+        </w:numPr>
+      </w:pPr>
+      <w:r>
+        <w:rPr>
+          <w:rFonts w:ascii="Consolas" w:eastAsia="Consolas" w:hAnsi="Consolas" w:cs="Consolas"/>
+          <w:b/>
+          <w:bCs/>
+        </w:rPr>
+        <w:t xml:space="preserve">ApplicationContextRunner</w:t>
+      </w:r>
+      <w:r>
+        <w:rPr>
+          <w:b/>
+          <w:bCs/>
+        </w:rPr>
+        <w:t xml:space="preserve"> cho kiểm tra khởi động:</w:t>
+      </w:r>
+      <w:r>
+        <w:t xml:space="preserve"> dựng một context nhỏ với cấu hình sai để chứng minh app </w:t>
+      </w:r>
+      <w:r>
+        <w:rPr>
+          <w:b/>
+          <w:bCs/>
+        </w:rPr>
+        <w:t xml:space="preserve">không</w:t>
+      </w:r>
+      <w:r>
+        <w:t xml:space="preserve"> start và thông báo không lộ secret.</w:t>
+      </w:r>
+    </w:p>
+    <w:p>
+      <w:pPr>
+        <w:pStyle w:val="ListParagraph"/>
+        <w:numPr>
+          <w:ilvl w:val="0"/>
+          <w:numId w:val="1"/>
+        </w:numPr>
+      </w:pPr>
+      <w:r>
+        <w:rPr>
+          <w:b/>
+          <w:bCs/>
+        </w:rPr>
+        <w:t xml:space="preserve">Mockito </w:t>
+      </w:r>
+      <w:r>
+        <w:rPr>
+          <w:rFonts w:ascii="Consolas" w:eastAsia="Consolas" w:hAnsi="Consolas" w:cs="Consolas"/>
+          <w:b/>
+          <w:bCs/>
+        </w:rPr>
+        <w:t xml:space="preserve">mock(...)</w:t>
+      </w:r>
+      <w:r>
+        <w:rPr>
+          <w:b/>
+          <w:bCs/>
+        </w:rPr>
+        <w:t xml:space="preserve"> trong unit test:</w:t>
+      </w:r>
+      <w:r>
+        <w:t xml:space="preserve"> </w:t>
+      </w:r>
+      <w:r>
+        <w:rPr>
+          <w:rFonts w:ascii="Consolas" w:eastAsia="Consolas" w:hAnsi="Consolas" w:cs="Consolas"/>
+        </w:rPr>
+        <w:t xml:space="preserve">OwnerCurrentUserTests</w:t>
+      </w:r>
+      <w:r>
+        <w:t xml:space="preserve"> giả repository để test </w:t>
+      </w:r>
+      <w:r>
+        <w:rPr>
+          <w:rFonts w:ascii="Consolas" w:eastAsia="Consolas" w:hAnsi="Consolas" w:cs="Consolas"/>
+        </w:rPr>
+        <w:t xml:space="preserve">CurrentUser</w:t>
+      </w:r>
+      <w:r>
+        <w:t xml:space="preserve"> mà không cần DB.</w:t>
+      </w:r>
+    </w:p>
+    <w:p>
+      <w:pPr>
+        <w:pStyle w:val="ListParagraph"/>
+        <w:numPr>
+          <w:ilvl w:val="0"/>
+          <w:numId w:val="1"/>
+        </w:numPr>
+      </w:pPr>
+      <w:r>
+        <w:rPr>
+          <w:b/>
+          <w:bCs/>
+        </w:rPr>
+        <w:t xml:space="preserve">Kiểm tra ngược ở mọi task:</w:t>
+      </w:r>
+    </w:p>
+    <w:p>
+      <w:pPr>
+        <w:pStyle w:val="ListParagraph"/>
+        <w:numPr>
+          <w:ilvl w:val="1"/>
+          <w:numId w:val="1"/>
+        </w:numPr>
+      </w:pPr>
+      <w:r>
+        <w:t xml:space="preserve">BE-09: bỏ bước tìm theo email → 2 test idempotent đỏ.</w:t>
+      </w:r>
+    </w:p>
+    <w:p>
+      <w:pPr>
+        <w:pStyle w:val="ListParagraph"/>
+        <w:numPr>
+          <w:ilvl w:val="1"/>
+          <w:numId w:val="1"/>
+        </w:numPr>
+      </w:pPr>
+      <w:r>
+        <w:t xml:space="preserve">BE-10: cho </w:t>
+      </w:r>
+      <w:r>
+        <w:rPr>
+          <w:rFonts w:ascii="Consolas" w:eastAsia="Consolas" w:hAnsi="Consolas" w:cs="Consolas"/>
+        </w:rPr>
+        <w:t xml:space="preserve">markHealthy</w:t>
+      </w:r>
+      <w:r>
+        <w:t xml:space="preserve"> gỡ </w:t>
+      </w:r>
+      <w:r>
+        <w:rPr>
+          <w:rFonts w:ascii="Consolas" w:eastAsia="Consolas" w:hAnsi="Consolas" w:cs="Consolas"/>
+        </w:rPr>
+        <w:t xml:space="preserve">AUTH_EXPIRED</w:t>
+      </w:r>
+      <w:r>
+        <w:t xml:space="preserve"> → đúng ô đó đỏ.</w:t>
+      </w:r>
+    </w:p>
+    <w:p>
+      <w:pPr>
+        <w:pStyle w:val="ListParagraph"/>
+        <w:numPr>
+          <w:ilvl w:val="1"/>
+          <w:numId w:val="1"/>
+        </w:numPr>
+      </w:pPr>
+      <w:r>
+        <w:t xml:space="preserve">BE-12: IV cố định → 1 test đỏ; bỏ AAD → 3 test đỏ; tag 96 bit → 2 test đỏ.</w:t>
+      </w:r>
+    </w:p>
+    <w:p>
+      <w:pPr>
+        <w:pStyle w:val="ListParagraph"/>
+        <w:numPr>
+          <w:ilvl w:val="1"/>
+          <w:numId w:val="1"/>
+        </w:numPr>
+      </w:pPr>
+      <w:r>
+        <w:t xml:space="preserve">BE-13: store "quên" ghi refresh token → test xoay khóa đỏ.</w:t>
+      </w:r>
+    </w:p>
+    <w:p>
+      <w:pPr>
+        <w:pStyle w:val="ListParagraph"/>
+        <w:numPr>
+          <w:ilvl w:val="1"/>
+          <w:numId w:val="1"/>
+        </w:numPr>
+      </w:pPr>
+      <w:r>
+        <w:t xml:space="preserve">BE-14: bỏ </w:t>
+      </w:r>
+      <w:r>
+        <w:rPr>
+          <w:rFonts w:ascii="Consolas" w:eastAsia="Consolas" w:hAnsi="Consolas" w:cs="Consolas"/>
+        </w:rPr>
+        <w:t xml:space="preserve">@Transactional</w:t>
+      </w:r>
+      <w:r>
+        <w:t xml:space="preserve"> → test rollback và test reconnect đỏ; không tìm account cũ → test reconnect đỏ (lỗi </w:t>
+      </w:r>
+      <w:r>
+        <w:rPr>
+          <w:rFonts w:ascii="Consolas" w:eastAsia="Consolas" w:hAnsi="Consolas" w:cs="Consolas"/>
+        </w:rPr>
+        <w:t xml:space="preserve">UNIQUE</w:t>
+      </w:r>
+      <w:r>
+        <w:t xml:space="preserve">); bỏ kiểm tra provider → test provider lạ đỏ; </w:t>
+      </w:r>
+      <w:r>
+        <w:rPr>
+          <w:rFonts w:ascii="Consolas" w:eastAsia="Consolas" w:hAnsi="Consolas" w:cs="Consolas"/>
+        </w:rPr>
+        <w:t xml:space="preserve">reconnected</w:t>
+      </w:r>
+      <w:r>
+        <w:t xml:space="preserve"> luôn </w:t>
+      </w:r>
+      <w:r>
+        <w:rPr>
+          <w:rFonts w:ascii="Consolas" w:eastAsia="Consolas" w:hAnsi="Consolas" w:cs="Consolas"/>
+        </w:rPr>
+        <w:t xml:space="preserve">false</w:t>
+      </w:r>
+      <w:r>
+        <w:t xml:space="preserve"> → test reconnect đỏ; publish trước khi lưu credential → test rollback đỏ; thêm một trường vào event → test payload đỏ.</w:t>
+      </w:r>
+    </w:p>
+    <w:p>
+      <w:pPr>
+        <w:pStyle w:val="ListParagraph"/>
+        <w:numPr>
+          <w:ilvl w:val="0"/>
+          <w:numId w:val="1"/>
+        </w:numPr>
+      </w:pPr>
+      <w:r>
+        <w:rPr>
+          <w:rFonts w:ascii="Consolas" w:eastAsia="Consolas" w:hAnsi="Consolas" w:cs="Consolas"/>
+          <w:b/>
+          <w:bCs/>
+        </w:rPr>
+        <w:t xml:space="preserve">@ApplicationModuleTest(mode = DIRECT_DEPENDENCIES)</w:t>
+      </w:r>
+      <w:r>
+        <w:rPr>
+          <w:b/>
+          <w:bCs/>
+        </w:rPr>
+        <w:t xml:space="preserve"> (Spring Modulith, BE-14):</w:t>
+      </w:r>
+      <w:r>
+        <w:t xml:space="preserve"> chỉ khởi động module </w:t>
+      </w:r>
+      <w:r>
+        <w:rPr>
+          <w:rFonts w:ascii="Consolas" w:eastAsia="Consolas" w:hAnsi="Consolas" w:cs="Consolas"/>
+        </w:rPr>
+        <w:t xml:space="preserve">account</w:t>
+      </w:r>
+      <w:r>
+        <w:t xml:space="preserve"> cộng các module nó dùng trực tiếp (</w:t>
+      </w:r>
+      <w:r>
+        <w:rPr>
+          <w:rFonts w:ascii="Consolas" w:eastAsia="Consolas" w:hAnsi="Consolas" w:cs="Consolas"/>
+        </w:rPr>
+        <w:t xml:space="preserve">provider</w:t>
+      </w:r>
+      <w:r>
+        <w:t xml:space="preserve">), không phải cả ứng dụng. Module </w:t>
+      </w:r>
+      <w:r>
+        <w:rPr>
+          <w:rFonts w:ascii="Consolas" w:eastAsia="Consolas" w:hAnsi="Consolas" w:cs="Consolas"/>
+        </w:rPr>
+        <w:t xml:space="preserve">identity</w:t>
+      </w:r>
+      <w:r>
+        <w:t xml:space="preserve"> không được nạp, nên test tự chèn owner vào </w:t>
+      </w:r>
+      <w:r>
+        <w:rPr>
+          <w:rFonts w:ascii="Consolas" w:eastAsia="Consolas" w:hAnsi="Consolas" w:cs="Consolas"/>
+        </w:rPr>
+        <w:t xml:space="preserve">app_user</w:t>
+      </w:r>
+      <w:r>
+        <w:t xml:space="preserve"> bằng </w:t>
+      </w:r>
+      <w:r>
+        <w:rPr>
+          <w:rFonts w:ascii="Consolas" w:eastAsia="Consolas" w:hAnsi="Consolas" w:cs="Consolas"/>
+        </w:rPr>
+        <w:t xml:space="preserve">JdbcTemplate</w:t>
+      </w:r>
+      <w:r>
+        <w:t xml:space="preserve">.</w:t>
+      </w:r>
+    </w:p>
+    <w:p>
+      <w:pPr>
+        <w:pStyle w:val="ListParagraph"/>
+        <w:numPr>
+          <w:ilvl w:val="0"/>
+          <w:numId w:val="1"/>
+        </w:numPr>
+      </w:pPr>
+      <w:r>
+        <w:rPr>
+          <w:b/>
+          <w:bCs/>
+        </w:rPr>
+        <w:t xml:space="preserve">Test không có </w:t>
+      </w:r>
+      <w:r>
+        <w:rPr>
+          <w:rFonts w:ascii="Consolas" w:eastAsia="Consolas" w:hAnsi="Consolas" w:cs="Consolas"/>
+          <w:b/>
+          <w:bCs/>
+        </w:rPr>
+        <w:t xml:space="preserve">@Transactional</w:t>
+      </w:r>
+      <w:r>
+        <w:rPr>
+          <w:b/>
+          <w:bCs/>
+        </w:rPr>
+        <w:t xml:space="preserve">:</w:t>
+      </w:r>
+      <w:r>
+        <w:t xml:space="preserve"> để service tự commit hoặc rollback như khi chạy thật. Cái giá là dữ liệu ở lại sau mỗi test, nên </w:t>
+      </w:r>
+      <w:r>
+        <w:rPr>
+          <w:rFonts w:ascii="Consolas" w:eastAsia="Consolas" w:hAnsi="Consolas" w:cs="Consolas"/>
+        </w:rPr>
+        <w:t xml:space="preserve">@BeforeEach</w:t>
+      </w:r>
+      <w:r>
+        <w:t xml:space="preserve"> tự dọn bảng bằng </w:t>
+      </w:r>
+      <w:r>
+        <w:rPr>
+          <w:rFonts w:ascii="Consolas" w:eastAsia="Consolas" w:hAnsi="Consolas" w:cs="Consolas"/>
+        </w:rPr>
+        <w:t xml:space="preserve">JdbcTestUtils.deleteFromTables</w:t>
+      </w:r>
+      <w:r>
+        <w:t xml:space="preserve">.</w:t>
+      </w:r>
+    </w:p>
+    <w:p>
+      <w:pPr>
+        <w:pStyle w:val="ListParagraph"/>
+        <w:numPr>
+          <w:ilvl w:val="0"/>
+          <w:numId w:val="1"/>
+        </w:numPr>
+      </w:pPr>
+      <w:r>
+        <w:rPr>
+          <w:rFonts w:ascii="Consolas" w:eastAsia="Consolas" w:hAnsi="Consolas" w:cs="Consolas"/>
+          <w:b/>
+          <w:bCs/>
+        </w:rPr>
+        <w:t xml:space="preserve">AssertablePublishedEvents</w:t>
+      </w:r>
+      <w:r>
+        <w:rPr>
+          <w:b/>
+          <w:bCs/>
+        </w:rPr>
+        <w:t xml:space="preserve"> làm tham số của method test:</w:t>
+      </w:r>
+      <w:r>
+        <w:t xml:space="preserve"> Spring Modulith ghi lại mọi event được publish trong test đó; </w:t>
+      </w:r>
+      <w:r>
+        <w:rPr>
+          <w:rFonts w:ascii="Consolas" w:eastAsia="Consolas" w:hAnsi="Consolas" w:cs="Consolas"/>
+        </w:rPr>
+        <w:t xml:space="preserve">events.ofType(AccountConnected.class)</w:t>
+      </w:r>
+      <w:r>
+        <w:t xml:space="preserve"> lấy ra để kiểm tra số lượng và nội dung.</w:t>
+      </w:r>
+    </w:p>
+    <w:p>
+      <w:pPr>
+        <w:pStyle w:val="ListParagraph"/>
+        <w:numPr>
+          <w:ilvl w:val="0"/>
+          <w:numId w:val="1"/>
+        </w:numPr>
+      </w:pPr>
+      <w:r>
+        <w:rPr>
+          <w:rFonts w:ascii="Consolas" w:eastAsia="Consolas" w:hAnsi="Consolas" w:cs="Consolas"/>
+          <w:b/>
+          <w:bCs/>
+        </w:rPr>
+        <w:t xml:space="preserve">@MockitoSpyBean</w:t>
+      </w:r>
+      <w:r>
+        <w:rPr>
+          <w:b/>
+          <w:bCs/>
+        </w:rPr>
+        <w:t xml:space="preserve">:</w:t>
+      </w:r>
+      <w:r>
+        <w:t xml:space="preserve"> bọc bean thật. Bình thường nó chạy code thật; riêng một test bảo nó ném lỗi bằng </w:t>
+      </w:r>
+      <w:r>
+        <w:rPr>
+          <w:rFonts w:ascii="Consolas" w:eastAsia="Consolas" w:hAnsi="Consolas" w:cs="Consolas"/>
+        </w:rPr>
+        <w:t xml:space="preserve">doThrow(...).when(credentials).save(any(), any(), any())</w:t>
+      </w:r>
+      <w:r>
+        <w:t xml:space="preserve">, để giả lập "lưu credential thất bại" mà không sửa code production. Assertion vẫn kiểm tra DB thật, không kiểm tra mock.</w:t>
+      </w:r>
+    </w:p>
+    <w:p>
+      <w:pPr>
+        <w:pStyle w:val="ListParagraph"/>
+        <w:numPr>
+          <w:ilvl w:val="0"/>
+          <w:numId w:val="1"/>
+        </w:numPr>
+      </w:pPr>
+      <w:r>
+        <w:rPr>
+          <w:b/>
+          <w:bCs/>
+        </w:rPr>
+        <w:t xml:space="preserve">Bean riêng cho test:</w:t>
+      </w:r>
+      <w:r>
+        <w:t xml:space="preserve"> một class </w:t>
+      </w:r>
+      <w:r>
+        <w:rPr>
+          <w:rFonts w:ascii="Consolas" w:eastAsia="Consolas" w:hAnsi="Consolas" w:cs="Consolas"/>
+        </w:rPr>
+        <w:t xml:space="preserve">@TestConfiguration</w:t>
+      </w:r>
+      <w:r>
+        <w:t xml:space="preserve"> lồng trong class test tạo </w:t>
+      </w:r>
+      <w:r>
+        <w:rPr>
+          <w:rFonts w:ascii="Consolas" w:eastAsia="Consolas" w:hAnsi="Consolas" w:cs="Consolas"/>
+        </w:rPr>
+        <w:t xml:space="preserve">FakeMessageProvider</w:t>
+      </w:r>
+      <w:r>
+        <w:t xml:space="preserve"> loại </w:t>
+      </w:r>
+      <w:r>
+        <w:rPr>
+          <w:rFonts w:ascii="Consolas" w:eastAsia="Consolas" w:hAnsi="Consolas" w:cs="Consolas"/>
+        </w:rPr>
+        <w:t xml:space="preserve">fake</w:t>
+      </w:r>
+      <w:r>
+        <w:t xml:space="preserve"> làm bean, để </w:t>
+      </w:r>
+      <w:r>
+        <w:rPr>
+          <w:rFonts w:ascii="Consolas" w:eastAsia="Consolas" w:hAnsi="Consolas" w:cs="Consolas"/>
+        </w:rPr>
+        <w:t xml:space="preserve">ProviderRegistry</w:t>
+      </w:r>
+      <w:r>
+        <w:t xml:space="preserve"> thấy provider này.</w:t>
+      </w:r>
+    </w:p>
+    <w:p>
+      <w:pPr>
+        <w:pStyle w:val="ListParagraph"/>
+        <w:numPr>
+          <w:ilvl w:val="0"/>
+          <w:numId w:val="1"/>
+        </w:numPr>
+      </w:pPr>
+      <w:r>
+        <w:rPr>
+          <w:rFonts w:ascii="Consolas" w:eastAsia="Consolas" w:hAnsi="Consolas" w:cs="Consolas"/>
+          <w:b/>
+          <w:bCs/>
+        </w:rPr>
+        <w:t xml:space="preserve">row_to_json(c)::text</w:t>
+      </w:r>
+      <w:r>
+        <w:rPr>
+          <w:b/>
+          <w:bCs/>
+        </w:rPr>
+        <w:t xml:space="preserve"> của PostgreSQL:</w:t>
+      </w:r>
+      <w:r>
+        <w:t xml:space="preserve"> biến cả một dòng thành chuỗi JSON để kiểm tra bằng một lệnh rằng </w:t>
+      </w:r>
+      <w:r>
+        <w:rPr>
+          <w:b/>
+          <w:bCs/>
+        </w:rPr>
+        <w:t xml:space="preserve">không cột nào</w:t>
+      </w:r>
+      <w:r>
+        <w:t xml:space="preserve"> chứa token dạng chữ.</w:t>
+      </w:r>
+    </w:p>
+    <w:p>
+      <w:pPr>
+        <w:pStyle w:val="ListParagraph"/>
+        <w:numPr>
+          <w:ilvl w:val="0"/>
+          <w:numId w:val="1"/>
+        </w:numPr>
+      </w:pPr>
+      <w:r>
+        <w:rPr>
+          <w:rFonts w:ascii="Consolas" w:eastAsia="Consolas" w:hAnsi="Consolas" w:cs="Consolas"/>
+          <w:b/>
+          <w:bCs/>
+        </w:rPr>
+        <w:t xml:space="preserve">entityManager.flush()</w:t>
+      </w:r>
+      <w:r>
+        <w:rPr>
+          <w:b/>
+          <w:bCs/>
+        </w:rPr>
+        <w:t xml:space="preserve"> để lộ lỗi:</w:t>
+      </w:r>
+      <w:r>
+        <w:t xml:space="preserve"> trong </w:t>
+      </w:r>
+      <w:r>
+        <w:rPr>
+          <w:rFonts w:ascii="Consolas" w:eastAsia="Consolas" w:hAnsi="Consolas" w:cs="Consolas"/>
+        </w:rPr>
+        <w:t xml:space="preserve">@DataJpaTest</w:t>
+      </w:r>
+      <w:r>
+        <w:t xml:space="preserve">, lệnh ghi chỉ thật sự xuống DB khi flush. Muốn thấy lỗi khóa ngoại thì phải flush ngay trong đoạn code đang chờ lỗi; test còn kiểm tra cả stack trace của lỗi đó không chứa token.</w:t>
+      </w:r>
+    </w:p>
+    <w:p>
+      <w:pPr>
+        <w:pBdr>
+          <w:bottom w:val="single" w:sz="4" w:space="0" w:color="auto"/>
+        </w:pBdr>
+        <w:ind w:left="0"/>
+      </w:pPr>
+    </w:p>
+    <w:p>
+      <w:pPr>
+        <w:pStyle w:val="Heading2"/>
+      </w:pPr>
+      <w:r>
+        <w:t xml:space="preserve">20. Tự kiểm tra F02 (phần đã làm)</w:t>
       </w:r>
     </w:p>
     <w:p>
@@ -10882,6 +12118,99 @@
       </w:r>
       <w:r>
         <w:t xml:space="preserve"> thì credential của nó đi đâu, và nhờ đâu?</w:t>
+      </w:r>
+    </w:p>
+    <w:p>
+      <w:pPr>
+        <w:pStyle w:val="ListParagraph"/>
+        <w:numPr>
+          <w:ilvl w:val="0"/>
+          <w:numId w:val="101"/>
+        </w:numPr>
+      </w:pPr>
+      <w:r>
+        <w:t xml:space="preserve">Vì sao service đăng ký không gọi Google bên trong transaction?</w:t>
+      </w:r>
+    </w:p>
+    <w:p>
+      <w:pPr>
+        <w:pStyle w:val="ListParagraph"/>
+        <w:numPr>
+          <w:ilvl w:val="0"/>
+          <w:numId w:val="101"/>
+        </w:numPr>
+      </w:pPr>
+      <w:r>
+        <w:t xml:space="preserve">Bỏ </w:t>
+      </w:r>
+      <w:r>
+        <w:rPr>
+          <w:rFonts w:ascii="Consolas" w:eastAsia="Consolas" w:hAnsi="Consolas" w:cs="Consolas"/>
+        </w:rPr>
+        <w:t xml:space="preserve">@Transactional</w:t>
+      </w:r>
+      <w:r>
+        <w:t xml:space="preserve"> khỏi </w:t>
+      </w:r>
+      <w:r>
+        <w:rPr>
+          <w:rFonts w:ascii="Consolas" w:eastAsia="Consolas" w:hAnsi="Consolas" w:cs="Consolas"/>
+        </w:rPr>
+        <w:t xml:space="preserve">register</w:t>
+      </w:r>
+      <w:r>
+        <w:t xml:space="preserve"> thì hai lỗi nào xuất hiện, và vì sao lỗi thứ hai liên quan đến "dirty checking"?</w:t>
+      </w:r>
+    </w:p>
+    <w:p>
+      <w:pPr>
+        <w:pStyle w:val="ListParagraph"/>
+        <w:numPr>
+          <w:ilvl w:val="0"/>
+          <w:numId w:val="101"/>
+        </w:numPr>
+      </w:pPr>
+      <w:r>
+        <w:t xml:space="preserve">Vì sao event </w:t>
+      </w:r>
+      <w:r>
+        <w:rPr>
+          <w:rFonts w:ascii="Consolas" w:eastAsia="Consolas" w:hAnsi="Consolas" w:cs="Consolas"/>
+        </w:rPr>
+        <w:t xml:space="preserve">AccountConnected</w:t>
+      </w:r>
+      <w:r>
+        <w:t xml:space="preserve"> không chứa email hay tên account?</w:t>
+      </w:r>
+    </w:p>
+    <w:p>
+      <w:pPr>
+        <w:pStyle w:val="ListParagraph"/>
+        <w:numPr>
+          <w:ilvl w:val="0"/>
+          <w:numId w:val="101"/>
+        </w:numPr>
+      </w:pPr>
+      <w:r>
+        <w:t xml:space="preserve">Vì sao </w:t>
+      </w:r>
+      <w:r>
+        <w:rPr>
+          <w:rFonts w:ascii="Consolas" w:eastAsia="Consolas" w:hAnsi="Consolas" w:cs="Consolas"/>
+        </w:rPr>
+        <w:t xml:space="preserve">RegisterAccountCommand</w:t>
+      </w:r>
+      <w:r>
+        <w:t xml:space="preserve"> phải tự viết </w:t>
+      </w:r>
+      <w:r>
+        <w:rPr>
+          <w:rFonts w:ascii="Consolas" w:eastAsia="Consolas" w:hAnsi="Consolas" w:cs="Consolas"/>
+        </w:rPr>
+        <w:t xml:space="preserve">toString()</w:t>
+      </w:r>
+      <w:r>
+        <w:t xml:space="preserve">?</w:t>
       </w:r>
     </w:p>
     <w:p>
@@ -10890,7 +12219,7 @@
           <w:i/>
           <w:iCs/>
         </w:rPr>
-        <w:t xml:space="preserve">(Phần BE-14…BE-18 — use case đăng ký, REST API, xóa account, nghiệm thu — sẽ được bổ sung khi làm.)</w:t>
+        <w:t xml:space="preserve">(Phần BE-15…BE-18 — REST API, xóa account, nghiệm thu — sẽ được bổ sung khi làm.)</w:t>
       </w:r>
     </w:p>
     <w:sectPr>

--- a/docs/knowledge/phase-0-backend-foundation.docx
+++ b/docs/knowledge/phase-0-backend-foundation.docx
@@ -97,7 +97,7 @@
         <w:t xml:space="preserve">Phạm vi:</w:t>
       </w:r>
       <w:r>
-        <w:t xml:space="preserve"> F01 Project Foundation và F03 Provider Contract (mục 0–12); F02 Connected Accounts (mục 13–20, đang làm: xong BE-09…BE-14).</w:t>
+        <w:t xml:space="preserve"> F01 Project Foundation và F03 Provider Contract (mục 0–12); F02 Connected Accounts (mục 13–21, đang làm: xong BE-09…BE-15).</w:t>
         <w:br/>
       </w:r>
       <w:r>
@@ -7236,7 +7236,7 @@
           </w:tcPr>
           <w:p>
             <w:r>
-              <w:t xml:space="preserve">BE-15…BE-18</w:t>
+              <w:t xml:space="preserve">BE-15</w:t>
             </w:r>
           </w:p>
         </w:tc>
@@ -7246,7 +7246,54 @@
           </w:tcPr>
           <w:p>
             <w:r>
-              <w:t xml:space="preserve">REST API, xóa, nghiệm thu</w:t>
+              <w:t xml:space="preserve">API đọc: </w:t>
+            </w:r>
+            <w:r>
+              <w:rPr>
+                <w:rFonts w:ascii="Consolas" w:eastAsia="Consolas" w:hAnsi="Consolas" w:cs="Consolas"/>
+              </w:rPr>
+              <w:t xml:space="preserve">GET /api/accounts</w:t>
+            </w:r>
+            <w:r>
+              <w:t xml:space="preserve">, </w:t>
+            </w:r>
+            <w:r>
+              <w:rPr>
+                <w:rFonts w:ascii="Consolas" w:eastAsia="Consolas" w:hAnsi="Consolas" w:cs="Consolas"/>
+              </w:rPr>
+              <w:t xml:space="preserve">GET /api/accounts/{id}</w:t>
+            </w:r>
+          </w:p>
+        </w:tc>
+        <w:tc>
+          <w:tcPr>
+            <w:tcW w:w="3120" w:type="dxa"/>
+          </w:tcPr>
+          <w:p>
+            <w:r>
+              <w:t xml:space="preserve">xong</w:t>
+            </w:r>
+          </w:p>
+        </w:tc>
+      </w:tr>
+      <w:tr>
+        <w:tc>
+          <w:tcPr>
+            <w:tcW w:w="3120" w:type="dxa"/>
+          </w:tcPr>
+          <w:p>
+            <w:r>
+              <w:t xml:space="preserve">BE-16…BE-18</w:t>
+            </w:r>
+          </w:p>
+        </w:tc>
+        <w:tc>
+          <w:tcPr>
+            <w:tcW w:w="3120" w:type="dxa"/>
+          </w:tcPr>
+          <w:p>
+            <w:r>
+              <w:t xml:space="preserve">Sửa account (PATCH), xóa, nghiệm thu</w:t>
             </w:r>
           </w:p>
         </w:tc>
@@ -11189,55 +11236,40 @@
         <w:pStyle w:val="Heading2"/>
       </w:pPr>
       <w:r>
-        <w:t xml:space="preserve">19. Kỹ thuật test mới trong F02</w:t>
-      </w:r>
-    </w:p>
-    <w:p>
-      <w:pPr>
-        <w:pStyle w:val="ListParagraph"/>
-        <w:numPr>
-          <w:ilvl w:val="0"/>
-          <w:numId w:val="1"/>
-        </w:numPr>
-      </w:pPr>
-      <w:r>
-        <w:rPr>
-          <w:rFonts w:ascii="Consolas" w:eastAsia="Consolas" w:hAnsi="Consolas" w:cs="Consolas"/>
-          <w:b/>
-          <w:bCs/>
-        </w:rPr>
-        <w:t xml:space="preserve">@DataJpaTest</w:t>
-      </w:r>
-      <w:r>
-        <w:rPr>
-          <w:b/>
-          <w:bCs/>
-        </w:rPr>
-        <w:t xml:space="preserve"> + </w:t>
-      </w:r>
-      <w:r>
-        <w:rPr>
-          <w:rFonts w:ascii="Consolas" w:eastAsia="Consolas" w:hAnsi="Consolas" w:cs="Consolas"/>
-          <w:b/>
-          <w:bCs/>
-        </w:rPr>
-        <w:t xml:space="preserve">@AutoConfigureTestDatabase(replace = NONE)</w:t>
-      </w:r>
-      <w:r>
-        <w:rPr>
-          <w:b/>
-          <w:bCs/>
-        </w:rPr>
-        <w:t xml:space="preserve">:</w:t>
-      </w:r>
-      <w:r>
-        <w:t xml:space="preserve"> slice chỉ nạp JPA và Flyway, chạy trên PostgreSQL thật (Testcontainers) để </w:t>
-      </w:r>
-      <w:r>
-        <w:rPr>
-          <w:rFonts w:ascii="Consolas" w:eastAsia="Consolas" w:hAnsi="Consolas" w:cs="Consolas"/>
-        </w:rPr>
-        <w:t xml:space="preserve">CHECK</w:t>
+        <w:t xml:space="preserve">19. API đọc account (BE-15)</w:t>
+      </w:r>
+    </w:p>
+    <w:p>
+      <w:pPr>
+        <w:pStyle w:val="Heading3"/>
+      </w:pPr>
+      <w:r>
+        <w:t xml:space="preserve">19.1 Đường đi của một request</w:t>
+      </w:r>
+    </w:p>
+    <w:p>
+      <w:pPr>
+        <w:pStyle w:val="ListParagraph"/>
+        <w:numPr>
+          <w:ilvl w:val="0"/>
+          <w:numId w:val="1"/>
+        </w:numPr>
+      </w:pPr>
+      <w:r>
+        <w:rPr>
+          <w:b/>
+          <w:bCs/>
+        </w:rPr>
+        <w:t xml:space="preserve">Ở đâu:</w:t>
+      </w:r>
+      <w:r>
+        <w:t xml:space="preserve"> </w:t>
+      </w:r>
+      <w:r>
+        <w:rPr>
+          <w:rFonts w:ascii="Consolas" w:eastAsia="Consolas" w:hAnsi="Consolas" w:cs="Consolas"/>
+        </w:rPr>
+        <w:t xml:space="preserve">account/api/AccountsController.java</w:t>
       </w:r>
       <w:r>
         <w:t xml:space="preserve">, </w:t>
@@ -11246,153 +11278,118 @@
         <w:rPr>
           <w:rFonts w:ascii="Consolas" w:eastAsia="Consolas" w:hAnsi="Consolas" w:cs="Consolas"/>
         </w:rPr>
-        <w:t xml:space="preserve">UNIQUE</w:t>
-      </w:r>
-      <w:r>
-        <w:t xml:space="preserve">, khóa ngoại hoạt động như production. Mỗi test tự rollback.</w:t>
-      </w:r>
-    </w:p>
-    <w:p>
-      <w:pPr>
-        <w:pStyle w:val="ListParagraph"/>
-        <w:numPr>
-          <w:ilvl w:val="0"/>
-          <w:numId w:val="1"/>
-        </w:numPr>
-      </w:pPr>
-      <w:r>
-        <w:rPr>
-          <w:rFonts w:ascii="Consolas" w:eastAsia="Consolas" w:hAnsi="Consolas" w:cs="Consolas"/>
-          <w:b/>
-          <w:bCs/>
-        </w:rPr>
-        <w:t xml:space="preserve">entityManager.clear()</w:t>
-      </w:r>
-      <w:r>
-        <w:rPr>
-          <w:b/>
-          <w:bCs/>
-        </w:rPr>
-        <w:t xml:space="preserve">:</w:t>
-      </w:r>
-      <w:r>
-        <w:t xml:space="preserve"> xóa bộ nhớ đệm của Hibernate để lần đọc sau thật sự đi xuống DB. Không có nó, test chỉ đọc lại object trong bộ nhớ.</w:t>
-      </w:r>
-    </w:p>
-    <w:p>
-      <w:pPr>
-        <w:pStyle w:val="ListParagraph"/>
-        <w:numPr>
-          <w:ilvl w:val="0"/>
-          <w:numId w:val="1"/>
-        </w:numPr>
-      </w:pPr>
-      <w:r>
-        <w:rPr>
-          <w:rFonts w:ascii="Consolas" w:eastAsia="Consolas" w:hAnsi="Consolas" w:cs="Consolas"/>
-          <w:b/>
-          <w:bCs/>
-        </w:rPr>
-        <w:t xml:space="preserve">JdbcTemplate</w:t>
-      </w:r>
-      <w:r>
-        <w:rPr>
-          <w:b/>
-          <w:bCs/>
-        </w:rPr>
-        <w:t xml:space="preserve">:</w:t>
-      </w:r>
-      <w:r>
-        <w:t xml:space="preserve"> chạy SQL thô để nhìn đúng cái nằm trong DB, hoặc để thử ràng buộc mà Java không tạo ra được (ví dụ ghi </w:t>
-      </w:r>
-      <w:r>
-        <w:rPr>
-          <w:rFonts w:ascii="Consolas" w:eastAsia="Consolas" w:hAnsi="Consolas" w:cs="Consolas"/>
-        </w:rPr>
-        <w:t xml:space="preserve">status = 'SYNCING'</w:t>
-      </w:r>
-      <w:r>
-        <w:t xml:space="preserve">).</w:t>
-      </w:r>
-    </w:p>
-    <w:p>
-      <w:pPr>
-        <w:pStyle w:val="ListParagraph"/>
-        <w:numPr>
-          <w:ilvl w:val="0"/>
-          <w:numId w:val="1"/>
-        </w:numPr>
-      </w:pPr>
-      <w:r>
-        <w:rPr>
-          <w:rFonts w:ascii="Consolas" w:eastAsia="Consolas" w:hAnsi="Consolas" w:cs="Consolas"/>
-          <w:b/>
-          <w:bCs/>
-        </w:rPr>
-        <w:t xml:space="preserve">ApplicationContextRunner</w:t>
-      </w:r>
-      <w:r>
-        <w:rPr>
-          <w:b/>
-          <w:bCs/>
-        </w:rPr>
-        <w:t xml:space="preserve"> cho kiểm tra khởi động:</w:t>
-      </w:r>
-      <w:r>
-        <w:t xml:space="preserve"> dựng một context nhỏ với cấu hình sai để chứng minh app </w:t>
-      </w:r>
-      <w:r>
-        <w:rPr>
-          <w:b/>
-          <w:bCs/>
-        </w:rPr>
-        <w:t xml:space="preserve">không</w:t>
-      </w:r>
-      <w:r>
-        <w:t xml:space="preserve"> start và thông báo không lộ secret.</w:t>
-      </w:r>
-    </w:p>
-    <w:p>
-      <w:pPr>
-        <w:pStyle w:val="ListParagraph"/>
-        <w:numPr>
-          <w:ilvl w:val="0"/>
-          <w:numId w:val="1"/>
-        </w:numPr>
-      </w:pPr>
-      <w:r>
-        <w:rPr>
-          <w:b/>
-          <w:bCs/>
-        </w:rPr>
-        <w:t xml:space="preserve">Mockito </w:t>
-      </w:r>
-      <w:r>
-        <w:rPr>
-          <w:rFonts w:ascii="Consolas" w:eastAsia="Consolas" w:hAnsi="Consolas" w:cs="Consolas"/>
-          <w:b/>
-          <w:bCs/>
-        </w:rPr>
-        <w:t xml:space="preserve">mock(...)</w:t>
-      </w:r>
-      <w:r>
-        <w:rPr>
-          <w:b/>
-          <w:bCs/>
-        </w:rPr>
-        <w:t xml:space="preserve"> trong unit test:</w:t>
-      </w:r>
-      <w:r>
-        <w:t xml:space="preserve"> </w:t>
-      </w:r>
-      <w:r>
-        <w:rPr>
-          <w:rFonts w:ascii="Consolas" w:eastAsia="Consolas" w:hAnsi="Consolas" w:cs="Consolas"/>
-        </w:rPr>
-        <w:t xml:space="preserve">OwnerCurrentUserTests</w:t>
-      </w:r>
-      <w:r>
-        <w:t xml:space="preserve"> giả repository để test </w:t>
+        <w:t xml:space="preserve">account/api/AccountResponse.java</w:t>
+      </w:r>
+      <w:r>
+        <w:t xml:space="preserve">, </w:t>
+      </w:r>
+      <w:r>
+        <w:rPr>
+          <w:rFonts w:ascii="Consolas" w:eastAsia="Consolas" w:hAnsi="Consolas" w:cs="Consolas"/>
+        </w:rPr>
+        <w:t xml:space="preserve">account/application/AccountQueryService.java</w:t>
+      </w:r>
+      <w:r>
+        <w:t xml:space="preserve">, </w:t>
+      </w:r>
+      <w:r>
+        <w:rPr>
+          <w:rFonts w:ascii="Consolas" w:eastAsia="Consolas" w:hAnsi="Consolas" w:cs="Consolas"/>
+        </w:rPr>
+        <w:t xml:space="preserve">account/application/AccountErrorCode.java</w:t>
+      </w:r>
+      <w:r>
+        <w:t xml:space="preserve">.</w:t>
+      </w:r>
+    </w:p>
+    <w:p>
+      <w:pPr>
+        <w:shd w:val="clear" w:color="auto" w:fill="F2F3F5"/>
+        <w:ind w:left="0"/>
+      </w:pPr>
+      <w:r>
+        <w:rPr>
+          <w:rFonts w:ascii="Consolas" w:eastAsia="Consolas" w:hAnsi="Consolas" w:cs="Consolas"/>
+          <w:sz w:val="19"/>
+          <w:szCs w:val="19"/>
+        </w:rPr>
+        <w:t xml:space="preserve">GET /api/accounts/{id}   (HTTP Basic)</w:t>
+        <w:br/>
+        <w:t xml:space="preserve">  |</w:t>
+        <w:br/>
+        <w:t xml:space="preserve">  v</w:t>
+        <w:br/>
+        <w:t xml:space="preserve">Security filter chain             chưa đăng nhập -&gt; 401 UNAUTHORIZED</w:t>
+        <w:br/>
+        <w:t xml:space="preserve">  |</w:t>
+        <w:br/>
+        <w:t xml:space="preserve">  v</w:t>
+        <w:br/>
+        <w:t xml:space="preserve">AccountsController.get(id)        id không phải UUID -&gt; 400 MALFORMED_REQUEST</w:t>
+        <w:br/>
+        <w:t xml:space="preserve">  |   ownerId = currentUser.requireOwnerId()</w:t>
+        <w:br/>
+        <w:t xml:space="preserve">  v</w:t>
+        <w:br/>
+        <w:t xml:space="preserve">AccountQueryService.get(ownerId, id)        @Transactional(readOnly = true)</w:t>
+        <w:br/>
+        <w:t xml:space="preserve">  |   repository.findByIdAndOwnerId(id, ownerId)</w:t>
+        <w:br/>
+        <w:t xml:space="preserve">  |   không thấy -&gt; SinoException(ACCOUNT_NOT_FOUND) -&gt; 404</w:t>
+        <w:br/>
+        <w:t xml:space="preserve">  v</w:t>
+        <w:br/>
+        <w:t xml:space="preserve">AccountResponse.from(account, capabilities)  -&gt; JSON</w:t>
+      </w:r>
+    </w:p>
+    <w:p>
+      <w:pPr>
+        <w:pStyle w:val="Heading3"/>
+      </w:pPr>
+      <w:r>
+        <w:t xml:space="preserve">19.2 Lọc theo owner ngay trong chữ ký method</w:t>
+      </w:r>
+    </w:p>
+    <w:p>
+      <w:pPr>
+        <w:pStyle w:val="ListParagraph"/>
+        <w:numPr>
+          <w:ilvl w:val="0"/>
+          <w:numId w:val="1"/>
+        </w:numPr>
+      </w:pPr>
+      <w:r>
+        <w:t xml:space="preserve">Mọi method của </w:t>
+      </w:r>
+      <w:r>
+        <w:rPr>
+          <w:rFonts w:ascii="Consolas" w:eastAsia="Consolas" w:hAnsi="Consolas" w:cs="Consolas"/>
+        </w:rPr>
+        <w:t xml:space="preserve">AccountQueryService</w:t>
+      </w:r>
+      <w:r>
+        <w:t xml:space="preserve"> nhận </w:t>
+      </w:r>
+      <w:r>
+        <w:rPr>
+          <w:rFonts w:ascii="Consolas" w:eastAsia="Consolas" w:hAnsi="Consolas" w:cs="Consolas"/>
+        </w:rPr>
+        <w:t xml:space="preserve">ownerId</w:t>
+      </w:r>
+      <w:r>
+        <w:t xml:space="preserve">; không có method "lấy account theo ID" mà không cần owner. Vì vậy không thể quên lọc: thiếu owner thì code không biên dịch.</w:t>
+      </w:r>
+    </w:p>
+    <w:p>
+      <w:pPr>
+        <w:pStyle w:val="ListParagraph"/>
+        <w:numPr>
+          <w:ilvl w:val="0"/>
+          <w:numId w:val="1"/>
+        </w:numPr>
+      </w:pPr>
+      <w:r>
+        <w:t xml:space="preserve">Controller lấy owner từ </w:t>
       </w:r>
       <w:r>
         <w:rPr>
@@ -11401,182 +11398,7 @@
         <w:t xml:space="preserve">CurrentUser</w:t>
       </w:r>
       <w:r>
-        <w:t xml:space="preserve"> mà không cần DB.</w:t>
-      </w:r>
-    </w:p>
-    <w:p>
-      <w:pPr>
-        <w:pStyle w:val="ListParagraph"/>
-        <w:numPr>
-          <w:ilvl w:val="0"/>
-          <w:numId w:val="1"/>
-        </w:numPr>
-      </w:pPr>
-      <w:r>
-        <w:rPr>
-          <w:b/>
-          <w:bCs/>
-        </w:rPr>
-        <w:t xml:space="preserve">Kiểm tra ngược ở mọi task:</w:t>
-      </w:r>
-    </w:p>
-    <w:p>
-      <w:pPr>
-        <w:pStyle w:val="ListParagraph"/>
-        <w:numPr>
-          <w:ilvl w:val="1"/>
-          <w:numId w:val="1"/>
-        </w:numPr>
-      </w:pPr>
-      <w:r>
-        <w:t xml:space="preserve">BE-09: bỏ bước tìm theo email → 2 test idempotent đỏ.</w:t>
-      </w:r>
-    </w:p>
-    <w:p>
-      <w:pPr>
-        <w:pStyle w:val="ListParagraph"/>
-        <w:numPr>
-          <w:ilvl w:val="1"/>
-          <w:numId w:val="1"/>
-        </w:numPr>
-      </w:pPr>
-      <w:r>
-        <w:t xml:space="preserve">BE-10: cho </w:t>
-      </w:r>
-      <w:r>
-        <w:rPr>
-          <w:rFonts w:ascii="Consolas" w:eastAsia="Consolas" w:hAnsi="Consolas" w:cs="Consolas"/>
-        </w:rPr>
-        <w:t xml:space="preserve">markHealthy</w:t>
-      </w:r>
-      <w:r>
-        <w:t xml:space="preserve"> gỡ </w:t>
-      </w:r>
-      <w:r>
-        <w:rPr>
-          <w:rFonts w:ascii="Consolas" w:eastAsia="Consolas" w:hAnsi="Consolas" w:cs="Consolas"/>
-        </w:rPr>
-        <w:t xml:space="preserve">AUTH_EXPIRED</w:t>
-      </w:r>
-      <w:r>
-        <w:t xml:space="preserve"> → đúng ô đó đỏ.</w:t>
-      </w:r>
-    </w:p>
-    <w:p>
-      <w:pPr>
-        <w:pStyle w:val="ListParagraph"/>
-        <w:numPr>
-          <w:ilvl w:val="1"/>
-          <w:numId w:val="1"/>
-        </w:numPr>
-      </w:pPr>
-      <w:r>
-        <w:t xml:space="preserve">BE-12: IV cố định → 1 test đỏ; bỏ AAD → 3 test đỏ; tag 96 bit → 2 test đỏ.</w:t>
-      </w:r>
-    </w:p>
-    <w:p>
-      <w:pPr>
-        <w:pStyle w:val="ListParagraph"/>
-        <w:numPr>
-          <w:ilvl w:val="1"/>
-          <w:numId w:val="1"/>
-        </w:numPr>
-      </w:pPr>
-      <w:r>
-        <w:t xml:space="preserve">BE-13: store "quên" ghi refresh token → test xoay khóa đỏ.</w:t>
-      </w:r>
-    </w:p>
-    <w:p>
-      <w:pPr>
-        <w:pStyle w:val="ListParagraph"/>
-        <w:numPr>
-          <w:ilvl w:val="1"/>
-          <w:numId w:val="1"/>
-        </w:numPr>
-      </w:pPr>
-      <w:r>
-        <w:t xml:space="preserve">BE-14: bỏ </w:t>
-      </w:r>
-      <w:r>
-        <w:rPr>
-          <w:rFonts w:ascii="Consolas" w:eastAsia="Consolas" w:hAnsi="Consolas" w:cs="Consolas"/>
-        </w:rPr>
-        <w:t xml:space="preserve">@Transactional</w:t>
-      </w:r>
-      <w:r>
-        <w:t xml:space="preserve"> → test rollback và test reconnect đỏ; không tìm account cũ → test reconnect đỏ (lỗi </w:t>
-      </w:r>
-      <w:r>
-        <w:rPr>
-          <w:rFonts w:ascii="Consolas" w:eastAsia="Consolas" w:hAnsi="Consolas" w:cs="Consolas"/>
-        </w:rPr>
-        <w:t xml:space="preserve">UNIQUE</w:t>
-      </w:r>
-      <w:r>
-        <w:t xml:space="preserve">); bỏ kiểm tra provider → test provider lạ đỏ; </w:t>
-      </w:r>
-      <w:r>
-        <w:rPr>
-          <w:rFonts w:ascii="Consolas" w:eastAsia="Consolas" w:hAnsi="Consolas" w:cs="Consolas"/>
-        </w:rPr>
-        <w:t xml:space="preserve">reconnected</w:t>
-      </w:r>
-      <w:r>
-        <w:t xml:space="preserve"> luôn </w:t>
-      </w:r>
-      <w:r>
-        <w:rPr>
-          <w:rFonts w:ascii="Consolas" w:eastAsia="Consolas" w:hAnsi="Consolas" w:cs="Consolas"/>
-        </w:rPr>
-        <w:t xml:space="preserve">false</w:t>
-      </w:r>
-      <w:r>
-        <w:t xml:space="preserve"> → test reconnect đỏ; publish trước khi lưu credential → test rollback đỏ; thêm một trường vào event → test payload đỏ.</w:t>
-      </w:r>
-    </w:p>
-    <w:p>
-      <w:pPr>
-        <w:pStyle w:val="ListParagraph"/>
-        <w:numPr>
-          <w:ilvl w:val="0"/>
-          <w:numId w:val="1"/>
-        </w:numPr>
-      </w:pPr>
-      <w:r>
-        <w:rPr>
-          <w:rFonts w:ascii="Consolas" w:eastAsia="Consolas" w:hAnsi="Consolas" w:cs="Consolas"/>
-          <w:b/>
-          <w:bCs/>
-        </w:rPr>
-        <w:t xml:space="preserve">@ApplicationModuleTest(mode = DIRECT_DEPENDENCIES)</w:t>
-      </w:r>
-      <w:r>
-        <w:rPr>
-          <w:b/>
-          <w:bCs/>
-        </w:rPr>
-        <w:t xml:space="preserve"> (Spring Modulith, BE-14):</w:t>
-      </w:r>
-      <w:r>
-        <w:t xml:space="preserve"> chỉ khởi động module </w:t>
-      </w:r>
-      <w:r>
-        <w:rPr>
-          <w:rFonts w:ascii="Consolas" w:eastAsia="Consolas" w:hAnsi="Consolas" w:cs="Consolas"/>
-        </w:rPr>
-        <w:t xml:space="preserve">account</w:t>
-      </w:r>
-      <w:r>
-        <w:t xml:space="preserve"> cộng các module nó dùng trực tiếp (</w:t>
-      </w:r>
-      <w:r>
-        <w:rPr>
-          <w:rFonts w:ascii="Consolas" w:eastAsia="Consolas" w:hAnsi="Consolas" w:cs="Consolas"/>
-        </w:rPr>
-        <w:t xml:space="preserve">provider</w:t>
-      </w:r>
-      <w:r>
-        <w:t xml:space="preserve">), không phải cả ứng dụng. Module </w:t>
+        <w:t xml:space="preserve"> (module </w:t>
       </w:r>
       <w:r>
         <w:rPr>
@@ -11585,22 +11407,85 @@
         <w:t xml:space="preserve">identity</w:t>
       </w:r>
       <w:r>
-        <w:t xml:space="preserve"> không được nạp, nên test tự chèn owner vào </w:t>
-      </w:r>
-      <w:r>
-        <w:rPr>
-          <w:rFonts w:ascii="Consolas" w:eastAsia="Consolas" w:hAnsi="Consolas" w:cs="Consolas"/>
-        </w:rPr>
-        <w:t xml:space="preserve">app_user</w:t>
-      </w:r>
-      <w:r>
-        <w:t xml:space="preserve"> bằng </w:t>
-      </w:r>
-      <w:r>
-        <w:rPr>
-          <w:rFonts w:ascii="Consolas" w:eastAsia="Consolas" w:hAnsi="Consolas" w:cs="Consolas"/>
-        </w:rPr>
-        <w:t xml:space="preserve">JdbcTemplate</w:t>
+        <w:t xml:space="preserve">) rồi truyền xuống. Service không tự đọc Spring Security, nên dễ dùng lại và dễ test.</w:t>
+      </w:r>
+    </w:p>
+    <w:p>
+      <w:pPr>
+        <w:pStyle w:val="ListParagraph"/>
+        <w:numPr>
+          <w:ilvl w:val="0"/>
+          <w:numId w:val="1"/>
+        </w:numPr>
+      </w:pPr>
+      <w:r>
+        <w:t xml:space="preserve">Repository: </w:t>
+      </w:r>
+      <w:r>
+        <w:rPr>
+          <w:rFonts w:ascii="Consolas" w:eastAsia="Consolas" w:hAnsi="Consolas" w:cs="Consolas"/>
+        </w:rPr>
+        <w:t xml:space="preserve">findByIdAndOwnerId(id, ownerId)</w:t>
+      </w:r>
+      <w:r>
+        <w:t xml:space="preserve"> là </w:t>
+      </w:r>
+      <w:r>
+        <w:rPr>
+          <w:rFonts w:ascii="Consolas" w:eastAsia="Consolas" w:hAnsi="Consolas" w:cs="Consolas"/>
+        </w:rPr>
+        <w:t xml:space="preserve">WHERE id = ? AND user_id = ?</w:t>
+      </w:r>
+      <w:r>
+        <w:t xml:space="preserve">, Spring Data tự sinh từ tên method.</w:t>
+      </w:r>
+    </w:p>
+    <w:p>
+      <w:pPr>
+        <w:pStyle w:val="Heading3"/>
+      </w:pPr>
+      <w:r>
+        <w:t xml:space="preserve">19.3 404 chứ không phải 403 cho account của người khác</w:t>
+      </w:r>
+    </w:p>
+    <w:p>
+      <w:pPr>
+        <w:pStyle w:val="ListParagraph"/>
+        <w:numPr>
+          <w:ilvl w:val="0"/>
+          <w:numId w:val="1"/>
+        </w:numPr>
+      </w:pPr>
+      <w:r>
+        <w:t xml:space="preserve">Trả 403 ("bị cấm") tức là xác nhận "ID này có thật, chỉ là không phải của bạn"; người dò ID sẽ biết ID nào tồn tại. Trả 404 với </w:t>
+      </w:r>
+      <w:r>
+        <w:rPr>
+          <w:b/>
+          <w:bCs/>
+        </w:rPr>
+        <w:t xml:space="preserve">cùng</w:t>
+      </w:r>
+      <w:r>
+        <w:t xml:space="preserve"> nội dung (detail cố định "Account not found.") thì không phân biệt được hai trường hợp.</w:t>
+      </w:r>
+    </w:p>
+    <w:p>
+      <w:pPr>
+        <w:pStyle w:val="ListParagraph"/>
+        <w:numPr>
+          <w:ilvl w:val="0"/>
+          <w:numId w:val="1"/>
+        </w:numPr>
+      </w:pPr>
+      <w:r>
+        <w:t xml:space="preserve">Test so nguyên body của hai response: một cho account của người khác, một cho ID không tồn tại. Chỉ được khác đường dẫn trong </w:t>
+      </w:r>
+      <w:r>
+        <w:rPr>
+          <w:rFonts w:ascii="Consolas" w:eastAsia="Consolas" w:hAnsi="Consolas" w:cs="Consolas"/>
+        </w:rPr>
+        <w:t xml:space="preserve">instance</w:t>
       </w:r>
       <w:r>
         <w:t xml:space="preserve">.</w:t>
@@ -11608,51 +11493,187 @@
     </w:p>
     <w:p>
       <w:pPr>
-        <w:pStyle w:val="ListParagraph"/>
-        <w:numPr>
-          <w:ilvl w:val="0"/>
-          <w:numId w:val="1"/>
-        </w:numPr>
-      </w:pPr>
-      <w:r>
-        <w:rPr>
-          <w:b/>
-          <w:bCs/>
-        </w:rPr>
-        <w:t xml:space="preserve">Test không có </w:t>
-      </w:r>
-      <w:r>
-        <w:rPr>
-          <w:rFonts w:ascii="Consolas" w:eastAsia="Consolas" w:hAnsi="Consolas" w:cs="Consolas"/>
-          <w:b/>
-          <w:bCs/>
-        </w:rPr>
-        <w:t xml:space="preserve">@Transactional</w:t>
-      </w:r>
-      <w:r>
-        <w:rPr>
-          <w:b/>
-          <w:bCs/>
-        </w:rPr>
-        <w:t xml:space="preserve">:</w:t>
-      </w:r>
-      <w:r>
-        <w:t xml:space="preserve"> để service tự commit hoặc rollback như khi chạy thật. Cái giá là dữ liệu ở lại sau mỗi test, nên </w:t>
-      </w:r>
-      <w:r>
-        <w:rPr>
-          <w:rFonts w:ascii="Consolas" w:eastAsia="Consolas" w:hAnsi="Consolas" w:cs="Consolas"/>
-        </w:rPr>
-        <w:t xml:space="preserve">@BeforeEach</w:t>
-      </w:r>
-      <w:r>
-        <w:t xml:space="preserve"> tự dọn bảng bằng </w:t>
-      </w:r>
-      <w:r>
-        <w:rPr>
-          <w:rFonts w:ascii="Consolas" w:eastAsia="Consolas" w:hAnsi="Consolas" w:cs="Consolas"/>
-        </w:rPr>
-        <w:t xml:space="preserve">JdbcTestUtils.deleteFromTables</w:t>
+        <w:pStyle w:val="Heading3"/>
+      </w:pPr>
+      <w:r>
+        <w:t xml:space="preserve">19.4 DTO map tường minh</w:t>
+      </w:r>
+    </w:p>
+    <w:p>
+      <w:pPr>
+        <w:pStyle w:val="ListParagraph"/>
+        <w:numPr>
+          <w:ilvl w:val="0"/>
+          <w:numId w:val="1"/>
+        </w:numPr>
+      </w:pPr>
+      <w:r>
+        <w:rPr>
+          <w:rFonts w:ascii="Consolas" w:eastAsia="Consolas" w:hAnsi="Consolas" w:cs="Consolas"/>
+        </w:rPr>
+        <w:t xml:space="preserve">AccountResponse</w:t>
+      </w:r>
+      <w:r>
+        <w:t xml:space="preserve"> là record riêng cho JSON, chép từng trường từ entity. Không trả thẳng entity vì entity có </w:t>
+      </w:r>
+      <w:r>
+        <w:rPr>
+          <w:rFonts w:ascii="Consolas" w:eastAsia="Consolas" w:hAnsi="Consolas" w:cs="Consolas"/>
+        </w:rPr>
+        <w:t xml:space="preserve">ownerId</w:t>
+      </w:r>
+      <w:r>
+        <w:t xml:space="preserve"> và </w:t>
+      </w:r>
+      <w:r>
+        <w:rPr>
+          <w:rFonts w:ascii="Consolas" w:eastAsia="Consolas" w:hAnsi="Consolas" w:cs="Consolas"/>
+        </w:rPr>
+        <w:t xml:space="preserve">version</w:t>
+      </w:r>
+      <w:r>
+        <w:t xml:space="preserve"> không dành cho client, và một trường thêm vào entity sau này (có thể nhạy cảm) sẽ tự lọt ra JSON. Với DTO, muốn trả trường nào thì phải viết ra.</w:t>
+      </w:r>
+    </w:p>
+    <w:p>
+      <w:pPr>
+        <w:pStyle w:val="ListParagraph"/>
+        <w:numPr>
+          <w:ilvl w:val="0"/>
+          <w:numId w:val="1"/>
+        </w:numPr>
+      </w:pPr>
+      <w:r>
+        <w:t xml:space="preserve">Enum thành chuỗi (</w:t>
+      </w:r>
+      <w:r>
+        <w:rPr>
+          <w:rFonts w:ascii="Consolas" w:eastAsia="Consolas" w:hAnsi="Consolas" w:cs="Consolas"/>
+        </w:rPr>
+        <w:t xml:space="preserve">status().name()</w:t>
+      </w:r>
+      <w:r>
+        <w:t xml:space="preserve">). </w:t>
+      </w:r>
+      <w:r>
+        <w:rPr>
+          <w:rFonts w:ascii="Consolas" w:eastAsia="Consolas" w:hAnsi="Consolas" w:cs="Consolas"/>
+        </w:rPr>
+        <w:t xml:space="preserve">Instant</w:t>
+      </w:r>
+      <w:r>
+        <w:t xml:space="preserve"> thành chuỗi ISO-8601 kết thúc bằng </w:t>
+      </w:r>
+      <w:r>
+        <w:rPr>
+          <w:rFonts w:ascii="Consolas" w:eastAsia="Consolas" w:hAnsi="Consolas" w:cs="Consolas"/>
+        </w:rPr>
+        <w:t xml:space="preserve">Z</w:t>
+      </w:r>
+      <w:r>
+        <w:t xml:space="preserve">, theo quy ước JSON của F01; Jackson của Spring Boot 4 làm sẵn việc này, test ghim lại kết quả.</w:t>
+      </w:r>
+    </w:p>
+    <w:p>
+      <w:pPr>
+        <w:pStyle w:val="ListParagraph"/>
+        <w:numPr>
+          <w:ilvl w:val="0"/>
+          <w:numId w:val="1"/>
+        </w:numPr>
+      </w:pPr>
+      <w:r>
+        <w:t xml:space="preserve">Test kiểm </w:t>
+      </w:r>
+      <w:r>
+        <w:rPr>
+          <w:b/>
+          <w:bCs/>
+        </w:rPr>
+        <w:t xml:space="preserve">đúng tập tên trường</w:t>
+      </w:r>
+      <w:r>
+        <w:t xml:space="preserve"> (11 tên), không chỉ kiểm "không có trường token". Thêm bất kỳ trường nào cũng phải sửa test, tức là phải có người cố ý làm.</w:t>
+      </w:r>
+    </w:p>
+    <w:p>
+      <w:pPr>
+        <w:pStyle w:val="Heading3"/>
+      </w:pPr>
+      <w:r>
+        <w:t xml:space="preserve">19.5 </w:t>
+      </w:r>
+      <w:r>
+        <w:rPr>
+          <w:rFonts w:ascii="Consolas" w:eastAsia="Consolas" w:hAnsi="Consolas" w:cs="Consolas"/>
+        </w:rPr>
+        <w:t xml:space="preserve">find</w:t>
+      </w:r>
+      <w:r>
+        <w:t xml:space="preserve"> chứ không phải </w:t>
+      </w:r>
+      <w:r>
+        <w:rPr>
+          <w:rFonts w:ascii="Consolas" w:eastAsia="Consolas" w:hAnsi="Consolas" w:cs="Consolas"/>
+        </w:rPr>
+        <w:t xml:space="preserve">get</w:t>
+      </w:r>
+      <w:r>
+        <w:t xml:space="preserve"> khi lấy capabilities</w:t>
+      </w:r>
+    </w:p>
+    <w:p>
+      <w:pPr>
+        <w:pStyle w:val="ListParagraph"/>
+        <w:numPr>
+          <w:ilvl w:val="0"/>
+          <w:numId w:val="1"/>
+        </w:numPr>
+      </w:pPr>
+      <w:r>
+        <w:t xml:space="preserve">Connector có thể bị gỡ khỏi ứng dụng trong khi account vẫn còn trong DB. </w:t>
+      </w:r>
+      <w:r>
+        <w:rPr>
+          <w:rFonts w:ascii="Consolas" w:eastAsia="Consolas" w:hAnsi="Consolas" w:cs="Consolas"/>
+        </w:rPr>
+        <w:t xml:space="preserve">ProviderRegistry.get</w:t>
+      </w:r>
+      <w:r>
+        <w:t xml:space="preserve"> sẽ ném </w:t>
+      </w:r>
+      <w:r>
+        <w:rPr>
+          <w:rFonts w:ascii="Consolas" w:eastAsia="Consolas" w:hAnsi="Consolas" w:cs="Consolas"/>
+        </w:rPr>
+        <w:t xml:space="preserve">UNKNOWN_PROVIDER</w:t>
+      </w:r>
+      <w:r>
+        <w:t xml:space="preserve">, và một account làm hỏng cả danh sách. </w:t>
+      </w:r>
+      <w:r>
+        <w:rPr>
+          <w:rFonts w:ascii="Consolas" w:eastAsia="Consolas" w:hAnsi="Consolas" w:cs="Consolas"/>
+        </w:rPr>
+        <w:t xml:space="preserve">find</w:t>
+      </w:r>
+      <w:r>
+        <w:t xml:space="preserve"> trả </w:t>
+      </w:r>
+      <w:r>
+        <w:rPr>
+          <w:rFonts w:ascii="Consolas" w:eastAsia="Consolas" w:hAnsi="Consolas" w:cs="Consolas"/>
+        </w:rPr>
+        <w:t xml:space="preserve">Optional</w:t>
+      </w:r>
+      <w:r>
+        <w:t xml:space="preserve"> rỗng: account vẫn hiện, chỉ có </w:t>
+      </w:r>
+      <w:r>
+        <w:rPr>
+          <w:rFonts w:ascii="Consolas" w:eastAsia="Consolas" w:hAnsi="Consolas" w:cs="Consolas"/>
+        </w:rPr>
+        <w:t xml:space="preserve">capabilities: []</w:t>
       </w:r>
       <w:r>
         <w:t xml:space="preserve">.</w:t>
@@ -11660,202 +11681,49 @@
     </w:p>
     <w:p>
       <w:pPr>
-        <w:pStyle w:val="ListParagraph"/>
-        <w:numPr>
-          <w:ilvl w:val="0"/>
-          <w:numId w:val="1"/>
-        </w:numPr>
-      </w:pPr>
-      <w:r>
-        <w:rPr>
-          <w:rFonts w:ascii="Consolas" w:eastAsia="Consolas" w:hAnsi="Consolas" w:cs="Consolas"/>
-          <w:b/>
-          <w:bCs/>
-        </w:rPr>
-        <w:t xml:space="preserve">AssertablePublishedEvents</w:t>
-      </w:r>
-      <w:r>
-        <w:rPr>
-          <w:b/>
-          <w:bCs/>
-        </w:rPr>
-        <w:t xml:space="preserve"> làm tham số của method test:</w:t>
-      </w:r>
-      <w:r>
-        <w:t xml:space="preserve"> Spring Modulith ghi lại mọi event được publish trong test đó; </w:t>
-      </w:r>
-      <w:r>
-        <w:rPr>
-          <w:rFonts w:ascii="Consolas" w:eastAsia="Consolas" w:hAnsi="Consolas" w:cs="Consolas"/>
-        </w:rPr>
-        <w:t xml:space="preserve">events.ofType(AccountConnected.class)</w:t>
-      </w:r>
-      <w:r>
-        <w:t xml:space="preserve"> lấy ra để kiểm tra số lượng và nội dung.</w:t>
-      </w:r>
-    </w:p>
-    <w:p>
-      <w:pPr>
-        <w:pStyle w:val="ListParagraph"/>
-        <w:numPr>
-          <w:ilvl w:val="0"/>
-          <w:numId w:val="1"/>
-        </w:numPr>
-      </w:pPr>
-      <w:r>
-        <w:rPr>
-          <w:rFonts w:ascii="Consolas" w:eastAsia="Consolas" w:hAnsi="Consolas" w:cs="Consolas"/>
-          <w:b/>
-          <w:bCs/>
-        </w:rPr>
-        <w:t xml:space="preserve">@MockitoSpyBean</w:t>
-      </w:r>
-      <w:r>
-        <w:rPr>
-          <w:b/>
-          <w:bCs/>
-        </w:rPr>
-        <w:t xml:space="preserve">:</w:t>
-      </w:r>
-      <w:r>
-        <w:t xml:space="preserve"> bọc bean thật. Bình thường nó chạy code thật; riêng một test bảo nó ném lỗi bằng </w:t>
-      </w:r>
-      <w:r>
-        <w:rPr>
-          <w:rFonts w:ascii="Consolas" w:eastAsia="Consolas" w:hAnsi="Consolas" w:cs="Consolas"/>
-        </w:rPr>
-        <w:t xml:space="preserve">doThrow(...).when(credentials).save(any(), any(), any())</w:t>
-      </w:r>
-      <w:r>
-        <w:t xml:space="preserve">, để giả lập "lưu credential thất bại" mà không sửa code production. Assertion vẫn kiểm tra DB thật, không kiểm tra mock.</w:t>
-      </w:r>
-    </w:p>
-    <w:p>
-      <w:pPr>
-        <w:pStyle w:val="ListParagraph"/>
-        <w:numPr>
-          <w:ilvl w:val="0"/>
-          <w:numId w:val="1"/>
-        </w:numPr>
-      </w:pPr>
-      <w:r>
-        <w:rPr>
-          <w:b/>
-          <w:bCs/>
-        </w:rPr>
-        <w:t xml:space="preserve">Bean riêng cho test:</w:t>
-      </w:r>
-      <w:r>
-        <w:t xml:space="preserve"> một class </w:t>
-      </w:r>
-      <w:r>
-        <w:rPr>
-          <w:rFonts w:ascii="Consolas" w:eastAsia="Consolas" w:hAnsi="Consolas" w:cs="Consolas"/>
-        </w:rPr>
-        <w:t xml:space="preserve">@TestConfiguration</w:t>
-      </w:r>
-      <w:r>
-        <w:t xml:space="preserve"> lồng trong class test tạo </w:t>
-      </w:r>
-      <w:r>
-        <w:rPr>
-          <w:rFonts w:ascii="Consolas" w:eastAsia="Consolas" w:hAnsi="Consolas" w:cs="Consolas"/>
-        </w:rPr>
-        <w:t xml:space="preserve">FakeMessageProvider</w:t>
-      </w:r>
-      <w:r>
-        <w:t xml:space="preserve"> loại </w:t>
-      </w:r>
-      <w:r>
-        <w:rPr>
-          <w:rFonts w:ascii="Consolas" w:eastAsia="Consolas" w:hAnsi="Consolas" w:cs="Consolas"/>
-        </w:rPr>
-        <w:t xml:space="preserve">fake</w:t>
-      </w:r>
-      <w:r>
-        <w:t xml:space="preserve"> làm bean, để </w:t>
-      </w:r>
-      <w:r>
-        <w:rPr>
-          <w:rFonts w:ascii="Consolas" w:eastAsia="Consolas" w:hAnsi="Consolas" w:cs="Consolas"/>
-        </w:rPr>
-        <w:t xml:space="preserve">ProviderRegistry</w:t>
-      </w:r>
-      <w:r>
-        <w:t xml:space="preserve"> thấy provider này.</w:t>
-      </w:r>
-    </w:p>
-    <w:p>
-      <w:pPr>
-        <w:pStyle w:val="ListParagraph"/>
-        <w:numPr>
-          <w:ilvl w:val="0"/>
-          <w:numId w:val="1"/>
-        </w:numPr>
-      </w:pPr>
-      <w:r>
-        <w:rPr>
-          <w:rFonts w:ascii="Consolas" w:eastAsia="Consolas" w:hAnsi="Consolas" w:cs="Consolas"/>
-          <w:b/>
-          <w:bCs/>
-        </w:rPr>
-        <w:t xml:space="preserve">row_to_json(c)::text</w:t>
-      </w:r>
-      <w:r>
-        <w:rPr>
-          <w:b/>
-          <w:bCs/>
-        </w:rPr>
-        <w:t xml:space="preserve"> của PostgreSQL:</w:t>
-      </w:r>
-      <w:r>
-        <w:t xml:space="preserve"> biến cả một dòng thành chuỗi JSON để kiểm tra bằng một lệnh rằng </w:t>
-      </w:r>
-      <w:r>
-        <w:rPr>
-          <w:b/>
-          <w:bCs/>
-        </w:rPr>
-        <w:t xml:space="preserve">không cột nào</w:t>
-      </w:r>
-      <w:r>
-        <w:t xml:space="preserve"> chứa token dạng chữ.</w:t>
-      </w:r>
-    </w:p>
-    <w:p>
-      <w:pPr>
-        <w:pStyle w:val="ListParagraph"/>
-        <w:numPr>
-          <w:ilvl w:val="0"/>
-          <w:numId w:val="1"/>
-        </w:numPr>
-      </w:pPr>
-      <w:r>
-        <w:rPr>
-          <w:rFonts w:ascii="Consolas" w:eastAsia="Consolas" w:hAnsi="Consolas" w:cs="Consolas"/>
-          <w:b/>
-          <w:bCs/>
-        </w:rPr>
-        <w:t xml:space="preserve">entityManager.flush()</w:t>
-      </w:r>
-      <w:r>
-        <w:rPr>
-          <w:b/>
-          <w:bCs/>
-        </w:rPr>
-        <w:t xml:space="preserve"> để lộ lỗi:</w:t>
-      </w:r>
-      <w:r>
-        <w:t xml:space="preserve"> trong </w:t>
-      </w:r>
-      <w:r>
-        <w:rPr>
-          <w:rFonts w:ascii="Consolas" w:eastAsia="Consolas" w:hAnsi="Consolas" w:cs="Consolas"/>
-        </w:rPr>
-        <w:t xml:space="preserve">@DataJpaTest</w:t>
-      </w:r>
-      <w:r>
-        <w:t xml:space="preserve">, lệnh ghi chỉ thật sự xuống DB khi flush. Muốn thấy lỗi khóa ngoại thì phải flush ngay trong đoạn code đang chờ lỗi; test còn kiểm tra cả stack trace của lỗi đó không chứa token.</w:t>
+        <w:pStyle w:val="Heading3"/>
+      </w:pPr>
+      <w:r>
+        <w:t xml:space="preserve">19.6 </w:t>
+      </w:r>
+      <w:r>
+        <w:rPr>
+          <w:rFonts w:ascii="Consolas" w:eastAsia="Consolas" w:hAnsi="Consolas" w:cs="Consolas"/>
+        </w:rPr>
+        <w:t xml:space="preserve">@Transactional(readOnly = true)</w:t>
+      </w:r>
+    </w:p>
+    <w:p>
+      <w:pPr>
+        <w:pStyle w:val="ListParagraph"/>
+        <w:numPr>
+          <w:ilvl w:val="0"/>
+          <w:numId w:val="1"/>
+        </w:numPr>
+      </w:pPr>
+      <w:r>
+        <w:t xml:space="preserve">Đặt ở class: mọi method chạy trong transaction chỉ đọc. Ý định của code rõ ràng, và Hibernate bỏ bước dò thay đổi lúc kết thúc vì không có gì để ghi.</w:t>
+      </w:r>
+    </w:p>
+    <w:p>
+      <w:pPr>
+        <w:pStyle w:val="ListParagraph"/>
+        <w:numPr>
+          <w:ilvl w:val="0"/>
+          <w:numId w:val="1"/>
+        </w:numPr>
+      </w:pPr>
+      <w:r>
+        <w:t xml:space="preserve">Ứng dụng tắt </w:t>
+      </w:r>
+      <w:r>
+        <w:rPr>
+          <w:rFonts w:ascii="Consolas" w:eastAsia="Consolas" w:hAnsi="Consolas" w:cs="Consolas"/>
+        </w:rPr>
+        <w:t xml:space="preserve">open-in-view</w:t>
+      </w:r>
+      <w:r>
+        <w:t xml:space="preserve"> (F01): phiên Hibernate kết thúc khi service trả về. Controller chỉ đọc field thường của entity nên không gặp lỗi lazy loading.</w:t>
       </w:r>
     </w:p>
     <w:p>
@@ -11871,7 +11739,920 @@
         <w:pStyle w:val="Heading2"/>
       </w:pPr>
       <w:r>
-        <w:t xml:space="preserve">20. Tự kiểm tra F02 (phần đã làm)</w:t>
+        <w:t xml:space="preserve">20. Kỹ thuật test mới trong F02</w:t>
+      </w:r>
+    </w:p>
+    <w:p>
+      <w:pPr>
+        <w:pStyle w:val="ListParagraph"/>
+        <w:numPr>
+          <w:ilvl w:val="0"/>
+          <w:numId w:val="1"/>
+        </w:numPr>
+      </w:pPr>
+      <w:r>
+        <w:rPr>
+          <w:rFonts w:ascii="Consolas" w:eastAsia="Consolas" w:hAnsi="Consolas" w:cs="Consolas"/>
+          <w:b/>
+          <w:bCs/>
+        </w:rPr>
+        <w:t xml:space="preserve">@DataJpaTest</w:t>
+      </w:r>
+      <w:r>
+        <w:rPr>
+          <w:b/>
+          <w:bCs/>
+        </w:rPr>
+        <w:t xml:space="preserve"> + </w:t>
+      </w:r>
+      <w:r>
+        <w:rPr>
+          <w:rFonts w:ascii="Consolas" w:eastAsia="Consolas" w:hAnsi="Consolas" w:cs="Consolas"/>
+          <w:b/>
+          <w:bCs/>
+        </w:rPr>
+        <w:t xml:space="preserve">@AutoConfigureTestDatabase(replace = NONE)</w:t>
+      </w:r>
+      <w:r>
+        <w:rPr>
+          <w:b/>
+          <w:bCs/>
+        </w:rPr>
+        <w:t xml:space="preserve">:</w:t>
+      </w:r>
+      <w:r>
+        <w:t xml:space="preserve"> slice chỉ nạp JPA và Flyway, chạy trên PostgreSQL thật (Testcontainers) để </w:t>
+      </w:r>
+      <w:r>
+        <w:rPr>
+          <w:rFonts w:ascii="Consolas" w:eastAsia="Consolas" w:hAnsi="Consolas" w:cs="Consolas"/>
+        </w:rPr>
+        <w:t xml:space="preserve">CHECK</w:t>
+      </w:r>
+      <w:r>
+        <w:t xml:space="preserve">, </w:t>
+      </w:r>
+      <w:r>
+        <w:rPr>
+          <w:rFonts w:ascii="Consolas" w:eastAsia="Consolas" w:hAnsi="Consolas" w:cs="Consolas"/>
+        </w:rPr>
+        <w:t xml:space="preserve">UNIQUE</w:t>
+      </w:r>
+      <w:r>
+        <w:t xml:space="preserve">, khóa ngoại hoạt động như production. Mỗi test tự rollback.</w:t>
+      </w:r>
+    </w:p>
+    <w:p>
+      <w:pPr>
+        <w:pStyle w:val="ListParagraph"/>
+        <w:numPr>
+          <w:ilvl w:val="0"/>
+          <w:numId w:val="1"/>
+        </w:numPr>
+      </w:pPr>
+      <w:r>
+        <w:rPr>
+          <w:rFonts w:ascii="Consolas" w:eastAsia="Consolas" w:hAnsi="Consolas" w:cs="Consolas"/>
+          <w:b/>
+          <w:bCs/>
+        </w:rPr>
+        <w:t xml:space="preserve">entityManager.clear()</w:t>
+      </w:r>
+      <w:r>
+        <w:rPr>
+          <w:b/>
+          <w:bCs/>
+        </w:rPr>
+        <w:t xml:space="preserve">:</w:t>
+      </w:r>
+      <w:r>
+        <w:t xml:space="preserve"> xóa bộ nhớ đệm của Hibernate để lần đọc sau thật sự đi xuống DB. Không có nó, test chỉ đọc lại object trong bộ nhớ.</w:t>
+      </w:r>
+    </w:p>
+    <w:p>
+      <w:pPr>
+        <w:pStyle w:val="ListParagraph"/>
+        <w:numPr>
+          <w:ilvl w:val="0"/>
+          <w:numId w:val="1"/>
+        </w:numPr>
+      </w:pPr>
+      <w:r>
+        <w:rPr>
+          <w:rFonts w:ascii="Consolas" w:eastAsia="Consolas" w:hAnsi="Consolas" w:cs="Consolas"/>
+          <w:b/>
+          <w:bCs/>
+        </w:rPr>
+        <w:t xml:space="preserve">JdbcTemplate</w:t>
+      </w:r>
+      <w:r>
+        <w:rPr>
+          <w:b/>
+          <w:bCs/>
+        </w:rPr>
+        <w:t xml:space="preserve">:</w:t>
+      </w:r>
+      <w:r>
+        <w:t xml:space="preserve"> chạy SQL thô để nhìn đúng cái nằm trong DB, hoặc để thử ràng buộc mà Java không tạo ra được (ví dụ ghi </w:t>
+      </w:r>
+      <w:r>
+        <w:rPr>
+          <w:rFonts w:ascii="Consolas" w:eastAsia="Consolas" w:hAnsi="Consolas" w:cs="Consolas"/>
+        </w:rPr>
+        <w:t xml:space="preserve">status = 'SYNCING'</w:t>
+      </w:r>
+      <w:r>
+        <w:t xml:space="preserve">).</w:t>
+      </w:r>
+    </w:p>
+    <w:p>
+      <w:pPr>
+        <w:pStyle w:val="ListParagraph"/>
+        <w:numPr>
+          <w:ilvl w:val="0"/>
+          <w:numId w:val="1"/>
+        </w:numPr>
+      </w:pPr>
+      <w:r>
+        <w:rPr>
+          <w:rFonts w:ascii="Consolas" w:eastAsia="Consolas" w:hAnsi="Consolas" w:cs="Consolas"/>
+          <w:b/>
+          <w:bCs/>
+        </w:rPr>
+        <w:t xml:space="preserve">ApplicationContextRunner</w:t>
+      </w:r>
+      <w:r>
+        <w:rPr>
+          <w:b/>
+          <w:bCs/>
+        </w:rPr>
+        <w:t xml:space="preserve"> cho kiểm tra khởi động:</w:t>
+      </w:r>
+      <w:r>
+        <w:t xml:space="preserve"> dựng một context nhỏ với cấu hình sai để chứng minh app </w:t>
+      </w:r>
+      <w:r>
+        <w:rPr>
+          <w:b/>
+          <w:bCs/>
+        </w:rPr>
+        <w:t xml:space="preserve">không</w:t>
+      </w:r>
+      <w:r>
+        <w:t xml:space="preserve"> start và thông báo không lộ secret.</w:t>
+      </w:r>
+    </w:p>
+    <w:p>
+      <w:pPr>
+        <w:pStyle w:val="ListParagraph"/>
+        <w:numPr>
+          <w:ilvl w:val="0"/>
+          <w:numId w:val="1"/>
+        </w:numPr>
+      </w:pPr>
+      <w:r>
+        <w:rPr>
+          <w:b/>
+          <w:bCs/>
+        </w:rPr>
+        <w:t xml:space="preserve">Mockito </w:t>
+      </w:r>
+      <w:r>
+        <w:rPr>
+          <w:rFonts w:ascii="Consolas" w:eastAsia="Consolas" w:hAnsi="Consolas" w:cs="Consolas"/>
+          <w:b/>
+          <w:bCs/>
+        </w:rPr>
+        <w:t xml:space="preserve">mock(...)</w:t>
+      </w:r>
+      <w:r>
+        <w:rPr>
+          <w:b/>
+          <w:bCs/>
+        </w:rPr>
+        <w:t xml:space="preserve"> trong unit test:</w:t>
+      </w:r>
+      <w:r>
+        <w:t xml:space="preserve"> </w:t>
+      </w:r>
+      <w:r>
+        <w:rPr>
+          <w:rFonts w:ascii="Consolas" w:eastAsia="Consolas" w:hAnsi="Consolas" w:cs="Consolas"/>
+        </w:rPr>
+        <w:t xml:space="preserve">OwnerCurrentUserTests</w:t>
+      </w:r>
+      <w:r>
+        <w:t xml:space="preserve"> giả repository để test </w:t>
+      </w:r>
+      <w:r>
+        <w:rPr>
+          <w:rFonts w:ascii="Consolas" w:eastAsia="Consolas" w:hAnsi="Consolas" w:cs="Consolas"/>
+        </w:rPr>
+        <w:t xml:space="preserve">CurrentUser</w:t>
+      </w:r>
+      <w:r>
+        <w:t xml:space="preserve"> mà không cần DB.</w:t>
+      </w:r>
+    </w:p>
+    <w:p>
+      <w:pPr>
+        <w:pStyle w:val="ListParagraph"/>
+        <w:numPr>
+          <w:ilvl w:val="0"/>
+          <w:numId w:val="1"/>
+        </w:numPr>
+      </w:pPr>
+      <w:r>
+        <w:rPr>
+          <w:b/>
+          <w:bCs/>
+        </w:rPr>
+        <w:t xml:space="preserve">Kiểm tra ngược ở mọi task:</w:t>
+      </w:r>
+    </w:p>
+    <w:p>
+      <w:pPr>
+        <w:pStyle w:val="ListParagraph"/>
+        <w:numPr>
+          <w:ilvl w:val="1"/>
+          <w:numId w:val="1"/>
+        </w:numPr>
+      </w:pPr>
+      <w:r>
+        <w:t xml:space="preserve">BE-09: bỏ bước tìm theo email → 2 test idempotent đỏ.</w:t>
+      </w:r>
+    </w:p>
+    <w:p>
+      <w:pPr>
+        <w:pStyle w:val="ListParagraph"/>
+        <w:numPr>
+          <w:ilvl w:val="1"/>
+          <w:numId w:val="1"/>
+        </w:numPr>
+      </w:pPr>
+      <w:r>
+        <w:t xml:space="preserve">BE-10: cho </w:t>
+      </w:r>
+      <w:r>
+        <w:rPr>
+          <w:rFonts w:ascii="Consolas" w:eastAsia="Consolas" w:hAnsi="Consolas" w:cs="Consolas"/>
+        </w:rPr>
+        <w:t xml:space="preserve">markHealthy</w:t>
+      </w:r>
+      <w:r>
+        <w:t xml:space="preserve"> gỡ </w:t>
+      </w:r>
+      <w:r>
+        <w:rPr>
+          <w:rFonts w:ascii="Consolas" w:eastAsia="Consolas" w:hAnsi="Consolas" w:cs="Consolas"/>
+        </w:rPr>
+        <w:t xml:space="preserve">AUTH_EXPIRED</w:t>
+      </w:r>
+      <w:r>
+        <w:t xml:space="preserve"> → đúng ô đó đỏ.</w:t>
+      </w:r>
+    </w:p>
+    <w:p>
+      <w:pPr>
+        <w:pStyle w:val="ListParagraph"/>
+        <w:numPr>
+          <w:ilvl w:val="1"/>
+          <w:numId w:val="1"/>
+        </w:numPr>
+      </w:pPr>
+      <w:r>
+        <w:t xml:space="preserve">BE-12: IV cố định → 1 test đỏ; bỏ AAD → 3 test đỏ; tag 96 bit → 2 test đỏ.</w:t>
+      </w:r>
+    </w:p>
+    <w:p>
+      <w:pPr>
+        <w:pStyle w:val="ListParagraph"/>
+        <w:numPr>
+          <w:ilvl w:val="1"/>
+          <w:numId w:val="1"/>
+        </w:numPr>
+      </w:pPr>
+      <w:r>
+        <w:t xml:space="preserve">BE-13: store "quên" ghi refresh token → test xoay khóa đỏ.</w:t>
+      </w:r>
+    </w:p>
+    <w:p>
+      <w:pPr>
+        <w:pStyle w:val="ListParagraph"/>
+        <w:numPr>
+          <w:ilvl w:val="1"/>
+          <w:numId w:val="1"/>
+        </w:numPr>
+      </w:pPr>
+      <w:r>
+        <w:t xml:space="preserve">BE-14: bỏ </w:t>
+      </w:r>
+      <w:r>
+        <w:rPr>
+          <w:rFonts w:ascii="Consolas" w:eastAsia="Consolas" w:hAnsi="Consolas" w:cs="Consolas"/>
+        </w:rPr>
+        <w:t xml:space="preserve">@Transactional</w:t>
+      </w:r>
+      <w:r>
+        <w:t xml:space="preserve"> → test rollback và test reconnect đỏ; không tìm account cũ → test reconnect đỏ (lỗi </w:t>
+      </w:r>
+      <w:r>
+        <w:rPr>
+          <w:rFonts w:ascii="Consolas" w:eastAsia="Consolas" w:hAnsi="Consolas" w:cs="Consolas"/>
+        </w:rPr>
+        <w:t xml:space="preserve">UNIQUE</w:t>
+      </w:r>
+      <w:r>
+        <w:t xml:space="preserve">); bỏ kiểm tra provider → test provider lạ đỏ; </w:t>
+      </w:r>
+      <w:r>
+        <w:rPr>
+          <w:rFonts w:ascii="Consolas" w:eastAsia="Consolas" w:hAnsi="Consolas" w:cs="Consolas"/>
+        </w:rPr>
+        <w:t xml:space="preserve">reconnected</w:t>
+      </w:r>
+      <w:r>
+        <w:t xml:space="preserve"> luôn </w:t>
+      </w:r>
+      <w:r>
+        <w:rPr>
+          <w:rFonts w:ascii="Consolas" w:eastAsia="Consolas" w:hAnsi="Consolas" w:cs="Consolas"/>
+        </w:rPr>
+        <w:t xml:space="preserve">false</w:t>
+      </w:r>
+      <w:r>
+        <w:t xml:space="preserve"> → test reconnect đỏ; publish trước khi lưu credential → test rollback đỏ; thêm một trường vào event → test payload đỏ.</w:t>
+      </w:r>
+    </w:p>
+    <w:p>
+      <w:pPr>
+        <w:pStyle w:val="ListParagraph"/>
+        <w:numPr>
+          <w:ilvl w:val="1"/>
+          <w:numId w:val="1"/>
+        </w:numPr>
+      </w:pPr>
+      <w:r>
+        <w:t xml:space="preserve">BE-15: danh sách không lọc owner → 2 test đỏ; </w:t>
+      </w:r>
+      <w:r>
+        <w:rPr>
+          <w:rFonts w:ascii="Consolas" w:eastAsia="Consolas" w:hAnsi="Consolas" w:cs="Consolas"/>
+        </w:rPr>
+        <w:t xml:space="preserve">get</w:t>
+      </w:r>
+      <w:r>
+        <w:t xml:space="preserve"> không lọc owner → test cô lập đỏ; mới nhất trước → test thứ tự đỏ; </w:t>
+      </w:r>
+      <w:r>
+        <w:rPr>
+          <w:rFonts w:ascii="Consolas" w:eastAsia="Consolas" w:hAnsi="Consolas" w:cs="Consolas"/>
+        </w:rPr>
+        <w:t xml:space="preserve">ProviderRegistry.get</w:t>
+      </w:r>
+      <w:r>
+        <w:t xml:space="preserve"> thay </w:t>
+      </w:r>
+      <w:r>
+        <w:rPr>
+          <w:rFonts w:ascii="Consolas" w:eastAsia="Consolas" w:hAnsi="Consolas" w:cs="Consolas"/>
+        </w:rPr>
+        <w:t xml:space="preserve">find</w:t>
+      </w:r>
+      <w:r>
+        <w:t xml:space="preserve"> → test connector đã gỡ đỏ; </w:t>
+      </w:r>
+      <w:r>
+        <w:rPr>
+          <w:rFonts w:ascii="Consolas" w:eastAsia="Consolas" w:hAnsi="Consolas" w:cs="Consolas"/>
+        </w:rPr>
+        <w:t xml:space="preserve">ownerId</w:t>
+      </w:r>
+      <w:r>
+        <w:t xml:space="preserve"> lọt vào response → test tập trường đỏ; detail nói "của người khác" → test cô lập đỏ.</w:t>
+      </w:r>
+    </w:p>
+    <w:p>
+      <w:pPr>
+        <w:pStyle w:val="ListParagraph"/>
+        <w:numPr>
+          <w:ilvl w:val="0"/>
+          <w:numId w:val="1"/>
+        </w:numPr>
+      </w:pPr>
+      <w:r>
+        <w:rPr>
+          <w:b/>
+          <w:bCs/>
+        </w:rPr>
+        <w:t xml:space="preserve">Chạy cả ứng dụng thay cho web slice (BE-15):</w:t>
+      </w:r>
+      <w:r>
+        <w:t xml:space="preserve"> </w:t>
+      </w:r>
+      <w:r>
+        <w:rPr>
+          <w:rFonts w:ascii="Consolas" w:eastAsia="Consolas" w:hAnsi="Consolas" w:cs="Consolas"/>
+        </w:rPr>
+        <w:t xml:space="preserve">@SpringBootTest</w:t>
+      </w:r>
+      <w:r>
+        <w:t xml:space="preserve"> + </w:t>
+      </w:r>
+      <w:r>
+        <w:rPr>
+          <w:rFonts w:ascii="Consolas" w:eastAsia="Consolas" w:hAnsi="Consolas" w:cs="Consolas"/>
+        </w:rPr>
+        <w:t xml:space="preserve">@AutoConfigureMockMvc</w:t>
+      </w:r>
+      <w:r>
+        <w:t xml:space="preserve"> gửi request HTTP giả qua đúng các lớp thật: security, </w:t>
+      </w:r>
+      <w:r>
+        <w:rPr>
+          <w:rFonts w:ascii="Consolas" w:eastAsia="Consolas" w:hAnsi="Consolas" w:cs="Consolas"/>
+        </w:rPr>
+        <w:t xml:space="preserve">CurrentUser</w:t>
+      </w:r>
+      <w:r>
+        <w:t xml:space="preserve">, service, PostgreSQL, error handler, Jackson. Chọn thay cho </w:t>
+      </w:r>
+      <w:r>
+        <w:rPr>
+          <w:rFonts w:ascii="Consolas" w:eastAsia="Consolas" w:hAnsi="Consolas" w:cs="Consolas"/>
+        </w:rPr>
+        <w:t xml:space="preserve">@WebMvcTest</w:t>
+      </w:r>
+      <w:r>
+        <w:t xml:space="preserve"> với service giả vì test cô lập dữ liệu phải chạy trên dữ liệu thật; với service giả, test chỉ kiểm tra cái mock.</w:t>
+      </w:r>
+    </w:p>
+    <w:p>
+      <w:pPr>
+        <w:pStyle w:val="ListParagraph"/>
+        <w:numPr>
+          <w:ilvl w:val="0"/>
+          <w:numId w:val="1"/>
+        </w:numPr>
+      </w:pPr>
+      <w:r>
+        <w:rPr>
+          <w:b/>
+          <w:bCs/>
+        </w:rPr>
+        <w:t xml:space="preserve">Ghim thời điểm bằng SQL:</w:t>
+      </w:r>
+      <w:r>
+        <w:t xml:space="preserve"> </w:t>
+      </w:r>
+      <w:r>
+        <w:rPr>
+          <w:rFonts w:ascii="Consolas" w:eastAsia="Consolas" w:hAnsi="Consolas" w:cs="Consolas"/>
+        </w:rPr>
+        <w:t xml:space="preserve">@PrePersist</w:t>
+      </w:r>
+      <w:r>
+        <w:t xml:space="preserve"> điền </w:t>
+      </w:r>
+      <w:r>
+        <w:rPr>
+          <w:rFonts w:ascii="Consolas" w:eastAsia="Consolas" w:hAnsi="Consolas" w:cs="Consolas"/>
+        </w:rPr>
+        <w:t xml:space="preserve">created_at</w:t>
+      </w:r>
+      <w:r>
+        <w:t xml:space="preserve"> bằng giờ thật nên không biết trước. Test ghi đè bằng </w:t>
+      </w:r>
+      <w:r>
+        <w:rPr>
+          <w:rFonts w:ascii="Consolas" w:eastAsia="Consolas" w:hAnsi="Consolas" w:cs="Consolas"/>
+        </w:rPr>
+        <w:t xml:space="preserve">UPDATE connected_account SET created_at = ?</w:t>
+      </w:r>
+      <w:r>
+        <w:t xml:space="preserve"> để biết chắc thứ tự và chuỗi JSON mong đợi (</w:t>
+      </w:r>
+      <w:r>
+        <w:rPr>
+          <w:rFonts w:ascii="Consolas" w:eastAsia="Consolas" w:hAnsi="Consolas" w:cs="Consolas"/>
+        </w:rPr>
+        <w:t xml:space="preserve">2026-10-05T03:15:00Z</w:t>
+      </w:r>
+      <w:r>
+        <w:t xml:space="preserve">). Account "mới hơn" được tạo </w:t>
+      </w:r>
+      <w:r>
+        <w:rPr>
+          <w:b/>
+          <w:bCs/>
+        </w:rPr>
+        <w:t xml:space="preserve">trước</w:t>
+      </w:r>
+      <w:r>
+        <w:t xml:space="preserve">, để test thứ tự không thể xanh chỉ nhờ thứ tự chèn.</w:t>
+      </w:r>
+    </w:p>
+    <w:p>
+      <w:pPr>
+        <w:pStyle w:val="ListParagraph"/>
+        <w:numPr>
+          <w:ilvl w:val="0"/>
+          <w:numId w:val="1"/>
+        </w:numPr>
+      </w:pPr>
+      <w:r>
+        <w:rPr>
+          <w:rFonts w:ascii="Consolas" w:eastAsia="Consolas" w:hAnsi="Consolas" w:cs="Consolas"/>
+          <w:b/>
+          <w:bCs/>
+        </w:rPr>
+        <w:t xml:space="preserve">JsonPath.read(body, "$")</w:t>
+      </w:r>
+      <w:r>
+        <w:rPr>
+          <w:b/>
+          <w:bCs/>
+        </w:rPr>
+        <w:t xml:space="preserve">:</w:t>
+      </w:r>
+      <w:r>
+        <w:t xml:space="preserve"> đọc JSON thành </w:t>
+      </w:r>
+      <w:r>
+        <w:rPr>
+          <w:rFonts w:ascii="Consolas" w:eastAsia="Consolas" w:hAnsi="Consolas" w:cs="Consolas"/>
+        </w:rPr>
+        <w:t xml:space="preserve">Map</w:t>
+      </w:r>
+      <w:r>
+        <w:t xml:space="preserve"> để so tập tên trường.</w:t>
+      </w:r>
+    </w:p>
+    <w:p>
+      <w:pPr>
+        <w:pStyle w:val="ListParagraph"/>
+        <w:numPr>
+          <w:ilvl w:val="0"/>
+          <w:numId w:val="1"/>
+        </w:numPr>
+      </w:pPr>
+      <w:r>
+        <w:rPr>
+          <w:rFonts w:ascii="Consolas" w:eastAsia="Consolas" w:hAnsi="Consolas" w:cs="Consolas"/>
+          <w:b/>
+          <w:bCs/>
+        </w:rPr>
+        <w:t xml:space="preserve">@ApplicationModuleTest(mode = DIRECT_DEPENDENCIES)</w:t>
+      </w:r>
+      <w:r>
+        <w:rPr>
+          <w:b/>
+          <w:bCs/>
+        </w:rPr>
+        <w:t xml:space="preserve"> (Spring Modulith, BE-14):</w:t>
+      </w:r>
+      <w:r>
+        <w:t xml:space="preserve"> chỉ khởi động module </w:t>
+      </w:r>
+      <w:r>
+        <w:rPr>
+          <w:rFonts w:ascii="Consolas" w:eastAsia="Consolas" w:hAnsi="Consolas" w:cs="Consolas"/>
+        </w:rPr>
+        <w:t xml:space="preserve">account</w:t>
+      </w:r>
+      <w:r>
+        <w:t xml:space="preserve"> cộng các module nó dùng trực tiếp, không phải cả ứng dụng. Lúc làm BE-14 đó chỉ là </w:t>
+      </w:r>
+      <w:r>
+        <w:rPr>
+          <w:rFonts w:ascii="Consolas" w:eastAsia="Consolas" w:hAnsi="Consolas" w:cs="Consolas"/>
+        </w:rPr>
+        <w:t xml:space="preserve">provider</w:t>
+      </w:r>
+      <w:r>
+        <w:t xml:space="preserve">; từ BE-15, </w:t>
+      </w:r>
+      <w:r>
+        <w:rPr>
+          <w:rFonts w:ascii="Consolas" w:eastAsia="Consolas" w:hAnsi="Consolas" w:cs="Consolas"/>
+        </w:rPr>
+        <w:t xml:space="preserve">account</w:t>
+      </w:r>
+      <w:r>
+        <w:t xml:space="preserve"> dùng thêm </w:t>
+      </w:r>
+      <w:r>
+        <w:rPr>
+          <w:rFonts w:ascii="Consolas" w:eastAsia="Consolas" w:hAnsi="Consolas" w:cs="Consolas"/>
+        </w:rPr>
+        <w:t xml:space="preserve">CurrentUser</w:t>
+      </w:r>
+      <w:r>
+        <w:t xml:space="preserve"> (module </w:t>
+      </w:r>
+      <w:r>
+        <w:rPr>
+          <w:rFonts w:ascii="Consolas" w:eastAsia="Consolas" w:hAnsi="Consolas" w:cs="Consolas"/>
+        </w:rPr>
+        <w:t xml:space="preserve">identity</w:t>
+      </w:r>
+      <w:r>
+        <w:t xml:space="preserve">) và mã lỗi của </w:t>
+      </w:r>
+      <w:r>
+        <w:rPr>
+          <w:rFonts w:ascii="Consolas" w:eastAsia="Consolas" w:hAnsi="Consolas" w:cs="Consolas"/>
+        </w:rPr>
+        <w:t xml:space="preserve">common</w:t>
+      </w:r>
+      <w:r>
+        <w:t xml:space="preserve">, nên hai module này cũng được nạp. Test vẫn tự dọn bảng và tự chèn owner của nó vào </w:t>
+      </w:r>
+      <w:r>
+        <w:rPr>
+          <w:rFonts w:ascii="Consolas" w:eastAsia="Consolas" w:hAnsi="Consolas" w:cs="Consolas"/>
+        </w:rPr>
+        <w:t xml:space="preserve">app_user</w:t>
+      </w:r>
+      <w:r>
+        <w:t xml:space="preserve"> bằng </w:t>
+      </w:r>
+      <w:r>
+        <w:rPr>
+          <w:rFonts w:ascii="Consolas" w:eastAsia="Consolas" w:hAnsi="Consolas" w:cs="Consolas"/>
+        </w:rPr>
+        <w:t xml:space="preserve">JdbcTemplate</w:t>
+      </w:r>
+      <w:r>
+        <w:t xml:space="preserve">, nên không phụ thuộc owner được tạo lúc khởi động.</w:t>
+      </w:r>
+    </w:p>
+    <w:p>
+      <w:pPr>
+        <w:pStyle w:val="ListParagraph"/>
+        <w:numPr>
+          <w:ilvl w:val="0"/>
+          <w:numId w:val="1"/>
+        </w:numPr>
+      </w:pPr>
+      <w:r>
+        <w:rPr>
+          <w:b/>
+          <w:bCs/>
+        </w:rPr>
+        <w:t xml:space="preserve">Test không có </w:t>
+      </w:r>
+      <w:r>
+        <w:rPr>
+          <w:rFonts w:ascii="Consolas" w:eastAsia="Consolas" w:hAnsi="Consolas" w:cs="Consolas"/>
+          <w:b/>
+          <w:bCs/>
+        </w:rPr>
+        <w:t xml:space="preserve">@Transactional</w:t>
+      </w:r>
+      <w:r>
+        <w:rPr>
+          <w:b/>
+          <w:bCs/>
+        </w:rPr>
+        <w:t xml:space="preserve">:</w:t>
+      </w:r>
+      <w:r>
+        <w:t xml:space="preserve"> để service tự commit hoặc rollback như khi chạy thật. Cái giá là dữ liệu ở lại sau mỗi test, nên </w:t>
+      </w:r>
+      <w:r>
+        <w:rPr>
+          <w:rFonts w:ascii="Consolas" w:eastAsia="Consolas" w:hAnsi="Consolas" w:cs="Consolas"/>
+        </w:rPr>
+        <w:t xml:space="preserve">@BeforeEach</w:t>
+      </w:r>
+      <w:r>
+        <w:t xml:space="preserve"> tự dọn bảng bằng </w:t>
+      </w:r>
+      <w:r>
+        <w:rPr>
+          <w:rFonts w:ascii="Consolas" w:eastAsia="Consolas" w:hAnsi="Consolas" w:cs="Consolas"/>
+        </w:rPr>
+        <w:t xml:space="preserve">JdbcTestUtils.deleteFromTables</w:t>
+      </w:r>
+      <w:r>
+        <w:t xml:space="preserve">.</w:t>
+      </w:r>
+    </w:p>
+    <w:p>
+      <w:pPr>
+        <w:pStyle w:val="ListParagraph"/>
+        <w:numPr>
+          <w:ilvl w:val="0"/>
+          <w:numId w:val="1"/>
+        </w:numPr>
+      </w:pPr>
+      <w:r>
+        <w:rPr>
+          <w:rFonts w:ascii="Consolas" w:eastAsia="Consolas" w:hAnsi="Consolas" w:cs="Consolas"/>
+          <w:b/>
+          <w:bCs/>
+        </w:rPr>
+        <w:t xml:space="preserve">AssertablePublishedEvents</w:t>
+      </w:r>
+      <w:r>
+        <w:rPr>
+          <w:b/>
+          <w:bCs/>
+        </w:rPr>
+        <w:t xml:space="preserve"> làm tham số của method test:</w:t>
+      </w:r>
+      <w:r>
+        <w:t xml:space="preserve"> Spring Modulith ghi lại mọi event được publish trong test đó; </w:t>
+      </w:r>
+      <w:r>
+        <w:rPr>
+          <w:rFonts w:ascii="Consolas" w:eastAsia="Consolas" w:hAnsi="Consolas" w:cs="Consolas"/>
+        </w:rPr>
+        <w:t xml:space="preserve">events.ofType(AccountConnected.class)</w:t>
+      </w:r>
+      <w:r>
+        <w:t xml:space="preserve"> lấy ra để kiểm tra số lượng và nội dung.</w:t>
+      </w:r>
+    </w:p>
+    <w:p>
+      <w:pPr>
+        <w:pStyle w:val="ListParagraph"/>
+        <w:numPr>
+          <w:ilvl w:val="0"/>
+          <w:numId w:val="1"/>
+        </w:numPr>
+      </w:pPr>
+      <w:r>
+        <w:rPr>
+          <w:rFonts w:ascii="Consolas" w:eastAsia="Consolas" w:hAnsi="Consolas" w:cs="Consolas"/>
+          <w:b/>
+          <w:bCs/>
+        </w:rPr>
+        <w:t xml:space="preserve">@MockitoSpyBean</w:t>
+      </w:r>
+      <w:r>
+        <w:rPr>
+          <w:b/>
+          <w:bCs/>
+        </w:rPr>
+        <w:t xml:space="preserve">:</w:t>
+      </w:r>
+      <w:r>
+        <w:t xml:space="preserve"> bọc bean thật. Bình thường nó chạy code thật; riêng một test bảo nó ném lỗi bằng </w:t>
+      </w:r>
+      <w:r>
+        <w:rPr>
+          <w:rFonts w:ascii="Consolas" w:eastAsia="Consolas" w:hAnsi="Consolas" w:cs="Consolas"/>
+        </w:rPr>
+        <w:t xml:space="preserve">doThrow(...).when(credentials).save(any(), any(), any())</w:t>
+      </w:r>
+      <w:r>
+        <w:t xml:space="preserve">, để giả lập "lưu credential thất bại" mà không sửa code production. Assertion vẫn kiểm tra DB thật, không kiểm tra mock.</w:t>
+      </w:r>
+    </w:p>
+    <w:p>
+      <w:pPr>
+        <w:pStyle w:val="ListParagraph"/>
+        <w:numPr>
+          <w:ilvl w:val="0"/>
+          <w:numId w:val="1"/>
+        </w:numPr>
+      </w:pPr>
+      <w:r>
+        <w:rPr>
+          <w:b/>
+          <w:bCs/>
+        </w:rPr>
+        <w:t xml:space="preserve">Bean riêng cho test:</w:t>
+      </w:r>
+      <w:r>
+        <w:t xml:space="preserve"> một class </w:t>
+      </w:r>
+      <w:r>
+        <w:rPr>
+          <w:rFonts w:ascii="Consolas" w:eastAsia="Consolas" w:hAnsi="Consolas" w:cs="Consolas"/>
+        </w:rPr>
+        <w:t xml:space="preserve">@TestConfiguration</w:t>
+      </w:r>
+      <w:r>
+        <w:t xml:space="preserve"> lồng trong class test tạo </w:t>
+      </w:r>
+      <w:r>
+        <w:rPr>
+          <w:rFonts w:ascii="Consolas" w:eastAsia="Consolas" w:hAnsi="Consolas" w:cs="Consolas"/>
+        </w:rPr>
+        <w:t xml:space="preserve">FakeMessageProvider</w:t>
+      </w:r>
+      <w:r>
+        <w:t xml:space="preserve"> loại </w:t>
+      </w:r>
+      <w:r>
+        <w:rPr>
+          <w:rFonts w:ascii="Consolas" w:eastAsia="Consolas" w:hAnsi="Consolas" w:cs="Consolas"/>
+        </w:rPr>
+        <w:t xml:space="preserve">fake</w:t>
+      </w:r>
+      <w:r>
+        <w:t xml:space="preserve"> làm bean, để </w:t>
+      </w:r>
+      <w:r>
+        <w:rPr>
+          <w:rFonts w:ascii="Consolas" w:eastAsia="Consolas" w:hAnsi="Consolas" w:cs="Consolas"/>
+        </w:rPr>
+        <w:t xml:space="preserve">ProviderRegistry</w:t>
+      </w:r>
+      <w:r>
+        <w:t xml:space="preserve"> thấy provider này.</w:t>
+      </w:r>
+    </w:p>
+    <w:p>
+      <w:pPr>
+        <w:pStyle w:val="ListParagraph"/>
+        <w:numPr>
+          <w:ilvl w:val="0"/>
+          <w:numId w:val="1"/>
+        </w:numPr>
+      </w:pPr>
+      <w:r>
+        <w:rPr>
+          <w:rFonts w:ascii="Consolas" w:eastAsia="Consolas" w:hAnsi="Consolas" w:cs="Consolas"/>
+          <w:b/>
+          <w:bCs/>
+        </w:rPr>
+        <w:t xml:space="preserve">row_to_json(c)::text</w:t>
+      </w:r>
+      <w:r>
+        <w:rPr>
+          <w:b/>
+          <w:bCs/>
+        </w:rPr>
+        <w:t xml:space="preserve"> của PostgreSQL:</w:t>
+      </w:r>
+      <w:r>
+        <w:t xml:space="preserve"> biến cả một dòng thành chuỗi JSON để kiểm tra bằng một lệnh rằng </w:t>
+      </w:r>
+      <w:r>
+        <w:rPr>
+          <w:b/>
+          <w:bCs/>
+        </w:rPr>
+        <w:t xml:space="preserve">không cột nào</w:t>
+      </w:r>
+      <w:r>
+        <w:t xml:space="preserve"> chứa token dạng chữ.</w:t>
+      </w:r>
+    </w:p>
+    <w:p>
+      <w:pPr>
+        <w:pStyle w:val="ListParagraph"/>
+        <w:numPr>
+          <w:ilvl w:val="0"/>
+          <w:numId w:val="1"/>
+        </w:numPr>
+      </w:pPr>
+      <w:r>
+        <w:rPr>
+          <w:rFonts w:ascii="Consolas" w:eastAsia="Consolas" w:hAnsi="Consolas" w:cs="Consolas"/>
+          <w:b/>
+          <w:bCs/>
+        </w:rPr>
+        <w:t xml:space="preserve">entityManager.flush()</w:t>
+      </w:r>
+      <w:r>
+        <w:rPr>
+          <w:b/>
+          <w:bCs/>
+        </w:rPr>
+        <w:t xml:space="preserve"> để lộ lỗi:</w:t>
+      </w:r>
+      <w:r>
+        <w:t xml:space="preserve"> trong </w:t>
+      </w:r>
+      <w:r>
+        <w:rPr>
+          <w:rFonts w:ascii="Consolas" w:eastAsia="Consolas" w:hAnsi="Consolas" w:cs="Consolas"/>
+        </w:rPr>
+        <w:t xml:space="preserve">@DataJpaTest</w:t>
+      </w:r>
+      <w:r>
+        <w:t xml:space="preserve">, lệnh ghi chỉ thật sự xuống DB khi flush. Muốn thấy lỗi khóa ngoại thì phải flush ngay trong đoạn code đang chờ lỗi; test còn kiểm tra cả stack trace của lỗi đó không chứa token.</w:t>
+      </w:r>
+    </w:p>
+    <w:p>
+      <w:pPr>
+        <w:pBdr>
+          <w:bottom w:val="single" w:sz="4" w:space="0" w:color="auto"/>
+        </w:pBdr>
+        <w:ind w:left="0"/>
+      </w:pPr>
+    </w:p>
+    <w:p>
+      <w:pPr>
+        <w:pStyle w:val="Heading2"/>
+      </w:pPr>
+      <w:r>
+        <w:t xml:space="preserve">21. Tự kiểm tra F02 (phần đã làm)</w:t>
       </w:r>
     </w:p>
     <w:p>
@@ -12211,6 +12992,90 @@
       </w:r>
       <w:r>
         <w:t xml:space="preserve">?</w:t>
+      </w:r>
+    </w:p>
+    <w:p>
+      <w:pPr>
+        <w:pStyle w:val="ListParagraph"/>
+        <w:numPr>
+          <w:ilvl w:val="0"/>
+          <w:numId w:val="101"/>
+        </w:numPr>
+      </w:pPr>
+      <w:r>
+        <w:t xml:space="preserve">Vì sao </w:t>
+      </w:r>
+      <w:r>
+        <w:rPr>
+          <w:rFonts w:ascii="Consolas" w:eastAsia="Consolas" w:hAnsi="Consolas" w:cs="Consolas"/>
+        </w:rPr>
+        <w:t xml:space="preserve">AccountQueryService</w:t>
+      </w:r>
+      <w:r>
+        <w:t xml:space="preserve"> không có method </w:t>
+      </w:r>
+      <w:r>
+        <w:rPr>
+          <w:rFonts w:ascii="Consolas" w:eastAsia="Consolas" w:hAnsi="Consolas" w:cs="Consolas"/>
+        </w:rPr>
+        <w:t xml:space="preserve">get(accountId)</w:t>
+      </w:r>
+      <w:r>
+        <w:t xml:space="preserve"> chỉ nhận ID?</w:t>
+      </w:r>
+    </w:p>
+    <w:p>
+      <w:pPr>
+        <w:pStyle w:val="ListParagraph"/>
+        <w:numPr>
+          <w:ilvl w:val="0"/>
+          <w:numId w:val="101"/>
+        </w:numPr>
+      </w:pPr>
+      <w:r>
+        <w:t xml:space="preserve">Vì sao account của người khác trả 404 mà không phải 403?</w:t>
+      </w:r>
+    </w:p>
+    <w:p>
+      <w:pPr>
+        <w:pStyle w:val="ListParagraph"/>
+        <w:numPr>
+          <w:ilvl w:val="0"/>
+          <w:numId w:val="101"/>
+        </w:numPr>
+      </w:pPr>
+      <w:r>
+        <w:t xml:space="preserve">Vì sao không trả thẳng entity </w:t>
+      </w:r>
+      <w:r>
+        <w:rPr>
+          <w:rFonts w:ascii="Consolas" w:eastAsia="Consolas" w:hAnsi="Consolas" w:cs="Consolas"/>
+        </w:rPr>
+        <w:t xml:space="preserve">ConnectedAccount</w:t>
+      </w:r>
+      <w:r>
+        <w:t xml:space="preserve"> ra JSON?</w:t>
+      </w:r>
+    </w:p>
+    <w:p>
+      <w:pPr>
+        <w:pStyle w:val="ListParagraph"/>
+        <w:numPr>
+          <w:ilvl w:val="0"/>
+          <w:numId w:val="101"/>
+        </w:numPr>
+      </w:pPr>
+      <w:r>
+        <w:t xml:space="preserve">Connector Gmail bị gỡ khỏi ứng dụng thì </w:t>
+      </w:r>
+      <w:r>
+        <w:rPr>
+          <w:rFonts w:ascii="Consolas" w:eastAsia="Consolas" w:hAnsi="Consolas" w:cs="Consolas"/>
+        </w:rPr>
+        <w:t xml:space="preserve">GET /api/accounts</w:t>
+      </w:r>
+      <w:r>
+        <w:t xml:space="preserve"> trả gì cho account Gmail cũ?</w:t>
       </w:r>
     </w:p>
     <w:p>
@@ -12219,7 +13084,7 @@
           <w:i/>
           <w:iCs/>
         </w:rPr>
-        <w:t xml:space="preserve">(Phần BE-15…BE-18 — REST API, xóa account, nghiệm thu — sẽ được bổ sung khi làm.)</w:t>
+        <w:t xml:space="preserve">(Phần BE-16…BE-18 — sửa account, xóa account, nghiệm thu — sẽ được bổ sung khi làm.)</w:t>
       </w:r>
     </w:p>
     <w:sectPr>

--- a/docs/knowledge/phase-0-backend-foundation.docx
+++ b/docs/knowledge/phase-0-backend-foundation.docx
@@ -97,7 +97,7 @@
         <w:t xml:space="preserve">Phạm vi:</w:t>
       </w:r>
       <w:r>
-        <w:t xml:space="preserve"> F01 Project Foundation và F03 Provider Contract (mục 0–12); F02 Connected Accounts (mục 13–21, đang làm: xong BE-09…BE-15).</w:t>
+        <w:t xml:space="preserve"> F01 Project Foundation và F03 Provider Contract (mục 0–12); F02 Connected Accounts (mục 13–22, đang làm: xong BE-09…BE-16).</w:t>
         <w:br/>
       </w:r>
       <w:r>
@@ -7283,7 +7283,7 @@
           </w:tcPr>
           <w:p>
             <w:r>
-              <w:t xml:space="preserve">BE-16…BE-18</w:t>
+              <w:t xml:space="preserve">BE-16</w:t>
             </w:r>
           </w:p>
         </w:tc>
@@ -7293,7 +7293,54 @@
           </w:tcPr>
           <w:p>
             <w:r>
-              <w:t xml:space="preserve">Sửa account (PATCH), xóa, nghiệm thu</w:t>
+              <w:t xml:space="preserve">Sửa account (</w:t>
+            </w:r>
+            <w:r>
+              <w:rPr>
+                <w:rFonts w:ascii="Consolas" w:eastAsia="Consolas" w:hAnsi="Consolas" w:cs="Consolas"/>
+              </w:rPr>
+              <w:t xml:space="preserve">PATCH</w:t>
+            </w:r>
+            <w:r>
+              <w:t xml:space="preserve">), event </w:t>
+            </w:r>
+            <w:r>
+              <w:rPr>
+                <w:rFonts w:ascii="Consolas" w:eastAsia="Consolas" w:hAnsi="Consolas" w:cs="Consolas"/>
+              </w:rPr>
+              <w:t xml:space="preserve">AccountStatusChanged</w:t>
+            </w:r>
+          </w:p>
+        </w:tc>
+        <w:tc>
+          <w:tcPr>
+            <w:tcW w:w="3120" w:type="dxa"/>
+          </w:tcPr>
+          <w:p>
+            <w:r>
+              <w:t xml:space="preserve">xong</w:t>
+            </w:r>
+          </w:p>
+        </w:tc>
+      </w:tr>
+      <w:tr>
+        <w:tc>
+          <w:tcPr>
+            <w:tcW w:w="3120" w:type="dxa"/>
+          </w:tcPr>
+          <w:p>
+            <w:r>
+              <w:t xml:space="preserve">BE-17…BE-18</w:t>
+            </w:r>
+          </w:p>
+        </w:tc>
+        <w:tc>
+          <w:tcPr>
+            <w:tcW w:w="3120" w:type="dxa"/>
+          </w:tcPr>
+          <w:p>
+            <w:r>
+              <w:t xml:space="preserve">Xóa account, nghiệm thu</w:t>
             </w:r>
           </w:p>
         </w:tc>
@@ -10949,7 +10996,7 @@
           <w:b/>
           <w:bCs/>
         </w:rPr>
-        <w:t xml:space="preserve">Chưa làm:</w:t>
+        <w:t xml:space="preserve">Làm ở BE-16:</w:t>
       </w:r>
       <w:r>
         <w:t xml:space="preserve"> khi reconnect đổi trạng thái thật (ví dụ </w:t>
@@ -10970,7 +11017,7 @@
         <w:t xml:space="preserve">CONNECTED</w:t>
       </w:r>
       <w:r>
-        <w:t xml:space="preserve">), design muốn có thêm event </w:t>
+        <w:t xml:space="preserve">), service phát thêm event </w:t>
       </w:r>
       <w:r>
         <w:rPr>
@@ -10979,25 +11026,7 @@
         <w:t xml:space="preserve">AccountStatusChanged</w:t>
       </w:r>
       <w:r>
-        <w:t xml:space="preserve">. Việc này dời sang BE-16, nơi event đó được tạo. Lý do: event mang </w:t>
-      </w:r>
-      <w:r>
-        <w:rPr>
-          <w:rFonts w:ascii="Consolas" w:eastAsia="Consolas" w:hAnsi="Consolas" w:cs="Consolas"/>
-        </w:rPr>
-        <w:t xml:space="preserve">from</w:t>
-      </w:r>
-      <w:r>
-        <w:t xml:space="preserve">/</w:t>
-      </w:r>
-      <w:r>
-        <w:rPr>
-          <w:rFonts w:ascii="Consolas" w:eastAsia="Consolas" w:hAnsi="Consolas" w:cs="Consolas"/>
-        </w:rPr>
-        <w:t xml:space="preserve">to</w:t>
-      </w:r>
-      <w:r>
-        <w:t xml:space="preserve"> kiểu </w:t>
+        <w:t xml:space="preserve">. Việc này dời sang BE-16, nơi event đó được tạo, vì phải chốt trước chỗ đặt </w:t>
       </w:r>
       <w:r>
         <w:rPr>
@@ -11006,34 +11035,7 @@
         <w:t xml:space="preserve">AccountStatus</w:t>
       </w:r>
       <w:r>
-        <w:t xml:space="preserve">, mà </w:t>
-      </w:r>
-      <w:r>
-        <w:rPr>
-          <w:rFonts w:ascii="Consolas" w:eastAsia="Consolas" w:hAnsi="Consolas" w:cs="Consolas"/>
-        </w:rPr>
-        <w:t xml:space="preserve">AccountStatus</w:t>
-      </w:r>
-      <w:r>
-        <w:t xml:space="preserve"> đang nằm trong package nội bộ </w:t>
-      </w:r>
-      <w:r>
-        <w:rPr>
-          <w:rFonts w:ascii="Consolas" w:eastAsia="Consolas" w:hAnsi="Consolas" w:cs="Consolas"/>
-        </w:rPr>
-        <w:t xml:space="preserve">account.domain</w:t>
-      </w:r>
-      <w:r>
-        <w:t xml:space="preserve">; module khác đọc event sẽ vi phạm luật Modulith. Vì vậy chỗ đặt </w:t>
-      </w:r>
-      <w:r>
-        <w:rPr>
-          <w:rFonts w:ascii="Consolas" w:eastAsia="Consolas" w:hAnsi="Consolas" w:cs="Consolas"/>
-        </w:rPr>
-        <w:t xml:space="preserve">AccountStatus</w:t>
-      </w:r>
-      <w:r>
-        <w:t xml:space="preserve"> phải chốt cùng lúc tạo event.</w:t>
+        <w:t xml:space="preserve"> (mục 20.4).</w:t>
       </w:r>
     </w:p>
     <w:p>
@@ -11739,39 +11741,211 @@
         <w:pStyle w:val="Heading2"/>
       </w:pPr>
       <w:r>
-        <w:t xml:space="preserve">20. Kỹ thuật test mới trong F02</w:t>
-      </w:r>
-    </w:p>
-    <w:p>
-      <w:pPr>
-        <w:pStyle w:val="ListParagraph"/>
-        <w:numPr>
-          <w:ilvl w:val="0"/>
-          <w:numId w:val="1"/>
-        </w:numPr>
-      </w:pPr>
-      <w:r>
-        <w:rPr>
-          <w:rFonts w:ascii="Consolas" w:eastAsia="Consolas" w:hAnsi="Consolas" w:cs="Consolas"/>
-          <w:b/>
-          <w:bCs/>
-        </w:rPr>
-        <w:t xml:space="preserve">@DataJpaTest</w:t>
-      </w:r>
-      <w:r>
-        <w:rPr>
-          <w:b/>
-          <w:bCs/>
-        </w:rPr>
-        <w:t xml:space="preserve"> + </w:t>
-      </w:r>
-      <w:r>
-        <w:rPr>
-          <w:rFonts w:ascii="Consolas" w:eastAsia="Consolas" w:hAnsi="Consolas" w:cs="Consolas"/>
-          <w:b/>
-          <w:bCs/>
-        </w:rPr>
-        <w:t xml:space="preserve">@AutoConfigureTestDatabase(replace = NONE)</w:t>
+        <w:t xml:space="preserve">20. Sửa account: PATCH và event trạng thái (BE-16)</w:t>
+      </w:r>
+    </w:p>
+    <w:p>
+      <w:pPr>
+        <w:pStyle w:val="Heading3"/>
+      </w:pPr>
+      <w:r>
+        <w:t xml:space="preserve">20.1 PATCH: chỉ gửi cái muốn đổi</w:t>
+      </w:r>
+    </w:p>
+    <w:p>
+      <w:pPr>
+        <w:pStyle w:val="ListParagraph"/>
+        <w:numPr>
+          <w:ilvl w:val="0"/>
+          <w:numId w:val="1"/>
+        </w:numPr>
+      </w:pPr>
+      <w:r>
+        <w:rPr>
+          <w:b/>
+          <w:bCs/>
+        </w:rPr>
+        <w:t xml:space="preserve">Ở đâu:</w:t>
+      </w:r>
+      <w:r>
+        <w:t xml:space="preserve"> </w:t>
+      </w:r>
+      <w:r>
+        <w:rPr>
+          <w:rFonts w:ascii="Consolas" w:eastAsia="Consolas" w:hAnsi="Consolas" w:cs="Consolas"/>
+        </w:rPr>
+        <w:t xml:space="preserve">account/api/AccountsController.java</w:t>
+      </w:r>
+      <w:r>
+        <w:t xml:space="preserve"> (method </w:t>
+      </w:r>
+      <w:r>
+        <w:rPr>
+          <w:rFonts w:ascii="Consolas" w:eastAsia="Consolas" w:hAnsi="Consolas" w:cs="Consolas"/>
+        </w:rPr>
+        <w:t xml:space="preserve">update</w:t>
+      </w:r>
+      <w:r>
+        <w:t xml:space="preserve">), </w:t>
+      </w:r>
+      <w:r>
+        <w:rPr>
+          <w:rFonts w:ascii="Consolas" w:eastAsia="Consolas" w:hAnsi="Consolas" w:cs="Consolas"/>
+        </w:rPr>
+        <w:t xml:space="preserve">account/api/UpdateAccountRequest.java</w:t>
+      </w:r>
+      <w:r>
+        <w:t xml:space="preserve">, </w:t>
+      </w:r>
+      <w:r>
+        <w:rPr>
+          <w:rFonts w:ascii="Consolas" w:eastAsia="Consolas" w:hAnsi="Consolas" w:cs="Consolas"/>
+        </w:rPr>
+        <w:t xml:space="preserve">account/application/AccountManagementService.java</w:t>
+      </w:r>
+      <w:r>
+        <w:t xml:space="preserve">, </w:t>
+      </w:r>
+      <w:r>
+        <w:rPr>
+          <w:rFonts w:ascii="Consolas" w:eastAsia="Consolas" w:hAnsi="Consolas" w:cs="Consolas"/>
+        </w:rPr>
+        <w:t xml:space="preserve">account/application/UpdateAccountCommand.java</w:t>
+      </w:r>
+      <w:r>
+        <w:t xml:space="preserve">.</w:t>
+      </w:r>
+    </w:p>
+    <w:p>
+      <w:pPr>
+        <w:pStyle w:val="ListParagraph"/>
+        <w:numPr>
+          <w:ilvl w:val="0"/>
+          <w:numId w:val="1"/>
+        </w:numPr>
+      </w:pPr>
+      <w:r>
+        <w:rPr>
+          <w:b/>
+          <w:bCs/>
+        </w:rPr>
+        <w:t xml:space="preserve">PUT và PATCH:</w:t>
+      </w:r>
+      <w:r>
+        <w:t xml:space="preserve"> PUT thay </w:t>
+      </w:r>
+      <w:r>
+        <w:rPr>
+          <w:b/>
+          <w:bCs/>
+        </w:rPr>
+        <w:t xml:space="preserve">cả</w:t>
+      </w:r>
+      <w:r>
+        <w:t xml:space="preserve"> tài nguyên; PATCH chỉ sửa </w:t>
+      </w:r>
+      <w:r>
+        <w:rPr>
+          <w:b/>
+          <w:bCs/>
+        </w:rPr>
+        <w:t xml:space="preserve">một phần</w:t>
+      </w:r>
+      <w:r>
+        <w:t xml:space="preserve">. Body </w:t>
+      </w:r>
+      <w:r>
+        <w:rPr>
+          <w:rFonts w:ascii="Consolas" w:eastAsia="Consolas" w:hAnsi="Consolas" w:cs="Consolas"/>
+        </w:rPr>
+        <w:t xml:space="preserve">{"syncEnabled": false}</w:t>
+      </w:r>
+      <w:r>
+        <w:t xml:space="preserve"> chỉ đụng tới một trường.</w:t>
+      </w:r>
+    </w:p>
+    <w:p>
+      <w:pPr>
+        <w:pStyle w:val="ListParagraph"/>
+        <w:numPr>
+          <w:ilvl w:val="0"/>
+          <w:numId w:val="1"/>
+        </w:numPr>
+      </w:pPr>
+      <w:r>
+        <w:rPr>
+          <w:b/>
+          <w:bCs/>
+        </w:rPr>
+        <w:t xml:space="preserve">Trường vắng mặt và </w:t>
+      </w:r>
+      <w:r>
+        <w:rPr>
+          <w:rFonts w:ascii="Consolas" w:eastAsia="Consolas" w:hAnsi="Consolas" w:cs="Consolas"/>
+          <w:b/>
+          <w:bCs/>
+        </w:rPr>
+        <w:t xml:space="preserve">null</w:t>
+      </w:r>
+      <w:r>
+        <w:rPr>
+          <w:b/>
+          <w:bCs/>
+        </w:rPr>
+        <w:t xml:space="preserve"> cùng nghĩa "giữ nguyên".</w:t>
+      </w:r>
+      <w:r>
+        <w:t xml:space="preserve"> Không cần phân biệt hai trường hợp này vì không trường nào của account được phép xóa về rỗng. Nếu sau này cần, phải dùng kiểu khác (ví dụ </w:t>
+      </w:r>
+      <w:r>
+        <w:rPr>
+          <w:rFonts w:ascii="Consolas" w:eastAsia="Consolas" w:hAnsi="Consolas" w:cs="Consolas"/>
+        </w:rPr>
+        <w:t xml:space="preserve">Optional</w:t>
+      </w:r>
+      <w:r>
+        <w:t xml:space="preserve">), vì record Java không biết client gửi </w:t>
+      </w:r>
+      <w:r>
+        <w:rPr>
+          <w:rFonts w:ascii="Consolas" w:eastAsia="Consolas" w:hAnsi="Consolas" w:cs="Consolas"/>
+        </w:rPr>
+        <w:t xml:space="preserve">null</w:t>
+      </w:r>
+      <w:r>
+        <w:t xml:space="preserve"> hay không gửi gì.</w:t>
+      </w:r>
+    </w:p>
+    <w:p>
+      <w:pPr>
+        <w:pStyle w:val="ListParagraph"/>
+        <w:numPr>
+          <w:ilvl w:val="0"/>
+          <w:numId w:val="1"/>
+        </w:numPr>
+      </w:pPr>
+      <w:r>
+        <w:rPr>
+          <w:rFonts w:ascii="Consolas" w:eastAsia="Consolas" w:hAnsi="Consolas" w:cs="Consolas"/>
+          <w:b/>
+          <w:bCs/>
+        </w:rPr>
+        <w:t xml:space="preserve">Boolean</w:t>
+      </w:r>
+      <w:r>
+        <w:rPr>
+          <w:b/>
+          <w:bCs/>
+        </w:rPr>
+        <w:t xml:space="preserve"> (B hoa) chứ không phải </w:t>
+      </w:r>
+      <w:r>
+        <w:rPr>
+          <w:rFonts w:ascii="Consolas" w:eastAsia="Consolas" w:hAnsi="Consolas" w:cs="Consolas"/>
+          <w:b/>
+          <w:bCs/>
+        </w:rPr>
+        <w:t xml:space="preserve">boolean</w:t>
       </w:r>
       <w:r>
         <w:rPr>
@@ -11781,13 +11955,295 @@
         <w:t xml:space="preserve">:</w:t>
       </w:r>
       <w:r>
-        <w:t xml:space="preserve"> slice chỉ nạp JPA và Flyway, chạy trên PostgreSQL thật (Testcontainers) để </w:t>
-      </w:r>
-      <w:r>
-        <w:rPr>
-          <w:rFonts w:ascii="Consolas" w:eastAsia="Consolas" w:hAnsi="Consolas" w:cs="Consolas"/>
-        </w:rPr>
-        <w:t xml:space="preserve">CHECK</w:t>
+        <w:t xml:space="preserve"> </w:t>
+      </w:r>
+      <w:r>
+        <w:rPr>
+          <w:rFonts w:ascii="Consolas" w:eastAsia="Consolas" w:hAnsi="Consolas" w:cs="Consolas"/>
+        </w:rPr>
+        <w:t xml:space="preserve">boolean</w:t>
+      </w:r>
+      <w:r>
+        <w:t xml:space="preserve"> không có giá trị </w:t>
+      </w:r>
+      <w:r>
+        <w:rPr>
+          <w:rFonts w:ascii="Consolas" w:eastAsia="Consolas" w:hAnsi="Consolas" w:cs="Consolas"/>
+        </w:rPr>
+        <w:t xml:space="preserve">null</w:t>
+      </w:r>
+      <w:r>
+        <w:t xml:space="preserve">, nên không biết client có gửi trường đó hay không.</w:t>
+      </w:r>
+    </w:p>
+    <w:p>
+      <w:pPr>
+        <w:pStyle w:val="ListParagraph"/>
+        <w:numPr>
+          <w:ilvl w:val="0"/>
+          <w:numId w:val="1"/>
+        </w:numPr>
+      </w:pPr>
+      <w:r>
+        <w:rPr>
+          <w:rFonts w:ascii="Consolas" w:eastAsia="Consolas" w:hAnsi="Consolas" w:cs="Consolas"/>
+          <w:b/>
+          <w:bCs/>
+        </w:rPr>
+        <w:t xml:space="preserve">{}</w:t>
+      </w:r>
+      <w:r>
+        <w:rPr>
+          <w:b/>
+          <w:bCs/>
+        </w:rPr>
+        <w:t xml:space="preserve"> bị từ chối (400):</w:t>
+      </w:r>
+      <w:r>
+        <w:t xml:space="preserve"> </w:t>
+      </w:r>
+      <w:r>
+        <w:rPr>
+          <w:rFonts w:ascii="Consolas" w:eastAsia="Consolas" w:hAnsi="Consolas" w:cs="Consolas"/>
+        </w:rPr>
+        <w:t xml:space="preserve">@AssertTrue</w:t>
+      </w:r>
+      <w:r>
+        <w:t xml:space="preserve"> gắn trên method </w:t>
+      </w:r>
+      <w:r>
+        <w:rPr>
+          <w:rFonts w:ascii="Consolas" w:eastAsia="Consolas" w:hAnsi="Consolas" w:cs="Consolas"/>
+        </w:rPr>
+        <w:t xml:space="preserve">isAnyFieldGiven()</w:t>
+      </w:r>
+      <w:r>
+        <w:t xml:space="preserve">. Bean Validation coi method </w:t>
+      </w:r>
+      <w:r>
+        <w:rPr>
+          <w:rFonts w:ascii="Consolas" w:eastAsia="Consolas" w:hAnsi="Consolas" w:cs="Consolas"/>
+        </w:rPr>
+        <w:t xml:space="preserve">isXxx()</w:t>
+      </w:r>
+      <w:r>
+        <w:t xml:space="preserve"> như một thuộc tính và báo lỗi khi nó trả </w:t>
+      </w:r>
+      <w:r>
+        <w:rPr>
+          <w:rFonts w:ascii="Consolas" w:eastAsia="Consolas" w:hAnsi="Consolas" w:cs="Consolas"/>
+        </w:rPr>
+        <w:t xml:space="preserve">false</w:t>
+      </w:r>
+      <w:r>
+        <w:t xml:space="preserve">.</w:t>
+      </w:r>
+    </w:p>
+    <w:p>
+      <w:pPr>
+        <w:pStyle w:val="Heading3"/>
+      </w:pPr>
+      <w:r>
+        <w:t xml:space="preserve">20.2 Kiểm tra ở hai tầng, dùng một luật</w:t>
+      </w:r>
+    </w:p>
+    <w:p>
+      <w:pPr>
+        <w:shd w:val="clear" w:color="auto" w:fill="F2F3F5"/>
+        <w:ind w:left="0"/>
+      </w:pPr>
+      <w:r>
+        <w:rPr>
+          <w:rFonts w:ascii="Consolas" w:eastAsia="Consolas" w:hAnsi="Consolas" w:cs="Consolas"/>
+          <w:sz w:val="19"/>
+          <w:szCs w:val="19"/>
+        </w:rPr>
+        <w:t xml:space="preserve">JSON</w:t>
+        <w:br/>
+        <w:t xml:space="preserve">  |</w:t>
+        <w:br/>
+        <w:t xml:space="preserve">  v</w:t>
+        <w:br/>
+        <w:t xml:space="preserve">UpdateAccountRequest        @Valid: @ValidDisplayName, @AssertTrue</w:t>
+        <w:br/>
+        <w:t xml:space="preserve">  |                         sai -&gt; 400 VALIDATION_FAILED</w:t>
+        <w:br/>
+        <w:t xml:space="preserve">  v</w:t>
+        <w:br/>
+        <w:t xml:space="preserve">AccountManagementService.update</w:t>
+        <w:br/>
+        <w:t xml:space="preserve">  |</w:t>
+        <w:br/>
+        <w:t xml:space="preserve">  v</w:t>
+        <w:br/>
+        <w:t xml:space="preserve">ConnectedAccount.rename()   luật domain, lớp bảo vệ cuối</w:t>
+        <w:br/>
+        <w:t xml:space="preserve">                            sai -&gt; IllegalArgumentException -&gt; 500</w:t>
+      </w:r>
+    </w:p>
+    <w:p>
+      <w:pPr>
+        <w:pStyle w:val="ListParagraph"/>
+        <w:numPr>
+          <w:ilvl w:val="0"/>
+          <w:numId w:val="1"/>
+        </w:numPr>
+      </w:pPr>
+      <w:r>
+        <w:t xml:space="preserve">Tầng web phải bắt hết lỗi do người dùng nhập, vì lỗi nào lọt xuống domain sẽ thành 500 ("lỗi server") thay vì 400.</w:t>
+      </w:r>
+    </w:p>
+    <w:p>
+      <w:pPr>
+        <w:pStyle w:val="ListParagraph"/>
+        <w:numPr>
+          <w:ilvl w:val="0"/>
+          <w:numId w:val="1"/>
+        </w:numPr>
+      </w:pPr>
+      <w:r>
+        <w:t xml:space="preserve">Hai tầng dùng </w:t>
+      </w:r>
+      <w:r>
+        <w:rPr>
+          <w:b/>
+          <w:bCs/>
+        </w:rPr>
+        <w:t xml:space="preserve">cùng một luật</w:t>
+      </w:r>
+      <w:r>
+        <w:t xml:space="preserve">: method static </w:t>
+      </w:r>
+      <w:r>
+        <w:rPr>
+          <w:rFonts w:ascii="Consolas" w:eastAsia="Consolas" w:hAnsi="Consolas" w:cs="Consolas"/>
+        </w:rPr>
+        <w:t xml:space="preserve">ConnectedAccount.isValidDisplayName</w:t>
+      </w:r>
+      <w:r>
+        <w:t xml:space="preserve">. Constraint tự viết </w:t>
+      </w:r>
+      <w:r>
+        <w:rPr>
+          <w:rFonts w:ascii="Consolas" w:eastAsia="Consolas" w:hAnsi="Consolas" w:cs="Consolas"/>
+        </w:rPr>
+        <w:t xml:space="preserve">@ValidDisplayName</w:t>
+      </w:r>
+      <w:r>
+        <w:t xml:space="preserve"> chỉ gọi lại luật đó. Sửa luật ở một chỗ thì cả hai tầng đổi theo.</w:t>
+      </w:r>
+    </w:p>
+    <w:p>
+      <w:pPr>
+        <w:pStyle w:val="ListParagraph"/>
+        <w:numPr>
+          <w:ilvl w:val="0"/>
+          <w:numId w:val="1"/>
+        </w:numPr>
+      </w:pPr>
+      <w:r>
+        <w:rPr>
+          <w:b/>
+          <w:bCs/>
+        </w:rPr>
+        <w:t xml:space="preserve">Vì sao không dùng </w:t>
+      </w:r>
+      <w:r>
+        <w:rPr>
+          <w:rFonts w:ascii="Consolas" w:eastAsia="Consolas" w:hAnsi="Consolas" w:cs="Consolas"/>
+          <w:b/>
+          <w:bCs/>
+        </w:rPr>
+        <w:t xml:space="preserve">@Size(min = 1, max = 100)</w:t>
+      </w:r>
+      <w:r>
+        <w:rPr>
+          <w:b/>
+          <w:bCs/>
+        </w:rPr>
+        <w:t xml:space="preserve">:</w:t>
+      </w:r>
+      <w:r>
+        <w:t xml:space="preserve"> </w:t>
+      </w:r>
+      <w:r>
+        <w:rPr>
+          <w:rFonts w:ascii="Consolas" w:eastAsia="Consolas" w:hAnsi="Consolas" w:cs="Consolas"/>
+        </w:rPr>
+        <w:t xml:space="preserve">@Size</w:t>
+      </w:r>
+      <w:r>
+        <w:t xml:space="preserve"> đếm </w:t>
+      </w:r>
+      <w:r>
+        <w:rPr>
+          <w:rFonts w:ascii="Consolas" w:eastAsia="Consolas" w:hAnsi="Consolas" w:cs="Consolas"/>
+        </w:rPr>
+        <w:t xml:space="preserve">char</w:t>
+      </w:r>
+      <w:r>
+        <w:t xml:space="preserve"> của Java (một emoji là 2 </w:t>
+      </w:r>
+      <w:r>
+        <w:rPr>
+          <w:rFonts w:ascii="Consolas" w:eastAsia="Consolas" w:hAnsi="Consolas" w:cs="Consolas"/>
+        </w:rPr>
+        <w:t xml:space="preserve">char</w:t>
+      </w:r>
+      <w:r>
+        <w:t xml:space="preserve">, mục 16.4) nên từ chối một tên 100 emoji hợp lệ. Còn </w:t>
+      </w:r>
+      <w:r>
+        <w:rPr>
+          <w:rFonts w:ascii="Consolas" w:eastAsia="Consolas" w:hAnsi="Consolas" w:cs="Consolas"/>
+        </w:rPr>
+        <w:t xml:space="preserve">"   "</w:t>
+      </w:r>
+      <w:r>
+        <w:t xml:space="preserve"> dài 3 ký tự nên lọt qua </w:t>
+      </w:r>
+      <w:r>
+        <w:rPr>
+          <w:rFonts w:ascii="Consolas" w:eastAsia="Consolas" w:hAnsi="Consolas" w:cs="Consolas"/>
+        </w:rPr>
+        <w:t xml:space="preserve">@Size</w:t>
+      </w:r>
+      <w:r>
+        <w:t xml:space="preserve">, xuống domain bị từ chối và thành 500. Kiểm tra ngược đã cho thấy đúng hai lỗi này.</w:t>
+      </w:r>
+    </w:p>
+    <w:p>
+      <w:pPr>
+        <w:pStyle w:val="ListParagraph"/>
+        <w:numPr>
+          <w:ilvl w:val="0"/>
+          <w:numId w:val="1"/>
+        </w:numPr>
+      </w:pPr>
+      <w:r>
+        <w:rPr>
+          <w:b/>
+          <w:bCs/>
+        </w:rPr>
+        <w:t xml:space="preserve">Cách viết một constraint riêng:</w:t>
+      </w:r>
+      <w:r>
+        <w:t xml:space="preserve"> annotation có </w:t>
+      </w:r>
+      <w:r>
+        <w:rPr>
+          <w:rFonts w:ascii="Consolas" w:eastAsia="Consolas" w:hAnsi="Consolas" w:cs="Consolas"/>
+        </w:rPr>
+        <w:t xml:space="preserve">@Constraint(validatedBy = ...)</w:t>
+      </w:r>
+      <w:r>
+        <w:t xml:space="preserve"> và ba thuộc tính bắt buộc (</w:t>
+      </w:r>
+      <w:r>
+        <w:rPr>
+          <w:rFonts w:ascii="Consolas" w:eastAsia="Consolas" w:hAnsi="Consolas" w:cs="Consolas"/>
+        </w:rPr>
+        <w:t xml:space="preserve">message</w:t>
       </w:r>
       <w:r>
         <w:t xml:space="preserve">, </w:t>
@@ -11796,211 +12252,207 @@
         <w:rPr>
           <w:rFonts w:ascii="Consolas" w:eastAsia="Consolas" w:hAnsi="Consolas" w:cs="Consolas"/>
         </w:rPr>
-        <w:t xml:space="preserve">UNIQUE</w:t>
-      </w:r>
-      <w:r>
-        <w:t xml:space="preserve">, khóa ngoại hoạt động như production. Mỗi test tự rollback.</w:t>
-      </w:r>
-    </w:p>
-    <w:p>
-      <w:pPr>
-        <w:pStyle w:val="ListParagraph"/>
-        <w:numPr>
-          <w:ilvl w:val="0"/>
-          <w:numId w:val="1"/>
-        </w:numPr>
-      </w:pPr>
-      <w:r>
-        <w:rPr>
-          <w:rFonts w:ascii="Consolas" w:eastAsia="Consolas" w:hAnsi="Consolas" w:cs="Consolas"/>
-          <w:b/>
-          <w:bCs/>
-        </w:rPr>
-        <w:t xml:space="preserve">entityManager.clear()</w:t>
-      </w:r>
-      <w:r>
-        <w:rPr>
-          <w:b/>
-          <w:bCs/>
-        </w:rPr>
-        <w:t xml:space="preserve">:</w:t>
-      </w:r>
-      <w:r>
-        <w:t xml:space="preserve"> xóa bộ nhớ đệm của Hibernate để lần đọc sau thật sự đi xuống DB. Không có nó, test chỉ đọc lại object trong bộ nhớ.</w:t>
-      </w:r>
-    </w:p>
-    <w:p>
-      <w:pPr>
-        <w:pStyle w:val="ListParagraph"/>
-        <w:numPr>
-          <w:ilvl w:val="0"/>
-          <w:numId w:val="1"/>
-        </w:numPr>
-      </w:pPr>
-      <w:r>
-        <w:rPr>
-          <w:rFonts w:ascii="Consolas" w:eastAsia="Consolas" w:hAnsi="Consolas" w:cs="Consolas"/>
-          <w:b/>
-          <w:bCs/>
-        </w:rPr>
-        <w:t xml:space="preserve">JdbcTemplate</w:t>
-      </w:r>
-      <w:r>
-        <w:rPr>
-          <w:b/>
-          <w:bCs/>
-        </w:rPr>
-        <w:t xml:space="preserve">:</w:t>
-      </w:r>
-      <w:r>
-        <w:t xml:space="preserve"> chạy SQL thô để nhìn đúng cái nằm trong DB, hoặc để thử ràng buộc mà Java không tạo ra được (ví dụ ghi </w:t>
-      </w:r>
-      <w:r>
-        <w:rPr>
-          <w:rFonts w:ascii="Consolas" w:eastAsia="Consolas" w:hAnsi="Consolas" w:cs="Consolas"/>
-        </w:rPr>
-        <w:t xml:space="preserve">status = 'SYNCING'</w:t>
-      </w:r>
-      <w:r>
-        <w:t xml:space="preserve">).</w:t>
-      </w:r>
-    </w:p>
-    <w:p>
-      <w:pPr>
-        <w:pStyle w:val="ListParagraph"/>
-        <w:numPr>
-          <w:ilvl w:val="0"/>
-          <w:numId w:val="1"/>
-        </w:numPr>
-      </w:pPr>
-      <w:r>
-        <w:rPr>
-          <w:rFonts w:ascii="Consolas" w:eastAsia="Consolas" w:hAnsi="Consolas" w:cs="Consolas"/>
-          <w:b/>
-          <w:bCs/>
-        </w:rPr>
-        <w:t xml:space="preserve">ApplicationContextRunner</w:t>
-      </w:r>
-      <w:r>
-        <w:rPr>
-          <w:b/>
-          <w:bCs/>
-        </w:rPr>
-        <w:t xml:space="preserve"> cho kiểm tra khởi động:</w:t>
-      </w:r>
-      <w:r>
-        <w:t xml:space="preserve"> dựng một context nhỏ với cấu hình sai để chứng minh app </w:t>
-      </w:r>
-      <w:r>
-        <w:rPr>
-          <w:b/>
-          <w:bCs/>
-        </w:rPr>
-        <w:t xml:space="preserve">không</w:t>
-      </w:r>
-      <w:r>
-        <w:t xml:space="preserve"> start và thông báo không lộ secret.</w:t>
-      </w:r>
-    </w:p>
-    <w:p>
-      <w:pPr>
-        <w:pStyle w:val="ListParagraph"/>
-        <w:numPr>
-          <w:ilvl w:val="0"/>
-          <w:numId w:val="1"/>
-        </w:numPr>
-      </w:pPr>
-      <w:r>
-        <w:rPr>
-          <w:b/>
-          <w:bCs/>
-        </w:rPr>
-        <w:t xml:space="preserve">Mockito </w:t>
-      </w:r>
-      <w:r>
-        <w:rPr>
-          <w:rFonts w:ascii="Consolas" w:eastAsia="Consolas" w:hAnsi="Consolas" w:cs="Consolas"/>
-          <w:b/>
-          <w:bCs/>
-        </w:rPr>
-        <w:t xml:space="preserve">mock(...)</w:t>
-      </w:r>
-      <w:r>
-        <w:rPr>
-          <w:b/>
-          <w:bCs/>
-        </w:rPr>
-        <w:t xml:space="preserve"> trong unit test:</w:t>
-      </w:r>
-      <w:r>
-        <w:t xml:space="preserve"> </w:t>
-      </w:r>
-      <w:r>
-        <w:rPr>
-          <w:rFonts w:ascii="Consolas" w:eastAsia="Consolas" w:hAnsi="Consolas" w:cs="Consolas"/>
-        </w:rPr>
-        <w:t xml:space="preserve">OwnerCurrentUserTests</w:t>
-      </w:r>
-      <w:r>
-        <w:t xml:space="preserve"> giả repository để test </w:t>
-      </w:r>
-      <w:r>
-        <w:rPr>
-          <w:rFonts w:ascii="Consolas" w:eastAsia="Consolas" w:hAnsi="Consolas" w:cs="Consolas"/>
-        </w:rPr>
-        <w:t xml:space="preserve">CurrentUser</w:t>
-      </w:r>
-      <w:r>
-        <w:t xml:space="preserve"> mà không cần DB.</w:t>
-      </w:r>
-    </w:p>
-    <w:p>
-      <w:pPr>
-        <w:pStyle w:val="ListParagraph"/>
-        <w:numPr>
-          <w:ilvl w:val="0"/>
-          <w:numId w:val="1"/>
-        </w:numPr>
-      </w:pPr>
-      <w:r>
-        <w:rPr>
-          <w:b/>
-          <w:bCs/>
-        </w:rPr>
-        <w:t xml:space="preserve">Kiểm tra ngược ở mọi task:</w:t>
-      </w:r>
-    </w:p>
-    <w:p>
-      <w:pPr>
-        <w:pStyle w:val="ListParagraph"/>
-        <w:numPr>
-          <w:ilvl w:val="1"/>
-          <w:numId w:val="1"/>
-        </w:numPr>
-      </w:pPr>
-      <w:r>
-        <w:t xml:space="preserve">BE-09: bỏ bước tìm theo email → 2 test idempotent đỏ.</w:t>
-      </w:r>
-    </w:p>
-    <w:p>
-      <w:pPr>
-        <w:pStyle w:val="ListParagraph"/>
-        <w:numPr>
-          <w:ilvl w:val="1"/>
-          <w:numId w:val="1"/>
-        </w:numPr>
-      </w:pPr>
-      <w:r>
-        <w:t xml:space="preserve">BE-10: cho </w:t>
-      </w:r>
-      <w:r>
-        <w:rPr>
-          <w:rFonts w:ascii="Consolas" w:eastAsia="Consolas" w:hAnsi="Consolas" w:cs="Consolas"/>
-        </w:rPr>
-        <w:t xml:space="preserve">markHealthy</w:t>
-      </w:r>
-      <w:r>
-        <w:t xml:space="preserve"> gỡ </w:t>
+        <w:t xml:space="preserve">groups</w:t>
+      </w:r>
+      <w:r>
+        <w:t xml:space="preserve">, </w:t>
+      </w:r>
+      <w:r>
+        <w:rPr>
+          <w:rFonts w:ascii="Consolas" w:eastAsia="Consolas" w:hAnsi="Consolas" w:cs="Consolas"/>
+        </w:rPr>
+        <w:t xml:space="preserve">payload</w:t>
+      </w:r>
+      <w:r>
+        <w:t xml:space="preserve">), cộng một class </w:t>
+      </w:r>
+      <w:r>
+        <w:rPr>
+          <w:rFonts w:ascii="Consolas" w:eastAsia="Consolas" w:hAnsi="Consolas" w:cs="Consolas"/>
+        </w:rPr>
+        <w:t xml:space="preserve">ConstraintValidator</w:t>
+      </w:r>
+      <w:r>
+        <w:t xml:space="preserve"> có method </w:t>
+      </w:r>
+      <w:r>
+        <w:rPr>
+          <w:rFonts w:ascii="Consolas" w:eastAsia="Consolas" w:hAnsi="Consolas" w:cs="Consolas"/>
+        </w:rPr>
+        <w:t xml:space="preserve">isValid</w:t>
+      </w:r>
+      <w:r>
+        <w:t xml:space="preserve">. Giá trị </w:t>
+      </w:r>
+      <w:r>
+        <w:rPr>
+          <w:rFonts w:ascii="Consolas" w:eastAsia="Consolas" w:hAnsi="Consolas" w:cs="Consolas"/>
+        </w:rPr>
+        <w:t xml:space="preserve">null</w:t>
+      </w:r>
+      <w:r>
+        <w:t xml:space="preserve"> trả </w:t>
+      </w:r>
+      <w:r>
+        <w:rPr>
+          <w:rFonts w:ascii="Consolas" w:eastAsia="Consolas" w:hAnsi="Consolas" w:cs="Consolas"/>
+        </w:rPr>
+        <w:t xml:space="preserve">true</w:t>
+      </w:r>
+      <w:r>
+        <w:t xml:space="preserve">, vì "không gửi" là hợp lệ.</w:t>
+      </w:r>
+    </w:p>
+    <w:p>
+      <w:pPr>
+        <w:pStyle w:val="Heading3"/>
+      </w:pPr>
+      <w:r>
+        <w:t xml:space="preserve">20.3 Mọi thay đổi đi qua hành động của aggregate</w:t>
+      </w:r>
+    </w:p>
+    <w:p>
+      <w:pPr>
+        <w:pStyle w:val="ListParagraph"/>
+        <w:numPr>
+          <w:ilvl w:val="0"/>
+          <w:numId w:val="1"/>
+        </w:numPr>
+      </w:pPr>
+      <w:r>
+        <w:t xml:space="preserve">Service không gán </w:t>
+      </w:r>
+      <w:r>
+        <w:rPr>
+          <w:rFonts w:ascii="Consolas" w:eastAsia="Consolas" w:hAnsi="Consolas" w:cs="Consolas"/>
+        </w:rPr>
+        <w:t xml:space="preserve">status</w:t>
+      </w:r>
+      <w:r>
+        <w:t xml:space="preserve">; nó gọi </w:t>
+      </w:r>
+      <w:r>
+        <w:rPr>
+          <w:rFonts w:ascii="Consolas" w:eastAsia="Consolas" w:hAnsi="Consolas" w:cs="Consolas"/>
+        </w:rPr>
+        <w:t xml:space="preserve">enable()</w:t>
+      </w:r>
+      <w:r>
+        <w:t xml:space="preserve">, </w:t>
+      </w:r>
+      <w:r>
+        <w:rPr>
+          <w:rFonts w:ascii="Consolas" w:eastAsia="Consolas" w:hAnsi="Consolas" w:cs="Consolas"/>
+        </w:rPr>
+        <w:t xml:space="preserve">disable()</w:t>
+      </w:r>
+      <w:r>
+        <w:t xml:space="preserve">, </w:t>
+      </w:r>
+      <w:r>
+        <w:rPr>
+          <w:rFonts w:ascii="Consolas" w:eastAsia="Consolas" w:hAnsi="Consolas" w:cs="Consolas"/>
+        </w:rPr>
+        <w:t xml:space="preserve">rename()</w:t>
+      </w:r>
+      <w:r>
+        <w:t xml:space="preserve">, </w:t>
+      </w:r>
+      <w:r>
+        <w:rPr>
+          <w:rFonts w:ascii="Consolas" w:eastAsia="Consolas" w:hAnsi="Consolas" w:cs="Consolas"/>
+        </w:rPr>
+        <w:t xml:space="preserve">pauseSync()</w:t>
+      </w:r>
+      <w:r>
+        <w:t xml:space="preserve">, </w:t>
+      </w:r>
+      <w:r>
+        <w:rPr>
+          <w:rFonts w:ascii="Consolas" w:eastAsia="Consolas" w:hAnsi="Consolas" w:cs="Consolas"/>
+        </w:rPr>
+        <w:t xml:space="preserve">resumeSync()</w:t>
+      </w:r>
+      <w:r>
+        <w:t xml:space="preserve">. Nhờ vậy bảng chuyển trạng thái (mục 16.2) tự áp dụng: </w:t>
+      </w:r>
+      <w:r>
+        <w:rPr>
+          <w:rFonts w:ascii="Consolas" w:eastAsia="Consolas" w:hAnsi="Consolas" w:cs="Consolas"/>
+        </w:rPr>
+        <w:t xml:space="preserve">{"enabled": true}</w:t>
+      </w:r>
+      <w:r>
+        <w:t xml:space="preserve"> trên account đang </w:t>
+      </w:r>
+      <w:r>
+        <w:rPr>
+          <w:rFonts w:ascii="Consolas" w:eastAsia="Consolas" w:hAnsi="Consolas" w:cs="Consolas"/>
+        </w:rPr>
+        <w:t xml:space="preserve">CONNECTED</w:t>
+      </w:r>
+      <w:r>
+        <w:t xml:space="preserve"> không đổi gì, không ghi DB, không phát event, </w:t>
+      </w:r>
+      <w:r>
+        <w:rPr>
+          <w:rFonts w:ascii="Consolas" w:eastAsia="Consolas" w:hAnsi="Consolas" w:cs="Consolas"/>
+        </w:rPr>
+        <w:t xml:space="preserve">updatedAt</w:t>
+      </w:r>
+      <w:r>
+        <w:t xml:space="preserve"> giữ nguyên.</w:t>
+      </w:r>
+    </w:p>
+    <w:p>
+      <w:pPr>
+        <w:pStyle w:val="ListParagraph"/>
+        <w:numPr>
+          <w:ilvl w:val="0"/>
+          <w:numId w:val="1"/>
+        </w:numPr>
+      </w:pPr>
+      <w:r>
+        <w:t xml:space="preserve">Mỗi </w:t>
+      </w:r>
+      <w:r>
+        <w:rPr>
+          <w:rFonts w:ascii="Consolas" w:eastAsia="Consolas" w:hAnsi="Consolas" w:cs="Consolas"/>
+        </w:rPr>
+        <w:t xml:space="preserve">StatusChange</w:t>
+      </w:r>
+      <w:r>
+        <w:t xml:space="preserve"> thật thành một event </w:t>
+      </w:r>
+      <w:r>
+        <w:rPr>
+          <w:rFonts w:ascii="Consolas" w:eastAsia="Consolas" w:hAnsi="Consolas" w:cs="Consolas"/>
+        </w:rPr>
+        <w:t xml:space="preserve">AccountStatusChanged(accountId, from, to, occurredAt)</w:t>
+      </w:r>
+      <w:r>
+        <w:t xml:space="preserve">. Đây là lý do BE-10 cho các hành động trả </w:t>
+      </w:r>
+      <w:r>
+        <w:rPr>
+          <w:rFonts w:ascii="Consolas" w:eastAsia="Consolas" w:hAnsi="Consolas" w:cs="Consolas"/>
+        </w:rPr>
+        <w:t xml:space="preserve">Optional&lt;StatusChange&gt;</w:t>
+      </w:r>
+      <w:r>
+        <w:t xml:space="preserve">.</w:t>
+      </w:r>
+    </w:p>
+    <w:p>
+      <w:pPr>
+        <w:pStyle w:val="ListParagraph"/>
+        <w:numPr>
+          <w:ilvl w:val="0"/>
+          <w:numId w:val="1"/>
+        </w:numPr>
+      </w:pPr>
+      <w:r>
+        <w:t xml:space="preserve">Reconnect (BE-14) cũng theo luật đó: </w:t>
       </w:r>
       <w:r>
         <w:rPr>
@@ -12009,431 +12461,249 @@
         <w:t xml:space="preserve">AUTH_EXPIRED</w:t>
       </w:r>
       <w:r>
-        <w:t xml:space="preserve"> → đúng ô đó đỏ.</w:t>
-      </w:r>
-    </w:p>
-    <w:p>
-      <w:pPr>
-        <w:pStyle w:val="ListParagraph"/>
-        <w:numPr>
-          <w:ilvl w:val="1"/>
-          <w:numId w:val="1"/>
-        </w:numPr>
-      </w:pPr>
-      <w:r>
-        <w:t xml:space="preserve">BE-12: IV cố định → 1 test đỏ; bỏ AAD → 3 test đỏ; tag 96 bit → 2 test đỏ.</w:t>
-      </w:r>
-    </w:p>
-    <w:p>
-      <w:pPr>
-        <w:pStyle w:val="ListParagraph"/>
-        <w:numPr>
-          <w:ilvl w:val="1"/>
-          <w:numId w:val="1"/>
-        </w:numPr>
-      </w:pPr>
-      <w:r>
-        <w:t xml:space="preserve">BE-13: store "quên" ghi refresh token → test xoay khóa đỏ.</w:t>
-      </w:r>
-    </w:p>
-    <w:p>
-      <w:pPr>
-        <w:pStyle w:val="ListParagraph"/>
-        <w:numPr>
-          <w:ilvl w:val="1"/>
-          <w:numId w:val="1"/>
-        </w:numPr>
-      </w:pPr>
-      <w:r>
-        <w:t xml:space="preserve">BE-14: bỏ </w:t>
-      </w:r>
-      <w:r>
-        <w:rPr>
-          <w:rFonts w:ascii="Consolas" w:eastAsia="Consolas" w:hAnsi="Consolas" w:cs="Consolas"/>
-        </w:rPr>
-        <w:t xml:space="preserve">@Transactional</w:t>
-      </w:r>
-      <w:r>
-        <w:t xml:space="preserve"> → test rollback và test reconnect đỏ; không tìm account cũ → test reconnect đỏ (lỗi </w:t>
-      </w:r>
-      <w:r>
-        <w:rPr>
-          <w:rFonts w:ascii="Consolas" w:eastAsia="Consolas" w:hAnsi="Consolas" w:cs="Consolas"/>
-        </w:rPr>
-        <w:t xml:space="preserve">UNIQUE</w:t>
-      </w:r>
-      <w:r>
-        <w:t xml:space="preserve">); bỏ kiểm tra provider → test provider lạ đỏ; </w:t>
-      </w:r>
-      <w:r>
-        <w:rPr>
-          <w:rFonts w:ascii="Consolas" w:eastAsia="Consolas" w:hAnsi="Consolas" w:cs="Consolas"/>
-        </w:rPr>
-        <w:t xml:space="preserve">reconnected</w:t>
-      </w:r>
-      <w:r>
-        <w:t xml:space="preserve"> luôn </w:t>
-      </w:r>
-      <w:r>
-        <w:rPr>
-          <w:rFonts w:ascii="Consolas" w:eastAsia="Consolas" w:hAnsi="Consolas" w:cs="Consolas"/>
-        </w:rPr>
-        <w:t xml:space="preserve">false</w:t>
-      </w:r>
-      <w:r>
-        <w:t xml:space="preserve"> → test reconnect đỏ; publish trước khi lưu credential → test rollback đỏ; thêm một trường vào event → test payload đỏ.</w:t>
-      </w:r>
-    </w:p>
-    <w:p>
-      <w:pPr>
-        <w:pStyle w:val="ListParagraph"/>
-        <w:numPr>
-          <w:ilvl w:val="1"/>
-          <w:numId w:val="1"/>
-        </w:numPr>
-      </w:pPr>
-      <w:r>
-        <w:t xml:space="preserve">BE-15: danh sách không lọc owner → 2 test đỏ; </w:t>
-      </w:r>
-      <w:r>
-        <w:rPr>
-          <w:rFonts w:ascii="Consolas" w:eastAsia="Consolas" w:hAnsi="Consolas" w:cs="Consolas"/>
-        </w:rPr>
-        <w:t xml:space="preserve">get</w:t>
-      </w:r>
-      <w:r>
-        <w:t xml:space="preserve"> không lọc owner → test cô lập đỏ; mới nhất trước → test thứ tự đỏ; </w:t>
-      </w:r>
-      <w:r>
-        <w:rPr>
-          <w:rFonts w:ascii="Consolas" w:eastAsia="Consolas" w:hAnsi="Consolas" w:cs="Consolas"/>
-        </w:rPr>
-        <w:t xml:space="preserve">ProviderRegistry.get</w:t>
-      </w:r>
-      <w:r>
-        <w:t xml:space="preserve"> thay </w:t>
-      </w:r>
-      <w:r>
-        <w:rPr>
-          <w:rFonts w:ascii="Consolas" w:eastAsia="Consolas" w:hAnsi="Consolas" w:cs="Consolas"/>
-        </w:rPr>
-        <w:t xml:space="preserve">find</w:t>
-      </w:r>
-      <w:r>
-        <w:t xml:space="preserve"> → test connector đã gỡ đỏ; </w:t>
-      </w:r>
-      <w:r>
-        <w:rPr>
-          <w:rFonts w:ascii="Consolas" w:eastAsia="Consolas" w:hAnsi="Consolas" w:cs="Consolas"/>
-        </w:rPr>
-        <w:t xml:space="preserve">ownerId</w:t>
-      </w:r>
-      <w:r>
-        <w:t xml:space="preserve"> lọt vào response → test tập trường đỏ; detail nói "của người khác" → test cô lập đỏ.</w:t>
-      </w:r>
-    </w:p>
-    <w:p>
-      <w:pPr>
-        <w:pStyle w:val="ListParagraph"/>
-        <w:numPr>
-          <w:ilvl w:val="0"/>
-          <w:numId w:val="1"/>
-        </w:numPr>
-      </w:pPr>
-      <w:r>
-        <w:rPr>
-          <w:b/>
-          <w:bCs/>
-        </w:rPr>
-        <w:t xml:space="preserve">Chạy cả ứng dụng thay cho web slice (BE-15):</w:t>
-      </w:r>
-      <w:r>
-        <w:t xml:space="preserve"> </w:t>
-      </w:r>
-      <w:r>
-        <w:rPr>
-          <w:rFonts w:ascii="Consolas" w:eastAsia="Consolas" w:hAnsi="Consolas" w:cs="Consolas"/>
-        </w:rPr>
-        <w:t xml:space="preserve">@SpringBootTest</w:t>
-      </w:r>
-      <w:r>
-        <w:t xml:space="preserve"> + </w:t>
-      </w:r>
-      <w:r>
-        <w:rPr>
-          <w:rFonts w:ascii="Consolas" w:eastAsia="Consolas" w:hAnsi="Consolas" w:cs="Consolas"/>
-        </w:rPr>
-        <w:t xml:space="preserve">@AutoConfigureMockMvc</w:t>
-      </w:r>
-      <w:r>
-        <w:t xml:space="preserve"> gửi request HTTP giả qua đúng các lớp thật: security, </w:t>
-      </w:r>
-      <w:r>
-        <w:rPr>
-          <w:rFonts w:ascii="Consolas" w:eastAsia="Consolas" w:hAnsi="Consolas" w:cs="Consolas"/>
-        </w:rPr>
-        <w:t xml:space="preserve">CurrentUser</w:t>
-      </w:r>
-      <w:r>
-        <w:t xml:space="preserve">, service, PostgreSQL, error handler, Jackson. Chọn thay cho </w:t>
-      </w:r>
-      <w:r>
-        <w:rPr>
-          <w:rFonts w:ascii="Consolas" w:eastAsia="Consolas" w:hAnsi="Consolas" w:cs="Consolas"/>
-        </w:rPr>
-        <w:t xml:space="preserve">@WebMvcTest</w:t>
-      </w:r>
-      <w:r>
-        <w:t xml:space="preserve"> với service giả vì test cô lập dữ liệu phải chạy trên dữ liệu thật; với service giả, test chỉ kiểm tra cái mock.</w:t>
-      </w:r>
-    </w:p>
-    <w:p>
-      <w:pPr>
-        <w:pStyle w:val="ListParagraph"/>
-        <w:numPr>
-          <w:ilvl w:val="0"/>
-          <w:numId w:val="1"/>
-        </w:numPr>
-      </w:pPr>
-      <w:r>
-        <w:rPr>
-          <w:b/>
-          <w:bCs/>
-        </w:rPr>
-        <w:t xml:space="preserve">Ghim thời điểm bằng SQL:</w:t>
-      </w:r>
-      <w:r>
-        <w:t xml:space="preserve"> </w:t>
-      </w:r>
-      <w:r>
-        <w:rPr>
-          <w:rFonts w:ascii="Consolas" w:eastAsia="Consolas" w:hAnsi="Consolas" w:cs="Consolas"/>
-        </w:rPr>
-        <w:t xml:space="preserve">@PrePersist</w:t>
-      </w:r>
-      <w:r>
-        <w:t xml:space="preserve"> điền </w:t>
-      </w:r>
-      <w:r>
-        <w:rPr>
-          <w:rFonts w:ascii="Consolas" w:eastAsia="Consolas" w:hAnsi="Consolas" w:cs="Consolas"/>
-        </w:rPr>
-        <w:t xml:space="preserve">created_at</w:t>
-      </w:r>
-      <w:r>
-        <w:t xml:space="preserve"> bằng giờ thật nên không biết trước. Test ghi đè bằng </w:t>
-      </w:r>
-      <w:r>
-        <w:rPr>
-          <w:rFonts w:ascii="Consolas" w:eastAsia="Consolas" w:hAnsi="Consolas" w:cs="Consolas"/>
-        </w:rPr>
-        <w:t xml:space="preserve">UPDATE connected_account SET created_at = ?</w:t>
-      </w:r>
-      <w:r>
-        <w:t xml:space="preserve"> để biết chắc thứ tự và chuỗi JSON mong đợi (</w:t>
-      </w:r>
-      <w:r>
-        <w:rPr>
-          <w:rFonts w:ascii="Consolas" w:eastAsia="Consolas" w:hAnsi="Consolas" w:cs="Consolas"/>
-        </w:rPr>
-        <w:t xml:space="preserve">2026-10-05T03:15:00Z</w:t>
-      </w:r>
-      <w:r>
-        <w:t xml:space="preserve">). Account "mới hơn" được tạo </w:t>
-      </w:r>
-      <w:r>
-        <w:rPr>
-          <w:b/>
-          <w:bCs/>
-        </w:rPr>
-        <w:t xml:space="preserve">trước</w:t>
-      </w:r>
-      <w:r>
-        <w:t xml:space="preserve">, để test thứ tự không thể xanh chỉ nhờ thứ tự chèn.</w:t>
-      </w:r>
-    </w:p>
-    <w:p>
-      <w:pPr>
-        <w:pStyle w:val="ListParagraph"/>
-        <w:numPr>
-          <w:ilvl w:val="0"/>
-          <w:numId w:val="1"/>
-        </w:numPr>
-      </w:pPr>
-      <w:r>
-        <w:rPr>
-          <w:rFonts w:ascii="Consolas" w:eastAsia="Consolas" w:hAnsi="Consolas" w:cs="Consolas"/>
-          <w:b/>
-          <w:bCs/>
-        </w:rPr>
-        <w:t xml:space="preserve">JsonPath.read(body, "$")</w:t>
-      </w:r>
-      <w:r>
-        <w:rPr>
-          <w:b/>
-          <w:bCs/>
-        </w:rPr>
-        <w:t xml:space="preserve">:</w:t>
-      </w:r>
-      <w:r>
-        <w:t xml:space="preserve"> đọc JSON thành </w:t>
-      </w:r>
-      <w:r>
-        <w:rPr>
-          <w:rFonts w:ascii="Consolas" w:eastAsia="Consolas" w:hAnsi="Consolas" w:cs="Consolas"/>
-        </w:rPr>
-        <w:t xml:space="preserve">Map</w:t>
-      </w:r>
-      <w:r>
-        <w:t xml:space="preserve"> để so tập tên trường.</w:t>
-      </w:r>
-    </w:p>
-    <w:p>
-      <w:pPr>
-        <w:pStyle w:val="ListParagraph"/>
-        <w:numPr>
-          <w:ilvl w:val="0"/>
-          <w:numId w:val="1"/>
-        </w:numPr>
-      </w:pPr>
-      <w:r>
-        <w:rPr>
-          <w:rFonts w:ascii="Consolas" w:eastAsia="Consolas" w:hAnsi="Consolas" w:cs="Consolas"/>
-          <w:b/>
-          <w:bCs/>
-        </w:rPr>
-        <w:t xml:space="preserve">@ApplicationModuleTest(mode = DIRECT_DEPENDENCIES)</w:t>
-      </w:r>
-      <w:r>
-        <w:rPr>
-          <w:b/>
-          <w:bCs/>
-        </w:rPr>
-        <w:t xml:space="preserve"> (Spring Modulith, BE-14):</w:t>
-      </w:r>
-      <w:r>
-        <w:t xml:space="preserve"> chỉ khởi động module </w:t>
-      </w:r>
-      <w:r>
-        <w:rPr>
-          <w:rFonts w:ascii="Consolas" w:eastAsia="Consolas" w:hAnsi="Consolas" w:cs="Consolas"/>
-        </w:rPr>
-        <w:t xml:space="preserve">account</w:t>
-      </w:r>
-      <w:r>
-        <w:t xml:space="preserve"> cộng các module nó dùng trực tiếp, không phải cả ứng dụng. Lúc làm BE-14 đó chỉ là </w:t>
-      </w:r>
-      <w:r>
-        <w:rPr>
-          <w:rFonts w:ascii="Consolas" w:eastAsia="Consolas" w:hAnsi="Consolas" w:cs="Consolas"/>
-        </w:rPr>
-        <w:t xml:space="preserve">provider</w:t>
-      </w:r>
-      <w:r>
-        <w:t xml:space="preserve">; từ BE-15, </w:t>
-      </w:r>
-      <w:r>
-        <w:rPr>
-          <w:rFonts w:ascii="Consolas" w:eastAsia="Consolas" w:hAnsi="Consolas" w:cs="Consolas"/>
-        </w:rPr>
-        <w:t xml:space="preserve">account</w:t>
-      </w:r>
-      <w:r>
-        <w:t xml:space="preserve"> dùng thêm </w:t>
-      </w:r>
-      <w:r>
-        <w:rPr>
-          <w:rFonts w:ascii="Consolas" w:eastAsia="Consolas" w:hAnsi="Consolas" w:cs="Consolas"/>
-        </w:rPr>
-        <w:t xml:space="preserve">CurrentUser</w:t>
-      </w:r>
-      <w:r>
-        <w:t xml:space="preserve"> (module </w:t>
-      </w:r>
-      <w:r>
-        <w:rPr>
-          <w:rFonts w:ascii="Consolas" w:eastAsia="Consolas" w:hAnsi="Consolas" w:cs="Consolas"/>
-        </w:rPr>
-        <w:t xml:space="preserve">identity</w:t>
-      </w:r>
-      <w:r>
-        <w:t xml:space="preserve">) và mã lỗi của </w:t>
-      </w:r>
-      <w:r>
-        <w:rPr>
-          <w:rFonts w:ascii="Consolas" w:eastAsia="Consolas" w:hAnsi="Consolas" w:cs="Consolas"/>
-        </w:rPr>
-        <w:t xml:space="preserve">common</w:t>
-      </w:r>
-      <w:r>
-        <w:t xml:space="preserve">, nên hai module này cũng được nạp. Test vẫn tự dọn bảng và tự chèn owner của nó vào </w:t>
-      </w:r>
-      <w:r>
-        <w:rPr>
-          <w:rFonts w:ascii="Consolas" w:eastAsia="Consolas" w:hAnsi="Consolas" w:cs="Consolas"/>
-        </w:rPr>
-        <w:t xml:space="preserve">app_user</w:t>
-      </w:r>
-      <w:r>
-        <w:t xml:space="preserve"> bằng </w:t>
-      </w:r>
-      <w:r>
-        <w:rPr>
-          <w:rFonts w:ascii="Consolas" w:eastAsia="Consolas" w:hAnsi="Consolas" w:cs="Consolas"/>
-        </w:rPr>
-        <w:t xml:space="preserve">JdbcTemplate</w:t>
-      </w:r>
-      <w:r>
-        <w:t xml:space="preserve">, nên không phụ thuộc owner được tạo lúc khởi động.</w:t>
-      </w:r>
-    </w:p>
-    <w:p>
-      <w:pPr>
-        <w:pStyle w:val="ListParagraph"/>
-        <w:numPr>
-          <w:ilvl w:val="0"/>
-          <w:numId w:val="1"/>
-        </w:numPr>
-      </w:pPr>
-      <w:r>
-        <w:rPr>
-          <w:b/>
-          <w:bCs/>
-        </w:rPr>
-        <w:t xml:space="preserve">Test không có </w:t>
-      </w:r>
-      <w:r>
-        <w:rPr>
-          <w:rFonts w:ascii="Consolas" w:eastAsia="Consolas" w:hAnsi="Consolas" w:cs="Consolas"/>
-          <w:b/>
-          <w:bCs/>
-        </w:rPr>
-        <w:t xml:space="preserve">@Transactional</w:t>
-      </w:r>
-      <w:r>
-        <w:rPr>
-          <w:b/>
-          <w:bCs/>
-        </w:rPr>
-        <w:t xml:space="preserve">:</w:t>
-      </w:r>
-      <w:r>
-        <w:t xml:space="preserve"> để service tự commit hoặc rollback như khi chạy thật. Cái giá là dữ liệu ở lại sau mỗi test, nên </w:t>
-      </w:r>
-      <w:r>
-        <w:rPr>
-          <w:rFonts w:ascii="Consolas" w:eastAsia="Consolas" w:hAnsi="Consolas" w:cs="Consolas"/>
-        </w:rPr>
-        <w:t xml:space="preserve">@BeforeEach</w:t>
-      </w:r>
-      <w:r>
-        <w:t xml:space="preserve"> tự dọn bảng bằng </w:t>
-      </w:r>
-      <w:r>
-        <w:rPr>
-          <w:rFonts w:ascii="Consolas" w:eastAsia="Consolas" w:hAnsi="Consolas" w:cs="Consolas"/>
-        </w:rPr>
-        <w:t xml:space="preserve">JdbcTestUtils.deleteFromTables</w:t>
+        <w:t xml:space="preserve"> sang </w:t>
+      </w:r>
+      <w:r>
+        <w:rPr>
+          <w:rFonts w:ascii="Consolas" w:eastAsia="Consolas" w:hAnsi="Consolas" w:cs="Consolas"/>
+        </w:rPr>
+        <w:t xml:space="preserve">CONNECTED</w:t>
+      </w:r>
+      <w:r>
+        <w:t xml:space="preserve"> phát </w:t>
+      </w:r>
+      <w:r>
+        <w:rPr>
+          <w:rFonts w:ascii="Consolas" w:eastAsia="Consolas" w:hAnsi="Consolas" w:cs="Consolas"/>
+        </w:rPr>
+        <w:t xml:space="preserve">AccountStatusChanged</w:t>
+      </w:r>
+      <w:r>
+        <w:t xml:space="preserve"> trước </w:t>
+      </w:r>
+      <w:r>
+        <w:rPr>
+          <w:rFonts w:ascii="Consolas" w:eastAsia="Consolas" w:hAnsi="Consolas" w:cs="Consolas"/>
+        </w:rPr>
+        <w:t xml:space="preserve">AccountConnected</w:t>
+      </w:r>
+      <w:r>
+        <w:t xml:space="preserve">, cùng một thời điểm.</w:t>
+      </w:r>
+    </w:p>
+    <w:p>
+      <w:pPr>
+        <w:pStyle w:val="Heading3"/>
+      </w:pPr>
+      <w:r>
+        <w:t xml:space="preserve">20.4 </w:t>
+      </w:r>
+      <w:r>
+        <w:rPr>
+          <w:rFonts w:ascii="Consolas" w:eastAsia="Consolas" w:hAnsi="Consolas" w:cs="Consolas"/>
+        </w:rPr>
+        <w:t xml:space="preserve">AccountStatus</w:t>
+      </w:r>
+      <w:r>
+        <w:t xml:space="preserve"> chuyển lên API của module (người dùng chọn)</w:t>
+      </w:r>
+    </w:p>
+    <w:p>
+      <w:pPr>
+        <w:pStyle w:val="ListParagraph"/>
+        <w:numPr>
+          <w:ilvl w:val="0"/>
+          <w:numId w:val="1"/>
+        </w:numPr>
+      </w:pPr>
+      <w:r>
+        <w:t xml:space="preserve">Event public mang </w:t>
+      </w:r>
+      <w:r>
+        <w:rPr>
+          <w:rFonts w:ascii="Consolas" w:eastAsia="Consolas" w:hAnsi="Consolas" w:cs="Consolas"/>
+        </w:rPr>
+        <w:t xml:space="preserve">from</w:t>
+      </w:r>
+      <w:r>
+        <w:t xml:space="preserve">/</w:t>
+      </w:r>
+      <w:r>
+        <w:rPr>
+          <w:rFonts w:ascii="Consolas" w:eastAsia="Consolas" w:hAnsi="Consolas" w:cs="Consolas"/>
+        </w:rPr>
+        <w:t xml:space="preserve">to</w:t>
+      </w:r>
+      <w:r>
+        <w:t xml:space="preserve"> kiểu </w:t>
+      </w:r>
+      <w:r>
+        <w:rPr>
+          <w:rFonts w:ascii="Consolas" w:eastAsia="Consolas" w:hAnsi="Consolas" w:cs="Consolas"/>
+        </w:rPr>
+        <w:t xml:space="preserve">AccountStatus</w:t>
+      </w:r>
+      <w:r>
+        <w:t xml:space="preserve">. Nếu enum nằm trong </w:t>
+      </w:r>
+      <w:r>
+        <w:rPr>
+          <w:rFonts w:ascii="Consolas" w:eastAsia="Consolas" w:hAnsi="Consolas" w:cs="Consolas"/>
+        </w:rPr>
+        <w:t xml:space="preserve">account.domain</w:t>
+      </w:r>
+      <w:r>
+        <w:t xml:space="preserve"> (package nội bộ), module khác (F07) gọi </w:t>
+      </w:r>
+      <w:r>
+        <w:rPr>
+          <w:rFonts w:ascii="Consolas" w:eastAsia="Consolas" w:hAnsi="Consolas" w:cs="Consolas"/>
+        </w:rPr>
+        <w:t xml:space="preserve">event.to()</w:t>
+      </w:r>
+      <w:r>
+        <w:t xml:space="preserve"> là phụ thuộc vào một kiểu nội bộ, và Modulith báo lỗi. Vì vậy enum chuyển lên </w:t>
+      </w:r>
+      <w:r>
+        <w:rPr>
+          <w:rFonts w:ascii="Consolas" w:eastAsia="Consolas" w:hAnsi="Consolas" w:cs="Consolas"/>
+        </w:rPr>
+        <w:t xml:space="preserve">dev.sino.account</w:t>
+      </w:r>
+      <w:r>
+        <w:t xml:space="preserve">, cạnh các event.</w:t>
+      </w:r>
+    </w:p>
+    <w:p>
+      <w:pPr>
+        <w:pStyle w:val="ListParagraph"/>
+        <w:numPr>
+          <w:ilvl w:val="0"/>
+          <w:numId w:val="1"/>
+        </w:numPr>
+      </w:pPr>
+      <w:r>
+        <w:t xml:space="preserve">Phương án bị loại: giữ chỗ cũ và gắn </w:t>
+      </w:r>
+      <w:r>
+        <w:rPr>
+          <w:rFonts w:ascii="Consolas" w:eastAsia="Consolas" w:hAnsi="Consolas" w:cs="Consolas"/>
+        </w:rPr>
+        <w:t xml:space="preserve">@NamedInterface</w:t>
+      </w:r>
+      <w:r>
+        <w:t xml:space="preserve"> riêng cho enum; hoặc cho event mang chuỗi.</w:t>
+      </w:r>
+    </w:p>
+    <w:p>
+      <w:pPr>
+        <w:pStyle w:val="ListParagraph"/>
+        <w:numPr>
+          <w:ilvl w:val="0"/>
+          <w:numId w:val="1"/>
+        </w:numPr>
+      </w:pPr>
+      <w:r>
+        <w:rPr>
+          <w:b/>
+          <w:bCs/>
+        </w:rPr>
+        <w:t xml:space="preserve">Quy tắc rút ra:</w:t>
+      </w:r>
+      <w:r>
+        <w:t xml:space="preserve"> kiểu nào xuất hiện trong API public của module (event, interface) thì bản thân nó cũng phải public theo nghĩa của Modulith.</w:t>
+      </w:r>
+    </w:p>
+    <w:p>
+      <w:pPr>
+        <w:pStyle w:val="Heading3"/>
+      </w:pPr>
+      <w:r>
+        <w:t xml:space="preserve">20.5 Optimistic locking trong thực tế (409)</w:t>
+      </w:r>
+    </w:p>
+    <w:p>
+      <w:pPr>
+        <w:pStyle w:val="ListParagraph"/>
+        <w:numPr>
+          <w:ilvl w:val="0"/>
+          <w:numId w:val="1"/>
+        </w:numPr>
+      </w:pPr>
+      <w:r>
+        <w:t xml:space="preserve">Client không gửi </w:t>
+      </w:r>
+      <w:r>
+        <w:rPr>
+          <w:rFonts w:ascii="Consolas" w:eastAsia="Consolas" w:hAnsi="Consolas" w:cs="Consolas"/>
+        </w:rPr>
+        <w:t xml:space="preserve">version</w:t>
+      </w:r>
+      <w:r>
+        <w:t xml:space="preserve">. Xung đột xảy ra khi hai request cùng sửa một account: cả hai đọc version 3; request A ghi xong, version thành 4; request B ghi </w:t>
+      </w:r>
+      <w:r>
+        <w:rPr>
+          <w:rFonts w:ascii="Consolas" w:eastAsia="Consolas" w:hAnsi="Consolas" w:cs="Consolas"/>
+        </w:rPr>
+        <w:t xml:space="preserve">... WHERE version = 3</w:t>
+      </w:r>
+      <w:r>
+        <w:t xml:space="preserve">, không trúng dòng nào, Hibernate ném </w:t>
+      </w:r>
+      <w:r>
+        <w:rPr>
+          <w:rFonts w:ascii="Consolas" w:eastAsia="Consolas" w:hAnsi="Consolas" w:cs="Consolas"/>
+        </w:rPr>
+        <w:t xml:space="preserve">OptimisticLockingFailureException</w:t>
+      </w:r>
+      <w:r>
+        <w:t xml:space="preserve"> lúc commit, và F01 đổi lỗi đó thành 409 </w:t>
+      </w:r>
+      <w:r>
+        <w:rPr>
+          <w:rFonts w:ascii="Consolas" w:eastAsia="Consolas" w:hAnsi="Consolas" w:cs="Consolas"/>
+        </w:rPr>
+        <w:t xml:space="preserve">CONCURRENT_MODIFICATION</w:t>
+      </w:r>
+      <w:r>
+        <w:t xml:space="preserve">. Request B không âm thầm ghi đè thay đổi của A.</w:t>
+      </w:r>
+    </w:p>
+    <w:p>
+      <w:pPr>
+        <w:pStyle w:val="ListParagraph"/>
+        <w:numPr>
+          <w:ilvl w:val="0"/>
+          <w:numId w:val="1"/>
+        </w:numPr>
+      </w:pPr>
+      <w:r>
+        <w:t xml:space="preserve">Vì vậy cách sửa phải là "đọc entity, đổi field, để Hibernate ghi", vì cách này có kiểm </w:t>
+      </w:r>
+      <w:r>
+        <w:rPr>
+          <w:rFonts w:ascii="Consolas" w:eastAsia="Consolas" w:hAnsi="Consolas" w:cs="Consolas"/>
+        </w:rPr>
+        <w:t xml:space="preserve">version</w:t>
+      </w:r>
+      <w:r>
+        <w:t xml:space="preserve">. Một câu </w:t>
+      </w:r>
+      <w:r>
+        <w:rPr>
+          <w:rFonts w:ascii="Consolas" w:eastAsia="Consolas" w:hAnsi="Consolas" w:cs="Consolas"/>
+        </w:rPr>
+        <w:t xml:space="preserve">UPDATE</w:t>
+      </w:r>
+      <w:r>
+        <w:t xml:space="preserve"> viết tay sẽ bỏ qua </w:t>
+      </w:r>
+      <w:r>
+        <w:rPr>
+          <w:rFonts w:ascii="Consolas" w:eastAsia="Consolas" w:hAnsi="Consolas" w:cs="Consolas"/>
+        </w:rPr>
+        <w:t xml:space="preserve">version</w:t>
       </w:r>
       <w:r>
         <w:t xml:space="preserve">.</w:t>
@@ -12441,202 +12711,37 @@
     </w:p>
     <w:p>
       <w:pPr>
-        <w:pStyle w:val="ListParagraph"/>
-        <w:numPr>
-          <w:ilvl w:val="0"/>
-          <w:numId w:val="1"/>
-        </w:numPr>
-      </w:pPr>
-      <w:r>
-        <w:rPr>
-          <w:rFonts w:ascii="Consolas" w:eastAsia="Consolas" w:hAnsi="Consolas" w:cs="Consolas"/>
-          <w:b/>
-          <w:bCs/>
-        </w:rPr>
-        <w:t xml:space="preserve">AssertablePublishedEvents</w:t>
-      </w:r>
-      <w:r>
-        <w:rPr>
-          <w:b/>
-          <w:bCs/>
-        </w:rPr>
-        <w:t xml:space="preserve"> làm tham số của method test:</w:t>
-      </w:r>
-      <w:r>
-        <w:t xml:space="preserve"> Spring Modulith ghi lại mọi event được publish trong test đó; </w:t>
-      </w:r>
-      <w:r>
-        <w:rPr>
-          <w:rFonts w:ascii="Consolas" w:eastAsia="Consolas" w:hAnsi="Consolas" w:cs="Consolas"/>
-        </w:rPr>
-        <w:t xml:space="preserve">events.ofType(AccountConnected.class)</w:t>
-      </w:r>
-      <w:r>
-        <w:t xml:space="preserve"> lấy ra để kiểm tra số lượng và nội dung.</w:t>
-      </w:r>
-    </w:p>
-    <w:p>
-      <w:pPr>
-        <w:pStyle w:val="ListParagraph"/>
-        <w:numPr>
-          <w:ilvl w:val="0"/>
-          <w:numId w:val="1"/>
-        </w:numPr>
-      </w:pPr>
-      <w:r>
-        <w:rPr>
-          <w:rFonts w:ascii="Consolas" w:eastAsia="Consolas" w:hAnsi="Consolas" w:cs="Consolas"/>
-          <w:b/>
-          <w:bCs/>
-        </w:rPr>
-        <w:t xml:space="preserve">@MockitoSpyBean</w:t>
-      </w:r>
-      <w:r>
-        <w:rPr>
-          <w:b/>
-          <w:bCs/>
-        </w:rPr>
-        <w:t xml:space="preserve">:</w:t>
-      </w:r>
-      <w:r>
-        <w:t xml:space="preserve"> bọc bean thật. Bình thường nó chạy code thật; riêng một test bảo nó ném lỗi bằng </w:t>
-      </w:r>
-      <w:r>
-        <w:rPr>
-          <w:rFonts w:ascii="Consolas" w:eastAsia="Consolas" w:hAnsi="Consolas" w:cs="Consolas"/>
-        </w:rPr>
-        <w:t xml:space="preserve">doThrow(...).when(credentials).save(any(), any(), any())</w:t>
-      </w:r>
-      <w:r>
-        <w:t xml:space="preserve">, để giả lập "lưu credential thất bại" mà không sửa code production. Assertion vẫn kiểm tra DB thật, không kiểm tra mock.</w:t>
-      </w:r>
-    </w:p>
-    <w:p>
-      <w:pPr>
-        <w:pStyle w:val="ListParagraph"/>
-        <w:numPr>
-          <w:ilvl w:val="0"/>
-          <w:numId w:val="1"/>
-        </w:numPr>
-      </w:pPr>
-      <w:r>
-        <w:rPr>
-          <w:b/>
-          <w:bCs/>
-        </w:rPr>
-        <w:t xml:space="preserve">Bean riêng cho test:</w:t>
-      </w:r>
-      <w:r>
-        <w:t xml:space="preserve"> một class </w:t>
-      </w:r>
-      <w:r>
-        <w:rPr>
-          <w:rFonts w:ascii="Consolas" w:eastAsia="Consolas" w:hAnsi="Consolas" w:cs="Consolas"/>
-        </w:rPr>
-        <w:t xml:space="preserve">@TestConfiguration</w:t>
-      </w:r>
-      <w:r>
-        <w:t xml:space="preserve"> lồng trong class test tạo </w:t>
-      </w:r>
-      <w:r>
-        <w:rPr>
-          <w:rFonts w:ascii="Consolas" w:eastAsia="Consolas" w:hAnsi="Consolas" w:cs="Consolas"/>
-        </w:rPr>
-        <w:t xml:space="preserve">FakeMessageProvider</w:t>
-      </w:r>
-      <w:r>
-        <w:t xml:space="preserve"> loại </w:t>
-      </w:r>
-      <w:r>
-        <w:rPr>
-          <w:rFonts w:ascii="Consolas" w:eastAsia="Consolas" w:hAnsi="Consolas" w:cs="Consolas"/>
-        </w:rPr>
-        <w:t xml:space="preserve">fake</w:t>
-      </w:r>
-      <w:r>
-        <w:t xml:space="preserve"> làm bean, để </w:t>
-      </w:r>
-      <w:r>
-        <w:rPr>
-          <w:rFonts w:ascii="Consolas" w:eastAsia="Consolas" w:hAnsi="Consolas" w:cs="Consolas"/>
-        </w:rPr>
-        <w:t xml:space="preserve">ProviderRegistry</w:t>
-      </w:r>
-      <w:r>
-        <w:t xml:space="preserve"> thấy provider này.</w:t>
-      </w:r>
-    </w:p>
-    <w:p>
-      <w:pPr>
-        <w:pStyle w:val="ListParagraph"/>
-        <w:numPr>
-          <w:ilvl w:val="0"/>
-          <w:numId w:val="1"/>
-        </w:numPr>
-      </w:pPr>
-      <w:r>
-        <w:rPr>
-          <w:rFonts w:ascii="Consolas" w:eastAsia="Consolas" w:hAnsi="Consolas" w:cs="Consolas"/>
-          <w:b/>
-          <w:bCs/>
-        </w:rPr>
-        <w:t xml:space="preserve">row_to_json(c)::text</w:t>
-      </w:r>
-      <w:r>
-        <w:rPr>
-          <w:b/>
-          <w:bCs/>
-        </w:rPr>
-        <w:t xml:space="preserve"> của PostgreSQL:</w:t>
-      </w:r>
-      <w:r>
-        <w:t xml:space="preserve"> biến cả một dòng thành chuỗi JSON để kiểm tra bằng một lệnh rằng </w:t>
-      </w:r>
-      <w:r>
-        <w:rPr>
-          <w:b/>
-          <w:bCs/>
-        </w:rPr>
-        <w:t xml:space="preserve">không cột nào</w:t>
-      </w:r>
-      <w:r>
-        <w:t xml:space="preserve"> chứa token dạng chữ.</w:t>
-      </w:r>
-    </w:p>
-    <w:p>
-      <w:pPr>
-        <w:pStyle w:val="ListParagraph"/>
-        <w:numPr>
-          <w:ilvl w:val="0"/>
-          <w:numId w:val="1"/>
-        </w:numPr>
-      </w:pPr>
-      <w:r>
-        <w:rPr>
-          <w:rFonts w:ascii="Consolas" w:eastAsia="Consolas" w:hAnsi="Consolas" w:cs="Consolas"/>
-          <w:b/>
-          <w:bCs/>
-        </w:rPr>
-        <w:t xml:space="preserve">entityManager.flush()</w:t>
-      </w:r>
-      <w:r>
-        <w:rPr>
-          <w:b/>
-          <w:bCs/>
-        </w:rPr>
-        <w:t xml:space="preserve"> để lộ lỗi:</w:t>
-      </w:r>
-      <w:r>
-        <w:t xml:space="preserve"> trong </w:t>
-      </w:r>
-      <w:r>
-        <w:rPr>
-          <w:rFonts w:ascii="Consolas" w:eastAsia="Consolas" w:hAnsi="Consolas" w:cs="Consolas"/>
-        </w:rPr>
-        <w:t xml:space="preserve">@DataJpaTest</w:t>
-      </w:r>
-      <w:r>
-        <w:t xml:space="preserve">, lệnh ghi chỉ thật sự xuống DB khi flush. Muốn thấy lỗi khóa ngoại thì phải flush ngay trong đoạn code đang chờ lỗi; test còn kiểm tra cả stack trace của lỗi đó không chứa token.</w:t>
+        <w:pStyle w:val="Heading3"/>
+      </w:pPr>
+      <w:r>
+        <w:t xml:space="preserve">20.6 Một chỗ duy nhất tạo lỗi 404</w:t>
+      </w:r>
+    </w:p>
+    <w:p>
+      <w:pPr>
+        <w:pStyle w:val="ListParagraph"/>
+        <w:numPr>
+          <w:ilvl w:val="0"/>
+          <w:numId w:val="1"/>
+        </w:numPr>
+      </w:pPr>
+      <w:r>
+        <w:rPr>
+          <w:rFonts w:ascii="Consolas" w:eastAsia="Consolas" w:hAnsi="Consolas" w:cs="Consolas"/>
+        </w:rPr>
+        <w:t xml:space="preserve">AccountErrorCode.accountNotFound()</w:t>
+      </w:r>
+      <w:r>
+        <w:t xml:space="preserve"> (static, package-private) là chỗ duy nhất tạo </w:t>
+      </w:r>
+      <w:r>
+        <w:rPr>
+          <w:rFonts w:ascii="Consolas" w:eastAsia="Consolas" w:hAnsi="Consolas" w:cs="Consolas"/>
+        </w:rPr>
+        <w:t xml:space="preserve">SinoException(ACCOUNT_NOT_FOUND, "Account not found.")</w:t>
+      </w:r>
+      <w:r>
+        <w:t xml:space="preserve">. API đọc và API sửa cùng dùng nó, nên body 404 luôn giống hệt nhau (mục 19.3).</w:t>
       </w:r>
     </w:p>
     <w:p>
@@ -12652,7 +12757,1091 @@
         <w:pStyle w:val="Heading2"/>
       </w:pPr>
       <w:r>
-        <w:t xml:space="preserve">21. Tự kiểm tra F02 (phần đã làm)</w:t>
+        <w:t xml:space="preserve">21. Kỹ thuật test mới trong F02</w:t>
+      </w:r>
+    </w:p>
+    <w:p>
+      <w:pPr>
+        <w:pStyle w:val="ListParagraph"/>
+        <w:numPr>
+          <w:ilvl w:val="0"/>
+          <w:numId w:val="1"/>
+        </w:numPr>
+      </w:pPr>
+      <w:r>
+        <w:rPr>
+          <w:rFonts w:ascii="Consolas" w:eastAsia="Consolas" w:hAnsi="Consolas" w:cs="Consolas"/>
+          <w:b/>
+          <w:bCs/>
+        </w:rPr>
+        <w:t xml:space="preserve">@DataJpaTest</w:t>
+      </w:r>
+      <w:r>
+        <w:rPr>
+          <w:b/>
+          <w:bCs/>
+        </w:rPr>
+        <w:t xml:space="preserve"> + </w:t>
+      </w:r>
+      <w:r>
+        <w:rPr>
+          <w:rFonts w:ascii="Consolas" w:eastAsia="Consolas" w:hAnsi="Consolas" w:cs="Consolas"/>
+          <w:b/>
+          <w:bCs/>
+        </w:rPr>
+        <w:t xml:space="preserve">@AutoConfigureTestDatabase(replace = NONE)</w:t>
+      </w:r>
+      <w:r>
+        <w:rPr>
+          <w:b/>
+          <w:bCs/>
+        </w:rPr>
+        <w:t xml:space="preserve">:</w:t>
+      </w:r>
+      <w:r>
+        <w:t xml:space="preserve"> slice chỉ nạp JPA và Flyway, chạy trên PostgreSQL thật (Testcontainers) để </w:t>
+      </w:r>
+      <w:r>
+        <w:rPr>
+          <w:rFonts w:ascii="Consolas" w:eastAsia="Consolas" w:hAnsi="Consolas" w:cs="Consolas"/>
+        </w:rPr>
+        <w:t xml:space="preserve">CHECK</w:t>
+      </w:r>
+      <w:r>
+        <w:t xml:space="preserve">, </w:t>
+      </w:r>
+      <w:r>
+        <w:rPr>
+          <w:rFonts w:ascii="Consolas" w:eastAsia="Consolas" w:hAnsi="Consolas" w:cs="Consolas"/>
+        </w:rPr>
+        <w:t xml:space="preserve">UNIQUE</w:t>
+      </w:r>
+      <w:r>
+        <w:t xml:space="preserve">, khóa ngoại hoạt động như production. Mỗi test tự rollback.</w:t>
+      </w:r>
+    </w:p>
+    <w:p>
+      <w:pPr>
+        <w:pStyle w:val="ListParagraph"/>
+        <w:numPr>
+          <w:ilvl w:val="0"/>
+          <w:numId w:val="1"/>
+        </w:numPr>
+      </w:pPr>
+      <w:r>
+        <w:rPr>
+          <w:rFonts w:ascii="Consolas" w:eastAsia="Consolas" w:hAnsi="Consolas" w:cs="Consolas"/>
+          <w:b/>
+          <w:bCs/>
+        </w:rPr>
+        <w:t xml:space="preserve">entityManager.clear()</w:t>
+      </w:r>
+      <w:r>
+        <w:rPr>
+          <w:b/>
+          <w:bCs/>
+        </w:rPr>
+        <w:t xml:space="preserve">:</w:t>
+      </w:r>
+      <w:r>
+        <w:t xml:space="preserve"> xóa bộ nhớ đệm của Hibernate để lần đọc sau thật sự đi xuống DB. Không có nó, test chỉ đọc lại object trong bộ nhớ.</w:t>
+      </w:r>
+    </w:p>
+    <w:p>
+      <w:pPr>
+        <w:pStyle w:val="ListParagraph"/>
+        <w:numPr>
+          <w:ilvl w:val="0"/>
+          <w:numId w:val="1"/>
+        </w:numPr>
+      </w:pPr>
+      <w:r>
+        <w:rPr>
+          <w:rFonts w:ascii="Consolas" w:eastAsia="Consolas" w:hAnsi="Consolas" w:cs="Consolas"/>
+          <w:b/>
+          <w:bCs/>
+        </w:rPr>
+        <w:t xml:space="preserve">JdbcTemplate</w:t>
+      </w:r>
+      <w:r>
+        <w:rPr>
+          <w:b/>
+          <w:bCs/>
+        </w:rPr>
+        <w:t xml:space="preserve">:</w:t>
+      </w:r>
+      <w:r>
+        <w:t xml:space="preserve"> chạy SQL thô để nhìn đúng cái nằm trong DB, hoặc để thử ràng buộc mà Java không tạo ra được (ví dụ ghi </w:t>
+      </w:r>
+      <w:r>
+        <w:rPr>
+          <w:rFonts w:ascii="Consolas" w:eastAsia="Consolas" w:hAnsi="Consolas" w:cs="Consolas"/>
+        </w:rPr>
+        <w:t xml:space="preserve">status = 'SYNCING'</w:t>
+      </w:r>
+      <w:r>
+        <w:t xml:space="preserve">).</w:t>
+      </w:r>
+    </w:p>
+    <w:p>
+      <w:pPr>
+        <w:pStyle w:val="ListParagraph"/>
+        <w:numPr>
+          <w:ilvl w:val="0"/>
+          <w:numId w:val="1"/>
+        </w:numPr>
+      </w:pPr>
+      <w:r>
+        <w:rPr>
+          <w:rFonts w:ascii="Consolas" w:eastAsia="Consolas" w:hAnsi="Consolas" w:cs="Consolas"/>
+          <w:b/>
+          <w:bCs/>
+        </w:rPr>
+        <w:t xml:space="preserve">ApplicationContextRunner</w:t>
+      </w:r>
+      <w:r>
+        <w:rPr>
+          <w:b/>
+          <w:bCs/>
+        </w:rPr>
+        <w:t xml:space="preserve"> cho kiểm tra khởi động:</w:t>
+      </w:r>
+      <w:r>
+        <w:t xml:space="preserve"> dựng một context nhỏ với cấu hình sai để chứng minh app </w:t>
+      </w:r>
+      <w:r>
+        <w:rPr>
+          <w:b/>
+          <w:bCs/>
+        </w:rPr>
+        <w:t xml:space="preserve">không</w:t>
+      </w:r>
+      <w:r>
+        <w:t xml:space="preserve"> start và thông báo không lộ secret.</w:t>
+      </w:r>
+    </w:p>
+    <w:p>
+      <w:pPr>
+        <w:pStyle w:val="ListParagraph"/>
+        <w:numPr>
+          <w:ilvl w:val="0"/>
+          <w:numId w:val="1"/>
+        </w:numPr>
+      </w:pPr>
+      <w:r>
+        <w:rPr>
+          <w:b/>
+          <w:bCs/>
+        </w:rPr>
+        <w:t xml:space="preserve">Mockito </w:t>
+      </w:r>
+      <w:r>
+        <w:rPr>
+          <w:rFonts w:ascii="Consolas" w:eastAsia="Consolas" w:hAnsi="Consolas" w:cs="Consolas"/>
+          <w:b/>
+          <w:bCs/>
+        </w:rPr>
+        <w:t xml:space="preserve">mock(...)</w:t>
+      </w:r>
+      <w:r>
+        <w:rPr>
+          <w:b/>
+          <w:bCs/>
+        </w:rPr>
+        <w:t xml:space="preserve"> trong unit test:</w:t>
+      </w:r>
+      <w:r>
+        <w:t xml:space="preserve"> </w:t>
+      </w:r>
+      <w:r>
+        <w:rPr>
+          <w:rFonts w:ascii="Consolas" w:eastAsia="Consolas" w:hAnsi="Consolas" w:cs="Consolas"/>
+        </w:rPr>
+        <w:t xml:space="preserve">OwnerCurrentUserTests</w:t>
+      </w:r>
+      <w:r>
+        <w:t xml:space="preserve"> giả repository để test </w:t>
+      </w:r>
+      <w:r>
+        <w:rPr>
+          <w:rFonts w:ascii="Consolas" w:eastAsia="Consolas" w:hAnsi="Consolas" w:cs="Consolas"/>
+        </w:rPr>
+        <w:t xml:space="preserve">CurrentUser</w:t>
+      </w:r>
+      <w:r>
+        <w:t xml:space="preserve"> mà không cần DB.</w:t>
+      </w:r>
+    </w:p>
+    <w:p>
+      <w:pPr>
+        <w:pStyle w:val="ListParagraph"/>
+        <w:numPr>
+          <w:ilvl w:val="0"/>
+          <w:numId w:val="1"/>
+        </w:numPr>
+      </w:pPr>
+      <w:r>
+        <w:rPr>
+          <w:b/>
+          <w:bCs/>
+        </w:rPr>
+        <w:t xml:space="preserve">Kiểm tra ngược ở mọi task:</w:t>
+      </w:r>
+    </w:p>
+    <w:p>
+      <w:pPr>
+        <w:pStyle w:val="ListParagraph"/>
+        <w:numPr>
+          <w:ilvl w:val="1"/>
+          <w:numId w:val="1"/>
+        </w:numPr>
+      </w:pPr>
+      <w:r>
+        <w:t xml:space="preserve">BE-09: bỏ bước tìm theo email → 2 test idempotent đỏ.</w:t>
+      </w:r>
+    </w:p>
+    <w:p>
+      <w:pPr>
+        <w:pStyle w:val="ListParagraph"/>
+        <w:numPr>
+          <w:ilvl w:val="1"/>
+          <w:numId w:val="1"/>
+        </w:numPr>
+      </w:pPr>
+      <w:r>
+        <w:t xml:space="preserve">BE-10: cho </w:t>
+      </w:r>
+      <w:r>
+        <w:rPr>
+          <w:rFonts w:ascii="Consolas" w:eastAsia="Consolas" w:hAnsi="Consolas" w:cs="Consolas"/>
+        </w:rPr>
+        <w:t xml:space="preserve">markHealthy</w:t>
+      </w:r>
+      <w:r>
+        <w:t xml:space="preserve"> gỡ </w:t>
+      </w:r>
+      <w:r>
+        <w:rPr>
+          <w:rFonts w:ascii="Consolas" w:eastAsia="Consolas" w:hAnsi="Consolas" w:cs="Consolas"/>
+        </w:rPr>
+        <w:t xml:space="preserve">AUTH_EXPIRED</w:t>
+      </w:r>
+      <w:r>
+        <w:t xml:space="preserve"> → đúng ô đó đỏ.</w:t>
+      </w:r>
+    </w:p>
+    <w:p>
+      <w:pPr>
+        <w:pStyle w:val="ListParagraph"/>
+        <w:numPr>
+          <w:ilvl w:val="1"/>
+          <w:numId w:val="1"/>
+        </w:numPr>
+      </w:pPr>
+      <w:r>
+        <w:t xml:space="preserve">BE-12: IV cố định → 1 test đỏ; bỏ AAD → 3 test đỏ; tag 96 bit → 2 test đỏ.</w:t>
+      </w:r>
+    </w:p>
+    <w:p>
+      <w:pPr>
+        <w:pStyle w:val="ListParagraph"/>
+        <w:numPr>
+          <w:ilvl w:val="1"/>
+          <w:numId w:val="1"/>
+        </w:numPr>
+      </w:pPr>
+      <w:r>
+        <w:t xml:space="preserve">BE-13: store "quên" ghi refresh token → test xoay khóa đỏ.</w:t>
+      </w:r>
+    </w:p>
+    <w:p>
+      <w:pPr>
+        <w:pStyle w:val="ListParagraph"/>
+        <w:numPr>
+          <w:ilvl w:val="1"/>
+          <w:numId w:val="1"/>
+        </w:numPr>
+      </w:pPr>
+      <w:r>
+        <w:t xml:space="preserve">BE-14: bỏ </w:t>
+      </w:r>
+      <w:r>
+        <w:rPr>
+          <w:rFonts w:ascii="Consolas" w:eastAsia="Consolas" w:hAnsi="Consolas" w:cs="Consolas"/>
+        </w:rPr>
+        <w:t xml:space="preserve">@Transactional</w:t>
+      </w:r>
+      <w:r>
+        <w:t xml:space="preserve"> → test rollback và test reconnect đỏ; không tìm account cũ → test reconnect đỏ (lỗi </w:t>
+      </w:r>
+      <w:r>
+        <w:rPr>
+          <w:rFonts w:ascii="Consolas" w:eastAsia="Consolas" w:hAnsi="Consolas" w:cs="Consolas"/>
+        </w:rPr>
+        <w:t xml:space="preserve">UNIQUE</w:t>
+      </w:r>
+      <w:r>
+        <w:t xml:space="preserve">); bỏ kiểm tra provider → test provider lạ đỏ; </w:t>
+      </w:r>
+      <w:r>
+        <w:rPr>
+          <w:rFonts w:ascii="Consolas" w:eastAsia="Consolas" w:hAnsi="Consolas" w:cs="Consolas"/>
+        </w:rPr>
+        <w:t xml:space="preserve">reconnected</w:t>
+      </w:r>
+      <w:r>
+        <w:t xml:space="preserve"> luôn </w:t>
+      </w:r>
+      <w:r>
+        <w:rPr>
+          <w:rFonts w:ascii="Consolas" w:eastAsia="Consolas" w:hAnsi="Consolas" w:cs="Consolas"/>
+        </w:rPr>
+        <w:t xml:space="preserve">false</w:t>
+      </w:r>
+      <w:r>
+        <w:t xml:space="preserve"> → test reconnect đỏ; publish trước khi lưu credential → test rollback đỏ; thêm một trường vào event → test payload đỏ.</w:t>
+      </w:r>
+    </w:p>
+    <w:p>
+      <w:pPr>
+        <w:pStyle w:val="ListParagraph"/>
+        <w:numPr>
+          <w:ilvl w:val="1"/>
+          <w:numId w:val="1"/>
+        </w:numPr>
+      </w:pPr>
+      <w:r>
+        <w:t xml:space="preserve">BE-15: danh sách không lọc owner → 2 test đỏ; </w:t>
+      </w:r>
+      <w:r>
+        <w:rPr>
+          <w:rFonts w:ascii="Consolas" w:eastAsia="Consolas" w:hAnsi="Consolas" w:cs="Consolas"/>
+        </w:rPr>
+        <w:t xml:space="preserve">get</w:t>
+      </w:r>
+      <w:r>
+        <w:t xml:space="preserve"> không lọc owner → test cô lập đỏ; mới nhất trước → test thứ tự đỏ; </w:t>
+      </w:r>
+      <w:r>
+        <w:rPr>
+          <w:rFonts w:ascii="Consolas" w:eastAsia="Consolas" w:hAnsi="Consolas" w:cs="Consolas"/>
+        </w:rPr>
+        <w:t xml:space="preserve">ProviderRegistry.get</w:t>
+      </w:r>
+      <w:r>
+        <w:t xml:space="preserve"> thay </w:t>
+      </w:r>
+      <w:r>
+        <w:rPr>
+          <w:rFonts w:ascii="Consolas" w:eastAsia="Consolas" w:hAnsi="Consolas" w:cs="Consolas"/>
+        </w:rPr>
+        <w:t xml:space="preserve">find</w:t>
+      </w:r>
+      <w:r>
+        <w:t xml:space="preserve"> → test connector đã gỡ đỏ; </w:t>
+      </w:r>
+      <w:r>
+        <w:rPr>
+          <w:rFonts w:ascii="Consolas" w:eastAsia="Consolas" w:hAnsi="Consolas" w:cs="Consolas"/>
+        </w:rPr>
+        <w:t xml:space="preserve">ownerId</w:t>
+      </w:r>
+      <w:r>
+        <w:t xml:space="preserve"> lọt vào response → test tập trường đỏ; detail nói "của người khác" → test cô lập đỏ.</w:t>
+      </w:r>
+    </w:p>
+    <w:p>
+      <w:pPr>
+        <w:pStyle w:val="ListParagraph"/>
+        <w:numPr>
+          <w:ilvl w:val="1"/>
+          <w:numId w:val="1"/>
+        </w:numPr>
+      </w:pPr>
+      <w:r>
+        <w:t xml:space="preserve">BE-16 (10 lỗi, chạy bằng một script nhỏ áp từng lỗi rồi khôi phục): </w:t>
+      </w:r>
+      <w:r>
+        <w:rPr>
+          <w:rFonts w:ascii="Consolas" w:eastAsia="Consolas" w:hAnsi="Consolas" w:cs="Consolas"/>
+        </w:rPr>
+        <w:t xml:space="preserve">@Size</w:t>
+      </w:r>
+      <w:r>
+        <w:t xml:space="preserve"> thay luật domain → tên trắng ra 500 và 100 emoji bị từ chối; bỏ "ít nhất một trường" → test </w:t>
+      </w:r>
+      <w:r>
+        <w:rPr>
+          <w:rFonts w:ascii="Consolas" w:eastAsia="Consolas" w:hAnsi="Consolas" w:cs="Consolas"/>
+        </w:rPr>
+        <w:t xml:space="preserve">{}</w:t>
+      </w:r>
+      <w:r>
+        <w:t xml:space="preserve"> đỏ; đảo nghĩa </w:t>
+      </w:r>
+      <w:r>
+        <w:rPr>
+          <w:rFonts w:ascii="Consolas" w:eastAsia="Consolas" w:hAnsi="Consolas" w:cs="Consolas"/>
+        </w:rPr>
+        <w:t xml:space="preserve">enabled</w:t>
+      </w:r>
+      <w:r>
+        <w:t xml:space="preserve"> → 2 test đỏ; không phát event khi tắt → đỏ; phát event cả khi không đổi gì → 2 test đỏ; PATCH không lọc owner → đỏ; bỏ </w:t>
+      </w:r>
+      <w:r>
+        <w:rPr>
+          <w:rFonts w:ascii="Consolas" w:eastAsia="Consolas" w:hAnsi="Consolas" w:cs="Consolas"/>
+        </w:rPr>
+        <w:t xml:space="preserve">@Version</w:t>
+      </w:r>
+      <w:r>
+        <w:t xml:space="preserve"> → test version cũ đỏ; không phát event khi reconnect → đỏ; phát event ở mọi lần reconnect → đỏ; thêm trường vào event → đỏ.</w:t>
+      </w:r>
+    </w:p>
+    <w:p>
+      <w:pPr>
+        <w:pStyle w:val="ListParagraph"/>
+        <w:numPr>
+          <w:ilvl w:val="0"/>
+          <w:numId w:val="1"/>
+        </w:numPr>
+      </w:pPr>
+      <w:r>
+        <w:rPr>
+          <w:rFonts w:ascii="Consolas" w:eastAsia="Consolas" w:hAnsi="Consolas" w:cs="Consolas"/>
+          <w:b/>
+          <w:bCs/>
+        </w:rPr>
+        <w:t xml:space="preserve">@RecordApplicationEvents</w:t>
+      </w:r>
+      <w:r>
+        <w:rPr>
+          <w:b/>
+          <w:bCs/>
+        </w:rPr>
+        <w:t xml:space="preserve"> + </w:t>
+      </w:r>
+      <w:r>
+        <w:rPr>
+          <w:rFonts w:ascii="Consolas" w:eastAsia="Consolas" w:hAnsi="Consolas" w:cs="Consolas"/>
+          <w:b/>
+          <w:bCs/>
+        </w:rPr>
+        <w:t xml:space="preserve">ApplicationEvents</w:t>
+      </w:r>
+      <w:r>
+        <w:rPr>
+          <w:b/>
+          <w:bCs/>
+        </w:rPr>
+        <w:t xml:space="preserve"> (Spring Test, BE-16):</w:t>
+      </w:r>
+      <w:r>
+        <w:t xml:space="preserve"> ghi lại event được publish trong một test </w:t>
+      </w:r>
+      <w:r>
+        <w:rPr>
+          <w:rFonts w:ascii="Consolas" w:eastAsia="Consolas" w:hAnsi="Consolas" w:cs="Consolas"/>
+        </w:rPr>
+        <w:t xml:space="preserve">@SpringBootTest</w:t>
+      </w:r>
+      <w:r>
+        <w:t xml:space="preserve">; </w:t>
+      </w:r>
+      <w:r>
+        <w:rPr>
+          <w:rFonts w:ascii="Consolas" w:eastAsia="Consolas" w:hAnsi="Consolas" w:cs="Consolas"/>
+        </w:rPr>
+        <w:t xml:space="preserve">events.stream(AccountStatusChanged.class)</w:t>
+      </w:r>
+      <w:r>
+        <w:t xml:space="preserve"> lấy ra để kiểm tra. </w:t>
+      </w:r>
+      <w:r>
+        <w:rPr>
+          <w:rFonts w:ascii="Consolas" w:eastAsia="Consolas" w:hAnsi="Consolas" w:cs="Consolas"/>
+        </w:rPr>
+        <w:t xml:space="preserve">AssertablePublishedEvents</w:t>
+      </w:r>
+      <w:r>
+        <w:t xml:space="preserve"> là cách tương tự của Spring Modulith, dùng trong module test.</w:t>
+      </w:r>
+    </w:p>
+    <w:p>
+      <w:pPr>
+        <w:pStyle w:val="ListParagraph"/>
+        <w:numPr>
+          <w:ilvl w:val="0"/>
+          <w:numId w:val="1"/>
+        </w:numPr>
+      </w:pPr>
+      <w:r>
+        <w:rPr>
+          <w:rFonts w:ascii="Consolas" w:eastAsia="Consolas" w:hAnsi="Consolas" w:cs="Consolas"/>
+          <w:b/>
+          <w:bCs/>
+        </w:rPr>
+        <w:t xml:space="preserve">TransactionTemplate</w:t>
+      </w:r>
+      <w:r>
+        <w:rPr>
+          <w:b/>
+          <w:bCs/>
+        </w:rPr>
+        <w:t xml:space="preserve"> trong test (BE-16):</w:t>
+      </w:r>
+      <w:r>
+        <w:t xml:space="preserve"> mở transaction bằng code để chen một bước vào giữa. Test gọi service (đã đọc </w:t>
+      </w:r>
+      <w:r>
+        <w:rPr>
+          <w:rFonts w:ascii="Consolas" w:eastAsia="Consolas" w:hAnsi="Consolas" w:cs="Consolas"/>
+        </w:rPr>
+        <w:t xml:space="preserve">version</w:t>
+      </w:r>
+      <w:r>
+        <w:t xml:space="preserve"> cũ), rồi giả "một request khác" bằng </w:t>
+      </w:r>
+      <w:r>
+        <w:rPr>
+          <w:rFonts w:ascii="Consolas" w:eastAsia="Consolas" w:hAnsi="Consolas" w:cs="Consolas"/>
+        </w:rPr>
+        <w:t xml:space="preserve">UPDATE ... SET version = version + 1</w:t>
+      </w:r>
+      <w:r>
+        <w:t xml:space="preserve"> trong cùng transaction; lúc commit phải ra </w:t>
+      </w:r>
+      <w:r>
+        <w:rPr>
+          <w:rFonts w:ascii="Consolas" w:eastAsia="Consolas" w:hAnsi="Consolas" w:cs="Consolas"/>
+        </w:rPr>
+        <w:t xml:space="preserve">OptimisticLockingFailureException</w:t>
+      </w:r>
+      <w:r>
+        <w:t xml:space="preserve">. Qua MockMvc không canh được hai request chạy chồng nhau, nên phần đổi lỗi thành 409 dựa vào test có sẵn của F01.</w:t>
+      </w:r>
+    </w:p>
+    <w:p>
+      <w:pPr>
+        <w:pStyle w:val="ListParagraph"/>
+        <w:numPr>
+          <w:ilvl w:val="0"/>
+          <w:numId w:val="1"/>
+        </w:numPr>
+      </w:pPr>
+      <w:r>
+        <w:rPr>
+          <w:b/>
+          <w:bCs/>
+        </w:rPr>
+        <w:t xml:space="preserve">Chạy cả ứng dụng thay cho web slice (BE-15):</w:t>
+      </w:r>
+      <w:r>
+        <w:t xml:space="preserve"> </w:t>
+      </w:r>
+      <w:r>
+        <w:rPr>
+          <w:rFonts w:ascii="Consolas" w:eastAsia="Consolas" w:hAnsi="Consolas" w:cs="Consolas"/>
+        </w:rPr>
+        <w:t xml:space="preserve">@SpringBootTest</w:t>
+      </w:r>
+      <w:r>
+        <w:t xml:space="preserve"> + </w:t>
+      </w:r>
+      <w:r>
+        <w:rPr>
+          <w:rFonts w:ascii="Consolas" w:eastAsia="Consolas" w:hAnsi="Consolas" w:cs="Consolas"/>
+        </w:rPr>
+        <w:t xml:space="preserve">@AutoConfigureMockMvc</w:t>
+      </w:r>
+      <w:r>
+        <w:t xml:space="preserve"> gửi request HTTP giả qua đúng các lớp thật: security, </w:t>
+      </w:r>
+      <w:r>
+        <w:rPr>
+          <w:rFonts w:ascii="Consolas" w:eastAsia="Consolas" w:hAnsi="Consolas" w:cs="Consolas"/>
+        </w:rPr>
+        <w:t xml:space="preserve">CurrentUser</w:t>
+      </w:r>
+      <w:r>
+        <w:t xml:space="preserve">, service, PostgreSQL, error handler, Jackson. Chọn thay cho </w:t>
+      </w:r>
+      <w:r>
+        <w:rPr>
+          <w:rFonts w:ascii="Consolas" w:eastAsia="Consolas" w:hAnsi="Consolas" w:cs="Consolas"/>
+        </w:rPr>
+        <w:t xml:space="preserve">@WebMvcTest</w:t>
+      </w:r>
+      <w:r>
+        <w:t xml:space="preserve"> với service giả vì test cô lập dữ liệu phải chạy trên dữ liệu thật; với service giả, test chỉ kiểm tra cái mock.</w:t>
+      </w:r>
+    </w:p>
+    <w:p>
+      <w:pPr>
+        <w:pStyle w:val="ListParagraph"/>
+        <w:numPr>
+          <w:ilvl w:val="0"/>
+          <w:numId w:val="1"/>
+        </w:numPr>
+      </w:pPr>
+      <w:r>
+        <w:rPr>
+          <w:b/>
+          <w:bCs/>
+        </w:rPr>
+        <w:t xml:space="preserve">Ghim thời điểm bằng SQL:</w:t>
+      </w:r>
+      <w:r>
+        <w:t xml:space="preserve"> </w:t>
+      </w:r>
+      <w:r>
+        <w:rPr>
+          <w:rFonts w:ascii="Consolas" w:eastAsia="Consolas" w:hAnsi="Consolas" w:cs="Consolas"/>
+        </w:rPr>
+        <w:t xml:space="preserve">@PrePersist</w:t>
+      </w:r>
+      <w:r>
+        <w:t xml:space="preserve"> điền </w:t>
+      </w:r>
+      <w:r>
+        <w:rPr>
+          <w:rFonts w:ascii="Consolas" w:eastAsia="Consolas" w:hAnsi="Consolas" w:cs="Consolas"/>
+        </w:rPr>
+        <w:t xml:space="preserve">created_at</w:t>
+      </w:r>
+      <w:r>
+        <w:t xml:space="preserve"> bằng giờ thật nên không biết trước. Test ghi đè bằng </w:t>
+      </w:r>
+      <w:r>
+        <w:rPr>
+          <w:rFonts w:ascii="Consolas" w:eastAsia="Consolas" w:hAnsi="Consolas" w:cs="Consolas"/>
+        </w:rPr>
+        <w:t xml:space="preserve">UPDATE connected_account SET created_at = ?</w:t>
+      </w:r>
+      <w:r>
+        <w:t xml:space="preserve"> để biết chắc thứ tự và chuỗi JSON mong đợi (</w:t>
+      </w:r>
+      <w:r>
+        <w:rPr>
+          <w:rFonts w:ascii="Consolas" w:eastAsia="Consolas" w:hAnsi="Consolas" w:cs="Consolas"/>
+        </w:rPr>
+        <w:t xml:space="preserve">2026-10-05T03:15:00Z</w:t>
+      </w:r>
+      <w:r>
+        <w:t xml:space="preserve">). Account "mới hơn" được tạo </w:t>
+      </w:r>
+      <w:r>
+        <w:rPr>
+          <w:b/>
+          <w:bCs/>
+        </w:rPr>
+        <w:t xml:space="preserve">trước</w:t>
+      </w:r>
+      <w:r>
+        <w:t xml:space="preserve">, để test thứ tự không thể xanh chỉ nhờ thứ tự chèn.</w:t>
+      </w:r>
+    </w:p>
+    <w:p>
+      <w:pPr>
+        <w:pStyle w:val="ListParagraph"/>
+        <w:numPr>
+          <w:ilvl w:val="0"/>
+          <w:numId w:val="1"/>
+        </w:numPr>
+      </w:pPr>
+      <w:r>
+        <w:rPr>
+          <w:rFonts w:ascii="Consolas" w:eastAsia="Consolas" w:hAnsi="Consolas" w:cs="Consolas"/>
+          <w:b/>
+          <w:bCs/>
+        </w:rPr>
+        <w:t xml:space="preserve">JsonPath.read(body, "$")</w:t>
+      </w:r>
+      <w:r>
+        <w:rPr>
+          <w:b/>
+          <w:bCs/>
+        </w:rPr>
+        <w:t xml:space="preserve">:</w:t>
+      </w:r>
+      <w:r>
+        <w:t xml:space="preserve"> đọc JSON thành </w:t>
+      </w:r>
+      <w:r>
+        <w:rPr>
+          <w:rFonts w:ascii="Consolas" w:eastAsia="Consolas" w:hAnsi="Consolas" w:cs="Consolas"/>
+        </w:rPr>
+        <w:t xml:space="preserve">Map</w:t>
+      </w:r>
+      <w:r>
+        <w:t xml:space="preserve"> để so tập tên trường.</w:t>
+      </w:r>
+    </w:p>
+    <w:p>
+      <w:pPr>
+        <w:pStyle w:val="ListParagraph"/>
+        <w:numPr>
+          <w:ilvl w:val="0"/>
+          <w:numId w:val="1"/>
+        </w:numPr>
+      </w:pPr>
+      <w:r>
+        <w:rPr>
+          <w:rFonts w:ascii="Consolas" w:eastAsia="Consolas" w:hAnsi="Consolas" w:cs="Consolas"/>
+          <w:b/>
+          <w:bCs/>
+        </w:rPr>
+        <w:t xml:space="preserve">@ApplicationModuleTest(mode = DIRECT_DEPENDENCIES)</w:t>
+      </w:r>
+      <w:r>
+        <w:rPr>
+          <w:b/>
+          <w:bCs/>
+        </w:rPr>
+        <w:t xml:space="preserve"> (Spring Modulith, BE-14):</w:t>
+      </w:r>
+      <w:r>
+        <w:t xml:space="preserve"> chỉ khởi động module </w:t>
+      </w:r>
+      <w:r>
+        <w:rPr>
+          <w:rFonts w:ascii="Consolas" w:eastAsia="Consolas" w:hAnsi="Consolas" w:cs="Consolas"/>
+        </w:rPr>
+        <w:t xml:space="preserve">account</w:t>
+      </w:r>
+      <w:r>
+        <w:t xml:space="preserve"> cộng các module nó dùng trực tiếp, không phải cả ứng dụng. Lúc làm BE-14 đó chỉ là </w:t>
+      </w:r>
+      <w:r>
+        <w:rPr>
+          <w:rFonts w:ascii="Consolas" w:eastAsia="Consolas" w:hAnsi="Consolas" w:cs="Consolas"/>
+        </w:rPr>
+        <w:t xml:space="preserve">provider</w:t>
+      </w:r>
+      <w:r>
+        <w:t xml:space="preserve">; từ BE-15, </w:t>
+      </w:r>
+      <w:r>
+        <w:rPr>
+          <w:rFonts w:ascii="Consolas" w:eastAsia="Consolas" w:hAnsi="Consolas" w:cs="Consolas"/>
+        </w:rPr>
+        <w:t xml:space="preserve">account</w:t>
+      </w:r>
+      <w:r>
+        <w:t xml:space="preserve"> dùng thêm </w:t>
+      </w:r>
+      <w:r>
+        <w:rPr>
+          <w:rFonts w:ascii="Consolas" w:eastAsia="Consolas" w:hAnsi="Consolas" w:cs="Consolas"/>
+        </w:rPr>
+        <w:t xml:space="preserve">CurrentUser</w:t>
+      </w:r>
+      <w:r>
+        <w:t xml:space="preserve"> (module </w:t>
+      </w:r>
+      <w:r>
+        <w:rPr>
+          <w:rFonts w:ascii="Consolas" w:eastAsia="Consolas" w:hAnsi="Consolas" w:cs="Consolas"/>
+        </w:rPr>
+        <w:t xml:space="preserve">identity</w:t>
+      </w:r>
+      <w:r>
+        <w:t xml:space="preserve">) và mã lỗi của </w:t>
+      </w:r>
+      <w:r>
+        <w:rPr>
+          <w:rFonts w:ascii="Consolas" w:eastAsia="Consolas" w:hAnsi="Consolas" w:cs="Consolas"/>
+        </w:rPr>
+        <w:t xml:space="preserve">common</w:t>
+      </w:r>
+      <w:r>
+        <w:t xml:space="preserve">, nên hai module này cũng được nạp. Test vẫn tự dọn bảng và tự chèn owner của nó vào </w:t>
+      </w:r>
+      <w:r>
+        <w:rPr>
+          <w:rFonts w:ascii="Consolas" w:eastAsia="Consolas" w:hAnsi="Consolas" w:cs="Consolas"/>
+        </w:rPr>
+        <w:t xml:space="preserve">app_user</w:t>
+      </w:r>
+      <w:r>
+        <w:t xml:space="preserve"> bằng </w:t>
+      </w:r>
+      <w:r>
+        <w:rPr>
+          <w:rFonts w:ascii="Consolas" w:eastAsia="Consolas" w:hAnsi="Consolas" w:cs="Consolas"/>
+        </w:rPr>
+        <w:t xml:space="preserve">JdbcTemplate</w:t>
+      </w:r>
+      <w:r>
+        <w:t xml:space="preserve">, nên không phụ thuộc owner được tạo lúc khởi động.</w:t>
+      </w:r>
+    </w:p>
+    <w:p>
+      <w:pPr>
+        <w:pStyle w:val="ListParagraph"/>
+        <w:numPr>
+          <w:ilvl w:val="0"/>
+          <w:numId w:val="1"/>
+        </w:numPr>
+      </w:pPr>
+      <w:r>
+        <w:rPr>
+          <w:b/>
+          <w:bCs/>
+        </w:rPr>
+        <w:t xml:space="preserve">Test không có </w:t>
+      </w:r>
+      <w:r>
+        <w:rPr>
+          <w:rFonts w:ascii="Consolas" w:eastAsia="Consolas" w:hAnsi="Consolas" w:cs="Consolas"/>
+          <w:b/>
+          <w:bCs/>
+        </w:rPr>
+        <w:t xml:space="preserve">@Transactional</w:t>
+      </w:r>
+      <w:r>
+        <w:rPr>
+          <w:b/>
+          <w:bCs/>
+        </w:rPr>
+        <w:t xml:space="preserve">:</w:t>
+      </w:r>
+      <w:r>
+        <w:t xml:space="preserve"> để service tự commit hoặc rollback như khi chạy thật. Cái giá là dữ liệu ở lại sau mỗi test, nên </w:t>
+      </w:r>
+      <w:r>
+        <w:rPr>
+          <w:rFonts w:ascii="Consolas" w:eastAsia="Consolas" w:hAnsi="Consolas" w:cs="Consolas"/>
+        </w:rPr>
+        <w:t xml:space="preserve">@BeforeEach</w:t>
+      </w:r>
+      <w:r>
+        <w:t xml:space="preserve"> tự dọn bảng bằng </w:t>
+      </w:r>
+      <w:r>
+        <w:rPr>
+          <w:rFonts w:ascii="Consolas" w:eastAsia="Consolas" w:hAnsi="Consolas" w:cs="Consolas"/>
+        </w:rPr>
+        <w:t xml:space="preserve">JdbcTestUtils.deleteFromTables</w:t>
+      </w:r>
+      <w:r>
+        <w:t xml:space="preserve">.</w:t>
+      </w:r>
+    </w:p>
+    <w:p>
+      <w:pPr>
+        <w:pStyle w:val="ListParagraph"/>
+        <w:numPr>
+          <w:ilvl w:val="0"/>
+          <w:numId w:val="1"/>
+        </w:numPr>
+      </w:pPr>
+      <w:r>
+        <w:rPr>
+          <w:rFonts w:ascii="Consolas" w:eastAsia="Consolas" w:hAnsi="Consolas" w:cs="Consolas"/>
+          <w:b/>
+          <w:bCs/>
+        </w:rPr>
+        <w:t xml:space="preserve">AssertablePublishedEvents</w:t>
+      </w:r>
+      <w:r>
+        <w:rPr>
+          <w:b/>
+          <w:bCs/>
+        </w:rPr>
+        <w:t xml:space="preserve"> làm tham số của method test:</w:t>
+      </w:r>
+      <w:r>
+        <w:t xml:space="preserve"> Spring Modulith ghi lại mọi event được publish trong test đó; </w:t>
+      </w:r>
+      <w:r>
+        <w:rPr>
+          <w:rFonts w:ascii="Consolas" w:eastAsia="Consolas" w:hAnsi="Consolas" w:cs="Consolas"/>
+        </w:rPr>
+        <w:t xml:space="preserve">events.ofType(AccountConnected.class)</w:t>
+      </w:r>
+      <w:r>
+        <w:t xml:space="preserve"> lấy ra để kiểm tra số lượng và nội dung.</w:t>
+      </w:r>
+    </w:p>
+    <w:p>
+      <w:pPr>
+        <w:pStyle w:val="ListParagraph"/>
+        <w:numPr>
+          <w:ilvl w:val="0"/>
+          <w:numId w:val="1"/>
+        </w:numPr>
+      </w:pPr>
+      <w:r>
+        <w:rPr>
+          <w:rFonts w:ascii="Consolas" w:eastAsia="Consolas" w:hAnsi="Consolas" w:cs="Consolas"/>
+          <w:b/>
+          <w:bCs/>
+        </w:rPr>
+        <w:t xml:space="preserve">@MockitoSpyBean</w:t>
+      </w:r>
+      <w:r>
+        <w:rPr>
+          <w:b/>
+          <w:bCs/>
+        </w:rPr>
+        <w:t xml:space="preserve">:</w:t>
+      </w:r>
+      <w:r>
+        <w:t xml:space="preserve"> bọc bean thật. Bình thường nó chạy code thật; riêng một test bảo nó ném lỗi bằng </w:t>
+      </w:r>
+      <w:r>
+        <w:rPr>
+          <w:rFonts w:ascii="Consolas" w:eastAsia="Consolas" w:hAnsi="Consolas" w:cs="Consolas"/>
+        </w:rPr>
+        <w:t xml:space="preserve">doThrow(...).when(credentials).save(any(), any(), any())</w:t>
+      </w:r>
+      <w:r>
+        <w:t xml:space="preserve">, để giả lập "lưu credential thất bại" mà không sửa code production. Assertion vẫn kiểm tra DB thật, không kiểm tra mock.</w:t>
+      </w:r>
+    </w:p>
+    <w:p>
+      <w:pPr>
+        <w:pStyle w:val="ListParagraph"/>
+        <w:numPr>
+          <w:ilvl w:val="0"/>
+          <w:numId w:val="1"/>
+        </w:numPr>
+      </w:pPr>
+      <w:r>
+        <w:rPr>
+          <w:b/>
+          <w:bCs/>
+        </w:rPr>
+        <w:t xml:space="preserve">Bean riêng cho test:</w:t>
+      </w:r>
+      <w:r>
+        <w:t xml:space="preserve"> một class </w:t>
+      </w:r>
+      <w:r>
+        <w:rPr>
+          <w:rFonts w:ascii="Consolas" w:eastAsia="Consolas" w:hAnsi="Consolas" w:cs="Consolas"/>
+        </w:rPr>
+        <w:t xml:space="preserve">@TestConfiguration</w:t>
+      </w:r>
+      <w:r>
+        <w:t xml:space="preserve"> lồng trong class test tạo </w:t>
+      </w:r>
+      <w:r>
+        <w:rPr>
+          <w:rFonts w:ascii="Consolas" w:eastAsia="Consolas" w:hAnsi="Consolas" w:cs="Consolas"/>
+        </w:rPr>
+        <w:t xml:space="preserve">FakeMessageProvider</w:t>
+      </w:r>
+      <w:r>
+        <w:t xml:space="preserve"> loại </w:t>
+      </w:r>
+      <w:r>
+        <w:rPr>
+          <w:rFonts w:ascii="Consolas" w:eastAsia="Consolas" w:hAnsi="Consolas" w:cs="Consolas"/>
+        </w:rPr>
+        <w:t xml:space="preserve">fake</w:t>
+      </w:r>
+      <w:r>
+        <w:t xml:space="preserve"> làm bean, để </w:t>
+      </w:r>
+      <w:r>
+        <w:rPr>
+          <w:rFonts w:ascii="Consolas" w:eastAsia="Consolas" w:hAnsi="Consolas" w:cs="Consolas"/>
+        </w:rPr>
+        <w:t xml:space="preserve">ProviderRegistry</w:t>
+      </w:r>
+      <w:r>
+        <w:t xml:space="preserve"> thấy provider này.</w:t>
+      </w:r>
+    </w:p>
+    <w:p>
+      <w:pPr>
+        <w:pStyle w:val="ListParagraph"/>
+        <w:numPr>
+          <w:ilvl w:val="0"/>
+          <w:numId w:val="1"/>
+        </w:numPr>
+      </w:pPr>
+      <w:r>
+        <w:rPr>
+          <w:rFonts w:ascii="Consolas" w:eastAsia="Consolas" w:hAnsi="Consolas" w:cs="Consolas"/>
+          <w:b/>
+          <w:bCs/>
+        </w:rPr>
+        <w:t xml:space="preserve">row_to_json(c)::text</w:t>
+      </w:r>
+      <w:r>
+        <w:rPr>
+          <w:b/>
+          <w:bCs/>
+        </w:rPr>
+        <w:t xml:space="preserve"> của PostgreSQL:</w:t>
+      </w:r>
+      <w:r>
+        <w:t xml:space="preserve"> biến cả một dòng thành chuỗi JSON để kiểm tra bằng một lệnh rằng </w:t>
+      </w:r>
+      <w:r>
+        <w:rPr>
+          <w:b/>
+          <w:bCs/>
+        </w:rPr>
+        <w:t xml:space="preserve">không cột nào</w:t>
+      </w:r>
+      <w:r>
+        <w:t xml:space="preserve"> chứa token dạng chữ.</w:t>
+      </w:r>
+    </w:p>
+    <w:p>
+      <w:pPr>
+        <w:pStyle w:val="ListParagraph"/>
+        <w:numPr>
+          <w:ilvl w:val="0"/>
+          <w:numId w:val="1"/>
+        </w:numPr>
+      </w:pPr>
+      <w:r>
+        <w:rPr>
+          <w:rFonts w:ascii="Consolas" w:eastAsia="Consolas" w:hAnsi="Consolas" w:cs="Consolas"/>
+          <w:b/>
+          <w:bCs/>
+        </w:rPr>
+        <w:t xml:space="preserve">entityManager.flush()</w:t>
+      </w:r>
+      <w:r>
+        <w:rPr>
+          <w:b/>
+          <w:bCs/>
+        </w:rPr>
+        <w:t xml:space="preserve"> để lộ lỗi:</w:t>
+      </w:r>
+      <w:r>
+        <w:t xml:space="preserve"> trong </w:t>
+      </w:r>
+      <w:r>
+        <w:rPr>
+          <w:rFonts w:ascii="Consolas" w:eastAsia="Consolas" w:hAnsi="Consolas" w:cs="Consolas"/>
+        </w:rPr>
+        <w:t xml:space="preserve">@DataJpaTest</w:t>
+      </w:r>
+      <w:r>
+        <w:t xml:space="preserve">, lệnh ghi chỉ thật sự xuống DB khi flush. Muốn thấy lỗi khóa ngoại thì phải flush ngay trong đoạn code đang chờ lỗi; test còn kiểm tra cả stack trace của lỗi đó không chứa token.</w:t>
+      </w:r>
+    </w:p>
+    <w:p>
+      <w:pPr>
+        <w:pBdr>
+          <w:bottom w:val="single" w:sz="4" w:space="0" w:color="auto"/>
+        </w:pBdr>
+        <w:ind w:left="0"/>
+      </w:pPr>
+    </w:p>
+    <w:p>
+      <w:pPr>
+        <w:pStyle w:val="Heading2"/>
+      </w:pPr>
+      <w:r>
+        <w:t xml:space="preserve">22. Tự kiểm tra F02 (phần đã làm)</w:t>
       </w:r>
     </w:p>
     <w:p>
@@ -13076,6 +14265,126 @@
       </w:r>
       <w:r>
         <w:t xml:space="preserve"> trả gì cho account Gmail cũ?</w:t>
+      </w:r>
+    </w:p>
+    <w:p>
+      <w:pPr>
+        <w:pStyle w:val="ListParagraph"/>
+        <w:numPr>
+          <w:ilvl w:val="0"/>
+          <w:numId w:val="101"/>
+        </w:numPr>
+      </w:pPr>
+      <w:r>
+        <w:t xml:space="preserve">Vì sao các trường của </w:t>
+      </w:r>
+      <w:r>
+        <w:rPr>
+          <w:rFonts w:ascii="Consolas" w:eastAsia="Consolas" w:hAnsi="Consolas" w:cs="Consolas"/>
+        </w:rPr>
+        <w:t xml:space="preserve">UpdateAccountRequest</w:t>
+      </w:r>
+      <w:r>
+        <w:t xml:space="preserve"> là </w:t>
+      </w:r>
+      <w:r>
+        <w:rPr>
+          <w:rFonts w:ascii="Consolas" w:eastAsia="Consolas" w:hAnsi="Consolas" w:cs="Consolas"/>
+        </w:rPr>
+        <w:t xml:space="preserve">Boolean</w:t>
+      </w:r>
+      <w:r>
+        <w:t xml:space="preserve"> chứ không phải </w:t>
+      </w:r>
+      <w:r>
+        <w:rPr>
+          <w:rFonts w:ascii="Consolas" w:eastAsia="Consolas" w:hAnsi="Consolas" w:cs="Consolas"/>
+        </w:rPr>
+        <w:t xml:space="preserve">boolean</w:t>
+      </w:r>
+      <w:r>
+        <w:t xml:space="preserve">?</w:t>
+      </w:r>
+    </w:p>
+    <w:p>
+      <w:pPr>
+        <w:pStyle w:val="ListParagraph"/>
+        <w:numPr>
+          <w:ilvl w:val="0"/>
+          <w:numId w:val="101"/>
+        </w:numPr>
+      </w:pPr>
+      <w:r>
+        <w:t xml:space="preserve">Nếu chỉ dùng </w:t>
+      </w:r>
+      <w:r>
+        <w:rPr>
+          <w:rFonts w:ascii="Consolas" w:eastAsia="Consolas" w:hAnsi="Consolas" w:cs="Consolas"/>
+        </w:rPr>
+        <w:t xml:space="preserve">@Size(max = 100)</w:t>
+      </w:r>
+      <w:r>
+        <w:t xml:space="preserve"> cho </w:t>
+      </w:r>
+      <w:r>
+        <w:rPr>
+          <w:rFonts w:ascii="Consolas" w:eastAsia="Consolas" w:hAnsi="Consolas" w:cs="Consolas"/>
+        </w:rPr>
+        <w:t xml:space="preserve">displayName</w:t>
+      </w:r>
+      <w:r>
+        <w:t xml:space="preserve"> thì hai lỗi nào xảy ra?</w:t>
+      </w:r>
+    </w:p>
+    <w:p>
+      <w:pPr>
+        <w:pStyle w:val="ListParagraph"/>
+        <w:numPr>
+          <w:ilvl w:val="0"/>
+          <w:numId w:val="101"/>
+        </w:numPr>
+      </w:pPr>
+      <w:r>
+        <w:t xml:space="preserve">Hai request cùng đổi tên một account cùng lúc: request đến sau nhận gì, và nhờ đâu?</w:t>
+      </w:r>
+    </w:p>
+    <w:p>
+      <w:pPr>
+        <w:pStyle w:val="ListParagraph"/>
+        <w:numPr>
+          <w:ilvl w:val="0"/>
+          <w:numId w:val="101"/>
+        </w:numPr>
+      </w:pPr>
+      <w:r>
+        <w:t xml:space="preserve">Vì sao </w:t>
+      </w:r>
+      <w:r>
+        <w:rPr>
+          <w:rFonts w:ascii="Consolas" w:eastAsia="Consolas" w:hAnsi="Consolas" w:cs="Consolas"/>
+        </w:rPr>
+        <w:t xml:space="preserve">AccountStatus</w:t>
+      </w:r>
+      <w:r>
+        <w:t xml:space="preserve"> phải nằm ở </w:t>
+      </w:r>
+      <w:r>
+        <w:rPr>
+          <w:rFonts w:ascii="Consolas" w:eastAsia="Consolas" w:hAnsi="Consolas" w:cs="Consolas"/>
+        </w:rPr>
+        <w:t xml:space="preserve">dev.sino.account</w:t>
+      </w:r>
+      <w:r>
+        <w:t xml:space="preserve"> khi có event </w:t>
+      </w:r>
+      <w:r>
+        <w:rPr>
+          <w:rFonts w:ascii="Consolas" w:eastAsia="Consolas" w:hAnsi="Consolas" w:cs="Consolas"/>
+        </w:rPr>
+        <w:t xml:space="preserve">AccountStatusChanged</w:t>
+      </w:r>
+      <w:r>
+        <w:t xml:space="preserve">?</w:t>
       </w:r>
     </w:p>
     <w:p>
@@ -13084,7 +14393,7 @@
           <w:i/>
           <w:iCs/>
         </w:rPr>
-        <w:t xml:space="preserve">(Phần BE-16…BE-18 — sửa account, xóa account, nghiệm thu — sẽ được bổ sung khi làm.)</w:t>
+        <w:t xml:space="preserve">(Phần BE-17…BE-18 — xóa account, nghiệm thu — sẽ được bổ sung khi làm.)</w:t>
       </w:r>
     </w:p>
     <w:sectPr>

--- a/docs/knowledge/phase-0-backend-foundation.docx
+++ b/docs/knowledge/phase-0-backend-foundation.docx
@@ -97,7 +97,7 @@
         <w:t xml:space="preserve">Phạm vi:</w:t>
       </w:r>
       <w:r>
-        <w:t xml:space="preserve"> F01 Project Foundation và F03 Provider Contract (mục 0–12); F02 Connected Accounts (mục 13–22, đang làm: xong BE-09…BE-16).</w:t>
+        <w:t xml:space="preserve"> F01 Project Foundation và F03 Provider Contract (mục 0–12); F02 Connected Accounts (mục 13–23, đang làm: xong BE-09…BE-17).</w:t>
         <w:br/>
       </w:r>
       <w:r>
@@ -7330,7 +7330,7 @@
           </w:tcPr>
           <w:p>
             <w:r>
-              <w:t xml:space="preserve">BE-17…BE-18</w:t>
+              <w:t xml:space="preserve">BE-17</w:t>
             </w:r>
           </w:p>
         </w:tc>
@@ -7340,7 +7340,54 @@
           </w:tcPr>
           <w:p>
             <w:r>
-              <w:t xml:space="preserve">Xóa account, nghiệm thu</w:t>
+              <w:t xml:space="preserve">Xóa account (</w:t>
+            </w:r>
+            <w:r>
+              <w:rPr>
+                <w:rFonts w:ascii="Consolas" w:eastAsia="Consolas" w:hAnsi="Consolas" w:cs="Consolas"/>
+              </w:rPr>
+              <w:t xml:space="preserve">DELETE</w:t>
+            </w:r>
+            <w:r>
+              <w:t xml:space="preserve">, xóa mềm theo D-13 = B), event </w:t>
+            </w:r>
+            <w:r>
+              <w:rPr>
+                <w:rFonts w:ascii="Consolas" w:eastAsia="Consolas" w:hAnsi="Consolas" w:cs="Consolas"/>
+              </w:rPr>
+              <w:t xml:space="preserve">AccountRemoved</w:t>
+            </w:r>
+          </w:p>
+        </w:tc>
+        <w:tc>
+          <w:tcPr>
+            <w:tcW w:w="3120" w:type="dxa"/>
+          </w:tcPr>
+          <w:p>
+            <w:r>
+              <w:t xml:space="preserve">xong</w:t>
+            </w:r>
+          </w:p>
+        </w:tc>
+      </w:tr>
+      <w:tr>
+        <w:tc>
+          <w:tcPr>
+            <w:tcW w:w="3120" w:type="dxa"/>
+          </w:tcPr>
+          <w:p>
+            <w:r>
+              <w:t xml:space="preserve">BE-18</w:t>
+            </w:r>
+          </w:p>
+        </w:tc>
+        <w:tc>
+          <w:tcPr>
+            <w:tcW w:w="3120" w:type="dxa"/>
+          </w:tcPr>
+          <w:p>
+            <w:r>
+              <w:t xml:space="preserve">Kiểm tra end-to-end, chống lộ secret, nghiệm thu F02</w:t>
             </w:r>
           </w:p>
         </w:tc>
@@ -12757,55 +12804,99 @@
         <w:pStyle w:val="Heading2"/>
       </w:pPr>
       <w:r>
-        <w:t xml:space="preserve">21. Kỹ thuật test mới trong F02</w:t>
-      </w:r>
-    </w:p>
-    <w:p>
-      <w:pPr>
-        <w:pStyle w:val="ListParagraph"/>
-        <w:numPr>
-          <w:ilvl w:val="0"/>
-          <w:numId w:val="1"/>
-        </w:numPr>
-      </w:pPr>
-      <w:r>
-        <w:rPr>
-          <w:rFonts w:ascii="Consolas" w:eastAsia="Consolas" w:hAnsi="Consolas" w:cs="Consolas"/>
-          <w:b/>
-          <w:bCs/>
-        </w:rPr>
-        <w:t xml:space="preserve">@DataJpaTest</w:t>
-      </w:r>
-      <w:r>
-        <w:rPr>
-          <w:b/>
-          <w:bCs/>
-        </w:rPr>
-        <w:t xml:space="preserve"> + </w:t>
-      </w:r>
-      <w:r>
-        <w:rPr>
-          <w:rFonts w:ascii="Consolas" w:eastAsia="Consolas" w:hAnsi="Consolas" w:cs="Consolas"/>
-          <w:b/>
-          <w:bCs/>
-        </w:rPr>
-        <w:t xml:space="preserve">@AutoConfigureTestDatabase(replace = NONE)</w:t>
-      </w:r>
-      <w:r>
-        <w:rPr>
-          <w:b/>
-          <w:bCs/>
-        </w:rPr>
-        <w:t xml:space="preserve">:</w:t>
-      </w:r>
-      <w:r>
-        <w:t xml:space="preserve"> slice chỉ nạp JPA và Flyway, chạy trên PostgreSQL thật (Testcontainers) để </w:t>
-      </w:r>
-      <w:r>
-        <w:rPr>
-          <w:rFonts w:ascii="Consolas" w:eastAsia="Consolas" w:hAnsi="Consolas" w:cs="Consolas"/>
-        </w:rPr>
-        <w:t xml:space="preserve">CHECK</w:t>
+        <w:t xml:space="preserve">21. Xóa account: xóa mềm (BE-17, D-13 = B)</w:t>
+      </w:r>
+    </w:p>
+    <w:p>
+      <w:pPr>
+        <w:pStyle w:val="Heading3"/>
+      </w:pPr>
+      <w:r>
+        <w:t xml:space="preserve">21.1 Xóa mềm là gì</w:t>
+      </w:r>
+    </w:p>
+    <w:p>
+      <w:pPr>
+        <w:pStyle w:val="ListParagraph"/>
+        <w:numPr>
+          <w:ilvl w:val="0"/>
+          <w:numId w:val="1"/>
+        </w:numPr>
+      </w:pPr>
+      <w:r>
+        <w:rPr>
+          <w:b/>
+          <w:bCs/>
+        </w:rPr>
+        <w:t xml:space="preserve">Xóa cứng</w:t>
+      </w:r>
+      <w:r>
+        <w:t xml:space="preserve"> (hard delete): </w:t>
+      </w:r>
+      <w:r>
+        <w:rPr>
+          <w:rFonts w:ascii="Consolas" w:eastAsia="Consolas" w:hAnsi="Consolas" w:cs="Consolas"/>
+        </w:rPr>
+        <w:t xml:space="preserve">DELETE FROM ...</w:t>
+      </w:r>
+      <w:r>
+        <w:t xml:space="preserve">, dòng biến mất khỏi bảng. </w:t>
+      </w:r>
+      <w:r>
+        <w:rPr>
+          <w:b/>
+          <w:bCs/>
+        </w:rPr>
+        <w:t xml:space="preserve">Xóa mềm</w:t>
+      </w:r>
+      <w:r>
+        <w:t xml:space="preserve"> (soft delete): giữ dòng, ghi một dấu (ở đây là cột </w:t>
+      </w:r>
+      <w:r>
+        <w:rPr>
+          <w:rFonts w:ascii="Consolas" w:eastAsia="Consolas" w:hAnsi="Consolas" w:cs="Consolas"/>
+        </w:rPr>
+        <w:t xml:space="preserve">removed_at</w:t>
+      </w:r>
+      <w:r>
+        <w:t xml:space="preserve">), và mọi chỗ đọc phải bỏ qua dòng có dấu.</w:t>
+      </w:r>
+    </w:p>
+    <w:p>
+      <w:pPr>
+        <w:pStyle w:val="ListParagraph"/>
+        <w:numPr>
+          <w:ilvl w:val="0"/>
+          <w:numId w:val="1"/>
+        </w:numPr>
+      </w:pPr>
+      <w:r>
+        <w:t xml:space="preserve">Người dùng chọn xóa mềm (D-13 = B) để giữ lịch sử. Cái giá đã nêu trong design: mọi truy vấn phải lọc; kết nối lại phải dùng lại bản ghi cũ; credential vẫn phải xóa riêng.</w:t>
+      </w:r>
+    </w:p>
+    <w:p>
+      <w:pPr>
+        <w:pStyle w:val="ListParagraph"/>
+        <w:numPr>
+          <w:ilvl w:val="0"/>
+          <w:numId w:val="1"/>
+        </w:numPr>
+      </w:pPr>
+      <w:r>
+        <w:rPr>
+          <w:b/>
+          <w:bCs/>
+        </w:rPr>
+        <w:t xml:space="preserve">Ở đâu:</w:t>
+      </w:r>
+      <w:r>
+        <w:t xml:space="preserve"> </w:t>
+      </w:r>
+      <w:r>
+        <w:rPr>
+          <w:rFonts w:ascii="Consolas" w:eastAsia="Consolas" w:hAnsi="Consolas" w:cs="Consolas"/>
+        </w:rPr>
+        <w:t xml:space="preserve">db/migration/V5__account_add_removed_at.sql</w:t>
       </w:r>
       <w:r>
         <w:t xml:space="preserve">, </w:t>
@@ -12814,100 +12905,288 @@
         <w:rPr>
           <w:rFonts w:ascii="Consolas" w:eastAsia="Consolas" w:hAnsi="Consolas" w:cs="Consolas"/>
         </w:rPr>
-        <w:t xml:space="preserve">UNIQUE</w:t>
-      </w:r>
-      <w:r>
-        <w:t xml:space="preserve">, khóa ngoại hoạt động như production. Mỗi test tự rollback.</w:t>
-      </w:r>
-    </w:p>
-    <w:p>
-      <w:pPr>
-        <w:pStyle w:val="ListParagraph"/>
-        <w:numPr>
-          <w:ilvl w:val="0"/>
-          <w:numId w:val="1"/>
-        </w:numPr>
-      </w:pPr>
-      <w:r>
-        <w:rPr>
-          <w:rFonts w:ascii="Consolas" w:eastAsia="Consolas" w:hAnsi="Consolas" w:cs="Consolas"/>
-          <w:b/>
-          <w:bCs/>
-        </w:rPr>
-        <w:t xml:space="preserve">entityManager.clear()</w:t>
-      </w:r>
-      <w:r>
-        <w:rPr>
-          <w:b/>
-          <w:bCs/>
-        </w:rPr>
-        <w:t xml:space="preserve">:</w:t>
-      </w:r>
-      <w:r>
-        <w:t xml:space="preserve"> xóa bộ nhớ đệm của Hibernate để lần đọc sau thật sự đi xuống DB. Không có nó, test chỉ đọc lại object trong bộ nhớ.</w:t>
-      </w:r>
-    </w:p>
-    <w:p>
-      <w:pPr>
-        <w:pStyle w:val="ListParagraph"/>
-        <w:numPr>
-          <w:ilvl w:val="0"/>
-          <w:numId w:val="1"/>
-        </w:numPr>
-      </w:pPr>
-      <w:r>
-        <w:rPr>
-          <w:rFonts w:ascii="Consolas" w:eastAsia="Consolas" w:hAnsi="Consolas" w:cs="Consolas"/>
-          <w:b/>
-          <w:bCs/>
-        </w:rPr>
-        <w:t xml:space="preserve">JdbcTemplate</w:t>
-      </w:r>
-      <w:r>
-        <w:rPr>
-          <w:b/>
-          <w:bCs/>
-        </w:rPr>
-        <w:t xml:space="preserve">:</w:t>
-      </w:r>
-      <w:r>
-        <w:t xml:space="preserve"> chạy SQL thô để nhìn đúng cái nằm trong DB, hoặc để thử ràng buộc mà Java không tạo ra được (ví dụ ghi </w:t>
-      </w:r>
-      <w:r>
-        <w:rPr>
-          <w:rFonts w:ascii="Consolas" w:eastAsia="Consolas" w:hAnsi="Consolas" w:cs="Consolas"/>
-        </w:rPr>
-        <w:t xml:space="preserve">status = 'SYNCING'</w:t>
-      </w:r>
-      <w:r>
-        <w:t xml:space="preserve">).</w:t>
-      </w:r>
-    </w:p>
-    <w:p>
-      <w:pPr>
-        <w:pStyle w:val="ListParagraph"/>
-        <w:numPr>
-          <w:ilvl w:val="0"/>
-          <w:numId w:val="1"/>
-        </w:numPr>
-      </w:pPr>
-      <w:r>
-        <w:rPr>
-          <w:rFonts w:ascii="Consolas" w:eastAsia="Consolas" w:hAnsi="Consolas" w:cs="Consolas"/>
-          <w:b/>
-          <w:bCs/>
-        </w:rPr>
-        <w:t xml:space="preserve">ApplicationContextRunner</w:t>
-      </w:r>
-      <w:r>
-        <w:rPr>
-          <w:b/>
-          <w:bCs/>
-        </w:rPr>
-        <w:t xml:space="preserve"> cho kiểm tra khởi động:</w:t>
-      </w:r>
-      <w:r>
-        <w:t xml:space="preserve"> dựng một context nhỏ với cấu hình sai để chứng minh app </w:t>
+        <w:t xml:space="preserve">account/domain/ConnectedAccount.java</w:t>
+      </w:r>
+      <w:r>
+        <w:t xml:space="preserve"> (</w:t>
+      </w:r>
+      <w:r>
+        <w:rPr>
+          <w:rFonts w:ascii="Consolas" w:eastAsia="Consolas" w:hAnsi="Consolas" w:cs="Consolas"/>
+        </w:rPr>
+        <w:t xml:space="preserve">remove</w:t>
+      </w:r>
+      <w:r>
+        <w:t xml:space="preserve">, </w:t>
+      </w:r>
+      <w:r>
+        <w:rPr>
+          <w:rFonts w:ascii="Consolas" w:eastAsia="Consolas" w:hAnsi="Consolas" w:cs="Consolas"/>
+        </w:rPr>
+        <w:t xml:space="preserve">isRemoved</w:t>
+      </w:r>
+      <w:r>
+        <w:t xml:space="preserve">, </w:t>
+      </w:r>
+      <w:r>
+        <w:rPr>
+          <w:rFonts w:ascii="Consolas" w:eastAsia="Consolas" w:hAnsi="Consolas" w:cs="Consolas"/>
+        </w:rPr>
+        <w:t xml:space="preserve">removedAt</w:t>
+      </w:r>
+      <w:r>
+        <w:t xml:space="preserve">), </w:t>
+      </w:r>
+      <w:r>
+        <w:rPr>
+          <w:rFonts w:ascii="Consolas" w:eastAsia="Consolas" w:hAnsi="Consolas" w:cs="Consolas"/>
+        </w:rPr>
+        <w:t xml:space="preserve">account/application/AccountManagementService.java</w:t>
+      </w:r>
+      <w:r>
+        <w:t xml:space="preserve"> (</w:t>
+      </w:r>
+      <w:r>
+        <w:rPr>
+          <w:rFonts w:ascii="Consolas" w:eastAsia="Consolas" w:hAnsi="Consolas" w:cs="Consolas"/>
+        </w:rPr>
+        <w:t xml:space="preserve">remove</w:t>
+      </w:r>
+      <w:r>
+        <w:t xml:space="preserve">), </w:t>
+      </w:r>
+      <w:r>
+        <w:rPr>
+          <w:rFonts w:ascii="Consolas" w:eastAsia="Consolas" w:hAnsi="Consolas" w:cs="Consolas"/>
+        </w:rPr>
+        <w:t xml:space="preserve">account/api/AccountsController.java</w:t>
+      </w:r>
+      <w:r>
+        <w:t xml:space="preserve"> (</w:t>
+      </w:r>
+      <w:r>
+        <w:rPr>
+          <w:rFonts w:ascii="Consolas" w:eastAsia="Consolas" w:hAnsi="Consolas" w:cs="Consolas"/>
+        </w:rPr>
+        <w:t xml:space="preserve">DELETE</w:t>
+      </w:r>
+      <w:r>
+        <w:t xml:space="preserve">), event </w:t>
+      </w:r>
+      <w:r>
+        <w:rPr>
+          <w:rFonts w:ascii="Consolas" w:eastAsia="Consolas" w:hAnsi="Consolas" w:cs="Consolas"/>
+        </w:rPr>
+        <w:t xml:space="preserve">account/AccountRemoved.java</w:t>
+      </w:r>
+      <w:r>
+        <w:t xml:space="preserve">.</w:t>
+      </w:r>
+    </w:p>
+    <w:p>
+      <w:pPr>
+        <w:pStyle w:val="Heading3"/>
+      </w:pPr>
+      <w:r>
+        <w:t xml:space="preserve">21.2 Một lần xóa làm ba việc trong một transaction</w:t>
+      </w:r>
+    </w:p>
+    <w:p>
+      <w:pPr>
+        <w:shd w:val="clear" w:color="auto" w:fill="F2F3F5"/>
+        <w:ind w:left="0"/>
+      </w:pPr>
+      <w:r>
+        <w:rPr>
+          <w:rFonts w:ascii="Consolas" w:eastAsia="Consolas" w:hAnsi="Consolas" w:cs="Consolas"/>
+          <w:sz w:val="19"/>
+          <w:szCs w:val="19"/>
+        </w:rPr>
+        <w:t xml:space="preserve">DELETE /api/accounts/{id}</w:t>
+        <w:br/>
+        <w:t xml:space="preserve">  -&gt; AccountManagementService.remove(ownerId, id)      @Transactional</w:t>
+        <w:br/>
+        <w:t xml:space="preserve">       1. tìm account của owner, chưa bị xóa       không có -&gt; 404</w:t>
+        <w:br/>
+        <w:t xml:space="preserve">       2. account.remove(now)     ghi removed_at, dòng vẫn còn</w:t>
+        <w:br/>
+        <w:t xml:space="preserve">       3. credentials.delete(id)  xóa HẲN dòng account_credential</w:t>
+        <w:br/>
+        <w:t xml:space="preserve">       4. publish AccountRemoved</w:t>
+        <w:br/>
+        <w:t xml:space="preserve">  &lt;- 204 No Content (không có body)</w:t>
+      </w:r>
+    </w:p>
+    <w:p>
+      <w:pPr>
+        <w:pStyle w:val="ListParagraph"/>
+        <w:numPr>
+          <w:ilvl w:val="0"/>
+          <w:numId w:val="1"/>
+        </w:numPr>
+      </w:pPr>
+      <w:r>
+        <w:rPr>
+          <w:b/>
+          <w:bCs/>
+        </w:rPr>
+        <w:t xml:space="preserve">Vì sao xóa hẳn credential dù account chỉ bị xóa mềm:</w:t>
+      </w:r>
+      <w:r>
+        <w:t xml:space="preserve"> giữ lịch sử là giữ dữ liệu nghiệp vụ, không phải giữ chìa khóa vào hộp thư của người dùng. Người dùng đã bấm xóa thì token không được nằm lại trong DB.</w:t>
+      </w:r>
+    </w:p>
+    <w:p>
+      <w:pPr>
+        <w:pStyle w:val="ListParagraph"/>
+        <w:numPr>
+          <w:ilvl w:val="0"/>
+          <w:numId w:val="1"/>
+        </w:numPr>
+      </w:pPr>
+      <w:r>
+        <w:rPr>
+          <w:rFonts w:ascii="Consolas" w:eastAsia="Consolas" w:hAnsi="Consolas" w:cs="Consolas"/>
+          <w:b/>
+          <w:bCs/>
+        </w:rPr>
+        <w:t xml:space="preserve">status</w:t>
+      </w:r>
+      <w:r>
+        <w:rPr>
+          <w:b/>
+          <w:bCs/>
+        </w:rPr>
+        <w:t xml:space="preserve"> giữ nguyên:</w:t>
+      </w:r>
+      <w:r>
+        <w:t xml:space="preserve"> "đã xóa" và "trạng thái kết nối" là hai chuyện khác nhau; trộn vào nhau thì lúc kết nối lại sẽ khó biết trạng thái trước đó.</w:t>
+      </w:r>
+    </w:p>
+    <w:p>
+      <w:pPr>
+        <w:pStyle w:val="ListParagraph"/>
+        <w:numPr>
+          <w:ilvl w:val="0"/>
+          <w:numId w:val="1"/>
+        </w:numPr>
+      </w:pPr>
+      <w:r>
+        <w:rPr>
+          <w:b/>
+          <w:bCs/>
+        </w:rPr>
+        <w:t xml:space="preserve">204 No Content:</w:t>
+      </w:r>
+      <w:r>
+        <w:t xml:space="preserve"> method controller trả </w:t>
+      </w:r>
+      <w:r>
+        <w:rPr>
+          <w:rFonts w:ascii="Consolas" w:eastAsia="Consolas" w:hAnsi="Consolas" w:cs="Consolas"/>
+        </w:rPr>
+        <w:t xml:space="preserve">void</w:t>
+      </w:r>
+      <w:r>
+        <w:t xml:space="preserve"> và có </w:t>
+      </w:r>
+      <w:r>
+        <w:rPr>
+          <w:rFonts w:ascii="Consolas" w:eastAsia="Consolas" w:hAnsi="Consolas" w:cs="Consolas"/>
+        </w:rPr>
+        <w:t xml:space="preserve">@ResponseStatus(HttpStatus.NO_CONTENT)</w:t>
+      </w:r>
+      <w:r>
+        <w:t xml:space="preserve">.</w:t>
+      </w:r>
+    </w:p>
+    <w:p>
+      <w:pPr>
+        <w:pStyle w:val="Heading3"/>
+      </w:pPr>
+      <w:r>
+        <w:t xml:space="preserve">21.3 Lọc ở đâu: viết vào tên method thay vì lọc ngầm</w:t>
+      </w:r>
+    </w:p>
+    <w:p>
+      <w:pPr>
+        <w:pStyle w:val="ListParagraph"/>
+        <w:numPr>
+          <w:ilvl w:val="0"/>
+          <w:numId w:val="1"/>
+        </w:numPr>
+      </w:pPr>
+      <w:r>
+        <w:t xml:space="preserve">Repository chỉ còn hai truy vấn cho API: </w:t>
+      </w:r>
+      <w:r>
+        <w:rPr>
+          <w:rFonts w:ascii="Consolas" w:eastAsia="Consolas" w:hAnsi="Consolas" w:cs="Consolas"/>
+        </w:rPr>
+        <w:t xml:space="preserve">findByOwnerIdAndRemovedAtIsNullOrderByCreatedAtAscIdAsc</w:t>
+      </w:r>
+      <w:r>
+        <w:t xml:space="preserve"> và </w:t>
+      </w:r>
+      <w:r>
+        <w:rPr>
+          <w:rFonts w:ascii="Consolas" w:eastAsia="Consolas" w:hAnsi="Consolas" w:cs="Consolas"/>
+        </w:rPr>
+        <w:t xml:space="preserve">findByIdAndOwnerIdAndRemovedAtIsNull</w:t>
+      </w:r>
+      <w:r>
+        <w:t xml:space="preserve">. </w:t>
+      </w:r>
+      <w:r>
+        <w:rPr>
+          <w:rFonts w:ascii="Consolas" w:eastAsia="Consolas" w:hAnsi="Consolas" w:cs="Consolas"/>
+        </w:rPr>
+        <w:t xml:space="preserve">RemovedAtIsNull</w:t>
+      </w:r>
+      <w:r>
+        <w:t xml:space="preserve"> trong tên tức là </w:t>
+      </w:r>
+      <w:r>
+        <w:rPr>
+          <w:rFonts w:ascii="Consolas" w:eastAsia="Consolas" w:hAnsi="Consolas" w:cs="Consolas"/>
+        </w:rPr>
+        <w:t xml:space="preserve">WHERE removed_at IS NULL</w:t>
+      </w:r>
+      <w:r>
+        <w:t xml:space="preserve">.</w:t>
+      </w:r>
+    </w:p>
+    <w:p>
+      <w:pPr>
+        <w:pStyle w:val="ListParagraph"/>
+        <w:numPr>
+          <w:ilvl w:val="0"/>
+          <w:numId w:val="1"/>
+        </w:numPr>
+      </w:pPr>
+      <w:r>
+        <w:t xml:space="preserve">Hai method cũ không lọc đã bị xóa, để không ai gọi nhầm.</w:t>
+      </w:r>
+    </w:p>
+    <w:p>
+      <w:pPr>
+        <w:pStyle w:val="ListParagraph"/>
+        <w:numPr>
+          <w:ilvl w:val="0"/>
+          <w:numId w:val="1"/>
+        </w:numPr>
+      </w:pPr>
+      <w:r>
+        <w:t xml:space="preserve">Riêng </w:t>
+      </w:r>
+      <w:r>
+        <w:rPr>
+          <w:rFonts w:ascii="Consolas" w:eastAsia="Consolas" w:hAnsi="Consolas" w:cs="Consolas"/>
+        </w:rPr>
+        <w:t xml:space="preserve">findByOwnerIdAndProviderAndExternalAccountId</w:t>
+      </w:r>
+      <w:r>
+        <w:t xml:space="preserve"> </w:t>
       </w:r>
       <w:r>
         <w:rPr>
@@ -12917,38 +13196,32 @@
         <w:t xml:space="preserve">không</w:t>
       </w:r>
       <w:r>
-        <w:t xml:space="preserve"> start và thông báo không lộ secret.</w:t>
-      </w:r>
-    </w:p>
-    <w:p>
-      <w:pPr>
-        <w:pStyle w:val="ListParagraph"/>
-        <w:numPr>
-          <w:ilvl w:val="0"/>
-          <w:numId w:val="1"/>
-        </w:numPr>
-      </w:pPr>
-      <w:r>
-        <w:rPr>
-          <w:b/>
-          <w:bCs/>
-        </w:rPr>
-        <w:t xml:space="preserve">Mockito </w:t>
-      </w:r>
-      <w:r>
-        <w:rPr>
-          <w:rFonts w:ascii="Consolas" w:eastAsia="Consolas" w:hAnsi="Consolas" w:cs="Consolas"/>
-          <w:b/>
-          <w:bCs/>
-        </w:rPr>
-        <w:t xml:space="preserve">mock(...)</w:t>
-      </w:r>
-      <w:r>
-        <w:rPr>
-          <w:b/>
-          <w:bCs/>
-        </w:rPr>
-        <w:t xml:space="preserve"> trong unit test:</w:t>
+        <w:t xml:space="preserve"> lọc: </w:t>
+      </w:r>
+      <w:r>
+        <w:rPr>
+          <w:rFonts w:ascii="Consolas" w:eastAsia="Consolas" w:hAnsi="Consolas" w:cs="Consolas"/>
+        </w:rPr>
+        <w:t xml:space="preserve">register</w:t>
+      </w:r>
+      <w:r>
+        <w:t xml:space="preserve"> cần thấy account đã xóa để dùng lại.</w:t>
+      </w:r>
+    </w:p>
+    <w:p>
+      <w:pPr>
+        <w:pStyle w:val="ListParagraph"/>
+        <w:numPr>
+          <w:ilvl w:val="0"/>
+          <w:numId w:val="1"/>
+        </w:numPr>
+      </w:pPr>
+      <w:r>
+        <w:rPr>
+          <w:b/>
+          <w:bCs/>
+        </w:rPr>
+        <w:t xml:space="preserve">Phương án bị loại:</w:t>
       </w:r>
       <w:r>
         <w:t xml:space="preserve"> </w:t>
@@ -12957,875 +13230,184 @@
         <w:rPr>
           <w:rFonts w:ascii="Consolas" w:eastAsia="Consolas" w:hAnsi="Consolas" w:cs="Consolas"/>
         </w:rPr>
-        <w:t xml:space="preserve">OwnerCurrentUserTests</w:t>
-      </w:r>
-      <w:r>
-        <w:t xml:space="preserve"> giả repository để test </w:t>
-      </w:r>
-      <w:r>
-        <w:rPr>
-          <w:rFonts w:ascii="Consolas" w:eastAsia="Consolas" w:hAnsi="Consolas" w:cs="Consolas"/>
-        </w:rPr>
-        <w:t xml:space="preserve">CurrentUser</w:t>
-      </w:r>
-      <w:r>
-        <w:t xml:space="preserve"> mà không cần DB.</w:t>
-      </w:r>
-    </w:p>
-    <w:p>
-      <w:pPr>
-        <w:pStyle w:val="ListParagraph"/>
-        <w:numPr>
-          <w:ilvl w:val="0"/>
-          <w:numId w:val="1"/>
-        </w:numPr>
-      </w:pPr>
-      <w:r>
-        <w:rPr>
-          <w:b/>
-          <w:bCs/>
-        </w:rPr>
-        <w:t xml:space="preserve">Kiểm tra ngược ở mọi task:</w:t>
-      </w:r>
-    </w:p>
-    <w:p>
-      <w:pPr>
-        <w:pStyle w:val="ListParagraph"/>
-        <w:numPr>
-          <w:ilvl w:val="1"/>
-          <w:numId w:val="1"/>
-        </w:numPr>
-      </w:pPr>
-      <w:r>
-        <w:t xml:space="preserve">BE-09: bỏ bước tìm theo email → 2 test idempotent đỏ.</w:t>
-      </w:r>
-    </w:p>
-    <w:p>
-      <w:pPr>
-        <w:pStyle w:val="ListParagraph"/>
-        <w:numPr>
-          <w:ilvl w:val="1"/>
-          <w:numId w:val="1"/>
-        </w:numPr>
-      </w:pPr>
-      <w:r>
-        <w:t xml:space="preserve">BE-10: cho </w:t>
-      </w:r>
-      <w:r>
-        <w:rPr>
-          <w:rFonts w:ascii="Consolas" w:eastAsia="Consolas" w:hAnsi="Consolas" w:cs="Consolas"/>
-        </w:rPr>
-        <w:t xml:space="preserve">markHealthy</w:t>
-      </w:r>
-      <w:r>
-        <w:t xml:space="preserve"> gỡ </w:t>
-      </w:r>
-      <w:r>
-        <w:rPr>
-          <w:rFonts w:ascii="Consolas" w:eastAsia="Consolas" w:hAnsi="Consolas" w:cs="Consolas"/>
-        </w:rPr>
-        <w:t xml:space="preserve">AUTH_EXPIRED</w:t>
-      </w:r>
-      <w:r>
-        <w:t xml:space="preserve"> → đúng ô đó đỏ.</w:t>
-      </w:r>
-    </w:p>
-    <w:p>
-      <w:pPr>
-        <w:pStyle w:val="ListParagraph"/>
-        <w:numPr>
-          <w:ilvl w:val="1"/>
-          <w:numId w:val="1"/>
-        </w:numPr>
-      </w:pPr>
-      <w:r>
-        <w:t xml:space="preserve">BE-12: IV cố định → 1 test đỏ; bỏ AAD → 3 test đỏ; tag 96 bit → 2 test đỏ.</w:t>
-      </w:r>
-    </w:p>
-    <w:p>
-      <w:pPr>
-        <w:pStyle w:val="ListParagraph"/>
-        <w:numPr>
-          <w:ilvl w:val="1"/>
-          <w:numId w:val="1"/>
-        </w:numPr>
-      </w:pPr>
-      <w:r>
-        <w:t xml:space="preserve">BE-13: store "quên" ghi refresh token → test xoay khóa đỏ.</w:t>
-      </w:r>
-    </w:p>
-    <w:p>
-      <w:pPr>
-        <w:pStyle w:val="ListParagraph"/>
-        <w:numPr>
-          <w:ilvl w:val="1"/>
-          <w:numId w:val="1"/>
-        </w:numPr>
-      </w:pPr>
-      <w:r>
-        <w:t xml:space="preserve">BE-14: bỏ </w:t>
-      </w:r>
-      <w:r>
-        <w:rPr>
-          <w:rFonts w:ascii="Consolas" w:eastAsia="Consolas" w:hAnsi="Consolas" w:cs="Consolas"/>
-        </w:rPr>
-        <w:t xml:space="preserve">@Transactional</w:t>
-      </w:r>
-      <w:r>
-        <w:t xml:space="preserve"> → test rollback và test reconnect đỏ; không tìm account cũ → test reconnect đỏ (lỗi </w:t>
-      </w:r>
-      <w:r>
-        <w:rPr>
-          <w:rFonts w:ascii="Consolas" w:eastAsia="Consolas" w:hAnsi="Consolas" w:cs="Consolas"/>
-        </w:rPr>
-        <w:t xml:space="preserve">UNIQUE</w:t>
-      </w:r>
-      <w:r>
-        <w:t xml:space="preserve">); bỏ kiểm tra provider → test provider lạ đỏ; </w:t>
-      </w:r>
-      <w:r>
-        <w:rPr>
-          <w:rFonts w:ascii="Consolas" w:eastAsia="Consolas" w:hAnsi="Consolas" w:cs="Consolas"/>
-        </w:rPr>
-        <w:t xml:space="preserve">reconnected</w:t>
-      </w:r>
-      <w:r>
-        <w:t xml:space="preserve"> luôn </w:t>
-      </w:r>
-      <w:r>
-        <w:rPr>
-          <w:rFonts w:ascii="Consolas" w:eastAsia="Consolas" w:hAnsi="Consolas" w:cs="Consolas"/>
-        </w:rPr>
-        <w:t xml:space="preserve">false</w:t>
-      </w:r>
-      <w:r>
-        <w:t xml:space="preserve"> → test reconnect đỏ; publish trước khi lưu credential → test rollback đỏ; thêm một trường vào event → test payload đỏ.</w:t>
-      </w:r>
-    </w:p>
-    <w:p>
-      <w:pPr>
-        <w:pStyle w:val="ListParagraph"/>
-        <w:numPr>
-          <w:ilvl w:val="1"/>
-          <w:numId w:val="1"/>
-        </w:numPr>
-      </w:pPr>
-      <w:r>
-        <w:t xml:space="preserve">BE-15: danh sách không lọc owner → 2 test đỏ; </w:t>
-      </w:r>
-      <w:r>
-        <w:rPr>
-          <w:rFonts w:ascii="Consolas" w:eastAsia="Consolas" w:hAnsi="Consolas" w:cs="Consolas"/>
-        </w:rPr>
-        <w:t xml:space="preserve">get</w:t>
-      </w:r>
-      <w:r>
-        <w:t xml:space="preserve"> không lọc owner → test cô lập đỏ; mới nhất trước → test thứ tự đỏ; </w:t>
-      </w:r>
-      <w:r>
-        <w:rPr>
-          <w:rFonts w:ascii="Consolas" w:eastAsia="Consolas" w:hAnsi="Consolas" w:cs="Consolas"/>
-        </w:rPr>
-        <w:t xml:space="preserve">ProviderRegistry.get</w:t>
-      </w:r>
-      <w:r>
-        <w:t xml:space="preserve"> thay </w:t>
-      </w:r>
-      <w:r>
-        <w:rPr>
-          <w:rFonts w:ascii="Consolas" w:eastAsia="Consolas" w:hAnsi="Consolas" w:cs="Consolas"/>
-        </w:rPr>
-        <w:t xml:space="preserve">find</w:t>
-      </w:r>
-      <w:r>
-        <w:t xml:space="preserve"> → test connector đã gỡ đỏ; </w:t>
-      </w:r>
-      <w:r>
-        <w:rPr>
-          <w:rFonts w:ascii="Consolas" w:eastAsia="Consolas" w:hAnsi="Consolas" w:cs="Consolas"/>
-        </w:rPr>
-        <w:t xml:space="preserve">ownerId</w:t>
-      </w:r>
-      <w:r>
-        <w:t xml:space="preserve"> lọt vào response → test tập trường đỏ; detail nói "của người khác" → test cô lập đỏ.</w:t>
-      </w:r>
-    </w:p>
-    <w:p>
-      <w:pPr>
-        <w:pStyle w:val="ListParagraph"/>
-        <w:numPr>
-          <w:ilvl w:val="1"/>
-          <w:numId w:val="1"/>
-        </w:numPr>
-      </w:pPr>
-      <w:r>
-        <w:t xml:space="preserve">BE-16 (10 lỗi, chạy bằng một script nhỏ áp từng lỗi rồi khôi phục): </w:t>
-      </w:r>
-      <w:r>
-        <w:rPr>
-          <w:rFonts w:ascii="Consolas" w:eastAsia="Consolas" w:hAnsi="Consolas" w:cs="Consolas"/>
-        </w:rPr>
-        <w:t xml:space="preserve">@Size</w:t>
-      </w:r>
-      <w:r>
-        <w:t xml:space="preserve"> thay luật domain → tên trắng ra 500 và 100 emoji bị từ chối; bỏ "ít nhất một trường" → test </w:t>
-      </w:r>
-      <w:r>
-        <w:rPr>
-          <w:rFonts w:ascii="Consolas" w:eastAsia="Consolas" w:hAnsi="Consolas" w:cs="Consolas"/>
-        </w:rPr>
-        <w:t xml:space="preserve">{}</w:t>
-      </w:r>
-      <w:r>
-        <w:t xml:space="preserve"> đỏ; đảo nghĩa </w:t>
-      </w:r>
-      <w:r>
-        <w:rPr>
-          <w:rFonts w:ascii="Consolas" w:eastAsia="Consolas" w:hAnsi="Consolas" w:cs="Consolas"/>
-        </w:rPr>
-        <w:t xml:space="preserve">enabled</w:t>
-      </w:r>
-      <w:r>
-        <w:t xml:space="preserve"> → 2 test đỏ; không phát event khi tắt → đỏ; phát event cả khi không đổi gì → 2 test đỏ; PATCH không lọc owner → đỏ; bỏ </w:t>
-      </w:r>
-      <w:r>
-        <w:rPr>
-          <w:rFonts w:ascii="Consolas" w:eastAsia="Consolas" w:hAnsi="Consolas" w:cs="Consolas"/>
-        </w:rPr>
-        <w:t xml:space="preserve">@Version</w:t>
-      </w:r>
-      <w:r>
-        <w:t xml:space="preserve"> → test version cũ đỏ; không phát event khi reconnect → đỏ; phát event ở mọi lần reconnect → đỏ; thêm trường vào event → đỏ.</w:t>
-      </w:r>
-    </w:p>
-    <w:p>
-      <w:pPr>
-        <w:pStyle w:val="ListParagraph"/>
-        <w:numPr>
-          <w:ilvl w:val="0"/>
-          <w:numId w:val="1"/>
-        </w:numPr>
-      </w:pPr>
-      <w:r>
-        <w:rPr>
-          <w:rFonts w:ascii="Consolas" w:eastAsia="Consolas" w:hAnsi="Consolas" w:cs="Consolas"/>
-          <w:b/>
-          <w:bCs/>
-        </w:rPr>
-        <w:t xml:space="preserve">@RecordApplicationEvents</w:t>
-      </w:r>
-      <w:r>
-        <w:rPr>
-          <w:b/>
-          <w:bCs/>
-        </w:rPr>
-        <w:t xml:space="preserve"> + </w:t>
-      </w:r>
-      <w:r>
-        <w:rPr>
-          <w:rFonts w:ascii="Consolas" w:eastAsia="Consolas" w:hAnsi="Consolas" w:cs="Consolas"/>
-          <w:b/>
-          <w:bCs/>
-        </w:rPr>
-        <w:t xml:space="preserve">ApplicationEvents</w:t>
-      </w:r>
-      <w:r>
-        <w:rPr>
-          <w:b/>
-          <w:bCs/>
-        </w:rPr>
-        <w:t xml:space="preserve"> (Spring Test, BE-16):</w:t>
-      </w:r>
-      <w:r>
-        <w:t xml:space="preserve"> ghi lại event được publish trong một test </w:t>
-      </w:r>
-      <w:r>
-        <w:rPr>
-          <w:rFonts w:ascii="Consolas" w:eastAsia="Consolas" w:hAnsi="Consolas" w:cs="Consolas"/>
-        </w:rPr>
-        <w:t xml:space="preserve">@SpringBootTest</w:t>
-      </w:r>
-      <w:r>
-        <w:t xml:space="preserve">; </w:t>
-      </w:r>
-      <w:r>
-        <w:rPr>
-          <w:rFonts w:ascii="Consolas" w:eastAsia="Consolas" w:hAnsi="Consolas" w:cs="Consolas"/>
-        </w:rPr>
-        <w:t xml:space="preserve">events.stream(AccountStatusChanged.class)</w:t>
-      </w:r>
-      <w:r>
-        <w:t xml:space="preserve"> lấy ra để kiểm tra. </w:t>
-      </w:r>
-      <w:r>
-        <w:rPr>
-          <w:rFonts w:ascii="Consolas" w:eastAsia="Consolas" w:hAnsi="Consolas" w:cs="Consolas"/>
-        </w:rPr>
-        <w:t xml:space="preserve">AssertablePublishedEvents</w:t>
-      </w:r>
-      <w:r>
-        <w:t xml:space="preserve"> là cách tương tự của Spring Modulith, dùng trong module test.</w:t>
-      </w:r>
-    </w:p>
-    <w:p>
-      <w:pPr>
-        <w:pStyle w:val="ListParagraph"/>
-        <w:numPr>
-          <w:ilvl w:val="0"/>
-          <w:numId w:val="1"/>
-        </w:numPr>
-      </w:pPr>
-      <w:r>
-        <w:rPr>
-          <w:rFonts w:ascii="Consolas" w:eastAsia="Consolas" w:hAnsi="Consolas" w:cs="Consolas"/>
-          <w:b/>
-          <w:bCs/>
-        </w:rPr>
-        <w:t xml:space="preserve">TransactionTemplate</w:t>
-      </w:r>
-      <w:r>
-        <w:rPr>
-          <w:b/>
-          <w:bCs/>
-        </w:rPr>
-        <w:t xml:space="preserve"> trong test (BE-16):</w:t>
-      </w:r>
-      <w:r>
-        <w:t xml:space="preserve"> mở transaction bằng code để chen một bước vào giữa. Test gọi service (đã đọc </w:t>
-      </w:r>
-      <w:r>
-        <w:rPr>
-          <w:rFonts w:ascii="Consolas" w:eastAsia="Consolas" w:hAnsi="Consolas" w:cs="Consolas"/>
-        </w:rPr>
-        <w:t xml:space="preserve">version</w:t>
-      </w:r>
-      <w:r>
-        <w:t xml:space="preserve"> cũ), rồi giả "một request khác" bằng </w:t>
-      </w:r>
-      <w:r>
-        <w:rPr>
-          <w:rFonts w:ascii="Consolas" w:eastAsia="Consolas" w:hAnsi="Consolas" w:cs="Consolas"/>
-        </w:rPr>
-        <w:t xml:space="preserve">UPDATE ... SET version = version + 1</w:t>
-      </w:r>
-      <w:r>
-        <w:t xml:space="preserve"> trong cùng transaction; lúc commit phải ra </w:t>
-      </w:r>
-      <w:r>
-        <w:rPr>
-          <w:rFonts w:ascii="Consolas" w:eastAsia="Consolas" w:hAnsi="Consolas" w:cs="Consolas"/>
-        </w:rPr>
-        <w:t xml:space="preserve">OptimisticLockingFailureException</w:t>
-      </w:r>
-      <w:r>
-        <w:t xml:space="preserve">. Qua MockMvc không canh được hai request chạy chồng nhau, nên phần đổi lỗi thành 409 dựa vào test có sẵn của F01.</w:t>
-      </w:r>
-    </w:p>
-    <w:p>
-      <w:pPr>
-        <w:pStyle w:val="ListParagraph"/>
-        <w:numPr>
-          <w:ilvl w:val="0"/>
-          <w:numId w:val="1"/>
-        </w:numPr>
-      </w:pPr>
-      <w:r>
-        <w:rPr>
-          <w:b/>
-          <w:bCs/>
-        </w:rPr>
-        <w:t xml:space="preserve">Chạy cả ứng dụng thay cho web slice (BE-15):</w:t>
-      </w:r>
-      <w:r>
-        <w:t xml:space="preserve"> </w:t>
-      </w:r>
-      <w:r>
-        <w:rPr>
-          <w:rFonts w:ascii="Consolas" w:eastAsia="Consolas" w:hAnsi="Consolas" w:cs="Consolas"/>
-        </w:rPr>
-        <w:t xml:space="preserve">@SpringBootTest</w:t>
-      </w:r>
-      <w:r>
-        <w:t xml:space="preserve"> + </w:t>
-      </w:r>
-      <w:r>
-        <w:rPr>
-          <w:rFonts w:ascii="Consolas" w:eastAsia="Consolas" w:hAnsi="Consolas" w:cs="Consolas"/>
-        </w:rPr>
-        <w:t xml:space="preserve">@AutoConfigureMockMvc</w:t>
-      </w:r>
-      <w:r>
-        <w:t xml:space="preserve"> gửi request HTTP giả qua đúng các lớp thật: security, </w:t>
-      </w:r>
-      <w:r>
-        <w:rPr>
-          <w:rFonts w:ascii="Consolas" w:eastAsia="Consolas" w:hAnsi="Consolas" w:cs="Consolas"/>
-        </w:rPr>
-        <w:t xml:space="preserve">CurrentUser</w:t>
-      </w:r>
-      <w:r>
-        <w:t xml:space="preserve">, service, PostgreSQL, error handler, Jackson. Chọn thay cho </w:t>
-      </w:r>
-      <w:r>
-        <w:rPr>
-          <w:rFonts w:ascii="Consolas" w:eastAsia="Consolas" w:hAnsi="Consolas" w:cs="Consolas"/>
-        </w:rPr>
-        <w:t xml:space="preserve">@WebMvcTest</w:t>
-      </w:r>
-      <w:r>
-        <w:t xml:space="preserve"> với service giả vì test cô lập dữ liệu phải chạy trên dữ liệu thật; với service giả, test chỉ kiểm tra cái mock.</w:t>
-      </w:r>
-    </w:p>
-    <w:p>
-      <w:pPr>
-        <w:pStyle w:val="ListParagraph"/>
-        <w:numPr>
-          <w:ilvl w:val="0"/>
-          <w:numId w:val="1"/>
-        </w:numPr>
-      </w:pPr>
-      <w:r>
-        <w:rPr>
-          <w:b/>
-          <w:bCs/>
-        </w:rPr>
-        <w:t xml:space="preserve">Ghim thời điểm bằng SQL:</w:t>
-      </w:r>
-      <w:r>
-        <w:t xml:space="preserve"> </w:t>
-      </w:r>
-      <w:r>
-        <w:rPr>
-          <w:rFonts w:ascii="Consolas" w:eastAsia="Consolas" w:hAnsi="Consolas" w:cs="Consolas"/>
-        </w:rPr>
-        <w:t xml:space="preserve">@PrePersist</w:t>
-      </w:r>
-      <w:r>
-        <w:t xml:space="preserve"> điền </w:t>
-      </w:r>
-      <w:r>
-        <w:rPr>
-          <w:rFonts w:ascii="Consolas" w:eastAsia="Consolas" w:hAnsi="Consolas" w:cs="Consolas"/>
-        </w:rPr>
-        <w:t xml:space="preserve">created_at</w:t>
-      </w:r>
-      <w:r>
-        <w:t xml:space="preserve"> bằng giờ thật nên không biết trước. Test ghi đè bằng </w:t>
-      </w:r>
-      <w:r>
-        <w:rPr>
-          <w:rFonts w:ascii="Consolas" w:eastAsia="Consolas" w:hAnsi="Consolas" w:cs="Consolas"/>
-        </w:rPr>
-        <w:t xml:space="preserve">UPDATE connected_account SET created_at = ?</w:t>
-      </w:r>
-      <w:r>
-        <w:t xml:space="preserve"> để biết chắc thứ tự và chuỗi JSON mong đợi (</w:t>
-      </w:r>
-      <w:r>
-        <w:rPr>
-          <w:rFonts w:ascii="Consolas" w:eastAsia="Consolas" w:hAnsi="Consolas" w:cs="Consolas"/>
-        </w:rPr>
-        <w:t xml:space="preserve">2026-10-05T03:15:00Z</w:t>
-      </w:r>
-      <w:r>
-        <w:t xml:space="preserve">). Account "mới hơn" được tạo </w:t>
-      </w:r>
-      <w:r>
-        <w:rPr>
-          <w:b/>
-          <w:bCs/>
-        </w:rPr>
-        <w:t xml:space="preserve">trước</w:t>
-      </w:r>
-      <w:r>
-        <w:t xml:space="preserve">, để test thứ tự không thể xanh chỉ nhờ thứ tự chèn.</w:t>
-      </w:r>
-    </w:p>
-    <w:p>
-      <w:pPr>
-        <w:pStyle w:val="ListParagraph"/>
-        <w:numPr>
-          <w:ilvl w:val="0"/>
-          <w:numId w:val="1"/>
-        </w:numPr>
-      </w:pPr>
-      <w:r>
-        <w:rPr>
-          <w:rFonts w:ascii="Consolas" w:eastAsia="Consolas" w:hAnsi="Consolas" w:cs="Consolas"/>
-          <w:b/>
-          <w:bCs/>
-        </w:rPr>
-        <w:t xml:space="preserve">JsonPath.read(body, "$")</w:t>
-      </w:r>
-      <w:r>
-        <w:rPr>
-          <w:b/>
-          <w:bCs/>
-        </w:rPr>
-        <w:t xml:space="preserve">:</w:t>
-      </w:r>
-      <w:r>
-        <w:t xml:space="preserve"> đọc JSON thành </w:t>
-      </w:r>
-      <w:r>
-        <w:rPr>
-          <w:rFonts w:ascii="Consolas" w:eastAsia="Consolas" w:hAnsi="Consolas" w:cs="Consolas"/>
-        </w:rPr>
-        <w:t xml:space="preserve">Map</w:t>
-      </w:r>
-      <w:r>
-        <w:t xml:space="preserve"> để so tập tên trường.</w:t>
-      </w:r>
-    </w:p>
-    <w:p>
-      <w:pPr>
-        <w:pStyle w:val="ListParagraph"/>
-        <w:numPr>
-          <w:ilvl w:val="0"/>
-          <w:numId w:val="1"/>
-        </w:numPr>
-      </w:pPr>
-      <w:r>
-        <w:rPr>
-          <w:rFonts w:ascii="Consolas" w:eastAsia="Consolas" w:hAnsi="Consolas" w:cs="Consolas"/>
-          <w:b/>
-          <w:bCs/>
-        </w:rPr>
-        <w:t xml:space="preserve">@ApplicationModuleTest(mode = DIRECT_DEPENDENCIES)</w:t>
-      </w:r>
-      <w:r>
-        <w:rPr>
-          <w:b/>
-          <w:bCs/>
-        </w:rPr>
-        <w:t xml:space="preserve"> (Spring Modulith, BE-14):</w:t>
-      </w:r>
-      <w:r>
-        <w:t xml:space="preserve"> chỉ khởi động module </w:t>
-      </w:r>
-      <w:r>
-        <w:rPr>
-          <w:rFonts w:ascii="Consolas" w:eastAsia="Consolas" w:hAnsi="Consolas" w:cs="Consolas"/>
-        </w:rPr>
-        <w:t xml:space="preserve">account</w:t>
-      </w:r>
-      <w:r>
-        <w:t xml:space="preserve"> cộng các module nó dùng trực tiếp, không phải cả ứng dụng. Lúc làm BE-14 đó chỉ là </w:t>
-      </w:r>
-      <w:r>
-        <w:rPr>
-          <w:rFonts w:ascii="Consolas" w:eastAsia="Consolas" w:hAnsi="Consolas" w:cs="Consolas"/>
-        </w:rPr>
-        <w:t xml:space="preserve">provider</w:t>
-      </w:r>
-      <w:r>
-        <w:t xml:space="preserve">; từ BE-15, </w:t>
-      </w:r>
-      <w:r>
-        <w:rPr>
-          <w:rFonts w:ascii="Consolas" w:eastAsia="Consolas" w:hAnsi="Consolas" w:cs="Consolas"/>
-        </w:rPr>
-        <w:t xml:space="preserve">account</w:t>
-      </w:r>
-      <w:r>
-        <w:t xml:space="preserve"> dùng thêm </w:t>
-      </w:r>
-      <w:r>
-        <w:rPr>
-          <w:rFonts w:ascii="Consolas" w:eastAsia="Consolas" w:hAnsi="Consolas" w:cs="Consolas"/>
-        </w:rPr>
-        <w:t xml:space="preserve">CurrentUser</w:t>
-      </w:r>
-      <w:r>
-        <w:t xml:space="preserve"> (module </w:t>
-      </w:r>
-      <w:r>
-        <w:rPr>
-          <w:rFonts w:ascii="Consolas" w:eastAsia="Consolas" w:hAnsi="Consolas" w:cs="Consolas"/>
-        </w:rPr>
-        <w:t xml:space="preserve">identity</w:t>
-      </w:r>
-      <w:r>
-        <w:t xml:space="preserve">) và mã lỗi của </w:t>
-      </w:r>
-      <w:r>
-        <w:rPr>
-          <w:rFonts w:ascii="Consolas" w:eastAsia="Consolas" w:hAnsi="Consolas" w:cs="Consolas"/>
-        </w:rPr>
-        <w:t xml:space="preserve">common</w:t>
-      </w:r>
-      <w:r>
-        <w:t xml:space="preserve">, nên hai module này cũng được nạp. Test vẫn tự dọn bảng và tự chèn owner của nó vào </w:t>
-      </w:r>
-      <w:r>
-        <w:rPr>
-          <w:rFonts w:ascii="Consolas" w:eastAsia="Consolas" w:hAnsi="Consolas" w:cs="Consolas"/>
-        </w:rPr>
-        <w:t xml:space="preserve">app_user</w:t>
-      </w:r>
-      <w:r>
-        <w:t xml:space="preserve"> bằng </w:t>
-      </w:r>
-      <w:r>
-        <w:rPr>
-          <w:rFonts w:ascii="Consolas" w:eastAsia="Consolas" w:hAnsi="Consolas" w:cs="Consolas"/>
-        </w:rPr>
-        <w:t xml:space="preserve">JdbcTemplate</w:t>
-      </w:r>
-      <w:r>
-        <w:t xml:space="preserve">, nên không phụ thuộc owner được tạo lúc khởi động.</w:t>
-      </w:r>
-    </w:p>
-    <w:p>
-      <w:pPr>
-        <w:pStyle w:val="ListParagraph"/>
-        <w:numPr>
-          <w:ilvl w:val="0"/>
-          <w:numId w:val="1"/>
-        </w:numPr>
-      </w:pPr>
-      <w:r>
-        <w:rPr>
-          <w:b/>
-          <w:bCs/>
-        </w:rPr>
-        <w:t xml:space="preserve">Test không có </w:t>
-      </w:r>
-      <w:r>
-        <w:rPr>
-          <w:rFonts w:ascii="Consolas" w:eastAsia="Consolas" w:hAnsi="Consolas" w:cs="Consolas"/>
-          <w:b/>
-          <w:bCs/>
-        </w:rPr>
-        <w:t xml:space="preserve">@Transactional</w:t>
-      </w:r>
-      <w:r>
-        <w:rPr>
-          <w:b/>
-          <w:bCs/>
-        </w:rPr>
-        <w:t xml:space="preserve">:</w:t>
-      </w:r>
-      <w:r>
-        <w:t xml:space="preserve"> để service tự commit hoặc rollback như khi chạy thật. Cái giá là dữ liệu ở lại sau mỗi test, nên </w:t>
-      </w:r>
-      <w:r>
-        <w:rPr>
-          <w:rFonts w:ascii="Consolas" w:eastAsia="Consolas" w:hAnsi="Consolas" w:cs="Consolas"/>
-        </w:rPr>
-        <w:t xml:space="preserve">@BeforeEach</w:t>
-      </w:r>
-      <w:r>
-        <w:t xml:space="preserve"> tự dọn bảng bằng </w:t>
-      </w:r>
-      <w:r>
-        <w:rPr>
-          <w:rFonts w:ascii="Consolas" w:eastAsia="Consolas" w:hAnsi="Consolas" w:cs="Consolas"/>
-        </w:rPr>
-        <w:t xml:space="preserve">JdbcTestUtils.deleteFromTables</w:t>
-      </w:r>
-      <w:r>
-        <w:t xml:space="preserve">.</w:t>
-      </w:r>
-    </w:p>
-    <w:p>
-      <w:pPr>
-        <w:pStyle w:val="ListParagraph"/>
-        <w:numPr>
-          <w:ilvl w:val="0"/>
-          <w:numId w:val="1"/>
-        </w:numPr>
-      </w:pPr>
-      <w:r>
-        <w:rPr>
-          <w:rFonts w:ascii="Consolas" w:eastAsia="Consolas" w:hAnsi="Consolas" w:cs="Consolas"/>
-          <w:b/>
-          <w:bCs/>
-        </w:rPr>
-        <w:t xml:space="preserve">AssertablePublishedEvents</w:t>
-      </w:r>
-      <w:r>
-        <w:rPr>
-          <w:b/>
-          <w:bCs/>
-        </w:rPr>
-        <w:t xml:space="preserve"> làm tham số của method test:</w:t>
-      </w:r>
-      <w:r>
-        <w:t xml:space="preserve"> Spring Modulith ghi lại mọi event được publish trong test đó; </w:t>
-      </w:r>
-      <w:r>
-        <w:rPr>
-          <w:rFonts w:ascii="Consolas" w:eastAsia="Consolas" w:hAnsi="Consolas" w:cs="Consolas"/>
-        </w:rPr>
-        <w:t xml:space="preserve">events.ofType(AccountConnected.class)</w:t>
-      </w:r>
-      <w:r>
-        <w:t xml:space="preserve"> lấy ra để kiểm tra số lượng và nội dung.</w:t>
-      </w:r>
-    </w:p>
-    <w:p>
-      <w:pPr>
-        <w:pStyle w:val="ListParagraph"/>
-        <w:numPr>
-          <w:ilvl w:val="0"/>
-          <w:numId w:val="1"/>
-        </w:numPr>
-      </w:pPr>
-      <w:r>
-        <w:rPr>
-          <w:rFonts w:ascii="Consolas" w:eastAsia="Consolas" w:hAnsi="Consolas" w:cs="Consolas"/>
-          <w:b/>
-          <w:bCs/>
-        </w:rPr>
-        <w:t xml:space="preserve">@MockitoSpyBean</w:t>
-      </w:r>
-      <w:r>
-        <w:rPr>
-          <w:b/>
-          <w:bCs/>
-        </w:rPr>
-        <w:t xml:space="preserve">:</w:t>
-      </w:r>
-      <w:r>
-        <w:t xml:space="preserve"> bọc bean thật. Bình thường nó chạy code thật; riêng một test bảo nó ném lỗi bằng </w:t>
-      </w:r>
-      <w:r>
-        <w:rPr>
-          <w:rFonts w:ascii="Consolas" w:eastAsia="Consolas" w:hAnsi="Consolas" w:cs="Consolas"/>
-        </w:rPr>
-        <w:t xml:space="preserve">doThrow(...).when(credentials).save(any(), any(), any())</w:t>
-      </w:r>
-      <w:r>
-        <w:t xml:space="preserve">, để giả lập "lưu credential thất bại" mà không sửa code production. Assertion vẫn kiểm tra DB thật, không kiểm tra mock.</w:t>
-      </w:r>
-    </w:p>
-    <w:p>
-      <w:pPr>
-        <w:pStyle w:val="ListParagraph"/>
-        <w:numPr>
-          <w:ilvl w:val="0"/>
-          <w:numId w:val="1"/>
-        </w:numPr>
-      </w:pPr>
-      <w:r>
-        <w:rPr>
-          <w:b/>
-          <w:bCs/>
-        </w:rPr>
-        <w:t xml:space="preserve">Bean riêng cho test:</w:t>
-      </w:r>
-      <w:r>
-        <w:t xml:space="preserve"> một class </w:t>
-      </w:r>
-      <w:r>
-        <w:rPr>
-          <w:rFonts w:ascii="Consolas" w:eastAsia="Consolas" w:hAnsi="Consolas" w:cs="Consolas"/>
-        </w:rPr>
-        <w:t xml:space="preserve">@TestConfiguration</w:t>
-      </w:r>
-      <w:r>
-        <w:t xml:space="preserve"> lồng trong class test tạo </w:t>
-      </w:r>
-      <w:r>
-        <w:rPr>
-          <w:rFonts w:ascii="Consolas" w:eastAsia="Consolas" w:hAnsi="Consolas" w:cs="Consolas"/>
-        </w:rPr>
-        <w:t xml:space="preserve">FakeMessageProvider</w:t>
-      </w:r>
-      <w:r>
-        <w:t xml:space="preserve"> loại </w:t>
-      </w:r>
-      <w:r>
-        <w:rPr>
-          <w:rFonts w:ascii="Consolas" w:eastAsia="Consolas" w:hAnsi="Consolas" w:cs="Consolas"/>
-        </w:rPr>
-        <w:t xml:space="preserve">fake</w:t>
-      </w:r>
-      <w:r>
-        <w:t xml:space="preserve"> làm bean, để </w:t>
-      </w:r>
-      <w:r>
-        <w:rPr>
-          <w:rFonts w:ascii="Consolas" w:eastAsia="Consolas" w:hAnsi="Consolas" w:cs="Consolas"/>
-        </w:rPr>
-        <w:t xml:space="preserve">ProviderRegistry</w:t>
-      </w:r>
-      <w:r>
-        <w:t xml:space="preserve"> thấy provider này.</w:t>
-      </w:r>
-    </w:p>
-    <w:p>
-      <w:pPr>
-        <w:pStyle w:val="ListParagraph"/>
-        <w:numPr>
-          <w:ilvl w:val="0"/>
-          <w:numId w:val="1"/>
-        </w:numPr>
-      </w:pPr>
-      <w:r>
-        <w:rPr>
-          <w:rFonts w:ascii="Consolas" w:eastAsia="Consolas" w:hAnsi="Consolas" w:cs="Consolas"/>
-          <w:b/>
-          <w:bCs/>
-        </w:rPr>
-        <w:t xml:space="preserve">row_to_json(c)::text</w:t>
-      </w:r>
-      <w:r>
-        <w:rPr>
-          <w:b/>
-          <w:bCs/>
-        </w:rPr>
-        <w:t xml:space="preserve"> của PostgreSQL:</w:t>
-      </w:r>
-      <w:r>
-        <w:t xml:space="preserve"> biến cả một dòng thành chuỗi JSON để kiểm tra bằng một lệnh rằng </w:t>
-      </w:r>
-      <w:r>
-        <w:rPr>
-          <w:b/>
-          <w:bCs/>
-        </w:rPr>
-        <w:t xml:space="preserve">không cột nào</w:t>
-      </w:r>
-      <w:r>
-        <w:t xml:space="preserve"> chứa token dạng chữ.</w:t>
-      </w:r>
-    </w:p>
-    <w:p>
-      <w:pPr>
-        <w:pStyle w:val="ListParagraph"/>
-        <w:numPr>
-          <w:ilvl w:val="0"/>
-          <w:numId w:val="1"/>
-        </w:numPr>
-      </w:pPr>
-      <w:r>
-        <w:rPr>
-          <w:rFonts w:ascii="Consolas" w:eastAsia="Consolas" w:hAnsi="Consolas" w:cs="Consolas"/>
-          <w:b/>
-          <w:bCs/>
-        </w:rPr>
-        <w:t xml:space="preserve">entityManager.flush()</w:t>
-      </w:r>
-      <w:r>
-        <w:rPr>
-          <w:b/>
-          <w:bCs/>
-        </w:rPr>
-        <w:t xml:space="preserve"> để lộ lỗi:</w:t>
-      </w:r>
-      <w:r>
-        <w:t xml:space="preserve"> trong </w:t>
-      </w:r>
-      <w:r>
-        <w:rPr>
-          <w:rFonts w:ascii="Consolas" w:eastAsia="Consolas" w:hAnsi="Consolas" w:cs="Consolas"/>
-        </w:rPr>
-        <w:t xml:space="preserve">@DataJpaTest</w:t>
-      </w:r>
-      <w:r>
-        <w:t xml:space="preserve">, lệnh ghi chỉ thật sự xuống DB khi flush. Muốn thấy lỗi khóa ngoại thì phải flush ngay trong đoạn code đang chờ lỗi; test còn kiểm tra cả stack trace của lỗi đó không chứa token.</w:t>
+        <w:t xml:space="preserve">@SQLRestriction("removed_at is null")</w:t>
+      </w:r>
+      <w:r>
+        <w:t xml:space="preserve"> của Hibernate, tự thêm điều kiện vào mọi truy vấn của entity. Cách này gọn hơn, nhưng </w:t>
+      </w:r>
+      <w:r>
+        <w:rPr>
+          <w:rFonts w:ascii="Consolas" w:eastAsia="Consolas" w:hAnsi="Consolas" w:cs="Consolas"/>
+        </w:rPr>
+        <w:t xml:space="preserve">register</w:t>
+      </w:r>
+      <w:r>
+        <w:t xml:space="preserve"> sẽ không còn thấy dòng đã xóa (phải viết SQL thô), và người đọc code không thấy điều kiện lọc nằm ở đâu.</w:t>
+      </w:r>
+    </w:p>
+    <w:p>
+      <w:pPr>
+        <w:pStyle w:val="ListParagraph"/>
+        <w:numPr>
+          <w:ilvl w:val="0"/>
+          <w:numId w:val="1"/>
+        </w:numPr>
+      </w:pPr>
+      <w:r>
+        <w:rPr>
+          <w:b/>
+          <w:bCs/>
+        </w:rPr>
+        <w:t xml:space="preserve">Bẫy của xóa mềm:</w:t>
+      </w:r>
+      <w:r>
+        <w:t xml:space="preserve"> mọi truy vấn mới sau này (F05, F07...) đều phải nhớ lọc. Test "account đã xóa không còn hiện" bảo vệ các truy vấn hiện có; truy vấn mới cần test riêng.</w:t>
+      </w:r>
+    </w:p>
+    <w:p>
+      <w:pPr>
+        <w:pStyle w:val="Heading3"/>
+      </w:pPr>
+      <w:r>
+        <w:t xml:space="preserve">21.4 Kết nối lại account đã xóa: dùng lại bản ghi cũ</w:t>
+      </w:r>
+    </w:p>
+    <w:p>
+      <w:pPr>
+        <w:pStyle w:val="ListParagraph"/>
+        <w:numPr>
+          <w:ilvl w:val="0"/>
+          <w:numId w:val="1"/>
+        </w:numPr>
+      </w:pPr>
+      <w:r>
+        <w:rPr>
+          <w:rFonts w:ascii="Consolas" w:eastAsia="Consolas" w:hAnsi="Consolas" w:cs="Consolas"/>
+        </w:rPr>
+        <w:t xml:space="preserve">UNIQUE (user_id, provider, external_account_id)</w:t>
+      </w:r>
+      <w:r>
+        <w:t xml:space="preserve"> giữ nguyên, nên không thể có dòng thứ hai cho cùng một tài khoản Gmail. </w:t>
+      </w:r>
+      <w:r>
+        <w:rPr>
+          <w:rFonts w:ascii="Consolas" w:eastAsia="Consolas" w:hAnsi="Consolas" w:cs="Consolas"/>
+        </w:rPr>
+        <w:t xml:space="preserve">register</w:t>
+      </w:r>
+      <w:r>
+        <w:t xml:space="preserve"> tìm thấy dòng cũ (kể cả đã xóa) rồi gọi </w:t>
+      </w:r>
+      <w:r>
+        <w:rPr>
+          <w:rFonts w:ascii="Consolas" w:eastAsia="Consolas" w:hAnsi="Consolas" w:cs="Consolas"/>
+        </w:rPr>
+        <w:t xml:space="preserve">reconnect()</w:t>
+      </w:r>
+      <w:r>
+        <w:t xml:space="preserve">: xóa </w:t>
+      </w:r>
+      <w:r>
+        <w:rPr>
+          <w:rFonts w:ascii="Consolas" w:eastAsia="Consolas" w:hAnsi="Consolas" w:cs="Consolas"/>
+        </w:rPr>
+        <w:t xml:space="preserve">removed_at</w:t>
+      </w:r>
+      <w:r>
+        <w:t xml:space="preserve">, bật lại sync, trạng thái </w:t>
+      </w:r>
+      <w:r>
+        <w:rPr>
+          <w:rFonts w:ascii="Consolas" w:eastAsia="Consolas" w:hAnsi="Consolas" w:cs="Consolas"/>
+        </w:rPr>
+        <w:t xml:space="preserve">CONNECTED</w:t>
+      </w:r>
+      <w:r>
+        <w:t xml:space="preserve">, lưu credential mới, giữ nguyên ID.</w:t>
+      </w:r>
+    </w:p>
+    <w:p>
+      <w:pPr>
+        <w:pStyle w:val="ListParagraph"/>
+        <w:numPr>
+          <w:ilvl w:val="0"/>
+          <w:numId w:val="1"/>
+        </w:numPr>
+      </w:pPr>
+      <w:r>
+        <w:t xml:space="preserve">Sync chỉ được bật lại khi dùng lại account </w:t>
+      </w:r>
+      <w:r>
+        <w:rPr>
+          <w:b/>
+          <w:bCs/>
+        </w:rPr>
+        <w:t xml:space="preserve">đã xóa</w:t>
+      </w:r>
+      <w:r>
+        <w:t xml:space="preserve">, vì account đó "bắt đầu như mới". Reconnect thường vẫn giữ lựa chọn tạm dừng của người dùng; có test cho cả hai trường hợp.</w:t>
+      </w:r>
+    </w:p>
+    <w:p>
+      <w:pPr>
+        <w:pStyle w:val="ListParagraph"/>
+        <w:numPr>
+          <w:ilvl w:val="0"/>
+          <w:numId w:val="1"/>
+        </w:numPr>
+      </w:pPr>
+      <w:r>
+        <w:t xml:space="preserve">Hệ quả cho F05: tin nhắn cũ gắn với cùng ID sẽ hiện lại (nếu khi đó còn giữ).</w:t>
+      </w:r>
+    </w:p>
+    <w:p>
+      <w:pPr>
+        <w:pStyle w:val="Heading3"/>
+      </w:pPr>
+      <w:r>
+        <w:t xml:space="preserve">21.5 Migration thêm cột</w:t>
+      </w:r>
+    </w:p>
+    <w:p>
+      <w:pPr>
+        <w:pStyle w:val="ListParagraph"/>
+        <w:numPr>
+          <w:ilvl w:val="0"/>
+          <w:numId w:val="1"/>
+        </w:numPr>
+      </w:pPr>
+      <w:r>
+        <w:t xml:space="preserve">V5: </w:t>
+      </w:r>
+      <w:r>
+        <w:rPr>
+          <w:rFonts w:ascii="Consolas" w:eastAsia="Consolas" w:hAnsi="Consolas" w:cs="Consolas"/>
+        </w:rPr>
+        <w:t xml:space="preserve">ALTER TABLE connected_account ADD COLUMN removed_at timestamptz;</w:t>
+      </w:r>
+      <w:r>
+        <w:t xml:space="preserve">. Cột cho phép </w:t>
+      </w:r>
+      <w:r>
+        <w:rPr>
+          <w:rFonts w:ascii="Consolas" w:eastAsia="Consolas" w:hAnsi="Consolas" w:cs="Consolas"/>
+        </w:rPr>
+        <w:t xml:space="preserve">null</w:t>
+      </w:r>
+      <w:r>
+        <w:t xml:space="preserve"> nên các dòng có sẵn không cần giá trị.</w:t>
+      </w:r>
+    </w:p>
+    <w:p>
+      <w:pPr>
+        <w:pStyle w:val="ListParagraph"/>
+        <w:numPr>
+          <w:ilvl w:val="0"/>
+          <w:numId w:val="1"/>
+        </w:numPr>
+      </w:pPr>
+      <w:r>
+        <w:t xml:space="preserve">Không sửa V3 (đã áp lên DB rồi): mọi thay đổi schema là một migration mới.</w:t>
       </w:r>
     </w:p>
     <w:p>
@@ -13841,7 +13423,1194 @@
         <w:pStyle w:val="Heading2"/>
       </w:pPr>
       <w:r>
-        <w:t xml:space="preserve">22. Tự kiểm tra F02 (phần đã làm)</w:t>
+        <w:t xml:space="preserve">22. Kỹ thuật test mới trong F02</w:t>
+      </w:r>
+    </w:p>
+    <w:p>
+      <w:pPr>
+        <w:pStyle w:val="ListParagraph"/>
+        <w:numPr>
+          <w:ilvl w:val="0"/>
+          <w:numId w:val="1"/>
+        </w:numPr>
+      </w:pPr>
+      <w:r>
+        <w:rPr>
+          <w:rFonts w:ascii="Consolas" w:eastAsia="Consolas" w:hAnsi="Consolas" w:cs="Consolas"/>
+          <w:b/>
+          <w:bCs/>
+        </w:rPr>
+        <w:t xml:space="preserve">@DataJpaTest</w:t>
+      </w:r>
+      <w:r>
+        <w:rPr>
+          <w:b/>
+          <w:bCs/>
+        </w:rPr>
+        <w:t xml:space="preserve"> + </w:t>
+      </w:r>
+      <w:r>
+        <w:rPr>
+          <w:rFonts w:ascii="Consolas" w:eastAsia="Consolas" w:hAnsi="Consolas" w:cs="Consolas"/>
+          <w:b/>
+          <w:bCs/>
+        </w:rPr>
+        <w:t xml:space="preserve">@AutoConfigureTestDatabase(replace = NONE)</w:t>
+      </w:r>
+      <w:r>
+        <w:rPr>
+          <w:b/>
+          <w:bCs/>
+        </w:rPr>
+        <w:t xml:space="preserve">:</w:t>
+      </w:r>
+      <w:r>
+        <w:t xml:space="preserve"> slice chỉ nạp JPA và Flyway, chạy trên PostgreSQL thật (Testcontainers) để </w:t>
+      </w:r>
+      <w:r>
+        <w:rPr>
+          <w:rFonts w:ascii="Consolas" w:eastAsia="Consolas" w:hAnsi="Consolas" w:cs="Consolas"/>
+        </w:rPr>
+        <w:t xml:space="preserve">CHECK</w:t>
+      </w:r>
+      <w:r>
+        <w:t xml:space="preserve">, </w:t>
+      </w:r>
+      <w:r>
+        <w:rPr>
+          <w:rFonts w:ascii="Consolas" w:eastAsia="Consolas" w:hAnsi="Consolas" w:cs="Consolas"/>
+        </w:rPr>
+        <w:t xml:space="preserve">UNIQUE</w:t>
+      </w:r>
+      <w:r>
+        <w:t xml:space="preserve">, khóa ngoại hoạt động như production. Mỗi test tự rollback.</w:t>
+      </w:r>
+    </w:p>
+    <w:p>
+      <w:pPr>
+        <w:pStyle w:val="ListParagraph"/>
+        <w:numPr>
+          <w:ilvl w:val="0"/>
+          <w:numId w:val="1"/>
+        </w:numPr>
+      </w:pPr>
+      <w:r>
+        <w:rPr>
+          <w:rFonts w:ascii="Consolas" w:eastAsia="Consolas" w:hAnsi="Consolas" w:cs="Consolas"/>
+          <w:b/>
+          <w:bCs/>
+        </w:rPr>
+        <w:t xml:space="preserve">entityManager.clear()</w:t>
+      </w:r>
+      <w:r>
+        <w:rPr>
+          <w:b/>
+          <w:bCs/>
+        </w:rPr>
+        <w:t xml:space="preserve">:</w:t>
+      </w:r>
+      <w:r>
+        <w:t xml:space="preserve"> xóa bộ nhớ đệm của Hibernate để lần đọc sau thật sự đi xuống DB. Không có nó, test chỉ đọc lại object trong bộ nhớ.</w:t>
+      </w:r>
+    </w:p>
+    <w:p>
+      <w:pPr>
+        <w:pStyle w:val="ListParagraph"/>
+        <w:numPr>
+          <w:ilvl w:val="0"/>
+          <w:numId w:val="1"/>
+        </w:numPr>
+      </w:pPr>
+      <w:r>
+        <w:rPr>
+          <w:rFonts w:ascii="Consolas" w:eastAsia="Consolas" w:hAnsi="Consolas" w:cs="Consolas"/>
+          <w:b/>
+          <w:bCs/>
+        </w:rPr>
+        <w:t xml:space="preserve">JdbcTemplate</w:t>
+      </w:r>
+      <w:r>
+        <w:rPr>
+          <w:b/>
+          <w:bCs/>
+        </w:rPr>
+        <w:t xml:space="preserve">:</w:t>
+      </w:r>
+      <w:r>
+        <w:t xml:space="preserve"> chạy SQL thô để nhìn đúng cái nằm trong DB, hoặc để thử ràng buộc mà Java không tạo ra được (ví dụ ghi </w:t>
+      </w:r>
+      <w:r>
+        <w:rPr>
+          <w:rFonts w:ascii="Consolas" w:eastAsia="Consolas" w:hAnsi="Consolas" w:cs="Consolas"/>
+        </w:rPr>
+        <w:t xml:space="preserve">status = 'SYNCING'</w:t>
+      </w:r>
+      <w:r>
+        <w:t xml:space="preserve">).</w:t>
+      </w:r>
+    </w:p>
+    <w:p>
+      <w:pPr>
+        <w:pStyle w:val="ListParagraph"/>
+        <w:numPr>
+          <w:ilvl w:val="0"/>
+          <w:numId w:val="1"/>
+        </w:numPr>
+      </w:pPr>
+      <w:r>
+        <w:rPr>
+          <w:rFonts w:ascii="Consolas" w:eastAsia="Consolas" w:hAnsi="Consolas" w:cs="Consolas"/>
+          <w:b/>
+          <w:bCs/>
+        </w:rPr>
+        <w:t xml:space="preserve">ApplicationContextRunner</w:t>
+      </w:r>
+      <w:r>
+        <w:rPr>
+          <w:b/>
+          <w:bCs/>
+        </w:rPr>
+        <w:t xml:space="preserve"> cho kiểm tra khởi động:</w:t>
+      </w:r>
+      <w:r>
+        <w:t xml:space="preserve"> dựng một context nhỏ với cấu hình sai để chứng minh app </w:t>
+      </w:r>
+      <w:r>
+        <w:rPr>
+          <w:b/>
+          <w:bCs/>
+        </w:rPr>
+        <w:t xml:space="preserve">không</w:t>
+      </w:r>
+      <w:r>
+        <w:t xml:space="preserve"> start và thông báo không lộ secret.</w:t>
+      </w:r>
+    </w:p>
+    <w:p>
+      <w:pPr>
+        <w:pStyle w:val="ListParagraph"/>
+        <w:numPr>
+          <w:ilvl w:val="0"/>
+          <w:numId w:val="1"/>
+        </w:numPr>
+      </w:pPr>
+      <w:r>
+        <w:rPr>
+          <w:b/>
+          <w:bCs/>
+        </w:rPr>
+        <w:t xml:space="preserve">Mockito </w:t>
+      </w:r>
+      <w:r>
+        <w:rPr>
+          <w:rFonts w:ascii="Consolas" w:eastAsia="Consolas" w:hAnsi="Consolas" w:cs="Consolas"/>
+          <w:b/>
+          <w:bCs/>
+        </w:rPr>
+        <w:t xml:space="preserve">mock(...)</w:t>
+      </w:r>
+      <w:r>
+        <w:rPr>
+          <w:b/>
+          <w:bCs/>
+        </w:rPr>
+        <w:t xml:space="preserve"> trong unit test:</w:t>
+      </w:r>
+      <w:r>
+        <w:t xml:space="preserve"> </w:t>
+      </w:r>
+      <w:r>
+        <w:rPr>
+          <w:rFonts w:ascii="Consolas" w:eastAsia="Consolas" w:hAnsi="Consolas" w:cs="Consolas"/>
+        </w:rPr>
+        <w:t xml:space="preserve">OwnerCurrentUserTests</w:t>
+      </w:r>
+      <w:r>
+        <w:t xml:space="preserve"> giả repository để test </w:t>
+      </w:r>
+      <w:r>
+        <w:rPr>
+          <w:rFonts w:ascii="Consolas" w:eastAsia="Consolas" w:hAnsi="Consolas" w:cs="Consolas"/>
+        </w:rPr>
+        <w:t xml:space="preserve">CurrentUser</w:t>
+      </w:r>
+      <w:r>
+        <w:t xml:space="preserve"> mà không cần DB.</w:t>
+      </w:r>
+    </w:p>
+    <w:p>
+      <w:pPr>
+        <w:pStyle w:val="ListParagraph"/>
+        <w:numPr>
+          <w:ilvl w:val="0"/>
+          <w:numId w:val="1"/>
+        </w:numPr>
+      </w:pPr>
+      <w:r>
+        <w:rPr>
+          <w:b/>
+          <w:bCs/>
+        </w:rPr>
+        <w:t xml:space="preserve">Kiểm tra ngược ở mọi task:</w:t>
+      </w:r>
+    </w:p>
+    <w:p>
+      <w:pPr>
+        <w:pStyle w:val="ListParagraph"/>
+        <w:numPr>
+          <w:ilvl w:val="1"/>
+          <w:numId w:val="1"/>
+        </w:numPr>
+      </w:pPr>
+      <w:r>
+        <w:t xml:space="preserve">BE-09: bỏ bước tìm theo email → 2 test idempotent đỏ.</w:t>
+      </w:r>
+    </w:p>
+    <w:p>
+      <w:pPr>
+        <w:pStyle w:val="ListParagraph"/>
+        <w:numPr>
+          <w:ilvl w:val="1"/>
+          <w:numId w:val="1"/>
+        </w:numPr>
+      </w:pPr>
+      <w:r>
+        <w:t xml:space="preserve">BE-10: cho </w:t>
+      </w:r>
+      <w:r>
+        <w:rPr>
+          <w:rFonts w:ascii="Consolas" w:eastAsia="Consolas" w:hAnsi="Consolas" w:cs="Consolas"/>
+        </w:rPr>
+        <w:t xml:space="preserve">markHealthy</w:t>
+      </w:r>
+      <w:r>
+        <w:t xml:space="preserve"> gỡ </w:t>
+      </w:r>
+      <w:r>
+        <w:rPr>
+          <w:rFonts w:ascii="Consolas" w:eastAsia="Consolas" w:hAnsi="Consolas" w:cs="Consolas"/>
+        </w:rPr>
+        <w:t xml:space="preserve">AUTH_EXPIRED</w:t>
+      </w:r>
+      <w:r>
+        <w:t xml:space="preserve"> → đúng ô đó đỏ.</w:t>
+      </w:r>
+    </w:p>
+    <w:p>
+      <w:pPr>
+        <w:pStyle w:val="ListParagraph"/>
+        <w:numPr>
+          <w:ilvl w:val="1"/>
+          <w:numId w:val="1"/>
+        </w:numPr>
+      </w:pPr>
+      <w:r>
+        <w:t xml:space="preserve">BE-12: IV cố định → 1 test đỏ; bỏ AAD → 3 test đỏ; tag 96 bit → 2 test đỏ.</w:t>
+      </w:r>
+    </w:p>
+    <w:p>
+      <w:pPr>
+        <w:pStyle w:val="ListParagraph"/>
+        <w:numPr>
+          <w:ilvl w:val="1"/>
+          <w:numId w:val="1"/>
+        </w:numPr>
+      </w:pPr>
+      <w:r>
+        <w:t xml:space="preserve">BE-13: store "quên" ghi refresh token → test xoay khóa đỏ.</w:t>
+      </w:r>
+    </w:p>
+    <w:p>
+      <w:pPr>
+        <w:pStyle w:val="ListParagraph"/>
+        <w:numPr>
+          <w:ilvl w:val="1"/>
+          <w:numId w:val="1"/>
+        </w:numPr>
+      </w:pPr>
+      <w:r>
+        <w:t xml:space="preserve">BE-14: bỏ </w:t>
+      </w:r>
+      <w:r>
+        <w:rPr>
+          <w:rFonts w:ascii="Consolas" w:eastAsia="Consolas" w:hAnsi="Consolas" w:cs="Consolas"/>
+        </w:rPr>
+        <w:t xml:space="preserve">@Transactional</w:t>
+      </w:r>
+      <w:r>
+        <w:t xml:space="preserve"> → test rollback và test reconnect đỏ; không tìm account cũ → test reconnect đỏ (lỗi </w:t>
+      </w:r>
+      <w:r>
+        <w:rPr>
+          <w:rFonts w:ascii="Consolas" w:eastAsia="Consolas" w:hAnsi="Consolas" w:cs="Consolas"/>
+        </w:rPr>
+        <w:t xml:space="preserve">UNIQUE</w:t>
+      </w:r>
+      <w:r>
+        <w:t xml:space="preserve">); bỏ kiểm tra provider → test provider lạ đỏ; </w:t>
+      </w:r>
+      <w:r>
+        <w:rPr>
+          <w:rFonts w:ascii="Consolas" w:eastAsia="Consolas" w:hAnsi="Consolas" w:cs="Consolas"/>
+        </w:rPr>
+        <w:t xml:space="preserve">reconnected</w:t>
+      </w:r>
+      <w:r>
+        <w:t xml:space="preserve"> luôn </w:t>
+      </w:r>
+      <w:r>
+        <w:rPr>
+          <w:rFonts w:ascii="Consolas" w:eastAsia="Consolas" w:hAnsi="Consolas" w:cs="Consolas"/>
+        </w:rPr>
+        <w:t xml:space="preserve">false</w:t>
+      </w:r>
+      <w:r>
+        <w:t xml:space="preserve"> → test reconnect đỏ; publish trước khi lưu credential → test rollback đỏ; thêm một trường vào event → test payload đỏ.</w:t>
+      </w:r>
+    </w:p>
+    <w:p>
+      <w:pPr>
+        <w:pStyle w:val="ListParagraph"/>
+        <w:numPr>
+          <w:ilvl w:val="1"/>
+          <w:numId w:val="1"/>
+        </w:numPr>
+      </w:pPr>
+      <w:r>
+        <w:t xml:space="preserve">BE-15: danh sách không lọc owner → 2 test đỏ; </w:t>
+      </w:r>
+      <w:r>
+        <w:rPr>
+          <w:rFonts w:ascii="Consolas" w:eastAsia="Consolas" w:hAnsi="Consolas" w:cs="Consolas"/>
+        </w:rPr>
+        <w:t xml:space="preserve">get</w:t>
+      </w:r>
+      <w:r>
+        <w:t xml:space="preserve"> không lọc owner → test cô lập đỏ; mới nhất trước → test thứ tự đỏ; </w:t>
+      </w:r>
+      <w:r>
+        <w:rPr>
+          <w:rFonts w:ascii="Consolas" w:eastAsia="Consolas" w:hAnsi="Consolas" w:cs="Consolas"/>
+        </w:rPr>
+        <w:t xml:space="preserve">ProviderRegistry.get</w:t>
+      </w:r>
+      <w:r>
+        <w:t xml:space="preserve"> thay </w:t>
+      </w:r>
+      <w:r>
+        <w:rPr>
+          <w:rFonts w:ascii="Consolas" w:eastAsia="Consolas" w:hAnsi="Consolas" w:cs="Consolas"/>
+        </w:rPr>
+        <w:t xml:space="preserve">find</w:t>
+      </w:r>
+      <w:r>
+        <w:t xml:space="preserve"> → test connector đã gỡ đỏ; </w:t>
+      </w:r>
+      <w:r>
+        <w:rPr>
+          <w:rFonts w:ascii="Consolas" w:eastAsia="Consolas" w:hAnsi="Consolas" w:cs="Consolas"/>
+        </w:rPr>
+        <w:t xml:space="preserve">ownerId</w:t>
+      </w:r>
+      <w:r>
+        <w:t xml:space="preserve"> lọt vào response → test tập trường đỏ; detail nói "của người khác" → test cô lập đỏ.</w:t>
+      </w:r>
+    </w:p>
+    <w:p>
+      <w:pPr>
+        <w:pStyle w:val="ListParagraph"/>
+        <w:numPr>
+          <w:ilvl w:val="1"/>
+          <w:numId w:val="1"/>
+        </w:numPr>
+      </w:pPr>
+      <w:r>
+        <w:t xml:space="preserve">BE-16 (10 lỗi, chạy bằng một script nhỏ áp từng lỗi rồi khôi phục): </w:t>
+      </w:r>
+      <w:r>
+        <w:rPr>
+          <w:rFonts w:ascii="Consolas" w:eastAsia="Consolas" w:hAnsi="Consolas" w:cs="Consolas"/>
+        </w:rPr>
+        <w:t xml:space="preserve">@Size</w:t>
+      </w:r>
+      <w:r>
+        <w:t xml:space="preserve"> thay luật domain → tên trắng ra 500 và 100 emoji bị từ chối; bỏ "ít nhất một trường" → test </w:t>
+      </w:r>
+      <w:r>
+        <w:rPr>
+          <w:rFonts w:ascii="Consolas" w:eastAsia="Consolas" w:hAnsi="Consolas" w:cs="Consolas"/>
+        </w:rPr>
+        <w:t xml:space="preserve">{}</w:t>
+      </w:r>
+      <w:r>
+        <w:t xml:space="preserve"> đỏ; đảo nghĩa </w:t>
+      </w:r>
+      <w:r>
+        <w:rPr>
+          <w:rFonts w:ascii="Consolas" w:eastAsia="Consolas" w:hAnsi="Consolas" w:cs="Consolas"/>
+        </w:rPr>
+        <w:t xml:space="preserve">enabled</w:t>
+      </w:r>
+      <w:r>
+        <w:t xml:space="preserve"> → 2 test đỏ; không phát event khi tắt → đỏ; phát event cả khi không đổi gì → 2 test đỏ; PATCH không lọc owner → đỏ; bỏ </w:t>
+      </w:r>
+      <w:r>
+        <w:rPr>
+          <w:rFonts w:ascii="Consolas" w:eastAsia="Consolas" w:hAnsi="Consolas" w:cs="Consolas"/>
+        </w:rPr>
+        <w:t xml:space="preserve">@Version</w:t>
+      </w:r>
+      <w:r>
+        <w:t xml:space="preserve"> → test version cũ đỏ; không phát event khi reconnect → đỏ; phát event ở mọi lần reconnect → đỏ; thêm trường vào event → đỏ.</w:t>
+      </w:r>
+    </w:p>
+    <w:p>
+      <w:pPr>
+        <w:pStyle w:val="ListParagraph"/>
+        <w:numPr>
+          <w:ilvl w:val="1"/>
+          <w:numId w:val="1"/>
+        </w:numPr>
+      </w:pPr>
+      <w:r>
+        <w:t xml:space="preserve">BE-17 (12 lỗi, cùng cách bằng script): </w:t>
+      </w:r>
+      <w:r>
+        <w:rPr>
+          <w:rFonts w:ascii="Consolas" w:eastAsia="Consolas" w:hAnsi="Consolas" w:cs="Consolas"/>
+        </w:rPr>
+        <w:t xml:space="preserve">remove</w:t>
+      </w:r>
+      <w:r>
+        <w:t xml:space="preserve"> không ghi gì → 7 test đỏ; cho xóa hai lần → đỏ; </w:t>
+      </w:r>
+      <w:r>
+        <w:rPr>
+          <w:rFonts w:ascii="Consolas" w:eastAsia="Consolas" w:hAnsi="Consolas" w:cs="Consolas"/>
+        </w:rPr>
+        <w:t xml:space="preserve">remove</w:t>
+      </w:r>
+      <w:r>
+        <w:t xml:space="preserve"> đổi </w:t>
+      </w:r>
+      <w:r>
+        <w:rPr>
+          <w:rFonts w:ascii="Consolas" w:eastAsia="Consolas" w:hAnsi="Consolas" w:cs="Consolas"/>
+        </w:rPr>
+        <w:t xml:space="preserve">status</w:t>
+      </w:r>
+      <w:r>
+        <w:t xml:space="preserve"> → đỏ; dùng lại account đã xóa mà không xóa </w:t>
+      </w:r>
+      <w:r>
+        <w:rPr>
+          <w:rFonts w:ascii="Consolas" w:eastAsia="Consolas" w:hAnsi="Consolas" w:cs="Consolas"/>
+        </w:rPr>
+        <w:t xml:space="preserve">removed_at</w:t>
+      </w:r>
+      <w:r>
+        <w:t xml:space="preserve"> → 2 đỏ; dùng lại mà không bật sync → 2 đỏ; mọi reconnect đều bật sync → đỏ; giữ lại credential → đỏ; không phát </w:t>
+      </w:r>
+      <w:r>
+        <w:rPr>
+          <w:rFonts w:ascii="Consolas" w:eastAsia="Consolas" w:hAnsi="Consolas" w:cs="Consolas"/>
+        </w:rPr>
+        <w:t xml:space="preserve">AccountRemoved</w:t>
+      </w:r>
+      <w:r>
+        <w:t xml:space="preserve"> → 2 đỏ; danh sách hiện account đã xóa → đỏ; GET thấy account đã xóa → đỏ; PATCH/DELETE với tới account đã xóa → đỏ; PATCH/DELETE bỏ qua owner → 2 đỏ.</w:t>
+      </w:r>
+    </w:p>
+    <w:p>
+      <w:pPr>
+        <w:pStyle w:val="ListParagraph"/>
+        <w:numPr>
+          <w:ilvl w:val="0"/>
+          <w:numId w:val="1"/>
+        </w:numPr>
+      </w:pPr>
+      <w:r>
+        <w:rPr>
+          <w:rFonts w:ascii="Consolas" w:eastAsia="Consolas" w:hAnsi="Consolas" w:cs="Consolas"/>
+          <w:b/>
+          <w:bCs/>
+        </w:rPr>
+        <w:t xml:space="preserve">@RecordApplicationEvents</w:t>
+      </w:r>
+      <w:r>
+        <w:rPr>
+          <w:b/>
+          <w:bCs/>
+        </w:rPr>
+        <w:t xml:space="preserve"> + </w:t>
+      </w:r>
+      <w:r>
+        <w:rPr>
+          <w:rFonts w:ascii="Consolas" w:eastAsia="Consolas" w:hAnsi="Consolas" w:cs="Consolas"/>
+          <w:b/>
+          <w:bCs/>
+        </w:rPr>
+        <w:t xml:space="preserve">ApplicationEvents</w:t>
+      </w:r>
+      <w:r>
+        <w:rPr>
+          <w:b/>
+          <w:bCs/>
+        </w:rPr>
+        <w:t xml:space="preserve"> (Spring Test, BE-16):</w:t>
+      </w:r>
+      <w:r>
+        <w:t xml:space="preserve"> ghi lại event được publish trong một test </w:t>
+      </w:r>
+      <w:r>
+        <w:rPr>
+          <w:rFonts w:ascii="Consolas" w:eastAsia="Consolas" w:hAnsi="Consolas" w:cs="Consolas"/>
+        </w:rPr>
+        <w:t xml:space="preserve">@SpringBootTest</w:t>
+      </w:r>
+      <w:r>
+        <w:t xml:space="preserve">; </w:t>
+      </w:r>
+      <w:r>
+        <w:rPr>
+          <w:rFonts w:ascii="Consolas" w:eastAsia="Consolas" w:hAnsi="Consolas" w:cs="Consolas"/>
+        </w:rPr>
+        <w:t xml:space="preserve">events.stream(AccountStatusChanged.class)</w:t>
+      </w:r>
+      <w:r>
+        <w:t xml:space="preserve"> lấy ra để kiểm tra. </w:t>
+      </w:r>
+      <w:r>
+        <w:rPr>
+          <w:rFonts w:ascii="Consolas" w:eastAsia="Consolas" w:hAnsi="Consolas" w:cs="Consolas"/>
+        </w:rPr>
+        <w:t xml:space="preserve">AssertablePublishedEvents</w:t>
+      </w:r>
+      <w:r>
+        <w:t xml:space="preserve"> là cách tương tự của Spring Modulith, dùng trong module test.</w:t>
+      </w:r>
+    </w:p>
+    <w:p>
+      <w:pPr>
+        <w:pStyle w:val="ListParagraph"/>
+        <w:numPr>
+          <w:ilvl w:val="0"/>
+          <w:numId w:val="1"/>
+        </w:numPr>
+      </w:pPr>
+      <w:r>
+        <w:rPr>
+          <w:rFonts w:ascii="Consolas" w:eastAsia="Consolas" w:hAnsi="Consolas" w:cs="Consolas"/>
+          <w:b/>
+          <w:bCs/>
+        </w:rPr>
+        <w:t xml:space="preserve">TransactionTemplate</w:t>
+      </w:r>
+      <w:r>
+        <w:rPr>
+          <w:b/>
+          <w:bCs/>
+        </w:rPr>
+        <w:t xml:space="preserve"> trong test (BE-16):</w:t>
+      </w:r>
+      <w:r>
+        <w:t xml:space="preserve"> mở transaction bằng code để chen một bước vào giữa. Test gọi service (đã đọc </w:t>
+      </w:r>
+      <w:r>
+        <w:rPr>
+          <w:rFonts w:ascii="Consolas" w:eastAsia="Consolas" w:hAnsi="Consolas" w:cs="Consolas"/>
+        </w:rPr>
+        <w:t xml:space="preserve">version</w:t>
+      </w:r>
+      <w:r>
+        <w:t xml:space="preserve"> cũ), rồi giả "một request khác" bằng </w:t>
+      </w:r>
+      <w:r>
+        <w:rPr>
+          <w:rFonts w:ascii="Consolas" w:eastAsia="Consolas" w:hAnsi="Consolas" w:cs="Consolas"/>
+        </w:rPr>
+        <w:t xml:space="preserve">UPDATE ... SET version = version + 1</w:t>
+      </w:r>
+      <w:r>
+        <w:t xml:space="preserve"> trong cùng transaction; lúc commit phải ra </w:t>
+      </w:r>
+      <w:r>
+        <w:rPr>
+          <w:rFonts w:ascii="Consolas" w:eastAsia="Consolas" w:hAnsi="Consolas" w:cs="Consolas"/>
+        </w:rPr>
+        <w:t xml:space="preserve">OptimisticLockingFailureException</w:t>
+      </w:r>
+      <w:r>
+        <w:t xml:space="preserve">. Qua MockMvc không canh được hai request chạy chồng nhau, nên phần đổi lỗi thành 409 dựa vào test có sẵn của F01.</w:t>
+      </w:r>
+    </w:p>
+    <w:p>
+      <w:pPr>
+        <w:pStyle w:val="ListParagraph"/>
+        <w:numPr>
+          <w:ilvl w:val="0"/>
+          <w:numId w:val="1"/>
+        </w:numPr>
+      </w:pPr>
+      <w:r>
+        <w:rPr>
+          <w:b/>
+          <w:bCs/>
+        </w:rPr>
+        <w:t xml:space="preserve">Test payload của event gom về một chỗ (BE-17):</w:t>
+      </w:r>
+      <w:r>
+        <w:t xml:space="preserve"> </w:t>
+      </w:r>
+      <w:r>
+        <w:rPr>
+          <w:rFonts w:ascii="Consolas" w:eastAsia="Consolas" w:hAnsi="Consolas" w:cs="Consolas"/>
+        </w:rPr>
+        <w:t xml:space="preserve">AccountEventsTests</w:t>
+      </w:r>
+      <w:r>
+        <w:t xml:space="preserve"> (package </w:t>
+      </w:r>
+      <w:r>
+        <w:rPr>
+          <w:rFonts w:ascii="Consolas" w:eastAsia="Consolas" w:hAnsi="Consolas" w:cs="Consolas"/>
+        </w:rPr>
+        <w:t xml:space="preserve">dev.sino.account</w:t>
+      </w:r>
+      <w:r>
+        <w:t xml:space="preserve">) kiểm tên các trường của cả ba event bằng </w:t>
+      </w:r>
+      <w:r>
+        <w:rPr>
+          <w:rFonts w:ascii="Consolas" w:eastAsia="Consolas" w:hAnsi="Consolas" w:cs="Consolas"/>
+        </w:rPr>
+        <w:t xml:space="preserve">getRecordComponents()</w:t>
+      </w:r>
+      <w:r>
+        <w:t xml:space="preserve">. Đây là unit test thuần, không cần Spring, nên tách khỏi module test của luồng đăng ký.</w:t>
+      </w:r>
+    </w:p>
+    <w:p>
+      <w:pPr>
+        <w:pStyle w:val="ListParagraph"/>
+        <w:numPr>
+          <w:ilvl w:val="0"/>
+          <w:numId w:val="1"/>
+        </w:numPr>
+      </w:pPr>
+      <w:r>
+        <w:rPr>
+          <w:b/>
+          <w:bCs/>
+        </w:rPr>
+        <w:t xml:space="preserve">Chạy cả ứng dụng thay cho web slice (BE-15):</w:t>
+      </w:r>
+      <w:r>
+        <w:t xml:space="preserve"> </w:t>
+      </w:r>
+      <w:r>
+        <w:rPr>
+          <w:rFonts w:ascii="Consolas" w:eastAsia="Consolas" w:hAnsi="Consolas" w:cs="Consolas"/>
+        </w:rPr>
+        <w:t xml:space="preserve">@SpringBootTest</w:t>
+      </w:r>
+      <w:r>
+        <w:t xml:space="preserve"> + </w:t>
+      </w:r>
+      <w:r>
+        <w:rPr>
+          <w:rFonts w:ascii="Consolas" w:eastAsia="Consolas" w:hAnsi="Consolas" w:cs="Consolas"/>
+        </w:rPr>
+        <w:t xml:space="preserve">@AutoConfigureMockMvc</w:t>
+      </w:r>
+      <w:r>
+        <w:t xml:space="preserve"> gửi request HTTP giả qua đúng các lớp thật: security, </w:t>
+      </w:r>
+      <w:r>
+        <w:rPr>
+          <w:rFonts w:ascii="Consolas" w:eastAsia="Consolas" w:hAnsi="Consolas" w:cs="Consolas"/>
+        </w:rPr>
+        <w:t xml:space="preserve">CurrentUser</w:t>
+      </w:r>
+      <w:r>
+        <w:t xml:space="preserve">, service, PostgreSQL, error handler, Jackson. Chọn thay cho </w:t>
+      </w:r>
+      <w:r>
+        <w:rPr>
+          <w:rFonts w:ascii="Consolas" w:eastAsia="Consolas" w:hAnsi="Consolas" w:cs="Consolas"/>
+        </w:rPr>
+        <w:t xml:space="preserve">@WebMvcTest</w:t>
+      </w:r>
+      <w:r>
+        <w:t xml:space="preserve"> với service giả vì test cô lập dữ liệu phải chạy trên dữ liệu thật; với service giả, test chỉ kiểm tra cái mock.</w:t>
+      </w:r>
+    </w:p>
+    <w:p>
+      <w:pPr>
+        <w:pStyle w:val="ListParagraph"/>
+        <w:numPr>
+          <w:ilvl w:val="0"/>
+          <w:numId w:val="1"/>
+        </w:numPr>
+      </w:pPr>
+      <w:r>
+        <w:rPr>
+          <w:b/>
+          <w:bCs/>
+        </w:rPr>
+        <w:t xml:space="preserve">Ghim thời điểm bằng SQL:</w:t>
+      </w:r>
+      <w:r>
+        <w:t xml:space="preserve"> </w:t>
+      </w:r>
+      <w:r>
+        <w:rPr>
+          <w:rFonts w:ascii="Consolas" w:eastAsia="Consolas" w:hAnsi="Consolas" w:cs="Consolas"/>
+        </w:rPr>
+        <w:t xml:space="preserve">@PrePersist</w:t>
+      </w:r>
+      <w:r>
+        <w:t xml:space="preserve"> điền </w:t>
+      </w:r>
+      <w:r>
+        <w:rPr>
+          <w:rFonts w:ascii="Consolas" w:eastAsia="Consolas" w:hAnsi="Consolas" w:cs="Consolas"/>
+        </w:rPr>
+        <w:t xml:space="preserve">created_at</w:t>
+      </w:r>
+      <w:r>
+        <w:t xml:space="preserve"> bằng giờ thật nên không biết trước. Test ghi đè bằng </w:t>
+      </w:r>
+      <w:r>
+        <w:rPr>
+          <w:rFonts w:ascii="Consolas" w:eastAsia="Consolas" w:hAnsi="Consolas" w:cs="Consolas"/>
+        </w:rPr>
+        <w:t xml:space="preserve">UPDATE connected_account SET created_at = ?</w:t>
+      </w:r>
+      <w:r>
+        <w:t xml:space="preserve"> để biết chắc thứ tự và chuỗi JSON mong đợi (</w:t>
+      </w:r>
+      <w:r>
+        <w:rPr>
+          <w:rFonts w:ascii="Consolas" w:eastAsia="Consolas" w:hAnsi="Consolas" w:cs="Consolas"/>
+        </w:rPr>
+        <w:t xml:space="preserve">2026-10-05T03:15:00Z</w:t>
+      </w:r>
+      <w:r>
+        <w:t xml:space="preserve">). Account "mới hơn" được tạo </w:t>
+      </w:r>
+      <w:r>
+        <w:rPr>
+          <w:b/>
+          <w:bCs/>
+        </w:rPr>
+        <w:t xml:space="preserve">trước</w:t>
+      </w:r>
+      <w:r>
+        <w:t xml:space="preserve">, để test thứ tự không thể xanh chỉ nhờ thứ tự chèn.</w:t>
+      </w:r>
+    </w:p>
+    <w:p>
+      <w:pPr>
+        <w:pStyle w:val="ListParagraph"/>
+        <w:numPr>
+          <w:ilvl w:val="0"/>
+          <w:numId w:val="1"/>
+        </w:numPr>
+      </w:pPr>
+      <w:r>
+        <w:rPr>
+          <w:rFonts w:ascii="Consolas" w:eastAsia="Consolas" w:hAnsi="Consolas" w:cs="Consolas"/>
+          <w:b/>
+          <w:bCs/>
+        </w:rPr>
+        <w:t xml:space="preserve">JsonPath.read(body, "$")</w:t>
+      </w:r>
+      <w:r>
+        <w:rPr>
+          <w:b/>
+          <w:bCs/>
+        </w:rPr>
+        <w:t xml:space="preserve">:</w:t>
+      </w:r>
+      <w:r>
+        <w:t xml:space="preserve"> đọc JSON thành </w:t>
+      </w:r>
+      <w:r>
+        <w:rPr>
+          <w:rFonts w:ascii="Consolas" w:eastAsia="Consolas" w:hAnsi="Consolas" w:cs="Consolas"/>
+        </w:rPr>
+        <w:t xml:space="preserve">Map</w:t>
+      </w:r>
+      <w:r>
+        <w:t xml:space="preserve"> để so tập tên trường.</w:t>
+      </w:r>
+    </w:p>
+    <w:p>
+      <w:pPr>
+        <w:pStyle w:val="ListParagraph"/>
+        <w:numPr>
+          <w:ilvl w:val="0"/>
+          <w:numId w:val="1"/>
+        </w:numPr>
+      </w:pPr>
+      <w:r>
+        <w:rPr>
+          <w:rFonts w:ascii="Consolas" w:eastAsia="Consolas" w:hAnsi="Consolas" w:cs="Consolas"/>
+          <w:b/>
+          <w:bCs/>
+        </w:rPr>
+        <w:t xml:space="preserve">@ApplicationModuleTest(mode = DIRECT_DEPENDENCIES)</w:t>
+      </w:r>
+      <w:r>
+        <w:rPr>
+          <w:b/>
+          <w:bCs/>
+        </w:rPr>
+        <w:t xml:space="preserve"> (Spring Modulith, BE-14):</w:t>
+      </w:r>
+      <w:r>
+        <w:t xml:space="preserve"> chỉ khởi động module </w:t>
+      </w:r>
+      <w:r>
+        <w:rPr>
+          <w:rFonts w:ascii="Consolas" w:eastAsia="Consolas" w:hAnsi="Consolas" w:cs="Consolas"/>
+        </w:rPr>
+        <w:t xml:space="preserve">account</w:t>
+      </w:r>
+      <w:r>
+        <w:t xml:space="preserve"> cộng các module nó dùng trực tiếp, không phải cả ứng dụng. Lúc làm BE-14 đó chỉ là </w:t>
+      </w:r>
+      <w:r>
+        <w:rPr>
+          <w:rFonts w:ascii="Consolas" w:eastAsia="Consolas" w:hAnsi="Consolas" w:cs="Consolas"/>
+        </w:rPr>
+        <w:t xml:space="preserve">provider</w:t>
+      </w:r>
+      <w:r>
+        <w:t xml:space="preserve">; từ BE-15, </w:t>
+      </w:r>
+      <w:r>
+        <w:rPr>
+          <w:rFonts w:ascii="Consolas" w:eastAsia="Consolas" w:hAnsi="Consolas" w:cs="Consolas"/>
+        </w:rPr>
+        <w:t xml:space="preserve">account</w:t>
+      </w:r>
+      <w:r>
+        <w:t xml:space="preserve"> dùng thêm </w:t>
+      </w:r>
+      <w:r>
+        <w:rPr>
+          <w:rFonts w:ascii="Consolas" w:eastAsia="Consolas" w:hAnsi="Consolas" w:cs="Consolas"/>
+        </w:rPr>
+        <w:t xml:space="preserve">CurrentUser</w:t>
+      </w:r>
+      <w:r>
+        <w:t xml:space="preserve"> (module </w:t>
+      </w:r>
+      <w:r>
+        <w:rPr>
+          <w:rFonts w:ascii="Consolas" w:eastAsia="Consolas" w:hAnsi="Consolas" w:cs="Consolas"/>
+        </w:rPr>
+        <w:t xml:space="preserve">identity</w:t>
+      </w:r>
+      <w:r>
+        <w:t xml:space="preserve">) và mã lỗi của </w:t>
+      </w:r>
+      <w:r>
+        <w:rPr>
+          <w:rFonts w:ascii="Consolas" w:eastAsia="Consolas" w:hAnsi="Consolas" w:cs="Consolas"/>
+        </w:rPr>
+        <w:t xml:space="preserve">common</w:t>
+      </w:r>
+      <w:r>
+        <w:t xml:space="preserve">, nên hai module này cũng được nạp. Test vẫn tự dọn bảng và tự chèn owner của nó vào </w:t>
+      </w:r>
+      <w:r>
+        <w:rPr>
+          <w:rFonts w:ascii="Consolas" w:eastAsia="Consolas" w:hAnsi="Consolas" w:cs="Consolas"/>
+        </w:rPr>
+        <w:t xml:space="preserve">app_user</w:t>
+      </w:r>
+      <w:r>
+        <w:t xml:space="preserve"> bằng </w:t>
+      </w:r>
+      <w:r>
+        <w:rPr>
+          <w:rFonts w:ascii="Consolas" w:eastAsia="Consolas" w:hAnsi="Consolas" w:cs="Consolas"/>
+        </w:rPr>
+        <w:t xml:space="preserve">JdbcTemplate</w:t>
+      </w:r>
+      <w:r>
+        <w:t xml:space="preserve">, nên không phụ thuộc owner được tạo lúc khởi động.</w:t>
+      </w:r>
+    </w:p>
+    <w:p>
+      <w:pPr>
+        <w:pStyle w:val="ListParagraph"/>
+        <w:numPr>
+          <w:ilvl w:val="0"/>
+          <w:numId w:val="1"/>
+        </w:numPr>
+      </w:pPr>
+      <w:r>
+        <w:rPr>
+          <w:b/>
+          <w:bCs/>
+        </w:rPr>
+        <w:t xml:space="preserve">Test không có </w:t>
+      </w:r>
+      <w:r>
+        <w:rPr>
+          <w:rFonts w:ascii="Consolas" w:eastAsia="Consolas" w:hAnsi="Consolas" w:cs="Consolas"/>
+          <w:b/>
+          <w:bCs/>
+        </w:rPr>
+        <w:t xml:space="preserve">@Transactional</w:t>
+      </w:r>
+      <w:r>
+        <w:rPr>
+          <w:b/>
+          <w:bCs/>
+        </w:rPr>
+        <w:t xml:space="preserve">:</w:t>
+      </w:r>
+      <w:r>
+        <w:t xml:space="preserve"> để service tự commit hoặc rollback như khi chạy thật. Cái giá là dữ liệu ở lại sau mỗi test, nên </w:t>
+      </w:r>
+      <w:r>
+        <w:rPr>
+          <w:rFonts w:ascii="Consolas" w:eastAsia="Consolas" w:hAnsi="Consolas" w:cs="Consolas"/>
+        </w:rPr>
+        <w:t xml:space="preserve">@BeforeEach</w:t>
+      </w:r>
+      <w:r>
+        <w:t xml:space="preserve"> tự dọn bảng bằng </w:t>
+      </w:r>
+      <w:r>
+        <w:rPr>
+          <w:rFonts w:ascii="Consolas" w:eastAsia="Consolas" w:hAnsi="Consolas" w:cs="Consolas"/>
+        </w:rPr>
+        <w:t xml:space="preserve">JdbcTestUtils.deleteFromTables</w:t>
+      </w:r>
+      <w:r>
+        <w:t xml:space="preserve">.</w:t>
+      </w:r>
+    </w:p>
+    <w:p>
+      <w:pPr>
+        <w:pStyle w:val="ListParagraph"/>
+        <w:numPr>
+          <w:ilvl w:val="0"/>
+          <w:numId w:val="1"/>
+        </w:numPr>
+      </w:pPr>
+      <w:r>
+        <w:rPr>
+          <w:rFonts w:ascii="Consolas" w:eastAsia="Consolas" w:hAnsi="Consolas" w:cs="Consolas"/>
+          <w:b/>
+          <w:bCs/>
+        </w:rPr>
+        <w:t xml:space="preserve">AssertablePublishedEvents</w:t>
+      </w:r>
+      <w:r>
+        <w:rPr>
+          <w:b/>
+          <w:bCs/>
+        </w:rPr>
+        <w:t xml:space="preserve"> làm tham số của method test:</w:t>
+      </w:r>
+      <w:r>
+        <w:t xml:space="preserve"> Spring Modulith ghi lại mọi event được publish trong test đó; </w:t>
+      </w:r>
+      <w:r>
+        <w:rPr>
+          <w:rFonts w:ascii="Consolas" w:eastAsia="Consolas" w:hAnsi="Consolas" w:cs="Consolas"/>
+        </w:rPr>
+        <w:t xml:space="preserve">events.ofType(AccountConnected.class)</w:t>
+      </w:r>
+      <w:r>
+        <w:t xml:space="preserve"> lấy ra để kiểm tra số lượng và nội dung.</w:t>
+      </w:r>
+    </w:p>
+    <w:p>
+      <w:pPr>
+        <w:pStyle w:val="ListParagraph"/>
+        <w:numPr>
+          <w:ilvl w:val="0"/>
+          <w:numId w:val="1"/>
+        </w:numPr>
+      </w:pPr>
+      <w:r>
+        <w:rPr>
+          <w:rFonts w:ascii="Consolas" w:eastAsia="Consolas" w:hAnsi="Consolas" w:cs="Consolas"/>
+          <w:b/>
+          <w:bCs/>
+        </w:rPr>
+        <w:t xml:space="preserve">@MockitoSpyBean</w:t>
+      </w:r>
+      <w:r>
+        <w:rPr>
+          <w:b/>
+          <w:bCs/>
+        </w:rPr>
+        <w:t xml:space="preserve">:</w:t>
+      </w:r>
+      <w:r>
+        <w:t xml:space="preserve"> bọc bean thật. Bình thường nó chạy code thật; riêng một test bảo nó ném lỗi bằng </w:t>
+      </w:r>
+      <w:r>
+        <w:rPr>
+          <w:rFonts w:ascii="Consolas" w:eastAsia="Consolas" w:hAnsi="Consolas" w:cs="Consolas"/>
+        </w:rPr>
+        <w:t xml:space="preserve">doThrow(...).when(credentials).save(any(), any(), any())</w:t>
+      </w:r>
+      <w:r>
+        <w:t xml:space="preserve">, để giả lập "lưu credential thất bại" mà không sửa code production. Assertion vẫn kiểm tra DB thật, không kiểm tra mock.</w:t>
+      </w:r>
+    </w:p>
+    <w:p>
+      <w:pPr>
+        <w:pStyle w:val="ListParagraph"/>
+        <w:numPr>
+          <w:ilvl w:val="0"/>
+          <w:numId w:val="1"/>
+        </w:numPr>
+      </w:pPr>
+      <w:r>
+        <w:rPr>
+          <w:b/>
+          <w:bCs/>
+        </w:rPr>
+        <w:t xml:space="preserve">Bean riêng cho test:</w:t>
+      </w:r>
+      <w:r>
+        <w:t xml:space="preserve"> một class </w:t>
+      </w:r>
+      <w:r>
+        <w:rPr>
+          <w:rFonts w:ascii="Consolas" w:eastAsia="Consolas" w:hAnsi="Consolas" w:cs="Consolas"/>
+        </w:rPr>
+        <w:t xml:space="preserve">@TestConfiguration</w:t>
+      </w:r>
+      <w:r>
+        <w:t xml:space="preserve"> lồng trong class test tạo </w:t>
+      </w:r>
+      <w:r>
+        <w:rPr>
+          <w:rFonts w:ascii="Consolas" w:eastAsia="Consolas" w:hAnsi="Consolas" w:cs="Consolas"/>
+        </w:rPr>
+        <w:t xml:space="preserve">FakeMessageProvider</w:t>
+      </w:r>
+      <w:r>
+        <w:t xml:space="preserve"> loại </w:t>
+      </w:r>
+      <w:r>
+        <w:rPr>
+          <w:rFonts w:ascii="Consolas" w:eastAsia="Consolas" w:hAnsi="Consolas" w:cs="Consolas"/>
+        </w:rPr>
+        <w:t xml:space="preserve">fake</w:t>
+      </w:r>
+      <w:r>
+        <w:t xml:space="preserve"> làm bean, để </w:t>
+      </w:r>
+      <w:r>
+        <w:rPr>
+          <w:rFonts w:ascii="Consolas" w:eastAsia="Consolas" w:hAnsi="Consolas" w:cs="Consolas"/>
+        </w:rPr>
+        <w:t xml:space="preserve">ProviderRegistry</w:t>
+      </w:r>
+      <w:r>
+        <w:t xml:space="preserve"> thấy provider này.</w:t>
+      </w:r>
+    </w:p>
+    <w:p>
+      <w:pPr>
+        <w:pStyle w:val="ListParagraph"/>
+        <w:numPr>
+          <w:ilvl w:val="0"/>
+          <w:numId w:val="1"/>
+        </w:numPr>
+      </w:pPr>
+      <w:r>
+        <w:rPr>
+          <w:rFonts w:ascii="Consolas" w:eastAsia="Consolas" w:hAnsi="Consolas" w:cs="Consolas"/>
+          <w:b/>
+          <w:bCs/>
+        </w:rPr>
+        <w:t xml:space="preserve">row_to_json(c)::text</w:t>
+      </w:r>
+      <w:r>
+        <w:rPr>
+          <w:b/>
+          <w:bCs/>
+        </w:rPr>
+        <w:t xml:space="preserve"> của PostgreSQL:</w:t>
+      </w:r>
+      <w:r>
+        <w:t xml:space="preserve"> biến cả một dòng thành chuỗi JSON để kiểm tra bằng một lệnh rằng </w:t>
+      </w:r>
+      <w:r>
+        <w:rPr>
+          <w:b/>
+          <w:bCs/>
+        </w:rPr>
+        <w:t xml:space="preserve">không cột nào</w:t>
+      </w:r>
+      <w:r>
+        <w:t xml:space="preserve"> chứa token dạng chữ.</w:t>
+      </w:r>
+    </w:p>
+    <w:p>
+      <w:pPr>
+        <w:pStyle w:val="ListParagraph"/>
+        <w:numPr>
+          <w:ilvl w:val="0"/>
+          <w:numId w:val="1"/>
+        </w:numPr>
+      </w:pPr>
+      <w:r>
+        <w:rPr>
+          <w:rFonts w:ascii="Consolas" w:eastAsia="Consolas" w:hAnsi="Consolas" w:cs="Consolas"/>
+          <w:b/>
+          <w:bCs/>
+        </w:rPr>
+        <w:t xml:space="preserve">entityManager.flush()</w:t>
+      </w:r>
+      <w:r>
+        <w:rPr>
+          <w:b/>
+          <w:bCs/>
+        </w:rPr>
+        <w:t xml:space="preserve"> để lộ lỗi:</w:t>
+      </w:r>
+      <w:r>
+        <w:t xml:space="preserve"> trong </w:t>
+      </w:r>
+      <w:r>
+        <w:rPr>
+          <w:rFonts w:ascii="Consolas" w:eastAsia="Consolas" w:hAnsi="Consolas" w:cs="Consolas"/>
+        </w:rPr>
+        <w:t xml:space="preserve">@DataJpaTest</w:t>
+      </w:r>
+      <w:r>
+        <w:t xml:space="preserve">, lệnh ghi chỉ thật sự xuống DB khi flush. Muốn thấy lỗi khóa ngoại thì phải flush ngay trong đoạn code đang chờ lỗi; test còn kiểm tra cả stack trace của lỗi đó không chứa token.</w:t>
+      </w:r>
+    </w:p>
+    <w:p>
+      <w:pPr>
+        <w:pBdr>
+          <w:bottom w:val="single" w:sz="4" w:space="0" w:color="auto"/>
+        </w:pBdr>
+        <w:ind w:left="0"/>
+      </w:pPr>
+    </w:p>
+    <w:p>
+      <w:pPr>
+        <w:pStyle w:val="Heading2"/>
+      </w:pPr>
+      <w:r>
+        <w:t xml:space="preserve">23. Tự kiểm tra F02 (phần đã làm)</w:t>
       </w:r>
     </w:p>
     <w:p>
@@ -14385,6 +15154,63 @@
       </w:r>
       <w:r>
         <w:t xml:space="preserve">?</w:t>
+      </w:r>
+    </w:p>
+    <w:p>
+      <w:pPr>
+        <w:pStyle w:val="ListParagraph"/>
+        <w:numPr>
+          <w:ilvl w:val="0"/>
+          <w:numId w:val="101"/>
+        </w:numPr>
+      </w:pPr>
+      <w:r>
+        <w:t xml:space="preserve">Xóa mềm khác xóa cứng thế nào, và cái giá phải trả là gì?</w:t>
+      </w:r>
+    </w:p>
+    <w:p>
+      <w:pPr>
+        <w:pStyle w:val="ListParagraph"/>
+        <w:numPr>
+          <w:ilvl w:val="0"/>
+          <w:numId w:val="101"/>
+        </w:numPr>
+      </w:pPr>
+      <w:r>
+        <w:t xml:space="preserve">Account chỉ bị xóa mềm, vậy vì sao credential lại bị xóa hẳn?</w:t>
+      </w:r>
+    </w:p>
+    <w:p>
+      <w:pPr>
+        <w:pStyle w:val="ListParagraph"/>
+        <w:numPr>
+          <w:ilvl w:val="0"/>
+          <w:numId w:val="101"/>
+        </w:numPr>
+      </w:pPr>
+      <w:r>
+        <w:t xml:space="preserve">Vì sao không dùng </w:t>
+      </w:r>
+      <w:r>
+        <w:rPr>
+          <w:rFonts w:ascii="Consolas" w:eastAsia="Consolas" w:hAnsi="Consolas" w:cs="Consolas"/>
+        </w:rPr>
+        <w:t xml:space="preserve">@SQLRestriction</w:t>
+      </w:r>
+      <w:r>
+        <w:t xml:space="preserve"> để tự lọc account đã xóa?</w:t>
+      </w:r>
+    </w:p>
+    <w:p>
+      <w:pPr>
+        <w:pStyle w:val="ListParagraph"/>
+        <w:numPr>
+          <w:ilvl w:val="0"/>
+          <w:numId w:val="101"/>
+        </w:numPr>
+      </w:pPr>
+      <w:r>
+        <w:t xml:space="preserve">Xóa một account rồi kết nối lại đúng tài khoản Gmail đó thì ID, sync và credential ra sao?</w:t>
       </w:r>
     </w:p>
     <w:p>
@@ -14393,7 +15219,7 @@
           <w:i/>
           <w:iCs/>
         </w:rPr>
-        <w:t xml:space="preserve">(Phần BE-17…BE-18 — xóa account, nghiệm thu — sẽ được bổ sung khi làm.)</w:t>
+        <w:t xml:space="preserve">(Phần BE-18 — kiểm tra end-to-end và nghiệm thu F02 — sẽ được bổ sung khi làm.)</w:t>
       </w:r>
     </w:p>
     <w:sectPr>

--- a/docs/knowledge/phase-0-backend-foundation.docx
+++ b/docs/knowledge/phase-0-backend-foundation.docx
@@ -97,7 +97,7 @@
         <w:t xml:space="preserve">Phạm vi:</w:t>
       </w:r>
       <w:r>
-        <w:t xml:space="preserve"> F01 Project Foundation và F03 Provider Contract (mục 0–12); F02 Connected Accounts (mục 13–23, đang làm: xong BE-09…BE-17).</w:t>
+        <w:t xml:space="preserve"> F01 Project Foundation và F03 Provider Contract (mục 0–12); F02 Connected Accounts (mục 13–24, xong BE-09…BE-18, nghiệm thu và archive 2026-10-07).</w:t>
         <w:br/>
       </w:r>
       <w:r>
@@ -7397,7 +7397,7 @@
           </w:tcPr>
           <w:p>
             <w:r>
-              <w:t xml:space="preserve">chưa làm</w:t>
+              <w:t xml:space="preserve">xong</w:t>
             </w:r>
           </w:p>
         </w:tc>
@@ -13423,55 +13423,136 @@
         <w:pStyle w:val="Heading2"/>
       </w:pPr>
       <w:r>
-        <w:t xml:space="preserve">22. Kỹ thuật test mới trong F02</w:t>
-      </w:r>
-    </w:p>
-    <w:p>
-      <w:pPr>
-        <w:pStyle w:val="ListParagraph"/>
-        <w:numPr>
-          <w:ilvl w:val="0"/>
-          <w:numId w:val="1"/>
-        </w:numPr>
-      </w:pPr>
-      <w:r>
-        <w:rPr>
-          <w:rFonts w:ascii="Consolas" w:eastAsia="Consolas" w:hAnsi="Consolas" w:cs="Consolas"/>
-          <w:b/>
-          <w:bCs/>
-        </w:rPr>
-        <w:t xml:space="preserve">@DataJpaTest</w:t>
-      </w:r>
-      <w:r>
-        <w:rPr>
-          <w:b/>
-          <w:bCs/>
-        </w:rPr>
-        <w:t xml:space="preserve"> + </w:t>
-      </w:r>
-      <w:r>
-        <w:rPr>
-          <w:rFonts w:ascii="Consolas" w:eastAsia="Consolas" w:hAnsi="Consolas" w:cs="Consolas"/>
-          <w:b/>
-          <w:bCs/>
-        </w:rPr>
-        <w:t xml:space="preserve">@AutoConfigureTestDatabase(replace = NONE)</w:t>
-      </w:r>
-      <w:r>
-        <w:rPr>
-          <w:b/>
-          <w:bCs/>
-        </w:rPr>
-        <w:t xml:space="preserve">:</w:t>
-      </w:r>
-      <w:r>
-        <w:t xml:space="preserve"> slice chỉ nạp JPA và Flyway, chạy trên PostgreSQL thật (Testcontainers) để </w:t>
-      </w:r>
-      <w:r>
-        <w:rPr>
-          <w:rFonts w:ascii="Consolas" w:eastAsia="Consolas" w:hAnsi="Consolas" w:cs="Consolas"/>
-        </w:rPr>
-        <w:t xml:space="preserve">CHECK</w:t>
+        <w:t xml:space="preserve">22. Nghiệm thu F02: một test đi hết vòng đời (BE-18)</w:t>
+      </w:r>
+    </w:p>
+    <w:p>
+      <w:pPr>
+        <w:pStyle w:val="Heading3"/>
+      </w:pPr>
+      <w:r>
+        <w:t xml:space="preserve">22.1 Test end-to-end săn token bị lộ</w:t>
+      </w:r>
+    </w:p>
+    <w:p>
+      <w:pPr>
+        <w:pStyle w:val="ListParagraph"/>
+        <w:numPr>
+          <w:ilvl w:val="0"/>
+          <w:numId w:val="1"/>
+        </w:numPr>
+      </w:pPr>
+      <w:r>
+        <w:rPr>
+          <w:b/>
+          <w:bCs/>
+        </w:rPr>
+        <w:t xml:space="preserve">Ở đâu:</w:t>
+      </w:r>
+      <w:r>
+        <w:t xml:space="preserve"> </w:t>
+      </w:r>
+      <w:r>
+        <w:rPr>
+          <w:rFonts w:ascii="Consolas" w:eastAsia="Consolas" w:hAnsi="Consolas" w:cs="Consolas"/>
+        </w:rPr>
+        <w:t xml:space="preserve">src/test/java/dev/sino/account/AccountLifecycleEndToEndTests.java</w:t>
+      </w:r>
+      <w:r>
+        <w:t xml:space="preserve">.</w:t>
+      </w:r>
+    </w:p>
+    <w:p>
+      <w:pPr>
+        <w:pStyle w:val="ListParagraph"/>
+        <w:numPr>
+          <w:ilvl w:val="0"/>
+          <w:numId w:val="1"/>
+        </w:numPr>
+      </w:pPr>
+      <w:r>
+        <w:rPr>
+          <w:b/>
+          <w:bCs/>
+        </w:rPr>
+        <w:t xml:space="preserve">Là gì:</w:t>
+      </w:r>
+      <w:r>
+        <w:t xml:space="preserve"> một test chạy cả ứng dụng (PostgreSQL thật), đưa </w:t>
+      </w:r>
+      <w:r>
+        <w:rPr>
+          <w:b/>
+          <w:bCs/>
+        </w:rPr>
+        <w:t xml:space="preserve">một</w:t>
+      </w:r>
+      <w:r>
+        <w:t xml:space="preserve"> account đi hết vòng đời với token mẫu, rồi tìm token đó ở mọi nơi nó có thể lộ ra.</w:t>
+      </w:r>
+    </w:p>
+    <w:p>
+      <w:pPr>
+        <w:shd w:val="clear" w:color="auto" w:fill="F2F3F5"/>
+        <w:ind w:left="0"/>
+      </w:pPr>
+      <w:r>
+        <w:rPr>
+          <w:rFonts w:ascii="Consolas" w:eastAsia="Consolas" w:hAnsi="Consolas" w:cs="Consolas"/>
+          <w:sz w:val="19"/>
+          <w:szCs w:val="19"/>
+        </w:rPr>
+        <w:t xml:space="preserve">register (use case, như F04 sẽ gọi)    token mẫu đi vào</w:t>
+        <w:br/>
+        <w:t xml:space="preserve">  -&gt; psql trong container DB           cột *_enc chỉ có ciphertext</w:t>
+        <w:br/>
+        <w:t xml:space="preserve">  -&gt; GET /api/accounts                 \</w:t>
+        <w:br/>
+        <w:t xml:space="preserve">  -&gt; GET /api/accounts/{id}             |  5 response:</w:t>
+        <w:br/>
+        <w:t xml:space="preserve">  -&gt; PATCH (đổi tên + tắt)              |  không có token, không có scope</w:t>
+        <w:br/>
+        <w:t xml:space="preserve">  -&gt; DELETE                             |</w:t>
+        <w:br/>
+        <w:t xml:space="preserve">  -&gt; GET /api/accounts/{id} -&gt; 404     /</w:t>
+        <w:br/>
+        <w:t xml:space="preserve">  -&gt; credential: 0 dòng, account: còn, có removed_at</w:t>
+        <w:br/>
+        <w:t xml:space="preserve">  -&gt; toàn bộ log của test: không có token</w:t>
+      </w:r>
+    </w:p>
+    <w:p>
+      <w:pPr>
+        <w:pStyle w:val="ListParagraph"/>
+        <w:numPr>
+          <w:ilvl w:val="0"/>
+          <w:numId w:val="1"/>
+        </w:numPr>
+      </w:pPr>
+      <w:r>
+        <w:rPr>
+          <w:b/>
+          <w:bCs/>
+        </w:rPr>
+        <w:t xml:space="preserve">Bật log DEBUG trong test:</w:t>
+      </w:r>
+      <w:r>
+        <w:t xml:space="preserve"> </w:t>
+      </w:r>
+      <w:r>
+        <w:rPr>
+          <w:rFonts w:ascii="Consolas" w:eastAsia="Consolas" w:hAnsi="Consolas" w:cs="Consolas"/>
+        </w:rPr>
+        <w:t xml:space="preserve">@SpringBootTest(properties = {"logging.level.dev.sino=DEBUG", ...})</w:t>
+      </w:r>
+      <w:r>
+        <w:t xml:space="preserve"> cho </w:t>
+      </w:r>
+      <w:r>
+        <w:rPr>
+          <w:rFonts w:ascii="Consolas" w:eastAsia="Consolas" w:hAnsi="Consolas" w:cs="Consolas"/>
+        </w:rPr>
+        <w:t xml:space="preserve">dev.sino</w:t>
       </w:r>
       <w:r>
         <w:t xml:space="preserve">, </w:t>
@@ -13480,178 +13561,273 @@
         <w:rPr>
           <w:rFonts w:ascii="Consolas" w:eastAsia="Consolas" w:hAnsi="Consolas" w:cs="Consolas"/>
         </w:rPr>
-        <w:t xml:space="preserve">UNIQUE</w:t>
-      </w:r>
-      <w:r>
-        <w:t xml:space="preserve">, khóa ngoại hoạt động như production. Mỗi test tự rollback.</w:t>
-      </w:r>
-    </w:p>
-    <w:p>
-      <w:pPr>
-        <w:pStyle w:val="ListParagraph"/>
-        <w:numPr>
-          <w:ilvl w:val="0"/>
-          <w:numId w:val="1"/>
-        </w:numPr>
-      </w:pPr>
-      <w:r>
-        <w:rPr>
-          <w:rFonts w:ascii="Consolas" w:eastAsia="Consolas" w:hAnsi="Consolas" w:cs="Consolas"/>
-          <w:b/>
-          <w:bCs/>
-        </w:rPr>
-        <w:t xml:space="preserve">entityManager.clear()</w:t>
-      </w:r>
-      <w:r>
-        <w:rPr>
-          <w:b/>
-          <w:bCs/>
-        </w:rPr>
-        <w:t xml:space="preserve">:</w:t>
-      </w:r>
-      <w:r>
-        <w:t xml:space="preserve"> xóa bộ nhớ đệm của Hibernate để lần đọc sau thật sự đi xuống DB. Không có nó, test chỉ đọc lại object trong bộ nhớ.</w:t>
-      </w:r>
-    </w:p>
-    <w:p>
-      <w:pPr>
-        <w:pStyle w:val="ListParagraph"/>
-        <w:numPr>
-          <w:ilvl w:val="0"/>
-          <w:numId w:val="1"/>
-        </w:numPr>
-      </w:pPr>
-      <w:r>
-        <w:rPr>
-          <w:rFonts w:ascii="Consolas" w:eastAsia="Consolas" w:hAnsi="Consolas" w:cs="Consolas"/>
-          <w:b/>
-          <w:bCs/>
-        </w:rPr>
-        <w:t xml:space="preserve">JdbcTemplate</w:t>
-      </w:r>
-      <w:r>
-        <w:rPr>
-          <w:b/>
-          <w:bCs/>
-        </w:rPr>
-        <w:t xml:space="preserve">:</w:t>
-      </w:r>
-      <w:r>
-        <w:t xml:space="preserve"> chạy SQL thô để nhìn đúng cái nằm trong DB, hoặc để thử ràng buộc mà Java không tạo ra được (ví dụ ghi </w:t>
-      </w:r>
-      <w:r>
-        <w:rPr>
-          <w:rFonts w:ascii="Consolas" w:eastAsia="Consolas" w:hAnsi="Consolas" w:cs="Consolas"/>
-        </w:rPr>
-        <w:t xml:space="preserve">status = 'SYNCING'</w:t>
-      </w:r>
-      <w:r>
-        <w:t xml:space="preserve">).</w:t>
-      </w:r>
-    </w:p>
-    <w:p>
-      <w:pPr>
-        <w:pStyle w:val="ListParagraph"/>
-        <w:numPr>
-          <w:ilvl w:val="0"/>
-          <w:numId w:val="1"/>
-        </w:numPr>
-      </w:pPr>
-      <w:r>
-        <w:rPr>
-          <w:rFonts w:ascii="Consolas" w:eastAsia="Consolas" w:hAnsi="Consolas" w:cs="Consolas"/>
-          <w:b/>
-          <w:bCs/>
-        </w:rPr>
-        <w:t xml:space="preserve">ApplicationContextRunner</w:t>
-      </w:r>
-      <w:r>
-        <w:rPr>
-          <w:b/>
-          <w:bCs/>
-        </w:rPr>
-        <w:t xml:space="preserve"> cho kiểm tra khởi động:</w:t>
-      </w:r>
-      <w:r>
-        <w:t xml:space="preserve"> dựng một context nhỏ với cấu hình sai để chứng minh app </w:t>
-      </w:r>
-      <w:r>
-        <w:rPr>
-          <w:b/>
-          <w:bCs/>
-        </w:rPr>
-        <w:t xml:space="preserve">không</w:t>
-      </w:r>
-      <w:r>
-        <w:t xml:space="preserve"> start và thông báo không lộ secret.</w:t>
-      </w:r>
-    </w:p>
-    <w:p>
-      <w:pPr>
-        <w:pStyle w:val="ListParagraph"/>
-        <w:numPr>
-          <w:ilvl w:val="0"/>
-          <w:numId w:val="1"/>
-        </w:numPr>
-      </w:pPr>
-      <w:r>
-        <w:rPr>
-          <w:b/>
-          <w:bCs/>
-        </w:rPr>
-        <w:t xml:space="preserve">Mockito </w:t>
-      </w:r>
-      <w:r>
-        <w:rPr>
-          <w:rFonts w:ascii="Consolas" w:eastAsia="Consolas" w:hAnsi="Consolas" w:cs="Consolas"/>
-          <w:b/>
-          <w:bCs/>
-        </w:rPr>
-        <w:t xml:space="preserve">mock(...)</w:t>
-      </w:r>
-      <w:r>
-        <w:rPr>
-          <w:b/>
-          <w:bCs/>
-        </w:rPr>
-        <w:t xml:space="preserve"> trong unit test:</w:t>
+        <w:t xml:space="preserve">org.springframework.web</w:t>
+      </w:r>
+      <w:r>
+        <w:t xml:space="preserve">, </w:t>
+      </w:r>
+      <w:r>
+        <w:rPr>
+          <w:rFonts w:ascii="Consolas" w:eastAsia="Consolas" w:hAnsi="Consolas" w:cs="Consolas"/>
+        </w:rPr>
+        <w:t xml:space="preserve">org.hibernate.SQL</w:t>
+      </w:r>
+      <w:r>
+        <w:t xml:space="preserve">. Log càng nhiều thì càng nhiều chỗ có thể lộ: ở mức này Spring in cả nội dung response (</w:t>
+      </w:r>
+      <w:r>
+        <w:rPr>
+          <w:rFonts w:ascii="Consolas" w:eastAsia="Consolas" w:hAnsi="Consolas" w:cs="Consolas"/>
+        </w:rPr>
+        <w:t xml:space="preserve">Writing [AccountResponse[...]]</w:t>
+      </w:r>
+      <w:r>
+        <w:t xml:space="preserve">), còn Hibernate in mọi câu SQL. </w:t>
+      </w:r>
+      <w:r>
+        <w:rPr>
+          <w:rFonts w:ascii="Consolas" w:eastAsia="Consolas" w:hAnsi="Consolas" w:cs="Consolas"/>
+        </w:rPr>
+        <w:t xml:space="preserve">OutputCaptureExtension</w:t>
+      </w:r>
+      <w:r>
+        <w:t xml:space="preserve"> cùng tham số </w:t>
+      </w:r>
+      <w:r>
+        <w:rPr>
+          <w:rFonts w:ascii="Consolas" w:eastAsia="Consolas" w:hAnsi="Consolas" w:cs="Consolas"/>
+        </w:rPr>
+        <w:t xml:space="preserve">CapturedOutput</w:t>
+      </w:r>
+      <w:r>
+        <w:t xml:space="preserve"> gom mọi thứ in ra console để test kiểm tra.</w:t>
+      </w:r>
+    </w:p>
+    <w:p>
+      <w:pPr>
+        <w:pStyle w:val="ListParagraph"/>
+        <w:numPr>
+          <w:ilvl w:val="0"/>
+          <w:numId w:val="1"/>
+        </w:numPr>
+      </w:pPr>
+      <w:r>
+        <w:rPr>
+          <w:b/>
+          <w:bCs/>
+        </w:rPr>
+        <w:t xml:space="preserve">Kiểm tra rằng log thật sự chạy:</w:t>
+      </w:r>
+      <w:r>
+        <w:t xml:space="preserve"> nếu log bị tắt thì câu "log không có token" sẽ xanh mà không chứng minh được gì. Vì vậy test còn kiểm tra log </w:t>
+      </w:r>
+      <w:r>
+        <w:rPr>
+          <w:b/>
+          <w:bCs/>
+        </w:rPr>
+        <w:t xml:space="preserve">có</w:t>
+      </w:r>
+      <w:r>
+        <w:t xml:space="preserve"> chứa </w:t>
+      </w:r>
+      <w:r>
+        <w:rPr>
+          <w:rFonts w:ascii="Consolas" w:eastAsia="Consolas" w:hAnsi="Consolas" w:cs="Consolas"/>
+        </w:rPr>
+        <w:t xml:space="preserve">Mapped to ...AccountsController</w:t>
+      </w:r>
+      <w:r>
+        <w:t xml:space="preserve">, </w:t>
+      </w:r>
+      <w:r>
+        <w:rPr>
+          <w:rFonts w:ascii="Consolas" w:eastAsia="Consolas" w:hAnsi="Consolas" w:cs="Consolas"/>
+        </w:rPr>
+        <w:t xml:space="preserve">Writing [AccountResponse[</w:t>
+      </w:r>
+      <w:r>
+        <w:t xml:space="preserve"> và </w:t>
+      </w:r>
+      <w:r>
+        <w:rPr>
+          <w:rFonts w:ascii="Consolas" w:eastAsia="Consolas" w:hAnsi="Consolas" w:cs="Consolas"/>
+        </w:rPr>
+        <w:t xml:space="preserve">insert into account_credential</w:t>
+      </w:r>
+      <w:r>
+        <w:t xml:space="preserve">.</w:t>
+      </w:r>
+    </w:p>
+    <w:p>
+      <w:pPr>
+        <w:pStyle w:val="ListParagraph"/>
+        <w:numPr>
+          <w:ilvl w:val="0"/>
+          <w:numId w:val="1"/>
+        </w:numPr>
+      </w:pPr>
+      <w:r>
+        <w:rPr>
+          <w:b/>
+          <w:bCs/>
+        </w:rPr>
+        <w:t xml:space="preserve">Bẫy gặp phải:</w:t>
+      </w:r>
+      <w:r>
+        <w:t xml:space="preserve"> lần chạy đầu test đỏ vì tìm dòng </w:t>
+      </w:r>
+      <w:r>
+        <w:rPr>
+          <w:rFonts w:ascii="Consolas" w:eastAsia="Consolas" w:hAnsi="Consolas" w:cs="Consolas"/>
+        </w:rPr>
+        <w:t xml:space="preserve">GET "/api/accounts"</w:t>
+      </w:r>
+      <w:r>
+        <w:t xml:space="preserve">. MockMvc dùng </w:t>
+      </w:r>
+      <w:r>
+        <w:rPr>
+          <w:rFonts w:ascii="Consolas" w:eastAsia="Consolas" w:hAnsi="Consolas" w:cs="Consolas"/>
+        </w:rPr>
+        <w:t xml:space="preserve">TestDispatcherServlet</w:t>
+      </w:r>
+      <w:r>
+        <w:t xml:space="preserve">, mà logger của lớp này thuộc package </w:t>
+      </w:r>
+      <w:r>
+        <w:rPr>
+          <w:rFonts w:ascii="Consolas" w:eastAsia="Consolas" w:hAnsi="Consolas" w:cs="Consolas"/>
+        </w:rPr>
+        <w:t xml:space="preserve">org.springframework.test</w:t>
+      </w:r>
+      <w:r>
+        <w:t xml:space="preserve">, không phải </w:t>
+      </w:r>
+      <w:r>
+        <w:rPr>
+          <w:rFonts w:ascii="Consolas" w:eastAsia="Consolas" w:hAnsi="Consolas" w:cs="Consolas"/>
+        </w:rPr>
+        <w:t xml:space="preserve">org.springframework.web</w:t>
+      </w:r>
+      <w:r>
+        <w:t xml:space="preserve">, nên dòng đó không được in ra. Cách sửa là dựa vào các dòng log thật sự có trong output.</w:t>
+      </w:r>
+    </w:p>
+    <w:p>
+      <w:pPr>
+        <w:pStyle w:val="Heading3"/>
+      </w:pPr>
+      <w:r>
+        <w:t xml:space="preserve">22.2 psql thật, chạy trong container</w:t>
+      </w:r>
+    </w:p>
+    <w:p>
+      <w:pPr>
+        <w:pStyle w:val="ListParagraph"/>
+        <w:numPr>
+          <w:ilvl w:val="0"/>
+          <w:numId w:val="1"/>
+        </w:numPr>
+      </w:pPr>
+      <w:r>
+        <w:rPr>
+          <w:rFonts w:ascii="Consolas" w:eastAsia="Consolas" w:hAnsi="Consolas" w:cs="Consolas"/>
+        </w:rPr>
+        <w:t xml:space="preserve">postgres.execInContainer("psql", "-U", ..., "-c", "select ...")</w:t>
+      </w:r>
+      <w:r>
+        <w:t xml:space="preserve"> chạy chương trình </w:t>
+      </w:r>
+      <w:r>
+        <w:rPr>
+          <w:rFonts w:ascii="Consolas" w:eastAsia="Consolas" w:hAnsi="Consolas" w:cs="Consolas"/>
+        </w:rPr>
+        <w:t xml:space="preserve">psql</w:t>
       </w:r>
       <w:r>
         <w:t xml:space="preserve"> </w:t>
       </w:r>
       <w:r>
         <w:rPr>
-          <w:rFonts w:ascii="Consolas" w:eastAsia="Consolas" w:hAnsi="Consolas" w:cs="Consolas"/>
-        </w:rPr>
-        <w:t xml:space="preserve">OwnerCurrentUserTests</w:t>
-      </w:r>
-      <w:r>
-        <w:t xml:space="preserve"> giả repository để test </w:t>
-      </w:r>
-      <w:r>
-        <w:rPr>
-          <w:rFonts w:ascii="Consolas" w:eastAsia="Consolas" w:hAnsi="Consolas" w:cs="Consolas"/>
-        </w:rPr>
-        <w:t xml:space="preserve">CurrentUser</w:t>
-      </w:r>
-      <w:r>
-        <w:t xml:space="preserve"> mà không cần DB.</w:t>
-      </w:r>
-    </w:p>
-    <w:p>
-      <w:pPr>
-        <w:pStyle w:val="ListParagraph"/>
-        <w:numPr>
-          <w:ilvl w:val="0"/>
-          <w:numId w:val="1"/>
-        </w:numPr>
-      </w:pPr>
-      <w:r>
-        <w:rPr>
-          <w:b/>
-          <w:bCs/>
-        </w:rPr>
-        <w:t xml:space="preserve">Kiểm tra ngược ở mọi task:</w:t>
+          <w:b/>
+          <w:bCs/>
+        </w:rPr>
+        <w:t xml:space="preserve">bên trong</w:t>
+      </w:r>
+      <w:r>
+        <w:t xml:space="preserve"> container PostgreSQL của Testcontainers. Bean </w:t>
+      </w:r>
+      <w:r>
+        <w:rPr>
+          <w:rFonts w:ascii="Consolas" w:eastAsia="Consolas" w:hAnsi="Consolas" w:cs="Consolas"/>
+        </w:rPr>
+        <w:t xml:space="preserve">PostgreSQLContainer</w:t>
+      </w:r>
+      <w:r>
+        <w:t xml:space="preserve"> (từ </w:t>
+      </w:r>
+      <w:r>
+        <w:rPr>
+          <w:rFonts w:ascii="Consolas" w:eastAsia="Consolas" w:hAnsi="Consolas" w:cs="Consolas"/>
+        </w:rPr>
+        <w:t xml:space="preserve">TestcontainersConfiguration</w:t>
+      </w:r>
+      <w:r>
+        <w:t xml:space="preserve">) inject được vào test như mọi bean khác.</w:t>
+      </w:r>
+    </w:p>
+    <w:p>
+      <w:pPr>
+        <w:pStyle w:val="ListParagraph"/>
+        <w:numPr>
+          <w:ilvl w:val="0"/>
+          <w:numId w:val="1"/>
+        </w:numPr>
+      </w:pPr>
+      <w:r>
+        <w:t xml:space="preserve">Kết quả đọc được: </w:t>
+      </w:r>
+      <w:r>
+        <w:rPr>
+          <w:rFonts w:ascii="Consolas" w:eastAsia="Consolas" w:hAnsi="Consolas" w:cs="Consolas"/>
+        </w:rPr>
+        <w:t xml:space="preserve">OAUTH2|k1|5AJcgYSQ...|FMZbIgmE...</w:t>
+      </w:r>
+      <w:r>
+        <w:t xml:space="preserve">, tức là loại credential, ID khóa, rồi hai chuỗi base64 đã mã hóa; không có token gốc.</w:t>
+      </w:r>
+    </w:p>
+    <w:p>
+      <w:pPr>
+        <w:pStyle w:val="ListParagraph"/>
+        <w:numPr>
+          <w:ilvl w:val="0"/>
+          <w:numId w:val="1"/>
+        </w:numPr>
+      </w:pPr>
+      <w:r>
+        <w:t xml:space="preserve">Cách này thay cho "kiểm tra tay bằng psql" của kế hoạch, vì nó chạy lại được ở mọi lần build.</w:t>
+      </w:r>
+    </w:p>
+    <w:p>
+      <w:pPr>
+        <w:pStyle w:val="Heading3"/>
+      </w:pPr>
+      <w:r>
+        <w:t xml:space="preserve">22.3 Test viết sau code: phải chứng minh nó có thể đỏ</w:t>
+      </w:r>
+    </w:p>
+    <w:p>
+      <w:pPr>
+        <w:pStyle w:val="ListParagraph"/>
+        <w:numPr>
+          <w:ilvl w:val="0"/>
+          <w:numId w:val="1"/>
+        </w:numPr>
+      </w:pPr>
+      <w:r>
+        <w:t xml:space="preserve">Test end-to-end xanh ngay từ lần đầu, vì code đã có từ trước. Một test chưa từng đỏ thì chưa chứng minh được gì, nên tôi tự làm hỏng code để xem:</w:t>
       </w:r>
     </w:p>
     <w:p>
@@ -13663,7 +13839,26 @@
         </w:numPr>
       </w:pPr>
       <w:r>
-        <w:t xml:space="preserve">BE-09: bỏ bước tìm theo email → 2 test idempotent đỏ.</w:t>
+        <w:t xml:space="preserve">Service ghi command ra log DEBUG, </w:t>
+      </w:r>
+      <w:r>
+        <w:rPr>
+          <w:rFonts w:ascii="Consolas" w:eastAsia="Consolas" w:hAnsi="Consolas" w:cs="Consolas"/>
+        </w:rPr>
+        <w:t xml:space="preserve">toString()</w:t>
+      </w:r>
+      <w:r>
+        <w:t xml:space="preserve"> vẫn che token → </w:t>
+      </w:r>
+      <w:r>
+        <w:rPr>
+          <w:b/>
+          <w:bCs/>
+        </w:rPr>
+        <w:t xml:space="preserve">xanh</w:t>
+      </w:r>
+      <w:r>
+        <w:t xml:space="preserve"> (việc che token có tác dụng).</w:t>
       </w:r>
     </w:p>
     <w:p>
@@ -13675,25 +13870,17 @@
         </w:numPr>
       </w:pPr>
       <w:r>
-        <w:t xml:space="preserve">BE-10: cho </w:t>
-      </w:r>
-      <w:r>
-        <w:rPr>
-          <w:rFonts w:ascii="Consolas" w:eastAsia="Consolas" w:hAnsi="Consolas" w:cs="Consolas"/>
-        </w:rPr>
-        <w:t xml:space="preserve">markHealthy</w:t>
-      </w:r>
-      <w:r>
-        <w:t xml:space="preserve"> gỡ </w:t>
-      </w:r>
-      <w:r>
-        <w:rPr>
-          <w:rFonts w:ascii="Consolas" w:eastAsia="Consolas" w:hAnsi="Consolas" w:cs="Consolas"/>
-        </w:rPr>
-        <w:t xml:space="preserve">AUTH_EXPIRED</w:t>
-      </w:r>
-      <w:r>
-        <w:t xml:space="preserve"> → đúng ô đó đỏ.</w:t>
+        <w:t xml:space="preserve">Như trên nhưng bỏ phần che → </w:t>
+      </w:r>
+      <w:r>
+        <w:rPr>
+          <w:b/>
+          <w:bCs/>
+        </w:rPr>
+        <w:t xml:space="preserve">đỏ</w:t>
+      </w:r>
+      <w:r>
+        <w:t xml:space="preserve">: refresh token xuất hiện trong log.</w:t>
       </w:r>
     </w:p>
     <w:p>
@@ -13705,693 +13892,114 @@
         </w:numPr>
       </w:pPr>
       <w:r>
-        <w:t xml:space="preserve">BE-12: IV cố định → 1 test đỏ; bỏ AAD → 3 test đỏ; tag 96 bit → 2 test đỏ.</w:t>
-      </w:r>
-    </w:p>
-    <w:p>
-      <w:pPr>
-        <w:pStyle w:val="ListParagraph"/>
-        <w:numPr>
-          <w:ilvl w:val="1"/>
-          <w:numId w:val="1"/>
-        </w:numPr>
-      </w:pPr>
-      <w:r>
-        <w:t xml:space="preserve">BE-13: store "quên" ghi refresh token → test xoay khóa đỏ.</w:t>
-      </w:r>
-    </w:p>
-    <w:p>
-      <w:pPr>
-        <w:pStyle w:val="ListParagraph"/>
-        <w:numPr>
-          <w:ilvl w:val="1"/>
-          <w:numId w:val="1"/>
-        </w:numPr>
-      </w:pPr>
-      <w:r>
-        <w:t xml:space="preserve">BE-14: bỏ </w:t>
-      </w:r>
-      <w:r>
-        <w:rPr>
-          <w:rFonts w:ascii="Consolas" w:eastAsia="Consolas" w:hAnsi="Consolas" w:cs="Consolas"/>
-        </w:rPr>
-        <w:t xml:space="preserve">@Transactional</w:t>
-      </w:r>
-      <w:r>
-        <w:t xml:space="preserve"> → test rollback và test reconnect đỏ; không tìm account cũ → test reconnect đỏ (lỗi </w:t>
-      </w:r>
-      <w:r>
-        <w:rPr>
-          <w:rFonts w:ascii="Consolas" w:eastAsia="Consolas" w:hAnsi="Consolas" w:cs="Consolas"/>
-        </w:rPr>
-        <w:t xml:space="preserve">UNIQUE</w:t>
-      </w:r>
-      <w:r>
-        <w:t xml:space="preserve">); bỏ kiểm tra provider → test provider lạ đỏ; </w:t>
-      </w:r>
-      <w:r>
-        <w:rPr>
-          <w:rFonts w:ascii="Consolas" w:eastAsia="Consolas" w:hAnsi="Consolas" w:cs="Consolas"/>
-        </w:rPr>
-        <w:t xml:space="preserve">reconnected</w:t>
-      </w:r>
-      <w:r>
-        <w:t xml:space="preserve"> luôn </w:t>
-      </w:r>
-      <w:r>
-        <w:rPr>
-          <w:rFonts w:ascii="Consolas" w:eastAsia="Consolas" w:hAnsi="Consolas" w:cs="Consolas"/>
-        </w:rPr>
-        <w:t xml:space="preserve">false</w:t>
-      </w:r>
-      <w:r>
-        <w:t xml:space="preserve"> → test reconnect đỏ; publish trước khi lưu credential → test rollback đỏ; thêm một trường vào event → test payload đỏ.</w:t>
-      </w:r>
-    </w:p>
-    <w:p>
-      <w:pPr>
-        <w:pStyle w:val="ListParagraph"/>
-        <w:numPr>
-          <w:ilvl w:val="1"/>
-          <w:numId w:val="1"/>
-        </w:numPr>
-      </w:pPr>
-      <w:r>
-        <w:t xml:space="preserve">BE-15: danh sách không lọc owner → 2 test đỏ; </w:t>
-      </w:r>
-      <w:r>
-        <w:rPr>
-          <w:rFonts w:ascii="Consolas" w:eastAsia="Consolas" w:hAnsi="Consolas" w:cs="Consolas"/>
-        </w:rPr>
-        <w:t xml:space="preserve">get</w:t>
-      </w:r>
-      <w:r>
-        <w:t xml:space="preserve"> không lọc owner → test cô lập đỏ; mới nhất trước → test thứ tự đỏ; </w:t>
-      </w:r>
-      <w:r>
-        <w:rPr>
-          <w:rFonts w:ascii="Consolas" w:eastAsia="Consolas" w:hAnsi="Consolas" w:cs="Consolas"/>
-        </w:rPr>
-        <w:t xml:space="preserve">ProviderRegistry.get</w:t>
-      </w:r>
-      <w:r>
-        <w:t xml:space="preserve"> thay </w:t>
-      </w:r>
-      <w:r>
-        <w:rPr>
-          <w:rFonts w:ascii="Consolas" w:eastAsia="Consolas" w:hAnsi="Consolas" w:cs="Consolas"/>
-        </w:rPr>
-        <w:t xml:space="preserve">find</w:t>
-      </w:r>
-      <w:r>
-        <w:t xml:space="preserve"> → test connector đã gỡ đỏ; </w:t>
-      </w:r>
-      <w:r>
-        <w:rPr>
-          <w:rFonts w:ascii="Consolas" w:eastAsia="Consolas" w:hAnsi="Consolas" w:cs="Consolas"/>
-        </w:rPr>
-        <w:t xml:space="preserve">ownerId</w:t>
-      </w:r>
-      <w:r>
-        <w:t xml:space="preserve"> lọt vào response → test tập trường đỏ; detail nói "của người khác" → test cô lập đỏ.</w:t>
-      </w:r>
-    </w:p>
-    <w:p>
-      <w:pPr>
-        <w:pStyle w:val="ListParagraph"/>
-        <w:numPr>
-          <w:ilvl w:val="1"/>
-          <w:numId w:val="1"/>
-        </w:numPr>
-      </w:pPr>
-      <w:r>
-        <w:t xml:space="preserve">BE-16 (10 lỗi, chạy bằng một script nhỏ áp từng lỗi rồi khôi phục): </w:t>
-      </w:r>
-      <w:r>
-        <w:rPr>
-          <w:rFonts w:ascii="Consolas" w:eastAsia="Consolas" w:hAnsi="Consolas" w:cs="Consolas"/>
-        </w:rPr>
-        <w:t xml:space="preserve">@Size</w:t>
-      </w:r>
-      <w:r>
-        <w:t xml:space="preserve"> thay luật domain → tên trắng ra 500 và 100 emoji bị từ chối; bỏ "ít nhất một trường" → test </w:t>
-      </w:r>
-      <w:r>
-        <w:rPr>
-          <w:rFonts w:ascii="Consolas" w:eastAsia="Consolas" w:hAnsi="Consolas" w:cs="Consolas"/>
-        </w:rPr>
-        <w:t xml:space="preserve">{}</w:t>
-      </w:r>
-      <w:r>
-        <w:t xml:space="preserve"> đỏ; đảo nghĩa </w:t>
-      </w:r>
-      <w:r>
-        <w:rPr>
-          <w:rFonts w:ascii="Consolas" w:eastAsia="Consolas" w:hAnsi="Consolas" w:cs="Consolas"/>
-        </w:rPr>
-        <w:t xml:space="preserve">enabled</w:t>
-      </w:r>
-      <w:r>
-        <w:t xml:space="preserve"> → 2 test đỏ; không phát event khi tắt → đỏ; phát event cả khi không đổi gì → 2 test đỏ; PATCH không lọc owner → đỏ; bỏ </w:t>
-      </w:r>
-      <w:r>
-        <w:rPr>
-          <w:rFonts w:ascii="Consolas" w:eastAsia="Consolas" w:hAnsi="Consolas" w:cs="Consolas"/>
-        </w:rPr>
-        <w:t xml:space="preserve">@Version</w:t>
-      </w:r>
-      <w:r>
-        <w:t xml:space="preserve"> → test version cũ đỏ; không phát event khi reconnect → đỏ; phát event ở mọi lần reconnect → đỏ; thêm trường vào event → đỏ.</w:t>
-      </w:r>
-    </w:p>
-    <w:p>
-      <w:pPr>
-        <w:pStyle w:val="ListParagraph"/>
-        <w:numPr>
-          <w:ilvl w:val="1"/>
-          <w:numId w:val="1"/>
-        </w:numPr>
-      </w:pPr>
-      <w:r>
-        <w:t xml:space="preserve">BE-17 (12 lỗi, cùng cách bằng script): </w:t>
-      </w:r>
-      <w:r>
-        <w:rPr>
-          <w:rFonts w:ascii="Consolas" w:eastAsia="Consolas" w:hAnsi="Consolas" w:cs="Consolas"/>
-        </w:rPr>
-        <w:t xml:space="preserve">remove</w:t>
-      </w:r>
-      <w:r>
-        <w:t xml:space="preserve"> không ghi gì → 7 test đỏ; cho xóa hai lần → đỏ; </w:t>
-      </w:r>
-      <w:r>
-        <w:rPr>
-          <w:rFonts w:ascii="Consolas" w:eastAsia="Consolas" w:hAnsi="Consolas" w:cs="Consolas"/>
-        </w:rPr>
-        <w:t xml:space="preserve">remove</w:t>
-      </w:r>
-      <w:r>
-        <w:t xml:space="preserve"> đổi </w:t>
-      </w:r>
-      <w:r>
-        <w:rPr>
-          <w:rFonts w:ascii="Consolas" w:eastAsia="Consolas" w:hAnsi="Consolas" w:cs="Consolas"/>
-        </w:rPr>
-        <w:t xml:space="preserve">status</w:t>
-      </w:r>
-      <w:r>
-        <w:t xml:space="preserve"> → đỏ; dùng lại account đã xóa mà không xóa </w:t>
-      </w:r>
-      <w:r>
-        <w:rPr>
-          <w:rFonts w:ascii="Consolas" w:eastAsia="Consolas" w:hAnsi="Consolas" w:cs="Consolas"/>
-        </w:rPr>
-        <w:t xml:space="preserve">removed_at</w:t>
-      </w:r>
-      <w:r>
-        <w:t xml:space="preserve"> → 2 đỏ; dùng lại mà không bật sync → 2 đỏ; mọi reconnect đều bật sync → đỏ; giữ lại credential → đỏ; không phát </w:t>
-      </w:r>
-      <w:r>
-        <w:rPr>
-          <w:rFonts w:ascii="Consolas" w:eastAsia="Consolas" w:hAnsi="Consolas" w:cs="Consolas"/>
-        </w:rPr>
-        <w:t xml:space="preserve">AccountRemoved</w:t>
-      </w:r>
-      <w:r>
-        <w:t xml:space="preserve"> → 2 đỏ; danh sách hiện account đã xóa → đỏ; GET thấy account đã xóa → đỏ; PATCH/DELETE với tới account đã xóa → đỏ; PATCH/DELETE bỏ qua owner → 2 đỏ.</w:t>
-      </w:r>
-    </w:p>
-    <w:p>
-      <w:pPr>
-        <w:pStyle w:val="ListParagraph"/>
-        <w:numPr>
-          <w:ilvl w:val="0"/>
-          <w:numId w:val="1"/>
-        </w:numPr>
-      </w:pPr>
-      <w:r>
-        <w:rPr>
-          <w:rFonts w:ascii="Consolas" w:eastAsia="Consolas" w:hAnsi="Consolas" w:cs="Consolas"/>
-          <w:b/>
-          <w:bCs/>
-        </w:rPr>
-        <w:t xml:space="preserve">@RecordApplicationEvents</w:t>
-      </w:r>
-      <w:r>
-        <w:rPr>
-          <w:b/>
-          <w:bCs/>
-        </w:rPr>
-        <w:t xml:space="preserve"> + </w:t>
-      </w:r>
-      <w:r>
-        <w:rPr>
-          <w:rFonts w:ascii="Consolas" w:eastAsia="Consolas" w:hAnsi="Consolas" w:cs="Consolas"/>
-          <w:b/>
-          <w:bCs/>
-        </w:rPr>
-        <w:t xml:space="preserve">ApplicationEvents</w:t>
-      </w:r>
-      <w:r>
-        <w:rPr>
-          <w:b/>
-          <w:bCs/>
-        </w:rPr>
-        <w:t xml:space="preserve"> (Spring Test, BE-16):</w:t>
-      </w:r>
-      <w:r>
-        <w:t xml:space="preserve"> ghi lại event được publish trong một test </w:t>
-      </w:r>
-      <w:r>
-        <w:rPr>
-          <w:rFonts w:ascii="Consolas" w:eastAsia="Consolas" w:hAnsi="Consolas" w:cs="Consolas"/>
-        </w:rPr>
-        <w:t xml:space="preserve">@SpringBootTest</w:t>
-      </w:r>
-      <w:r>
-        <w:t xml:space="preserve">; </w:t>
-      </w:r>
-      <w:r>
-        <w:rPr>
-          <w:rFonts w:ascii="Consolas" w:eastAsia="Consolas" w:hAnsi="Consolas" w:cs="Consolas"/>
-        </w:rPr>
-        <w:t xml:space="preserve">events.stream(AccountStatusChanged.class)</w:t>
-      </w:r>
-      <w:r>
-        <w:t xml:space="preserve"> lấy ra để kiểm tra. </w:t>
-      </w:r>
-      <w:r>
-        <w:rPr>
-          <w:rFonts w:ascii="Consolas" w:eastAsia="Consolas" w:hAnsi="Consolas" w:cs="Consolas"/>
-        </w:rPr>
-        <w:t xml:space="preserve">AssertablePublishedEvents</w:t>
-      </w:r>
-      <w:r>
-        <w:t xml:space="preserve"> là cách tương tự của Spring Modulith, dùng trong module test.</w:t>
-      </w:r>
-    </w:p>
-    <w:p>
-      <w:pPr>
-        <w:pStyle w:val="ListParagraph"/>
-        <w:numPr>
-          <w:ilvl w:val="0"/>
-          <w:numId w:val="1"/>
-        </w:numPr>
-      </w:pPr>
-      <w:r>
-        <w:rPr>
-          <w:rFonts w:ascii="Consolas" w:eastAsia="Consolas" w:hAnsi="Consolas" w:cs="Consolas"/>
-          <w:b/>
-          <w:bCs/>
-        </w:rPr>
-        <w:t xml:space="preserve">TransactionTemplate</w:t>
-      </w:r>
-      <w:r>
-        <w:rPr>
-          <w:b/>
-          <w:bCs/>
-        </w:rPr>
-        <w:t xml:space="preserve"> trong test (BE-16):</w:t>
-      </w:r>
-      <w:r>
-        <w:t xml:space="preserve"> mở transaction bằng code để chen một bước vào giữa. Test gọi service (đã đọc </w:t>
-      </w:r>
-      <w:r>
-        <w:rPr>
-          <w:rFonts w:ascii="Consolas" w:eastAsia="Consolas" w:hAnsi="Consolas" w:cs="Consolas"/>
-        </w:rPr>
-        <w:t xml:space="preserve">version</w:t>
-      </w:r>
-      <w:r>
-        <w:t xml:space="preserve"> cũ), rồi giả "một request khác" bằng </w:t>
-      </w:r>
-      <w:r>
-        <w:rPr>
-          <w:rFonts w:ascii="Consolas" w:eastAsia="Consolas" w:hAnsi="Consolas" w:cs="Consolas"/>
-        </w:rPr>
-        <w:t xml:space="preserve">UPDATE ... SET version = version + 1</w:t>
-      </w:r>
-      <w:r>
-        <w:t xml:space="preserve"> trong cùng transaction; lúc commit phải ra </w:t>
-      </w:r>
-      <w:r>
-        <w:rPr>
-          <w:rFonts w:ascii="Consolas" w:eastAsia="Consolas" w:hAnsi="Consolas" w:cs="Consolas"/>
-        </w:rPr>
-        <w:t xml:space="preserve">OptimisticLockingFailureException</w:t>
-      </w:r>
-      <w:r>
-        <w:t xml:space="preserve">. Qua MockMvc không canh được hai request chạy chồng nhau, nên phần đổi lỗi thành 409 dựa vào test có sẵn của F01.</w:t>
-      </w:r>
-    </w:p>
-    <w:p>
-      <w:pPr>
-        <w:pStyle w:val="ListParagraph"/>
-        <w:numPr>
-          <w:ilvl w:val="0"/>
-          <w:numId w:val="1"/>
-        </w:numPr>
-      </w:pPr>
-      <w:r>
-        <w:rPr>
-          <w:b/>
-          <w:bCs/>
-        </w:rPr>
-        <w:t xml:space="preserve">Test payload của event gom về một chỗ (BE-17):</w:t>
-      </w:r>
-      <w:r>
-        <w:t xml:space="preserve"> </w:t>
-      </w:r>
-      <w:r>
-        <w:rPr>
-          <w:rFonts w:ascii="Consolas" w:eastAsia="Consolas" w:hAnsi="Consolas" w:cs="Consolas"/>
-        </w:rPr>
-        <w:t xml:space="preserve">AccountEventsTests</w:t>
-      </w:r>
-      <w:r>
-        <w:t xml:space="preserve"> (package </w:t>
-      </w:r>
-      <w:r>
-        <w:rPr>
-          <w:rFonts w:ascii="Consolas" w:eastAsia="Consolas" w:hAnsi="Consolas" w:cs="Consolas"/>
-        </w:rPr>
-        <w:t xml:space="preserve">dev.sino.account</w:t>
-      </w:r>
-      <w:r>
-        <w:t xml:space="preserve">) kiểm tên các trường của cả ba event bằng </w:t>
-      </w:r>
-      <w:r>
-        <w:rPr>
-          <w:rFonts w:ascii="Consolas" w:eastAsia="Consolas" w:hAnsi="Consolas" w:cs="Consolas"/>
-        </w:rPr>
-        <w:t xml:space="preserve">getRecordComponents()</w:t>
-      </w:r>
-      <w:r>
-        <w:t xml:space="preserve">. Đây là unit test thuần, không cần Spring, nên tách khỏi module test của luồng đăng ký.</w:t>
-      </w:r>
-    </w:p>
-    <w:p>
-      <w:pPr>
-        <w:pStyle w:val="ListParagraph"/>
-        <w:numPr>
-          <w:ilvl w:val="0"/>
-          <w:numId w:val="1"/>
-        </w:numPr>
-      </w:pPr>
-      <w:r>
-        <w:rPr>
-          <w:b/>
-          <w:bCs/>
-        </w:rPr>
-        <w:t xml:space="preserve">Chạy cả ứng dụng thay cho web slice (BE-15):</w:t>
-      </w:r>
-      <w:r>
-        <w:t xml:space="preserve"> </w:t>
-      </w:r>
-      <w:r>
-        <w:rPr>
-          <w:rFonts w:ascii="Consolas" w:eastAsia="Consolas" w:hAnsi="Consolas" w:cs="Consolas"/>
-        </w:rPr>
-        <w:t xml:space="preserve">@SpringBootTest</w:t>
-      </w:r>
-      <w:r>
-        <w:t xml:space="preserve"> + </w:t>
-      </w:r>
-      <w:r>
-        <w:rPr>
-          <w:rFonts w:ascii="Consolas" w:eastAsia="Consolas" w:hAnsi="Consolas" w:cs="Consolas"/>
-        </w:rPr>
-        <w:t xml:space="preserve">@AutoConfigureMockMvc</w:t>
-      </w:r>
-      <w:r>
-        <w:t xml:space="preserve"> gửi request HTTP giả qua đúng các lớp thật: security, </w:t>
-      </w:r>
-      <w:r>
-        <w:rPr>
-          <w:rFonts w:ascii="Consolas" w:eastAsia="Consolas" w:hAnsi="Consolas" w:cs="Consolas"/>
-        </w:rPr>
-        <w:t xml:space="preserve">CurrentUser</w:t>
-      </w:r>
-      <w:r>
-        <w:t xml:space="preserve">, service, PostgreSQL, error handler, Jackson. Chọn thay cho </w:t>
-      </w:r>
-      <w:r>
-        <w:rPr>
-          <w:rFonts w:ascii="Consolas" w:eastAsia="Consolas" w:hAnsi="Consolas" w:cs="Consolas"/>
-        </w:rPr>
-        <w:t xml:space="preserve">@WebMvcTest</w:t>
-      </w:r>
-      <w:r>
-        <w:t xml:space="preserve"> với service giả vì test cô lập dữ liệu phải chạy trên dữ liệu thật; với service giả, test chỉ kiểm tra cái mock.</w:t>
-      </w:r>
-    </w:p>
-    <w:p>
-      <w:pPr>
-        <w:pStyle w:val="ListParagraph"/>
-        <w:numPr>
-          <w:ilvl w:val="0"/>
-          <w:numId w:val="1"/>
-        </w:numPr>
-      </w:pPr>
-      <w:r>
-        <w:rPr>
-          <w:b/>
-          <w:bCs/>
-        </w:rPr>
-        <w:t xml:space="preserve">Ghim thời điểm bằng SQL:</w:t>
-      </w:r>
-      <w:r>
-        <w:t xml:space="preserve"> </w:t>
-      </w:r>
-      <w:r>
-        <w:rPr>
-          <w:rFonts w:ascii="Consolas" w:eastAsia="Consolas" w:hAnsi="Consolas" w:cs="Consolas"/>
-        </w:rPr>
-        <w:t xml:space="preserve">@PrePersist</w:t>
-      </w:r>
-      <w:r>
-        <w:t xml:space="preserve"> điền </w:t>
-      </w:r>
-      <w:r>
-        <w:rPr>
-          <w:rFonts w:ascii="Consolas" w:eastAsia="Consolas" w:hAnsi="Consolas" w:cs="Consolas"/>
-        </w:rPr>
-        <w:t xml:space="preserve">created_at</w:t>
-      </w:r>
-      <w:r>
-        <w:t xml:space="preserve"> bằng giờ thật nên không biết trước. Test ghi đè bằng </w:t>
-      </w:r>
-      <w:r>
-        <w:rPr>
-          <w:rFonts w:ascii="Consolas" w:eastAsia="Consolas" w:hAnsi="Consolas" w:cs="Consolas"/>
-        </w:rPr>
-        <w:t xml:space="preserve">UPDATE connected_account SET created_at = ?</w:t>
-      </w:r>
-      <w:r>
-        <w:t xml:space="preserve"> để biết chắc thứ tự và chuỗi JSON mong đợi (</w:t>
-      </w:r>
-      <w:r>
-        <w:rPr>
-          <w:rFonts w:ascii="Consolas" w:eastAsia="Consolas" w:hAnsi="Consolas" w:cs="Consolas"/>
-        </w:rPr>
-        <w:t xml:space="preserve">2026-10-05T03:15:00Z</w:t>
-      </w:r>
-      <w:r>
-        <w:t xml:space="preserve">). Account "mới hơn" được tạo </w:t>
-      </w:r>
-      <w:r>
-        <w:rPr>
-          <w:b/>
-          <w:bCs/>
-        </w:rPr>
-        <w:t xml:space="preserve">trước</w:t>
-      </w:r>
-      <w:r>
-        <w:t xml:space="preserve">, để test thứ tự không thể xanh chỉ nhờ thứ tự chèn.</w:t>
-      </w:r>
-    </w:p>
-    <w:p>
-      <w:pPr>
-        <w:pStyle w:val="ListParagraph"/>
-        <w:numPr>
-          <w:ilvl w:val="0"/>
-          <w:numId w:val="1"/>
-        </w:numPr>
-      </w:pPr>
-      <w:r>
-        <w:rPr>
-          <w:rFonts w:ascii="Consolas" w:eastAsia="Consolas" w:hAnsi="Consolas" w:cs="Consolas"/>
-          <w:b/>
-          <w:bCs/>
-        </w:rPr>
-        <w:t xml:space="preserve">JsonPath.read(body, "$")</w:t>
-      </w:r>
-      <w:r>
-        <w:rPr>
-          <w:b/>
-          <w:bCs/>
-        </w:rPr>
-        <w:t xml:space="preserve">:</w:t>
-      </w:r>
-      <w:r>
-        <w:t xml:space="preserve"> đọc JSON thành </w:t>
-      </w:r>
-      <w:r>
-        <w:rPr>
-          <w:rFonts w:ascii="Consolas" w:eastAsia="Consolas" w:hAnsi="Consolas" w:cs="Consolas"/>
-        </w:rPr>
-        <w:t xml:space="preserve">Map</w:t>
-      </w:r>
-      <w:r>
-        <w:t xml:space="preserve"> để so tập tên trường.</w:t>
-      </w:r>
-    </w:p>
-    <w:p>
-      <w:pPr>
-        <w:pStyle w:val="ListParagraph"/>
-        <w:numPr>
-          <w:ilvl w:val="0"/>
-          <w:numId w:val="1"/>
-        </w:numPr>
-      </w:pPr>
-      <w:r>
-        <w:rPr>
-          <w:rFonts w:ascii="Consolas" w:eastAsia="Consolas" w:hAnsi="Consolas" w:cs="Consolas"/>
-          <w:b/>
-          <w:bCs/>
-        </w:rPr>
-        <w:t xml:space="preserve">@ApplicationModuleTest(mode = DIRECT_DEPENDENCIES)</w:t>
-      </w:r>
-      <w:r>
-        <w:rPr>
-          <w:b/>
-          <w:bCs/>
-        </w:rPr>
-        <w:t xml:space="preserve"> (Spring Modulith, BE-14):</w:t>
-      </w:r>
-      <w:r>
-        <w:t xml:space="preserve"> chỉ khởi động module </w:t>
-      </w:r>
-      <w:r>
-        <w:rPr>
-          <w:rFonts w:ascii="Consolas" w:eastAsia="Consolas" w:hAnsi="Consolas" w:cs="Consolas"/>
-        </w:rPr>
-        <w:t xml:space="preserve">account</w:t>
-      </w:r>
-      <w:r>
-        <w:t xml:space="preserve"> cộng các module nó dùng trực tiếp, không phải cả ứng dụng. Lúc làm BE-14 đó chỉ là </w:t>
-      </w:r>
-      <w:r>
-        <w:rPr>
-          <w:rFonts w:ascii="Consolas" w:eastAsia="Consolas" w:hAnsi="Consolas" w:cs="Consolas"/>
-        </w:rPr>
-        <w:t xml:space="preserve">provider</w:t>
-      </w:r>
-      <w:r>
-        <w:t xml:space="preserve">; từ BE-15, </w:t>
-      </w:r>
-      <w:r>
-        <w:rPr>
-          <w:rFonts w:ascii="Consolas" w:eastAsia="Consolas" w:hAnsi="Consolas" w:cs="Consolas"/>
-        </w:rPr>
-        <w:t xml:space="preserve">account</w:t>
-      </w:r>
-      <w:r>
-        <w:t xml:space="preserve"> dùng thêm </w:t>
-      </w:r>
-      <w:r>
-        <w:rPr>
-          <w:rFonts w:ascii="Consolas" w:eastAsia="Consolas" w:hAnsi="Consolas" w:cs="Consolas"/>
-        </w:rPr>
-        <w:t xml:space="preserve">CurrentUser</w:t>
-      </w:r>
-      <w:r>
-        <w:t xml:space="preserve"> (module </w:t>
-      </w:r>
-      <w:r>
-        <w:rPr>
-          <w:rFonts w:ascii="Consolas" w:eastAsia="Consolas" w:hAnsi="Consolas" w:cs="Consolas"/>
-        </w:rPr>
-        <w:t xml:space="preserve">identity</w:t>
-      </w:r>
-      <w:r>
-        <w:t xml:space="preserve">) và mã lỗi của </w:t>
-      </w:r>
-      <w:r>
-        <w:rPr>
-          <w:rFonts w:ascii="Consolas" w:eastAsia="Consolas" w:hAnsi="Consolas" w:cs="Consolas"/>
-        </w:rPr>
-        <w:t xml:space="preserve">common</w:t>
-      </w:r>
-      <w:r>
-        <w:t xml:space="preserve">, nên hai module này cũng được nạp. Test vẫn tự dọn bảng và tự chèn owner của nó vào </w:t>
-      </w:r>
-      <w:r>
-        <w:rPr>
-          <w:rFonts w:ascii="Consolas" w:eastAsia="Consolas" w:hAnsi="Consolas" w:cs="Consolas"/>
-        </w:rPr>
-        <w:t xml:space="preserve">app_user</w:t>
-      </w:r>
-      <w:r>
-        <w:t xml:space="preserve"> bằng </w:t>
-      </w:r>
-      <w:r>
-        <w:rPr>
-          <w:rFonts w:ascii="Consolas" w:eastAsia="Consolas" w:hAnsi="Consolas" w:cs="Consolas"/>
-        </w:rPr>
-        <w:t xml:space="preserve">JdbcTemplate</w:t>
-      </w:r>
-      <w:r>
-        <w:t xml:space="preserve">, nên không phụ thuộc owner được tạo lúc khởi động.</w:t>
-      </w:r>
-    </w:p>
-    <w:p>
-      <w:pPr>
-        <w:pStyle w:val="ListParagraph"/>
-        <w:numPr>
-          <w:ilvl w:val="0"/>
-          <w:numId w:val="1"/>
-        </w:numPr>
-      </w:pPr>
-      <w:r>
-        <w:rPr>
-          <w:b/>
-          <w:bCs/>
-        </w:rPr>
-        <w:t xml:space="preserve">Test không có </w:t>
-      </w:r>
-      <w:r>
-        <w:rPr>
-          <w:rFonts w:ascii="Consolas" w:eastAsia="Consolas" w:hAnsi="Consolas" w:cs="Consolas"/>
-          <w:b/>
-          <w:bCs/>
-        </w:rPr>
-        <w:t xml:space="preserve">@Transactional</w:t>
-      </w:r>
-      <w:r>
-        <w:rPr>
-          <w:b/>
-          <w:bCs/>
-        </w:rPr>
-        <w:t xml:space="preserve">:</w:t>
-      </w:r>
-      <w:r>
-        <w:t xml:space="preserve"> để service tự commit hoặc rollback như khi chạy thật. Cái giá là dữ liệu ở lại sau mỗi test, nên </w:t>
-      </w:r>
-      <w:r>
-        <w:rPr>
-          <w:rFonts w:ascii="Consolas" w:eastAsia="Consolas" w:hAnsi="Consolas" w:cs="Consolas"/>
-        </w:rPr>
-        <w:t xml:space="preserve">@BeforeEach</w:t>
-      </w:r>
-      <w:r>
-        <w:t xml:space="preserve"> tự dọn bảng bằng </w:t>
-      </w:r>
-      <w:r>
-        <w:rPr>
-          <w:rFonts w:ascii="Consolas" w:eastAsia="Consolas" w:hAnsi="Consolas" w:cs="Consolas"/>
-        </w:rPr>
-        <w:t xml:space="preserve">JdbcTestUtils.deleteFromTables</w:t>
+        <w:t xml:space="preserve">Store ghi access token dạng chữ xuống DB → </w:t>
+      </w:r>
+      <w:r>
+        <w:rPr>
+          <w:b/>
+          <w:bCs/>
+        </w:rPr>
+        <w:t xml:space="preserve">đỏ</w:t>
+      </w:r>
+      <w:r>
+        <w:t xml:space="preserve"> ở bước psql.</w:t>
+      </w:r>
+    </w:p>
+    <w:p>
+      <w:pPr>
+        <w:pStyle w:val="ListParagraph"/>
+        <w:numPr>
+          <w:ilvl w:val="0"/>
+          <w:numId w:val="1"/>
+        </w:numPr>
+      </w:pPr>
+      <w:r>
+        <w:t xml:space="preserve">Ranh giới module: thêm tạm một module </w:t>
+      </w:r>
+      <w:r>
+        <w:rPr>
+          <w:rFonts w:ascii="Consolas" w:eastAsia="Consolas" w:hAnsi="Consolas" w:cs="Consolas"/>
+        </w:rPr>
+        <w:t xml:space="preserve">dev.sino.probe</w:t>
+      </w:r>
+      <w:r>
+        <w:t xml:space="preserve"> có field kiểu </w:t>
+      </w:r>
+      <w:r>
+        <w:rPr>
+          <w:rFonts w:ascii="Consolas" w:eastAsia="Consolas" w:hAnsi="Consolas" w:cs="Consolas"/>
+        </w:rPr>
+        <w:t xml:space="preserve">CredentialStore</w:t>
+      </w:r>
+      <w:r>
+        <w:t xml:space="preserve"> → </w:t>
+      </w:r>
+      <w:r>
+        <w:rPr>
+          <w:rFonts w:ascii="Consolas" w:eastAsia="Consolas" w:hAnsi="Consolas" w:cs="Consolas"/>
+        </w:rPr>
+        <w:t xml:space="preserve">ModularityTests</w:t>
+      </w:r>
+      <w:r>
+        <w:t xml:space="preserve"> đỏ với </w:t>
+      </w:r>
+      <w:r>
+        <w:rPr>
+          <w:rFonts w:ascii="Consolas" w:eastAsia="Consolas" w:hAnsi="Consolas" w:cs="Consolas"/>
+        </w:rPr>
+        <w:t xml:space="preserve">Module 'probe' depends on non-exposed type dev.sino.account.infrastructure.CredentialStore within module 'account'</w:t>
+      </w:r>
+      <w:r>
+        <w:t xml:space="preserve">, rồi gỡ. Đây là bằng chứng cho câu "không module nào khác truy cập được credential store".</w:t>
+      </w:r>
+    </w:p>
+    <w:p>
+      <w:pPr>
+        <w:pStyle w:val="Heading3"/>
+      </w:pPr>
+      <w:r>
+        <w:t xml:space="preserve">22.4 Definition of Done và archive</w:t>
+      </w:r>
+    </w:p>
+    <w:p>
+      <w:pPr>
+        <w:pStyle w:val="ListParagraph"/>
+        <w:numPr>
+          <w:ilvl w:val="0"/>
+          <w:numId w:val="1"/>
+        </w:numPr>
+      </w:pPr>
+      <w:r>
+        <w:t xml:space="preserve">Mỗi mục trong checklist DoD của design F02 được tick </w:t>
+      </w:r>
+      <w:r>
+        <w:rPr>
+          <w:b/>
+          <w:bCs/>
+        </w:rPr>
+        <w:t xml:space="preserve">kèm bằng chứng</w:t>
+      </w:r>
+      <w:r>
+        <w:t xml:space="preserve"> (tên test, số test, kết quả kiểm tra ngược), không tick chỉ vì code đã viết xong.</w:t>
+      </w:r>
+    </w:p>
+    <w:p>
+      <w:pPr>
+        <w:pStyle w:val="ListParagraph"/>
+        <w:numPr>
+          <w:ilvl w:val="0"/>
+          <w:numId w:val="1"/>
+        </w:numPr>
+      </w:pPr>
+      <w:r>
+        <w:t xml:space="preserve">Trước khi archive, spec được làm sạch: bỏ chữ "đề xuất" ở các quyết định đã chốt, vì spec sau archive mô tả hệ thống </w:t>
+      </w:r>
+      <w:r>
+        <w:rPr>
+          <w:b/>
+          <w:bCs/>
+        </w:rPr>
+        <w:t xml:space="preserve">đang chạy</w:t>
       </w:r>
       <w:r>
         <w:t xml:space="preserve">.</w:t>
@@ -14408,193 +14016,68 @@
       <w:r>
         <w:rPr>
           <w:rFonts w:ascii="Consolas" w:eastAsia="Consolas" w:hAnsi="Consolas" w:cs="Consolas"/>
-          <w:b/>
-          <w:bCs/>
-        </w:rPr>
-        <w:t xml:space="preserve">AssertablePublishedEvents</w:t>
-      </w:r>
-      <w:r>
-        <w:rPr>
-          <w:b/>
-          <w:bCs/>
-        </w:rPr>
-        <w:t xml:space="preserve"> làm tham số của method test:</w:t>
-      </w:r>
-      <w:r>
-        <w:t xml:space="preserve"> Spring Modulith ghi lại mọi event được publish trong test đó; </w:t>
-      </w:r>
-      <w:r>
-        <w:rPr>
-          <w:rFonts w:ascii="Consolas" w:eastAsia="Consolas" w:hAnsi="Consolas" w:cs="Consolas"/>
-        </w:rPr>
-        <w:t xml:space="preserve">events.ofType(AccountConnected.class)</w:t>
-      </w:r>
-      <w:r>
-        <w:t xml:space="preserve"> lấy ra để kiểm tra số lượng và nội dung.</w:t>
-      </w:r>
-    </w:p>
-    <w:p>
-      <w:pPr>
-        <w:pStyle w:val="ListParagraph"/>
-        <w:numPr>
-          <w:ilvl w:val="0"/>
-          <w:numId w:val="1"/>
-        </w:numPr>
-      </w:pPr>
-      <w:r>
-        <w:rPr>
-          <w:rFonts w:ascii="Consolas" w:eastAsia="Consolas" w:hAnsi="Consolas" w:cs="Consolas"/>
-          <w:b/>
-          <w:bCs/>
-        </w:rPr>
-        <w:t xml:space="preserve">@MockitoSpyBean</w:t>
-      </w:r>
-      <w:r>
-        <w:rPr>
-          <w:b/>
-          <w:bCs/>
-        </w:rPr>
-        <w:t xml:space="preserve">:</w:t>
-      </w:r>
-      <w:r>
-        <w:t xml:space="preserve"> bọc bean thật. Bình thường nó chạy code thật; riêng một test bảo nó ném lỗi bằng </w:t>
-      </w:r>
-      <w:r>
-        <w:rPr>
-          <w:rFonts w:ascii="Consolas" w:eastAsia="Consolas" w:hAnsi="Consolas" w:cs="Consolas"/>
-        </w:rPr>
-        <w:t xml:space="preserve">doThrow(...).when(credentials).save(any(), any(), any())</w:t>
-      </w:r>
-      <w:r>
-        <w:t xml:space="preserve">, để giả lập "lưu credential thất bại" mà không sửa code production. Assertion vẫn kiểm tra DB thật, không kiểm tra mock.</w:t>
-      </w:r>
-    </w:p>
-    <w:p>
-      <w:pPr>
-        <w:pStyle w:val="ListParagraph"/>
-        <w:numPr>
-          <w:ilvl w:val="0"/>
-          <w:numId w:val="1"/>
-        </w:numPr>
-      </w:pPr>
-      <w:r>
-        <w:rPr>
-          <w:b/>
-          <w:bCs/>
-        </w:rPr>
-        <w:t xml:space="preserve">Bean riêng cho test:</w:t>
-      </w:r>
-      <w:r>
-        <w:t xml:space="preserve"> một class </w:t>
-      </w:r>
-      <w:r>
-        <w:rPr>
-          <w:rFonts w:ascii="Consolas" w:eastAsia="Consolas" w:hAnsi="Consolas" w:cs="Consolas"/>
-        </w:rPr>
-        <w:t xml:space="preserve">@TestConfiguration</w:t>
-      </w:r>
-      <w:r>
-        <w:t xml:space="preserve"> lồng trong class test tạo </w:t>
-      </w:r>
-      <w:r>
-        <w:rPr>
-          <w:rFonts w:ascii="Consolas" w:eastAsia="Consolas" w:hAnsi="Consolas" w:cs="Consolas"/>
-        </w:rPr>
-        <w:t xml:space="preserve">FakeMessageProvider</w:t>
-      </w:r>
-      <w:r>
-        <w:t xml:space="preserve"> loại </w:t>
-      </w:r>
-      <w:r>
-        <w:rPr>
-          <w:rFonts w:ascii="Consolas" w:eastAsia="Consolas" w:hAnsi="Consolas" w:cs="Consolas"/>
-        </w:rPr>
-        <w:t xml:space="preserve">fake</w:t>
-      </w:r>
-      <w:r>
-        <w:t xml:space="preserve"> làm bean, để </w:t>
-      </w:r>
-      <w:r>
-        <w:rPr>
-          <w:rFonts w:ascii="Consolas" w:eastAsia="Consolas" w:hAnsi="Consolas" w:cs="Consolas"/>
-        </w:rPr>
-        <w:t xml:space="preserve">ProviderRegistry</w:t>
-      </w:r>
-      <w:r>
-        <w:t xml:space="preserve"> thấy provider này.</w:t>
-      </w:r>
-    </w:p>
-    <w:p>
-      <w:pPr>
-        <w:pStyle w:val="ListParagraph"/>
-        <w:numPr>
-          <w:ilvl w:val="0"/>
-          <w:numId w:val="1"/>
-        </w:numPr>
-      </w:pPr>
-      <w:r>
-        <w:rPr>
-          <w:rFonts w:ascii="Consolas" w:eastAsia="Consolas" w:hAnsi="Consolas" w:cs="Consolas"/>
-          <w:b/>
-          <w:bCs/>
-        </w:rPr>
-        <w:t xml:space="preserve">row_to_json(c)::text</w:t>
-      </w:r>
-      <w:r>
-        <w:rPr>
-          <w:b/>
-          <w:bCs/>
-        </w:rPr>
-        <w:t xml:space="preserve"> của PostgreSQL:</w:t>
-      </w:r>
-      <w:r>
-        <w:t xml:space="preserve"> biến cả một dòng thành chuỗi JSON để kiểm tra bằng một lệnh rằng </w:t>
-      </w:r>
-      <w:r>
-        <w:rPr>
-          <w:b/>
-          <w:bCs/>
-        </w:rPr>
-        <w:t xml:space="preserve">không cột nào</w:t>
-      </w:r>
-      <w:r>
-        <w:t xml:space="preserve"> chứa token dạng chữ.</w:t>
-      </w:r>
-    </w:p>
-    <w:p>
-      <w:pPr>
-        <w:pStyle w:val="ListParagraph"/>
-        <w:numPr>
-          <w:ilvl w:val="0"/>
-          <w:numId w:val="1"/>
-        </w:numPr>
-      </w:pPr>
-      <w:r>
-        <w:rPr>
-          <w:rFonts w:ascii="Consolas" w:eastAsia="Consolas" w:hAnsi="Consolas" w:cs="Consolas"/>
-          <w:b/>
-          <w:bCs/>
-        </w:rPr>
-        <w:t xml:space="preserve">entityManager.flush()</w:t>
-      </w:r>
-      <w:r>
-        <w:rPr>
-          <w:b/>
-          <w:bCs/>
-        </w:rPr>
-        <w:t xml:space="preserve"> để lộ lỗi:</w:t>
-      </w:r>
-      <w:r>
-        <w:t xml:space="preserve"> trong </w:t>
-      </w:r>
-      <w:r>
-        <w:rPr>
-          <w:rFonts w:ascii="Consolas" w:eastAsia="Consolas" w:hAnsi="Consolas" w:cs="Consolas"/>
-        </w:rPr>
-        <w:t xml:space="preserve">@DataJpaTest</w:t>
-      </w:r>
-      <w:r>
-        <w:t xml:space="preserve">, lệnh ghi chỉ thật sự xuống DB khi flush. Muốn thấy lỗi khóa ngoại thì phải flush ngay trong đoạn code đang chờ lỗi; test còn kiểm tra cả stack trace của lỗi đó không chứa token.</w:t>
+        </w:rPr>
+        <w:t xml:space="preserve">openspec archive be-f02-connected-accounts -y</w:t>
+      </w:r>
+      <w:r>
+        <w:t xml:space="preserve"> gộp delta spec vào </w:t>
+      </w:r>
+      <w:r>
+        <w:rPr>
+          <w:rFonts w:ascii="Consolas" w:eastAsia="Consolas" w:hAnsi="Consolas" w:cs="Consolas"/>
+        </w:rPr>
+        <w:t xml:space="preserve">openspec/specs/</w:t>
+      </w:r>
+      <w:r>
+        <w:t xml:space="preserve"> (ba spec mới: </w:t>
+      </w:r>
+      <w:r>
+        <w:rPr>
+          <w:rFonts w:ascii="Consolas" w:eastAsia="Consolas" w:hAnsi="Consolas" w:cs="Consolas"/>
+        </w:rPr>
+        <w:t xml:space="preserve">account-owner</w:t>
+      </w:r>
+      <w:r>
+        <w:t xml:space="preserve">, </w:t>
+      </w:r>
+      <w:r>
+        <w:rPr>
+          <w:rFonts w:ascii="Consolas" w:eastAsia="Consolas" w:hAnsi="Consolas" w:cs="Consolas"/>
+        </w:rPr>
+        <w:t xml:space="preserve">account-credentials</w:t>
+      </w:r>
+      <w:r>
+        <w:t xml:space="preserve">, </w:t>
+      </w:r>
+      <w:r>
+        <w:rPr>
+          <w:rFonts w:ascii="Consolas" w:eastAsia="Consolas" w:hAnsi="Consolas" w:cs="Consolas"/>
+        </w:rPr>
+        <w:t xml:space="preserve">connected-accounts</w:t>
+      </w:r>
+      <w:r>
+        <w:t xml:space="preserve">) và chuyển change vào </w:t>
+      </w:r>
+      <w:r>
+        <w:rPr>
+          <w:rFonts w:ascii="Consolas" w:eastAsia="Consolas" w:hAnsi="Consolas" w:cs="Consolas"/>
+        </w:rPr>
+        <w:t xml:space="preserve">openspec/changes/archive/</w:t>
+      </w:r>
+      <w:r>
+        <w:t xml:space="preserve">.</w:t>
+      </w:r>
+    </w:p>
+    <w:p>
+      <w:pPr>
+        <w:pStyle w:val="ListParagraph"/>
+        <w:numPr>
+          <w:ilvl w:val="0"/>
+          <w:numId w:val="1"/>
+        </w:numPr>
+      </w:pPr>
+      <w:r>
+        <w:t xml:space="preserve">Còn mở, là việc của người dùng: bảng 02B trên Notion chưa cập nhật theo D-12, D-13, D-14.</w:t>
       </w:r>
     </w:p>
     <w:p>
@@ -14610,7 +14093,1194 @@
         <w:pStyle w:val="Heading2"/>
       </w:pPr>
       <w:r>
-        <w:t xml:space="preserve">23. Tự kiểm tra F02 (phần đã làm)</w:t>
+        <w:t xml:space="preserve">23. Kỹ thuật test mới trong F02</w:t>
+      </w:r>
+    </w:p>
+    <w:p>
+      <w:pPr>
+        <w:pStyle w:val="ListParagraph"/>
+        <w:numPr>
+          <w:ilvl w:val="0"/>
+          <w:numId w:val="1"/>
+        </w:numPr>
+      </w:pPr>
+      <w:r>
+        <w:rPr>
+          <w:rFonts w:ascii="Consolas" w:eastAsia="Consolas" w:hAnsi="Consolas" w:cs="Consolas"/>
+          <w:b/>
+          <w:bCs/>
+        </w:rPr>
+        <w:t xml:space="preserve">@DataJpaTest</w:t>
+      </w:r>
+      <w:r>
+        <w:rPr>
+          <w:b/>
+          <w:bCs/>
+        </w:rPr>
+        <w:t xml:space="preserve"> + </w:t>
+      </w:r>
+      <w:r>
+        <w:rPr>
+          <w:rFonts w:ascii="Consolas" w:eastAsia="Consolas" w:hAnsi="Consolas" w:cs="Consolas"/>
+          <w:b/>
+          <w:bCs/>
+        </w:rPr>
+        <w:t xml:space="preserve">@AutoConfigureTestDatabase(replace = NONE)</w:t>
+      </w:r>
+      <w:r>
+        <w:rPr>
+          <w:b/>
+          <w:bCs/>
+        </w:rPr>
+        <w:t xml:space="preserve">:</w:t>
+      </w:r>
+      <w:r>
+        <w:t xml:space="preserve"> slice chỉ nạp JPA và Flyway, chạy trên PostgreSQL thật (Testcontainers) để </w:t>
+      </w:r>
+      <w:r>
+        <w:rPr>
+          <w:rFonts w:ascii="Consolas" w:eastAsia="Consolas" w:hAnsi="Consolas" w:cs="Consolas"/>
+        </w:rPr>
+        <w:t xml:space="preserve">CHECK</w:t>
+      </w:r>
+      <w:r>
+        <w:t xml:space="preserve">, </w:t>
+      </w:r>
+      <w:r>
+        <w:rPr>
+          <w:rFonts w:ascii="Consolas" w:eastAsia="Consolas" w:hAnsi="Consolas" w:cs="Consolas"/>
+        </w:rPr>
+        <w:t xml:space="preserve">UNIQUE</w:t>
+      </w:r>
+      <w:r>
+        <w:t xml:space="preserve">, khóa ngoại hoạt động như production. Mỗi test tự rollback.</w:t>
+      </w:r>
+    </w:p>
+    <w:p>
+      <w:pPr>
+        <w:pStyle w:val="ListParagraph"/>
+        <w:numPr>
+          <w:ilvl w:val="0"/>
+          <w:numId w:val="1"/>
+        </w:numPr>
+      </w:pPr>
+      <w:r>
+        <w:rPr>
+          <w:rFonts w:ascii="Consolas" w:eastAsia="Consolas" w:hAnsi="Consolas" w:cs="Consolas"/>
+          <w:b/>
+          <w:bCs/>
+        </w:rPr>
+        <w:t xml:space="preserve">entityManager.clear()</w:t>
+      </w:r>
+      <w:r>
+        <w:rPr>
+          <w:b/>
+          <w:bCs/>
+        </w:rPr>
+        <w:t xml:space="preserve">:</w:t>
+      </w:r>
+      <w:r>
+        <w:t xml:space="preserve"> xóa bộ nhớ đệm của Hibernate để lần đọc sau thật sự đi xuống DB. Không có nó, test chỉ đọc lại object trong bộ nhớ.</w:t>
+      </w:r>
+    </w:p>
+    <w:p>
+      <w:pPr>
+        <w:pStyle w:val="ListParagraph"/>
+        <w:numPr>
+          <w:ilvl w:val="0"/>
+          <w:numId w:val="1"/>
+        </w:numPr>
+      </w:pPr>
+      <w:r>
+        <w:rPr>
+          <w:rFonts w:ascii="Consolas" w:eastAsia="Consolas" w:hAnsi="Consolas" w:cs="Consolas"/>
+          <w:b/>
+          <w:bCs/>
+        </w:rPr>
+        <w:t xml:space="preserve">JdbcTemplate</w:t>
+      </w:r>
+      <w:r>
+        <w:rPr>
+          <w:b/>
+          <w:bCs/>
+        </w:rPr>
+        <w:t xml:space="preserve">:</w:t>
+      </w:r>
+      <w:r>
+        <w:t xml:space="preserve"> chạy SQL thô để nhìn đúng cái nằm trong DB, hoặc để thử ràng buộc mà Java không tạo ra được (ví dụ ghi </w:t>
+      </w:r>
+      <w:r>
+        <w:rPr>
+          <w:rFonts w:ascii="Consolas" w:eastAsia="Consolas" w:hAnsi="Consolas" w:cs="Consolas"/>
+        </w:rPr>
+        <w:t xml:space="preserve">status = 'SYNCING'</w:t>
+      </w:r>
+      <w:r>
+        <w:t xml:space="preserve">).</w:t>
+      </w:r>
+    </w:p>
+    <w:p>
+      <w:pPr>
+        <w:pStyle w:val="ListParagraph"/>
+        <w:numPr>
+          <w:ilvl w:val="0"/>
+          <w:numId w:val="1"/>
+        </w:numPr>
+      </w:pPr>
+      <w:r>
+        <w:rPr>
+          <w:rFonts w:ascii="Consolas" w:eastAsia="Consolas" w:hAnsi="Consolas" w:cs="Consolas"/>
+          <w:b/>
+          <w:bCs/>
+        </w:rPr>
+        <w:t xml:space="preserve">ApplicationContextRunner</w:t>
+      </w:r>
+      <w:r>
+        <w:rPr>
+          <w:b/>
+          <w:bCs/>
+        </w:rPr>
+        <w:t xml:space="preserve"> cho kiểm tra khởi động:</w:t>
+      </w:r>
+      <w:r>
+        <w:t xml:space="preserve"> dựng một context nhỏ với cấu hình sai để chứng minh app </w:t>
+      </w:r>
+      <w:r>
+        <w:rPr>
+          <w:b/>
+          <w:bCs/>
+        </w:rPr>
+        <w:t xml:space="preserve">không</w:t>
+      </w:r>
+      <w:r>
+        <w:t xml:space="preserve"> start và thông báo không lộ secret.</w:t>
+      </w:r>
+    </w:p>
+    <w:p>
+      <w:pPr>
+        <w:pStyle w:val="ListParagraph"/>
+        <w:numPr>
+          <w:ilvl w:val="0"/>
+          <w:numId w:val="1"/>
+        </w:numPr>
+      </w:pPr>
+      <w:r>
+        <w:rPr>
+          <w:b/>
+          <w:bCs/>
+        </w:rPr>
+        <w:t xml:space="preserve">Mockito </w:t>
+      </w:r>
+      <w:r>
+        <w:rPr>
+          <w:rFonts w:ascii="Consolas" w:eastAsia="Consolas" w:hAnsi="Consolas" w:cs="Consolas"/>
+          <w:b/>
+          <w:bCs/>
+        </w:rPr>
+        <w:t xml:space="preserve">mock(...)</w:t>
+      </w:r>
+      <w:r>
+        <w:rPr>
+          <w:b/>
+          <w:bCs/>
+        </w:rPr>
+        <w:t xml:space="preserve"> trong unit test:</w:t>
+      </w:r>
+      <w:r>
+        <w:t xml:space="preserve"> </w:t>
+      </w:r>
+      <w:r>
+        <w:rPr>
+          <w:rFonts w:ascii="Consolas" w:eastAsia="Consolas" w:hAnsi="Consolas" w:cs="Consolas"/>
+        </w:rPr>
+        <w:t xml:space="preserve">OwnerCurrentUserTests</w:t>
+      </w:r>
+      <w:r>
+        <w:t xml:space="preserve"> giả repository để test </w:t>
+      </w:r>
+      <w:r>
+        <w:rPr>
+          <w:rFonts w:ascii="Consolas" w:eastAsia="Consolas" w:hAnsi="Consolas" w:cs="Consolas"/>
+        </w:rPr>
+        <w:t xml:space="preserve">CurrentUser</w:t>
+      </w:r>
+      <w:r>
+        <w:t xml:space="preserve"> mà không cần DB.</w:t>
+      </w:r>
+    </w:p>
+    <w:p>
+      <w:pPr>
+        <w:pStyle w:val="ListParagraph"/>
+        <w:numPr>
+          <w:ilvl w:val="0"/>
+          <w:numId w:val="1"/>
+        </w:numPr>
+      </w:pPr>
+      <w:r>
+        <w:rPr>
+          <w:b/>
+          <w:bCs/>
+        </w:rPr>
+        <w:t xml:space="preserve">Kiểm tra ngược ở mọi task:</w:t>
+      </w:r>
+    </w:p>
+    <w:p>
+      <w:pPr>
+        <w:pStyle w:val="ListParagraph"/>
+        <w:numPr>
+          <w:ilvl w:val="1"/>
+          <w:numId w:val="1"/>
+        </w:numPr>
+      </w:pPr>
+      <w:r>
+        <w:t xml:space="preserve">BE-09: bỏ bước tìm theo email → 2 test idempotent đỏ.</w:t>
+      </w:r>
+    </w:p>
+    <w:p>
+      <w:pPr>
+        <w:pStyle w:val="ListParagraph"/>
+        <w:numPr>
+          <w:ilvl w:val="1"/>
+          <w:numId w:val="1"/>
+        </w:numPr>
+      </w:pPr>
+      <w:r>
+        <w:t xml:space="preserve">BE-10: cho </w:t>
+      </w:r>
+      <w:r>
+        <w:rPr>
+          <w:rFonts w:ascii="Consolas" w:eastAsia="Consolas" w:hAnsi="Consolas" w:cs="Consolas"/>
+        </w:rPr>
+        <w:t xml:space="preserve">markHealthy</w:t>
+      </w:r>
+      <w:r>
+        <w:t xml:space="preserve"> gỡ </w:t>
+      </w:r>
+      <w:r>
+        <w:rPr>
+          <w:rFonts w:ascii="Consolas" w:eastAsia="Consolas" w:hAnsi="Consolas" w:cs="Consolas"/>
+        </w:rPr>
+        <w:t xml:space="preserve">AUTH_EXPIRED</w:t>
+      </w:r>
+      <w:r>
+        <w:t xml:space="preserve"> → đúng ô đó đỏ.</w:t>
+      </w:r>
+    </w:p>
+    <w:p>
+      <w:pPr>
+        <w:pStyle w:val="ListParagraph"/>
+        <w:numPr>
+          <w:ilvl w:val="1"/>
+          <w:numId w:val="1"/>
+        </w:numPr>
+      </w:pPr>
+      <w:r>
+        <w:t xml:space="preserve">BE-12: IV cố định → 1 test đỏ; bỏ AAD → 3 test đỏ; tag 96 bit → 2 test đỏ.</w:t>
+      </w:r>
+    </w:p>
+    <w:p>
+      <w:pPr>
+        <w:pStyle w:val="ListParagraph"/>
+        <w:numPr>
+          <w:ilvl w:val="1"/>
+          <w:numId w:val="1"/>
+        </w:numPr>
+      </w:pPr>
+      <w:r>
+        <w:t xml:space="preserve">BE-13: store "quên" ghi refresh token → test xoay khóa đỏ.</w:t>
+      </w:r>
+    </w:p>
+    <w:p>
+      <w:pPr>
+        <w:pStyle w:val="ListParagraph"/>
+        <w:numPr>
+          <w:ilvl w:val="1"/>
+          <w:numId w:val="1"/>
+        </w:numPr>
+      </w:pPr>
+      <w:r>
+        <w:t xml:space="preserve">BE-14: bỏ </w:t>
+      </w:r>
+      <w:r>
+        <w:rPr>
+          <w:rFonts w:ascii="Consolas" w:eastAsia="Consolas" w:hAnsi="Consolas" w:cs="Consolas"/>
+        </w:rPr>
+        <w:t xml:space="preserve">@Transactional</w:t>
+      </w:r>
+      <w:r>
+        <w:t xml:space="preserve"> → test rollback và test reconnect đỏ; không tìm account cũ → test reconnect đỏ (lỗi </w:t>
+      </w:r>
+      <w:r>
+        <w:rPr>
+          <w:rFonts w:ascii="Consolas" w:eastAsia="Consolas" w:hAnsi="Consolas" w:cs="Consolas"/>
+        </w:rPr>
+        <w:t xml:space="preserve">UNIQUE</w:t>
+      </w:r>
+      <w:r>
+        <w:t xml:space="preserve">); bỏ kiểm tra provider → test provider lạ đỏ; </w:t>
+      </w:r>
+      <w:r>
+        <w:rPr>
+          <w:rFonts w:ascii="Consolas" w:eastAsia="Consolas" w:hAnsi="Consolas" w:cs="Consolas"/>
+        </w:rPr>
+        <w:t xml:space="preserve">reconnected</w:t>
+      </w:r>
+      <w:r>
+        <w:t xml:space="preserve"> luôn </w:t>
+      </w:r>
+      <w:r>
+        <w:rPr>
+          <w:rFonts w:ascii="Consolas" w:eastAsia="Consolas" w:hAnsi="Consolas" w:cs="Consolas"/>
+        </w:rPr>
+        <w:t xml:space="preserve">false</w:t>
+      </w:r>
+      <w:r>
+        <w:t xml:space="preserve"> → test reconnect đỏ; publish trước khi lưu credential → test rollback đỏ; thêm một trường vào event → test payload đỏ.</w:t>
+      </w:r>
+    </w:p>
+    <w:p>
+      <w:pPr>
+        <w:pStyle w:val="ListParagraph"/>
+        <w:numPr>
+          <w:ilvl w:val="1"/>
+          <w:numId w:val="1"/>
+        </w:numPr>
+      </w:pPr>
+      <w:r>
+        <w:t xml:space="preserve">BE-15: danh sách không lọc owner → 2 test đỏ; </w:t>
+      </w:r>
+      <w:r>
+        <w:rPr>
+          <w:rFonts w:ascii="Consolas" w:eastAsia="Consolas" w:hAnsi="Consolas" w:cs="Consolas"/>
+        </w:rPr>
+        <w:t xml:space="preserve">get</w:t>
+      </w:r>
+      <w:r>
+        <w:t xml:space="preserve"> không lọc owner → test cô lập đỏ; mới nhất trước → test thứ tự đỏ; </w:t>
+      </w:r>
+      <w:r>
+        <w:rPr>
+          <w:rFonts w:ascii="Consolas" w:eastAsia="Consolas" w:hAnsi="Consolas" w:cs="Consolas"/>
+        </w:rPr>
+        <w:t xml:space="preserve">ProviderRegistry.get</w:t>
+      </w:r>
+      <w:r>
+        <w:t xml:space="preserve"> thay </w:t>
+      </w:r>
+      <w:r>
+        <w:rPr>
+          <w:rFonts w:ascii="Consolas" w:eastAsia="Consolas" w:hAnsi="Consolas" w:cs="Consolas"/>
+        </w:rPr>
+        <w:t xml:space="preserve">find</w:t>
+      </w:r>
+      <w:r>
+        <w:t xml:space="preserve"> → test connector đã gỡ đỏ; </w:t>
+      </w:r>
+      <w:r>
+        <w:rPr>
+          <w:rFonts w:ascii="Consolas" w:eastAsia="Consolas" w:hAnsi="Consolas" w:cs="Consolas"/>
+        </w:rPr>
+        <w:t xml:space="preserve">ownerId</w:t>
+      </w:r>
+      <w:r>
+        <w:t xml:space="preserve"> lọt vào response → test tập trường đỏ; detail nói "của người khác" → test cô lập đỏ.</w:t>
+      </w:r>
+    </w:p>
+    <w:p>
+      <w:pPr>
+        <w:pStyle w:val="ListParagraph"/>
+        <w:numPr>
+          <w:ilvl w:val="1"/>
+          <w:numId w:val="1"/>
+        </w:numPr>
+      </w:pPr>
+      <w:r>
+        <w:t xml:space="preserve">BE-16 (10 lỗi, chạy bằng một script nhỏ áp từng lỗi rồi khôi phục): </w:t>
+      </w:r>
+      <w:r>
+        <w:rPr>
+          <w:rFonts w:ascii="Consolas" w:eastAsia="Consolas" w:hAnsi="Consolas" w:cs="Consolas"/>
+        </w:rPr>
+        <w:t xml:space="preserve">@Size</w:t>
+      </w:r>
+      <w:r>
+        <w:t xml:space="preserve"> thay luật domain → tên trắng ra 500 và 100 emoji bị từ chối; bỏ "ít nhất một trường" → test </w:t>
+      </w:r>
+      <w:r>
+        <w:rPr>
+          <w:rFonts w:ascii="Consolas" w:eastAsia="Consolas" w:hAnsi="Consolas" w:cs="Consolas"/>
+        </w:rPr>
+        <w:t xml:space="preserve">{}</w:t>
+      </w:r>
+      <w:r>
+        <w:t xml:space="preserve"> đỏ; đảo nghĩa </w:t>
+      </w:r>
+      <w:r>
+        <w:rPr>
+          <w:rFonts w:ascii="Consolas" w:eastAsia="Consolas" w:hAnsi="Consolas" w:cs="Consolas"/>
+        </w:rPr>
+        <w:t xml:space="preserve">enabled</w:t>
+      </w:r>
+      <w:r>
+        <w:t xml:space="preserve"> → 2 test đỏ; không phát event khi tắt → đỏ; phát event cả khi không đổi gì → 2 test đỏ; PATCH không lọc owner → đỏ; bỏ </w:t>
+      </w:r>
+      <w:r>
+        <w:rPr>
+          <w:rFonts w:ascii="Consolas" w:eastAsia="Consolas" w:hAnsi="Consolas" w:cs="Consolas"/>
+        </w:rPr>
+        <w:t xml:space="preserve">@Version</w:t>
+      </w:r>
+      <w:r>
+        <w:t xml:space="preserve"> → test version cũ đỏ; không phát event khi reconnect → đỏ; phát event ở mọi lần reconnect → đỏ; thêm trường vào event → đỏ.</w:t>
+      </w:r>
+    </w:p>
+    <w:p>
+      <w:pPr>
+        <w:pStyle w:val="ListParagraph"/>
+        <w:numPr>
+          <w:ilvl w:val="1"/>
+          <w:numId w:val="1"/>
+        </w:numPr>
+      </w:pPr>
+      <w:r>
+        <w:t xml:space="preserve">BE-17 (12 lỗi, cùng cách bằng script): </w:t>
+      </w:r>
+      <w:r>
+        <w:rPr>
+          <w:rFonts w:ascii="Consolas" w:eastAsia="Consolas" w:hAnsi="Consolas" w:cs="Consolas"/>
+        </w:rPr>
+        <w:t xml:space="preserve">remove</w:t>
+      </w:r>
+      <w:r>
+        <w:t xml:space="preserve"> không ghi gì → 7 test đỏ; cho xóa hai lần → đỏ; </w:t>
+      </w:r>
+      <w:r>
+        <w:rPr>
+          <w:rFonts w:ascii="Consolas" w:eastAsia="Consolas" w:hAnsi="Consolas" w:cs="Consolas"/>
+        </w:rPr>
+        <w:t xml:space="preserve">remove</w:t>
+      </w:r>
+      <w:r>
+        <w:t xml:space="preserve"> đổi </w:t>
+      </w:r>
+      <w:r>
+        <w:rPr>
+          <w:rFonts w:ascii="Consolas" w:eastAsia="Consolas" w:hAnsi="Consolas" w:cs="Consolas"/>
+        </w:rPr>
+        <w:t xml:space="preserve">status</w:t>
+      </w:r>
+      <w:r>
+        <w:t xml:space="preserve"> → đỏ; dùng lại account đã xóa mà không xóa </w:t>
+      </w:r>
+      <w:r>
+        <w:rPr>
+          <w:rFonts w:ascii="Consolas" w:eastAsia="Consolas" w:hAnsi="Consolas" w:cs="Consolas"/>
+        </w:rPr>
+        <w:t xml:space="preserve">removed_at</w:t>
+      </w:r>
+      <w:r>
+        <w:t xml:space="preserve"> → 2 đỏ; dùng lại mà không bật sync → 2 đỏ; mọi reconnect đều bật sync → đỏ; giữ lại credential → đỏ; không phát </w:t>
+      </w:r>
+      <w:r>
+        <w:rPr>
+          <w:rFonts w:ascii="Consolas" w:eastAsia="Consolas" w:hAnsi="Consolas" w:cs="Consolas"/>
+        </w:rPr>
+        <w:t xml:space="preserve">AccountRemoved</w:t>
+      </w:r>
+      <w:r>
+        <w:t xml:space="preserve"> → 2 đỏ; danh sách hiện account đã xóa → đỏ; GET thấy account đã xóa → đỏ; PATCH/DELETE với tới account đã xóa → đỏ; PATCH/DELETE bỏ qua owner → 2 đỏ.</w:t>
+      </w:r>
+    </w:p>
+    <w:p>
+      <w:pPr>
+        <w:pStyle w:val="ListParagraph"/>
+        <w:numPr>
+          <w:ilvl w:val="0"/>
+          <w:numId w:val="1"/>
+        </w:numPr>
+      </w:pPr>
+      <w:r>
+        <w:rPr>
+          <w:rFonts w:ascii="Consolas" w:eastAsia="Consolas" w:hAnsi="Consolas" w:cs="Consolas"/>
+          <w:b/>
+          <w:bCs/>
+        </w:rPr>
+        <w:t xml:space="preserve">@RecordApplicationEvents</w:t>
+      </w:r>
+      <w:r>
+        <w:rPr>
+          <w:b/>
+          <w:bCs/>
+        </w:rPr>
+        <w:t xml:space="preserve"> + </w:t>
+      </w:r>
+      <w:r>
+        <w:rPr>
+          <w:rFonts w:ascii="Consolas" w:eastAsia="Consolas" w:hAnsi="Consolas" w:cs="Consolas"/>
+          <w:b/>
+          <w:bCs/>
+        </w:rPr>
+        <w:t xml:space="preserve">ApplicationEvents</w:t>
+      </w:r>
+      <w:r>
+        <w:rPr>
+          <w:b/>
+          <w:bCs/>
+        </w:rPr>
+        <w:t xml:space="preserve"> (Spring Test, BE-16):</w:t>
+      </w:r>
+      <w:r>
+        <w:t xml:space="preserve"> ghi lại event được publish trong một test </w:t>
+      </w:r>
+      <w:r>
+        <w:rPr>
+          <w:rFonts w:ascii="Consolas" w:eastAsia="Consolas" w:hAnsi="Consolas" w:cs="Consolas"/>
+        </w:rPr>
+        <w:t xml:space="preserve">@SpringBootTest</w:t>
+      </w:r>
+      <w:r>
+        <w:t xml:space="preserve">; </w:t>
+      </w:r>
+      <w:r>
+        <w:rPr>
+          <w:rFonts w:ascii="Consolas" w:eastAsia="Consolas" w:hAnsi="Consolas" w:cs="Consolas"/>
+        </w:rPr>
+        <w:t xml:space="preserve">events.stream(AccountStatusChanged.class)</w:t>
+      </w:r>
+      <w:r>
+        <w:t xml:space="preserve"> lấy ra để kiểm tra. </w:t>
+      </w:r>
+      <w:r>
+        <w:rPr>
+          <w:rFonts w:ascii="Consolas" w:eastAsia="Consolas" w:hAnsi="Consolas" w:cs="Consolas"/>
+        </w:rPr>
+        <w:t xml:space="preserve">AssertablePublishedEvents</w:t>
+      </w:r>
+      <w:r>
+        <w:t xml:space="preserve"> là cách tương tự của Spring Modulith, dùng trong module test.</w:t>
+      </w:r>
+    </w:p>
+    <w:p>
+      <w:pPr>
+        <w:pStyle w:val="ListParagraph"/>
+        <w:numPr>
+          <w:ilvl w:val="0"/>
+          <w:numId w:val="1"/>
+        </w:numPr>
+      </w:pPr>
+      <w:r>
+        <w:rPr>
+          <w:rFonts w:ascii="Consolas" w:eastAsia="Consolas" w:hAnsi="Consolas" w:cs="Consolas"/>
+          <w:b/>
+          <w:bCs/>
+        </w:rPr>
+        <w:t xml:space="preserve">TransactionTemplate</w:t>
+      </w:r>
+      <w:r>
+        <w:rPr>
+          <w:b/>
+          <w:bCs/>
+        </w:rPr>
+        <w:t xml:space="preserve"> trong test (BE-16):</w:t>
+      </w:r>
+      <w:r>
+        <w:t xml:space="preserve"> mở transaction bằng code để chen một bước vào giữa. Test gọi service (đã đọc </w:t>
+      </w:r>
+      <w:r>
+        <w:rPr>
+          <w:rFonts w:ascii="Consolas" w:eastAsia="Consolas" w:hAnsi="Consolas" w:cs="Consolas"/>
+        </w:rPr>
+        <w:t xml:space="preserve">version</w:t>
+      </w:r>
+      <w:r>
+        <w:t xml:space="preserve"> cũ), rồi giả "một request khác" bằng </w:t>
+      </w:r>
+      <w:r>
+        <w:rPr>
+          <w:rFonts w:ascii="Consolas" w:eastAsia="Consolas" w:hAnsi="Consolas" w:cs="Consolas"/>
+        </w:rPr>
+        <w:t xml:space="preserve">UPDATE ... SET version = version + 1</w:t>
+      </w:r>
+      <w:r>
+        <w:t xml:space="preserve"> trong cùng transaction; lúc commit phải ra </w:t>
+      </w:r>
+      <w:r>
+        <w:rPr>
+          <w:rFonts w:ascii="Consolas" w:eastAsia="Consolas" w:hAnsi="Consolas" w:cs="Consolas"/>
+        </w:rPr>
+        <w:t xml:space="preserve">OptimisticLockingFailureException</w:t>
+      </w:r>
+      <w:r>
+        <w:t xml:space="preserve">. Qua MockMvc không canh được hai request chạy chồng nhau, nên phần đổi lỗi thành 409 dựa vào test có sẵn của F01.</w:t>
+      </w:r>
+    </w:p>
+    <w:p>
+      <w:pPr>
+        <w:pStyle w:val="ListParagraph"/>
+        <w:numPr>
+          <w:ilvl w:val="0"/>
+          <w:numId w:val="1"/>
+        </w:numPr>
+      </w:pPr>
+      <w:r>
+        <w:rPr>
+          <w:b/>
+          <w:bCs/>
+        </w:rPr>
+        <w:t xml:space="preserve">Test payload của event gom về một chỗ (BE-17):</w:t>
+      </w:r>
+      <w:r>
+        <w:t xml:space="preserve"> </w:t>
+      </w:r>
+      <w:r>
+        <w:rPr>
+          <w:rFonts w:ascii="Consolas" w:eastAsia="Consolas" w:hAnsi="Consolas" w:cs="Consolas"/>
+        </w:rPr>
+        <w:t xml:space="preserve">AccountEventsTests</w:t>
+      </w:r>
+      <w:r>
+        <w:t xml:space="preserve"> (package </w:t>
+      </w:r>
+      <w:r>
+        <w:rPr>
+          <w:rFonts w:ascii="Consolas" w:eastAsia="Consolas" w:hAnsi="Consolas" w:cs="Consolas"/>
+        </w:rPr>
+        <w:t xml:space="preserve">dev.sino.account</w:t>
+      </w:r>
+      <w:r>
+        <w:t xml:space="preserve">) kiểm tên các trường của cả ba event bằng </w:t>
+      </w:r>
+      <w:r>
+        <w:rPr>
+          <w:rFonts w:ascii="Consolas" w:eastAsia="Consolas" w:hAnsi="Consolas" w:cs="Consolas"/>
+        </w:rPr>
+        <w:t xml:space="preserve">getRecordComponents()</w:t>
+      </w:r>
+      <w:r>
+        <w:t xml:space="preserve">. Đây là unit test thuần, không cần Spring, nên tách khỏi module test của luồng đăng ký.</w:t>
+      </w:r>
+    </w:p>
+    <w:p>
+      <w:pPr>
+        <w:pStyle w:val="ListParagraph"/>
+        <w:numPr>
+          <w:ilvl w:val="0"/>
+          <w:numId w:val="1"/>
+        </w:numPr>
+      </w:pPr>
+      <w:r>
+        <w:rPr>
+          <w:b/>
+          <w:bCs/>
+        </w:rPr>
+        <w:t xml:space="preserve">Chạy cả ứng dụng thay cho web slice (BE-15):</w:t>
+      </w:r>
+      <w:r>
+        <w:t xml:space="preserve"> </w:t>
+      </w:r>
+      <w:r>
+        <w:rPr>
+          <w:rFonts w:ascii="Consolas" w:eastAsia="Consolas" w:hAnsi="Consolas" w:cs="Consolas"/>
+        </w:rPr>
+        <w:t xml:space="preserve">@SpringBootTest</w:t>
+      </w:r>
+      <w:r>
+        <w:t xml:space="preserve"> + </w:t>
+      </w:r>
+      <w:r>
+        <w:rPr>
+          <w:rFonts w:ascii="Consolas" w:eastAsia="Consolas" w:hAnsi="Consolas" w:cs="Consolas"/>
+        </w:rPr>
+        <w:t xml:space="preserve">@AutoConfigureMockMvc</w:t>
+      </w:r>
+      <w:r>
+        <w:t xml:space="preserve"> gửi request HTTP giả qua đúng các lớp thật: security, </w:t>
+      </w:r>
+      <w:r>
+        <w:rPr>
+          <w:rFonts w:ascii="Consolas" w:eastAsia="Consolas" w:hAnsi="Consolas" w:cs="Consolas"/>
+        </w:rPr>
+        <w:t xml:space="preserve">CurrentUser</w:t>
+      </w:r>
+      <w:r>
+        <w:t xml:space="preserve">, service, PostgreSQL, error handler, Jackson. Chọn thay cho </w:t>
+      </w:r>
+      <w:r>
+        <w:rPr>
+          <w:rFonts w:ascii="Consolas" w:eastAsia="Consolas" w:hAnsi="Consolas" w:cs="Consolas"/>
+        </w:rPr>
+        <w:t xml:space="preserve">@WebMvcTest</w:t>
+      </w:r>
+      <w:r>
+        <w:t xml:space="preserve"> với service giả vì test cô lập dữ liệu phải chạy trên dữ liệu thật; với service giả, test chỉ kiểm tra cái mock.</w:t>
+      </w:r>
+    </w:p>
+    <w:p>
+      <w:pPr>
+        <w:pStyle w:val="ListParagraph"/>
+        <w:numPr>
+          <w:ilvl w:val="0"/>
+          <w:numId w:val="1"/>
+        </w:numPr>
+      </w:pPr>
+      <w:r>
+        <w:rPr>
+          <w:b/>
+          <w:bCs/>
+        </w:rPr>
+        <w:t xml:space="preserve">Ghim thời điểm bằng SQL:</w:t>
+      </w:r>
+      <w:r>
+        <w:t xml:space="preserve"> </w:t>
+      </w:r>
+      <w:r>
+        <w:rPr>
+          <w:rFonts w:ascii="Consolas" w:eastAsia="Consolas" w:hAnsi="Consolas" w:cs="Consolas"/>
+        </w:rPr>
+        <w:t xml:space="preserve">@PrePersist</w:t>
+      </w:r>
+      <w:r>
+        <w:t xml:space="preserve"> điền </w:t>
+      </w:r>
+      <w:r>
+        <w:rPr>
+          <w:rFonts w:ascii="Consolas" w:eastAsia="Consolas" w:hAnsi="Consolas" w:cs="Consolas"/>
+        </w:rPr>
+        <w:t xml:space="preserve">created_at</w:t>
+      </w:r>
+      <w:r>
+        <w:t xml:space="preserve"> bằng giờ thật nên không biết trước. Test ghi đè bằng </w:t>
+      </w:r>
+      <w:r>
+        <w:rPr>
+          <w:rFonts w:ascii="Consolas" w:eastAsia="Consolas" w:hAnsi="Consolas" w:cs="Consolas"/>
+        </w:rPr>
+        <w:t xml:space="preserve">UPDATE connected_account SET created_at = ?</w:t>
+      </w:r>
+      <w:r>
+        <w:t xml:space="preserve"> để biết chắc thứ tự và chuỗi JSON mong đợi (</w:t>
+      </w:r>
+      <w:r>
+        <w:rPr>
+          <w:rFonts w:ascii="Consolas" w:eastAsia="Consolas" w:hAnsi="Consolas" w:cs="Consolas"/>
+        </w:rPr>
+        <w:t xml:space="preserve">2026-10-05T03:15:00Z</w:t>
+      </w:r>
+      <w:r>
+        <w:t xml:space="preserve">). Account "mới hơn" được tạo </w:t>
+      </w:r>
+      <w:r>
+        <w:rPr>
+          <w:b/>
+          <w:bCs/>
+        </w:rPr>
+        <w:t xml:space="preserve">trước</w:t>
+      </w:r>
+      <w:r>
+        <w:t xml:space="preserve">, để test thứ tự không thể xanh chỉ nhờ thứ tự chèn.</w:t>
+      </w:r>
+    </w:p>
+    <w:p>
+      <w:pPr>
+        <w:pStyle w:val="ListParagraph"/>
+        <w:numPr>
+          <w:ilvl w:val="0"/>
+          <w:numId w:val="1"/>
+        </w:numPr>
+      </w:pPr>
+      <w:r>
+        <w:rPr>
+          <w:rFonts w:ascii="Consolas" w:eastAsia="Consolas" w:hAnsi="Consolas" w:cs="Consolas"/>
+          <w:b/>
+          <w:bCs/>
+        </w:rPr>
+        <w:t xml:space="preserve">JsonPath.read(body, "$")</w:t>
+      </w:r>
+      <w:r>
+        <w:rPr>
+          <w:b/>
+          <w:bCs/>
+        </w:rPr>
+        <w:t xml:space="preserve">:</w:t>
+      </w:r>
+      <w:r>
+        <w:t xml:space="preserve"> đọc JSON thành </w:t>
+      </w:r>
+      <w:r>
+        <w:rPr>
+          <w:rFonts w:ascii="Consolas" w:eastAsia="Consolas" w:hAnsi="Consolas" w:cs="Consolas"/>
+        </w:rPr>
+        <w:t xml:space="preserve">Map</w:t>
+      </w:r>
+      <w:r>
+        <w:t xml:space="preserve"> để so tập tên trường.</w:t>
+      </w:r>
+    </w:p>
+    <w:p>
+      <w:pPr>
+        <w:pStyle w:val="ListParagraph"/>
+        <w:numPr>
+          <w:ilvl w:val="0"/>
+          <w:numId w:val="1"/>
+        </w:numPr>
+      </w:pPr>
+      <w:r>
+        <w:rPr>
+          <w:rFonts w:ascii="Consolas" w:eastAsia="Consolas" w:hAnsi="Consolas" w:cs="Consolas"/>
+          <w:b/>
+          <w:bCs/>
+        </w:rPr>
+        <w:t xml:space="preserve">@ApplicationModuleTest(mode = DIRECT_DEPENDENCIES)</w:t>
+      </w:r>
+      <w:r>
+        <w:rPr>
+          <w:b/>
+          <w:bCs/>
+        </w:rPr>
+        <w:t xml:space="preserve"> (Spring Modulith, BE-14):</w:t>
+      </w:r>
+      <w:r>
+        <w:t xml:space="preserve"> chỉ khởi động module </w:t>
+      </w:r>
+      <w:r>
+        <w:rPr>
+          <w:rFonts w:ascii="Consolas" w:eastAsia="Consolas" w:hAnsi="Consolas" w:cs="Consolas"/>
+        </w:rPr>
+        <w:t xml:space="preserve">account</w:t>
+      </w:r>
+      <w:r>
+        <w:t xml:space="preserve"> cộng các module nó dùng trực tiếp, không phải cả ứng dụng. Lúc làm BE-14 đó chỉ là </w:t>
+      </w:r>
+      <w:r>
+        <w:rPr>
+          <w:rFonts w:ascii="Consolas" w:eastAsia="Consolas" w:hAnsi="Consolas" w:cs="Consolas"/>
+        </w:rPr>
+        <w:t xml:space="preserve">provider</w:t>
+      </w:r>
+      <w:r>
+        <w:t xml:space="preserve">; từ BE-15, </w:t>
+      </w:r>
+      <w:r>
+        <w:rPr>
+          <w:rFonts w:ascii="Consolas" w:eastAsia="Consolas" w:hAnsi="Consolas" w:cs="Consolas"/>
+        </w:rPr>
+        <w:t xml:space="preserve">account</w:t>
+      </w:r>
+      <w:r>
+        <w:t xml:space="preserve"> dùng thêm </w:t>
+      </w:r>
+      <w:r>
+        <w:rPr>
+          <w:rFonts w:ascii="Consolas" w:eastAsia="Consolas" w:hAnsi="Consolas" w:cs="Consolas"/>
+        </w:rPr>
+        <w:t xml:space="preserve">CurrentUser</w:t>
+      </w:r>
+      <w:r>
+        <w:t xml:space="preserve"> (module </w:t>
+      </w:r>
+      <w:r>
+        <w:rPr>
+          <w:rFonts w:ascii="Consolas" w:eastAsia="Consolas" w:hAnsi="Consolas" w:cs="Consolas"/>
+        </w:rPr>
+        <w:t xml:space="preserve">identity</w:t>
+      </w:r>
+      <w:r>
+        <w:t xml:space="preserve">) và mã lỗi của </w:t>
+      </w:r>
+      <w:r>
+        <w:rPr>
+          <w:rFonts w:ascii="Consolas" w:eastAsia="Consolas" w:hAnsi="Consolas" w:cs="Consolas"/>
+        </w:rPr>
+        <w:t xml:space="preserve">common</w:t>
+      </w:r>
+      <w:r>
+        <w:t xml:space="preserve">, nên hai module này cũng được nạp. Test vẫn tự dọn bảng và tự chèn owner của nó vào </w:t>
+      </w:r>
+      <w:r>
+        <w:rPr>
+          <w:rFonts w:ascii="Consolas" w:eastAsia="Consolas" w:hAnsi="Consolas" w:cs="Consolas"/>
+        </w:rPr>
+        <w:t xml:space="preserve">app_user</w:t>
+      </w:r>
+      <w:r>
+        <w:t xml:space="preserve"> bằng </w:t>
+      </w:r>
+      <w:r>
+        <w:rPr>
+          <w:rFonts w:ascii="Consolas" w:eastAsia="Consolas" w:hAnsi="Consolas" w:cs="Consolas"/>
+        </w:rPr>
+        <w:t xml:space="preserve">JdbcTemplate</w:t>
+      </w:r>
+      <w:r>
+        <w:t xml:space="preserve">, nên không phụ thuộc owner được tạo lúc khởi động.</w:t>
+      </w:r>
+    </w:p>
+    <w:p>
+      <w:pPr>
+        <w:pStyle w:val="ListParagraph"/>
+        <w:numPr>
+          <w:ilvl w:val="0"/>
+          <w:numId w:val="1"/>
+        </w:numPr>
+      </w:pPr>
+      <w:r>
+        <w:rPr>
+          <w:b/>
+          <w:bCs/>
+        </w:rPr>
+        <w:t xml:space="preserve">Test không có </w:t>
+      </w:r>
+      <w:r>
+        <w:rPr>
+          <w:rFonts w:ascii="Consolas" w:eastAsia="Consolas" w:hAnsi="Consolas" w:cs="Consolas"/>
+          <w:b/>
+          <w:bCs/>
+        </w:rPr>
+        <w:t xml:space="preserve">@Transactional</w:t>
+      </w:r>
+      <w:r>
+        <w:rPr>
+          <w:b/>
+          <w:bCs/>
+        </w:rPr>
+        <w:t xml:space="preserve">:</w:t>
+      </w:r>
+      <w:r>
+        <w:t xml:space="preserve"> để service tự commit hoặc rollback như khi chạy thật. Cái giá là dữ liệu ở lại sau mỗi test, nên </w:t>
+      </w:r>
+      <w:r>
+        <w:rPr>
+          <w:rFonts w:ascii="Consolas" w:eastAsia="Consolas" w:hAnsi="Consolas" w:cs="Consolas"/>
+        </w:rPr>
+        <w:t xml:space="preserve">@BeforeEach</w:t>
+      </w:r>
+      <w:r>
+        <w:t xml:space="preserve"> tự dọn bảng bằng </w:t>
+      </w:r>
+      <w:r>
+        <w:rPr>
+          <w:rFonts w:ascii="Consolas" w:eastAsia="Consolas" w:hAnsi="Consolas" w:cs="Consolas"/>
+        </w:rPr>
+        <w:t xml:space="preserve">JdbcTestUtils.deleteFromTables</w:t>
+      </w:r>
+      <w:r>
+        <w:t xml:space="preserve">.</w:t>
+      </w:r>
+    </w:p>
+    <w:p>
+      <w:pPr>
+        <w:pStyle w:val="ListParagraph"/>
+        <w:numPr>
+          <w:ilvl w:val="0"/>
+          <w:numId w:val="1"/>
+        </w:numPr>
+      </w:pPr>
+      <w:r>
+        <w:rPr>
+          <w:rFonts w:ascii="Consolas" w:eastAsia="Consolas" w:hAnsi="Consolas" w:cs="Consolas"/>
+          <w:b/>
+          <w:bCs/>
+        </w:rPr>
+        <w:t xml:space="preserve">AssertablePublishedEvents</w:t>
+      </w:r>
+      <w:r>
+        <w:rPr>
+          <w:b/>
+          <w:bCs/>
+        </w:rPr>
+        <w:t xml:space="preserve"> làm tham số của method test:</w:t>
+      </w:r>
+      <w:r>
+        <w:t xml:space="preserve"> Spring Modulith ghi lại mọi event được publish trong test đó; </w:t>
+      </w:r>
+      <w:r>
+        <w:rPr>
+          <w:rFonts w:ascii="Consolas" w:eastAsia="Consolas" w:hAnsi="Consolas" w:cs="Consolas"/>
+        </w:rPr>
+        <w:t xml:space="preserve">events.ofType(AccountConnected.class)</w:t>
+      </w:r>
+      <w:r>
+        <w:t xml:space="preserve"> lấy ra để kiểm tra số lượng và nội dung.</w:t>
+      </w:r>
+    </w:p>
+    <w:p>
+      <w:pPr>
+        <w:pStyle w:val="ListParagraph"/>
+        <w:numPr>
+          <w:ilvl w:val="0"/>
+          <w:numId w:val="1"/>
+        </w:numPr>
+      </w:pPr>
+      <w:r>
+        <w:rPr>
+          <w:rFonts w:ascii="Consolas" w:eastAsia="Consolas" w:hAnsi="Consolas" w:cs="Consolas"/>
+          <w:b/>
+          <w:bCs/>
+        </w:rPr>
+        <w:t xml:space="preserve">@MockitoSpyBean</w:t>
+      </w:r>
+      <w:r>
+        <w:rPr>
+          <w:b/>
+          <w:bCs/>
+        </w:rPr>
+        <w:t xml:space="preserve">:</w:t>
+      </w:r>
+      <w:r>
+        <w:t xml:space="preserve"> bọc bean thật. Bình thường nó chạy code thật; riêng một test bảo nó ném lỗi bằng </w:t>
+      </w:r>
+      <w:r>
+        <w:rPr>
+          <w:rFonts w:ascii="Consolas" w:eastAsia="Consolas" w:hAnsi="Consolas" w:cs="Consolas"/>
+        </w:rPr>
+        <w:t xml:space="preserve">doThrow(...).when(credentials).save(any(), any(), any())</w:t>
+      </w:r>
+      <w:r>
+        <w:t xml:space="preserve">, để giả lập "lưu credential thất bại" mà không sửa code production. Assertion vẫn kiểm tra DB thật, không kiểm tra mock.</w:t>
+      </w:r>
+    </w:p>
+    <w:p>
+      <w:pPr>
+        <w:pStyle w:val="ListParagraph"/>
+        <w:numPr>
+          <w:ilvl w:val="0"/>
+          <w:numId w:val="1"/>
+        </w:numPr>
+      </w:pPr>
+      <w:r>
+        <w:rPr>
+          <w:b/>
+          <w:bCs/>
+        </w:rPr>
+        <w:t xml:space="preserve">Bean riêng cho test:</w:t>
+      </w:r>
+      <w:r>
+        <w:t xml:space="preserve"> một class </w:t>
+      </w:r>
+      <w:r>
+        <w:rPr>
+          <w:rFonts w:ascii="Consolas" w:eastAsia="Consolas" w:hAnsi="Consolas" w:cs="Consolas"/>
+        </w:rPr>
+        <w:t xml:space="preserve">@TestConfiguration</w:t>
+      </w:r>
+      <w:r>
+        <w:t xml:space="preserve"> lồng trong class test tạo </w:t>
+      </w:r>
+      <w:r>
+        <w:rPr>
+          <w:rFonts w:ascii="Consolas" w:eastAsia="Consolas" w:hAnsi="Consolas" w:cs="Consolas"/>
+        </w:rPr>
+        <w:t xml:space="preserve">FakeMessageProvider</w:t>
+      </w:r>
+      <w:r>
+        <w:t xml:space="preserve"> loại </w:t>
+      </w:r>
+      <w:r>
+        <w:rPr>
+          <w:rFonts w:ascii="Consolas" w:eastAsia="Consolas" w:hAnsi="Consolas" w:cs="Consolas"/>
+        </w:rPr>
+        <w:t xml:space="preserve">fake</w:t>
+      </w:r>
+      <w:r>
+        <w:t xml:space="preserve"> làm bean, để </w:t>
+      </w:r>
+      <w:r>
+        <w:rPr>
+          <w:rFonts w:ascii="Consolas" w:eastAsia="Consolas" w:hAnsi="Consolas" w:cs="Consolas"/>
+        </w:rPr>
+        <w:t xml:space="preserve">ProviderRegistry</w:t>
+      </w:r>
+      <w:r>
+        <w:t xml:space="preserve"> thấy provider này.</w:t>
+      </w:r>
+    </w:p>
+    <w:p>
+      <w:pPr>
+        <w:pStyle w:val="ListParagraph"/>
+        <w:numPr>
+          <w:ilvl w:val="0"/>
+          <w:numId w:val="1"/>
+        </w:numPr>
+      </w:pPr>
+      <w:r>
+        <w:rPr>
+          <w:rFonts w:ascii="Consolas" w:eastAsia="Consolas" w:hAnsi="Consolas" w:cs="Consolas"/>
+          <w:b/>
+          <w:bCs/>
+        </w:rPr>
+        <w:t xml:space="preserve">row_to_json(c)::text</w:t>
+      </w:r>
+      <w:r>
+        <w:rPr>
+          <w:b/>
+          <w:bCs/>
+        </w:rPr>
+        <w:t xml:space="preserve"> của PostgreSQL:</w:t>
+      </w:r>
+      <w:r>
+        <w:t xml:space="preserve"> biến cả một dòng thành chuỗi JSON để kiểm tra bằng một lệnh rằng </w:t>
+      </w:r>
+      <w:r>
+        <w:rPr>
+          <w:b/>
+          <w:bCs/>
+        </w:rPr>
+        <w:t xml:space="preserve">không cột nào</w:t>
+      </w:r>
+      <w:r>
+        <w:t xml:space="preserve"> chứa token dạng chữ.</w:t>
+      </w:r>
+    </w:p>
+    <w:p>
+      <w:pPr>
+        <w:pStyle w:val="ListParagraph"/>
+        <w:numPr>
+          <w:ilvl w:val="0"/>
+          <w:numId w:val="1"/>
+        </w:numPr>
+      </w:pPr>
+      <w:r>
+        <w:rPr>
+          <w:rFonts w:ascii="Consolas" w:eastAsia="Consolas" w:hAnsi="Consolas" w:cs="Consolas"/>
+          <w:b/>
+          <w:bCs/>
+        </w:rPr>
+        <w:t xml:space="preserve">entityManager.flush()</w:t>
+      </w:r>
+      <w:r>
+        <w:rPr>
+          <w:b/>
+          <w:bCs/>
+        </w:rPr>
+        <w:t xml:space="preserve"> để lộ lỗi:</w:t>
+      </w:r>
+      <w:r>
+        <w:t xml:space="preserve"> trong </w:t>
+      </w:r>
+      <w:r>
+        <w:rPr>
+          <w:rFonts w:ascii="Consolas" w:eastAsia="Consolas" w:hAnsi="Consolas" w:cs="Consolas"/>
+        </w:rPr>
+        <w:t xml:space="preserve">@DataJpaTest</w:t>
+      </w:r>
+      <w:r>
+        <w:t xml:space="preserve">, lệnh ghi chỉ thật sự xuống DB khi flush. Muốn thấy lỗi khóa ngoại thì phải flush ngay trong đoạn code đang chờ lỗi; test còn kiểm tra cả stack trace của lỗi đó không chứa token.</w:t>
+      </w:r>
+    </w:p>
+    <w:p>
+      <w:pPr>
+        <w:pBdr>
+          <w:bottom w:val="single" w:sz="4" w:space="0" w:color="auto"/>
+        </w:pBdr>
+        <w:ind w:left="0"/>
+      </w:pPr>
+    </w:p>
+    <w:p>
+      <w:pPr>
+        <w:pStyle w:val="Heading2"/>
+      </w:pPr>
+      <w:r>
+        <w:t xml:space="preserve">24. Tự kiểm tra F02</w:t>
       </w:r>
     </w:p>
     <w:p>
@@ -15214,14 +15884,518 @@
       </w:r>
     </w:p>
     <w:p>
-      <w:r>
-        <w:rPr>
-          <w:i/>
-          <w:iCs/>
-        </w:rPr>
-        <w:t xml:space="preserve">(Phần BE-18 — kiểm tra end-to-end và nghiệm thu F02 — sẽ được bổ sung khi làm.)</w:t>
-      </w:r>
-    </w:p>
+      <w:pPr>
+        <w:pStyle w:val="ListParagraph"/>
+        <w:numPr>
+          <w:ilvl w:val="0"/>
+          <w:numId w:val="101"/>
+        </w:numPr>
+      </w:pPr>
+      <w:r>
+        <w:t xml:space="preserve">Vì sao test end-to-end bật log DEBUG, và vì sao nó còn phải kiểm tra rằng log </w:t>
+      </w:r>
+      <w:r>
+        <w:rPr>
+          <w:b/>
+          <w:bCs/>
+        </w:rPr>
+        <w:t xml:space="preserve">có</w:t>
+      </w:r>
+      <w:r>
+        <w:t xml:space="preserve"> chạy?</w:t>
+      </w:r>
+    </w:p>
+    <w:p>
+      <w:pPr>
+        <w:pStyle w:val="ListParagraph"/>
+        <w:numPr>
+          <w:ilvl w:val="0"/>
+          <w:numId w:val="101"/>
+        </w:numPr>
+      </w:pPr>
+      <w:r>
+        <w:t xml:space="preserve">Test viết sau code thì làm sao biết nó có thể đỏ?</w:t>
+      </w:r>
+    </w:p>
+    <w:p>
+      <w:pPr>
+        <w:pStyle w:val="Heading3"/>
+      </w:pPr>
+      <w:r>
+        <w:t xml:space="preserve">Năm câu hỏi chốt của F02 (có đáp án ngắn)</w:t>
+      </w:r>
+    </w:p>
+    <w:p>
+      <w:r>
+        <w:t xml:space="preserve">Đây là năm câu BE-18 yêu cầu trả lời. Hãy tự trả lời trước, rồi mới đọc đáp án.</w:t>
+      </w:r>
+    </w:p>
+    <w:p>
+      <w:r>
+        <w:rPr>
+          <w:b/>
+          <w:bCs/>
+        </w:rPr>
+        <w:t xml:space="preserve">1. AES-GCM, IV và AAD chống lại những gì?</w:t>
+      </w:r>
+      <w:r>
+        <w:t xml:space="preserve"> (mục 17.2)</w:t>
+      </w:r>
+    </w:p>
+    <w:p>
+      <w:pPr>
+        <w:pStyle w:val="ListParagraph"/>
+        <w:numPr>
+          <w:ilvl w:val="0"/>
+          <w:numId w:val="1"/>
+        </w:numPr>
+      </w:pPr>
+      <w:r>
+        <w:t xml:space="preserve">Khóa nằm ngoài DB, nên một bản backup DB bị lộ vẫn không đọc được token.</w:t>
+      </w:r>
+    </w:p>
+    <w:p>
+      <w:pPr>
+        <w:pStyle w:val="ListParagraph"/>
+        <w:numPr>
+          <w:ilvl w:val="0"/>
+          <w:numId w:val="1"/>
+        </w:numPr>
+      </w:pPr>
+      <w:r>
+        <w:t xml:space="preserve">Con dấu (tag) của GCM: sửa dù một byte của ciphertext thì giải mã báo lỗi, không bao giờ trả dữ liệu sai.</w:t>
+      </w:r>
+    </w:p>
+    <w:p>
+      <w:pPr>
+        <w:pStyle w:val="ListParagraph"/>
+        <w:numPr>
+          <w:ilvl w:val="0"/>
+          <w:numId w:val="1"/>
+        </w:numPr>
+      </w:pPr>
+      <w:r>
+        <w:t xml:space="preserve">IV ngẫu nhiên mới cho mỗi lần: cùng một token mã hóa hai lần ra hai kết quả khác nhau, nên người đọc DB không biết hai dòng có cùng token. Lặp IV với cùng khóa sẽ làm lộ dữ liệu và cho phép giả con dấu.</w:t>
+      </w:r>
+    </w:p>
+    <w:p>
+      <w:pPr>
+        <w:pStyle w:val="ListParagraph"/>
+        <w:numPr>
+          <w:ilvl w:val="0"/>
+          <w:numId w:val="1"/>
+        </w:numPr>
+      </w:pPr>
+      <w:r>
+        <w:t xml:space="preserve">AAD (</w:t>
+      </w:r>
+      <w:r>
+        <w:rPr>
+          <w:rFonts w:ascii="Consolas" w:eastAsia="Consolas" w:hAnsi="Consolas" w:cs="Consolas"/>
+        </w:rPr>
+        <w:t xml:space="preserve">account_credential:v1:&lt;accountId&gt;:&lt;cột&gt;</w:t>
+      </w:r>
+      <w:r>
+        <w:t xml:space="preserve">): chép ciphertext sang account khác hay sang cột khác thì giải mã thất bại.</w:t>
+      </w:r>
+    </w:p>
+    <w:p>
+      <w:r>
+        <w:rPr>
+          <w:b/>
+          <w:bCs/>
+        </w:rPr>
+        <w:t xml:space="preserve">2. Đổi khóa khi đã có dữ liệu thì làm những bước nào?</w:t>
+      </w:r>
+      <w:r>
+        <w:t xml:space="preserve"> (mục 17.3, 17.6, README)</w:t>
+      </w:r>
+    </w:p>
+    <w:p>
+      <w:pPr>
+        <w:pStyle w:val="ListParagraph"/>
+        <w:numPr>
+          <w:ilvl w:val="0"/>
+          <w:numId w:val="102"/>
+        </w:numPr>
+      </w:pPr>
+      <w:r>
+        <w:t xml:space="preserve">Tạo khóa mới: </w:t>
+      </w:r>
+      <w:r>
+        <w:rPr>
+          <w:rFonts w:ascii="Consolas" w:eastAsia="Consolas" w:hAnsi="Consolas" w:cs="Consolas"/>
+        </w:rPr>
+        <w:t xml:space="preserve">openssl rand -base64 32</w:t>
+      </w:r>
+      <w:r>
+        <w:t xml:space="preserve">.</w:t>
+      </w:r>
+    </w:p>
+    <w:p>
+      <w:pPr>
+        <w:pStyle w:val="ListParagraph"/>
+        <w:numPr>
+          <w:ilvl w:val="0"/>
+          <w:numId w:val="102"/>
+        </w:numPr>
+      </w:pPr>
+      <w:r>
+        <w:t xml:space="preserve">Thêm ô </w:t>
+      </w:r>
+      <w:r>
+        <w:rPr>
+          <w:rFonts w:ascii="Consolas" w:eastAsia="Consolas" w:hAnsi="Consolas" w:cs="Consolas"/>
+        </w:rPr>
+        <w:t xml:space="preserve">k2</w:t>
+      </w:r>
+      <w:r>
+        <w:t xml:space="preserve"> trong </w:t>
+      </w:r>
+      <w:r>
+        <w:rPr>
+          <w:rFonts w:ascii="Consolas" w:eastAsia="Consolas" w:hAnsi="Consolas" w:cs="Consolas"/>
+        </w:rPr>
+        <w:t xml:space="preserve">application.yaml</w:t>
+      </w:r>
+      <w:r>
+        <w:t xml:space="preserve"> và biến </w:t>
+      </w:r>
+      <w:r>
+        <w:rPr>
+          <w:rFonts w:ascii="Consolas" w:eastAsia="Consolas" w:hAnsi="Consolas" w:cs="Consolas"/>
+        </w:rPr>
+        <w:t xml:space="preserve">SINO_CREDENTIAL_KEY_K2</w:t>
+      </w:r>
+      <w:r>
+        <w:t xml:space="preserve">; đặt </w:t>
+      </w:r>
+      <w:r>
+        <w:rPr>
+          <w:rFonts w:ascii="Consolas" w:eastAsia="Consolas" w:hAnsi="Consolas" w:cs="Consolas"/>
+        </w:rPr>
+        <w:t xml:space="preserve">SINO_CREDENTIAL_ACTIVE_KEY_ID=k2</w:t>
+      </w:r>
+      <w:r>
+        <w:t xml:space="preserve">; khởi động lại.</w:t>
+      </w:r>
+    </w:p>
+    <w:p>
+      <w:pPr>
+        <w:pStyle w:val="ListParagraph"/>
+        <w:numPr>
+          <w:ilvl w:val="0"/>
+          <w:numId w:val="102"/>
+        </w:numPr>
+      </w:pPr>
+      <w:r>
+        <w:t xml:space="preserve">Dữ liệu cũ vẫn đọc được bằng </w:t>
+      </w:r>
+      <w:r>
+        <w:rPr>
+          <w:rFonts w:ascii="Consolas" w:eastAsia="Consolas" w:hAnsi="Consolas" w:cs="Consolas"/>
+        </w:rPr>
+        <w:t xml:space="preserve">k1</w:t>
+      </w:r>
+      <w:r>
+        <w:t xml:space="preserve">; mỗi credential chuyển sang </w:t>
+      </w:r>
+      <w:r>
+        <w:rPr>
+          <w:rFonts w:ascii="Consolas" w:eastAsia="Consolas" w:hAnsi="Consolas" w:cs="Consolas"/>
+        </w:rPr>
+        <w:t xml:space="preserve">k2</w:t>
+      </w:r>
+      <w:r>
+        <w:t xml:space="preserve"> ở lần được ghi lại, vì store luôn ghi cả credential.</w:t>
+      </w:r>
+    </w:p>
+    <w:p>
+      <w:pPr>
+        <w:pStyle w:val="ListParagraph"/>
+        <w:numPr>
+          <w:ilvl w:val="0"/>
+          <w:numId w:val="102"/>
+        </w:numPr>
+      </w:pPr>
+      <w:r>
+        <w:t xml:space="preserve">Khi </w:t>
+      </w:r>
+      <w:r>
+        <w:rPr>
+          <w:rFonts w:ascii="Consolas" w:eastAsia="Consolas" w:hAnsi="Consolas" w:cs="Consolas"/>
+        </w:rPr>
+        <w:t xml:space="preserve">select count(*) from account_credential where encryption_key_id = 'k1'</w:t>
+      </w:r>
+      <w:r>
+        <w:t xml:space="preserve"> trả 0 thì gỡ </w:t>
+      </w:r>
+      <w:r>
+        <w:rPr>
+          <w:rFonts w:ascii="Consolas" w:eastAsia="Consolas" w:hAnsi="Consolas" w:cs="Consolas"/>
+        </w:rPr>
+        <w:t xml:space="preserve">k1</w:t>
+      </w:r>
+      <w:r>
+        <w:t xml:space="preserve">.</w:t>
+      </w:r>
+    </w:p>
+    <w:p>
+      <w:r>
+        <w:rPr>
+          <w:b/>
+          <w:bCs/>
+        </w:rPr>
+        <w:t xml:space="preserve">3. Vì sao luồng kết nối gọi provider trước rồi mới mở transaction?</w:t>
+      </w:r>
+      <w:r>
+        <w:t xml:space="preserve"> (mục 18.1)</w:t>
+      </w:r>
+    </w:p>
+    <w:p>
+      <w:pPr>
+        <w:pStyle w:val="ListParagraph"/>
+        <w:numPr>
+          <w:ilvl w:val="0"/>
+          <w:numId w:val="1"/>
+        </w:numPr>
+      </w:pPr>
+      <w:r>
+        <w:t xml:space="preserve">Gọi mạng có thể chậm hoặc treo; giữ transaction mở trong lúc đó là giữ kết nối DB và khóa dòng.</w:t>
+      </w:r>
+    </w:p>
+    <w:p>
+      <w:pPr>
+        <w:pStyle w:val="ListParagraph"/>
+        <w:numPr>
+          <w:ilvl w:val="0"/>
+          <w:numId w:val="1"/>
+        </w:numPr>
+      </w:pPr>
+      <w:r>
+        <w:t xml:space="preserve">Provider báo lỗi thì chưa có gì được ghi, nên không cần rollback.</w:t>
+      </w:r>
+    </w:p>
+    <w:p>
+      <w:pPr>
+        <w:pStyle w:val="ListParagraph"/>
+        <w:numPr>
+          <w:ilvl w:val="0"/>
+          <w:numId w:val="1"/>
+        </w:numPr>
+      </w:pPr>
+      <w:r>
+        <w:t xml:space="preserve">Transaction chỉ bọc phần ghi: account, credential, event.</w:t>
+      </w:r>
+    </w:p>
+    <w:p>
+      <w:r>
+        <w:rPr>
+          <w:b/>
+          <w:bCs/>
+        </w:rPr>
+        <w:t xml:space="preserve">4. Bảng chuyển trạng thái</w:t>
+      </w:r>
+      <w:r>
+        <w:t xml:space="preserve"> (mục 16; "-" là không đổi gì)</w:t>
+      </w:r>
+    </w:p>
+    <w:p>
+      <w:pPr>
+        <w:shd w:val="clear" w:color="auto" w:fill="F2F3F5"/>
+        <w:ind w:left="0"/>
+      </w:pPr>
+      <w:r>
+        <w:rPr>
+          <w:rFonts w:ascii="Consolas" w:eastAsia="Consolas" w:hAnsi="Consolas" w:cs="Consolas"/>
+          <w:sz w:val="19"/>
+          <w:szCs w:val="19"/>
+        </w:rPr>
+        <w:t xml:space="preserve">từ \ sự kiện  reconnect  disable   enable    authExp   degraded  error  healthy</w:t>
+        <w:br/>
+        <w:t xml:space="preserve">CONNECTED     CONNECTED  DISABLED  -         AUTH_EXP  DEGRADED  ERROR  -</w:t>
+        <w:br/>
+        <w:t xml:space="preserve">DEGRADED      CONNECTED  DISABLED  -         AUTH_EXP  -         ERROR  CONNECTED</w:t>
+        <w:br/>
+        <w:t xml:space="preserve">AUTH_EXPIRED  CONNECTED  DISABLED  -         -         -         -      -</w:t>
+        <w:br/>
+        <w:t xml:space="preserve">ERROR         CONNECTED  DISABLED  -         AUTH_EXP  DEGRADED  -      CONNECTED</w:t>
+        <w:br/>
+        <w:t xml:space="preserve">DISABLED      CONNECTED  -         CONNECTED -         -         -      -</w:t>
+      </w:r>
+    </w:p>
+    <w:p>
+      <w:pPr>
+        <w:pStyle w:val="ListParagraph"/>
+        <w:numPr>
+          <w:ilvl w:val="0"/>
+          <w:numId w:val="1"/>
+        </w:numPr>
+      </w:pPr>
+      <w:r>
+        <w:t xml:space="preserve">Hai luật dễ nhớ: chỉ người dùng (enable, reconnect) mới đưa account ra khỏi </w:t>
+      </w:r>
+      <w:r>
+        <w:rPr>
+          <w:rFonts w:ascii="Consolas" w:eastAsia="Consolas" w:hAnsi="Consolas" w:cs="Consolas"/>
+        </w:rPr>
+        <w:t xml:space="preserve">DISABLED</w:t>
+      </w:r>
+      <w:r>
+        <w:t xml:space="preserve">; chỉ reconnect (credential mới) mới gỡ </w:t>
+      </w:r>
+      <w:r>
+        <w:rPr>
+          <w:rFonts w:ascii="Consolas" w:eastAsia="Consolas" w:hAnsi="Consolas" w:cs="Consolas"/>
+        </w:rPr>
+        <w:t xml:space="preserve">AUTH_EXPIRED</w:t>
+      </w:r>
+      <w:r>
+        <w:t xml:space="preserve">.</w:t>
+      </w:r>
+    </w:p>
+    <w:p>
+      <w:r>
+        <w:rPr>
+          <w:b/>
+          <w:bCs/>
+        </w:rPr>
+        <w:t xml:space="preserve">5. Xóa rồi kết nối lại thì dữ liệu nào còn, dữ liệu nào mất?</w:t>
+      </w:r>
+      <w:r>
+        <w:t xml:space="preserve"> (mục 21)</w:t>
+      </w:r>
+    </w:p>
+    <w:p>
+      <w:pPr>
+        <w:pStyle w:val="ListParagraph"/>
+        <w:numPr>
+          <w:ilvl w:val="0"/>
+          <w:numId w:val="1"/>
+        </w:numPr>
+      </w:pPr>
+      <w:r>
+        <w:rPr>
+          <w:b/>
+          <w:bCs/>
+        </w:rPr>
+        <w:t xml:space="preserve">Mất ngay khi xóa:</w:t>
+      </w:r>
+      <w:r>
+        <w:t xml:space="preserve"> credential (token) bị xóa hẳn.</w:t>
+      </w:r>
+    </w:p>
+    <w:p>
+      <w:pPr>
+        <w:pStyle w:val="ListParagraph"/>
+        <w:numPr>
+          <w:ilvl w:val="0"/>
+          <w:numId w:val="1"/>
+        </w:numPr>
+      </w:pPr>
+      <w:r>
+        <w:rPr>
+          <w:b/>
+          <w:bCs/>
+        </w:rPr>
+        <w:t xml:space="preserve">Còn:</w:t>
+      </w:r>
+      <w:r>
+        <w:t xml:space="preserve"> dòng </w:t>
+      </w:r>
+      <w:r>
+        <w:rPr>
+          <w:rFonts w:ascii="Consolas" w:eastAsia="Consolas" w:hAnsi="Consolas" w:cs="Consolas"/>
+        </w:rPr>
+        <w:t xml:space="preserve">connected_account</w:t>
+      </w:r>
+      <w:r>
+        <w:t xml:space="preserve"> (cùng ID, ngày tạo), đánh dấu </w:t>
+      </w:r>
+      <w:r>
+        <w:rPr>
+          <w:rFonts w:ascii="Consolas" w:eastAsia="Consolas" w:hAnsi="Consolas" w:cs="Consolas"/>
+        </w:rPr>
+        <w:t xml:space="preserve">removed_at</w:t>
+      </w:r>
+      <w:r>
+        <w:t xml:space="preserve">; tin nhắn sau này (F05 quyết định giữ hay bỏ).</w:t>
+      </w:r>
+    </w:p>
+    <w:p>
+      <w:pPr>
+        <w:pStyle w:val="ListParagraph"/>
+        <w:numPr>
+          <w:ilvl w:val="0"/>
+          <w:numId w:val="1"/>
+        </w:numPr>
+      </w:pPr>
+      <w:r>
+        <w:rPr>
+          <w:b/>
+          <w:bCs/>
+        </w:rPr>
+        <w:t xml:space="preserve">Khi kết nối lại:</w:t>
+      </w:r>
+      <w:r>
+        <w:t xml:space="preserve"> cùng ID quay lại, </w:t>
+      </w:r>
+      <w:r>
+        <w:rPr>
+          <w:rFonts w:ascii="Consolas" w:eastAsia="Consolas" w:hAnsi="Consolas" w:cs="Consolas"/>
+        </w:rPr>
+        <w:t xml:space="preserve">removed_at</w:t>
+      </w:r>
+      <w:r>
+        <w:t xml:space="preserve"> bị xóa, trạng thái </w:t>
+      </w:r>
+      <w:r>
+        <w:rPr>
+          <w:rFonts w:ascii="Consolas" w:eastAsia="Consolas" w:hAnsi="Consolas" w:cs="Consolas"/>
+        </w:rPr>
+        <w:t xml:space="preserve">CONNECTED</w:t>
+      </w:r>
+      <w:r>
+        <w:t xml:space="preserve">, sync bật lại, tên và ảnh lấy mới từ provider (tên người dùng tự đặt trước đó bị thay), credential mới. Event: </w:t>
+      </w:r>
+      <w:r>
+        <w:rPr>
+          <w:rFonts w:ascii="Consolas" w:eastAsia="Consolas" w:hAnsi="Consolas" w:cs="Consolas"/>
+        </w:rPr>
+        <w:t xml:space="preserve">AccountRemoved</w:t>
+      </w:r>
+      <w:r>
+        <w:t xml:space="preserve"> lúc xóa; lúc kết nối lại có </w:t>
+      </w:r>
+      <w:r>
+        <w:rPr>
+          <w:rFonts w:ascii="Consolas" w:eastAsia="Consolas" w:hAnsi="Consolas" w:cs="Consolas"/>
+        </w:rPr>
+        <w:t xml:space="preserve">AccountConnected(reconnected = true)</w:t>
+      </w:r>
+      <w:r>
+        <w:t xml:space="preserve">, cộng </w:t>
+      </w:r>
+      <w:r>
+        <w:rPr>
+          <w:rFonts w:ascii="Consolas" w:eastAsia="Consolas" w:hAnsi="Consolas" w:cs="Consolas"/>
+        </w:rPr>
+        <w:t xml:space="preserve">AccountStatusChanged</w:t>
+      </w:r>
+      <w:r>
+        <w:t xml:space="preserve"> nếu trạng thái cũ không phải </w:t>
+      </w:r>
+      <w:r>
+        <w:rPr>
+          <w:rFonts w:ascii="Consolas" w:eastAsia="Consolas" w:hAnsi="Consolas" w:cs="Consolas"/>
+        </w:rPr>
+        <w:t xml:space="preserve">CONNECTED</w:t>
+      </w:r>
+      <w:r>
+        <w:t xml:space="preserve">.</w:t>
+      </w:r>
+    </w:p>
+    <w:p/>
     <w:sectPr>
       <w:pgSz w:w="11906" w:h="16838"/>
       <w:pgMar w:top="1440" w:right="1440" w:bottom="1440" w:left="1440" w:header="708" w:footer="708" w:gutter="0"/>
@@ -15366,6 +16540,24 @@
     </w:lvlOverride>
   </w:num>
   <w:num w:numId="101">
+    <w:abstractNumId w:val="1"/>
+    <w:lvlOverride w:ilvl="0">
+      <w:startOverride w:val="1"/>
+    </w:lvlOverride>
+    <w:lvlOverride w:ilvl="1">
+      <w:startOverride w:val="1"/>
+    </w:lvlOverride>
+    <w:lvlOverride w:ilvl="2">
+      <w:startOverride w:val="1"/>
+    </w:lvlOverride>
+    <w:lvlOverride w:ilvl="3">
+      <w:startOverride w:val="1"/>
+    </w:lvlOverride>
+    <w:lvlOverride w:ilvl="4">
+      <w:startOverride w:val="1"/>
+    </w:lvlOverride>
+  </w:num>
+  <w:num w:numId="102">
     <w:abstractNumId w:val="1"/>
     <w:lvlOverride w:ilvl="0">
       <w:startOverride w:val="1"/>

--- a/docs/knowledge/phase-0-backend-foundation.docx
+++ b/docs/knowledge/phase-0-backend-foundation.docx
@@ -97,7 +97,16 @@
         <w:t xml:space="preserve">Phạm vi:</w:t>
       </w:r>
       <w:r>
-        <w:t xml:space="preserve"> F01 Project Foundation và F03 Provider Contract (mục 0–12); F02 Connected Accounts (mục 13–24, xong BE-09…BE-18, nghiệm thu và archive 2026-10-07).</w:t>
+        <w:t xml:space="preserve"> F01 Project Foundation và F03 Provider Contract (mục 0–12); F02 Connected Accounts (mục 13–24, xong BE-09…BE-18, nghiệm thu và archive 2026-10-07); backend cho admin (mục 25, change </w:t>
+      </w:r>
+      <w:r>
+        <w:rPr>
+          <w:rFonts w:ascii="Consolas" w:eastAsia="Consolas" w:hAnsi="Consolas" w:cs="Consolas"/>
+        </w:rPr>
+        <w:t xml:space="preserve">admin-api</w:t>
+      </w:r>
+      <w:r>
+        <w:t xml:space="preserve">, 2026-10-13).</w:t>
         <w:br/>
       </w:r>
       <w:r>
@@ -108,7 +117,7 @@
         <w:t xml:space="preserve">Cập nhật:</w:t>
       </w:r>
       <w:r>
-        <w:t xml:space="preserve"> 2026-10-07. Đường dẫn code tính từ </w:t>
+        <w:t xml:space="preserve"> 2026-10-13. Đường dẫn code tính từ </w:t>
       </w:r>
       <w:r>
         <w:rPr>
@@ -16395,6 +16404,1586 @@
         <w:t xml:space="preserve">.</w:t>
       </w:r>
     </w:p>
+    <w:p>
+      <w:pPr>
+        <w:pBdr>
+          <w:bottom w:val="single" w:sz="4" w:space="0" w:color="auto"/>
+        </w:pBdr>
+        <w:ind w:left="0"/>
+      </w:pPr>
+    </w:p>
+    <w:p>
+      <w:pPr>
+        <w:pStyle w:val="Heading2"/>
+      </w:pPr>
+      <w:r>
+        <w:t xml:space="preserve">25. Admin: người vận hành tách khỏi owner (change </w:t>
+      </w:r>
+      <w:r>
+        <w:rPr>
+          <w:rFonts w:ascii="Consolas" w:eastAsia="Consolas" w:hAnsi="Consolas" w:cs="Consolas"/>
+        </w:rPr>
+        <w:t xml:space="preserve">admin-api</w:t>
+      </w:r>
+      <w:r>
+        <w:t xml:space="preserve">)</w:t>
+      </w:r>
+    </w:p>
+    <w:p>
+      <w:r>
+        <w:t xml:space="preserve">Bối cảnh: Sino có một owner (người đọc thư). Người dùng muốn có thêm một trang admin để quản lý Sino. Hướng đã chốt (2026-10-13): admin là </w:t>
+      </w:r>
+      <w:r>
+        <w:rPr>
+          <w:b/>
+          <w:bCs/>
+        </w:rPr>
+        <w:t xml:space="preserve">một module trong </w:t>
+      </w:r>
+      <w:r>
+        <w:rPr>
+          <w:rFonts w:ascii="Consolas" w:eastAsia="Consolas" w:hAnsi="Consolas" w:cs="Consolas"/>
+          <w:b/>
+          <w:bCs/>
+        </w:rPr>
+        <w:t xml:space="preserve">sino-api</w:t>
+      </w:r>
+      <w:r>
+        <w:t xml:space="preserve">, có role riêng và quy tắc riêng trong security chain, không dựng backend thứ hai. Các quyết định chi tiết D-260…D-266 nằm trong </w:t>
+      </w:r>
+      <w:r>
+        <w:rPr>
+          <w:rFonts w:ascii="Consolas" w:eastAsia="Consolas" w:hAnsi="Consolas" w:cs="Consolas"/>
+        </w:rPr>
+        <w:t xml:space="preserve">openspec/changes/admin-api/design.md</w:t>
+      </w:r>
+      <w:r>
+        <w:t xml:space="preserve">.</w:t>
+      </w:r>
+    </w:p>
+    <w:p>
+      <w:pPr>
+        <w:shd w:val="clear" w:color="auto" w:fill="F2F3F5"/>
+        <w:ind w:left="0"/>
+      </w:pPr>
+      <w:r>
+        <w:rPr>
+          <w:rFonts w:ascii="Consolas" w:eastAsia="Consolas" w:hAnsi="Consolas" w:cs="Consolas"/>
+          <w:sz w:val="19"/>
+          <w:szCs w:val="19"/>
+        </w:rPr>
+        <w:t xml:space="preserve">                    POST /api/auth/login (chung)</w:t>
+        <w:br/>
+        <w:t xml:space="preserve">                               |</w:t>
+        <w:br/>
+        <w:t xml:space="preserve">              +----------------+----------------+</w:t>
+        <w:br/>
+        <w:t xml:space="preserve">              |                                 |</w:t>
+        <w:br/>
+        <w:t xml:space="preserve">        owner (ROLE_OWNER)               admin (ROLE_ADMIN)</w:t>
+        <w:br/>
+        <w:t xml:space="preserve">              |                                 |</w:t>
+        <w:br/>
+        <w:t xml:space="preserve">   /api/** (trừ /api/admin/**)           /api/admin/** chỉ đọc</w:t>
+        <w:br/>
+        <w:t xml:space="preserve">   thư, tài khoản, ghi chú, việc          người dùng, tài khoản, tình trạng sync</w:t>
+        <w:br/>
+        <w:t xml:space="preserve">              |                                 |</w:t>
+        <w:br/>
+        <w:t xml:space="preserve">   /api/admin/** -&gt; 403                  /api/** khác -&gt; 403</w:t>
+      </w:r>
+    </w:p>
+    <w:p>
+      <w:pPr>
+        <w:pStyle w:val="Heading3"/>
+      </w:pPr>
+      <w:r>
+        <w:t xml:space="preserve">25.1 Tài khoản admin từ cấu hình (BE-100, D-260, D-261)</w:t>
+      </w:r>
+    </w:p>
+    <w:p>
+      <w:pPr>
+        <w:pStyle w:val="ListParagraph"/>
+        <w:numPr>
+          <w:ilvl w:val="0"/>
+          <w:numId w:val="1"/>
+        </w:numPr>
+      </w:pPr>
+      <w:r>
+        <w:rPr>
+          <w:b/>
+          <w:bCs/>
+        </w:rPr>
+        <w:t xml:space="preserve">Ở đâu:</w:t>
+      </w:r>
+      <w:r>
+        <w:t xml:space="preserve"> </w:t>
+      </w:r>
+      <w:r>
+        <w:rPr>
+          <w:rFonts w:ascii="Consolas" w:eastAsia="Consolas" w:hAnsi="Consolas" w:cs="Consolas"/>
+        </w:rPr>
+        <w:t xml:space="preserve">identity/application/AdminProperties.java</w:t>
+      </w:r>
+      <w:r>
+        <w:t xml:space="preserve">, </w:t>
+      </w:r>
+      <w:r>
+        <w:rPr>
+          <w:rFonts w:ascii="Consolas" w:eastAsia="Consolas" w:hAnsi="Consolas" w:cs="Consolas"/>
+        </w:rPr>
+        <w:t xml:space="preserve">LoginSettings.java</w:t>
+      </w:r>
+      <w:r>
+        <w:t xml:space="preserve">; </w:t>
+      </w:r>
+      <w:r>
+        <w:rPr>
+          <w:rFonts w:ascii="Consolas" w:eastAsia="Consolas" w:hAnsi="Consolas" w:cs="Consolas"/>
+        </w:rPr>
+        <w:t xml:space="preserve">application.yaml</w:t>
+      </w:r>
+      <w:r>
+        <w:t xml:space="preserve"> (</w:t>
+      </w:r>
+      <w:r>
+        <w:rPr>
+          <w:rFonts w:ascii="Consolas" w:eastAsia="Consolas" w:hAnsi="Consolas" w:cs="Consolas"/>
+        </w:rPr>
+        <w:t xml:space="preserve">sino.admin.*</w:t>
+      </w:r>
+      <w:r>
+        <w:t xml:space="preserve">); </w:t>
+      </w:r>
+      <w:r>
+        <w:rPr>
+          <w:rFonts w:ascii="Consolas" w:eastAsia="Consolas" w:hAnsi="Consolas" w:cs="Consolas"/>
+        </w:rPr>
+        <w:t xml:space="preserve">.env.example</w:t>
+      </w:r>
+      <w:r>
+        <w:t xml:space="preserve"> (</w:t>
+      </w:r>
+      <w:r>
+        <w:rPr>
+          <w:rFonts w:ascii="Consolas" w:eastAsia="Consolas" w:hAnsi="Consolas" w:cs="Consolas"/>
+        </w:rPr>
+        <w:t xml:space="preserve">SINO_ADMIN_EMAIL</w:t>
+      </w:r>
+      <w:r>
+        <w:t xml:space="preserve">, </w:t>
+      </w:r>
+      <w:r>
+        <w:rPr>
+          <w:rFonts w:ascii="Consolas" w:eastAsia="Consolas" w:hAnsi="Consolas" w:cs="Consolas"/>
+        </w:rPr>
+        <w:t xml:space="preserve">SINO_ADMIN_PASSWORD</w:t>
+      </w:r>
+      <w:r>
+        <w:t xml:space="preserve">).</w:t>
+      </w:r>
+    </w:p>
+    <w:p>
+      <w:pPr>
+        <w:pStyle w:val="ListParagraph"/>
+        <w:numPr>
+          <w:ilvl w:val="0"/>
+          <w:numId w:val="1"/>
+        </w:numPr>
+      </w:pPr>
+      <w:r>
+        <w:rPr>
+          <w:b/>
+          <w:bCs/>
+        </w:rPr>
+        <w:t xml:space="preserve">Là gì:</w:t>
+      </w:r>
+      <w:r>
+        <w:t xml:space="preserve"> một </w:t>
+      </w:r>
+      <w:r>
+        <w:rPr>
+          <w:rFonts w:ascii="Consolas" w:eastAsia="Consolas" w:hAnsi="Consolas" w:cs="Consolas"/>
+        </w:rPr>
+        <w:t xml:space="preserve">record</w:t>
+      </w:r>
+      <w:r>
+        <w:t xml:space="preserve"> gắn với tiền tố </w:t>
+      </w:r>
+      <w:r>
+        <w:rPr>
+          <w:rFonts w:ascii="Consolas" w:eastAsia="Consolas" w:hAnsi="Consolas" w:cs="Consolas"/>
+        </w:rPr>
+        <w:t xml:space="preserve">sino.admin</w:t>
+      </w:r>
+      <w:r>
+        <w:t xml:space="preserve"> bằng </w:t>
+      </w:r>
+      <w:r>
+        <w:rPr>
+          <w:rFonts w:ascii="Consolas" w:eastAsia="Consolas" w:hAnsi="Consolas" w:cs="Consolas"/>
+        </w:rPr>
+        <w:t xml:space="preserve">@ConfigurationProperties</w:t>
+      </w:r>
+      <w:r>
+        <w:t xml:space="preserve">, giống </w:t>
+      </w:r>
+      <w:r>
+        <w:rPr>
+          <w:rFonts w:ascii="Consolas" w:eastAsia="Consolas" w:hAnsi="Consolas" w:cs="Consolas"/>
+        </w:rPr>
+        <w:t xml:space="preserve">OwnerProperties</w:t>
+      </w:r>
+      <w:r>
+        <w:t xml:space="preserve">. Constructor gọn của record (</w:t>
+      </w:r>
+      <w:r>
+        <w:rPr>
+          <w:rFonts w:ascii="Consolas" w:eastAsia="Consolas" w:hAnsi="Consolas" w:cs="Consolas"/>
+        </w:rPr>
+        <w:t xml:space="preserve">AdminProperties { ... }</w:t>
+      </w:r>
+      <w:r>
+        <w:t xml:space="preserve">) chuẩn hóa email: trống thì thành </w:t>
+      </w:r>
+      <w:r>
+        <w:rPr>
+          <w:rFonts w:ascii="Consolas" w:eastAsia="Consolas" w:hAnsi="Consolas" w:cs="Consolas"/>
+        </w:rPr>
+        <w:t xml:space="preserve">null</w:t>
+      </w:r>
+      <w:r>
+        <w:t xml:space="preserve"> (nghĩa là không có admin), có thì bỏ khoảng trắng và viết thường.</w:t>
+      </w:r>
+    </w:p>
+    <w:p>
+      <w:pPr>
+        <w:pStyle w:val="ListParagraph"/>
+        <w:numPr>
+          <w:ilvl w:val="0"/>
+          <w:numId w:val="1"/>
+        </w:numPr>
+      </w:pPr>
+      <w:r>
+        <w:rPr>
+          <w:b/>
+          <w:bCs/>
+        </w:rPr>
+        <w:t xml:space="preserve">Để làm gì:</w:t>
+      </w:r>
+      <w:r>
+        <w:t xml:space="preserve"> cho một người vận hành đăng nhập mà </w:t>
+      </w:r>
+      <w:r>
+        <w:rPr>
+          <w:b/>
+          <w:bCs/>
+        </w:rPr>
+        <w:t xml:space="preserve">không</w:t>
+      </w:r>
+      <w:r>
+        <w:t xml:space="preserve"> phải là một người dùng Sino: admin không có dòng </w:t>
+      </w:r>
+      <w:r>
+        <w:rPr>
+          <w:rFonts w:ascii="Consolas" w:eastAsia="Consolas" w:hAnsi="Consolas" w:cs="Consolas"/>
+        </w:rPr>
+        <w:t xml:space="preserve">app_user</w:t>
+      </w:r>
+      <w:r>
+        <w:t xml:space="preserve">, không sở hữu tài khoản Gmail, thư hay ghi chú nào.</w:t>
+      </w:r>
+    </w:p>
+    <w:p>
+      <w:pPr>
+        <w:pStyle w:val="ListParagraph"/>
+        <w:numPr>
+          <w:ilvl w:val="0"/>
+          <w:numId w:val="1"/>
+        </w:numPr>
+      </w:pPr>
+      <w:r>
+        <w:rPr>
+          <w:b/>
+          <w:bCs/>
+        </w:rPr>
+        <w:t xml:space="preserve">Vì sao chọn:</w:t>
+      </w:r>
+      <w:r>
+        <w:t xml:space="preserve"> người đọc thư và người vận hành là hai vai. Nếu cho owner kiêm luôn admin thì một phiên owner bị lộ (hoặc cookie "ghi nhớ" 30 ngày) cũng mở luôn quyền vận hành. Lưu admin trong database thì cần migration và một màn quản lý admin cho việc chưa có, nên để sau.</w:t>
+      </w:r>
+    </w:p>
+    <w:p>
+      <w:pPr>
+        <w:pStyle w:val="ListParagraph"/>
+        <w:numPr>
+          <w:ilvl w:val="0"/>
+          <w:numId w:val="1"/>
+        </w:numPr>
+      </w:pPr>
+      <w:r>
+        <w:rPr>
+          <w:b/>
+          <w:bCs/>
+        </w:rPr>
+        <w:t xml:space="preserve">Kiểm lúc khởi động (</w:t>
+      </w:r>
+      <w:r>
+        <w:rPr>
+          <w:rFonts w:ascii="Consolas" w:eastAsia="Consolas" w:hAnsi="Consolas" w:cs="Consolas"/>
+          <w:b/>
+          <w:bCs/>
+        </w:rPr>
+        <w:t xml:space="preserve">LoginSettings</w:t>
+      </w:r>
+      <w:r>
+        <w:rPr>
+          <w:b/>
+          <w:bCs/>
+        </w:rPr>
+        <w:t xml:space="preserve">):</w:t>
+      </w:r>
+      <w:r>
+        <w:t xml:space="preserve"> có email mà mật khẩu dưới 12 ký tự, email trùng owner, hoặc có mật khẩu mà thiếu email thì ứng dụng </w:t>
+      </w:r>
+      <w:r>
+        <w:rPr>
+          <w:b/>
+          <w:bCs/>
+        </w:rPr>
+        <w:t xml:space="preserve">dừng ngay</w:t>
+      </w:r>
+      <w:r>
+        <w:t xml:space="preserve">. Lý do của luật cuối: cấu hình dở dang mà im lặng bỏ qua thì người dùng tưởng đã có admin.</w:t>
+      </w:r>
+    </w:p>
+    <w:p>
+      <w:pPr>
+        <w:pStyle w:val="ListParagraph"/>
+        <w:numPr>
+          <w:ilvl w:val="0"/>
+          <w:numId w:val="1"/>
+        </w:numPr>
+      </w:pPr>
+      <w:r>
+        <w:rPr>
+          <w:b/>
+          <w:bCs/>
+        </w:rPr>
+        <w:t xml:space="preserve">Bẫy:</w:t>
+      </w:r>
+      <w:r>
+        <w:t xml:space="preserve"> thông báo lỗi chỉ được nêu </w:t>
+      </w:r>
+      <w:r>
+        <w:rPr>
+          <w:b/>
+          <w:bCs/>
+        </w:rPr>
+        <w:t xml:space="preserve">tên</w:t>
+      </w:r>
+      <w:r>
+        <w:t xml:space="preserve"> cấu hình (</w:t>
+      </w:r>
+      <w:r>
+        <w:rPr>
+          <w:rFonts w:ascii="Consolas" w:eastAsia="Consolas" w:hAnsi="Consolas" w:cs="Consolas"/>
+        </w:rPr>
+        <w:t xml:space="preserve">sino.admin.password (SINO_ADMIN_PASSWORD)</w:t>
+      </w:r>
+      <w:r>
+        <w:t xml:space="preserve">), không bao giờ nêu giá trị. Vì vậy độ dài mật khẩu được kiểm bằng code trong </w:t>
+      </w:r>
+      <w:r>
+        <w:rPr>
+          <w:rFonts w:ascii="Consolas" w:eastAsia="Consolas" w:hAnsi="Consolas" w:cs="Consolas"/>
+        </w:rPr>
+        <w:t xml:space="preserve">LoginSettings</w:t>
+      </w:r>
+      <w:r>
+        <w:t xml:space="preserve">, không bằng </w:t>
+      </w:r>
+      <w:r>
+        <w:rPr>
+          <w:rFonts w:ascii="Consolas" w:eastAsia="Consolas" w:hAnsi="Consolas" w:cs="Consolas"/>
+        </w:rPr>
+        <w:t xml:space="preserve">@Size</w:t>
+      </w:r>
+      <w:r>
+        <w:t xml:space="preserve"> của Bean Validation: lỗi Bean Validation in kèm giá trị bị từ chối. Email thì được kiểm bằng </w:t>
+      </w:r>
+      <w:r>
+        <w:rPr>
+          <w:rFonts w:ascii="Consolas" w:eastAsia="Consolas" w:hAnsi="Consolas" w:cs="Consolas"/>
+        </w:rPr>
+        <w:t xml:space="preserve">@Email</w:t>
+      </w:r>
+      <w:r>
+        <w:t xml:space="preserve">, vì email không phải bí mật. </w:t>
+      </w:r>
+      <w:r>
+        <w:rPr>
+          <w:rFonts w:ascii="Consolas" w:eastAsia="Consolas" w:hAnsi="Consolas" w:cs="Consolas"/>
+        </w:rPr>
+        <w:t xml:space="preserve">toString()</w:t>
+      </w:r>
+      <w:r>
+        <w:t xml:space="preserve"> của record tự viết để che mật khẩu.</w:t>
+      </w:r>
+    </w:p>
+    <w:p>
+      <w:pPr>
+        <w:pStyle w:val="Heading3"/>
+      </w:pPr>
+      <w:r>
+        <w:t xml:space="preserve">25.2 Một </w:t>
+      </w:r>
+      <w:r>
+        <w:rPr>
+          <w:rFonts w:ascii="Consolas" w:eastAsia="Consolas" w:hAnsi="Consolas" w:cs="Consolas"/>
+        </w:rPr>
+        <w:t xml:space="preserve">UserDetailsService</w:t>
+      </w:r>
+      <w:r>
+        <w:t xml:space="preserve">, hai role (BE-100, D-262)</w:t>
+      </w:r>
+    </w:p>
+    <w:p>
+      <w:pPr>
+        <w:pStyle w:val="ListParagraph"/>
+        <w:numPr>
+          <w:ilvl w:val="0"/>
+          <w:numId w:val="1"/>
+        </w:numPr>
+      </w:pPr>
+      <w:r>
+        <w:rPr>
+          <w:b/>
+          <w:bCs/>
+        </w:rPr>
+        <w:t xml:space="preserve">Ở đâu:</w:t>
+      </w:r>
+      <w:r>
+        <w:t xml:space="preserve"> </w:t>
+      </w:r>
+      <w:r>
+        <w:rPr>
+          <w:rFonts w:ascii="Consolas" w:eastAsia="Consolas" w:hAnsi="Consolas" w:cs="Consolas"/>
+        </w:rPr>
+        <w:t xml:space="preserve">identity/application/LoginConfiguration.java</w:t>
+      </w:r>
+      <w:r>
+        <w:t xml:space="preserve">, bean </w:t>
+      </w:r>
+      <w:r>
+        <w:rPr>
+          <w:rFonts w:ascii="Consolas" w:eastAsia="Consolas" w:hAnsi="Consolas" w:cs="Consolas"/>
+        </w:rPr>
+        <w:t xml:space="preserve">userDetailsService</w:t>
+      </w:r>
+      <w:r>
+        <w:t xml:space="preserve">.</w:t>
+      </w:r>
+    </w:p>
+    <w:p>
+      <w:pPr>
+        <w:pStyle w:val="ListParagraph"/>
+        <w:numPr>
+          <w:ilvl w:val="0"/>
+          <w:numId w:val="1"/>
+        </w:numPr>
+      </w:pPr>
+      <w:r>
+        <w:rPr>
+          <w:b/>
+          <w:bCs/>
+        </w:rPr>
+        <w:t xml:space="preserve">Là gì:</w:t>
+      </w:r>
+      <w:r>
+        <w:t xml:space="preserve"> </w:t>
+      </w:r>
+      <w:r>
+        <w:rPr>
+          <w:rFonts w:ascii="Consolas" w:eastAsia="Consolas" w:hAnsi="Consolas" w:cs="Consolas"/>
+        </w:rPr>
+        <w:t xml:space="preserve">UserDetailsService</w:t>
+      </w:r>
+      <w:r>
+        <w:t xml:space="preserve"> là interface Spring Security dùng để hỏi "email này là ai, hash mật khẩu là gì, có role nào". Ở đây nó trả owner với </w:t>
+      </w:r>
+      <w:r>
+        <w:rPr>
+          <w:rFonts w:ascii="Consolas" w:eastAsia="Consolas" w:hAnsi="Consolas" w:cs="Consolas"/>
+        </w:rPr>
+        <w:t xml:space="preserve">roles("OWNER")</w:t>
+      </w:r>
+      <w:r>
+        <w:t xml:space="preserve"> hoặc admin với </w:t>
+      </w:r>
+      <w:r>
+        <w:rPr>
+          <w:rFonts w:ascii="Consolas" w:eastAsia="Consolas" w:hAnsi="Consolas" w:cs="Consolas"/>
+        </w:rPr>
+        <w:t xml:space="preserve">roles("ADMIN")</w:t>
+      </w:r>
+      <w:r>
+        <w:t xml:space="preserve">; email khác thì ném </w:t>
+      </w:r>
+      <w:r>
+        <w:rPr>
+          <w:rFonts w:ascii="Consolas" w:eastAsia="Consolas" w:hAnsi="Consolas" w:cs="Consolas"/>
+        </w:rPr>
+        <w:t xml:space="preserve">UsernameNotFoundException</w:t>
+      </w:r>
+      <w:r>
+        <w:t xml:space="preserve">.</w:t>
+      </w:r>
+    </w:p>
+    <w:p>
+      <w:pPr>
+        <w:pStyle w:val="ListParagraph"/>
+        <w:numPr>
+          <w:ilvl w:val="0"/>
+          <w:numId w:val="1"/>
+        </w:numPr>
+      </w:pPr>
+      <w:r>
+        <w:rPr>
+          <w:b/>
+          <w:bCs/>
+        </w:rPr>
+        <w:t xml:space="preserve">Để làm gì:</w:t>
+      </w:r>
+      <w:r>
+        <w:t xml:space="preserve"> admin dùng chung </w:t>
+      </w:r>
+      <w:r>
+        <w:rPr>
+          <w:rFonts w:ascii="Consolas" w:eastAsia="Consolas" w:hAnsi="Consolas" w:cs="Consolas"/>
+        </w:rPr>
+        <w:t xml:space="preserve">POST /api/auth/login</w:t>
+      </w:r>
+      <w:r>
+        <w:t xml:space="preserve"> với owner, nên dùng chung luôn phiên cookie, CSRF, khóa tạm 15 phút sau 5 lần sai (D-35) và cách so một hash giả khi email lạ (để đoán email không nhanh hơn đoán mật khẩu).</w:t>
+      </w:r>
+    </w:p>
+    <w:p>
+      <w:pPr>
+        <w:pStyle w:val="ListParagraph"/>
+        <w:numPr>
+          <w:ilvl w:val="0"/>
+          <w:numId w:val="1"/>
+        </w:numPr>
+      </w:pPr>
+      <w:r>
+        <w:rPr>
+          <w:b/>
+          <w:bCs/>
+        </w:rPr>
+        <w:t xml:space="preserve">Vì sao chọn:</w:t>
+      </w:r>
+      <w:r>
+        <w:t xml:space="preserve"> viết endpoint và chain đăng nhập riêng cho admin thì phải lặp lại cả bốn thứ trên, mỗi lần sửa phải sửa hai nơi.</w:t>
+      </w:r>
+    </w:p>
+    <w:p>
+      <w:pPr>
+        <w:pStyle w:val="ListParagraph"/>
+        <w:numPr>
+          <w:ilvl w:val="0"/>
+          <w:numId w:val="1"/>
+        </w:numPr>
+      </w:pPr>
+      <w:r>
+        <w:rPr>
+          <w:b/>
+          <w:bCs/>
+        </w:rPr>
+        <w:t xml:space="preserve">Bẫy:</w:t>
+      </w:r>
+      <w:r>
+        <w:t xml:space="preserve"> </w:t>
+      </w:r>
+      <w:r>
+        <w:rPr>
+          <w:rFonts w:ascii="Consolas" w:eastAsia="Consolas" w:hAnsi="Consolas" w:cs="Consolas"/>
+        </w:rPr>
+        <w:t xml:space="preserve">roles("ADMIN")</w:t>
+      </w:r>
+      <w:r>
+        <w:t xml:space="preserve"> lưu thành quyền </w:t>
+      </w:r>
+      <w:r>
+        <w:rPr>
+          <w:rFonts w:ascii="Consolas" w:eastAsia="Consolas" w:hAnsi="Consolas" w:cs="Consolas"/>
+        </w:rPr>
+        <w:t xml:space="preserve">ROLE_ADMIN</w:t>
+      </w:r>
+      <w:r>
+        <w:t xml:space="preserve"> (Spring tự thêm tiền tố </w:t>
+      </w:r>
+      <w:r>
+        <w:rPr>
+          <w:rFonts w:ascii="Consolas" w:eastAsia="Consolas" w:hAnsi="Consolas" w:cs="Consolas"/>
+        </w:rPr>
+        <w:t xml:space="preserve">ROLE_</w:t>
+      </w:r>
+      <w:r>
+        <w:t xml:space="preserve">). Khi so bằng tay phải so với </w:t>
+      </w:r>
+      <w:r>
+        <w:rPr>
+          <w:rFonts w:ascii="Consolas" w:eastAsia="Consolas" w:hAnsi="Consolas" w:cs="Consolas"/>
+        </w:rPr>
+        <w:t xml:space="preserve">"ROLE_ADMIN"</w:t>
+      </w:r>
+      <w:r>
+        <w:t xml:space="preserve">, còn </w:t>
+      </w:r>
+      <w:r>
+        <w:rPr>
+          <w:rFonts w:ascii="Consolas" w:eastAsia="Consolas" w:hAnsi="Consolas" w:cs="Consolas"/>
+        </w:rPr>
+        <w:t xml:space="preserve">hasRole("ADMIN")</w:t>
+      </w:r>
+      <w:r>
+        <w:t xml:space="preserve"> thì tự thêm tiền tố. Nhầm hai cách viết này là lỗi hay gặp.</w:t>
+      </w:r>
+    </w:p>
+    <w:p>
+      <w:pPr>
+        <w:pStyle w:val="Heading3"/>
+      </w:pPr>
+      <w:r>
+        <w:t xml:space="preserve">25.3 "Ghi nhớ đăng nhập" chỉ cho owner (BE-100, D-262)</w:t>
+      </w:r>
+    </w:p>
+    <w:p>
+      <w:pPr>
+        <w:pStyle w:val="ListParagraph"/>
+        <w:numPr>
+          <w:ilvl w:val="0"/>
+          <w:numId w:val="1"/>
+        </w:numPr>
+      </w:pPr>
+      <w:r>
+        <w:rPr>
+          <w:b/>
+          <w:bCs/>
+        </w:rPr>
+        <w:t xml:space="preserve">Ở đâu:</w:t>
+      </w:r>
+      <w:r>
+        <w:t xml:space="preserve"> lớp lồng </w:t>
+      </w:r>
+      <w:r>
+        <w:rPr>
+          <w:rFonts w:ascii="Consolas" w:eastAsia="Consolas" w:hAnsi="Consolas" w:cs="Consolas"/>
+        </w:rPr>
+        <w:t xml:space="preserve">OwnerRememberMeServices</w:t>
+      </w:r>
+      <w:r>
+        <w:t xml:space="preserve"> trong </w:t>
+      </w:r>
+      <w:r>
+        <w:rPr>
+          <w:rFonts w:ascii="Consolas" w:eastAsia="Consolas" w:hAnsi="Consolas" w:cs="Consolas"/>
+        </w:rPr>
+        <w:t xml:space="preserve">LoginConfiguration.java</w:t>
+      </w:r>
+      <w:r>
+        <w:t xml:space="preserve">.</w:t>
+      </w:r>
+    </w:p>
+    <w:p>
+      <w:pPr>
+        <w:pStyle w:val="ListParagraph"/>
+        <w:numPr>
+          <w:ilvl w:val="0"/>
+          <w:numId w:val="1"/>
+        </w:numPr>
+      </w:pPr>
+      <w:r>
+        <w:rPr>
+          <w:b/>
+          <w:bCs/>
+        </w:rPr>
+        <w:t xml:space="preserve">Là gì:</w:t>
+      </w:r>
+      <w:r>
+        <w:t xml:space="preserve"> lớp con của </w:t>
+      </w:r>
+      <w:r>
+        <w:rPr>
+          <w:rFonts w:ascii="Consolas" w:eastAsia="Consolas" w:hAnsi="Consolas" w:cs="Consolas"/>
+        </w:rPr>
+        <w:t xml:space="preserve">TokenBasedRememberMeServices</w:t>
+      </w:r>
+      <w:r>
+        <w:t xml:space="preserve">, ghi đè </w:t>
+      </w:r>
+      <w:r>
+        <w:rPr>
+          <w:rFonts w:ascii="Consolas" w:eastAsia="Consolas" w:hAnsi="Consolas" w:cs="Consolas"/>
+        </w:rPr>
+        <w:t xml:space="preserve">onLoginSuccess</w:t>
+      </w:r>
+      <w:r>
+        <w:t xml:space="preserve">: chỉ gọi lớp cha (tạo cookie </w:t>
+      </w:r>
+      <w:r>
+        <w:rPr>
+          <w:rFonts w:ascii="Consolas" w:eastAsia="Consolas" w:hAnsi="Consolas" w:cs="Consolas"/>
+        </w:rPr>
+        <w:t xml:space="preserve">remember-me</w:t>
+      </w:r>
+      <w:r>
+        <w:t xml:space="preserve">) khi người vừa đăng nhập có quyền </w:t>
+      </w:r>
+      <w:r>
+        <w:rPr>
+          <w:rFonts w:ascii="Consolas" w:eastAsia="Consolas" w:hAnsi="Consolas" w:cs="Consolas"/>
+        </w:rPr>
+        <w:t xml:space="preserve">ROLE_OWNER</w:t>
+      </w:r>
+      <w:r>
+        <w:t xml:space="preserve">.</w:t>
+      </w:r>
+    </w:p>
+    <w:p>
+      <w:pPr>
+        <w:pStyle w:val="ListParagraph"/>
+        <w:numPr>
+          <w:ilvl w:val="0"/>
+          <w:numId w:val="1"/>
+        </w:numPr>
+      </w:pPr>
+      <w:r>
+        <w:rPr>
+          <w:b/>
+          <w:bCs/>
+        </w:rPr>
+        <w:t xml:space="preserve">Để làm gì:</w:t>
+      </w:r>
+      <w:r>
+        <w:t xml:space="preserve"> admin gửi </w:t>
+      </w:r>
+      <w:r>
+        <w:rPr>
+          <w:rFonts w:ascii="Consolas" w:eastAsia="Consolas" w:hAnsi="Consolas" w:cs="Consolas"/>
+        </w:rPr>
+        <w:t xml:space="preserve">rememberMe: true</w:t>
+      </w:r>
+      <w:r>
+        <w:t xml:space="preserve"> cũng không bao giờ nhận cookie 30 ngày. Thêm nữa, dịch vụ remember-me chỉ biết owner, nên một cookie giả mạo mang tên admin không đăng nhập được ai.</w:t>
+      </w:r>
+    </w:p>
+    <w:p>
+      <w:pPr>
+        <w:pStyle w:val="ListParagraph"/>
+        <w:numPr>
+          <w:ilvl w:val="0"/>
+          <w:numId w:val="1"/>
+        </w:numPr>
+      </w:pPr>
+      <w:r>
+        <w:rPr>
+          <w:b/>
+          <w:bCs/>
+        </w:rPr>
+        <w:t xml:space="preserve">Vì sao chọn:</w:t>
+      </w:r>
+      <w:r>
+        <w:t xml:space="preserve"> kế hoạch đầu là để </w:t>
+      </w:r>
+      <w:r>
+        <w:rPr>
+          <w:rFonts w:ascii="Consolas" w:eastAsia="Consolas" w:hAnsi="Consolas" w:cs="Consolas"/>
+        </w:rPr>
+        <w:t xml:space="preserve">AuthController</w:t>
+      </w:r>
+      <w:r>
+        <w:t xml:space="preserve"> hỏi "người này có được ghi nhớ không" trước khi gọi. Đặt luật ngay trong dịch vụ remember-me thì luật nằm cạnh cấu hình D-34 và đúng cho </w:t>
+      </w:r>
+      <w:r>
+        <w:rPr>
+          <w:b/>
+          <w:bCs/>
+        </w:rPr>
+        <w:t xml:space="preserve">mọi</w:t>
+      </w:r>
+      <w:r>
+        <w:t xml:space="preserve"> chỗ gọi </w:t>
+      </w:r>
+      <w:r>
+        <w:rPr>
+          <w:rFonts w:ascii="Consolas" w:eastAsia="Consolas" w:hAnsi="Consolas" w:cs="Consolas"/>
+        </w:rPr>
+        <w:t xml:space="preserve">loginSuccess</w:t>
+      </w:r>
+      <w:r>
+        <w:t xml:space="preserve">, không chỉ endpoint đăng nhập; lại bớt sửa hai file.</w:t>
+      </w:r>
+    </w:p>
+    <w:p>
+      <w:pPr>
+        <w:pStyle w:val="ListParagraph"/>
+        <w:numPr>
+          <w:ilvl w:val="0"/>
+          <w:numId w:val="1"/>
+        </w:numPr>
+      </w:pPr>
+      <w:r>
+        <w:rPr>
+          <w:b/>
+          <w:bCs/>
+        </w:rPr>
+        <w:t xml:space="preserve">Bẫy:</w:t>
+      </w:r>
+      <w:r>
+        <w:t xml:space="preserve"> ghi đè (override) một method của thư viện là dựa vào chi tiết bên trong thư viện. Test </w:t>
+      </w:r>
+      <w:r>
+        <w:rPr>
+          <w:rFonts w:ascii="Consolas" w:eastAsia="Consolas" w:hAnsi="Consolas" w:cs="Consolas"/>
+        </w:rPr>
+        <w:t xml:space="preserve">AdminLoginTests</w:t>
+      </w:r>
+      <w:r>
+        <w:t xml:space="preserve"> gọi thẳng </w:t>
+      </w:r>
+      <w:r>
+        <w:rPr>
+          <w:rFonts w:ascii="Consolas" w:eastAsia="Consolas" w:hAnsi="Consolas" w:cs="Consolas"/>
+        </w:rPr>
+        <w:t xml:space="preserve">loginSuccess</w:t>
+      </w:r>
+      <w:r>
+        <w:t xml:space="preserve"> cho owner và admin, nên khi nâng cấp Spring Security mà cách gọi đổi thì test sẽ báo.</w:t>
+      </w:r>
+    </w:p>
+    <w:p>
+      <w:pPr>
+        <w:pStyle w:val="Heading3"/>
+      </w:pPr>
+      <w:r>
+        <w:t xml:space="preserve">25.4 Tách quyền trong security chain (BE-100, D-263)</w:t>
+      </w:r>
+    </w:p>
+    <w:p>
+      <w:pPr>
+        <w:pStyle w:val="ListParagraph"/>
+        <w:numPr>
+          <w:ilvl w:val="0"/>
+          <w:numId w:val="1"/>
+        </w:numPr>
+      </w:pPr>
+      <w:r>
+        <w:rPr>
+          <w:b/>
+          <w:bCs/>
+        </w:rPr>
+        <w:t xml:space="preserve">Ở đâu:</w:t>
+      </w:r>
+      <w:r>
+        <w:t xml:space="preserve"> </w:t>
+      </w:r>
+      <w:r>
+        <w:rPr>
+          <w:rFonts w:ascii="Consolas" w:eastAsia="Consolas" w:hAnsi="Consolas" w:cs="Consolas"/>
+        </w:rPr>
+        <w:t xml:space="preserve">common/security/SecurityConfig.java</w:t>
+      </w:r>
+      <w:r>
+        <w:t xml:space="preserve">, trong </w:t>
+      </w:r>
+      <w:r>
+        <w:rPr>
+          <w:rFonts w:ascii="Consolas" w:eastAsia="Consolas" w:hAnsi="Consolas" w:cs="Consolas"/>
+        </w:rPr>
+        <w:t xml:space="preserve">authorizeHttpRequests</w:t>
+      </w:r>
+      <w:r>
+        <w:t xml:space="preserve">.</w:t>
+      </w:r>
+    </w:p>
+    <w:p>
+      <w:pPr>
+        <w:pStyle w:val="ListParagraph"/>
+        <w:numPr>
+          <w:ilvl w:val="0"/>
+          <w:numId w:val="1"/>
+        </w:numPr>
+      </w:pPr>
+      <w:r>
+        <w:rPr>
+          <w:b/>
+          <w:bCs/>
+        </w:rPr>
+        <w:t xml:space="preserve">Là gì:</w:t>
+      </w:r>
+      <w:r>
+        <w:t xml:space="preserve"> hai quy tắc, đặt theo thứ tự (Spring dùng quy tắc </w:t>
+      </w:r>
+      <w:r>
+        <w:rPr>
+          <w:b/>
+          <w:bCs/>
+        </w:rPr>
+        <w:t xml:space="preserve">đầu tiên</w:t>
+      </w:r>
+      <w:r>
+        <w:t xml:space="preserve"> khớp):</w:t>
+      </w:r>
+    </w:p>
+    <w:p>
+      <w:pPr>
+        <w:shd w:val="clear" w:color="auto" w:fill="F2F3F5"/>
+        <w:ind w:left="0"/>
+      </w:pPr>
+      <w:r>
+        <w:rPr>
+          <w:rFonts w:ascii="Consolas" w:eastAsia="Consolas" w:hAnsi="Consolas" w:cs="Consolas"/>
+          <w:sz w:val="19"/>
+          <w:szCs w:val="19"/>
+        </w:rPr>
+        <w:t xml:space="preserve">/api/admin/**  -&gt; hasRole("ADMIN")</w:t>
+        <w:br/>
+        <w:t xml:space="preserve">/api/**        -&gt; allOf(authenticated(), not(hasRole("ADMIN")))</w:t>
+      </w:r>
+    </w:p>
+    <w:p>
+      <w:r>
+        <w:t xml:space="preserve">  </w:t>
+      </w:r>
+      <w:r>
+        <w:rPr>
+          <w:rFonts w:ascii="Consolas" w:eastAsia="Consolas" w:hAnsi="Consolas" w:cs="Consolas"/>
+        </w:rPr>
+        <w:t xml:space="preserve">AuthorizationManagers.allOf</w:t>
+      </w:r>
+      <w:r>
+        <w:t xml:space="preserve"> và </w:t>
+      </w:r>
+      <w:r>
+        <w:rPr>
+          <w:rFonts w:ascii="Consolas" w:eastAsia="Consolas" w:hAnsi="Consolas" w:cs="Consolas"/>
+        </w:rPr>
+        <w:t xml:space="preserve">AuthorizationManagers.not</w:t>
+      </w:r>
+      <w:r>
+        <w:t xml:space="preserve"> ghép các điều kiện nhỏ thành một điều kiện: "đã đăng nhập </w:t>
+      </w:r>
+      <w:r>
+        <w:rPr>
+          <w:b/>
+          <w:bCs/>
+        </w:rPr>
+        <w:t xml:space="preserve">và</w:t>
+      </w:r>
+      <w:r>
+        <w:t xml:space="preserve"> không phải admin".</w:t>
+      </w:r>
+    </w:p>
+    <w:p>
+      <w:pPr>
+        <w:pStyle w:val="ListParagraph"/>
+        <w:numPr>
+          <w:ilvl w:val="0"/>
+          <w:numId w:val="1"/>
+        </w:numPr>
+      </w:pPr>
+      <w:r>
+        <w:rPr>
+          <w:b/>
+          <w:bCs/>
+        </w:rPr>
+        <w:t xml:space="preserve">Để làm gì:</w:t>
+      </w:r>
+      <w:r>
+        <w:t xml:space="preserve"> admin gọi </w:t>
+      </w:r>
+      <w:r>
+        <w:rPr>
+          <w:rFonts w:ascii="Consolas" w:eastAsia="Consolas" w:hAnsi="Consolas" w:cs="Consolas"/>
+        </w:rPr>
+        <w:t xml:space="preserve">/api/accounts</w:t>
+      </w:r>
+      <w:r>
+        <w:t xml:space="preserve"> hay </w:t>
+      </w:r>
+      <w:r>
+        <w:rPr>
+          <w:rFonts w:ascii="Consolas" w:eastAsia="Consolas" w:hAnsi="Consolas" w:cs="Consolas"/>
+        </w:rPr>
+        <w:t xml:space="preserve">/api/conversations</w:t>
+      </w:r>
+      <w:r>
+        <w:t xml:space="preserve"> nhận </w:t>
+      </w:r>
+      <w:r>
+        <w:rPr>
+          <w:rFonts w:ascii="Consolas" w:eastAsia="Consolas" w:hAnsi="Consolas" w:cs="Consolas"/>
+        </w:rPr>
+        <w:t xml:space="preserve">403 FORBIDDEN</w:t>
+      </w:r>
+      <w:r>
+        <w:t xml:space="preserve">, không thấy dữ liệu nào của owner; owner gọi </w:t>
+      </w:r>
+      <w:r>
+        <w:rPr>
+          <w:rFonts w:ascii="Consolas" w:eastAsia="Consolas" w:hAnsi="Consolas" w:cs="Consolas"/>
+        </w:rPr>
+        <w:t xml:space="preserve">/api/admin/me</w:t>
+      </w:r>
+      <w:r>
+        <w:t xml:space="preserve"> cũng nhận </w:t>
+      </w:r>
+      <w:r>
+        <w:rPr>
+          <w:rFonts w:ascii="Consolas" w:eastAsia="Consolas" w:hAnsi="Consolas" w:cs="Consolas"/>
+        </w:rPr>
+        <w:t xml:space="preserve">403</w:t>
+      </w:r>
+      <w:r>
+        <w:t xml:space="preserve">.</w:t>
+      </w:r>
+    </w:p>
+    <w:p>
+      <w:pPr>
+        <w:pStyle w:val="ListParagraph"/>
+        <w:numPr>
+          <w:ilvl w:val="0"/>
+          <w:numId w:val="1"/>
+        </w:numPr>
+      </w:pPr>
+      <w:r>
+        <w:rPr>
+          <w:b/>
+          <w:bCs/>
+        </w:rPr>
+        <w:t xml:space="preserve">Vì sao chọn "không phải admin" (danh sách cấm) thay vì "phải là owner" (danh sách cho phép):</w:t>
+      </w:r>
+      <w:r>
+        <w:t xml:space="preserve"> danh sách cho phép an toàn hơn về lâu dài (role mới mặc định bị chặn). Nhưng khoảng 50 test tạo người gọi bằng </w:t>
+      </w:r>
+      <w:r>
+        <w:rPr>
+          <w:rFonts w:ascii="Consolas" w:eastAsia="Consolas" w:hAnsi="Consolas" w:cs="Consolas"/>
+        </w:rPr>
+        <w:t xml:space="preserve">user("owner@sino.test")</w:t>
+      </w:r>
+      <w:r>
+        <w:t xml:space="preserve">, role mặc định là </w:t>
+      </w:r>
+      <w:r>
+        <w:rPr>
+          <w:rFonts w:ascii="Consolas" w:eastAsia="Consolas" w:hAnsi="Consolas" w:cs="Consolas"/>
+        </w:rPr>
+        <w:t xml:space="preserve">USER</w:t>
+      </w:r>
+      <w:r>
+        <w:t xml:space="preserve">, và hai phiên làm việc song song cũng đang viết test kiểu đó. Đổi sang </w:t>
+      </w:r>
+      <w:r>
+        <w:rPr>
+          <w:rFonts w:ascii="Consolas" w:eastAsia="Consolas" w:hAnsi="Consolas" w:cs="Consolas"/>
+        </w:rPr>
+        <w:t xml:space="preserve">hasRole("OWNER")</w:t>
+      </w:r>
+      <w:r>
+        <w:t xml:space="preserve"> thì tất cả cùng đỏ. Ở MVP, ai không phải admin thì là owner, nên danh sách cấm cho kết quả y hệt. Khi có nhiều người dùng và role thật thì đổi sang danh sách cho phép (ghi trong Risks của design).</w:t>
+      </w:r>
+    </w:p>
+    <w:p>
+      <w:pPr>
+        <w:pStyle w:val="ListParagraph"/>
+        <w:numPr>
+          <w:ilvl w:val="0"/>
+          <w:numId w:val="1"/>
+        </w:numPr>
+      </w:pPr>
+      <w:r>
+        <w:rPr>
+          <w:b/>
+          <w:bCs/>
+        </w:rPr>
+        <w:t xml:space="preserve">Bẫy 1, thứ tự:</w:t>
+      </w:r>
+      <w:r>
+        <w:t xml:space="preserve"> đặt </w:t>
+      </w:r>
+      <w:r>
+        <w:rPr>
+          <w:rFonts w:ascii="Consolas" w:eastAsia="Consolas" w:hAnsi="Consolas" w:cs="Consolas"/>
+        </w:rPr>
+        <w:t xml:space="preserve">/api/**</w:t>
+      </w:r>
+      <w:r>
+        <w:t xml:space="preserve"> lên trước </w:t>
+      </w:r>
+      <w:r>
+        <w:rPr>
+          <w:rFonts w:ascii="Consolas" w:eastAsia="Consolas" w:hAnsi="Consolas" w:cs="Consolas"/>
+        </w:rPr>
+        <w:t xml:space="preserve">/api/admin/**</w:t>
+      </w:r>
+      <w:r>
+        <w:t xml:space="preserve"> thì quy tắc admin không bao giờ được dùng, admin bị chặn khỏi chính API của mình.</w:t>
+      </w:r>
+    </w:p>
+    <w:p>
+      <w:pPr>
+        <w:pStyle w:val="ListParagraph"/>
+        <w:numPr>
+          <w:ilvl w:val="0"/>
+          <w:numId w:val="1"/>
+        </w:numPr>
+      </w:pPr>
+      <w:r>
+        <w:rPr>
+          <w:b/>
+          <w:bCs/>
+        </w:rPr>
+        <w:t xml:space="preserve">Bẫy 2, </w:t>
+      </w:r>
+      <w:r>
+        <w:rPr>
+          <w:rFonts w:ascii="Consolas" w:eastAsia="Consolas" w:hAnsi="Consolas" w:cs="Consolas"/>
+          <w:b/>
+          <w:bCs/>
+        </w:rPr>
+        <w:t xml:space="preserve">401</w:t>
+      </w:r>
+      <w:r>
+        <w:rPr>
+          <w:b/>
+          <w:bCs/>
+        </w:rPr>
+        <w:t xml:space="preserve"> hay </w:t>
+      </w:r>
+      <w:r>
+        <w:rPr>
+          <w:rFonts w:ascii="Consolas" w:eastAsia="Consolas" w:hAnsi="Consolas" w:cs="Consolas"/>
+          <w:b/>
+          <w:bCs/>
+        </w:rPr>
+        <w:t xml:space="preserve">403</w:t>
+      </w:r>
+      <w:r>
+        <w:rPr>
+          <w:b/>
+          <w:bCs/>
+        </w:rPr>
+        <w:t xml:space="preserve">:</w:t>
+      </w:r>
+      <w:r>
+        <w:t xml:space="preserve"> chưa đăng nhập thì </w:t>
+      </w:r>
+      <w:r>
+        <w:rPr>
+          <w:rFonts w:ascii="Consolas" w:eastAsia="Consolas" w:hAnsi="Consolas" w:cs="Consolas"/>
+        </w:rPr>
+        <w:t xml:space="preserve">401</w:t>
+      </w:r>
+      <w:r>
+        <w:t xml:space="preserve">; đã đăng nhập mà sai vai thì </w:t>
+      </w:r>
+      <w:r>
+        <w:rPr>
+          <w:rFonts w:ascii="Consolas" w:eastAsia="Consolas" w:hAnsi="Consolas" w:cs="Consolas"/>
+        </w:rPr>
+        <w:t xml:space="preserve">403</w:t>
+      </w:r>
+      <w:r>
+        <w:t xml:space="preserve">. Riêng người chỉ đăng nhập bằng cookie "ghi nhớ" mà bị từ chối thì Spring Security trả </w:t>
+      </w:r>
+      <w:r>
+        <w:rPr>
+          <w:rFonts w:ascii="Consolas" w:eastAsia="Consolas" w:hAnsi="Consolas" w:cs="Consolas"/>
+        </w:rPr>
+        <w:t xml:space="preserve">401</w:t>
+      </w:r>
+      <w:r>
+        <w:t xml:space="preserve"> (</w:t>
+      </w:r>
+      <w:r>
+        <w:rPr>
+          <w:rFonts w:ascii="Consolas" w:eastAsia="Consolas" w:hAnsi="Consolas" w:cs="Consolas"/>
+        </w:rPr>
+        <w:t xml:space="preserve">ExceptionTranslationFilter</w:t>
+      </w:r>
+      <w:r>
+        <w:t xml:space="preserve"> coi đăng nhập bằng remember-me là chưa đầy đủ và mời đăng nhập lại), không phải </w:t>
+      </w:r>
+      <w:r>
+        <w:rPr>
+          <w:rFonts w:ascii="Consolas" w:eastAsia="Consolas" w:hAnsi="Consolas" w:cs="Consolas"/>
+        </w:rPr>
+        <w:t xml:space="preserve">403</w:t>
+      </w:r>
+      <w:r>
+        <w:t xml:space="preserve">. Test </w:t>
+      </w:r>
+      <w:r>
+        <w:rPr>
+          <w:rFonts w:ascii="Consolas" w:eastAsia="Consolas" w:hAnsi="Consolas" w:cs="Consolas"/>
+        </w:rPr>
+        <w:t xml:space="preserve">theOwnersRememberMeCookieDoesNotOpenTheAdminApi</w:t>
+      </w:r>
+      <w:r>
+        <w:t xml:space="preserve"> ghi lại điều này.</w:t>
+      </w:r>
+    </w:p>
+    <w:p>
+      <w:pPr>
+        <w:pStyle w:val="ListParagraph"/>
+        <w:numPr>
+          <w:ilvl w:val="0"/>
+          <w:numId w:val="1"/>
+        </w:numPr>
+      </w:pPr>
+      <w:r>
+        <w:rPr>
+          <w:b/>
+          <w:bCs/>
+        </w:rPr>
+        <w:t xml:space="preserve">Bẫy 3, role viết ở hai nơi:</w:t>
+      </w:r>
+      <w:r>
+        <w:t xml:space="preserve"> </w:t>
+      </w:r>
+      <w:r>
+        <w:rPr>
+          <w:rFonts w:ascii="Consolas" w:eastAsia="Consolas" w:hAnsi="Consolas" w:cs="Consolas"/>
+        </w:rPr>
+        <w:t xml:space="preserve">common</w:t>
+      </w:r>
+      <w:r>
+        <w:t xml:space="preserve"> không được phụ thuộc </w:t>
+      </w:r>
+      <w:r>
+        <w:rPr>
+          <w:rFonts w:ascii="Consolas" w:eastAsia="Consolas" w:hAnsi="Consolas" w:cs="Consolas"/>
+        </w:rPr>
+        <w:t xml:space="preserve">identity</w:t>
+      </w:r>
+      <w:r>
+        <w:t xml:space="preserve"> (luật module), nên chữ </w:t>
+      </w:r>
+      <w:r>
+        <w:rPr>
+          <w:rFonts w:ascii="Consolas" w:eastAsia="Consolas" w:hAnsi="Consolas" w:cs="Consolas"/>
+        </w:rPr>
+        <w:t xml:space="preserve">"ADMIN"</w:t>
+      </w:r>
+      <w:r>
+        <w:t xml:space="preserve"> có ở cả </w:t>
+      </w:r>
+      <w:r>
+        <w:rPr>
+          <w:rFonts w:ascii="Consolas" w:eastAsia="Consolas" w:hAnsi="Consolas" w:cs="Consolas"/>
+        </w:rPr>
+        <w:t xml:space="preserve">LoginConfiguration</w:t>
+      </w:r>
+      <w:r>
+        <w:t xml:space="preserve"> (cấp role) và </w:t>
+      </w:r>
+      <w:r>
+        <w:rPr>
+          <w:rFonts w:ascii="Consolas" w:eastAsia="Consolas" w:hAnsi="Consolas" w:cs="Consolas"/>
+        </w:rPr>
+        <w:t xml:space="preserve">SecurityConfig</w:t>
+      </w:r>
+      <w:r>
+        <w:t xml:space="preserve"> (kiểm role). Test </w:t>
+      </w:r>
+      <w:r>
+        <w:rPr>
+          <w:rFonts w:ascii="Consolas" w:eastAsia="Consolas" w:hAnsi="Consolas" w:cs="Consolas"/>
+        </w:rPr>
+        <w:t xml:space="preserve">AdminSignInTests</w:t>
+      </w:r>
+      <w:r>
+        <w:t xml:space="preserve"> đăng nhập thật và gọi thật, nên hai nơi lệch nhau là test đỏ.</w:t>
+      </w:r>
+    </w:p>
+    <w:p>
+      <w:pPr>
+        <w:pStyle w:val="Heading3"/>
+      </w:pPr>
+      <w:r>
+        <w:t xml:space="preserve">25.5 Module mới </w:t>
+      </w:r>
+      <w:r>
+        <w:rPr>
+          <w:rFonts w:ascii="Consolas" w:eastAsia="Consolas" w:hAnsi="Consolas" w:cs="Consolas"/>
+        </w:rPr>
+        <w:t xml:space="preserve">admin</w:t>
+      </w:r>
+      <w:r>
+        <w:t xml:space="preserve"> và </w:t>
+      </w:r>
+      <w:r>
+        <w:rPr>
+          <w:rFonts w:ascii="Consolas" w:eastAsia="Consolas" w:hAnsi="Consolas" w:cs="Consolas"/>
+        </w:rPr>
+        <w:t xml:space="preserve">GET /api/admin/me</w:t>
+      </w:r>
+      <w:r>
+        <w:t xml:space="preserve"> (BE-100)</w:t>
+      </w:r>
+    </w:p>
+    <w:p>
+      <w:pPr>
+        <w:pStyle w:val="ListParagraph"/>
+        <w:numPr>
+          <w:ilvl w:val="0"/>
+          <w:numId w:val="1"/>
+        </w:numPr>
+      </w:pPr>
+      <w:r>
+        <w:rPr>
+          <w:b/>
+          <w:bCs/>
+        </w:rPr>
+        <w:t xml:space="preserve">Ở đâu:</w:t>
+      </w:r>
+      <w:r>
+        <w:t xml:space="preserve"> </w:t>
+      </w:r>
+      <w:r>
+        <w:rPr>
+          <w:rFonts w:ascii="Consolas" w:eastAsia="Consolas" w:hAnsi="Consolas" w:cs="Consolas"/>
+        </w:rPr>
+        <w:t xml:space="preserve">admin/api/AdminController.java</w:t>
+      </w:r>
+      <w:r>
+        <w:t xml:space="preserve">, </w:t>
+      </w:r>
+      <w:r>
+        <w:rPr>
+          <w:rFonts w:ascii="Consolas" w:eastAsia="Consolas" w:hAnsi="Consolas" w:cs="Consolas"/>
+        </w:rPr>
+        <w:t xml:space="preserve">AdminMeResponse.java</w:t>
+      </w:r>
+      <w:r>
+        <w:t xml:space="preserve">.</w:t>
+      </w:r>
+    </w:p>
+    <w:p>
+      <w:pPr>
+        <w:pStyle w:val="ListParagraph"/>
+        <w:numPr>
+          <w:ilvl w:val="0"/>
+          <w:numId w:val="1"/>
+        </w:numPr>
+      </w:pPr>
+      <w:r>
+        <w:rPr>
+          <w:b/>
+          <w:bCs/>
+        </w:rPr>
+        <w:t xml:space="preserve">Là gì:</w:t>
+      </w:r>
+      <w:r>
+        <w:t xml:space="preserve"> package con trực tiếp của </w:t>
+      </w:r>
+      <w:r>
+        <w:rPr>
+          <w:rFonts w:ascii="Consolas" w:eastAsia="Consolas" w:hAnsi="Consolas" w:cs="Consolas"/>
+        </w:rPr>
+        <w:t xml:space="preserve">dev.sino</w:t>
+      </w:r>
+      <w:r>
+        <w:t xml:space="preserve"> nên Spring Modulith tự coi </w:t>
+      </w:r>
+      <w:r>
+        <w:rPr>
+          <w:rFonts w:ascii="Consolas" w:eastAsia="Consolas" w:hAnsi="Consolas" w:cs="Consolas"/>
+        </w:rPr>
+        <w:t xml:space="preserve">admin</w:t>
+      </w:r>
+      <w:r>
+        <w:t xml:space="preserve"> là một module. </w:t>
+      </w:r>
+      <w:r>
+        <w:rPr>
+          <w:rFonts w:ascii="Consolas" w:eastAsia="Consolas" w:hAnsi="Consolas" w:cs="Consolas"/>
+        </w:rPr>
+        <w:t xml:space="preserve">GET /api/admin/me</w:t>
+      </w:r>
+      <w:r>
+        <w:t xml:space="preserve"> trả </w:t>
+      </w:r>
+      <w:r>
+        <w:rPr>
+          <w:rFonts w:ascii="Consolas" w:eastAsia="Consolas" w:hAnsi="Consolas" w:cs="Consolas"/>
+        </w:rPr>
+        <w:t xml:space="preserve">{ "email": ... }</w:t>
+      </w:r>
+      <w:r>
+        <w:t xml:space="preserve"> lấy từ </w:t>
+      </w:r>
+      <w:r>
+        <w:rPr>
+          <w:rFonts w:ascii="Consolas" w:eastAsia="Consolas" w:hAnsi="Consolas" w:cs="Consolas"/>
+        </w:rPr>
+        <w:t xml:space="preserve">Authentication.getName()</w:t>
+      </w:r>
+      <w:r>
+        <w:t xml:space="preserve">.</w:t>
+      </w:r>
+    </w:p>
+    <w:p>
+      <w:pPr>
+        <w:pStyle w:val="ListParagraph"/>
+        <w:numPr>
+          <w:ilvl w:val="0"/>
+          <w:numId w:val="1"/>
+        </w:numPr>
+      </w:pPr>
+      <w:r>
+        <w:rPr>
+          <w:b/>
+          <w:bCs/>
+        </w:rPr>
+        <w:t xml:space="preserve">Để làm gì:</w:t>
+      </w:r>
+      <w:r>
+        <w:t xml:space="preserve"> giao diện admin sau này hỏi "tôi là ai". </w:t>
+      </w:r>
+      <w:r>
+        <w:rPr>
+          <w:rFonts w:ascii="Consolas" w:eastAsia="Consolas" w:hAnsi="Consolas" w:cs="Consolas"/>
+        </w:rPr>
+        <w:t xml:space="preserve">GET /api/auth/me</w:t>
+      </w:r>
+      <w:r>
+        <w:t xml:space="preserve"> của web owner thì trả </w:t>
+      </w:r>
+      <w:r>
+        <w:rPr>
+          <w:rFonts w:ascii="Consolas" w:eastAsia="Consolas" w:hAnsi="Consolas" w:cs="Consolas"/>
+        </w:rPr>
+        <w:t xml:space="preserve">401</w:t>
+      </w:r>
+      <w:r>
+        <w:t xml:space="preserve"> cho phiên admin, vì nó tìm người dùng trong </w:t>
+      </w:r>
+      <w:r>
+        <w:rPr>
+          <w:rFonts w:ascii="Consolas" w:eastAsia="Consolas" w:hAnsi="Consolas" w:cs="Consolas"/>
+        </w:rPr>
+        <w:t xml:space="preserve">app_user</w:t>
+      </w:r>
+      <w:r>
+        <w:t xml:space="preserve"> mà admin không có ở đó: web owner coi như chưa đăng nhập và không mở giao diện owner cho admin.</w:t>
+      </w:r>
+    </w:p>
+    <w:p>
+      <w:pPr>
+        <w:pStyle w:val="ListParagraph"/>
+        <w:numPr>
+          <w:ilvl w:val="0"/>
+          <w:numId w:val="1"/>
+        </w:numPr>
+      </w:pPr>
+      <w:r>
+        <w:rPr>
+          <w:b/>
+          <w:bCs/>
+        </w:rPr>
+        <w:t xml:space="preserve">Bẫy:</w:t>
+      </w:r>
+      <w:r>
+        <w:t xml:space="preserve"> controller không cần tự kiểm role. Security chain đã chặn trước khi request tới controller; thêm kiểm role trong controller là kiểm hai lần và dễ lệch nhau.</w:t>
+      </w:r>
+    </w:p>
+    <w:p>
+      <w:pPr>
+        <w:pStyle w:val="Heading3"/>
+      </w:pPr>
+      <w:r>
+        <w:t xml:space="preserve">25.6 Kiểm chứng của BE-100</w:t>
+      </w:r>
+    </w:p>
+    <w:p>
+      <w:pPr>
+        <w:pStyle w:val="ListParagraph"/>
+        <w:numPr>
+          <w:ilvl w:val="0"/>
+          <w:numId w:val="1"/>
+        </w:numPr>
+      </w:pPr>
+      <w:r>
+        <w:rPr>
+          <w:rFonts w:ascii="Consolas" w:eastAsia="Consolas" w:hAnsi="Consolas" w:cs="Consolas"/>
+        </w:rPr>
+        <w:t xml:space="preserve">LoginSettingsTests</w:t>
+      </w:r>
+      <w:r>
+        <w:t xml:space="preserve"> (thêm 8 ca admin), </w:t>
+      </w:r>
+      <w:r>
+        <w:rPr>
+          <w:rFonts w:ascii="Consolas" w:eastAsia="Consolas" w:hAnsi="Consolas" w:cs="Consolas"/>
+        </w:rPr>
+        <w:t xml:space="preserve">AdminLoginTests</w:t>
+      </w:r>
+      <w:r>
+        <w:t xml:space="preserve"> (role, cookie ghi nhớ, cookie giả mạo), </w:t>
+      </w:r>
+      <w:r>
+        <w:rPr>
+          <w:rFonts w:ascii="Consolas" w:eastAsia="Consolas" w:hAnsi="Consolas" w:cs="Consolas"/>
+        </w:rPr>
+        <w:t xml:space="preserve">AdminSignInTests</w:t>
+      </w:r>
+      <w:r>
+        <w:t xml:space="preserve"> (server thật cổng ngẫu nhiên, client giữ cookie như trình duyệt).</w:t>
+      </w:r>
+    </w:p>
+    <w:p>
+      <w:pPr>
+        <w:pStyle w:val="ListParagraph"/>
+        <w:numPr>
+          <w:ilvl w:val="0"/>
+          <w:numId w:val="1"/>
+        </w:numPr>
+      </w:pPr>
+      <w:r>
+        <w:t xml:space="preserve">Test viết trước: sau bước "identity" (cấu hình, đăng nhập), </w:t>
+      </w:r>
+      <w:r>
+        <w:rPr>
+          <w:rFonts w:ascii="Consolas" w:eastAsia="Consolas" w:hAnsi="Consolas" w:cs="Consolas"/>
+        </w:rPr>
+        <w:t xml:space="preserve">AdminSignInTests</w:t>
+      </w:r>
+      <w:r>
+        <w:t xml:space="preserve"> đỏ đúng 4 ca (admin vẫn đọc được </w:t>
+      </w:r>
+      <w:r>
+        <w:rPr>
+          <w:rFonts w:ascii="Consolas" w:eastAsia="Consolas" w:hAnsi="Consolas" w:cs="Consolas"/>
+        </w:rPr>
+        <w:t xml:space="preserve">/api/accounts</w:t>
+      </w:r>
+      <w:r>
+        <w:t xml:space="preserve">, chưa có </w:t>
+      </w:r>
+      <w:r>
+        <w:rPr>
+          <w:rFonts w:ascii="Consolas" w:eastAsia="Consolas" w:hAnsi="Consolas" w:cs="Consolas"/>
+        </w:rPr>
+        <w:t xml:space="preserve">/api/admin/me</w:t>
+      </w:r>
+      <w:r>
+        <w:t xml:space="preserve">); sau bước "security chain + controller" thì xanh.</w:t>
+      </w:r>
+    </w:p>
     <w:p/>
     <w:sectPr>
       <w:pgSz w:w="11906" w:h="16838"/>

--- a/docs/knowledge/phase-0-backend-foundation.docx
+++ b/docs/knowledge/phase-0-backend-foundation.docx
@@ -17984,6 +17984,1128 @@
         <w:t xml:space="preserve">); sau bước "security chain + controller" thì xanh.</w:t>
       </w:r>
     </w:p>
+    <w:p>
+      <w:pPr>
+        <w:pStyle w:val="ListParagraph"/>
+        <w:numPr>
+          <w:ilvl w:val="0"/>
+          <w:numId w:val="1"/>
+        </w:numPr>
+      </w:pPr>
+      <w:r>
+        <w:t xml:space="preserve">Kiểm bằng lỗi gài (mutation): 8 lỗi gài vào </w:t>
+      </w:r>
+      <w:r>
+        <w:rPr>
+          <w:rFonts w:ascii="Consolas" w:eastAsia="Consolas" w:hAnsi="Consolas" w:cs="Consolas"/>
+        </w:rPr>
+        <w:t xml:space="preserve">LoginSettings</w:t>
+      </w:r>
+      <w:r>
+        <w:t xml:space="preserve">, </w:t>
+      </w:r>
+      <w:r>
+        <w:rPr>
+          <w:rFonts w:ascii="Consolas" w:eastAsia="Consolas" w:hAnsi="Consolas" w:cs="Consolas"/>
+        </w:rPr>
+        <w:t xml:space="preserve">LoginConfiguration</w:t>
+      </w:r>
+      <w:r>
+        <w:t xml:space="preserve">, </w:t>
+      </w:r>
+      <w:r>
+        <w:rPr>
+          <w:rFonts w:ascii="Consolas" w:eastAsia="Consolas" w:hAnsi="Consolas" w:cs="Consolas"/>
+        </w:rPr>
+        <w:t xml:space="preserve">SecurityConfig</w:t>
+      </w:r>
+      <w:r>
+        <w:t xml:space="preserve"> (ví dụ bỏ </w:t>
+      </w:r>
+      <w:r>
+        <w:rPr>
+          <w:rFonts w:ascii="Consolas" w:eastAsia="Consolas" w:hAnsi="Consolas" w:cs="Consolas"/>
+        </w:rPr>
+        <w:t xml:space="preserve">not(hasRole("ADMIN"))</w:t>
+      </w:r>
+      <w:r>
+        <w:t xml:space="preserve">, cho admin nhận cookie ghi nhớ), cả 8 đều làm test đỏ. Nghĩa là nếu ai đó vô tình làm hỏng một trong các luật này, build sẽ báo.</w:t>
+      </w:r>
+    </w:p>
+    <w:p>
+      <w:pPr>
+        <w:pStyle w:val="Heading3"/>
+      </w:pPr>
+      <w:r>
+        <w:t xml:space="preserve">25.7 Ba public API mới cho người vận hành (BE-101, D-265)</w:t>
+      </w:r>
+    </w:p>
+    <w:p>
+      <w:pPr>
+        <w:pStyle w:val="ListParagraph"/>
+        <w:numPr>
+          <w:ilvl w:val="0"/>
+          <w:numId w:val="1"/>
+        </w:numPr>
+      </w:pPr>
+      <w:r>
+        <w:rPr>
+          <w:b/>
+          <w:bCs/>
+        </w:rPr>
+        <w:t xml:space="preserve">Ở đâu:</w:t>
+      </w:r>
+      <w:r>
+        <w:t xml:space="preserve"> </w:t>
+      </w:r>
+      <w:r>
+        <w:rPr>
+          <w:rFonts w:ascii="Consolas" w:eastAsia="Consolas" w:hAnsi="Consolas" w:cs="Consolas"/>
+        </w:rPr>
+        <w:t xml:space="preserve">identity/UserDirectory.java</w:t>
+      </w:r>
+      <w:r>
+        <w:t xml:space="preserve"> + </w:t>
+      </w:r>
+      <w:r>
+        <w:rPr>
+          <w:rFonts w:ascii="Consolas" w:eastAsia="Consolas" w:hAnsi="Consolas" w:cs="Consolas"/>
+        </w:rPr>
+        <w:t xml:space="preserve">UserSummary.java</w:t>
+      </w:r>
+      <w:r>
+        <w:t xml:space="preserve">; </w:t>
+      </w:r>
+      <w:r>
+        <w:rPr>
+          <w:rFonts w:ascii="Consolas" w:eastAsia="Consolas" w:hAnsi="Consolas" w:cs="Consolas"/>
+        </w:rPr>
+        <w:t xml:space="preserve">account/AccountRoster.java</w:t>
+      </w:r>
+      <w:r>
+        <w:t xml:space="preserve"> + </w:t>
+      </w:r>
+      <w:r>
+        <w:rPr>
+          <w:rFonts w:ascii="Consolas" w:eastAsia="Consolas" w:hAnsi="Consolas" w:cs="Consolas"/>
+        </w:rPr>
+        <w:t xml:space="preserve">AccountListing.java</w:t>
+      </w:r>
+      <w:r>
+        <w:t xml:space="preserve">; </w:t>
+      </w:r>
+      <w:r>
+        <w:rPr>
+          <w:rFonts w:ascii="Consolas" w:eastAsia="Consolas" w:hAnsi="Consolas" w:cs="Consolas"/>
+        </w:rPr>
+        <w:t xml:space="preserve">sync/SyncStatuses.java</w:t>
+      </w:r>
+      <w:r>
+        <w:t xml:space="preserve"> + </w:t>
+      </w:r>
+      <w:r>
+        <w:rPr>
+          <w:rFonts w:ascii="Consolas" w:eastAsia="Consolas" w:hAnsi="Consolas" w:cs="Consolas"/>
+        </w:rPr>
+        <w:t xml:space="preserve">AccountSyncStatus.java</w:t>
+      </w:r>
+      <w:r>
+        <w:t xml:space="preserve">. Phần cài đặt: </w:t>
+      </w:r>
+      <w:r>
+        <w:rPr>
+          <w:rFonts w:ascii="Consolas" w:eastAsia="Consolas" w:hAnsi="Consolas" w:cs="Consolas"/>
+        </w:rPr>
+        <w:t xml:space="preserve">UserDirectoryService</w:t>
+      </w:r>
+      <w:r>
+        <w:t xml:space="preserve">, </w:t>
+      </w:r>
+      <w:r>
+        <w:rPr>
+          <w:rFonts w:ascii="Consolas" w:eastAsia="Consolas" w:hAnsi="Consolas" w:cs="Consolas"/>
+        </w:rPr>
+        <w:t xml:space="preserve">AccountRosterService</w:t>
+      </w:r>
+      <w:r>
+        <w:t xml:space="preserve">, </w:t>
+      </w:r>
+      <w:r>
+        <w:rPr>
+          <w:rFonts w:ascii="Consolas" w:eastAsia="Consolas" w:hAnsi="Consolas" w:cs="Consolas"/>
+        </w:rPr>
+        <w:t xml:space="preserve">SyncStatusService</w:t>
+      </w:r>
+      <w:r>
+        <w:t xml:space="preserve"> trong package </w:t>
+      </w:r>
+      <w:r>
+        <w:rPr>
+          <w:rFonts w:ascii="Consolas" w:eastAsia="Consolas" w:hAnsi="Consolas" w:cs="Consolas"/>
+        </w:rPr>
+        <w:t xml:space="preserve">application</w:t>
+      </w:r>
+      <w:r>
+        <w:t xml:space="preserve"> của từng module.</w:t>
+      </w:r>
+    </w:p>
+    <w:p>
+      <w:pPr>
+        <w:pStyle w:val="ListParagraph"/>
+        <w:numPr>
+          <w:ilvl w:val="0"/>
+          <w:numId w:val="1"/>
+        </w:numPr>
+      </w:pPr>
+      <w:r>
+        <w:rPr>
+          <w:b/>
+          <w:bCs/>
+        </w:rPr>
+        <w:t xml:space="preserve">Là gì:</w:t>
+      </w:r>
+      <w:r>
+        <w:t xml:space="preserve"> mỗi module mở thêm một "cửa sổ chỉ đọc" ở </w:t>
+      </w:r>
+      <w:r>
+        <w:rPr>
+          <w:b/>
+          <w:bCs/>
+        </w:rPr>
+        <w:t xml:space="preserve">base package</w:t>
+      </w:r>
+      <w:r>
+        <w:t xml:space="preserve"> của nó (package </w:t>
+      </w:r>
+      <w:r>
+        <w:rPr>
+          <w:rFonts w:ascii="Consolas" w:eastAsia="Consolas" w:hAnsi="Consolas" w:cs="Consolas"/>
+        </w:rPr>
+        <w:t xml:space="preserve">dev.sino.&lt;module&gt;</w:t>
+      </w:r>
+      <w:r>
+        <w:t xml:space="preserve">). Spring Modulith chỉ cho module khác dùng type ở base package; mọi thứ trong </w:t>
+      </w:r>
+      <w:r>
+        <w:rPr>
+          <w:rFonts w:ascii="Consolas" w:eastAsia="Consolas" w:hAnsi="Consolas" w:cs="Consolas"/>
+        </w:rPr>
+        <w:t xml:space="preserve">application</w:t>
+      </w:r>
+      <w:r>
+        <w:t xml:space="preserve">, </w:t>
+      </w:r>
+      <w:r>
+        <w:rPr>
+          <w:rFonts w:ascii="Consolas" w:eastAsia="Consolas" w:hAnsi="Consolas" w:cs="Consolas"/>
+        </w:rPr>
+        <w:t xml:space="preserve">domain</w:t>
+      </w:r>
+      <w:r>
+        <w:t xml:space="preserve">, </w:t>
+      </w:r>
+      <w:r>
+        <w:rPr>
+          <w:rFonts w:ascii="Consolas" w:eastAsia="Consolas" w:hAnsi="Consolas" w:cs="Consolas"/>
+        </w:rPr>
+        <w:t xml:space="preserve">infrastructure</w:t>
+      </w:r>
+      <w:r>
+        <w:t xml:space="preserve"> là nội bộ.</w:t>
+      </w:r>
+    </w:p>
+    <w:p>
+      <w:pPr>
+        <w:shd w:val="clear" w:color="auto" w:fill="F2F3F5"/>
+        <w:ind w:left="0"/>
+      </w:pPr>
+      <w:r>
+        <w:rPr>
+          <w:rFonts w:ascii="Consolas" w:eastAsia="Consolas" w:hAnsi="Consolas" w:cs="Consolas"/>
+          <w:sz w:val="19"/>
+          <w:szCs w:val="19"/>
+        </w:rPr>
+        <w:t xml:space="preserve">admin ──&gt; identity.UserDirectory      (người dùng)</w:t>
+        <w:br/>
+        <w:t xml:space="preserve">      ──&gt; account.AccountRoster       (tài khoản của mọi owner, trừ đã gỡ)</w:t>
+        <w:br/>
+        <w:t xml:space="preserve">      ──&gt; sync.SyncStatuses           (tình trạng nhập thư / đồng bộ / thông báo đẩy)</w:t>
+        <w:br/>
+        <w:t xml:space="preserve">      ──&gt; conversation.ConversationStats  (số thư đã lưu, có sẵn từ F05)</w:t>
+      </w:r>
+    </w:p>
+    <w:p>
+      <w:pPr>
+        <w:pStyle w:val="ListParagraph"/>
+        <w:numPr>
+          <w:ilvl w:val="0"/>
+          <w:numId w:val="1"/>
+        </w:numPr>
+      </w:pPr>
+      <w:r>
+        <w:rPr>
+          <w:b/>
+          <w:bCs/>
+        </w:rPr>
+        <w:t xml:space="preserve">Để làm gì:</w:t>
+      </w:r>
+      <w:r>
+        <w:t xml:space="preserve"> module </w:t>
+      </w:r>
+      <w:r>
+        <w:rPr>
+          <w:rFonts w:ascii="Consolas" w:eastAsia="Consolas" w:hAnsi="Consolas" w:cs="Consolas"/>
+        </w:rPr>
+        <w:t xml:space="preserve">admin</w:t>
+      </w:r>
+      <w:r>
+        <w:t xml:space="preserve"> cần dữ liệu của bốn module khác mà không được đọc thẳng bảng của chúng.</w:t>
+      </w:r>
+    </w:p>
+    <w:p>
+      <w:pPr>
+        <w:pStyle w:val="ListParagraph"/>
+        <w:numPr>
+          <w:ilvl w:val="0"/>
+          <w:numId w:val="1"/>
+        </w:numPr>
+      </w:pPr>
+      <w:r>
+        <w:rPr>
+          <w:b/>
+          <w:bCs/>
+        </w:rPr>
+        <w:t xml:space="preserve">Vì sao chọn:</w:t>
+      </w:r>
+      <w:r>
+        <w:t xml:space="preserve"> nếu </w:t>
+      </w:r>
+      <w:r>
+        <w:rPr>
+          <w:rFonts w:ascii="Consolas" w:eastAsia="Consolas" w:hAnsi="Consolas" w:cs="Consolas"/>
+        </w:rPr>
+        <w:t xml:space="preserve">admin</w:t>
+      </w:r>
+      <w:r>
+        <w:t xml:space="preserve"> viết SQL đọc thẳng </w:t>
+      </w:r>
+      <w:r>
+        <w:rPr>
+          <w:rFonts w:ascii="Consolas" w:eastAsia="Consolas" w:hAnsi="Consolas" w:cs="Consolas"/>
+        </w:rPr>
+        <w:t xml:space="preserve">connected_account</w:t>
+      </w:r>
+      <w:r>
+        <w:t xml:space="preserve"> hay </w:t>
+      </w:r>
+      <w:r>
+        <w:rPr>
+          <w:rFonts w:ascii="Consolas" w:eastAsia="Consolas" w:hAnsi="Consolas" w:cs="Consolas"/>
+        </w:rPr>
+        <w:t xml:space="preserve">sync_checkpoint</w:t>
+      </w:r>
+      <w:r>
+        <w:t xml:space="preserve">, thì </w:t>
+      </w:r>
+      <w:r>
+        <w:rPr>
+          <w:rFonts w:ascii="Consolas" w:eastAsia="Consolas" w:hAnsi="Consolas" w:cs="Consolas"/>
+        </w:rPr>
+        <w:t xml:space="preserve">ModularityTests</w:t>
+      </w:r>
+      <w:r>
+        <w:t xml:space="preserve"> </w:t>
+      </w:r>
+      <w:r>
+        <w:rPr>
+          <w:b/>
+          <w:bCs/>
+        </w:rPr>
+        <w:t xml:space="preserve">không bắt được</w:t>
+      </w:r>
+      <w:r>
+        <w:t xml:space="preserve"> (nó chỉ kiểm tham chiếu giữa các class Java, không đọc chuỗi SQL), và khi module </w:t>
+      </w:r>
+      <w:r>
+        <w:rPr>
+          <w:rFonts w:ascii="Consolas" w:eastAsia="Consolas" w:hAnsi="Consolas" w:cs="Consolas"/>
+        </w:rPr>
+        <w:t xml:space="preserve">sync</w:t>
+      </w:r>
+      <w:r>
+        <w:t xml:space="preserve"> đổi bảng thì admin hỏng mà không ai biết. Qua public API, module sở hữu dữ liệu tự quyết cách đọc.</w:t>
+      </w:r>
+    </w:p>
+    <w:p>
+      <w:pPr>
+        <w:pStyle w:val="ListParagraph"/>
+        <w:numPr>
+          <w:ilvl w:val="0"/>
+          <w:numId w:val="1"/>
+        </w:numPr>
+      </w:pPr>
+      <w:r>
+        <w:rPr>
+          <w:b/>
+          <w:bCs/>
+        </w:rPr>
+        <w:t xml:space="preserve">Vì sao </w:t>
+      </w:r>
+      <w:r>
+        <w:rPr>
+          <w:rFonts w:ascii="Consolas" w:eastAsia="Consolas" w:hAnsi="Consolas" w:cs="Consolas"/>
+          <w:b/>
+          <w:bCs/>
+        </w:rPr>
+        <w:t xml:space="preserve">AccountRoster</w:t>
+      </w:r>
+      <w:r>
+        <w:rPr>
+          <w:b/>
+          <w:bCs/>
+        </w:rPr>
+        <w:t xml:space="preserve"> tách khỏi </w:t>
+      </w:r>
+      <w:r>
+        <w:rPr>
+          <w:rFonts w:ascii="Consolas" w:eastAsia="Consolas" w:hAnsi="Consolas" w:cs="Consolas"/>
+          <w:b/>
+          <w:bCs/>
+        </w:rPr>
+        <w:t xml:space="preserve">AccountDirectory</w:t>
+      </w:r>
+      <w:r>
+        <w:rPr>
+          <w:b/>
+          <w:bCs/>
+        </w:rPr>
+        <w:t xml:space="preserve">:</w:t>
+      </w:r>
+      <w:r>
+        <w:t xml:space="preserve"> </w:t>
+      </w:r>
+      <w:r>
+        <w:rPr>
+          <w:rFonts w:ascii="Consolas" w:eastAsia="Consolas" w:hAnsi="Consolas" w:cs="Consolas"/>
+        </w:rPr>
+        <w:t xml:space="preserve">AccountDirectory</w:t>
+      </w:r>
+      <w:r>
+        <w:t xml:space="preserve"> là cách các module đọc tài khoản </w:t>
+      </w:r>
+      <w:r>
+        <w:rPr>
+          <w:b/>
+          <w:bCs/>
+        </w:rPr>
+        <w:t xml:space="preserve">của một owner</w:t>
+      </w:r>
+      <w:r>
+        <w:t xml:space="preserve"> để làm việc cho owner đó. "Mọi tài khoản của mọi người" là việc của người vận hành, một vai khác; trộn vào một interface thì dễ có người dùng nhầm method "mọi tài khoản" trong một request của người dùng.</w:t>
+      </w:r>
+    </w:p>
+    <w:p>
+      <w:pPr>
+        <w:pStyle w:val="ListParagraph"/>
+        <w:numPr>
+          <w:ilvl w:val="0"/>
+          <w:numId w:val="1"/>
+        </w:numPr>
+      </w:pPr>
+      <w:r>
+        <w:rPr>
+          <w:b/>
+          <w:bCs/>
+        </w:rPr>
+        <w:t xml:space="preserve">Bẫy:</w:t>
+      </w:r>
+      <w:r>
+        <w:t xml:space="preserve"> </w:t>
+      </w:r>
+      <w:r>
+        <w:rPr>
+          <w:rFonts w:ascii="Consolas" w:eastAsia="Consolas" w:hAnsi="Consolas" w:cs="Consolas"/>
+        </w:rPr>
+        <w:t xml:space="preserve">UserSummary.status</w:t>
+      </w:r>
+      <w:r>
+        <w:t xml:space="preserve"> là chữ (</w:t>
+      </w:r>
+      <w:r>
+        <w:rPr>
+          <w:rFonts w:ascii="Consolas" w:eastAsia="Consolas" w:hAnsi="Consolas" w:cs="Consolas"/>
+        </w:rPr>
+        <w:t xml:space="preserve">"ACTIVE"</w:t>
+      </w:r>
+      <w:r>
+        <w:t xml:space="preserve">), không phải enum </w:t>
+      </w:r>
+      <w:r>
+        <w:rPr>
+          <w:rFonts w:ascii="Consolas" w:eastAsia="Consolas" w:hAnsi="Consolas" w:cs="Consolas"/>
+        </w:rPr>
+        <w:t xml:space="preserve">UserStatus</w:t>
+      </w:r>
+      <w:r>
+        <w:t xml:space="preserve">. Enum đó nằm trong </w:t>
+      </w:r>
+      <w:r>
+        <w:rPr>
+          <w:rFonts w:ascii="Consolas" w:eastAsia="Consolas" w:hAnsi="Consolas" w:cs="Consolas"/>
+        </w:rPr>
+        <w:t xml:space="preserve">identity.infrastructure</w:t>
+      </w:r>
+      <w:r>
+        <w:t xml:space="preserve"> (nội bộ); đưa nó vào một type công khai thì module khác phải import một type nội bộ và </w:t>
+      </w:r>
+      <w:r>
+        <w:rPr>
+          <w:rFonts w:ascii="Consolas" w:eastAsia="Consolas" w:hAnsi="Consolas" w:cs="Consolas"/>
+        </w:rPr>
+        <w:t xml:space="preserve">ModularityTests</w:t>
+      </w:r>
+      <w:r>
+        <w:t xml:space="preserve"> báo lỗi.</w:t>
+      </w:r>
+    </w:p>
+    <w:p>
+      <w:pPr>
+        <w:pStyle w:val="Heading3"/>
+      </w:pPr>
+      <w:r>
+        <w:t xml:space="preserve">25.8 Một chỗ tính </w:t>
+      </w:r>
+      <w:r>
+        <w:rPr>
+          <w:rFonts w:ascii="Consolas" w:eastAsia="Consolas" w:hAnsi="Consolas" w:cs="Consolas"/>
+        </w:rPr>
+        <w:t xml:space="preserve">push</w:t>
+      </w:r>
+      <w:r>
+        <w:t xml:space="preserve"> cho cả owner và admin (BE-101)</w:t>
+      </w:r>
+    </w:p>
+    <w:p>
+      <w:pPr>
+        <w:pStyle w:val="ListParagraph"/>
+        <w:numPr>
+          <w:ilvl w:val="0"/>
+          <w:numId w:val="1"/>
+        </w:numPr>
+      </w:pPr>
+      <w:r>
+        <w:rPr>
+          <w:b/>
+          <w:bCs/>
+        </w:rPr>
+        <w:t xml:space="preserve">Ở đâu:</w:t>
+      </w:r>
+      <w:r>
+        <w:t xml:space="preserve"> </w:t>
+      </w:r>
+      <w:r>
+        <w:rPr>
+          <w:rFonts w:ascii="Consolas" w:eastAsia="Consolas" w:hAnsi="Consolas" w:cs="Consolas"/>
+        </w:rPr>
+        <w:t xml:space="preserve">sync/application/LiveSyncService.pushOf(Checkpoint)</w:t>
+      </w:r>
+      <w:r>
+        <w:t xml:space="preserve">, được </w:t>
+      </w:r>
+      <w:r>
+        <w:rPr>
+          <w:rFonts w:ascii="Consolas" w:eastAsia="Consolas" w:hAnsi="Consolas" w:cs="Consolas"/>
+        </w:rPr>
+        <w:t xml:space="preserve">LiveSyncService</w:t>
+      </w:r>
+      <w:r>
+        <w:t xml:space="preserve"> (API của owner) và </w:t>
+      </w:r>
+      <w:r>
+        <w:rPr>
+          <w:rFonts w:ascii="Consolas" w:eastAsia="Consolas" w:hAnsi="Consolas" w:cs="Consolas"/>
+        </w:rPr>
+        <w:t xml:space="preserve">SyncStatusService</w:t>
+      </w:r>
+      <w:r>
+        <w:t xml:space="preserve"> (cho admin) cùng gọi.</w:t>
+      </w:r>
+    </w:p>
+    <w:p>
+      <w:pPr>
+        <w:pStyle w:val="ListParagraph"/>
+        <w:numPr>
+          <w:ilvl w:val="0"/>
+          <w:numId w:val="1"/>
+        </w:numPr>
+      </w:pPr>
+      <w:r>
+        <w:rPr>
+          <w:b/>
+          <w:bCs/>
+        </w:rPr>
+        <w:t xml:space="preserve">Là gì:</w:t>
+      </w:r>
+      <w:r>
+        <w:t xml:space="preserve"> </w:t>
+      </w:r>
+      <w:r>
+        <w:rPr>
+          <w:rFonts w:ascii="Consolas" w:eastAsia="Consolas" w:hAnsi="Consolas" w:cs="Consolas"/>
+        </w:rPr>
+        <w:t xml:space="preserve">FAILED</w:t>
+      </w:r>
+      <w:r>
+        <w:t xml:space="preserve"> khi lần đăng ký nhận thông báo cuối bị lỗi, </w:t>
+      </w:r>
+      <w:r>
+        <w:rPr>
+          <w:rFonts w:ascii="Consolas" w:eastAsia="Consolas" w:hAnsi="Consolas" w:cs="Consolas"/>
+        </w:rPr>
+        <w:t xml:space="preserve">ACTIVE</w:t>
+      </w:r>
+      <w:r>
+        <w:t xml:space="preserve"> khi đang nhận, </w:t>
+      </w:r>
+      <w:r>
+        <w:rPr>
+          <w:rFonts w:ascii="Consolas" w:eastAsia="Consolas" w:hAnsi="Consolas" w:cs="Consolas"/>
+        </w:rPr>
+        <w:t xml:space="preserve">OFF</w:t>
+      </w:r>
+      <w:r>
+        <w:t xml:space="preserve"> khi không có.</w:t>
+      </w:r>
+    </w:p>
+    <w:p>
+      <w:pPr>
+        <w:pStyle w:val="ListParagraph"/>
+        <w:numPr>
+          <w:ilvl w:val="0"/>
+          <w:numId w:val="1"/>
+        </w:numPr>
+      </w:pPr>
+      <w:r>
+        <w:rPr>
+          <w:b/>
+          <w:bCs/>
+        </w:rPr>
+        <w:t xml:space="preserve">Vì sao chọn:</w:t>
+      </w:r>
+      <w:r>
+        <w:t xml:space="preserve"> chép quy tắc này sang </w:t>
+      </w:r>
+      <w:r>
+        <w:rPr>
+          <w:rFonts w:ascii="Consolas" w:eastAsia="Consolas" w:hAnsi="Consolas" w:cs="Consolas"/>
+        </w:rPr>
+        <w:t xml:space="preserve">SyncStatusService</w:t>
+      </w:r>
+      <w:r>
+        <w:t xml:space="preserve"> thì sau này sửa một chỗ, quên chỗ kia, owner và admin sẽ thấy hai trạng thái khác nhau cho cùng một tài khoản. </w:t>
+      </w:r>
+      <w:r>
+        <w:rPr>
+          <w:rFonts w:ascii="Consolas" w:eastAsia="Consolas" w:hAnsi="Consolas" w:cs="Consolas"/>
+        </w:rPr>
+        <w:t xml:space="preserve">LiveSyncApiTests</w:t>
+      </w:r>
+      <w:r>
+        <w:t xml:space="preserve"> (test cũ của owner) vẫn xanh, chứng tỏ tách ra không đổi hành vi.</w:t>
+      </w:r>
+    </w:p>
+    <w:p>
+      <w:pPr>
+        <w:pStyle w:val="Heading3"/>
+      </w:pPr>
+      <w:r>
+        <w:t xml:space="preserve">25.9 </w:t>
+      </w:r>
+      <w:r>
+        <w:rPr>
+          <w:rFonts w:ascii="Consolas" w:eastAsia="Consolas" w:hAnsi="Consolas" w:cs="Consolas"/>
+        </w:rPr>
+        <w:t xml:space="preserve">AdminQueries</w:t>
+      </w:r>
+      <w:r>
+        <w:t xml:space="preserve"> và API chỉ đọc (BE-101, D-264)</w:t>
+      </w:r>
+    </w:p>
+    <w:p>
+      <w:pPr>
+        <w:pStyle w:val="ListParagraph"/>
+        <w:numPr>
+          <w:ilvl w:val="0"/>
+          <w:numId w:val="1"/>
+        </w:numPr>
+      </w:pPr>
+      <w:r>
+        <w:rPr>
+          <w:b/>
+          <w:bCs/>
+        </w:rPr>
+        <w:t xml:space="preserve">Ở đâu:</w:t>
+      </w:r>
+      <w:r>
+        <w:t xml:space="preserve"> </w:t>
+      </w:r>
+      <w:r>
+        <w:rPr>
+          <w:rFonts w:ascii="Consolas" w:eastAsia="Consolas" w:hAnsi="Consolas" w:cs="Consolas"/>
+        </w:rPr>
+        <w:t xml:space="preserve">admin/application/AdminQueries.java</w:t>
+      </w:r>
+      <w:r>
+        <w:t xml:space="preserve"> và các record </w:t>
+      </w:r>
+      <w:r>
+        <w:rPr>
+          <w:rFonts w:ascii="Consolas" w:eastAsia="Consolas" w:hAnsi="Consolas" w:cs="Consolas"/>
+        </w:rPr>
+        <w:t xml:space="preserve">UserView</w:t>
+      </w:r>
+      <w:r>
+        <w:t xml:space="preserve">, </w:t>
+      </w:r>
+      <w:r>
+        <w:rPr>
+          <w:rFonts w:ascii="Consolas" w:eastAsia="Consolas" w:hAnsi="Consolas" w:cs="Consolas"/>
+        </w:rPr>
+        <w:t xml:space="preserve">AccountView</w:t>
+      </w:r>
+      <w:r>
+        <w:t xml:space="preserve">, </w:t>
+      </w:r>
+      <w:r>
+        <w:rPr>
+          <w:rFonts w:ascii="Consolas" w:eastAsia="Consolas" w:hAnsi="Consolas" w:cs="Consolas"/>
+        </w:rPr>
+        <w:t xml:space="preserve">SyncView</w:t>
+      </w:r>
+      <w:r>
+        <w:t xml:space="preserve">, </w:t>
+      </w:r>
+      <w:r>
+        <w:rPr>
+          <w:rFonts w:ascii="Consolas" w:eastAsia="Consolas" w:hAnsi="Consolas" w:cs="Consolas"/>
+        </w:rPr>
+        <w:t xml:space="preserve">Overview</w:t>
+      </w:r>
+      <w:r>
+        <w:t xml:space="preserve">; </w:t>
+      </w:r>
+      <w:r>
+        <w:rPr>
+          <w:rFonts w:ascii="Consolas" w:eastAsia="Consolas" w:hAnsi="Consolas" w:cs="Consolas"/>
+        </w:rPr>
+        <w:t xml:space="preserve">admin/api/AdminController.java</w:t>
+      </w:r>
+      <w:r>
+        <w:t xml:space="preserve"> với </w:t>
+      </w:r>
+      <w:r>
+        <w:rPr>
+          <w:rFonts w:ascii="Consolas" w:eastAsia="Consolas" w:hAnsi="Consolas" w:cs="Consolas"/>
+        </w:rPr>
+        <w:t xml:space="preserve">OverviewResponse</w:t>
+      </w:r>
+      <w:r>
+        <w:t xml:space="preserve">, </w:t>
+      </w:r>
+      <w:r>
+        <w:rPr>
+          <w:rFonts w:ascii="Consolas" w:eastAsia="Consolas" w:hAnsi="Consolas" w:cs="Consolas"/>
+        </w:rPr>
+        <w:t xml:space="preserve">UsersResponse</w:t>
+      </w:r>
+      <w:r>
+        <w:t xml:space="preserve">, </w:t>
+      </w:r>
+      <w:r>
+        <w:rPr>
+          <w:rFonts w:ascii="Consolas" w:eastAsia="Consolas" w:hAnsi="Consolas" w:cs="Consolas"/>
+        </w:rPr>
+        <w:t xml:space="preserve">AccountsResponse</w:t>
+      </w:r>
+      <w:r>
+        <w:t xml:space="preserve">.</w:t>
+      </w:r>
+    </w:p>
+    <w:p>
+      <w:pPr>
+        <w:pStyle w:val="ListParagraph"/>
+        <w:numPr>
+          <w:ilvl w:val="0"/>
+          <w:numId w:val="1"/>
+        </w:numPr>
+      </w:pPr>
+      <w:r>
+        <w:rPr>
+          <w:b/>
+          <w:bCs/>
+        </w:rPr>
+        <w:t xml:space="preserve">Là gì:</w:t>
+      </w:r>
+      <w:r>
+        <w:t xml:space="preserve"> </w:t>
+      </w:r>
+      <w:r>
+        <w:rPr>
+          <w:rFonts w:ascii="Consolas" w:eastAsia="Consolas" w:hAnsi="Consolas" w:cs="Consolas"/>
+        </w:rPr>
+        <w:t xml:space="preserve">AdminQueries</w:t>
+      </w:r>
+      <w:r>
+        <w:t xml:space="preserve"> ghép dữ liệu từ bốn public API ở trên thành ba câu trả lời: tổng quan, người dùng, tài khoản. Controller thêm </w:t>
+      </w:r>
+      <w:r>
+        <w:rPr>
+          <w:rFonts w:ascii="Consolas" w:eastAsia="Consolas" w:hAnsi="Consolas" w:cs="Consolas"/>
+        </w:rPr>
+        <w:t xml:space="preserve">generatedAt</w:t>
+      </w:r>
+      <w:r>
+        <w:t xml:space="preserve"> (lấy từ bean </w:t>
+      </w:r>
+      <w:r>
+        <w:rPr>
+          <w:rFonts w:ascii="Consolas" w:eastAsia="Consolas" w:hAnsi="Consolas" w:cs="Consolas"/>
+        </w:rPr>
+        <w:t xml:space="preserve">Clock</w:t>
+      </w:r>
+      <w:r>
+        <w:t xml:space="preserve">, như các API khác của Sino) và trả JSON.</w:t>
+      </w:r>
+    </w:p>
+    <w:p>
+      <w:pPr>
+        <w:pStyle w:val="ListParagraph"/>
+        <w:numPr>
+          <w:ilvl w:val="0"/>
+          <w:numId w:val="1"/>
+        </w:numPr>
+      </w:pPr>
+      <w:r>
+        <w:rPr>
+          <w:b/>
+          <w:bCs/>
+        </w:rPr>
+        <w:t xml:space="preserve">Không lộ nội dung:</w:t>
+      </w:r>
+      <w:r>
+        <w:t xml:space="preserve"> các record chỉ có metadata và con số. Test </w:t>
+      </w:r>
+      <w:r>
+        <w:rPr>
+          <w:rFonts w:ascii="Consolas" w:eastAsia="Consolas" w:hAnsi="Consolas" w:cs="Consolas"/>
+        </w:rPr>
+        <w:t xml:space="preserve">noAnswerCarriesTheMailItself</w:t>
+      </w:r>
+      <w:r>
+        <w:t xml:space="preserve"> lưu một thư thật (có tiêu đề, nội dung, người gửi) rồi kiểm rằng </w:t>
+      </w:r>
+      <w:r>
+        <w:rPr>
+          <w:b/>
+          <w:bCs/>
+        </w:rPr>
+        <w:t xml:space="preserve">không</w:t>
+      </w:r>
+      <w:r>
+        <w:t xml:space="preserve"> câu trả lời nào của admin chứa các chuỗi đó, cũng không chứa ID của nhà cung cấp hay chữ "token". Lý do: chính sách Limited Use của Google không cho người vận hành đọc thư của người dùng.</w:t>
+      </w:r>
+    </w:p>
+    <w:p>
+      <w:pPr>
+        <w:pStyle w:val="ListParagraph"/>
+        <w:numPr>
+          <w:ilvl w:val="0"/>
+          <w:numId w:val="1"/>
+        </w:numPr>
+      </w:pPr>
+      <w:r>
+        <w:rPr>
+          <w:b/>
+          <w:bCs/>
+        </w:rPr>
+        <w:t xml:space="preserve">Vì sao </w:t>
+      </w:r>
+      <w:r>
+        <w:rPr>
+          <w:rFonts w:ascii="Consolas" w:eastAsia="Consolas" w:hAnsi="Consolas" w:cs="Consolas"/>
+          <w:b/>
+          <w:bCs/>
+        </w:rPr>
+        <w:t xml:space="preserve">accountsByStatus</w:t>
+      </w:r>
+      <w:r>
+        <w:rPr>
+          <w:b/>
+          <w:bCs/>
+        </w:rPr>
+        <w:t xml:space="preserve"> luôn đủ năm khóa:</w:t>
+      </w:r>
+      <w:r>
+        <w:t xml:space="preserve"> giao diện không phải đoán khóa nào có mặt; một </w:t>
+      </w:r>
+      <w:r>
+        <w:rPr>
+          <w:rFonts w:ascii="Consolas" w:eastAsia="Consolas" w:hAnsi="Consolas" w:cs="Consolas"/>
+        </w:rPr>
+        <w:t xml:space="preserve">Map</w:t>
+      </w:r>
+      <w:r>
+        <w:t xml:space="preserve"> chỉ có khóa khi có tài khoản ở trạng thái đó buộc mọi giao diện viết thêm </w:t>
+      </w:r>
+      <w:r>
+        <w:rPr>
+          <w:rFonts w:ascii="Consolas" w:eastAsia="Consolas" w:hAnsi="Consolas" w:cs="Consolas"/>
+        </w:rPr>
+        <w:t xml:space="preserve">?? 0</w:t>
+      </w:r>
+      <w:r>
+        <w:t xml:space="preserve">. Dùng </w:t>
+      </w:r>
+      <w:r>
+        <w:rPr>
+          <w:rFonts w:ascii="Consolas" w:eastAsia="Consolas" w:hAnsi="Consolas" w:cs="Consolas"/>
+        </w:rPr>
+        <w:t xml:space="preserve">LinkedHashMap</w:t>
+      </w:r>
+      <w:r>
+        <w:t xml:space="preserve"> để thứ tự theo enum </w:t>
+      </w:r>
+      <w:r>
+        <w:rPr>
+          <w:rFonts w:ascii="Consolas" w:eastAsia="Consolas" w:hAnsi="Consolas" w:cs="Consolas"/>
+        </w:rPr>
+        <w:t xml:space="preserve">AccountStatus</w:t>
+      </w:r>
+      <w:r>
+        <w:t xml:space="preserve">, không ngẫu nhiên.</w:t>
+      </w:r>
+    </w:p>
+    <w:p>
+      <w:pPr>
+        <w:pStyle w:val="ListParagraph"/>
+        <w:numPr>
+          <w:ilvl w:val="0"/>
+          <w:numId w:val="1"/>
+        </w:numPr>
+      </w:pPr>
+      <w:r>
+        <w:rPr>
+          <w:b/>
+          <w:bCs/>
+        </w:rPr>
+        <w:t xml:space="preserve">Bẫy, N+1:</w:t>
+      </w:r>
+      <w:r>
+        <w:t xml:space="preserve"> mỗi tài khoản tốn hai truy vấn (tình trạng sync, số thư). Với vài tài khoản thì không đáng kể; khi có hàng trăm người dùng thì phải thêm cách đọc theo lô. Đây là đánh đổi có ý thức, ghi ở Risks của design.</w:t>
+      </w:r>
+    </w:p>
+    <w:p>
+      <w:pPr>
+        <w:pStyle w:val="ListParagraph"/>
+        <w:numPr>
+          <w:ilvl w:val="0"/>
+          <w:numId w:val="1"/>
+        </w:numPr>
+      </w:pPr>
+      <w:r>
+        <w:rPr>
+          <w:b/>
+          <w:bCs/>
+        </w:rPr>
+        <w:t xml:space="preserve">Bẫy, test dùng chung database:</w:t>
+      </w:r>
+      <w:r>
+        <w:t xml:space="preserve"> các test của Sino chạy trên cùng một PostgreSQL (Testcontainers). Con số tổng quan đếm </w:t>
+      </w:r>
+      <w:r>
+        <w:rPr>
+          <w:b/>
+          <w:bCs/>
+        </w:rPr>
+        <w:t xml:space="preserve">mọi</w:t>
+      </w:r>
+      <w:r>
+        <w:t xml:space="preserve"> người dùng và tài khoản, nên </w:t>
+      </w:r>
+      <w:r>
+        <w:rPr>
+          <w:rFonts w:ascii="Consolas" w:eastAsia="Consolas" w:hAnsi="Consolas" w:cs="Consolas"/>
+        </w:rPr>
+        <w:t xml:space="preserve">AdminApiTests</w:t>
+      </w:r>
+      <w:r>
+        <w:t xml:space="preserve"> xóa dữ liệu trước mỗi test (như </w:t>
+      </w:r>
+      <w:r>
+        <w:rPr>
+          <w:rFonts w:ascii="Consolas" w:eastAsia="Consolas" w:hAnsi="Consolas" w:cs="Consolas"/>
+        </w:rPr>
+        <w:t xml:space="preserve">AccountsApiTests</w:t>
+      </w:r>
+      <w:r>
+        <w:t xml:space="preserve">). Các test của public API thì không xóa, mà chỉ nhìn những dòng chính nó tạo, vì xóa </w:t>
+      </w:r>
+      <w:r>
+        <w:rPr>
+          <w:rFonts w:ascii="Consolas" w:eastAsia="Consolas" w:hAnsi="Consolas" w:cs="Consolas"/>
+        </w:rPr>
+        <w:t xml:space="preserve">app_user</w:t>
+      </w:r>
+      <w:r>
+        <w:t xml:space="preserve"> có thể vướng khóa ngoại của bảng khác (</w:t>
+      </w:r>
+      <w:r>
+        <w:rPr>
+          <w:rFonts w:ascii="Consolas" w:eastAsia="Consolas" w:hAnsi="Consolas" w:cs="Consolas"/>
+        </w:rPr>
+        <w:t xml:space="preserve">task</w:t>
+      </w:r>
+      <w:r>
+        <w:t xml:space="preserve">).</w:t>
+      </w:r>
+    </w:p>
+    <w:p>
+      <w:pPr>
+        <w:pStyle w:val="Heading3"/>
+      </w:pPr>
+      <w:r>
+        <w:t xml:space="preserve">25.10 Kiểm chứng của BE-101</w:t>
+      </w:r>
+    </w:p>
+    <w:p>
+      <w:pPr>
+        <w:pStyle w:val="ListParagraph"/>
+        <w:numPr>
+          <w:ilvl w:val="0"/>
+          <w:numId w:val="1"/>
+        </w:numPr>
+      </w:pPr>
+      <w:r>
+        <w:rPr>
+          <w:rFonts w:ascii="Consolas" w:eastAsia="Consolas" w:hAnsi="Consolas" w:cs="Consolas"/>
+        </w:rPr>
+        <w:t xml:space="preserve">UserDirectoryServiceTests</w:t>
+      </w:r>
+      <w:r>
+        <w:t xml:space="preserve">, </w:t>
+      </w:r>
+      <w:r>
+        <w:rPr>
+          <w:rFonts w:ascii="Consolas" w:eastAsia="Consolas" w:hAnsi="Consolas" w:cs="Consolas"/>
+        </w:rPr>
+        <w:t xml:space="preserve">AccountRosterServiceTests</w:t>
+      </w:r>
+      <w:r>
+        <w:t xml:space="preserve"> (</w:t>
+      </w:r>
+      <w:r>
+        <w:rPr>
+          <w:rFonts w:ascii="Consolas" w:eastAsia="Consolas" w:hAnsi="Consolas" w:cs="Consolas"/>
+        </w:rPr>
+        <w:t xml:space="preserve">@DataJpaTest</w:t>
+      </w:r>
+      <w:r>
+        <w:t xml:space="preserve">), </w:t>
+      </w:r>
+      <w:r>
+        <w:rPr>
+          <w:rFonts w:ascii="Consolas" w:eastAsia="Consolas" w:hAnsi="Consolas" w:cs="Consolas"/>
+        </w:rPr>
+        <w:t xml:space="preserve">SyncStatusServiceTests</w:t>
+      </w:r>
+      <w:r>
+        <w:t xml:space="preserve"> (</w:t>
+      </w:r>
+      <w:r>
+        <w:rPr>
+          <w:rFonts w:ascii="Consolas" w:eastAsia="Consolas" w:hAnsi="Consolas" w:cs="Consolas"/>
+        </w:rPr>
+        <w:t xml:space="preserve">@JdbcTest</w:t>
+      </w:r>
+      <w:r>
+        <w:t xml:space="preserve">, ghi trạng thái bằng chính </w:t>
+      </w:r>
+      <w:r>
+        <w:rPr>
+          <w:rFonts w:ascii="Consolas" w:eastAsia="Consolas" w:hAnsi="Consolas" w:cs="Consolas"/>
+        </w:rPr>
+        <w:t xml:space="preserve">SyncCheckpoints</w:t>
+      </w:r>
+      <w:r>
+        <w:t xml:space="preserve"> của module </w:t>
+      </w:r>
+      <w:r>
+        <w:rPr>
+          <w:rFonts w:ascii="Consolas" w:eastAsia="Consolas" w:hAnsi="Consolas" w:cs="Consolas"/>
+        </w:rPr>
+        <w:t xml:space="preserve">sync</w:t>
+      </w:r>
+      <w:r>
+        <w:t xml:space="preserve">), </w:t>
+      </w:r>
+      <w:r>
+        <w:rPr>
+          <w:rFonts w:ascii="Consolas" w:eastAsia="Consolas" w:hAnsi="Consolas" w:cs="Consolas"/>
+        </w:rPr>
+        <w:t xml:space="preserve">AdminApiTests</w:t>
+      </w:r>
+      <w:r>
+        <w:t xml:space="preserve"> (cả ứng dụng, </w:t>
+      </w:r>
+      <w:r>
+        <w:rPr>
+          <w:rFonts w:ascii="Consolas" w:eastAsia="Consolas" w:hAnsi="Consolas" w:cs="Consolas"/>
+        </w:rPr>
+        <w:t xml:space="preserve">MockMvc</w:t>
+      </w:r>
+      <w:r>
+        <w:t xml:space="preserve">, thư lưu bằng </w:t>
+      </w:r>
+      <w:r>
+        <w:rPr>
+          <w:rFonts w:ascii="Consolas" w:eastAsia="Consolas" w:hAnsi="Consolas" w:cs="Consolas"/>
+        </w:rPr>
+        <w:t xml:space="preserve">ConversationStore</w:t>
+      </w:r>
+      <w:r>
+        <w:t xml:space="preserve"> thật).</w:t>
+      </w:r>
+    </w:p>
+    <w:p>
+      <w:pPr>
+        <w:pStyle w:val="ListParagraph"/>
+        <w:numPr>
+          <w:ilvl w:val="0"/>
+          <w:numId w:val="1"/>
+        </w:numPr>
+      </w:pPr>
+      <w:r>
+        <w:t xml:space="preserve">Test viết trước: sau bước "ba public API", test của chúng xanh còn </w:t>
+      </w:r>
+      <w:r>
+        <w:rPr>
+          <w:rFonts w:ascii="Consolas" w:eastAsia="Consolas" w:hAnsi="Consolas" w:cs="Consolas"/>
+        </w:rPr>
+        <w:t xml:space="preserve">AdminApiTests</w:t>
+      </w:r>
+      <w:r>
+        <w:t xml:space="preserve"> đỏ đúng 4 ca (</w:t>
+      </w:r>
+      <w:r>
+        <w:rPr>
+          <w:rFonts w:ascii="Consolas" w:eastAsia="Consolas" w:hAnsi="Consolas" w:cs="Consolas"/>
+        </w:rPr>
+        <w:t xml:space="preserve">404</w:t>
+      </w:r>
+      <w:r>
+        <w:t xml:space="preserve">, chưa có endpoint); sau bước "module admin" thì xanh.</w:t>
+      </w:r>
+    </w:p>
     <w:p/>
     <w:sectPr>
       <w:pgSz w:w="11906" w:h="16838"/>

--- a/docs/knowledge/phase-0-backend-foundation.docx
+++ b/docs/knowledge/phase-0-backend-foundation.docx
@@ -19106,6 +19106,276 @@
         <w:t xml:space="preserve">, chưa có endpoint); sau bước "module admin" thì xanh.</w:t>
       </w:r>
     </w:p>
+    <w:p>
+      <w:pPr>
+        <w:pStyle w:val="ListParagraph"/>
+        <w:numPr>
+          <w:ilvl w:val="0"/>
+          <w:numId w:val="1"/>
+        </w:numPr>
+      </w:pPr>
+      <w:r>
+        <w:t xml:space="preserve">Lúc nghiệm thu (BE-102), đối chiếu từng scenario của spec với test thì thấy thiếu ca "người dùng không có tài khoản nào đếm là 0". Test </w:t>
+      </w:r>
+      <w:r>
+        <w:rPr>
+          <w:rFonts w:ascii="Consolas" w:eastAsia="Consolas" w:hAnsi="Consolas" w:cs="Consolas"/>
+        </w:rPr>
+        <w:t xml:space="preserve">aUserWithoutAccountsCountsZero</w:t>
+      </w:r>
+      <w:r>
+        <w:t xml:space="preserve"> viết </w:t>
+      </w:r>
+      <w:r>
+        <w:rPr>
+          <w:b/>
+          <w:bCs/>
+        </w:rPr>
+        <w:t xml:space="preserve">sau</w:t>
+      </w:r>
+      <w:r>
+        <w:t xml:space="preserve"> code nên xanh ngay; để biết nó có thể đỏ, gài lỗi </w:t>
+      </w:r>
+      <w:r>
+        <w:rPr>
+          <w:rFonts w:ascii="Consolas" w:eastAsia="Consolas" w:hAnsi="Consolas" w:cs="Consolas"/>
+        </w:rPr>
+        <w:t xml:space="preserve">getOrDefault(user.id(), 1L)</w:t>
+      </w:r>
+      <w:r>
+        <w:t xml:space="preserve"> vào </w:t>
+      </w:r>
+      <w:r>
+        <w:rPr>
+          <w:rFonts w:ascii="Consolas" w:eastAsia="Consolas" w:hAnsi="Consolas" w:cs="Consolas"/>
+        </w:rPr>
+        <w:t xml:space="preserve">AdminQueries</w:t>
+      </w:r>
+      <w:r>
+        <w:t xml:space="preserve">: test đỏ, rồi trả code về như cũ.</w:t>
+      </w:r>
+    </w:p>
+    <w:p>
+      <w:pPr>
+        <w:pStyle w:val="Heading3"/>
+      </w:pPr>
+      <w:r>
+        <w:t xml:space="preserve">25.11 Tự kiểm tra phần admin</w:t>
+      </w:r>
+    </w:p>
+    <w:p>
+      <w:pPr>
+        <w:pStyle w:val="ListParagraph"/>
+        <w:numPr>
+          <w:ilvl w:val="0"/>
+          <w:numId w:val="103"/>
+        </w:numPr>
+      </w:pPr>
+      <w:r>
+        <w:t xml:space="preserve">Vì sao admin không phải là một dòng trong </w:t>
+      </w:r>
+      <w:r>
+        <w:rPr>
+          <w:rFonts w:ascii="Consolas" w:eastAsia="Consolas" w:hAnsi="Consolas" w:cs="Consolas"/>
+        </w:rPr>
+        <w:t xml:space="preserve">app_user</w:t>
+      </w:r>
+      <w:r>
+        <w:t xml:space="preserve">, và khi nào điều đó sẽ phải đổi?</w:t>
+      </w:r>
+    </w:p>
+    <w:p>
+      <w:pPr>
+        <w:pStyle w:val="ListParagraph"/>
+        <w:numPr>
+          <w:ilvl w:val="0"/>
+          <w:numId w:val="103"/>
+        </w:numPr>
+      </w:pPr>
+      <w:r>
+        <w:t xml:space="preserve">Admin gửi </w:t>
+      </w:r>
+      <w:r>
+        <w:rPr>
+          <w:rFonts w:ascii="Consolas" w:eastAsia="Consolas" w:hAnsi="Consolas" w:cs="Consolas"/>
+        </w:rPr>
+        <w:t xml:space="preserve">rememberMe: true</w:t>
+      </w:r>
+      <w:r>
+        <w:t xml:space="preserve"> thì điều gì xảy ra, và luật đó nằm ở lớp nào?</w:t>
+      </w:r>
+    </w:p>
+    <w:p>
+      <w:pPr>
+        <w:pStyle w:val="ListParagraph"/>
+        <w:numPr>
+          <w:ilvl w:val="0"/>
+          <w:numId w:val="103"/>
+        </w:numPr>
+      </w:pPr>
+      <w:r>
+        <w:t xml:space="preserve">Đổi thứ tự hai quy tắc </w:t>
+      </w:r>
+      <w:r>
+        <w:rPr>
+          <w:rFonts w:ascii="Consolas" w:eastAsia="Consolas" w:hAnsi="Consolas" w:cs="Consolas"/>
+        </w:rPr>
+        <w:t xml:space="preserve">/api/admin/**</w:t>
+      </w:r>
+      <w:r>
+        <w:t xml:space="preserve"> và </w:t>
+      </w:r>
+      <w:r>
+        <w:rPr>
+          <w:rFonts w:ascii="Consolas" w:eastAsia="Consolas" w:hAnsi="Consolas" w:cs="Consolas"/>
+        </w:rPr>
+        <w:t xml:space="preserve">/api/**</w:t>
+      </w:r>
+      <w:r>
+        <w:t xml:space="preserve"> trong </w:t>
+      </w:r>
+      <w:r>
+        <w:rPr>
+          <w:rFonts w:ascii="Consolas" w:eastAsia="Consolas" w:hAnsi="Consolas" w:cs="Consolas"/>
+        </w:rPr>
+        <w:t xml:space="preserve">SecurityConfig</w:t>
+      </w:r>
+      <w:r>
+        <w:t xml:space="preserve"> thì admin gặp gì?</w:t>
+      </w:r>
+    </w:p>
+    <w:p>
+      <w:pPr>
+        <w:pStyle w:val="ListParagraph"/>
+        <w:numPr>
+          <w:ilvl w:val="0"/>
+          <w:numId w:val="103"/>
+        </w:numPr>
+      </w:pPr>
+      <w:r>
+        <w:t xml:space="preserve">Vì sao Sino chặn admin khỏi API của owner bằng "không phải ADMIN" chứ chưa dùng "phải là OWNER"? Cái giá phải trả là gì?</w:t>
+      </w:r>
+    </w:p>
+    <w:p>
+      <w:pPr>
+        <w:pStyle w:val="ListParagraph"/>
+        <w:numPr>
+          <w:ilvl w:val="0"/>
+          <w:numId w:val="103"/>
+        </w:numPr>
+      </w:pPr>
+      <w:r>
+        <w:t xml:space="preserve">Owner chỉ còn cookie ghi nhớ (phiên đã hết) gọi </w:t>
+      </w:r>
+      <w:r>
+        <w:rPr>
+          <w:rFonts w:ascii="Consolas" w:eastAsia="Consolas" w:hAnsi="Consolas" w:cs="Consolas"/>
+        </w:rPr>
+        <w:t xml:space="preserve">/api/admin/me</w:t>
+      </w:r>
+      <w:r>
+        <w:t xml:space="preserve"> thì nhận </w:t>
+      </w:r>
+      <w:r>
+        <w:rPr>
+          <w:rFonts w:ascii="Consolas" w:eastAsia="Consolas" w:hAnsi="Consolas" w:cs="Consolas"/>
+        </w:rPr>
+        <w:t xml:space="preserve">401</w:t>
+      </w:r>
+      <w:r>
+        <w:t xml:space="preserve"> hay </w:t>
+      </w:r>
+      <w:r>
+        <w:rPr>
+          <w:rFonts w:ascii="Consolas" w:eastAsia="Consolas" w:hAnsi="Consolas" w:cs="Consolas"/>
+        </w:rPr>
+        <w:t xml:space="preserve">403</w:t>
+      </w:r>
+      <w:r>
+        <w:t xml:space="preserve">, và vì sao?</w:t>
+      </w:r>
+    </w:p>
+    <w:p>
+      <w:pPr>
+        <w:pStyle w:val="ListParagraph"/>
+        <w:numPr>
+          <w:ilvl w:val="0"/>
+          <w:numId w:val="103"/>
+        </w:numPr>
+      </w:pPr>
+      <w:r>
+        <w:t xml:space="preserve">Vì sao module </w:t>
+      </w:r>
+      <w:r>
+        <w:rPr>
+          <w:rFonts w:ascii="Consolas" w:eastAsia="Consolas" w:hAnsi="Consolas" w:cs="Consolas"/>
+        </w:rPr>
+        <w:t xml:space="preserve">admin</w:t>
+      </w:r>
+      <w:r>
+        <w:t xml:space="preserve"> không viết SQL đọc thẳng bảng </w:t>
+      </w:r>
+      <w:r>
+        <w:rPr>
+          <w:rFonts w:ascii="Consolas" w:eastAsia="Consolas" w:hAnsi="Consolas" w:cs="Consolas"/>
+        </w:rPr>
+        <w:t xml:space="preserve">sync_checkpoint</w:t>
+      </w:r>
+      <w:r>
+        <w:t xml:space="preserve">, dù như vậy nhanh hơn?</w:t>
+      </w:r>
+    </w:p>
+    <w:p>
+      <w:pPr>
+        <w:pStyle w:val="ListParagraph"/>
+        <w:numPr>
+          <w:ilvl w:val="0"/>
+          <w:numId w:val="103"/>
+        </w:numPr>
+      </w:pPr>
+      <w:r>
+        <w:t xml:space="preserve">Vì sao </w:t>
+      </w:r>
+      <w:r>
+        <w:rPr>
+          <w:rFonts w:ascii="Consolas" w:eastAsia="Consolas" w:hAnsi="Consolas" w:cs="Consolas"/>
+        </w:rPr>
+        <w:t xml:space="preserve">UserSummary.status</w:t>
+      </w:r>
+      <w:r>
+        <w:t xml:space="preserve"> là chữ mà không phải enum </w:t>
+      </w:r>
+      <w:r>
+        <w:rPr>
+          <w:rFonts w:ascii="Consolas" w:eastAsia="Consolas" w:hAnsi="Consolas" w:cs="Consolas"/>
+        </w:rPr>
+        <w:t xml:space="preserve">UserStatus</w:t>
+      </w:r>
+      <w:r>
+        <w:t xml:space="preserve">?</w:t>
+      </w:r>
+    </w:p>
+    <w:p>
+      <w:pPr>
+        <w:pStyle w:val="ListParagraph"/>
+        <w:numPr>
+          <w:ilvl w:val="0"/>
+          <w:numId w:val="103"/>
+        </w:numPr>
+      </w:pPr>
+      <w:r>
+        <w:t xml:space="preserve">Test </w:t>
+      </w:r>
+      <w:r>
+        <w:rPr>
+          <w:rFonts w:ascii="Consolas" w:eastAsia="Consolas" w:hAnsi="Consolas" w:cs="Consolas"/>
+        </w:rPr>
+        <w:t xml:space="preserve">noAnswerCarriesTheMailItself</w:t>
+      </w:r>
+      <w:r>
+        <w:t xml:space="preserve"> bảo vệ điều gì, và vì sao điều đó quan trọng với việc Google thẩm định Sino?</w:t>
+      </w:r>
+    </w:p>
     <w:p/>
     <w:sectPr>
       <w:pgSz w:w="11906" w:h="16838"/>
@@ -19269,6 +19539,24 @@
     </w:lvlOverride>
   </w:num>
   <w:num w:numId="102">
+    <w:abstractNumId w:val="1"/>
+    <w:lvlOverride w:ilvl="0">
+      <w:startOverride w:val="1"/>
+    </w:lvlOverride>
+    <w:lvlOverride w:ilvl="1">
+      <w:startOverride w:val="1"/>
+    </w:lvlOverride>
+    <w:lvlOverride w:ilvl="2">
+      <w:startOverride w:val="1"/>
+    </w:lvlOverride>
+    <w:lvlOverride w:ilvl="3">
+      <w:startOverride w:val="1"/>
+    </w:lvlOverride>
+    <w:lvlOverride w:ilvl="4">
+      <w:startOverride w:val="1"/>
+    </w:lvlOverride>
+  </w:num>
+  <w:num w:numId="103">
     <w:abstractNumId w:val="1"/>
     <w:lvlOverride w:ilvl="0">
       <w:startOverride w:val="1"/>
